--- a/frontend/src/廠商投標表單(開口)/[開口契約]投標須知-工程會114.7.3版.docx
+++ b/frontend/src/廠商投標表單(開口)/[開口契約]投標須知-工程會114.7.3版.docx
@@ -10070,31 +10070,7 @@
         <w:rPr>
           <w:spacing w:val="0"/>
         </w:rPr>
-        <w:instrText xml:space="preserve"> HYPERLINK "https://web.pcc.gov.tw/</w:instrText>
-      </w:r>
-      <w:r>
-        <w:rPr>
-          <w:spacing w:val="0"/>
-        </w:rPr>
-        <w:instrText>常用查詢</w:instrText>
-      </w:r>
-      <w:r>
-        <w:rPr>
-          <w:spacing w:val="0"/>
-        </w:rPr>
-        <w:instrText>/</w:instrText>
-      </w:r>
-      <w:r>
-        <w:rPr>
-          <w:spacing w:val="0"/>
-        </w:rPr>
-        <w:instrText>優良廠商名單</w:instrText>
-      </w:r>
-      <w:r>
-        <w:rPr>
-          <w:spacing w:val="0"/>
-        </w:rPr>
-        <w:instrText xml:space="preserve">/" </w:instrText>
+        <w:instrText xml:space="preserve"> HYPERLINK "https://web.pcc.gov.tw/常用查詢/優良廠商名單/" </w:instrText>
       </w:r>
       <w:r>
         <w:rPr>
@@ -10790,18 +10766,7 @@
           <w:szCs w:val="28"/>
           <w:highlight w:val="yellow"/>
         </w:rPr>
-        <w:t>不</w:t>
-      </w:r>
-      <w:bookmarkStart w:id="8" w:name="_GoBack"/>
-      <w:bookmarkEnd w:id="8"/>
-      <w:r>
-        <w:rPr>
-          <w:rFonts w:ascii="標楷體" w:hAnsi="標楷體"/>
-          <w:color w:val="FF0000"/>
-          <w:szCs w:val="28"/>
-          <w:highlight w:val="yellow"/>
-        </w:rPr>
-        <w:t>可撤銷擔保信用狀、銀行之書面連帶保證或保險公司之保證保險單繳納</w:t>
+        <w:t>不可撤銷擔保信用狀、銀行之書面連帶保證或保險公司之保證保險單繳納</w:t>
       </w:r>
       <w:proofErr w:type="gramStart"/>
       <w:r>
@@ -10928,7 +10893,6 @@
         <w:ind w:leftChars="342" w:left="958" w:firstLine="0"/>
         <w:jc w:val="both"/>
         <w:rPr>
-          <w:rFonts w:hint="eastAsia"/>
           <w:color w:val="FF0000"/>
           <w:szCs w:val="28"/>
           <w:u w:val="single"/>
@@ -12130,7 +12094,7 @@
         </w:rPr>
         <w:t>%)：</w:t>
       </w:r>
-      <w:bookmarkStart w:id="9" w:name="_Hlk153957504"/>
+      <w:bookmarkStart w:id="8" w:name="_Hlk153957504"/>
       <w:r>
         <w:rPr>
           <w:rFonts w:hint="eastAsia"/>
@@ -12213,7 +12177,7 @@
         </w:rPr>
         <w:t>繳額度之50%。</w:t>
       </w:r>
-      <w:bookmarkEnd w:id="9"/>
+      <w:bookmarkEnd w:id="8"/>
     </w:p>
     <w:p>
       <w:pPr>
@@ -12947,49 +12911,7 @@
           <w:rStyle w:val="aa"/>
           <w:spacing w:val="0"/>
         </w:rPr>
-        <w:instrText xml:space="preserve"> HYPERLINK "https://web.pcc.gov.tw/</w:instrText>
-      </w:r>
-      <w:r>
-        <w:rPr>
-          <w:rStyle w:val="aa"/>
-          <w:spacing w:val="0"/>
-        </w:rPr>
-        <w:instrText>查詢服務</w:instrText>
-      </w:r>
-      <w:r>
-        <w:rPr>
-          <w:rStyle w:val="aa"/>
-          <w:spacing w:val="0"/>
-        </w:rPr>
-        <w:instrText>/</w:instrText>
-      </w:r>
-      <w:r>
-        <w:rPr>
-          <w:rStyle w:val="aa"/>
-          <w:spacing w:val="0"/>
-        </w:rPr>
-        <w:instrText>廠商相關</w:instrText>
-      </w:r>
-      <w:r>
-        <w:rPr>
-          <w:rStyle w:val="aa"/>
-          <w:spacing w:val="0"/>
-        </w:rPr>
-        <w:instrText>/</w:instrText>
-      </w:r>
-      <w:r>
-        <w:rPr>
-          <w:rStyle w:val="aa"/>
-          <w:spacing w:val="0"/>
-        </w:rPr>
-        <w:instrText>優良廠商名單</w:instrText>
-      </w:r>
-      <w:r>
-        <w:rPr>
-          <w:rStyle w:val="aa"/>
-          <w:spacing w:val="0"/>
-        </w:rPr>
-        <w:instrText xml:space="preserve">/" </w:instrText>
+        <w:instrText xml:space="preserve"> HYPERLINK "https://web.pcc.gov.tw/查詢服務/廠商相關/優良廠商名單/" </w:instrText>
       </w:r>
       <w:r>
         <w:rPr>
@@ -17423,35 +17345,7 @@
           <w:spacing w:val="0"/>
           <w:u w:val="single"/>
         </w:rPr>
-        <w:instrText xml:space="preserve"> HYPERLINK "https://web.pcc.gov.tw</w:instrText>
-      </w:r>
-      <w:r>
-        <w:rPr>
-          <w:spacing w:val="0"/>
-          <w:u w:val="single"/>
-        </w:rPr>
-        <w:instrText>）</w:instrText>
-      </w:r>
-      <w:r>
-        <w:rPr>
-          <w:spacing w:val="0"/>
-          <w:u w:val="single"/>
-        </w:rPr>
-        <w:instrText>/</w:instrText>
-      </w:r>
-      <w:r>
-        <w:rPr>
-          <w:spacing w:val="0"/>
-          <w:u w:val="single"/>
-        </w:rPr>
-        <w:instrText>相關連結</w:instrText>
-      </w:r>
-      <w:r>
-        <w:rPr>
-          <w:spacing w:val="0"/>
-          <w:u w:val="single"/>
-        </w:rPr>
-        <w:instrText xml:space="preserve">/" </w:instrText>
+        <w:instrText xml:space="preserve"> HYPERLINK "https://web.pcc.gov.tw）/相關連結/" </w:instrText>
       </w:r>
       <w:r>
         <w:rPr>
@@ -18744,7 +18638,7 @@
         <w:ind w:left="1134" w:firstLine="4"/>
         <w:jc w:val="both"/>
       </w:pPr>
-      <w:bookmarkStart w:id="10" w:name="_Hlk93997091"/>
+      <w:bookmarkStart w:id="9" w:name="_Hlk93997091"/>
       <w:r>
         <w:rPr>
           <w:rFonts w:hint="eastAsia"/>
@@ -18753,7 +18647,7 @@
         </w:rPr>
         <w:t>■</w:t>
       </w:r>
-      <w:bookmarkEnd w:id="10"/>
+      <w:bookmarkEnd w:id="9"/>
       <w:r>
         <w:rPr>
           <w:rFonts w:hint="eastAsia"/>
@@ -19556,30 +19450,28 @@
         <w:rPr>
           <w:spacing w:val="0"/>
         </w:rPr>
-        <w:t>電子領標廠商之投標封附上該標案之領標電子憑據書面明細，</w:t>
-      </w:r>
-      <w:r>
-        <w:rPr>
-          <w:rFonts w:hint="eastAsia"/>
-          <w:spacing w:val="0"/>
-        </w:rPr>
-        <w:t>未</w:t>
-      </w:r>
-      <w:proofErr w:type="gramStart"/>
-      <w:r>
-        <w:rPr>
-          <w:rFonts w:hint="eastAsia"/>
-          <w:spacing w:val="0"/>
-        </w:rPr>
-        <w:t>檢附者</w:t>
-      </w:r>
-      <w:proofErr w:type="gramEnd"/>
-      <w:r>
-        <w:rPr>
-          <w:rFonts w:hint="eastAsia"/>
-          <w:spacing w:val="0"/>
-        </w:rPr>
-        <w:t>，依採購法第50條第1項規定，不予決標</w:t>
+        <w:t>電子領標廠商之投標</w:t>
+      </w:r>
+      <w:r>
+        <w:rPr>
+          <w:spacing w:val="0"/>
+        </w:rPr>
+        <w:t>應檢附</w:t>
+      </w:r>
+      <w:bookmarkStart w:id="10" w:name="_GoBack"/>
+      <w:bookmarkEnd w:id="10"/>
+      <w:r>
+        <w:rPr>
+          <w:spacing w:val="0"/>
+        </w:rPr>
+        <w:t>該標案之領標電子憑據書面明細，</w:t>
+      </w:r>
+      <w:r>
+        <w:rPr>
+          <w:rFonts w:hint="eastAsia"/>
+          <w:spacing w:val="0"/>
+        </w:rPr>
+        <w:t>未檢附者，依採購法第50條第1項規定，不予決標</w:t>
       </w:r>
       <w:r>
         <w:rPr>
@@ -21903,7 +21795,7 @@
         <w:rFonts w:ascii="全真楷書"/>
         <w:noProof/>
       </w:rPr>
-      <w:t>14</w:t>
+      <w:t>23</w:t>
     </w:r>
     <w:r>
       <w:rPr>
@@ -24162,7 +24054,7 @@
 </file>
 
 <file path=customXml/itemProps1.xml><?xml version="1.0" encoding="utf-8"?>
-<ds:datastoreItem xmlns:ds="http://schemas.openxmlformats.org/officeDocument/2006/customXml" ds:itemID="{4323EBBC-B5E0-43DB-97B6-4AB03328E17C}">
+<ds:datastoreItem xmlns:ds="http://schemas.openxmlformats.org/officeDocument/2006/customXml" ds:itemID="{238A0BA6-11B7-4953-86A0-B112A95D2D74}">
   <ds:schemaRefs>
     <ds:schemaRef ds:uri="http://schemas.openxmlformats.org/officeDocument/2006/bibliography"/>
   </ds:schemaRefs>

--- a/frontend/src/廠商投標表單(開口)/[開口契約]投標須知-工程會114.7.3版.docx
+++ b/frontend/src/廠商投標表單(開口)/[開口契約]投標須知-工程會114.7.3版.docx
@@ -93,7 +93,7 @@
           <w:b/>
           <w:szCs w:val="24"/>
         </w:rPr>
-        <w:t>3.28</w:t>
+        <w:t>7.3</w:t>
       </w:r>
       <w:r>
         <w:rPr>
@@ -18638,15 +18638,33 @@
         <w:ind w:left="1134" w:firstLine="4"/>
         <w:jc w:val="both"/>
       </w:pPr>
-      <w:bookmarkStart w:id="9" w:name="_Hlk93997091"/>
-      <w:r>
-        <w:rPr>
-          <w:rFonts w:hint="eastAsia"/>
-          <w:color w:val="FF0000"/>
-          <w:szCs w:val="28"/>
-        </w:rPr>
-        <w:t>■</w:t>
-      </w:r>
+      <w:r>
+        <w:rPr>
+          <w:rFonts w:hint="eastAsia"/>
+          <w:bCs/>
+          <w:szCs w:val="28"/>
+        </w:rPr>
+        <w:t>除前項所列者外，屬營造業法第3條第1款之營</w:t>
+      </w:r>
+      <w:proofErr w:type="gramStart"/>
+      <w:r>
+        <w:rPr>
+          <w:rFonts w:hint="eastAsia"/>
+          <w:bCs/>
+          <w:szCs w:val="28"/>
+        </w:rPr>
+        <w:t>繕</w:t>
+      </w:r>
+      <w:proofErr w:type="gramEnd"/>
+      <w:r>
+        <w:rPr>
+          <w:rFonts w:hint="eastAsia"/>
+          <w:bCs/>
+          <w:szCs w:val="28"/>
+        </w:rPr>
+        <w:t>工程，且得標廠商為營造業者，其主</w:t>
+      </w:r>
+      <w:bookmarkStart w:id="9" w:name="_GoBack"/>
       <w:bookmarkEnd w:id="9"/>
       <w:r>
         <w:rPr>
@@ -18654,25 +18672,7 @@
           <w:bCs/>
           <w:szCs w:val="28"/>
         </w:rPr>
-        <w:t>除前項所列者外，屬營造業法第3條第1款之營</w:t>
-      </w:r>
-      <w:proofErr w:type="gramStart"/>
-      <w:r>
-        <w:rPr>
-          <w:rFonts w:hint="eastAsia"/>
-          <w:bCs/>
-          <w:szCs w:val="28"/>
-        </w:rPr>
-        <w:t>繕</w:t>
-      </w:r>
-      <w:proofErr w:type="gramEnd"/>
-      <w:r>
-        <w:rPr>
-          <w:rFonts w:hint="eastAsia"/>
-          <w:bCs/>
-          <w:szCs w:val="28"/>
-        </w:rPr>
-        <w:t>工程，且得標廠商為營造業者，其主要部分尚包括：工地主任、工地負責人、專任工程人員、安全衛生</w:t>
+        <w:t>要部分尚包括：工地主任、工地負責人、專任工程人員、安全衛生</w:t>
       </w:r>
       <w:proofErr w:type="gramStart"/>
       <w:r>
@@ -19458,8 +19458,6 @@
         </w:rPr>
         <w:t>應檢附</w:t>
       </w:r>
-      <w:bookmarkStart w:id="10" w:name="_GoBack"/>
-      <w:bookmarkEnd w:id="10"/>
       <w:r>
         <w:rPr>
           <w:spacing w:val="0"/>
@@ -21795,7 +21793,7 @@
         <w:rFonts w:ascii="全真楷書"/>
         <w:noProof/>
       </w:rPr>
-      <w:t>23</w:t>
+      <w:t>22</w:t>
     </w:r>
     <w:r>
       <w:rPr>
@@ -24054,7 +24052,7 @@
 </file>
 
 <file path=customXml/itemProps1.xml><?xml version="1.0" encoding="utf-8"?>
-<ds:datastoreItem xmlns:ds="http://schemas.openxmlformats.org/officeDocument/2006/customXml" ds:itemID="{238A0BA6-11B7-4953-86A0-B112A95D2D74}">
+<ds:datastoreItem xmlns:ds="http://schemas.openxmlformats.org/officeDocument/2006/customXml" ds:itemID="{6678FCAE-2246-4537-9FCD-1AFFA61A27BE}">
   <ds:schemaRefs>
     <ds:schemaRef ds:uri="http://schemas.openxmlformats.org/officeDocument/2006/bibliography"/>
   </ds:schemaRefs>

--- a/frontend/src/廠商投標表單(開口)/[開口契約]投標須知-工程會114.7.3版.docx
+++ b/frontend/src/廠商投標表單(開口)/[開口契約]投標須知-工程會114.7.3版.docx
@@ -18662,17 +18662,7 @@
           <w:bCs/>
           <w:szCs w:val="28"/>
         </w:rPr>
-        <w:t>工程，且得標廠商為營造業者，其主</w:t>
-      </w:r>
-      <w:bookmarkStart w:id="9" w:name="_GoBack"/>
-      <w:bookmarkEnd w:id="9"/>
-      <w:r>
-        <w:rPr>
-          <w:rFonts w:hint="eastAsia"/>
-          <w:bCs/>
-          <w:szCs w:val="28"/>
-        </w:rPr>
-        <w:t>要部分尚包括：工地主任、工地負責人、專任工程人員、安全衛生</w:t>
+        <w:t>工程，且得標廠商為營造業者，其主要部分尚包括：工地主任、工地負責人、專任工程人員、安全衛生</w:t>
       </w:r>
       <w:proofErr w:type="gramStart"/>
       <w:r>
@@ -19469,7 +19459,23 @@
           <w:rFonts w:hint="eastAsia"/>
           <w:spacing w:val="0"/>
         </w:rPr>
-        <w:t>未檢附者，依採購法第50條第1項規定，不予決標</w:t>
+        <w:t>未</w:t>
+      </w:r>
+      <w:proofErr w:type="gramStart"/>
+      <w:r>
+        <w:rPr>
+          <w:rFonts w:hint="eastAsia"/>
+          <w:spacing w:val="0"/>
+        </w:rPr>
+        <w:t>檢附者</w:t>
+      </w:r>
+      <w:proofErr w:type="gramEnd"/>
+      <w:r>
+        <w:rPr>
+          <w:rFonts w:hint="eastAsia"/>
+          <w:spacing w:val="0"/>
+        </w:rPr>
+        <w:t>，依採購法第50條第1項規定，不予決標</w:t>
       </w:r>
       <w:r>
         <w:rPr>
@@ -19477,6 +19483,13 @@
         </w:rPr>
         <w:t>。</w:t>
       </w:r>
+    </w:p>
+    <w:p>
+      <w:pPr>
+        <w:pStyle w:val="7"/>
+        <w:ind w:left="1134" w:firstLine="0"/>
+        <w:jc w:val="both"/>
+      </w:pPr>
       <w:r>
         <w:rPr>
           <w:rFonts w:hint="eastAsia"/>
@@ -19557,6 +19570,7 @@
           <w:color w:val="FF0000"/>
           <w:szCs w:val="28"/>
         </w:rPr>
+        <w:lastRenderedPageBreak/>
         <w:t>■</w:t>
       </w:r>
       <w:r>
@@ -19584,7 +19598,6 @@
         <w:rPr>
           <w:spacing w:val="0"/>
         </w:rPr>
-        <w:lastRenderedPageBreak/>
         <w:t>全份招標文件包括：</w:t>
       </w:r>
       <w:proofErr w:type="gramStart"/>
@@ -19769,21 +19782,33 @@
         </w:rPr>
         <w:t>(</w:t>
       </w:r>
-      <w:proofErr w:type="gramStart"/>
-      <w:r>
-        <w:rPr>
-          <w:rFonts w:hint="eastAsia"/>
-          <w:color w:val="FF0000"/>
-        </w:rPr>
-        <w:t>須蓋投標</w:t>
-      </w:r>
-      <w:proofErr w:type="gramEnd"/>
-      <w:r>
-        <w:rPr>
-          <w:rFonts w:hint="eastAsia"/>
-          <w:color w:val="FF0000"/>
-        </w:rPr>
-        <w:t>廠商章及負責人章方為有效</w:t>
+      <w:r>
+        <w:rPr>
+          <w:rFonts w:hint="eastAsia"/>
+          <w:color w:val="FF0000"/>
+        </w:rPr>
+        <w:t>投標廠商</w:t>
+      </w:r>
+      <w:r>
+        <w:rPr>
+          <w:rFonts w:hint="eastAsia"/>
+          <w:color w:val="FF0000"/>
+        </w:rPr>
+        <w:t>負責人</w:t>
+      </w:r>
+      <w:r>
+        <w:rPr>
+          <w:rFonts w:hint="eastAsia"/>
+          <w:color w:val="FF0000"/>
+        </w:rPr>
+        <w:t>需簽名或蓋章</w:t>
+      </w:r>
+      <w:r>
+        <w:rPr>
+          <w:rFonts w:hint="eastAsia"/>
+          <w:color w:val="FF0000"/>
+        </w:rPr>
+        <w:t>方為有效</w:t>
       </w:r>
       <w:r>
         <w:rPr>
@@ -20538,24 +20563,6 @@
           <w:spacing w:val="0"/>
         </w:rPr>
         <w:t>■標單。</w:t>
-      </w:r>
-    </w:p>
-    <w:p>
-      <w:pPr>
-        <w:pStyle w:val="7"/>
-        <w:ind w:leftChars="708" w:left="2081" w:hangingChars="32" w:hanging="99"/>
-        <w:jc w:val="both"/>
-        <w:textDirection w:val="lrTbV"/>
-        <w:rPr>
-          <w:spacing w:val="0"/>
-        </w:rPr>
-      </w:pPr>
-      <w:r>
-        <w:rPr>
-          <w:rFonts w:ascii="Times New Roman" w:hAnsi="Times New Roman" w:hint="eastAsia"/>
-          <w:color w:val="FF0000"/>
-        </w:rPr>
-        <w:t>■採購契約範本附記條款特別聲明。</w:t>
       </w:r>
     </w:p>
     <w:p>
@@ -20572,6 +20579,8 @@
           <w:spacing w:val="0"/>
         </w:rPr>
       </w:pPr>
+      <w:bookmarkStart w:id="9" w:name="_GoBack"/>
+      <w:bookmarkEnd w:id="9"/>
       <w:r>
         <w:t>投標</w:t>
       </w:r>
@@ -20644,15 +20653,8 @@
           <w:rFonts w:hint="eastAsia"/>
           <w:spacing w:val="0"/>
         </w:rPr>
-        <w:t>涉及未得標廠商投標文件著作財產權，機關如欲使用該等文件，應</w:t>
-      </w:r>
-      <w:r>
-        <w:rPr>
-          <w:rFonts w:hint="eastAsia"/>
-          <w:spacing w:val="0"/>
-        </w:rPr>
         <w:lastRenderedPageBreak/>
-        <w:t>經該廠商同意無償授權機關使用，或由機關給予報酬後，於彼此約定範圍內使用。</w:t>
+        <w:t>涉及未得標廠商投標文件著作財產權，機關如欲使用該等文件，應經該廠商同意無償授權機關使用，或由機關給予報酬後，於彼此約定範圍內使用。</w:t>
       </w:r>
     </w:p>
     <w:p>
@@ -21793,7 +21795,7 @@
         <w:rFonts w:ascii="全真楷書"/>
         <w:noProof/>
       </w:rPr>
-      <w:t>22</w:t>
+      <w:t>23</w:t>
     </w:r>
     <w:r>
       <w:rPr>
@@ -24052,7 +24054,7 @@
 </file>
 
 <file path=customXml/itemProps1.xml><?xml version="1.0" encoding="utf-8"?>
-<ds:datastoreItem xmlns:ds="http://schemas.openxmlformats.org/officeDocument/2006/customXml" ds:itemID="{6678FCAE-2246-4537-9FCD-1AFFA61A27BE}">
+<ds:datastoreItem xmlns:ds="http://schemas.openxmlformats.org/officeDocument/2006/customXml" ds:itemID="{D4890554-5FBA-4724-8CAE-33E3FC02E50E}">
   <ds:schemaRefs>
     <ds:schemaRef ds:uri="http://schemas.openxmlformats.org/officeDocument/2006/bibliography"/>
   </ds:schemaRefs>

--- a/frontend/src/廠商投標表單(開口)/[開口契約]投標須知-工程會114.7.3版.docx
+++ b/frontend/src/廠商投標表單(開口)/[開口契約]投標須知-工程會114.7.3版.docx
@@ -140,21 +140,7 @@
         <w:rPr>
           <w:spacing w:val="0"/>
         </w:rPr>
-        <w:t>各項內含選項者，由機關擇符合本採購案</w:t>
-      </w:r>
-      <w:proofErr w:type="gramStart"/>
-      <w:r>
-        <w:rPr>
-          <w:spacing w:val="0"/>
-        </w:rPr>
-        <w:t>者勾填</w:t>
-      </w:r>
-      <w:proofErr w:type="gramEnd"/>
-      <w:r>
-        <w:rPr>
-          <w:spacing w:val="0"/>
-        </w:rPr>
-        <w:t>。</w:t>
+        <w:t>各項內含選項者，由機關擇符合本採購案者勾填。</w:t>
       </w:r>
     </w:p>
     <w:p>
@@ -274,7 +260,6 @@
         </w:rPr>
         <w:t xml:space="preserve">    </w:t>
       </w:r>
-      <w:proofErr w:type="gramStart"/>
       <w:r>
         <w:rPr>
           <w:rFonts w:hint="eastAsia"/>
@@ -282,7 +267,6 @@
         </w:rPr>
         <w:t>█</w:t>
       </w:r>
-      <w:proofErr w:type="gramEnd"/>
       <w:r>
         <w:rPr>
           <w:spacing w:val="0"/>
@@ -681,7 +665,6 @@
       <w:r>
         <w:t xml:space="preserve">   </w:t>
       </w:r>
-      <w:proofErr w:type="gramStart"/>
       <w:r>
         <w:rPr>
           <w:rFonts w:hint="eastAsia"/>
@@ -689,7 +672,6 @@
         </w:rPr>
         <w:t>█</w:t>
       </w:r>
-      <w:proofErr w:type="gramEnd"/>
       <w:r>
         <w:rPr>
           <w:spacing w:val="0"/>
@@ -714,35 +696,7 @@
         <w:rPr>
           <w:spacing w:val="4"/>
         </w:rPr>
-        <w:t>本採購預算金額(</w:t>
-      </w:r>
-      <w:proofErr w:type="gramStart"/>
-      <w:r>
-        <w:rPr>
-          <w:spacing w:val="4"/>
-        </w:rPr>
-        <w:t>不</w:t>
-      </w:r>
-      <w:proofErr w:type="gramEnd"/>
-      <w:r>
-        <w:rPr>
-          <w:spacing w:val="4"/>
-        </w:rPr>
-        <w:t>公告</w:t>
-      </w:r>
-      <w:proofErr w:type="gramStart"/>
-      <w:r>
-        <w:rPr>
-          <w:spacing w:val="4"/>
-        </w:rPr>
-        <w:t>者免填</w:t>
-      </w:r>
-      <w:proofErr w:type="gramEnd"/>
-      <w:r>
-        <w:rPr>
-          <w:spacing w:val="4"/>
-        </w:rPr>
-        <w:t>；但依「投標廠商資格與特殊或巨額採購認定標準」第5條第3項規定辦理者，或屬公告金額以上採購之公開招標、選擇性招標及限制性招標之公開評選，除轉售或供製造加工後轉售之採購、預算金額涉及商業機密或機關認為不宜公開外，應公開預算金額)：</w:t>
+        <w:t>本採購預算金額(不公告者免填；但依「投標廠商資格與特殊或巨額採購認定標準」第5條第3項規定辦理者，或屬公告金額以上採購之公開招標、選擇性招標及限制性招標之公開評選，除轉售或供製造加工後轉售之採購、預算金額涉及商業機密或機關認為不宜公開外，應公開預算金額)：</w:t>
       </w:r>
       <w:r>
         <w:rPr>
@@ -794,35 +748,7 @@
         <w:rPr>
           <w:spacing w:val="0"/>
         </w:rPr>
-        <w:t>本採購預計金額(</w:t>
-      </w:r>
-      <w:proofErr w:type="gramStart"/>
-      <w:r>
-        <w:rPr>
-          <w:spacing w:val="0"/>
-        </w:rPr>
-        <w:t>不</w:t>
-      </w:r>
-      <w:proofErr w:type="gramEnd"/>
-      <w:r>
-        <w:rPr>
-          <w:spacing w:val="0"/>
-        </w:rPr>
-        <w:t>公告</w:t>
-      </w:r>
-      <w:proofErr w:type="gramStart"/>
-      <w:r>
-        <w:rPr>
-          <w:spacing w:val="0"/>
-        </w:rPr>
-        <w:t>者免填</w:t>
-      </w:r>
-      <w:proofErr w:type="gramEnd"/>
-      <w:r>
-        <w:rPr>
-          <w:spacing w:val="0"/>
-        </w:rPr>
-        <w:t>)：</w:t>
+        <w:t>本採購預計金額(不公告者免填)：</w:t>
       </w:r>
     </w:p>
     <w:p>
@@ -878,21 +804,7 @@
         <w:rPr>
           <w:spacing w:val="0"/>
         </w:rPr>
-        <w:t>依採購法第4條接受補助辦理採購者，補助機關名稱及地址(非屬此等採購</w:t>
-      </w:r>
-      <w:proofErr w:type="gramStart"/>
-      <w:r>
-        <w:rPr>
-          <w:spacing w:val="0"/>
-        </w:rPr>
-        <w:t>者免填</w:t>
-      </w:r>
-      <w:proofErr w:type="gramEnd"/>
-      <w:r>
-        <w:rPr>
-          <w:spacing w:val="0"/>
-        </w:rPr>
-        <w:t>)：</w:t>
+        <w:t>依採購法第4條接受補助辦理採購者，補助機關名稱及地址(非屬此等採購者免填)：</w:t>
       </w:r>
     </w:p>
     <w:p>
@@ -913,21 +825,7 @@
         <w:rPr>
           <w:spacing w:val="0"/>
         </w:rPr>
-        <w:t>依採購法第5條由法人或團體代辦採購者，委託機關名稱及地址(非屬此等採購</w:t>
-      </w:r>
-      <w:proofErr w:type="gramStart"/>
-      <w:r>
-        <w:rPr>
-          <w:spacing w:val="0"/>
-        </w:rPr>
-        <w:t>者免填</w:t>
-      </w:r>
-      <w:proofErr w:type="gramEnd"/>
-      <w:r>
-        <w:rPr>
-          <w:spacing w:val="0"/>
-        </w:rPr>
-        <w:t>)：</w:t>
+        <w:t>依採購法第5條由法人或團體代辦採購者，委託機關名稱及地址(非屬此等採購者免填)：</w:t>
       </w:r>
     </w:p>
     <w:p>
@@ -948,21 +846,7 @@
         <w:rPr>
           <w:spacing w:val="0"/>
         </w:rPr>
-        <w:t>依採購法第40條代辦採購者，洽辦機關名稱及地址(非屬此等採購</w:t>
-      </w:r>
-      <w:proofErr w:type="gramStart"/>
-      <w:r>
-        <w:rPr>
-          <w:spacing w:val="0"/>
-        </w:rPr>
-        <w:t>者免填</w:t>
-      </w:r>
-      <w:proofErr w:type="gramEnd"/>
-      <w:r>
-        <w:rPr>
-          <w:spacing w:val="0"/>
-        </w:rPr>
-        <w:t>)：</w:t>
+        <w:t>依採購法第40條代辦採購者，洽辦機關名稱及地址(非屬此等採購者免填)：</w:t>
       </w:r>
     </w:p>
     <w:p>
@@ -1031,23 +915,7 @@
           <w:rFonts w:hint="eastAsia"/>
           <w:spacing w:val="0"/>
         </w:rPr>
-        <w:t>31條規定不予發還或追繳</w:t>
-      </w:r>
-      <w:proofErr w:type="gramStart"/>
-      <w:r>
-        <w:rPr>
-          <w:rFonts w:hint="eastAsia"/>
-          <w:spacing w:val="0"/>
-        </w:rPr>
-        <w:t>押</w:t>
-      </w:r>
-      <w:proofErr w:type="gramEnd"/>
-      <w:r>
-        <w:rPr>
-          <w:rFonts w:hint="eastAsia"/>
-          <w:spacing w:val="0"/>
-        </w:rPr>
-        <w:t>標金之爭議者外，</w:t>
+        <w:t>31條規定不予發還或追繳押標金之爭議者外，</w:t>
       </w:r>
       <w:r>
         <w:rPr>
@@ -1170,7 +1038,6 @@
         </w:rPr>
         <w:t xml:space="preserve">     </w:t>
       </w:r>
-      <w:proofErr w:type="gramStart"/>
       <w:r>
         <w:rPr>
           <w:rFonts w:hint="eastAsia"/>
@@ -1178,7 +1045,6 @@
         </w:rPr>
         <w:t>█</w:t>
       </w:r>
-      <w:proofErr w:type="gramEnd"/>
       <w:r>
         <w:rPr>
           <w:spacing w:val="0"/>
@@ -1221,15 +1087,7 @@
         <w:t>(2)係</w:t>
       </w:r>
       <w:r>
-        <w:t>分批辦理公告金額以上之採購，業經上級機關核准</w:t>
-      </w:r>
-      <w:proofErr w:type="gramStart"/>
-      <w:r>
-        <w:t>（</w:t>
-      </w:r>
-      <w:proofErr w:type="gramEnd"/>
-      <w:r>
-        <w:t>文號：       ），依總金額核計採購金額，分別按公告金額或查核金額以上之規定辦理</w:t>
+        <w:t>分批辦理公告金額以上之採購，業經上級機關核准（文號：       ），依總金額核計採購金額，分別按公告金額或查核金額以上之規定辦理</w:t>
       </w:r>
       <w:r>
         <w:rPr>
@@ -1270,7 +1128,6 @@
         </w:rPr>
       </w:pPr>
       <w:bookmarkStart w:id="1" w:name="_Hlk51858690"/>
-      <w:proofErr w:type="gramStart"/>
       <w:r>
         <w:rPr>
           <w:rFonts w:hint="eastAsia"/>
@@ -1279,7 +1136,6 @@
         <w:t>█</w:t>
       </w:r>
       <w:bookmarkEnd w:id="1"/>
-      <w:proofErr w:type="gramEnd"/>
       <w:r>
         <w:rPr>
           <w:spacing w:val="0"/>
@@ -1307,35 +1163,7 @@
         <w:rPr>
           <w:spacing w:val="0"/>
         </w:rPr>
-        <w:t>（1-1）本案為複數決標並</w:t>
-      </w:r>
-      <w:proofErr w:type="gramStart"/>
-      <w:r>
-        <w:rPr>
-          <w:spacing w:val="0"/>
-        </w:rPr>
-        <w:t>採</w:t>
-      </w:r>
-      <w:proofErr w:type="gramEnd"/>
-      <w:r>
-        <w:rPr>
-          <w:spacing w:val="0"/>
-        </w:rPr>
-        <w:t>分項決標，廠商各項投標文件無需分項裝封，無需於大</w:t>
-      </w:r>
-      <w:proofErr w:type="gramStart"/>
-      <w:r>
-        <w:rPr>
-          <w:spacing w:val="0"/>
-        </w:rPr>
-        <w:t>外標封</w:t>
-      </w:r>
-      <w:proofErr w:type="gramEnd"/>
-      <w:r>
-        <w:rPr>
-          <w:spacing w:val="0"/>
-        </w:rPr>
-        <w:t>標示投標項次，有3家以上廠商投標，且符合政府採購法施行細則第55條規定時，即得開標。</w:t>
+        <w:t>（1-1）本案為複數決標並採分項決標，廠商各項投標文件無需分項裝封，無需於大外標封標示投標項次，有3家以上廠商投標，且符合政府採購法施行細則第55條規定時，即得開標。</w:t>
       </w:r>
     </w:p>
     <w:p>
@@ -1475,13 +1303,8 @@
       <w:r>
         <w:sym w:font="Wingdings" w:char="F0A8"/>
       </w:r>
-      <w:proofErr w:type="gramStart"/>
-      <w:r>
-        <w:t>依審標</w:t>
-      </w:r>
-      <w:proofErr w:type="gramEnd"/>
-      <w:r>
-        <w:t>順序，每次邀請___家符合資格之廠商投標；</w:t>
+      <w:r>
+        <w:t>依審標順序，每次邀請___家符合資格之廠商投標；</w:t>
       </w:r>
       <w:r>
         <w:sym w:font="Wingdings" w:char="F0A8"/>
@@ -1513,21 +1336,7 @@
         <w:rPr>
           <w:spacing w:val="0"/>
         </w:rPr>
-        <w:t>(3)限制性招標：本案業經需求、使用或承辦採購單位敘明符合採購法第22條第1項第     款之情形，並簽報機關首長或其授權人員核准</w:t>
-      </w:r>
-      <w:proofErr w:type="gramStart"/>
-      <w:r>
-        <w:rPr>
-          <w:spacing w:val="0"/>
-        </w:rPr>
-        <w:t>採</w:t>
-      </w:r>
-      <w:proofErr w:type="gramEnd"/>
-      <w:r>
-        <w:rPr>
-          <w:spacing w:val="0"/>
-        </w:rPr>
-        <w:t>限制性招標。</w:t>
+        <w:t>(3)限制性招標：本案業經需求、使用或承辦採購單位敘明符合採購法第22條第1項第     款之情形，並簽報機關首長或其授權人員核准採限制性招標。</w:t>
       </w:r>
     </w:p>
     <w:p>
@@ -1562,21 +1371,7 @@
         <w:rPr>
           <w:spacing w:val="0"/>
         </w:rPr>
-        <w:t>）公開評選、公開</w:t>
-      </w:r>
-      <w:proofErr w:type="gramStart"/>
-      <w:r>
-        <w:rPr>
-          <w:spacing w:val="0"/>
-        </w:rPr>
-        <w:t>勘</w:t>
-      </w:r>
-      <w:proofErr w:type="gramEnd"/>
-      <w:r>
-        <w:rPr>
-          <w:spacing w:val="0"/>
-        </w:rPr>
-        <w:t>選優勝廠商：</w:t>
+        <w:t>）公開評選、公開勘選優勝廠商：</w:t>
       </w:r>
     </w:p>
     <w:p>
@@ -1731,38 +1526,16 @@
         <w:sym w:font="Wingdings" w:char="F0A8"/>
       </w:r>
       <w:r>
-        <w:t>經前次公告招標結果，無廠商投標或無合格標，且符合採購法施行細則第22條第1項規定無廠商異議或申訴在處理中者，依採購法第22條第1項第1款規定，</w:t>
-      </w:r>
-      <w:proofErr w:type="gramStart"/>
-      <w:r>
-        <w:t>不</w:t>
-      </w:r>
-      <w:proofErr w:type="gramEnd"/>
-      <w:r>
-        <w:t>另公告招標，並依採購法施行細則第23條之1第1項規定，邀請過去表現優良之2家以上廠商以比價方式辦理；</w:t>
-      </w:r>
-      <w:r>
-        <w:sym w:font="Wingdings" w:char="F0A8"/>
-      </w:r>
-      <w:r>
-        <w:rPr>
-          <w:spacing w:val="0"/>
-        </w:rPr>
-        <w:t>符合採購法第22條第1項第___款（請列明款次，第16款之情形須</w:t>
-      </w:r>
-      <w:proofErr w:type="gramStart"/>
-      <w:r>
-        <w:rPr>
-          <w:spacing w:val="0"/>
-        </w:rPr>
-        <w:t>併</w:t>
-      </w:r>
-      <w:proofErr w:type="gramEnd"/>
-      <w:r>
-        <w:rPr>
-          <w:spacing w:val="0"/>
-        </w:rPr>
-        <w:t>填主管機關核准文號）；</w:t>
+        <w:t>經前次公告招標結果，無廠商投標或無合格標，且符合採購法施行細則第22條第1項規定無廠商異議或申訴在處理中者，依採購法第22條第1項第1款規定，不另公告招標，並依採購法施行細則第23條之1第1項規定，邀請過去表現優良之2家以上廠商以比價方式辦理；</w:t>
+      </w:r>
+      <w:r>
+        <w:sym w:font="Wingdings" w:char="F0A8"/>
+      </w:r>
+      <w:r>
+        <w:rPr>
+          <w:spacing w:val="0"/>
+        </w:rPr>
+        <w:t>符合採購法第22條第1項第___款（請列明款次，第16款之情形須併填主管機關核准文號）；</w:t>
       </w:r>
       <w:r>
         <w:sym w:font="Wingdings" w:char="F0A8"/>
@@ -1784,21 +1557,7 @@
         <w:rPr>
           <w:spacing w:val="0"/>
         </w:rPr>
-        <w:t>第105條第1項第___款(</w:t>
-      </w:r>
-      <w:proofErr w:type="gramStart"/>
-      <w:r>
-        <w:rPr>
-          <w:spacing w:val="0"/>
-        </w:rPr>
-        <w:t>請列明款</w:t>
-      </w:r>
-      <w:proofErr w:type="gramEnd"/>
-      <w:r>
-        <w:rPr>
-          <w:spacing w:val="0"/>
-        </w:rPr>
-        <w:t>次及相關機關核准文號)；</w:t>
+        <w:t>第105條第1項第___款(請列明款次及相關機關核准文號)；</w:t>
       </w:r>
       <w:r>
         <w:sym w:font="Wingdings" w:char="F0A8"/>
@@ -1853,44 +1612,44 @@
         <w:rPr>
           <w:spacing w:val="0"/>
         </w:rPr>
-        <w:t>符合採購法第22條第1項第___款</w:t>
-      </w:r>
-      <w:proofErr w:type="gramStart"/>
-      <w:r>
-        <w:rPr>
-          <w:spacing w:val="0"/>
-        </w:rPr>
-        <w:t>（</w:t>
-      </w:r>
-      <w:proofErr w:type="gramEnd"/>
-      <w:r>
-        <w:rPr>
-          <w:spacing w:val="0"/>
-        </w:rPr>
-        <w:t>請列明款次，其未得以比價方式辦理之原因：_______；第16款之情形須</w:t>
-      </w:r>
-      <w:proofErr w:type="gramStart"/>
-      <w:r>
-        <w:rPr>
-          <w:spacing w:val="0"/>
-        </w:rPr>
-        <w:t>併</w:t>
-      </w:r>
-      <w:proofErr w:type="gramEnd"/>
-      <w:r>
-        <w:rPr>
-          <w:spacing w:val="0"/>
-        </w:rPr>
-        <w:t>填主管機關核准文號</w:t>
-      </w:r>
-      <w:proofErr w:type="gramStart"/>
-      <w:r>
-        <w:rPr>
-          <w:spacing w:val="0"/>
-        </w:rPr>
+        <w:t>符合採購法第22條第1項第___款（請列明款次，其未得以比價方式辦理之原因：_______；第16款之情形須併填主管機關核准文號）；</w:t>
+      </w:r>
+      <w:r>
+        <w:sym w:font="Wingdings" w:char="F0A8"/>
+      </w:r>
+      <w:r>
+        <w:rPr>
+          <w:spacing w:val="0"/>
+        </w:rPr>
+        <w:t>符合採購法第104條第1項第___款（請列明款次及相關機關核准文號，非填第4款者，其未得以比價方式辦理之原因：______）；</w:t>
+      </w:r>
+      <w:r>
+        <w:sym w:font="Wingdings" w:char="F0A8"/>
+      </w:r>
+      <w:r>
+        <w:t>符合採購法第105條第1項第___款(請列明款次及相關機關核准文號，填第1款或第2款者，其未得以比價方式辦理之原因：______)</w:t>
+      </w:r>
+      <w:r>
+        <w:rPr>
+          <w:spacing w:val="0"/>
+        </w:rPr>
+        <w:t>；</w:t>
+      </w:r>
+      <w:r>
+        <w:sym w:font="Wingdings" w:char="F0A8"/>
+      </w:r>
+      <w:r>
+        <w:t>符合中央機關未達公告金額採購招標辦法第___條第___項第___款規定（其未得以比價方式辦理之原因：</w:t>
+      </w:r>
+      <w:r>
+        <w:rPr>
+          <w:spacing w:val="0"/>
+        </w:rPr>
+        <w:t>_______</w:t>
+      </w:r>
+      <w:r>
         <w:t>）</w:t>
       </w:r>
-      <w:proofErr w:type="gramEnd"/>
       <w:r>
         <w:rPr>
           <w:spacing w:val="0"/>
@@ -1901,94 +1660,6 @@
         <w:sym w:font="Wingdings" w:char="F0A8"/>
       </w:r>
       <w:r>
-        <w:rPr>
-          <w:spacing w:val="0"/>
-        </w:rPr>
-        <w:t>符合採購法第104條第1項第___款</w:t>
-      </w:r>
-      <w:proofErr w:type="gramStart"/>
-      <w:r>
-        <w:rPr>
-          <w:spacing w:val="0"/>
-        </w:rPr>
-        <w:t>（</w:t>
-      </w:r>
-      <w:proofErr w:type="gramEnd"/>
-      <w:r>
-        <w:rPr>
-          <w:spacing w:val="0"/>
-        </w:rPr>
-        <w:t>請列明款次及相關機關核准文號，非填第4款者，其未得以比價方式辦理之原因：______</w:t>
-      </w:r>
-      <w:proofErr w:type="gramStart"/>
-      <w:r>
-        <w:rPr>
-          <w:spacing w:val="0"/>
-        </w:rPr>
-        <w:t>）</w:t>
-      </w:r>
-      <w:proofErr w:type="gramEnd"/>
-      <w:r>
-        <w:rPr>
-          <w:spacing w:val="0"/>
-        </w:rPr>
-        <w:t>；</w:t>
-      </w:r>
-      <w:r>
-        <w:sym w:font="Wingdings" w:char="F0A8"/>
-      </w:r>
-      <w:r>
-        <w:t>符合採購法第105條第1項第___款(</w:t>
-      </w:r>
-      <w:proofErr w:type="gramStart"/>
-      <w:r>
-        <w:t>請列明款</w:t>
-      </w:r>
-      <w:proofErr w:type="gramEnd"/>
-      <w:r>
-        <w:t>次及相關機關核准文號，填第1款或第2款者，其未得以比價方式辦理之原因：______)</w:t>
-      </w:r>
-      <w:r>
-        <w:rPr>
-          <w:spacing w:val="0"/>
-        </w:rPr>
-        <w:t>；</w:t>
-      </w:r>
-      <w:r>
-        <w:sym w:font="Wingdings" w:char="F0A8"/>
-      </w:r>
-      <w:r>
-        <w:t>符合中央機關未達公告金額採購招標辦法第___條第___項第___款規定</w:t>
-      </w:r>
-      <w:proofErr w:type="gramStart"/>
-      <w:r>
-        <w:t>（</w:t>
-      </w:r>
-      <w:proofErr w:type="gramEnd"/>
-      <w:r>
-        <w:t>其未得以比價方式辦理之原因：</w:t>
-      </w:r>
-      <w:r>
-        <w:rPr>
-          <w:spacing w:val="0"/>
-        </w:rPr>
-        <w:t>_______</w:t>
-      </w:r>
-      <w:proofErr w:type="gramStart"/>
-      <w:r>
-        <w:t>）</w:t>
-      </w:r>
-      <w:proofErr w:type="gramEnd"/>
-      <w:r>
-        <w:rPr>
-          <w:spacing w:val="0"/>
-        </w:rPr>
-        <w:t>；</w:t>
-      </w:r>
-      <w:r>
-        <w:sym w:font="Wingdings" w:char="F0A8"/>
-      </w:r>
-      <w:r>
         <w:t>符合地方政府依採購法第23條所定未達公告金額採購招標辦法第___條第___項第___款規定。</w:t>
       </w:r>
     </w:p>
@@ -2035,21 +1706,7 @@
         <w:rPr>
           <w:spacing w:val="0"/>
         </w:rPr>
-        <w:t>(4)依採購法第49條規定公開取得書面報價或企劃書。（限未達公告金額之採購案始得</w:t>
-      </w:r>
-      <w:proofErr w:type="gramStart"/>
-      <w:r>
-        <w:rPr>
-          <w:spacing w:val="0"/>
-        </w:rPr>
-        <w:t>採</w:t>
-      </w:r>
-      <w:proofErr w:type="gramEnd"/>
-      <w:r>
-        <w:rPr>
-          <w:spacing w:val="0"/>
-        </w:rPr>
-        <w:t>行）。</w:t>
+        <w:t>(4)依採購法第49條規定公開取得書面報價或企劃書。（限未達公告金額之採購案始得採行）。</w:t>
       </w:r>
     </w:p>
     <w:p>
@@ -2075,21 +1732,7 @@
         <w:rPr>
           <w:spacing w:val="0"/>
         </w:rPr>
-        <w:t>（4-1）本案業經機關首長或其授權人員核准，本次公告未能取得3家以上廠商之書面報價或企劃書時，將改</w:t>
-      </w:r>
-      <w:proofErr w:type="gramStart"/>
-      <w:r>
-        <w:rPr>
-          <w:spacing w:val="0"/>
-        </w:rPr>
-        <w:t>採</w:t>
-      </w:r>
-      <w:proofErr w:type="gramEnd"/>
-      <w:r>
-        <w:rPr>
-          <w:spacing w:val="0"/>
-        </w:rPr>
-        <w:t>限制性招標方式辦理。</w:t>
+        <w:t>（4-1）本案業經機關首長或其授權人員核准，本次公告未能取得3家以上廠商之書面報價或企劃書時，將改採限制性招標方式辦理。</w:t>
       </w:r>
     </w:p>
     <w:p>
@@ -2170,29 +1813,8 @@
         <w:textDirection w:val="lrTbV"/>
       </w:pPr>
       <w:r>
-        <w:t>1.門檻金額：</w:t>
-      </w:r>
-      <w:proofErr w:type="gramStart"/>
-      <w:r>
-        <w:t>（</w:t>
-      </w:r>
-      <w:proofErr w:type="gramEnd"/>
-      <w:r>
-        <w:t>由機關於招標時擇</w:t>
-      </w:r>
-      <w:proofErr w:type="gramStart"/>
-      <w:r>
-        <w:t>一</w:t>
-      </w:r>
-      <w:proofErr w:type="gramEnd"/>
-      <w:r>
-        <w:t>勾選；未勾選者，為選項A</w:t>
-      </w:r>
-      <w:proofErr w:type="gramStart"/>
-      <w:r>
-        <w:t>）</w:t>
-      </w:r>
-      <w:proofErr w:type="gramEnd"/>
+        <w:t>1.門檻金額：（由機關於招標時擇一勾選；未勾選者，為選項A）</w:t>
+      </w:r>
     </w:p>
     <w:p>
       <w:pPr>
@@ -2212,15 +1834,7 @@
         <w:t>選項A：</w:t>
       </w:r>
       <w:r>
-        <w:t>依GPA我國承諾開放清單所載門檻金額開放，惟簽署國之門檻金額較我國高者，對該簽署國</w:t>
-      </w:r>
-      <w:proofErr w:type="gramStart"/>
-      <w:r>
-        <w:t>適用該較高</w:t>
-      </w:r>
-      <w:proofErr w:type="gramEnd"/>
-      <w:r>
-        <w:t>之門檻金額。</w:t>
+        <w:t>依GPA我國承諾開放清單所載門檻金額開放，惟簽署國之門檻金額較我國高者，對該簽署國適用該較高之門檻金額。</w:t>
       </w:r>
     </w:p>
     <w:p>
@@ -2252,29 +1866,8 @@
         <w:textDirection w:val="lrTbV"/>
       </w:pPr>
       <w:r>
-        <w:t>2.服務及工程服務：</w:t>
-      </w:r>
-      <w:proofErr w:type="gramStart"/>
-      <w:r>
-        <w:t>（</w:t>
-      </w:r>
-      <w:proofErr w:type="gramEnd"/>
-      <w:r>
-        <w:t>由機關於招標時擇</w:t>
-      </w:r>
-      <w:proofErr w:type="gramStart"/>
-      <w:r>
-        <w:t>一</w:t>
-      </w:r>
-      <w:proofErr w:type="gramEnd"/>
-      <w:r>
-        <w:t>勾選；未勾選者，為選項A</w:t>
-      </w:r>
-      <w:proofErr w:type="gramStart"/>
-      <w:r>
-        <w:t>）</w:t>
-      </w:r>
-      <w:proofErr w:type="gramEnd"/>
+        <w:t>2.服務及工程服務：（由機關於招標時擇一勾選；未勾選者，為選項A）</w:t>
+      </w:r>
     </w:p>
     <w:p>
       <w:pPr>
@@ -2343,19 +1936,11 @@
         </w:rPr>
         <w:sym w:font="Wingdings" w:char="F0A8"/>
       </w:r>
-      <w:proofErr w:type="gramStart"/>
-      <w:r>
-        <w:rPr>
-          <w:spacing w:val="0"/>
-        </w:rPr>
-        <w:t>臺紐</w:t>
-      </w:r>
-      <w:proofErr w:type="gramEnd"/>
-      <w:r>
-        <w:rPr>
-          <w:spacing w:val="0"/>
-        </w:rPr>
-        <w:t>經濟合作協定。</w:t>
+      <w:r>
+        <w:rPr>
+          <w:spacing w:val="0"/>
+        </w:rPr>
+        <w:t>臺紐經濟合作協定。</w:t>
       </w:r>
     </w:p>
     <w:p>
@@ -2379,19 +1964,11 @@
         </w:rPr>
         <w:sym w:font="Wingdings" w:char="F0A8"/>
       </w:r>
-      <w:proofErr w:type="gramStart"/>
-      <w:r>
-        <w:rPr>
-          <w:spacing w:val="0"/>
-        </w:rPr>
-        <w:t>臺</w:t>
-      </w:r>
-      <w:proofErr w:type="gramEnd"/>
-      <w:r>
-        <w:rPr>
-          <w:spacing w:val="0"/>
-        </w:rPr>
-        <w:t>星經濟夥伴協定。</w:t>
+      <w:r>
+        <w:rPr>
+          <w:spacing w:val="0"/>
+        </w:rPr>
+        <w:t>臺星經濟夥伴協定。</w:t>
       </w:r>
     </w:p>
     <w:p>
@@ -2419,21 +1996,7 @@
         <w:rPr>
           <w:spacing w:val="0"/>
         </w:rPr>
-        <w:t>其他(</w:t>
-      </w:r>
-      <w:proofErr w:type="gramStart"/>
-      <w:r>
-        <w:rPr>
-          <w:spacing w:val="0"/>
-        </w:rPr>
-        <w:t>請敘明</w:t>
-      </w:r>
-      <w:proofErr w:type="gramEnd"/>
-      <w:r>
-        <w:rPr>
-          <w:spacing w:val="0"/>
-        </w:rPr>
-        <w:t>)：</w:t>
+        <w:t>其他(請敘明)：</w:t>
       </w:r>
     </w:p>
     <w:p>
@@ -2526,15 +2089,7 @@
         <w:t>_________</w:t>
       </w:r>
       <w:r>
-        <w:t>(未</w:t>
-      </w:r>
-      <w:proofErr w:type="gramStart"/>
-      <w:r>
-        <w:t>列明者即</w:t>
-      </w:r>
-      <w:proofErr w:type="gramEnd"/>
-      <w:r>
-        <w:t>不允許)</w:t>
+        <w:t>(未列明者即不允許)</w:t>
       </w:r>
     </w:p>
     <w:p>
@@ -2551,33 +2106,17 @@
         <w:rPr>
           <w:szCs w:val="28"/>
         </w:rPr>
-        <w:t>2.是否允許大陸地區廠商參與：</w:t>
-      </w:r>
-      <w:proofErr w:type="gramStart"/>
-      <w:r>
-        <w:rPr>
-          <w:szCs w:val="28"/>
-        </w:rPr>
-        <w:t>（</w:t>
-      </w:r>
-      <w:proofErr w:type="gramEnd"/>
-      <w:r>
-        <w:rPr>
-          <w:szCs w:val="28"/>
-        </w:rPr>
-        <w:t>未勾選者即不允許；</w:t>
+        <w:t>2.是否允許大陸地區廠商參與：（未勾選者即不允許；</w:t>
       </w:r>
       <w:r>
         <w:t>如允許者，須符合兩岸進口及貿易往來相關規定</w:t>
       </w:r>
-      <w:proofErr w:type="gramStart"/>
       <w:r>
         <w:rPr>
           <w:szCs w:val="28"/>
         </w:rPr>
         <w:t>）</w:t>
       </w:r>
-      <w:proofErr w:type="gramEnd"/>
     </w:p>
     <w:p>
       <w:pPr>
@@ -2603,11 +2142,9 @@
       <w:r>
         <w:sym w:font="Wingdings" w:char="F0A8"/>
       </w:r>
-      <w:proofErr w:type="gramStart"/>
       <w:r>
         <w:t>否</w:t>
       </w:r>
-      <w:proofErr w:type="gramEnd"/>
     </w:p>
     <w:p>
       <w:pPr>
@@ -2721,27 +2258,7 @@
           <w:spacing w:val="0"/>
           <w:szCs w:val="28"/>
         </w:rPr>
-        <w:t>如為工程採購，廠商履約過程中如有使用或供應下列材料或產品，其原</w:t>
-      </w:r>
-      <w:proofErr w:type="gramStart"/>
-      <w:r>
-        <w:rPr>
-          <w:rFonts w:hint="eastAsia"/>
-          <w:color w:val="000000"/>
-          <w:spacing w:val="0"/>
-          <w:szCs w:val="28"/>
-        </w:rPr>
-        <w:t>產地須屬我國</w:t>
-      </w:r>
-      <w:proofErr w:type="gramEnd"/>
-      <w:r>
-        <w:rPr>
-          <w:rFonts w:hint="eastAsia"/>
-          <w:color w:val="000000"/>
-          <w:spacing w:val="0"/>
-          <w:szCs w:val="28"/>
-        </w:rPr>
-        <w:t>或其他條約或協定國家者（可複選）</w:t>
+        <w:t>如為工程採購，廠商履約過程中如有使用或供應下列材料或產品，其原產地須屬我國或其他條約或協定國家者（可複選）</w:t>
       </w:r>
       <w:r>
         <w:rPr>
@@ -3464,7 +2981,6 @@
           <w:spacing w:val="0"/>
         </w:rPr>
       </w:pPr>
-      <w:proofErr w:type="gramStart"/>
       <w:r>
         <w:rPr>
           <w:rFonts w:hint="eastAsia"/>
@@ -3472,7 +2988,6 @@
         </w:rPr>
         <w:t>█</w:t>
       </w:r>
-      <w:proofErr w:type="gramEnd"/>
       <w:r>
         <w:rPr>
           <w:spacing w:val="0"/>
@@ -3539,21 +3054,7 @@
         <w:rPr>
           <w:spacing w:val="0"/>
         </w:rPr>
-        <w:t>之原</w:t>
-      </w:r>
-      <w:proofErr w:type="gramStart"/>
-      <w:r>
-        <w:rPr>
-          <w:spacing w:val="0"/>
-        </w:rPr>
-        <w:t>產地須屬我國</w:t>
-      </w:r>
-      <w:proofErr w:type="gramEnd"/>
-      <w:r>
-        <w:rPr>
-          <w:spacing w:val="0"/>
-        </w:rPr>
-        <w:t>者。</w:t>
+        <w:t>之原產地須屬我國者。</w:t>
       </w:r>
     </w:p>
     <w:p>
@@ -3572,7 +3073,6 @@
         </w:rPr>
         <w:t xml:space="preserve">           </w:t>
       </w:r>
-      <w:proofErr w:type="gramStart"/>
       <w:r>
         <w:rPr>
           <w:rFonts w:hint="eastAsia"/>
@@ -3580,7 +3080,6 @@
         </w:rPr>
         <w:t>█</w:t>
       </w:r>
-      <w:proofErr w:type="gramEnd"/>
       <w:r>
         <w:rPr>
           <w:spacing w:val="0"/>
@@ -3671,21 +3170,7 @@
         <w:rPr>
           <w:spacing w:val="0"/>
         </w:rPr>
-        <w:t>(未</w:t>
-      </w:r>
-      <w:proofErr w:type="gramStart"/>
-      <w:r>
-        <w:rPr>
-          <w:spacing w:val="0"/>
-        </w:rPr>
-        <w:t>列明者即</w:t>
-      </w:r>
-      <w:proofErr w:type="gramEnd"/>
-      <w:r>
-        <w:rPr>
-          <w:spacing w:val="0"/>
-        </w:rPr>
-        <w:t>不允許)</w:t>
+        <w:t>(未列明者即不允許)</w:t>
       </w:r>
     </w:p>
     <w:p>
@@ -3714,23 +3199,7 @@
           <w:spacing w:val="0"/>
           <w:szCs w:val="28"/>
         </w:rPr>
-        <w:t>允許供應大陸地區標的：</w:t>
-      </w:r>
-      <w:proofErr w:type="gramStart"/>
-      <w:r>
-        <w:rPr>
-          <w:spacing w:val="0"/>
-          <w:szCs w:val="28"/>
-        </w:rPr>
-        <w:t>（</w:t>
-      </w:r>
-      <w:proofErr w:type="gramEnd"/>
-      <w:r>
-        <w:rPr>
-          <w:spacing w:val="0"/>
-          <w:szCs w:val="28"/>
-        </w:rPr>
-        <w:t>未勾選者即不允許；</w:t>
+        <w:t>允許供應大陸地區標的：（未勾選者即不允許；</w:t>
       </w:r>
       <w:r>
         <w:rPr>
@@ -3738,7 +3207,6 @@
         </w:rPr>
         <w:t>如允許者，須符合兩岸進口及貿易往來相關規定</w:t>
       </w:r>
-      <w:proofErr w:type="gramStart"/>
       <w:r>
         <w:rPr>
           <w:spacing w:val="0"/>
@@ -3746,7 +3214,6 @@
         </w:rPr>
         <w:t>）</w:t>
       </w:r>
-      <w:proofErr w:type="gramEnd"/>
     </w:p>
     <w:p>
       <w:pPr>
@@ -3781,7 +3248,6 @@
           <w:spacing w:val="0"/>
         </w:rPr>
       </w:pPr>
-      <w:proofErr w:type="gramStart"/>
       <w:r>
         <w:rPr>
           <w:rFonts w:hint="eastAsia"/>
@@ -3789,7 +3255,6 @@
         </w:rPr>
         <w:t>█</w:t>
       </w:r>
-      <w:proofErr w:type="gramEnd"/>
       <w:r>
         <w:rPr>
           <w:spacing w:val="0"/>
@@ -3857,21 +3322,7 @@
         <w:rPr>
           <w:spacing w:val="0"/>
         </w:rPr>
-        <w:t>(未</w:t>
-      </w:r>
-      <w:proofErr w:type="gramStart"/>
-      <w:r>
-        <w:rPr>
-          <w:spacing w:val="0"/>
-        </w:rPr>
-        <w:t>列明者即</w:t>
-      </w:r>
-      <w:proofErr w:type="gramEnd"/>
-      <w:r>
-        <w:rPr>
-          <w:spacing w:val="0"/>
-        </w:rPr>
-        <w:t>不允許)</w:t>
+        <w:t>(未列明者即不允許)</w:t>
       </w:r>
     </w:p>
     <w:p>
@@ -3900,23 +3351,7 @@
           <w:spacing w:val="0"/>
           <w:szCs w:val="28"/>
         </w:rPr>
-        <w:t>允許大陸地區廠商參與：</w:t>
-      </w:r>
-      <w:proofErr w:type="gramStart"/>
-      <w:r>
-        <w:rPr>
-          <w:spacing w:val="0"/>
-          <w:szCs w:val="28"/>
-        </w:rPr>
-        <w:t>（</w:t>
-      </w:r>
-      <w:proofErr w:type="gramEnd"/>
-      <w:r>
-        <w:rPr>
-          <w:spacing w:val="0"/>
-          <w:szCs w:val="28"/>
-        </w:rPr>
-        <w:t>未勾選者即不允許；</w:t>
+        <w:t>允許大陸地區廠商參與：（未勾選者即不允許；</w:t>
       </w:r>
       <w:r>
         <w:rPr>
@@ -3924,7 +3359,6 @@
         </w:rPr>
         <w:t>如允許者，須符合兩岸進口及貿易往來相關規定</w:t>
       </w:r>
-      <w:proofErr w:type="gramStart"/>
       <w:r>
         <w:rPr>
           <w:spacing w:val="0"/>
@@ -3932,7 +3366,6 @@
         </w:rPr>
         <w:t>）</w:t>
       </w:r>
-      <w:proofErr w:type="gramEnd"/>
     </w:p>
     <w:p>
       <w:pPr>
@@ -3973,14 +3406,12 @@
         </w:rPr>
         <w:sym w:font="Wingdings" w:char="F0A8"/>
       </w:r>
-      <w:proofErr w:type="gramStart"/>
       <w:r>
         <w:rPr>
           <w:spacing w:val="0"/>
         </w:rPr>
         <w:t>否</w:t>
       </w:r>
-      <w:proofErr w:type="gramEnd"/>
     </w:p>
     <w:p>
       <w:pPr>
@@ -4111,23 +3542,7 @@
           <w:rFonts w:hint="eastAsia"/>
           <w:spacing w:val="0"/>
         </w:rPr>
-        <w:t>如為工程採購，不論是否允許外國廠商參與投標，廠商履約過程中如有使用或供應下列材料或產品，其原</w:t>
-      </w:r>
-      <w:proofErr w:type="gramStart"/>
-      <w:r>
-        <w:rPr>
-          <w:rFonts w:hint="eastAsia"/>
-          <w:spacing w:val="0"/>
-        </w:rPr>
-        <w:t>產地須屬我國</w:t>
-      </w:r>
-      <w:proofErr w:type="gramEnd"/>
-      <w:r>
-        <w:rPr>
-          <w:rFonts w:hint="eastAsia"/>
-          <w:spacing w:val="0"/>
-        </w:rPr>
-        <w:t>者（可複選）：</w:t>
+        <w:t>如為工程採購，不論是否允許外國廠商參與投標，廠商履約過程中如有使用或供應下列材料或產品，其原產地須屬我國者（可複選）：</w:t>
       </w:r>
     </w:p>
     <w:p>
@@ -4961,23 +4376,7 @@
           <w:rFonts w:hint="eastAsia"/>
           <w:spacing w:val="0"/>
         </w:rPr>
-        <w:t>組件，</w:t>
-      </w:r>
-      <w:proofErr w:type="gramStart"/>
-      <w:r>
-        <w:rPr>
-          <w:rFonts w:hint="eastAsia"/>
-          <w:spacing w:val="0"/>
-        </w:rPr>
-        <w:t>該組件</w:t>
-      </w:r>
-      <w:proofErr w:type="gramEnd"/>
-      <w:r>
-        <w:rPr>
-          <w:rFonts w:hint="eastAsia"/>
-          <w:spacing w:val="0"/>
-        </w:rPr>
-        <w:t xml:space="preserve"> </w:t>
+        <w:t xml:space="preserve">組件，該組件 </w:t>
       </w:r>
       <w:r>
         <w:sym w:font="Wingdings" w:char="F0A8"/>
@@ -5201,25 +4600,7 @@
           <w:spacing w:val="0"/>
           <w:szCs w:val="28"/>
         </w:rPr>
-        <w:t>不允許大陸地區廠商、第三地區含陸資成分廠商、在</w:t>
-      </w:r>
-      <w:proofErr w:type="gramStart"/>
-      <w:r>
-        <w:rPr>
-          <w:rFonts w:hint="eastAsia"/>
-          <w:spacing w:val="0"/>
-          <w:szCs w:val="28"/>
-        </w:rPr>
-        <w:t>臺</w:t>
-      </w:r>
-      <w:proofErr w:type="gramEnd"/>
-      <w:r>
-        <w:rPr>
-          <w:rFonts w:hint="eastAsia"/>
-          <w:spacing w:val="0"/>
-          <w:szCs w:val="28"/>
-        </w:rPr>
-        <w:t>陸資廠商及經濟部</w:t>
+        <w:t>不允許大陸地區廠商、第三地區含陸資成分廠商、在臺陸資廠商及經濟部</w:t>
       </w:r>
       <w:r>
         <w:rPr>
@@ -5319,27 +4700,7 @@
           <w:spacing w:val="0"/>
           <w:szCs w:val="28"/>
         </w:rPr>
-        <w:t>(</w:t>
-      </w:r>
-      <w:proofErr w:type="gramStart"/>
-      <w:r>
-        <w:rPr>
-          <w:rFonts w:hint="eastAsia"/>
-          <w:b/>
-          <w:spacing w:val="0"/>
-          <w:szCs w:val="28"/>
-        </w:rPr>
-        <w:t>不</w:t>
-      </w:r>
-      <w:proofErr w:type="gramEnd"/>
-      <w:r>
-        <w:rPr>
-          <w:rFonts w:hint="eastAsia"/>
-          <w:b/>
-          <w:spacing w:val="0"/>
-          <w:szCs w:val="28"/>
-        </w:rPr>
-        <w:t>及於零組件之廠牌)</w:t>
+        <w:t>(不及於零組件之廠牌)</w:t>
       </w:r>
       <w:r>
         <w:rPr>
@@ -5482,87 +4843,7 @@
           <w:spacing w:val="0"/>
           <w:szCs w:val="28"/>
         </w:rPr>
-        <w:t>[例如軍、警、</w:t>
-      </w:r>
-      <w:proofErr w:type="gramStart"/>
-      <w:r>
-        <w:rPr>
-          <w:rFonts w:hint="eastAsia"/>
-          <w:b/>
-          <w:spacing w:val="0"/>
-          <w:szCs w:val="28"/>
-        </w:rPr>
-        <w:t>海巡等機關</w:t>
-      </w:r>
-      <w:proofErr w:type="gramEnd"/>
-      <w:r>
-        <w:rPr>
-          <w:rFonts w:hint="eastAsia"/>
-          <w:b/>
-          <w:spacing w:val="0"/>
-          <w:szCs w:val="28"/>
-        </w:rPr>
-        <w:t>或關鍵基礎設施、重要</w:t>
-      </w:r>
-      <w:proofErr w:type="gramStart"/>
-      <w:r>
-        <w:rPr>
-          <w:rFonts w:hint="eastAsia"/>
-          <w:b/>
-          <w:spacing w:val="0"/>
-          <w:szCs w:val="28"/>
-        </w:rPr>
-        <w:t>人士在場</w:t>
-      </w:r>
-      <w:proofErr w:type="gramEnd"/>
-      <w:r>
-        <w:rPr>
-          <w:rFonts w:hint="eastAsia"/>
-          <w:b/>
-          <w:spacing w:val="0"/>
-          <w:szCs w:val="28"/>
-        </w:rPr>
-        <w:t>、犯罪</w:t>
-      </w:r>
-      <w:proofErr w:type="gramStart"/>
-      <w:r>
-        <w:rPr>
-          <w:rFonts w:hint="eastAsia"/>
-          <w:b/>
-          <w:spacing w:val="0"/>
-          <w:szCs w:val="28"/>
-        </w:rPr>
-        <w:t>偵</w:t>
-      </w:r>
-      <w:proofErr w:type="gramEnd"/>
-      <w:r>
-        <w:rPr>
-          <w:rFonts w:hint="eastAsia"/>
-          <w:b/>
-          <w:spacing w:val="0"/>
-          <w:szCs w:val="28"/>
-        </w:rPr>
-        <w:t>監等，由機關衡酌個案特性</w:t>
-      </w:r>
-      <w:proofErr w:type="gramStart"/>
-      <w:r>
-        <w:rPr>
-          <w:rFonts w:hint="eastAsia"/>
-          <w:b/>
-          <w:spacing w:val="0"/>
-          <w:szCs w:val="28"/>
-        </w:rPr>
-        <w:t>妥適訂定</w:t>
-      </w:r>
-      <w:proofErr w:type="gramEnd"/>
-      <w:r>
-        <w:rPr>
-          <w:rFonts w:hint="eastAsia"/>
-          <w:b/>
-          <w:spacing w:val="0"/>
-          <w:szCs w:val="28"/>
-        </w:rPr>
-        <w:t>。]</w:t>
+        <w:t>[例如軍、警、海巡等機關或關鍵基礎設施、重要人士在場、犯罪偵監等，由機關衡酌個案特性妥適訂定。]</w:t>
       </w:r>
     </w:p>
     <w:p>
@@ -5689,39 +4970,7 @@
           <w:spacing w:val="0"/>
           <w:szCs w:val="28"/>
         </w:rPr>
-        <w:t>無人</w:t>
-      </w:r>
-      <w:proofErr w:type="gramStart"/>
-      <w:r>
-        <w:rPr>
-          <w:spacing w:val="0"/>
-          <w:szCs w:val="28"/>
-        </w:rPr>
-        <w:t>機資安</w:t>
-      </w:r>
-      <w:proofErr w:type="gramEnd"/>
-      <w:r>
-        <w:rPr>
-          <w:spacing w:val="0"/>
-          <w:szCs w:val="28"/>
-        </w:rPr>
-        <w:t>檢測需求</w:t>
-      </w:r>
-      <w:proofErr w:type="gramStart"/>
-      <w:r>
-        <w:rPr>
-          <w:spacing w:val="0"/>
-          <w:szCs w:val="28"/>
-        </w:rPr>
-        <w:t>詳</w:t>
-      </w:r>
-      <w:proofErr w:type="gramEnd"/>
-      <w:r>
-        <w:rPr>
-          <w:spacing w:val="0"/>
-          <w:szCs w:val="28"/>
-        </w:rPr>
-        <w:t>附表]。</w:t>
+        <w:t>無人機資安檢測需求詳附表]。</w:t>
       </w:r>
     </w:p>
     <w:p>
@@ -5744,25 +4993,7 @@
           <w:spacing w:val="0"/>
           <w:szCs w:val="28"/>
         </w:rPr>
-        <w:t>C.</w:t>
-      </w:r>
-      <w:proofErr w:type="gramStart"/>
-      <w:r>
-        <w:rPr>
-          <w:rFonts w:hint="eastAsia"/>
-          <w:spacing w:val="0"/>
-          <w:szCs w:val="28"/>
-        </w:rPr>
-        <w:t>具射頻</w:t>
-      </w:r>
-      <w:proofErr w:type="gramEnd"/>
-      <w:r>
-        <w:rPr>
-          <w:rFonts w:hint="eastAsia"/>
-          <w:spacing w:val="0"/>
-          <w:szCs w:val="28"/>
-        </w:rPr>
-        <w:t>功能且屬國家通訊傳播委員會公告「應經核准之電信管制射頻器材」者，應取得該會核發之審驗證明。</w:t>
+        <w:t>C.具射頻功能且屬國家通訊傳播委員會公告「應經核准之電信管制射頻器材」者，應取得該會核發之審驗證明。</w:t>
       </w:r>
     </w:p>
     <w:p>
@@ -5865,51 +5096,15 @@
           <w:spacing w:val="0"/>
           <w:szCs w:val="28"/>
         </w:rPr>
-        <w:t>使用之</w:t>
-      </w:r>
-      <w:proofErr w:type="gramStart"/>
-      <w:r>
-        <w:rPr>
-          <w:rFonts w:hint="eastAsia"/>
-          <w:spacing w:val="0"/>
-          <w:szCs w:val="28"/>
-        </w:rPr>
-        <w:t>無人機整機</w:t>
-      </w:r>
-      <w:proofErr w:type="gramEnd"/>
-      <w:r>
-        <w:rPr>
-          <w:rFonts w:hint="eastAsia"/>
-          <w:spacing w:val="0"/>
-          <w:szCs w:val="28"/>
-        </w:rPr>
-        <w:t>不得為大陸廠牌</w:t>
-      </w:r>
-      <w:r>
-        <w:rPr>
-          <w:rFonts w:hint="eastAsia"/>
-          <w:spacing w:val="0"/>
-          <w:szCs w:val="28"/>
-        </w:rPr>
-        <w:t>(</w:t>
-      </w:r>
-      <w:proofErr w:type="gramStart"/>
-      <w:r>
-        <w:rPr>
-          <w:rFonts w:hint="eastAsia"/>
-          <w:spacing w:val="0"/>
-          <w:szCs w:val="28"/>
-        </w:rPr>
-        <w:t>不</w:t>
-      </w:r>
-      <w:proofErr w:type="gramEnd"/>
-      <w:r>
-        <w:rPr>
-          <w:rFonts w:hint="eastAsia"/>
-          <w:spacing w:val="0"/>
-          <w:szCs w:val="28"/>
-        </w:rPr>
-        <w:t>及於零組件之廠牌)</w:t>
+        <w:t>使用之無人機整機不得為大陸廠牌</w:t>
+      </w:r>
+      <w:r>
+        <w:rPr>
+          <w:rFonts w:hint="eastAsia"/>
+          <w:spacing w:val="0"/>
+          <w:szCs w:val="28"/>
+        </w:rPr>
+        <w:t>(不及於零組件之廠牌)</w:t>
       </w:r>
       <w:r>
         <w:rPr>
@@ -6037,87 +5232,7 @@
           <w:spacing w:val="0"/>
           <w:szCs w:val="28"/>
         </w:rPr>
-        <w:t>[例如軍、警、</w:t>
-      </w:r>
-      <w:proofErr w:type="gramStart"/>
-      <w:r>
-        <w:rPr>
-          <w:rFonts w:hint="eastAsia"/>
-          <w:b/>
-          <w:spacing w:val="0"/>
-          <w:szCs w:val="28"/>
-        </w:rPr>
-        <w:t>海巡等機關</w:t>
-      </w:r>
-      <w:proofErr w:type="gramEnd"/>
-      <w:r>
-        <w:rPr>
-          <w:rFonts w:hint="eastAsia"/>
-          <w:b/>
-          <w:spacing w:val="0"/>
-          <w:szCs w:val="28"/>
-        </w:rPr>
-        <w:t>或關鍵基礎設施、重要</w:t>
-      </w:r>
-      <w:proofErr w:type="gramStart"/>
-      <w:r>
-        <w:rPr>
-          <w:rFonts w:hint="eastAsia"/>
-          <w:b/>
-          <w:spacing w:val="0"/>
-          <w:szCs w:val="28"/>
-        </w:rPr>
-        <w:t>人士在場</w:t>
-      </w:r>
-      <w:proofErr w:type="gramEnd"/>
-      <w:r>
-        <w:rPr>
-          <w:rFonts w:hint="eastAsia"/>
-          <w:b/>
-          <w:spacing w:val="0"/>
-          <w:szCs w:val="28"/>
-        </w:rPr>
-        <w:t>、犯罪</w:t>
-      </w:r>
-      <w:proofErr w:type="gramStart"/>
-      <w:r>
-        <w:rPr>
-          <w:rFonts w:hint="eastAsia"/>
-          <w:b/>
-          <w:spacing w:val="0"/>
-          <w:szCs w:val="28"/>
-        </w:rPr>
-        <w:t>偵</w:t>
-      </w:r>
-      <w:proofErr w:type="gramEnd"/>
-      <w:r>
-        <w:rPr>
-          <w:rFonts w:hint="eastAsia"/>
-          <w:b/>
-          <w:spacing w:val="0"/>
-          <w:szCs w:val="28"/>
-        </w:rPr>
-        <w:t>監等，由機關衡酌個案特性</w:t>
-      </w:r>
-      <w:proofErr w:type="gramStart"/>
-      <w:r>
-        <w:rPr>
-          <w:rFonts w:hint="eastAsia"/>
-          <w:b/>
-          <w:spacing w:val="0"/>
-          <w:szCs w:val="28"/>
-        </w:rPr>
-        <w:t>妥適訂定</w:t>
-      </w:r>
-      <w:proofErr w:type="gramEnd"/>
-      <w:r>
-        <w:rPr>
-          <w:rFonts w:hint="eastAsia"/>
-          <w:b/>
-          <w:spacing w:val="0"/>
-          <w:szCs w:val="28"/>
-        </w:rPr>
-        <w:t>。]</w:t>
+        <w:t>[例如軍、警、海巡等機關或關鍵基礎設施、重要人士在場、犯罪偵監等，由機關衡酌個案特性妥適訂定。]</w:t>
       </w:r>
       <w:r>
         <w:rPr>
@@ -6287,39 +5402,7 @@
           <w:spacing w:val="0"/>
           <w:szCs w:val="28"/>
         </w:rPr>
-        <w:t>無人</w:t>
-      </w:r>
-      <w:proofErr w:type="gramStart"/>
-      <w:r>
-        <w:rPr>
-          <w:spacing w:val="0"/>
-          <w:szCs w:val="28"/>
-        </w:rPr>
-        <w:t>機資安</w:t>
-      </w:r>
-      <w:proofErr w:type="gramEnd"/>
-      <w:r>
-        <w:rPr>
-          <w:spacing w:val="0"/>
-          <w:szCs w:val="28"/>
-        </w:rPr>
-        <w:t>檢測需求</w:t>
-      </w:r>
-      <w:proofErr w:type="gramStart"/>
-      <w:r>
-        <w:rPr>
-          <w:spacing w:val="0"/>
-          <w:szCs w:val="28"/>
-        </w:rPr>
-        <w:t>詳</w:t>
-      </w:r>
-      <w:proofErr w:type="gramEnd"/>
-      <w:r>
-        <w:rPr>
-          <w:spacing w:val="0"/>
-          <w:szCs w:val="28"/>
-        </w:rPr>
-        <w:t>附表]。</w:t>
+        <w:t>無人機資安檢測需求詳附表]。</w:t>
       </w:r>
     </w:p>
     <w:p>
@@ -6344,23 +5427,13 @@
         </w:rPr>
         <w:t>C.</w:t>
       </w:r>
-      <w:proofErr w:type="gramStart"/>
-      <w:r>
-        <w:rPr>
-          <w:rFonts w:hint="eastAsia"/>
-          <w:spacing w:val="0"/>
-          <w:szCs w:val="28"/>
-        </w:rPr>
-        <w:t>具射頻</w:t>
-      </w:r>
-      <w:proofErr w:type="gramEnd"/>
-      <w:r>
-        <w:rPr>
-          <w:rFonts w:hint="eastAsia"/>
-          <w:spacing w:val="0"/>
-          <w:szCs w:val="28"/>
-        </w:rPr>
-        <w:t>功能且屬國家通訊傳播委員會公告「應經核准之電信管制射頻器材」</w:t>
+      <w:r>
+        <w:rPr>
+          <w:rFonts w:hint="eastAsia"/>
+          <w:spacing w:val="0"/>
+          <w:szCs w:val="28"/>
+        </w:rPr>
+        <w:t>具射頻功能且屬國家通訊傳播委員會公告「應經核准之電信管制射頻器材」</w:t>
       </w:r>
       <w:r>
         <w:rPr>
@@ -6432,25 +5505,7 @@
           <w:spacing w:val="0"/>
           <w:szCs w:val="28"/>
         </w:rPr>
-        <w:t>)無人機操作人，</w:t>
-      </w:r>
-      <w:proofErr w:type="gramStart"/>
-      <w:r>
-        <w:rPr>
-          <w:rFonts w:hint="eastAsia"/>
-          <w:spacing w:val="0"/>
-          <w:szCs w:val="28"/>
-        </w:rPr>
-        <w:t>均應具</w:t>
-      </w:r>
-      <w:proofErr w:type="gramEnd"/>
-      <w:r>
-        <w:rPr>
-          <w:rFonts w:hint="eastAsia"/>
-          <w:spacing w:val="0"/>
-          <w:szCs w:val="28"/>
-        </w:rPr>
-        <w:t>民航局核發之合格專業操作證。</w:t>
+        <w:t>)無人機操作人，均應具民航局核發之合格專業操作證。</w:t>
       </w:r>
     </w:p>
     <w:p>
@@ -6529,25 +5584,7 @@
           <w:spacing w:val="0"/>
           <w:szCs w:val="28"/>
         </w:rPr>
-        <w:t>飛</w:t>
-      </w:r>
-      <w:proofErr w:type="gramStart"/>
-      <w:r>
-        <w:rPr>
-          <w:rFonts w:hint="eastAsia"/>
-          <w:spacing w:val="0"/>
-          <w:szCs w:val="28"/>
-        </w:rPr>
-        <w:t>經紅區</w:t>
-      </w:r>
-      <w:proofErr w:type="gramEnd"/>
-      <w:r>
-        <w:rPr>
-          <w:rFonts w:hint="eastAsia"/>
-          <w:spacing w:val="0"/>
-          <w:szCs w:val="28"/>
-        </w:rPr>
-        <w:t>者，其飛行計畫須經交通部及(或)活動所在之地方政府審核通過。。</w:t>
+        <w:t>飛經紅區者，其飛行計畫須經交通部及(或)活動所在之地方政府審核通過。。</w:t>
       </w:r>
     </w:p>
     <w:p>
@@ -6727,54 +5764,16 @@
           <w:b/>
           <w:szCs w:val="28"/>
         </w:rPr>
-        <w:t>無人</w:t>
-      </w:r>
-      <w:proofErr w:type="gramStart"/>
+        <w:t>無人機資安檢測需求</w:t>
+      </w:r>
       <w:r>
         <w:rPr>
           <w:rFonts w:ascii="標楷體" w:hAnsi="標楷體" w:cs="標楷體" w:hint="eastAsia"/>
           <w:b/>
           <w:szCs w:val="28"/>
-        </w:rPr>
-        <w:t>機資安</w:t>
-      </w:r>
-      <w:proofErr w:type="gramEnd"/>
-      <w:r>
-        <w:rPr>
-          <w:rFonts w:ascii="標楷體" w:hAnsi="標楷體" w:cs="標楷體" w:hint="eastAsia"/>
-          <w:b/>
-          <w:szCs w:val="28"/>
-        </w:rPr>
-        <w:t>檢測需求</w:t>
-      </w:r>
-      <w:r>
-        <w:rPr>
-          <w:rFonts w:ascii="標楷體" w:hAnsi="標楷體" w:cs="標楷體" w:hint="eastAsia"/>
-          <w:b/>
-          <w:szCs w:val="28"/>
           <w:vertAlign w:val="superscript"/>
         </w:rPr>
-        <w:t>(</w:t>
-      </w:r>
-      <w:proofErr w:type="gramStart"/>
-      <w:r>
-        <w:rPr>
-          <w:rFonts w:ascii="標楷體" w:hAnsi="標楷體" w:cs="標楷體" w:hint="eastAsia"/>
-          <w:b/>
-          <w:szCs w:val="28"/>
-          <w:vertAlign w:val="superscript"/>
-        </w:rPr>
-        <w:t>註</w:t>
-      </w:r>
-      <w:proofErr w:type="gramEnd"/>
-      <w:r>
-        <w:rPr>
-          <w:rFonts w:ascii="標楷體" w:hAnsi="標楷體" w:cs="標楷體" w:hint="eastAsia"/>
-          <w:b/>
-          <w:szCs w:val="28"/>
-          <w:vertAlign w:val="superscript"/>
-        </w:rPr>
-        <w:t>1)</w:t>
+        <w:t>(註1)</w:t>
       </w:r>
     </w:p>
     <w:tbl>
@@ -6823,7 +5822,6 @@
                 <w:szCs w:val="28"/>
               </w:rPr>
             </w:pPr>
-            <w:proofErr w:type="gramStart"/>
             <w:r>
               <w:rPr>
                 <w:rFonts w:ascii="標楷體" w:hAnsi="標楷體" w:cs="標楷體" w:hint="eastAsia"/>
@@ -6831,17 +5829,7 @@
                 <w:sz w:val="28"/>
                 <w:szCs w:val="28"/>
               </w:rPr>
-              <w:t>資安檢測</w:t>
-            </w:r>
-            <w:proofErr w:type="gramEnd"/>
-            <w:r>
-              <w:rPr>
-                <w:rFonts w:ascii="標楷體" w:hAnsi="標楷體" w:cs="標楷體" w:hint="eastAsia"/>
-                <w:b/>
-                <w:sz w:val="28"/>
-                <w:szCs w:val="28"/>
-              </w:rPr>
-              <w:t>等級</w:t>
+              <w:t>資安檢測等級</w:t>
             </w:r>
             <w:r>
               <w:rPr>
@@ -6960,31 +5948,7 @@
                 <w:sz w:val="28"/>
                 <w:szCs w:val="28"/>
               </w:rPr>
-              <w:t>「遙控無人</w:t>
-            </w:r>
-            <w:proofErr w:type="gramStart"/>
-            <w:r>
-              <w:rPr>
-                <w:rFonts w:ascii="標楷體" w:hAnsi="標楷體" w:cs="標楷體" w:hint="eastAsia"/>
-                <w:bCs/>
-                <w:color w:val="FF0000"/>
-                <w:spacing w:val="0"/>
-                <w:sz w:val="28"/>
-                <w:szCs w:val="28"/>
-              </w:rPr>
-              <w:t>機資安</w:t>
-            </w:r>
-            <w:proofErr w:type="gramEnd"/>
-            <w:r>
-              <w:rPr>
-                <w:rFonts w:ascii="標楷體" w:hAnsi="標楷體" w:cs="標楷體" w:hint="eastAsia"/>
-                <w:bCs/>
-                <w:color w:val="FF0000"/>
-                <w:spacing w:val="0"/>
-                <w:sz w:val="28"/>
-                <w:szCs w:val="28"/>
-              </w:rPr>
-              <w:t>檢測規範」第6章檢測項目合格</w:t>
+              <w:t>「遙控無人機資安檢測規範」第6章檢測項目合格</w:t>
             </w:r>
           </w:p>
         </w:tc>
@@ -7016,29 +5980,7 @@
                 <w:sz w:val="28"/>
                 <w:szCs w:val="28"/>
               </w:rPr>
-              <w:t>有下列情形之</w:t>
-            </w:r>
-            <w:proofErr w:type="gramStart"/>
-            <w:r>
-              <w:rPr>
-                <w:rFonts w:ascii="標楷體" w:hAnsi="標楷體" w:cs="標楷體" w:hint="eastAsia"/>
-                <w:bCs/>
-                <w:spacing w:val="0"/>
-                <w:sz w:val="28"/>
-                <w:szCs w:val="28"/>
-              </w:rPr>
-              <w:t>一</w:t>
-            </w:r>
-            <w:proofErr w:type="gramEnd"/>
-            <w:r>
-              <w:rPr>
-                <w:rFonts w:ascii="標楷體" w:hAnsi="標楷體" w:cs="標楷體" w:hint="eastAsia"/>
-                <w:bCs/>
-                <w:spacing w:val="0"/>
-                <w:sz w:val="28"/>
-                <w:szCs w:val="28"/>
-              </w:rPr>
-              <w:t>者：</w:t>
+              <w:t>有下列情形之一者：</w:t>
             </w:r>
           </w:p>
           <w:p>
@@ -7063,27 +6005,7 @@
                 <w:sz w:val="28"/>
                 <w:szCs w:val="28"/>
               </w:rPr>
-              <w:t>1.</w:t>
-            </w:r>
-            <w:proofErr w:type="gramStart"/>
-            <w:r>
-              <w:rPr>
-                <w:rFonts w:ascii="標楷體" w:hAnsi="標楷體" w:cs="標楷體" w:hint="eastAsia"/>
-                <w:bCs/>
-                <w:sz w:val="28"/>
-                <w:szCs w:val="28"/>
-              </w:rPr>
-              <w:t>飛經禁航</w:t>
-            </w:r>
-            <w:proofErr w:type="gramEnd"/>
-            <w:r>
-              <w:rPr>
-                <w:rFonts w:ascii="標楷體" w:hAnsi="標楷體" w:cs="標楷體" w:hint="eastAsia"/>
-                <w:bCs/>
-                <w:sz w:val="28"/>
-                <w:szCs w:val="28"/>
-              </w:rPr>
-              <w:t>區、限航區、民航局公告之航空站或飛行場四周或地方政府代中央機關公告之紅區</w:t>
+              <w:t>1.飛經禁航區、限航區、民航局公告之航空站或飛行場四周或地方政府代中央機關公告之紅區</w:t>
             </w:r>
           </w:p>
           <w:p>
@@ -7253,19 +6175,8 @@
                 <w:sz w:val="28"/>
                 <w:szCs w:val="28"/>
               </w:rPr>
-              <w:t>政府劃</w:t>
+              <w:t>政府劃設紅區</w:t>
             </w:r>
-            <w:proofErr w:type="gramStart"/>
-            <w:r>
-              <w:rPr>
-                <w:rFonts w:ascii="標楷體" w:hAnsi="標楷體" w:cs="標楷體" w:hint="eastAsia"/>
-                <w:bCs/>
-                <w:sz w:val="28"/>
-                <w:szCs w:val="28"/>
-              </w:rPr>
-              <w:t>設紅區</w:t>
-            </w:r>
-            <w:proofErr w:type="gramEnd"/>
           </w:p>
         </w:tc>
         <w:tc>
@@ -7294,27 +6205,7 @@
                 <w:sz w:val="28"/>
                 <w:szCs w:val="28"/>
               </w:rPr>
-              <w:t>有下列情形之</w:t>
-            </w:r>
-            <w:proofErr w:type="gramStart"/>
-            <w:r>
-              <w:rPr>
-                <w:rFonts w:ascii="標楷體" w:hAnsi="標楷體" w:cs="標楷體" w:hint="eastAsia"/>
-                <w:bCs/>
-                <w:sz w:val="28"/>
-                <w:szCs w:val="28"/>
-              </w:rPr>
-              <w:t>一</w:t>
-            </w:r>
-            <w:proofErr w:type="gramEnd"/>
-            <w:r>
-              <w:rPr>
-                <w:rFonts w:ascii="標楷體" w:hAnsi="標楷體" w:cs="標楷體" w:hint="eastAsia"/>
-                <w:bCs/>
-                <w:sz w:val="28"/>
-                <w:szCs w:val="28"/>
-              </w:rPr>
-              <w:t>者，免予適用:</w:t>
+              <w:t>有下列情形之一者，免予適用:</w:t>
             </w:r>
           </w:p>
           <w:p>
@@ -7400,27 +6291,7 @@
                 <w:sz w:val="28"/>
                 <w:szCs w:val="28"/>
               </w:rPr>
-              <w:t>3.</w:t>
-            </w:r>
-            <w:proofErr w:type="gramStart"/>
-            <w:r>
-              <w:rPr>
-                <w:rFonts w:ascii="標楷體" w:hAnsi="標楷體" w:cs="標楷體" w:hint="eastAsia"/>
-                <w:bCs/>
-                <w:sz w:val="28"/>
-                <w:szCs w:val="28"/>
-              </w:rPr>
-              <w:t>紅區所在</w:t>
-            </w:r>
-            <w:proofErr w:type="gramEnd"/>
-            <w:r>
-              <w:rPr>
-                <w:rFonts w:ascii="標楷體" w:hAnsi="標楷體" w:cs="標楷體" w:hint="eastAsia"/>
-                <w:bCs/>
-                <w:sz w:val="28"/>
-                <w:szCs w:val="28"/>
-              </w:rPr>
-              <w:t>機關辦理之教育訓練或競賽等低機敏性活動並報經地方政府備查。</w:t>
+              <w:t>3.紅區所在機關辦理之教育訓練或競賽等低機敏性活動並報經地方政府備查。</w:t>
             </w:r>
           </w:p>
         </w:tc>
@@ -7478,31 +6349,7 @@
                 <w:sz w:val="28"/>
                 <w:szCs w:val="28"/>
               </w:rPr>
-              <w:t>「遙控無人</w:t>
-            </w:r>
-            <w:proofErr w:type="gramStart"/>
-            <w:r>
-              <w:rPr>
-                <w:rFonts w:ascii="標楷體" w:hAnsi="標楷體" w:cs="標楷體" w:hint="eastAsia"/>
-                <w:bCs/>
-                <w:color w:val="FF0000"/>
-                <w:spacing w:val="0"/>
-                <w:sz w:val="28"/>
-                <w:szCs w:val="28"/>
-              </w:rPr>
-              <w:t>機資安</w:t>
-            </w:r>
-            <w:proofErr w:type="gramEnd"/>
-            <w:r>
-              <w:rPr>
-                <w:rFonts w:ascii="標楷體" w:hAnsi="標楷體" w:cs="標楷體" w:hint="eastAsia"/>
-                <w:bCs/>
-                <w:color w:val="FF0000"/>
-                <w:spacing w:val="0"/>
-                <w:sz w:val="28"/>
-                <w:szCs w:val="28"/>
-              </w:rPr>
-              <w:t>檢測規範」</w:t>
+              <w:t>「遙控無人機資安檢測規範」</w:t>
             </w:r>
             <w:r>
               <w:rPr>
@@ -7512,29 +6359,7 @@
                 <w:sz w:val="28"/>
                 <w:szCs w:val="28"/>
               </w:rPr>
-              <w:t>第7章無人機群飛</w:t>
-            </w:r>
-            <w:proofErr w:type="gramStart"/>
-            <w:r>
-              <w:rPr>
-                <w:rFonts w:ascii="標楷體" w:hAnsi="標楷體" w:cs="標楷體" w:hint="eastAsia"/>
-                <w:color w:val="FF0000"/>
-                <w:spacing w:val="0"/>
-                <w:sz w:val="28"/>
-                <w:szCs w:val="28"/>
-              </w:rPr>
-              <w:t>系統資安檢測</w:t>
-            </w:r>
-            <w:proofErr w:type="gramEnd"/>
-            <w:r>
-              <w:rPr>
-                <w:rFonts w:ascii="標楷體" w:hAnsi="標楷體" w:cs="標楷體" w:hint="eastAsia"/>
-                <w:color w:val="FF0000"/>
-                <w:spacing w:val="0"/>
-                <w:sz w:val="28"/>
-                <w:szCs w:val="28"/>
-              </w:rPr>
-              <w:t>合格</w:t>
+              <w:t>第7章無人機群飛系統資安檢測合格</w:t>
             </w:r>
           </w:p>
         </w:tc>
@@ -7557,7 +6382,6 @@
                 <w:szCs w:val="28"/>
               </w:rPr>
             </w:pPr>
-            <w:proofErr w:type="gramStart"/>
             <w:r>
               <w:rPr>
                 <w:rFonts w:ascii="標楷體" w:hAnsi="標楷體" w:cs="標楷體" w:hint="eastAsia"/>
@@ -7566,18 +6390,7 @@
                 <w:sz w:val="28"/>
                 <w:szCs w:val="28"/>
               </w:rPr>
-              <w:t>群飛架數</w:t>
-            </w:r>
-            <w:proofErr w:type="gramEnd"/>
-            <w:r>
-              <w:rPr>
-                <w:rFonts w:ascii="標楷體" w:hAnsi="標楷體" w:cs="標楷體" w:hint="eastAsia"/>
-                <w:bCs/>
-                <w:spacing w:val="-4"/>
-                <w:sz w:val="28"/>
-                <w:szCs w:val="28"/>
-              </w:rPr>
-              <w:t>2</w:t>
+              <w:t>群飛架數2</w:t>
             </w:r>
             <w:r>
               <w:rPr>
@@ -7637,50 +6450,22 @@
           <w:szCs w:val="24"/>
         </w:rPr>
       </w:pPr>
-      <w:proofErr w:type="gramStart"/>
       <w:r>
         <w:rPr>
           <w:rFonts w:ascii="標楷體" w:hAnsi="標楷體" w:cs="標楷體" w:hint="eastAsia"/>
           <w:spacing w:val="0"/>
           <w:szCs w:val="24"/>
         </w:rPr>
-        <w:t>註</w:t>
-      </w:r>
-      <w:proofErr w:type="gramEnd"/>
+        <w:t>註1</w:t>
+      </w:r>
+      <w:bookmarkStart w:id="4" w:name="_Hlk194682227"/>
       <w:r>
         <w:rPr>
           <w:rFonts w:ascii="標楷體" w:hAnsi="標楷體" w:cs="標楷體" w:hint="eastAsia"/>
           <w:spacing w:val="0"/>
           <w:szCs w:val="24"/>
         </w:rPr>
-        <w:t>1</w:t>
-      </w:r>
-      <w:bookmarkStart w:id="4" w:name="_Hlk194682227"/>
-      <w:r>
-        <w:rPr>
-          <w:rFonts w:ascii="標楷體" w:hAnsi="標楷體" w:cs="標楷體" w:hint="eastAsia"/>
-          <w:spacing w:val="0"/>
-          <w:szCs w:val="24"/>
-        </w:rPr>
-        <w:t>：本表無人</w:t>
-      </w:r>
-      <w:proofErr w:type="gramStart"/>
-      <w:r>
-        <w:rPr>
-          <w:rFonts w:ascii="標楷體" w:hAnsi="標楷體" w:cs="標楷體" w:hint="eastAsia"/>
-          <w:spacing w:val="0"/>
-          <w:szCs w:val="24"/>
-        </w:rPr>
-        <w:t>機資安</w:t>
-      </w:r>
-      <w:proofErr w:type="gramEnd"/>
-      <w:r>
-        <w:rPr>
-          <w:rFonts w:ascii="標楷體" w:hAnsi="標楷體" w:cs="標楷體" w:hint="eastAsia"/>
-          <w:spacing w:val="0"/>
-          <w:szCs w:val="24"/>
-        </w:rPr>
-        <w:t>檢測需求係針對一般機關採購取得或使用無人機之基本需求，機關得依個案特性提高檢測安全等級</w:t>
+        <w:t>：本表無人機資安檢測需求係針對一般機關採購取得或使用無人機之基本需求，機關得依個案特性提高檢測安全等級</w:t>
       </w:r>
       <w:r>
         <w:rPr>
@@ -7713,113 +6498,23 @@
           <w:szCs w:val="24"/>
         </w:rPr>
       </w:pPr>
-      <w:proofErr w:type="gramStart"/>
       <w:r>
         <w:rPr>
           <w:rFonts w:ascii="標楷體" w:hAnsi="標楷體" w:cs="標楷體" w:hint="eastAsia"/>
           <w:spacing w:val="0"/>
           <w:szCs w:val="24"/>
         </w:rPr>
-        <w:t>註</w:t>
-      </w:r>
-      <w:proofErr w:type="gramEnd"/>
+        <w:t>註2：</w:t>
+      </w:r>
+      <w:bookmarkStart w:id="5" w:name="_Hlk194682257"/>
       <w:r>
         <w:rPr>
           <w:rFonts w:ascii="標楷體" w:hAnsi="標楷體" w:cs="標楷體" w:hint="eastAsia"/>
+          <w:color w:val="FF0000"/>
           <w:spacing w:val="0"/>
           <w:szCs w:val="24"/>
         </w:rPr>
-        <w:t>2：</w:t>
-      </w:r>
-      <w:bookmarkStart w:id="5" w:name="_Hlk194682257"/>
-      <w:r>
-        <w:rPr>
-          <w:rFonts w:ascii="標楷體" w:hAnsi="標楷體" w:cs="標楷體" w:hint="eastAsia"/>
-          <w:color w:val="FF0000"/>
-          <w:spacing w:val="0"/>
-          <w:szCs w:val="24"/>
-        </w:rPr>
-        <w:t>數位</w:t>
-      </w:r>
-      <w:proofErr w:type="gramStart"/>
-      <w:r>
-        <w:rPr>
-          <w:rFonts w:ascii="標楷體" w:hAnsi="標楷體" w:cs="標楷體" w:hint="eastAsia"/>
-          <w:color w:val="FF0000"/>
-          <w:spacing w:val="0"/>
-          <w:szCs w:val="24"/>
-        </w:rPr>
-        <w:t>發展部以114年1月8日</w:t>
-      </w:r>
-      <w:proofErr w:type="gramEnd"/>
-      <w:r>
-        <w:rPr>
-          <w:rFonts w:ascii="標楷體" w:hAnsi="標楷體" w:cs="標楷體" w:hint="eastAsia"/>
-          <w:color w:val="FF0000"/>
-          <w:spacing w:val="0"/>
-          <w:szCs w:val="24"/>
-        </w:rPr>
-        <w:t>數位韌性字第 11350028201號公告，該部113年12月26日會銜交通部公告「遙控無人</w:t>
-      </w:r>
-      <w:proofErr w:type="gramStart"/>
-      <w:r>
-        <w:rPr>
-          <w:rFonts w:ascii="標楷體" w:hAnsi="標楷體" w:cs="標楷體" w:hint="eastAsia"/>
-          <w:color w:val="FF0000"/>
-          <w:spacing w:val="0"/>
-          <w:szCs w:val="24"/>
-        </w:rPr>
-        <w:t>機資安</w:t>
-      </w:r>
-      <w:proofErr w:type="gramEnd"/>
-      <w:r>
-        <w:rPr>
-          <w:rFonts w:ascii="標楷體" w:hAnsi="標楷體" w:cs="標楷體" w:hint="eastAsia"/>
-          <w:color w:val="FF0000"/>
-          <w:spacing w:val="0"/>
-          <w:szCs w:val="24"/>
-        </w:rPr>
-        <w:t>檢測規範」前，已向公告所列檢測專業機構或法人取得依「遙控無人</w:t>
-      </w:r>
-      <w:proofErr w:type="gramStart"/>
-      <w:r>
-        <w:rPr>
-          <w:rFonts w:ascii="標楷體" w:hAnsi="標楷體" w:cs="標楷體" w:hint="eastAsia"/>
-          <w:color w:val="FF0000"/>
-          <w:spacing w:val="0"/>
-          <w:szCs w:val="24"/>
-        </w:rPr>
-        <w:t>機資安</w:t>
-      </w:r>
-      <w:proofErr w:type="gramEnd"/>
-      <w:r>
-        <w:rPr>
-          <w:rFonts w:ascii="標楷體" w:hAnsi="標楷體" w:cs="標楷體" w:hint="eastAsia"/>
-          <w:color w:val="FF0000"/>
-          <w:spacing w:val="0"/>
-          <w:szCs w:val="24"/>
-        </w:rPr>
-        <w:t>保障規範」2.0所發給之檢測報告者，得向該機構或法人申請換發相當檢測項目之遙控無人</w:t>
-      </w:r>
-      <w:proofErr w:type="gramStart"/>
-      <w:r>
-        <w:rPr>
-          <w:rFonts w:ascii="標楷體" w:hAnsi="標楷體" w:cs="標楷體" w:hint="eastAsia"/>
-          <w:color w:val="FF0000"/>
-          <w:spacing w:val="0"/>
-          <w:szCs w:val="24"/>
-        </w:rPr>
-        <w:t>機資安</w:t>
-      </w:r>
-      <w:proofErr w:type="gramEnd"/>
-      <w:r>
-        <w:rPr>
-          <w:rFonts w:ascii="標楷體" w:hAnsi="標楷體" w:cs="標楷體" w:hint="eastAsia"/>
-          <w:color w:val="FF0000"/>
-          <w:spacing w:val="0"/>
-          <w:szCs w:val="24"/>
-        </w:rPr>
-        <w:t>檢測合格報告</w:t>
+        <w:t>數位發展部以114年1月8日數位韌性字第 11350028201號公告，該部113年12月26日會銜交通部公告「遙控無人機資安檢測規範」前，已向公告所列檢測專業機構或法人取得依「遙控無人機資安保障規範」2.0所發給之檢測報告者，得向該機構或法人申請換發相當檢測項目之遙控無人機資安檢測合格報告</w:t>
       </w:r>
       <w:r>
         <w:rPr>
@@ -7843,41 +6538,13 @@
           <w:szCs w:val="24"/>
         </w:rPr>
       </w:pPr>
-      <w:proofErr w:type="gramStart"/>
       <w:r>
         <w:rPr>
           <w:rFonts w:ascii="標楷體" w:hAnsi="標楷體" w:cs="標楷體" w:hint="eastAsia"/>
           <w:spacing w:val="0"/>
           <w:szCs w:val="24"/>
         </w:rPr>
-        <w:t>註</w:t>
-      </w:r>
-      <w:proofErr w:type="gramEnd"/>
-      <w:r>
-        <w:rPr>
-          <w:rFonts w:ascii="標楷體" w:hAnsi="標楷體" w:cs="標楷體" w:hint="eastAsia"/>
-          <w:spacing w:val="0"/>
-          <w:szCs w:val="24"/>
-        </w:rPr>
-        <w:t>3：機關應視個案實際情形於採購預算</w:t>
-      </w:r>
-      <w:proofErr w:type="gramStart"/>
-      <w:r>
-        <w:rPr>
-          <w:rFonts w:ascii="標楷體" w:hAnsi="標楷體" w:cs="標楷體" w:hint="eastAsia"/>
-          <w:spacing w:val="0"/>
-          <w:szCs w:val="24"/>
-        </w:rPr>
-        <w:t>編列資安檢測</w:t>
-      </w:r>
-      <w:proofErr w:type="gramEnd"/>
-      <w:r>
-        <w:rPr>
-          <w:rFonts w:ascii="標楷體" w:hAnsi="標楷體" w:cs="標楷體" w:hint="eastAsia"/>
-          <w:spacing w:val="0"/>
-          <w:szCs w:val="24"/>
-        </w:rPr>
-        <w:t>費用。客製化之財物採購，第1次型式檢測費用由機關預算支應；勞務採購，機關依使用架數、使用頻率等因素評估所需檢測費用。</w:t>
+        <w:t>註3：機關應視個案實際情形於採購預算編列資安檢測費用。客製化之財物採購，第1次型式檢測費用由機關預算支應；勞務採購，機關依使用架數、使用頻率等因素評估所需檢測費用。</w:t>
       </w:r>
     </w:p>
     <w:p>
@@ -7979,7 +6646,6 @@
         </w:rPr>
         <w:t xml:space="preserve">      </w:t>
       </w:r>
-      <w:proofErr w:type="gramStart"/>
       <w:r>
         <w:rPr>
           <w:rFonts w:hint="eastAsia"/>
@@ -7987,7 +6653,6 @@
         </w:rPr>
         <w:t>█</w:t>
       </w:r>
-      <w:proofErr w:type="gramEnd"/>
       <w:r>
         <w:rPr>
           <w:spacing w:val="0"/>
@@ -8037,15 +6702,7 @@
         <w:t>(1)依採購法第25條規定</w:t>
       </w:r>
       <w:r>
-        <w:t>允許廠商共同投標(招標</w:t>
-      </w:r>
-      <w:proofErr w:type="gramStart"/>
-      <w:r>
-        <w:t>文件已附共同</w:t>
-      </w:r>
-      <w:proofErr w:type="gramEnd"/>
-      <w:r>
-        <w:t>投標協議書範本</w:t>
+        <w:t>允許廠商共同投標(招標文件已附共同投標協議書範本</w:t>
       </w:r>
       <w:r>
         <w:rPr>
@@ -8109,7 +6766,6 @@
           <w:spacing w:val="0"/>
         </w:rPr>
       </w:pPr>
-      <w:proofErr w:type="gramStart"/>
       <w:r>
         <w:rPr>
           <w:rFonts w:hint="eastAsia"/>
@@ -8117,7 +6773,6 @@
         </w:rPr>
         <w:t>█</w:t>
       </w:r>
-      <w:proofErr w:type="gramEnd"/>
       <w:r>
         <w:rPr>
           <w:spacing w:val="0"/>
@@ -8159,7 +6814,6 @@
           <w:u w:val="single"/>
         </w:rPr>
       </w:pPr>
-      <w:proofErr w:type="gramStart"/>
       <w:r>
         <w:rPr>
           <w:rFonts w:hint="eastAsia"/>
@@ -8167,7 +6821,6 @@
         </w:rPr>
         <w:t>█</w:t>
       </w:r>
-      <w:proofErr w:type="gramEnd"/>
       <w:r>
         <w:rPr>
           <w:rFonts w:hint="eastAsia"/>
@@ -8278,23 +6931,7 @@
           <w:color w:val="000000"/>
           <w:u w:val="single"/>
         </w:rPr>
-        <w:t>(</w:t>
-      </w:r>
-      <w:proofErr w:type="gramStart"/>
-      <w:r>
-        <w:rPr>
-          <w:color w:val="000000"/>
-          <w:u w:val="single"/>
-        </w:rPr>
-        <w:t>無者免填</w:t>
-      </w:r>
-      <w:proofErr w:type="gramEnd"/>
-      <w:r>
-        <w:rPr>
-          <w:color w:val="000000"/>
-          <w:u w:val="single"/>
-        </w:rPr>
-        <w:t>)</w:t>
+        <w:t>(無者免填)</w:t>
       </w:r>
       <w:r>
         <w:rPr>
@@ -8357,25 +6994,7 @@
           <w:kern w:val="0"/>
           <w:u w:val="single"/>
         </w:rPr>
-        <w:t>之內容，應另以書面提供予機關之項目（如有不符者，以電子傳輸資料為</w:t>
-      </w:r>
-      <w:proofErr w:type="gramStart"/>
-      <w:r>
-        <w:rPr>
-          <w:rFonts w:hint="eastAsia"/>
-          <w:kern w:val="0"/>
-          <w:u w:val="single"/>
-        </w:rPr>
-        <w:t>準</w:t>
-      </w:r>
-      <w:proofErr w:type="gramEnd"/>
-      <w:r>
-        <w:rPr>
-          <w:rFonts w:hint="eastAsia"/>
-          <w:kern w:val="0"/>
-          <w:u w:val="single"/>
-        </w:rPr>
-        <w:t>）</w:t>
+        <w:t>之內容，應另以書面提供予機關之項目（如有不符者，以電子傳輸資料為準）</w:t>
       </w:r>
       <w:r>
         <w:rPr>
@@ -8448,23 +7067,7 @@
           <w:rFonts w:hint="eastAsia"/>
           <w:spacing w:val="6"/>
         </w:rPr>
-        <w:t>依採購法施行細則第43條第3項規定。</w:t>
-      </w:r>
-      <w:proofErr w:type="gramStart"/>
-      <w:r>
-        <w:rPr>
-          <w:rFonts w:hint="eastAsia"/>
-          <w:spacing w:val="6"/>
-        </w:rPr>
-        <w:t>（</w:t>
-      </w:r>
-      <w:proofErr w:type="gramEnd"/>
-      <w:r>
-        <w:rPr>
-          <w:rFonts w:hint="eastAsia"/>
-          <w:spacing w:val="6"/>
-        </w:rPr>
-        <w:t>機關最後釋疑之次日起算至截止投標日或資格審查截止收件日之日數，不得少於原等標期之四分之一，其未滿1日者以1日計；前述日數有不足者，截止日至少應延後至補足不足之日數。）</w:t>
+        <w:t>依採購法施行細則第43條第3項規定。（機關最後釋疑之次日起算至截止投標日或資格審查截止收件日之日數，不得少於原等標期之四分之一，其未滿1日者以1日計；前述日數有不足者，截止日至少應延後至補足不足之日數。）</w:t>
       </w:r>
     </w:p>
     <w:p>
@@ -8533,7 +7136,6 @@
         </w:rPr>
         <w:t xml:space="preserve">       </w:t>
       </w:r>
-      <w:proofErr w:type="gramStart"/>
       <w:r>
         <w:rPr>
           <w:rFonts w:hint="eastAsia"/>
@@ -8541,7 +7143,6 @@
         </w:rPr>
         <w:t>█</w:t>
       </w:r>
-      <w:proofErr w:type="gramEnd"/>
       <w:r>
         <w:rPr>
           <w:spacing w:val="0"/>
@@ -8658,7 +7259,6 @@
         </w:rPr>
         <w:t xml:space="preserve">       </w:t>
       </w:r>
-      <w:proofErr w:type="gramStart"/>
       <w:r>
         <w:rPr>
           <w:rFonts w:ascii="標楷體" w:eastAsia="標楷體" w:hAnsi="標楷體" w:hint="eastAsia"/>
@@ -8666,7 +7266,6 @@
         </w:rPr>
         <w:t>█</w:t>
       </w:r>
-      <w:proofErr w:type="gramEnd"/>
       <w:r>
         <w:rPr>
           <w:rFonts w:ascii="Times New Roman" w:eastAsia="標楷體"/>
@@ -8727,35 +7326,7 @@
         <w:rPr>
           <w:spacing w:val="0"/>
         </w:rPr>
-        <w:t>如機關無法於前開</w:t>
-      </w:r>
-      <w:proofErr w:type="gramStart"/>
-      <w:r>
-        <w:rPr>
-          <w:spacing w:val="0"/>
-        </w:rPr>
-        <w:t>有效期內決標</w:t>
-      </w:r>
-      <w:proofErr w:type="gramEnd"/>
-      <w:r>
-        <w:rPr>
-          <w:spacing w:val="0"/>
-        </w:rPr>
-        <w:t>，得於</w:t>
-      </w:r>
-      <w:proofErr w:type="gramStart"/>
-      <w:r>
-        <w:rPr>
-          <w:spacing w:val="0"/>
-        </w:rPr>
-        <w:t>必要時洽請</w:t>
-      </w:r>
-      <w:proofErr w:type="gramEnd"/>
-      <w:r>
-        <w:rPr>
-          <w:spacing w:val="0"/>
-        </w:rPr>
-        <w:t>廠商延長投標文件之有效期。</w:t>
+        <w:t>如機關無法於前開有效期內決標，得於必要時洽請廠商延長投標文件之有效期。</w:t>
       </w:r>
       <w:r>
         <w:rPr>
@@ -8772,27 +7343,7 @@
           <w:color w:val="FF0000"/>
           <w:szCs w:val="28"/>
         </w:rPr>
-        <w:t>於</w:t>
-      </w:r>
-      <w:proofErr w:type="gramStart"/>
-      <w:r>
-        <w:rPr>
-          <w:rFonts w:hint="eastAsia"/>
-          <w:bCs/>
-          <w:color w:val="FF0000"/>
-          <w:szCs w:val="28"/>
-        </w:rPr>
-        <w:t>押</w:t>
-      </w:r>
-      <w:proofErr w:type="gramEnd"/>
-      <w:r>
-        <w:rPr>
-          <w:rFonts w:hint="eastAsia"/>
-          <w:bCs/>
-          <w:color w:val="FF0000"/>
-          <w:szCs w:val="28"/>
-        </w:rPr>
-        <w:t>標金有效期，依第35點辦理。</w:t>
+        <w:t>於押標金有效期，依第35點辦理。</w:t>
       </w:r>
     </w:p>
     <w:p>
@@ -8841,7 +7392,6 @@
         </w:rPr>
         <w:t xml:space="preserve">       </w:t>
       </w:r>
-      <w:proofErr w:type="gramStart"/>
       <w:r>
         <w:rPr>
           <w:rFonts w:hint="eastAsia"/>
@@ -8849,7 +7399,6 @@
         </w:rPr>
         <w:t>█</w:t>
       </w:r>
-      <w:proofErr w:type="gramEnd"/>
       <w:r>
         <w:rPr>
           <w:spacing w:val="0"/>
@@ -9079,7 +7628,6 @@
         <w:lastRenderedPageBreak/>
         <w:t xml:space="preserve">       </w:t>
       </w:r>
-      <w:proofErr w:type="gramStart"/>
       <w:r>
         <w:rPr>
           <w:rFonts w:hint="eastAsia"/>
@@ -9087,7 +7635,6 @@
         </w:rPr>
         <w:t>█</w:t>
       </w:r>
-      <w:proofErr w:type="gramEnd"/>
       <w:r>
         <w:rPr>
           <w:spacing w:val="0"/>
@@ -9159,18 +7706,8 @@
           <w:spacing w:val="0"/>
           <w:highlight w:val="yellow"/>
         </w:rPr>
-        <w:t>依採購法不公開</w:t>
-      </w:r>
-      <w:proofErr w:type="gramStart"/>
-      <w:r>
-        <w:rPr>
-          <w:rFonts w:ascii="Times New Roman" w:eastAsia="標楷體"/>
-          <w:spacing w:val="0"/>
-          <w:highlight w:val="yellow"/>
-        </w:rPr>
-        <w:t>者免填</w:t>
-      </w:r>
-      <w:proofErr w:type="gramEnd"/>
+        <w:t>依採購法不公開者免填</w:t>
+      </w:r>
       <w:r>
         <w:rPr>
           <w:rFonts w:ascii="Times New Roman" w:eastAsia="標楷體"/>
@@ -9304,21 +7841,7 @@
         <w:rPr>
           <w:spacing w:val="0"/>
         </w:rPr>
-        <w:t>公開開標案件之開標地點(依採購法不公開</w:t>
-      </w:r>
-      <w:proofErr w:type="gramStart"/>
-      <w:r>
-        <w:rPr>
-          <w:spacing w:val="0"/>
-        </w:rPr>
-        <w:t>者免填</w:t>
-      </w:r>
-      <w:proofErr w:type="gramEnd"/>
-      <w:r>
-        <w:rPr>
-          <w:spacing w:val="0"/>
-        </w:rPr>
-        <w:t>)：</w:t>
+        <w:t>公開開標案件之開標地點(依採購法不公開者免填)：</w:t>
       </w:r>
       <w:r>
         <w:rPr>
@@ -9347,21 +7870,7 @@
         <w:rPr>
           <w:spacing w:val="0"/>
         </w:rPr>
-        <w:t>公開開標案件有權參加開標之每一投標廠商人數(依採購法不公開或不限制廠商出席人數</w:t>
-      </w:r>
-      <w:proofErr w:type="gramStart"/>
-      <w:r>
-        <w:rPr>
-          <w:spacing w:val="0"/>
-        </w:rPr>
-        <w:t>者免填</w:t>
-      </w:r>
-      <w:proofErr w:type="gramEnd"/>
-      <w:r>
-        <w:rPr>
-          <w:spacing w:val="0"/>
-        </w:rPr>
-        <w:t>)：</w:t>
+        <w:t>公開開標案件有權參加開標之每一投標廠商人數(依採購法不公開或不限制廠商出席人數者免填)：</w:t>
       </w:r>
       <w:r>
         <w:rPr>
@@ -9451,21 +7960,7 @@
         <w:rPr>
           <w:spacing w:val="0"/>
         </w:rPr>
-        <w:t>(2)依採購法第42條規定</w:t>
-      </w:r>
-      <w:proofErr w:type="gramStart"/>
-      <w:r>
-        <w:rPr>
-          <w:spacing w:val="0"/>
-        </w:rPr>
-        <w:t>採</w:t>
-      </w:r>
-      <w:proofErr w:type="gramEnd"/>
-      <w:r>
-        <w:rPr>
-          <w:spacing w:val="0"/>
-        </w:rPr>
-        <w:t>分段開標，後續階段開標之時間及地點無法預先標示。</w:t>
+        <w:t>(2)依採購法第42條規定採分段開標，後續階段開標之時間及地點無法預先標示。</w:t>
       </w:r>
     </w:p>
     <w:p>
@@ -9564,21 +8059,7 @@
         <w:rPr>
           <w:spacing w:val="0"/>
         </w:rPr>
-        <w:t>本採購開標</w:t>
-      </w:r>
-      <w:proofErr w:type="gramStart"/>
-      <w:r>
-        <w:rPr>
-          <w:spacing w:val="0"/>
-        </w:rPr>
-        <w:t>採</w:t>
-      </w:r>
-      <w:proofErr w:type="gramEnd"/>
-      <w:r>
-        <w:rPr>
-          <w:spacing w:val="0"/>
-        </w:rPr>
-        <w:t>：</w:t>
+        <w:t>本採購開標採：</w:t>
       </w:r>
     </w:p>
     <w:p>
@@ -9591,7 +8072,6 @@
           <w:spacing w:val="0"/>
         </w:rPr>
       </w:pPr>
-      <w:proofErr w:type="gramStart"/>
       <w:r>
         <w:rPr>
           <w:rFonts w:hint="eastAsia"/>
@@ -9599,26 +8079,11 @@
         </w:rPr>
         <w:t>█</w:t>
       </w:r>
-      <w:proofErr w:type="gramEnd"/>
-      <w:r>
-        <w:rPr>
-          <w:spacing w:val="0"/>
-        </w:rPr>
-        <w:t>(1)不分段開標。所有投標文件置於一</w:t>
-      </w:r>
-      <w:proofErr w:type="gramStart"/>
-      <w:r>
-        <w:rPr>
-          <w:spacing w:val="0"/>
-        </w:rPr>
-        <w:t>標封內</w:t>
-      </w:r>
-      <w:proofErr w:type="gramEnd"/>
-      <w:r>
-        <w:rPr>
-          <w:spacing w:val="0"/>
-        </w:rPr>
-        <w:t>，不必按文件屬性分別裝封。</w:t>
+      <w:r>
+        <w:rPr>
+          <w:spacing w:val="0"/>
+        </w:rPr>
+        <w:t>(1)不分段開標。所有投標文件置於一標封內，不必按文件屬性分別裝封。</w:t>
       </w:r>
     </w:p>
     <w:p>
@@ -9638,30 +8103,8 @@
         <w:rPr>
           <w:spacing w:val="0"/>
         </w:rPr>
-        <w:t>(2)分段開標（請勾選項目）；投標廠商應就各</w:t>
-      </w:r>
-      <w:proofErr w:type="gramStart"/>
-      <w:r>
-        <w:rPr>
-          <w:spacing w:val="0"/>
-        </w:rPr>
-        <w:t>段標之標封</w:t>
-      </w:r>
-      <w:proofErr w:type="gramEnd"/>
-      <w:r>
-        <w:rPr>
-          <w:spacing w:val="0"/>
-        </w:rPr>
-        <w:t>分別</w:t>
-      </w:r>
-      <w:proofErr w:type="gramStart"/>
-      <w:r>
-        <w:rPr>
-          <w:spacing w:val="0"/>
-        </w:rPr>
-        <w:t>裝封並標示</w:t>
-      </w:r>
-      <w:proofErr w:type="gramEnd"/>
+        <w:t>(2)分段開標（請勾選項目）；投標廠商應就各段標之標封分別裝封並標示</w:t>
+      </w:r>
       <w:r>
         <w:t>內含資格標、規格標或價格標等</w:t>
       </w:r>
@@ -9790,54 +8233,11 @@
           <w:spacing w:val="0"/>
         </w:rPr>
       </w:pPr>
-      <w:proofErr w:type="gramStart"/>
-      <w:r>
-        <w:rPr>
-          <w:spacing w:val="0"/>
-        </w:rPr>
-        <w:t>押</w:t>
-      </w:r>
-      <w:proofErr w:type="gramEnd"/>
-      <w:r>
-        <w:rPr>
-          <w:spacing w:val="0"/>
-        </w:rPr>
-        <w:t>標金金額(</w:t>
-      </w:r>
-      <w:proofErr w:type="gramStart"/>
-      <w:r>
-        <w:rPr>
-          <w:spacing w:val="0"/>
-        </w:rPr>
-        <w:t>無押標金</w:t>
-      </w:r>
-      <w:proofErr w:type="gramEnd"/>
-      <w:r>
-        <w:rPr>
-          <w:spacing w:val="0"/>
-        </w:rPr>
-        <w:t>者</w:t>
-      </w:r>
-      <w:proofErr w:type="gramStart"/>
-      <w:r>
-        <w:rPr>
-          <w:spacing w:val="0"/>
-        </w:rPr>
-        <w:t>免填，有押</w:t>
-      </w:r>
-      <w:proofErr w:type="gramEnd"/>
-      <w:r>
-        <w:rPr>
-          <w:spacing w:val="0"/>
-        </w:rPr>
-        <w:t>標金者</w:t>
-      </w:r>
-      <w:proofErr w:type="gramStart"/>
-      <w:r>
-        <w:rPr>
-          <w:spacing w:val="0"/>
-        </w:rPr>
-        <w:t>不得逾新</w:t>
+      <w:r>
+        <w:rPr>
+          <w:spacing w:val="0"/>
+        </w:rPr>
+        <w:t>押標金金額(無押標金者免填，有押標金者不得逾新</w:t>
       </w:r>
       <w:r>
         <w:rPr>
@@ -9849,28 +8249,7 @@
         <w:rPr>
           <w:spacing w:val="0"/>
         </w:rPr>
-        <w:t>幣</w:t>
-      </w:r>
-      <w:proofErr w:type="gramEnd"/>
-      <w:r>
-        <w:rPr>
-          <w:spacing w:val="0"/>
-        </w:rPr>
-        <w:t>5</w:t>
-      </w:r>
-      <w:proofErr w:type="gramStart"/>
-      <w:r>
-        <w:rPr>
-          <w:spacing w:val="0"/>
-        </w:rPr>
-        <w:t>千萬</w:t>
-      </w:r>
-      <w:proofErr w:type="gramEnd"/>
-      <w:r>
-        <w:rPr>
-          <w:spacing w:val="0"/>
-        </w:rPr>
-        <w:t>元)：</w:t>
+        <w:t>幣5千萬元)：</w:t>
       </w:r>
     </w:p>
     <w:p>
@@ -9946,21 +8325,12 @@
           <w:spacing w:val="0"/>
         </w:rPr>
       </w:pPr>
-      <w:proofErr w:type="gramStart"/>
-      <w:r>
-        <w:rPr>
-          <w:spacing w:val="0"/>
-        </w:rPr>
-        <w:t>採</w:t>
-      </w:r>
-      <w:proofErr w:type="gramEnd"/>
-      <w:r>
-        <w:rPr>
-          <w:spacing w:val="0"/>
-        </w:rPr>
-        <w:t>電子投標之廠商，押標金予以減收金額(</w:t>
-      </w:r>
-      <w:proofErr w:type="gramStart"/>
+      <w:r>
+        <w:rPr>
+          <w:spacing w:val="0"/>
+        </w:rPr>
+        <w:t>採電子投標之廠商，押標金予以減收金額(</w:t>
+      </w:r>
       <w:r>
         <w:rPr>
           <w:spacing w:val="0"/>
@@ -9971,14 +8341,7 @@
         <w:rPr>
           <w:spacing w:val="0"/>
         </w:rPr>
-        <w:t>者免填</w:t>
-      </w:r>
-      <w:proofErr w:type="gramEnd"/>
-      <w:r>
-        <w:rPr>
-          <w:spacing w:val="0"/>
-        </w:rPr>
-        <w:t>) ：</w:t>
+        <w:t>者免填) ：</w:t>
       </w:r>
     </w:p>
     <w:p>
@@ -10060,62 +8423,40 @@
         </w:rPr>
         <w:t>公開於政府電子採購網</w:t>
       </w:r>
-      <w:r>
-        <w:rPr>
-          <w:spacing w:val="0"/>
-        </w:rPr>
-        <w:fldChar w:fldCharType="begin"/>
-      </w:r>
-      <w:r>
-        <w:rPr>
-          <w:spacing w:val="0"/>
-        </w:rPr>
-        <w:instrText xml:space="preserve"> HYPERLINK "https://web.pcc.gov.tw/常用查詢/優良廠商名單/" </w:instrText>
-      </w:r>
-      <w:r>
-        <w:rPr>
-          <w:spacing w:val="0"/>
-        </w:rPr>
-        <w:fldChar w:fldCharType="separate"/>
-      </w:r>
-      <w:r>
-        <w:rPr>
-          <w:spacing w:val="0"/>
-        </w:rPr>
-        <w:t>https://web.pcc.gov.tw/</w:t>
-      </w:r>
-      <w:r>
-        <w:rPr>
-          <w:rFonts w:hint="eastAsia"/>
-          <w:spacing w:val="0"/>
-        </w:rPr>
-        <w:t>常用查詢</w:t>
-      </w:r>
-      <w:r>
-        <w:rPr>
-          <w:spacing w:val="0"/>
-        </w:rPr>
-        <w:t>/</w:t>
-      </w:r>
-      <w:r>
-        <w:rPr>
-          <w:rFonts w:hint="eastAsia"/>
-          <w:spacing w:val="0"/>
-        </w:rPr>
-        <w:t>優良廠商名單</w:t>
-      </w:r>
-      <w:r>
-        <w:rPr>
-          <w:spacing w:val="0"/>
-        </w:rPr>
-        <w:t>/</w:t>
-      </w:r>
-      <w:r>
-        <w:rPr>
-          <w:spacing w:val="0"/>
-        </w:rPr>
-        <w:fldChar w:fldCharType="end"/>
-      </w:r>
+      <w:hyperlink r:id="rId8" w:history="1">
+        <w:r>
+          <w:rPr>
+            <w:spacing w:val="0"/>
+          </w:rPr>
+          <w:t>https://web.pcc.gov.tw/</w:t>
+        </w:r>
+        <w:r>
+          <w:rPr>
+            <w:rFonts w:hint="eastAsia"/>
+            <w:spacing w:val="0"/>
+          </w:rPr>
+          <w:t>常用查詢</w:t>
+        </w:r>
+        <w:r>
+          <w:rPr>
+            <w:spacing w:val="0"/>
+          </w:rPr>
+          <w:t>/</w:t>
+        </w:r>
+        <w:r>
+          <w:rPr>
+            <w:rFonts w:hint="eastAsia"/>
+            <w:spacing w:val="0"/>
+          </w:rPr>
+          <w:t>優良廠商名單</w:t>
+        </w:r>
+        <w:r>
+          <w:rPr>
+            <w:spacing w:val="0"/>
+          </w:rPr>
+          <w:t>/</w:t>
+        </w:r>
+      </w:hyperlink>
       <w:r>
         <w:rPr>
           <w:rFonts w:hint="eastAsia"/>
@@ -10169,21 +8510,7 @@
         <w:rPr>
           <w:rFonts w:hint="eastAsia"/>
         </w:rPr>
-        <w:t>行政院公共工程委員會公共工程金質獎之得獎廠商，</w:t>
-      </w:r>
-      <w:proofErr w:type="gramStart"/>
-      <w:r>
-        <w:rPr>
-          <w:rFonts w:hint="eastAsia"/>
-        </w:rPr>
-        <w:t>減收原應</w:t>
-      </w:r>
-      <w:proofErr w:type="gramEnd"/>
-      <w:r>
-        <w:rPr>
-          <w:rFonts w:hint="eastAsia"/>
-        </w:rPr>
-        <w:t>繳額度之</w:t>
+        <w:t>行政院公共工程委員會公共工程金質獎之得獎廠商，減收原應繳額度之</w:t>
       </w:r>
       <w:r>
         <w:t>50%</w:t>
@@ -10274,21 +8601,7 @@
           <w:szCs w:val="28"/>
         </w:rPr>
         <w:lastRenderedPageBreak/>
-        <w:t>民間參與公共建設金</w:t>
-      </w:r>
-      <w:proofErr w:type="gramStart"/>
-      <w:r>
-        <w:rPr>
-          <w:szCs w:val="28"/>
-        </w:rPr>
-        <w:t>擘</w:t>
-      </w:r>
-      <w:proofErr w:type="gramEnd"/>
-      <w:r>
-        <w:rPr>
-          <w:szCs w:val="28"/>
-        </w:rPr>
-        <w:t>獎</w:t>
+        <w:t>民間參與公共建設金擘獎</w:t>
       </w:r>
       <w:r>
         <w:rPr>
@@ -10314,16 +8627,8 @@
         <w:rPr>
           <w:szCs w:val="28"/>
         </w:rPr>
-        <w:t>交通部</w:t>
-      </w:r>
-      <w:proofErr w:type="gramStart"/>
-      <w:r>
-        <w:rPr>
-          <w:szCs w:val="28"/>
-        </w:rPr>
-        <w:t>金路獎</w:t>
-      </w:r>
-      <w:proofErr w:type="gramEnd"/>
+        <w:t>交通部金路獎</w:t>
+      </w:r>
       <w:r>
         <w:rPr>
           <w:rFonts w:hint="eastAsia"/>
@@ -10376,23 +8681,7 @@
           <w:rFonts w:hint="eastAsia"/>
           <w:spacing w:val="0"/>
         </w:rPr>
-        <w:t>由招標機關敘明獎項名稱及減收額度，其減收總額度</w:t>
-      </w:r>
-      <w:proofErr w:type="gramStart"/>
-      <w:r>
-        <w:rPr>
-          <w:rFonts w:hint="eastAsia"/>
-          <w:spacing w:val="0"/>
-        </w:rPr>
-        <w:t>不</w:t>
-      </w:r>
-      <w:proofErr w:type="gramEnd"/>
-      <w:r>
-        <w:rPr>
-          <w:rFonts w:hint="eastAsia"/>
-          <w:spacing w:val="0"/>
-        </w:rPr>
-        <w:t>逾原定應繳總額之</w:t>
+        <w:t>由招標機關敘明獎項名稱及減收額度，其減收總額度不逾原定應繳總額之</w:t>
       </w:r>
       <w:r>
         <w:rPr>
@@ -10470,25 +8759,7 @@
           <w:color w:val="FF0000"/>
           <w:spacing w:val="0"/>
         </w:rPr>
-        <w:t>，</w:t>
-      </w:r>
-      <w:proofErr w:type="gramStart"/>
-      <w:r>
-        <w:rPr>
-          <w:rFonts w:hint="eastAsia"/>
-          <w:color w:val="FF0000"/>
-          <w:spacing w:val="0"/>
-        </w:rPr>
-        <w:t>減收原應</w:t>
-      </w:r>
-      <w:proofErr w:type="gramEnd"/>
-      <w:r>
-        <w:rPr>
-          <w:rFonts w:hint="eastAsia"/>
-          <w:color w:val="FF0000"/>
-          <w:spacing w:val="0"/>
-        </w:rPr>
-        <w:t>繳額度之50%。</w:t>
+        <w:t>，減收原應繳額度之50%。</w:t>
       </w:r>
       <w:bookmarkEnd w:id="7"/>
     </w:p>
@@ -10506,124 +8777,78 @@
         <w:rPr>
           <w:spacing w:val="0"/>
         </w:rPr>
-        <w:t>為押標金保證金暨其他擔保作業辦法第33條之6所稱全球化廠商者，押標金予以減收之金額(</w:t>
-      </w:r>
-      <w:proofErr w:type="gramStart"/>
+        <w:t>為押標金保證金暨其他擔保作業辦法第33條之6所稱全球化廠商者，押標金予以減收之金額(無者免填)：</w:t>
+      </w:r>
+    </w:p>
+    <w:p>
+      <w:pPr>
+        <w:pStyle w:val="7"/>
+        <w:ind w:leftChars="484" w:left="1355" w:firstLine="0"/>
+        <w:jc w:val="both"/>
+        <w:textDirection w:val="lrTbV"/>
+        <w:rPr>
+          <w:spacing w:val="0"/>
+        </w:rPr>
+      </w:pPr>
+      <w:r>
+        <w:rPr>
+          <w:rFonts w:hint="eastAsia"/>
+          <w:spacing w:val="0"/>
+        </w:rPr>
+        <w:t>為</w:t>
+      </w:r>
+      <w:r>
+        <w:rPr>
+          <w:spacing w:val="0"/>
+        </w:rPr>
+        <w:t>營造業法第51條</w:t>
+      </w:r>
+      <w:r>
+        <w:rPr>
+          <w:rFonts w:hint="eastAsia"/>
+          <w:spacing w:val="0"/>
+        </w:rPr>
+        <w:t>所稱</w:t>
+      </w:r>
+      <w:r>
+        <w:rPr>
+          <w:spacing w:val="0"/>
+        </w:rPr>
+        <w:t>優良營造業</w:t>
+      </w:r>
+      <w:r>
+        <w:rPr>
+          <w:rFonts w:hint="eastAsia"/>
+          <w:spacing w:val="0"/>
+        </w:rPr>
+        <w:t>，參與案件屬營造業法所稱營繕工程之工程採購者，</w:t>
+      </w:r>
+      <w:r>
+        <w:rPr>
+          <w:spacing w:val="0"/>
+        </w:rPr>
+        <w:t>押標金予以減收金額</w:t>
+      </w:r>
+      <w:r>
+        <w:rPr>
+          <w:rFonts w:hint="eastAsia"/>
+          <w:spacing w:val="0"/>
+        </w:rPr>
+        <w:t>，其減收金額不併入前2項減收總額度計算</w:t>
+      </w:r>
+      <w:r>
+        <w:rPr>
+          <w:rFonts w:hint="eastAsia"/>
+          <w:spacing w:val="0"/>
+        </w:rPr>
+        <w:t>（</w:t>
+      </w:r>
       <w:r>
         <w:rPr>
           <w:spacing w:val="0"/>
         </w:rPr>
         <w:t>無者免填</w:t>
       </w:r>
-      <w:proofErr w:type="gramEnd"/>
-      <w:r>
-        <w:rPr>
-          <w:spacing w:val="0"/>
-        </w:rPr>
-        <w:t>)：</w:t>
-      </w:r>
-    </w:p>
-    <w:p>
-      <w:pPr>
-        <w:pStyle w:val="7"/>
-        <w:ind w:leftChars="484" w:left="1355" w:firstLine="0"/>
-        <w:jc w:val="both"/>
-        <w:textDirection w:val="lrTbV"/>
-        <w:rPr>
-          <w:spacing w:val="0"/>
-        </w:rPr>
-      </w:pPr>
-      <w:r>
-        <w:rPr>
-          <w:rFonts w:hint="eastAsia"/>
-          <w:spacing w:val="0"/>
-        </w:rPr>
-        <w:t>為</w:t>
-      </w:r>
-      <w:r>
-        <w:rPr>
-          <w:spacing w:val="0"/>
-        </w:rPr>
-        <w:t>營造業法第51條</w:t>
-      </w:r>
-      <w:r>
-        <w:rPr>
-          <w:rFonts w:hint="eastAsia"/>
-          <w:spacing w:val="0"/>
-        </w:rPr>
-        <w:t>所稱</w:t>
-      </w:r>
-      <w:r>
-        <w:rPr>
-          <w:spacing w:val="0"/>
-        </w:rPr>
-        <w:t>優良營造業</w:t>
-      </w:r>
-      <w:r>
-        <w:rPr>
-          <w:rFonts w:hint="eastAsia"/>
-          <w:spacing w:val="0"/>
-        </w:rPr>
-        <w:t>，參與案件屬營造業法所稱營</w:t>
-      </w:r>
-      <w:proofErr w:type="gramStart"/>
-      <w:r>
-        <w:rPr>
-          <w:rFonts w:hint="eastAsia"/>
-          <w:spacing w:val="0"/>
-        </w:rPr>
-        <w:t>繕</w:t>
-      </w:r>
-      <w:proofErr w:type="gramEnd"/>
-      <w:r>
-        <w:rPr>
-          <w:rFonts w:hint="eastAsia"/>
-          <w:spacing w:val="0"/>
-        </w:rPr>
-        <w:t>工程之工程採購者，</w:t>
-      </w:r>
-      <w:r>
-        <w:rPr>
-          <w:spacing w:val="0"/>
-        </w:rPr>
-        <w:t>押標金予以減收金額</w:t>
-      </w:r>
-      <w:r>
-        <w:rPr>
-          <w:rFonts w:hint="eastAsia"/>
-          <w:spacing w:val="0"/>
-        </w:rPr>
-        <w:t>，其減收金額</w:t>
-      </w:r>
-      <w:proofErr w:type="gramStart"/>
-      <w:r>
-        <w:rPr>
-          <w:rFonts w:hint="eastAsia"/>
-          <w:spacing w:val="0"/>
-        </w:rPr>
-        <w:t>不</w:t>
-      </w:r>
-      <w:proofErr w:type="gramEnd"/>
-      <w:r>
-        <w:rPr>
-          <w:rFonts w:hint="eastAsia"/>
-          <w:spacing w:val="0"/>
-        </w:rPr>
-        <w:t>併入前2項減收總額度計算</w:t>
-      </w:r>
-      <w:r>
-        <w:rPr>
-          <w:rFonts w:hint="eastAsia"/>
-          <w:spacing w:val="0"/>
-        </w:rPr>
-        <w:t>（</w:t>
-      </w:r>
-      <w:r>
-        <w:rPr>
-          <w:spacing w:val="0"/>
-        </w:rPr>
-        <w:t>無者免填</w:t>
-      </w:r>
       <w:r>
         <w:rPr>
           <w:rFonts w:hint="eastAsia"/>
@@ -10631,41 +8856,13 @@
         </w:rPr>
         <w:t>，惟押標金、工程保證金或工程保留款應至少擇一項給予獎勵）：</w:t>
       </w:r>
-      <w:proofErr w:type="gramStart"/>
-      <w:r>
-        <w:rPr>
-          <w:rFonts w:hint="eastAsia"/>
-          <w:color w:val="FF0000"/>
-          <w:spacing w:val="0"/>
-        </w:rPr>
-        <w:t>押</w:t>
-      </w:r>
-      <w:proofErr w:type="gramEnd"/>
-      <w:r>
-        <w:rPr>
-          <w:rFonts w:hint="eastAsia"/>
-          <w:color w:val="FF0000"/>
-          <w:spacing w:val="0"/>
-        </w:rPr>
-        <w:t>標金</w:t>
-      </w:r>
-      <w:proofErr w:type="gramStart"/>
-      <w:r>
-        <w:rPr>
-          <w:rFonts w:hint="eastAsia"/>
-          <w:color w:val="FF0000"/>
-          <w:spacing w:val="0"/>
-        </w:rPr>
-        <w:t>減收原應</w:t>
-      </w:r>
-      <w:proofErr w:type="gramEnd"/>
-      <w:r>
-        <w:rPr>
-          <w:rFonts w:hint="eastAsia"/>
-          <w:color w:val="FF0000"/>
-          <w:spacing w:val="0"/>
-        </w:rPr>
-        <w:t>繳額度之50%</w:t>
+      <w:r>
+        <w:rPr>
+          <w:rFonts w:hint="eastAsia"/>
+          <w:color w:val="FF0000"/>
+          <w:spacing w:val="0"/>
+        </w:rPr>
+        <w:t>押標金減收原應繳額度之50%</w:t>
       </w:r>
       <w:r>
         <w:rPr>
@@ -10690,33 +8887,11 @@
           <w:spacing w:val="0"/>
         </w:rPr>
       </w:pPr>
-      <w:proofErr w:type="gramStart"/>
-      <w:r>
-        <w:rPr>
-          <w:spacing w:val="0"/>
-        </w:rPr>
-        <w:t>押</w:t>
-      </w:r>
-      <w:proofErr w:type="gramEnd"/>
-      <w:r>
-        <w:rPr>
-          <w:spacing w:val="0"/>
-        </w:rPr>
-        <w:t>標金有效期(</w:t>
-      </w:r>
-      <w:proofErr w:type="gramStart"/>
-      <w:r>
-        <w:rPr>
-          <w:spacing w:val="0"/>
-        </w:rPr>
-        <w:t>無押標金者免填</w:t>
-      </w:r>
-      <w:proofErr w:type="gramEnd"/>
-      <w:r>
-        <w:rPr>
-          <w:spacing w:val="0"/>
-        </w:rPr>
-        <w:t>)：</w:t>
+      <w:r>
+        <w:rPr>
+          <w:spacing w:val="0"/>
+        </w:rPr>
+        <w:t>押標金有效期(無押標金者免填)：</w:t>
       </w:r>
     </w:p>
     <w:p>
@@ -10746,76 +8921,16 @@
           <w:szCs w:val="28"/>
           <w:highlight w:val="yellow"/>
         </w:rPr>
-        <w:t>銀行開發或</w:t>
-      </w:r>
-      <w:proofErr w:type="gramStart"/>
-      <w:r>
-        <w:rPr>
-          <w:rFonts w:ascii="標楷體" w:hAnsi="標楷體"/>
+        <w:t>銀行開發或保兌之不可撤銷擔保信用狀、銀行之書面連帶保證或保險公司之保證保險單繳納押標金</w:t>
+      </w:r>
+      <w:r>
+        <w:rPr>
+          <w:rFonts w:ascii="標楷體" w:hAnsi="標楷體" w:hint="eastAsia"/>
           <w:color w:val="FF0000"/>
           <w:szCs w:val="28"/>
           <w:highlight w:val="yellow"/>
         </w:rPr>
-        <w:t>保兌之</w:t>
-      </w:r>
-      <w:proofErr w:type="gramEnd"/>
-      <w:r>
-        <w:rPr>
-          <w:rFonts w:ascii="標楷體" w:hAnsi="標楷體"/>
-          <w:color w:val="FF0000"/>
-          <w:szCs w:val="28"/>
-          <w:highlight w:val="yellow"/>
-        </w:rPr>
-        <w:t>不可撤銷擔保信用狀、銀行之書面連帶保證或保險公司之保證保險單繳納</w:t>
-      </w:r>
-      <w:proofErr w:type="gramStart"/>
-      <w:r>
-        <w:rPr>
-          <w:rFonts w:ascii="標楷體" w:hAnsi="標楷體"/>
-          <w:color w:val="FF0000"/>
-          <w:szCs w:val="28"/>
-          <w:highlight w:val="yellow"/>
-        </w:rPr>
-        <w:t>押</w:t>
-      </w:r>
-      <w:proofErr w:type="gramEnd"/>
-      <w:r>
-        <w:rPr>
-          <w:rFonts w:ascii="標楷體" w:hAnsi="標楷體"/>
-          <w:color w:val="FF0000"/>
-          <w:szCs w:val="28"/>
-          <w:highlight w:val="yellow"/>
-        </w:rPr>
-        <w:t>標金</w:t>
-      </w:r>
-      <w:r>
-        <w:rPr>
-          <w:rFonts w:ascii="標楷體" w:hAnsi="標楷體" w:hint="eastAsia"/>
-          <w:color w:val="FF0000"/>
-          <w:szCs w:val="28"/>
-          <w:highlight w:val="yellow"/>
-        </w:rPr>
-        <w:t>，其</w:t>
-      </w:r>
-      <w:proofErr w:type="gramStart"/>
-      <w:r>
-        <w:rPr>
-          <w:rFonts w:ascii="標楷體" w:hAnsi="標楷體" w:hint="eastAsia"/>
-          <w:color w:val="FF0000"/>
-          <w:szCs w:val="28"/>
-          <w:highlight w:val="yellow"/>
-        </w:rPr>
-        <w:t>開立押標金</w:t>
-      </w:r>
-      <w:proofErr w:type="gramEnd"/>
-      <w:r>
-        <w:rPr>
-          <w:rFonts w:ascii="標楷體" w:hAnsi="標楷體" w:hint="eastAsia"/>
-          <w:color w:val="FF0000"/>
-          <w:szCs w:val="28"/>
-          <w:highlight w:val="yellow"/>
-        </w:rPr>
-        <w:t>之有效期限至</w:t>
+        <w:t>，其開立押標金之有效期限至</w:t>
       </w:r>
       <w:r>
         <w:rPr>
@@ -10904,25 +9019,7 @@
           <w:color w:val="FF0000"/>
           <w:szCs w:val="28"/>
         </w:rPr>
-        <w:t>上開有效期，機關</w:t>
-      </w:r>
-      <w:proofErr w:type="gramStart"/>
-      <w:r>
-        <w:rPr>
-          <w:rFonts w:hint="eastAsia"/>
-          <w:color w:val="FF0000"/>
-          <w:szCs w:val="28"/>
-        </w:rPr>
-        <w:t>洽</w:t>
-      </w:r>
-      <w:proofErr w:type="gramEnd"/>
-      <w:r>
-        <w:rPr>
-          <w:rFonts w:hint="eastAsia"/>
-          <w:color w:val="FF0000"/>
-          <w:szCs w:val="28"/>
-        </w:rPr>
-        <w:t>廠商延長投標文件有效期者，其押標金之有效期應隨辦理延長。</w:t>
+        <w:t>上開有效期，機關洽廠商延長投標文件有效期者，其押標金之有效期應隨辦理延長。</w:t>
       </w:r>
     </w:p>
     <w:p>
@@ -10939,33 +9036,11 @@
           <w:spacing w:val="0"/>
         </w:rPr>
       </w:pPr>
-      <w:proofErr w:type="gramStart"/>
-      <w:r>
-        <w:rPr>
-          <w:spacing w:val="0"/>
-        </w:rPr>
-        <w:t>押</w:t>
-      </w:r>
-      <w:proofErr w:type="gramEnd"/>
-      <w:r>
-        <w:rPr>
-          <w:spacing w:val="0"/>
-        </w:rPr>
-        <w:t>標金繳納期限：截止投標期限前繳納(</w:t>
-      </w:r>
-      <w:proofErr w:type="gramStart"/>
-      <w:r>
-        <w:rPr>
-          <w:spacing w:val="0"/>
-        </w:rPr>
-        <w:t>無押標金</w:t>
-      </w:r>
-      <w:proofErr w:type="gramEnd"/>
-      <w:r>
-        <w:rPr>
-          <w:spacing w:val="0"/>
-        </w:rPr>
-        <w:t>者不適用)</w:t>
+      <w:r>
+        <w:rPr>
+          <w:spacing w:val="0"/>
+        </w:rPr>
+        <w:t>押標金繳納期限：截止投標期限前繳納(無押標金者不適用)</w:t>
       </w:r>
     </w:p>
     <w:p>
@@ -10987,54 +9062,22 @@
           <w:color w:val="000000"/>
           <w:spacing w:val="0"/>
         </w:rPr>
-        <w:t>以現金繳納</w:t>
-      </w:r>
-      <w:proofErr w:type="gramStart"/>
-      <w:r>
-        <w:rPr>
+        <w:t>以現金繳納押標金之</w:t>
+      </w:r>
+      <w:r>
+        <w:rPr>
+          <w:rFonts w:hint="eastAsia"/>
           <w:color w:val="000000"/>
           <w:spacing w:val="0"/>
         </w:rPr>
-        <w:t>押</w:t>
-      </w:r>
-      <w:proofErr w:type="gramEnd"/>
+        <w:t>規定</w:t>
+      </w:r>
       <w:r>
         <w:rPr>
           <w:color w:val="000000"/>
           <w:spacing w:val="0"/>
         </w:rPr>
-        <w:t>標金之</w:t>
-      </w:r>
-      <w:r>
-        <w:rPr>
-          <w:rFonts w:hint="eastAsia"/>
-          <w:color w:val="000000"/>
-          <w:spacing w:val="0"/>
-        </w:rPr>
-        <w:t>規定</w:t>
-      </w:r>
-      <w:r>
-        <w:rPr>
-          <w:color w:val="000000"/>
-          <w:spacing w:val="0"/>
-        </w:rPr>
-        <w:t>(</w:t>
-      </w:r>
-      <w:proofErr w:type="gramStart"/>
-      <w:r>
-        <w:rPr>
-          <w:color w:val="000000"/>
-          <w:spacing w:val="0"/>
-        </w:rPr>
-        <w:t>無押標金者免填</w:t>
-      </w:r>
-      <w:proofErr w:type="gramEnd"/>
-      <w:r>
-        <w:rPr>
-          <w:color w:val="000000"/>
-          <w:spacing w:val="0"/>
-        </w:rPr>
-        <w:t>)</w:t>
+        <w:t>(無押標金者免填)</w:t>
       </w:r>
       <w:r>
         <w:rPr>
@@ -11077,23 +9120,7 @@
           <w:rFonts w:hint="eastAsia"/>
           <w:spacing w:val="0"/>
         </w:rPr>
-        <w:t>政府電子採購</w:t>
-      </w:r>
-      <w:proofErr w:type="gramStart"/>
-      <w:r>
-        <w:rPr>
-          <w:rFonts w:hint="eastAsia"/>
-          <w:spacing w:val="0"/>
-        </w:rPr>
-        <w:t>網線上繳納</w:t>
-      </w:r>
-      <w:proofErr w:type="gramEnd"/>
-      <w:r>
-        <w:rPr>
-          <w:rFonts w:hint="eastAsia"/>
-          <w:spacing w:val="0"/>
-        </w:rPr>
-        <w:t>。（距截止投標期限不足</w:t>
+        <w:t>政府電子採購網線上繳納。（距截止投標期限不足</w:t>
       </w:r>
       <w:r>
         <w:rPr>
@@ -11106,23 +9133,7 @@
           <w:rFonts w:hint="eastAsia"/>
           <w:spacing w:val="0"/>
         </w:rPr>
-        <w:t>分鐘時，將無法使用本方式繳納</w:t>
-      </w:r>
-      <w:proofErr w:type="gramStart"/>
-      <w:r>
-        <w:rPr>
-          <w:rFonts w:hint="eastAsia"/>
-          <w:spacing w:val="0"/>
-        </w:rPr>
-        <w:t>押</w:t>
-      </w:r>
-      <w:proofErr w:type="gramEnd"/>
-      <w:r>
-        <w:rPr>
-          <w:rFonts w:hint="eastAsia"/>
-          <w:spacing w:val="0"/>
-        </w:rPr>
-        <w:t>標金，請廠商提早作業）</w:t>
+        <w:t>分鐘時，將無法使用本方式繳納押標金，請廠商提早作業）</w:t>
       </w:r>
     </w:p>
     <w:p>
@@ -11152,23 +9163,7 @@
           <w:rFonts w:hint="eastAsia"/>
           <w:spacing w:val="0"/>
         </w:rPr>
-        <w:t>未</w:t>
-      </w:r>
-      <w:proofErr w:type="gramStart"/>
-      <w:r>
-        <w:rPr>
-          <w:rFonts w:hint="eastAsia"/>
-          <w:spacing w:val="0"/>
-        </w:rPr>
-        <w:t>採線上</w:t>
-      </w:r>
-      <w:proofErr w:type="gramEnd"/>
-      <w:r>
-        <w:rPr>
-          <w:rFonts w:hint="eastAsia"/>
-          <w:spacing w:val="0"/>
-        </w:rPr>
-        <w:t>繳納者，其繳納處所或金融機構帳號：</w:t>
+        <w:t>未採線上繳納者，其繳納處所或金融機構帳號：</w:t>
       </w:r>
     </w:p>
     <w:p>
@@ -11299,25 +9294,7 @@
           <w:color w:val="FF0000"/>
           <w:spacing w:val="0"/>
         </w:rPr>
-        <w:t>，並將收據影本裝入</w:t>
-      </w:r>
-      <w:proofErr w:type="gramStart"/>
-      <w:r>
-        <w:rPr>
-          <w:rFonts w:hint="eastAsia"/>
-          <w:color w:val="FF0000"/>
-          <w:spacing w:val="0"/>
-        </w:rPr>
-        <w:t>證件封內</w:t>
-      </w:r>
-      <w:proofErr w:type="gramEnd"/>
-      <w:r>
-        <w:rPr>
-          <w:rFonts w:hint="eastAsia"/>
-          <w:color w:val="FF0000"/>
-          <w:spacing w:val="0"/>
-        </w:rPr>
-        <w:t>(以此方式繳納者，押標金無法於開標當日退還，需於開標後5日內退還)；本處不受理現金當場繳納。</w:t>
+        <w:t>，並將收據影本裝入證件封內(以此方式繳納者，押標金無法於開標當日退還，需於開標後5日內退還)；本處不受理現金當場繳納。</w:t>
       </w:r>
     </w:p>
     <w:p>
@@ -11334,19 +9311,11 @@
           <w:spacing w:val="0"/>
         </w:rPr>
       </w:pPr>
-      <w:proofErr w:type="gramStart"/>
-      <w:r>
-        <w:rPr>
-          <w:spacing w:val="0"/>
-        </w:rPr>
-        <w:t>無押標金</w:t>
-      </w:r>
-      <w:proofErr w:type="gramEnd"/>
-      <w:r>
-        <w:rPr>
-          <w:spacing w:val="0"/>
-        </w:rPr>
-        <w:t>之理由為：</w:t>
+      <w:r>
+        <w:rPr>
+          <w:spacing w:val="0"/>
+        </w:rPr>
+        <w:t>無押標金之理由為：</w:t>
       </w:r>
     </w:p>
     <w:p>
@@ -11465,21 +9434,7 @@
         <w:rPr>
           <w:spacing w:val="0"/>
         </w:rPr>
-        <w:t>(4)依市場交易慣例或採購案特性，無收取</w:t>
-      </w:r>
-      <w:proofErr w:type="gramStart"/>
-      <w:r>
-        <w:rPr>
-          <w:spacing w:val="0"/>
-        </w:rPr>
-        <w:t>押</w:t>
-      </w:r>
-      <w:proofErr w:type="gramEnd"/>
-      <w:r>
-        <w:rPr>
-          <w:spacing w:val="0"/>
-        </w:rPr>
-        <w:t xml:space="preserve">標金之必要或可能者。 </w:t>
+        <w:t xml:space="preserve">(4)依市場交易慣例或採購案特性，無收取押標金之必要或可能者。 </w:t>
       </w:r>
     </w:p>
     <w:p>
@@ -11500,21 +9455,7 @@
         <w:rPr>
           <w:spacing w:val="0"/>
         </w:rPr>
-        <w:t>履約保證金金額(</w:t>
-      </w:r>
-      <w:proofErr w:type="gramStart"/>
-      <w:r>
-        <w:rPr>
-          <w:spacing w:val="0"/>
-        </w:rPr>
-        <w:t>無者免填</w:t>
-      </w:r>
-      <w:proofErr w:type="gramEnd"/>
-      <w:r>
-        <w:rPr>
-          <w:spacing w:val="0"/>
-        </w:rPr>
-        <w:t>)：</w:t>
+        <w:t>履約保證金金額(無者免填)：</w:t>
       </w:r>
     </w:p>
     <w:p>
@@ -11524,7 +9465,6 @@
         <w:jc w:val="both"/>
         <w:textDirection w:val="lrTbV"/>
       </w:pPr>
-      <w:proofErr w:type="gramStart"/>
       <w:r>
         <w:rPr>
           <w:rFonts w:hint="eastAsia"/>
@@ -11532,7 +9472,6 @@
         </w:rPr>
         <w:t>█</w:t>
       </w:r>
-      <w:proofErr w:type="gramEnd"/>
       <w:r>
         <w:rPr>
           <w:color w:val="FF0000"/>
@@ -11612,7 +9551,6 @@
           <w:spacing w:val="0"/>
         </w:rPr>
       </w:pPr>
-      <w:proofErr w:type="gramStart"/>
       <w:r>
         <w:rPr>
           <w:rFonts w:hint="eastAsia"/>
@@ -11620,26 +9558,11 @@
         </w:rPr>
         <w:t>█</w:t>
       </w:r>
-      <w:proofErr w:type="gramEnd"/>
-      <w:r>
-        <w:rPr>
-          <w:spacing w:val="0"/>
-        </w:rPr>
-        <w:t>廠商如以銀行之書面連帶保證或開發或</w:t>
-      </w:r>
-      <w:proofErr w:type="gramStart"/>
-      <w:r>
-        <w:rPr>
-          <w:spacing w:val="0"/>
-        </w:rPr>
-        <w:t>保兌之</w:t>
-      </w:r>
-      <w:proofErr w:type="gramEnd"/>
-      <w:r>
-        <w:rPr>
-          <w:spacing w:val="0"/>
-        </w:rPr>
-        <w:t>不可撤銷擔保信用</w:t>
+      <w:r>
+        <w:rPr>
+          <w:spacing w:val="0"/>
+        </w:rPr>
+        <w:t>廠商如以銀行之書面連帶保證或開發或保兌之不可撤銷擔保信用</w:t>
       </w:r>
       <w:r>
         <w:rPr>
@@ -11667,21 +9590,7 @@
         <w:rPr>
           <w:spacing w:val="0"/>
         </w:rPr>
-        <w:t>得標廠商提出其他廠商之履約及賠償連帶保證者，履約保證金予以減收之金額(</w:t>
-      </w:r>
-      <w:proofErr w:type="gramStart"/>
-      <w:r>
-        <w:rPr>
-          <w:spacing w:val="0"/>
-        </w:rPr>
-        <w:t>無者免填</w:t>
-      </w:r>
-      <w:proofErr w:type="gramEnd"/>
-      <w:r>
-        <w:rPr>
-          <w:spacing w:val="0"/>
-        </w:rPr>
-        <w:t>)：</w:t>
+        <w:t>得標廠商提出其他廠商之履約及賠償連帶保證者，履約保證金予以減收之金額(無者免填)：</w:t>
       </w:r>
     </w:p>
     <w:p>
@@ -11836,21 +9745,7 @@
         <w:rPr>
           <w:rFonts w:hint="eastAsia"/>
         </w:rPr>
-        <w:t>■行政院公共工程委員會公共工程金質獎之得獎廠商，</w:t>
-      </w:r>
-      <w:proofErr w:type="gramStart"/>
-      <w:r>
-        <w:rPr>
-          <w:rFonts w:hint="eastAsia"/>
-        </w:rPr>
-        <w:t>減收原應</w:t>
-      </w:r>
-      <w:proofErr w:type="gramEnd"/>
-      <w:r>
-        <w:rPr>
-          <w:rFonts w:hint="eastAsia"/>
-        </w:rPr>
-        <w:t>繳額度之</w:t>
+        <w:t>■行政院公共工程委員會公共工程金質獎之得獎廠商，減收原應繳額度之</w:t>
       </w:r>
       <w:r>
         <w:t>50%</w:t>
@@ -11947,23 +9842,22 @@
           <w:szCs w:val="28"/>
           <w:u w:val="single"/>
         </w:rPr>
-        <w:t>民間參與公共建設金</w:t>
-      </w:r>
-      <w:proofErr w:type="gramStart"/>
-      <w:r>
-        <w:rPr>
+        <w:t>民間參與公共建設金擘獎</w:t>
+      </w:r>
+      <w:r>
+        <w:rPr>
+          <w:rFonts w:hint="eastAsia"/>
           <w:szCs w:val="28"/>
           <w:u w:val="single"/>
         </w:rPr>
-        <w:t>擘</w:t>
-      </w:r>
-      <w:proofErr w:type="gramEnd"/>
+        <w:t>」</w:t>
+      </w:r>
       <w:r>
         <w:rPr>
           <w:szCs w:val="28"/>
           <w:u w:val="single"/>
         </w:rPr>
-        <w:t>獎</w:t>
+        <w:t>、</w:t>
       </w:r>
       <w:r>
         <w:rPr>
@@ -11971,6 +9865,21 @@
           <w:szCs w:val="28"/>
           <w:u w:val="single"/>
         </w:rPr>
+        <w:t>「</w:t>
+      </w:r>
+      <w:r>
+        <w:rPr>
+          <w:szCs w:val="28"/>
+          <w:u w:val="single"/>
+        </w:rPr>
+        <w:t>交通部金路獎</w:t>
+      </w:r>
+      <w:r>
+        <w:rPr>
+          <w:rFonts w:hint="eastAsia"/>
+          <w:szCs w:val="28"/>
+          <w:u w:val="single"/>
+        </w:rPr>
         <w:t>」</w:t>
       </w:r>
       <w:r>
@@ -11993,69 +9902,30 @@
           <w:szCs w:val="28"/>
           <w:u w:val="single"/>
         </w:rPr>
-        <w:t>交通部</w:t>
-      </w:r>
-      <w:proofErr w:type="gramStart"/>
-      <w:r>
-        <w:rPr>
+        <w:t>經濟部公共工程優質獎</w:t>
+      </w:r>
+      <w:r>
+        <w:rPr>
+          <w:rFonts w:hint="eastAsia"/>
           <w:szCs w:val="28"/>
           <w:u w:val="single"/>
         </w:rPr>
-        <w:t>金路獎</w:t>
-      </w:r>
-      <w:proofErr w:type="gramEnd"/>
-      <w:r>
-        <w:rPr>
-          <w:rFonts w:hint="eastAsia"/>
+        <w:t>」</w:t>
+      </w:r>
+      <w:r>
+        <w:rPr>
           <w:szCs w:val="28"/>
           <w:u w:val="single"/>
         </w:rPr>
-        <w:t>」</w:t>
-      </w:r>
-      <w:r>
-        <w:rPr>
-          <w:szCs w:val="28"/>
+        <w:t>等</w:t>
+      </w:r>
+      <w:r>
+        <w:rPr>
+          <w:rFonts w:hint="eastAsia"/>
+          <w:color w:val="000000"/>
+          <w:spacing w:val="0"/>
           <w:u w:val="single"/>
         </w:rPr>
-        <w:t>、</w:t>
-      </w:r>
-      <w:r>
-        <w:rPr>
-          <w:rFonts w:hint="eastAsia"/>
-          <w:szCs w:val="28"/>
-          <w:u w:val="single"/>
-        </w:rPr>
-        <w:t>「</w:t>
-      </w:r>
-      <w:r>
-        <w:rPr>
-          <w:szCs w:val="28"/>
-          <w:u w:val="single"/>
-        </w:rPr>
-        <w:t>經濟部公共工程優質獎</w:t>
-      </w:r>
-      <w:r>
-        <w:rPr>
-          <w:rFonts w:hint="eastAsia"/>
-          <w:szCs w:val="28"/>
-          <w:u w:val="single"/>
-        </w:rPr>
-        <w:t>」</w:t>
-      </w:r>
-      <w:r>
-        <w:rPr>
-          <w:szCs w:val="28"/>
-          <w:u w:val="single"/>
-        </w:rPr>
-        <w:t>等</w:t>
-      </w:r>
-      <w:r>
-        <w:rPr>
-          <w:rFonts w:hint="eastAsia"/>
-          <w:color w:val="000000"/>
-          <w:spacing w:val="0"/>
-          <w:u w:val="single"/>
-        </w:rPr>
         <w:t>」，</w:t>
       </w:r>
       <w:r>
@@ -12063,23 +9933,7 @@
           <w:rFonts w:hint="eastAsia"/>
           <w:spacing w:val="0"/>
         </w:rPr>
-        <w:t>由招標機關敘明獎項名稱及減收額度，其減收總額度</w:t>
-      </w:r>
-      <w:proofErr w:type="gramStart"/>
-      <w:r>
-        <w:rPr>
-          <w:rFonts w:hint="eastAsia"/>
-          <w:spacing w:val="0"/>
-        </w:rPr>
-        <w:t>不</w:t>
-      </w:r>
-      <w:proofErr w:type="gramEnd"/>
-      <w:r>
-        <w:rPr>
-          <w:rFonts w:hint="eastAsia"/>
-          <w:spacing w:val="0"/>
-        </w:rPr>
-        <w:t>逾原定應繳總額之</w:t>
+        <w:t>由招標機關敘明獎項名稱及減收額度，其減收總額度不逾原定應繳總額之</w:t>
       </w:r>
       <w:r>
         <w:rPr>
@@ -12159,23 +10013,13 @@
         </w:rPr>
         <w:t>，</w:t>
       </w:r>
-      <w:proofErr w:type="gramStart"/>
-      <w:r>
-        <w:rPr>
-          <w:rFonts w:hint="eastAsia"/>
-          <w:color w:val="FF0000"/>
-          <w:spacing w:val="0"/>
-        </w:rPr>
-        <w:t>減收原應</w:t>
-      </w:r>
-      <w:proofErr w:type="gramEnd"/>
-      <w:r>
-        <w:rPr>
-          <w:rFonts w:hint="eastAsia"/>
-          <w:color w:val="FF0000"/>
-          <w:spacing w:val="0"/>
-        </w:rPr>
-        <w:t>繳額度之50%。</w:t>
+      <w:r>
+        <w:rPr>
+          <w:rFonts w:hint="eastAsia"/>
+          <w:color w:val="FF0000"/>
+          <w:spacing w:val="0"/>
+        </w:rPr>
+        <w:t>減收原應繳額度之50%。</w:t>
       </w:r>
       <w:bookmarkEnd w:id="8"/>
     </w:p>
@@ -12193,130 +10037,84 @@
         <w:rPr>
           <w:spacing w:val="0"/>
         </w:rPr>
-        <w:t>得標廠商為押標金保證金暨其他擔保作業辦法第33條之6所稱全球化廠商者，履約保證金予以減收之金額(</w:t>
-      </w:r>
-      <w:proofErr w:type="gramStart"/>
+        <w:t>得標廠商為押標金保證金暨其他擔保作業辦法第33條之6所稱全球化廠商者，履約保證金予以減收之金額(無者免填)：</w:t>
+      </w:r>
+    </w:p>
+    <w:p>
+      <w:pPr>
+        <w:pStyle w:val="7"/>
+        <w:ind w:leftChars="500" w:left="1400" w:rightChars="-27" w:right="-76" w:firstLine="0"/>
+        <w:jc w:val="both"/>
+        <w:textDirection w:val="lrTbV"/>
+        <w:rPr>
+          <w:spacing w:val="0"/>
+        </w:rPr>
+      </w:pPr>
+      <w:r>
+        <w:rPr>
+          <w:spacing w:val="0"/>
+        </w:rPr>
+        <w:t>得標廠商</w:t>
+      </w:r>
+      <w:r>
+        <w:rPr>
+          <w:rFonts w:hint="eastAsia"/>
+          <w:spacing w:val="0"/>
+        </w:rPr>
+        <w:t>為</w:t>
+      </w:r>
+      <w:r>
+        <w:rPr>
+          <w:spacing w:val="0"/>
+        </w:rPr>
+        <w:t>營造業法第51條</w:t>
+      </w:r>
+      <w:r>
+        <w:rPr>
+          <w:rFonts w:hint="eastAsia"/>
+          <w:spacing w:val="0"/>
+        </w:rPr>
+        <w:t>所稱</w:t>
+      </w:r>
+      <w:r>
+        <w:rPr>
+          <w:spacing w:val="0"/>
+        </w:rPr>
+        <w:t>優良營造業</w:t>
+      </w:r>
+      <w:r>
+        <w:rPr>
+          <w:rFonts w:hint="eastAsia"/>
+          <w:spacing w:val="0"/>
+        </w:rPr>
+        <w:t>，且得標案件屬營造業法所稱營繕工程之工程採購者，</w:t>
+      </w:r>
+      <w:r>
+        <w:rPr>
+          <w:spacing w:val="0"/>
+        </w:rPr>
+        <w:t>履約保證金予以減收金額</w:t>
+      </w:r>
+      <w:r>
+        <w:rPr>
+          <w:rFonts w:hint="eastAsia"/>
+          <w:spacing w:val="0"/>
+        </w:rPr>
+        <w:t>，其減收金額不併入前2項減收總額度計算</w:t>
+      </w:r>
+      <w:r>
+        <w:rPr>
+          <w:rFonts w:hint="eastAsia"/>
+          <w:spacing w:val="0"/>
+        </w:rPr>
+        <w:t>（</w:t>
+      </w:r>
       <w:r>
         <w:rPr>
           <w:spacing w:val="0"/>
         </w:rPr>
         <w:t>無者免填</w:t>
       </w:r>
-      <w:proofErr w:type="gramEnd"/>
-      <w:r>
-        <w:rPr>
-          <w:spacing w:val="0"/>
-        </w:rPr>
-        <w:t>)：</w:t>
-      </w:r>
-    </w:p>
-    <w:p>
-      <w:pPr>
-        <w:pStyle w:val="7"/>
-        <w:ind w:leftChars="500" w:left="1400" w:rightChars="-27" w:right="-76" w:firstLine="0"/>
-        <w:jc w:val="both"/>
-        <w:textDirection w:val="lrTbV"/>
-        <w:rPr>
-          <w:spacing w:val="0"/>
-        </w:rPr>
-      </w:pPr>
-      <w:r>
-        <w:rPr>
-          <w:spacing w:val="0"/>
-        </w:rPr>
-        <w:t>得標廠商</w:t>
-      </w:r>
-      <w:r>
-        <w:rPr>
-          <w:rFonts w:hint="eastAsia"/>
-          <w:spacing w:val="0"/>
-        </w:rPr>
-        <w:t>為</w:t>
-      </w:r>
-      <w:r>
-        <w:rPr>
-          <w:spacing w:val="0"/>
-        </w:rPr>
-        <w:t>營造業法第51條</w:t>
-      </w:r>
-      <w:r>
-        <w:rPr>
-          <w:rFonts w:hint="eastAsia"/>
-          <w:spacing w:val="0"/>
-        </w:rPr>
-        <w:t>所稱</w:t>
-      </w:r>
-      <w:r>
-        <w:rPr>
-          <w:spacing w:val="0"/>
-        </w:rPr>
-        <w:t>優良營造業</w:t>
-      </w:r>
-      <w:r>
-        <w:rPr>
-          <w:rFonts w:hint="eastAsia"/>
-          <w:spacing w:val="0"/>
-        </w:rPr>
-        <w:t>，且得標案件屬營造業法所稱營</w:t>
-      </w:r>
-      <w:proofErr w:type="gramStart"/>
-      <w:r>
-        <w:rPr>
-          <w:rFonts w:hint="eastAsia"/>
-          <w:spacing w:val="0"/>
-        </w:rPr>
-        <w:t>繕</w:t>
-      </w:r>
-      <w:proofErr w:type="gramEnd"/>
-      <w:r>
-        <w:rPr>
-          <w:rFonts w:hint="eastAsia"/>
-          <w:spacing w:val="0"/>
-        </w:rPr>
-        <w:t>工程之工程採購者，</w:t>
-      </w:r>
-      <w:r>
-        <w:rPr>
-          <w:spacing w:val="0"/>
-        </w:rPr>
-        <w:t>履約保證金予以減收金額</w:t>
-      </w:r>
-      <w:r>
-        <w:rPr>
-          <w:rFonts w:hint="eastAsia"/>
-          <w:spacing w:val="0"/>
-        </w:rPr>
-        <w:t>，其減收金額</w:t>
-      </w:r>
-      <w:proofErr w:type="gramStart"/>
-      <w:r>
-        <w:rPr>
-          <w:rFonts w:hint="eastAsia"/>
-          <w:spacing w:val="0"/>
-        </w:rPr>
-        <w:t>不</w:t>
-      </w:r>
-      <w:proofErr w:type="gramEnd"/>
-      <w:r>
-        <w:rPr>
-          <w:rFonts w:hint="eastAsia"/>
-          <w:spacing w:val="0"/>
-        </w:rPr>
-        <w:t>併入前2項減收總額度計算</w:t>
-      </w:r>
-      <w:r>
-        <w:rPr>
-          <w:rFonts w:hint="eastAsia"/>
-          <w:spacing w:val="0"/>
-        </w:rPr>
-        <w:t>（</w:t>
-      </w:r>
-      <w:r>
-        <w:rPr>
-          <w:spacing w:val="0"/>
-        </w:rPr>
-        <w:t>無者免填</w:t>
-      </w:r>
       <w:r>
         <w:rPr>
           <w:rFonts w:hint="eastAsia"/>
@@ -12330,25 +10128,7 @@
           <w:color w:val="FF0000"/>
           <w:spacing w:val="0"/>
         </w:rPr>
-        <w:t>履約保證金</w:t>
-      </w:r>
-      <w:proofErr w:type="gramStart"/>
-      <w:r>
-        <w:rPr>
-          <w:rFonts w:hint="eastAsia"/>
-          <w:color w:val="FF0000"/>
-          <w:spacing w:val="0"/>
-        </w:rPr>
-        <w:t>減收原應</w:t>
-      </w:r>
-      <w:proofErr w:type="gramEnd"/>
-      <w:r>
-        <w:rPr>
-          <w:rFonts w:hint="eastAsia"/>
-          <w:color w:val="FF0000"/>
-          <w:spacing w:val="0"/>
-        </w:rPr>
-        <w:t>繳額度之50%</w:t>
+        <w:t>履約保證金減收原應繳額度之50%</w:t>
       </w:r>
       <w:r>
         <w:rPr>
@@ -12377,21 +10157,7 @@
         <w:rPr>
           <w:spacing w:val="0"/>
         </w:rPr>
-        <w:t>履約保證金有效期(無履約保證金</w:t>
-      </w:r>
-      <w:proofErr w:type="gramStart"/>
-      <w:r>
-        <w:rPr>
-          <w:spacing w:val="0"/>
-        </w:rPr>
-        <w:t>者免填</w:t>
-      </w:r>
-      <w:proofErr w:type="gramEnd"/>
-      <w:r>
-        <w:rPr>
-          <w:spacing w:val="0"/>
-        </w:rPr>
-        <w:t>)：</w:t>
+        <w:t>履約保證金有效期(無履約保證金者免填)：</w:t>
       </w:r>
     </w:p>
     <w:p>
@@ -12409,23 +10175,7 @@
           <w:rFonts w:hint="eastAsia"/>
           <w:spacing w:val="0"/>
         </w:rPr>
-        <w:t>廠商以銀行開發或</w:t>
-      </w:r>
-      <w:proofErr w:type="gramStart"/>
-      <w:r>
-        <w:rPr>
-          <w:rFonts w:hint="eastAsia"/>
-          <w:spacing w:val="0"/>
-        </w:rPr>
-        <w:t>保兌之</w:t>
-      </w:r>
-      <w:proofErr w:type="gramEnd"/>
-      <w:r>
-        <w:rPr>
-          <w:rFonts w:hint="eastAsia"/>
-          <w:spacing w:val="0"/>
-        </w:rPr>
-        <w:t>不可撤銷擔保信用狀、銀行之書面連帶保證或保險公司之保證保險單繳納履約保證金者，其有效期應較契約約定之最後施工、供應或安裝期限長</w:t>
+        <w:t>廠商以銀行開發或保兌之不可撤銷擔保信用狀、銀行之書面連帶保證或保險公司之保證保險單繳納履約保證金者，其有效期應較契約約定之最後施工、供應或安裝期限長</w:t>
       </w:r>
       <w:r>
         <w:rPr>
@@ -12476,21 +10226,7 @@
         <w:rPr>
           <w:spacing w:val="0"/>
         </w:rPr>
-        <w:t>履約保證金繳納期限(無履約保證金</w:t>
-      </w:r>
-      <w:proofErr w:type="gramStart"/>
-      <w:r>
-        <w:rPr>
-          <w:spacing w:val="0"/>
-        </w:rPr>
-        <w:t>者免填</w:t>
-      </w:r>
-      <w:proofErr w:type="gramEnd"/>
-      <w:r>
-        <w:rPr>
-          <w:spacing w:val="0"/>
-        </w:rPr>
-        <w:t>)：</w:t>
+        <w:t>履約保證金繳納期限(無履約保證金者免填)：</w:t>
       </w:r>
     </w:p>
     <w:p>
@@ -12692,21 +10428,7 @@
         <w:rPr>
           <w:spacing w:val="0"/>
         </w:rPr>
-        <w:t>保固保證金金額(</w:t>
-      </w:r>
-      <w:proofErr w:type="gramStart"/>
-      <w:r>
-        <w:rPr>
-          <w:spacing w:val="0"/>
-        </w:rPr>
-        <w:t>無者免填</w:t>
-      </w:r>
-      <w:proofErr w:type="gramEnd"/>
-      <w:r>
-        <w:rPr>
-          <w:spacing w:val="0"/>
-        </w:rPr>
-        <w:t>)：</w:t>
+        <w:t>保固保證金金額(無者免填)：</w:t>
       </w:r>
       <w:r>
         <w:rPr>
@@ -12733,21 +10455,7 @@
         <w:rPr>
           <w:spacing w:val="0"/>
         </w:rPr>
-        <w:t>保固保證金有效期(無保固保證金</w:t>
-      </w:r>
-      <w:proofErr w:type="gramStart"/>
-      <w:r>
-        <w:rPr>
-          <w:spacing w:val="0"/>
-        </w:rPr>
-        <w:t>者免填</w:t>
-      </w:r>
-      <w:proofErr w:type="gramEnd"/>
-      <w:r>
-        <w:rPr>
-          <w:spacing w:val="0"/>
-        </w:rPr>
-        <w:t>)：</w:t>
+        <w:t>保固保證金有效期(無保固保證金者免填)：</w:t>
       </w:r>
     </w:p>
     <w:p>
@@ -12768,21 +10476,7 @@
         <w:rPr>
           <w:spacing w:val="0"/>
         </w:rPr>
-        <w:t>保固保證金繳納期限(無保固保證金</w:t>
-      </w:r>
-      <w:proofErr w:type="gramStart"/>
-      <w:r>
-        <w:rPr>
-          <w:spacing w:val="0"/>
-        </w:rPr>
-        <w:t>者免填</w:t>
-      </w:r>
-      <w:proofErr w:type="gramEnd"/>
-      <w:r>
-        <w:rPr>
-          <w:spacing w:val="0"/>
-        </w:rPr>
-        <w:t>)：</w:t>
+        <w:t>保固保證金繳納期限(無保固保證金者免填)：</w:t>
       </w:r>
       <w:r>
         <w:rPr>
@@ -12809,21 +10503,7 @@
         <w:rPr>
           <w:spacing w:val="0"/>
         </w:rPr>
-        <w:t>得標廠商提出其他廠商之履約及賠償連帶保證者，保固保證金予以減收之金額(</w:t>
-      </w:r>
-      <w:proofErr w:type="gramStart"/>
-      <w:r>
-        <w:rPr>
-          <w:spacing w:val="0"/>
-        </w:rPr>
-        <w:t>無者免填</w:t>
-      </w:r>
-      <w:proofErr w:type="gramEnd"/>
-      <w:r>
-        <w:rPr>
-          <w:spacing w:val="0"/>
-        </w:rPr>
-        <w:t>)：</w:t>
+        <w:t>得標廠商提出其他廠商之履約及賠償連帶保證者，保固保證金予以減收之金額(無者免填)：</w:t>
       </w:r>
     </w:p>
     <w:p>
@@ -12899,71 +10579,45 @@
         </w:rPr>
         <w:t>公開於政府電子採購網</w:t>
       </w:r>
-      <w:r>
-        <w:rPr>
-          <w:rStyle w:val="aa"/>
-          <w:spacing w:val="0"/>
-        </w:rPr>
-        <w:fldChar w:fldCharType="begin"/>
-      </w:r>
-      <w:r>
-        <w:rPr>
-          <w:rStyle w:val="aa"/>
-          <w:spacing w:val="0"/>
-        </w:rPr>
-        <w:instrText xml:space="preserve"> HYPERLINK "https://web.pcc.gov.tw/查詢服務/廠商相關/優良廠商名單/" </w:instrText>
-      </w:r>
-      <w:r>
-        <w:rPr>
-          <w:rStyle w:val="aa"/>
-          <w:spacing w:val="0"/>
-        </w:rPr>
-        <w:fldChar w:fldCharType="separate"/>
-      </w:r>
-      <w:r>
-        <w:rPr>
-          <w:rStyle w:val="aa"/>
-          <w:spacing w:val="0"/>
-        </w:rPr>
-        <w:t>https://web.pcc.gov.tw/</w:t>
-      </w:r>
-      <w:r>
-        <w:rPr>
-          <w:rStyle w:val="aa"/>
-          <w:rFonts w:hint="eastAsia"/>
-          <w:spacing w:val="0"/>
-        </w:rPr>
-        <w:t>查詢服務</w:t>
-      </w:r>
-      <w:r>
-        <w:rPr>
-          <w:rStyle w:val="aa"/>
-          <w:spacing w:val="0"/>
-        </w:rPr>
-        <w:t>/廠商相關</w:t>
-      </w:r>
-      <w:r>
-        <w:rPr>
-          <w:rStyle w:val="aa"/>
-          <w:rFonts w:hint="eastAsia"/>
-          <w:spacing w:val="0"/>
-        </w:rPr>
-        <w:t>/優良廠商名單</w:t>
-      </w:r>
-      <w:r>
-        <w:rPr>
-          <w:rStyle w:val="aa"/>
-          <w:spacing w:val="0"/>
-        </w:rPr>
-        <w:t>/</w:t>
-      </w:r>
-      <w:r>
-        <w:rPr>
-          <w:rStyle w:val="aa"/>
-          <w:spacing w:val="0"/>
-        </w:rPr>
-        <w:fldChar w:fldCharType="end"/>
-      </w:r>
+      <w:hyperlink r:id="rId9" w:history="1">
+        <w:r>
+          <w:rPr>
+            <w:rStyle w:val="aa"/>
+            <w:spacing w:val="0"/>
+          </w:rPr>
+          <w:t>https://web.pcc.gov.tw/</w:t>
+        </w:r>
+        <w:r>
+          <w:rPr>
+            <w:rStyle w:val="aa"/>
+            <w:rFonts w:hint="eastAsia"/>
+            <w:spacing w:val="0"/>
+          </w:rPr>
+          <w:t>查詢服務</w:t>
+        </w:r>
+        <w:r>
+          <w:rPr>
+            <w:rStyle w:val="aa"/>
+            <w:spacing w:val="0"/>
+          </w:rPr>
+          <w:t>/廠商相關</w:t>
+        </w:r>
+        <w:r>
+          <w:rPr>
+            <w:rStyle w:val="aa"/>
+            <w:rFonts w:hint="eastAsia"/>
+            <w:spacing w:val="0"/>
+          </w:rPr>
+          <w:t>/優良廠商名單</w:t>
+        </w:r>
+        <w:r>
+          <w:rPr>
+            <w:rStyle w:val="aa"/>
+            <w:spacing w:val="0"/>
+          </w:rPr>
+          <w:t>/</w:t>
+        </w:r>
+      </w:hyperlink>
       <w:r>
         <w:rPr>
           <w:rFonts w:hint="eastAsia"/>
@@ -13011,21 +10665,7 @@
         <w:rPr>
           <w:rFonts w:hint="eastAsia"/>
         </w:rPr>
-        <w:t>■行政院公共工程委員會公共工程金質獎之得獎廠商，</w:t>
-      </w:r>
-      <w:proofErr w:type="gramStart"/>
-      <w:r>
-        <w:rPr>
-          <w:rFonts w:hint="eastAsia"/>
-        </w:rPr>
-        <w:t>減收原應</w:t>
-      </w:r>
-      <w:proofErr w:type="gramEnd"/>
-      <w:r>
-        <w:rPr>
-          <w:rFonts w:hint="eastAsia"/>
-        </w:rPr>
-        <w:t>繳額度之</w:t>
+        <w:t>■行政院公共工程委員會公共工程金質獎之得獎廠商，減收原應繳額度之</w:t>
       </w:r>
       <w:r>
         <w:t>50%</w:t>
@@ -13114,21 +10754,7 @@
         <w:rPr>
           <w:szCs w:val="28"/>
         </w:rPr>
-        <w:t>民間參與公共建設金</w:t>
-      </w:r>
-      <w:proofErr w:type="gramStart"/>
-      <w:r>
-        <w:rPr>
-          <w:szCs w:val="28"/>
-        </w:rPr>
-        <w:t>擘</w:t>
-      </w:r>
-      <w:proofErr w:type="gramEnd"/>
-      <w:r>
-        <w:rPr>
-          <w:szCs w:val="28"/>
-        </w:rPr>
-        <w:t>獎</w:t>
+        <w:t>民間參與公共建設金擘獎</w:t>
       </w:r>
       <w:r>
         <w:rPr>
@@ -13154,16 +10780,8 @@
         <w:rPr>
           <w:szCs w:val="28"/>
         </w:rPr>
-        <w:t>交通部</w:t>
-      </w:r>
-      <w:proofErr w:type="gramStart"/>
-      <w:r>
-        <w:rPr>
-          <w:szCs w:val="28"/>
-        </w:rPr>
-        <w:t>金路獎</w:t>
-      </w:r>
-      <w:proofErr w:type="gramEnd"/>
+        <w:t>交通部金路獎</w:t>
+      </w:r>
       <w:r>
         <w:rPr>
           <w:rFonts w:hint="eastAsia"/>
@@ -13216,23 +10834,7 @@
           <w:rFonts w:hint="eastAsia"/>
           <w:spacing w:val="0"/>
         </w:rPr>
-        <w:t>由招標機關敘明獎項名稱及減收額度，其減收總額度</w:t>
-      </w:r>
-      <w:proofErr w:type="gramStart"/>
-      <w:r>
-        <w:rPr>
-          <w:rFonts w:hint="eastAsia"/>
-          <w:spacing w:val="0"/>
-        </w:rPr>
-        <w:t>不</w:t>
-      </w:r>
-      <w:proofErr w:type="gramEnd"/>
-      <w:r>
-        <w:rPr>
-          <w:rFonts w:hint="eastAsia"/>
-          <w:spacing w:val="0"/>
-        </w:rPr>
-        <w:t>逾原定應繳總額之</w:t>
+        <w:t>由招標機關敘明獎項名稱及減收額度，其減收總額度不逾原定應繳總額之</w:t>
       </w:r>
       <w:r>
         <w:rPr>
@@ -13268,21 +10870,7 @@
         <w:rPr>
           <w:spacing w:val="0"/>
         </w:rPr>
-        <w:t>得標廠商為押標金保證金暨其他擔保作業辦法第33條之6所稱全球化廠商者，保固保證金予以減收之金額(</w:t>
-      </w:r>
-      <w:proofErr w:type="gramStart"/>
-      <w:r>
-        <w:rPr>
-          <w:spacing w:val="0"/>
-        </w:rPr>
-        <w:t>無者免填</w:t>
-      </w:r>
-      <w:proofErr w:type="gramEnd"/>
-      <w:r>
-        <w:rPr>
-          <w:spacing w:val="0"/>
-        </w:rPr>
-        <w:t>)：</w:t>
+        <w:t>得標廠商為押標金保證金暨其他擔保作業辦法第33條之6所稱全球化廠商者，保固保證金予以減收之金額(無者免填)：</w:t>
       </w:r>
     </w:p>
     <w:p>
@@ -13332,23 +10920,7 @@
           <w:rFonts w:hint="eastAsia"/>
           <w:spacing w:val="0"/>
         </w:rPr>
-        <w:t>，且得標案件屬營造業法所稱營</w:t>
-      </w:r>
-      <w:proofErr w:type="gramStart"/>
-      <w:r>
-        <w:rPr>
-          <w:rFonts w:hint="eastAsia"/>
-          <w:spacing w:val="0"/>
-        </w:rPr>
-        <w:t>繕</w:t>
-      </w:r>
-      <w:proofErr w:type="gramEnd"/>
-      <w:r>
-        <w:rPr>
-          <w:rFonts w:hint="eastAsia"/>
-          <w:spacing w:val="0"/>
-        </w:rPr>
-        <w:t>工程之工程採購者，</w:t>
+        <w:t>，且得標案件屬營造業法所稱營繕工程之工程採購者，</w:t>
       </w:r>
       <w:r>
         <w:rPr>
@@ -13361,23 +10933,7 @@
           <w:rFonts w:hint="eastAsia"/>
           <w:spacing w:val="0"/>
         </w:rPr>
-        <w:t>，其減收金額</w:t>
-      </w:r>
-      <w:proofErr w:type="gramStart"/>
-      <w:r>
-        <w:rPr>
-          <w:rFonts w:hint="eastAsia"/>
-          <w:spacing w:val="0"/>
-        </w:rPr>
-        <w:t>不</w:t>
-      </w:r>
-      <w:proofErr w:type="gramEnd"/>
-      <w:r>
-        <w:rPr>
-          <w:rFonts w:hint="eastAsia"/>
-          <w:spacing w:val="0"/>
-        </w:rPr>
-        <w:t>併入前2項減收總額度計算</w:t>
+        <w:t>，其減收金額不併入前2項減收總額度計算</w:t>
       </w:r>
       <w:r>
         <w:rPr>
@@ -13418,21 +10974,7 @@
         <w:rPr>
           <w:spacing w:val="0"/>
         </w:rPr>
-        <w:t>預付款還款保證金額(</w:t>
-      </w:r>
-      <w:proofErr w:type="gramStart"/>
-      <w:r>
-        <w:rPr>
-          <w:spacing w:val="0"/>
-        </w:rPr>
-        <w:t>無者免填</w:t>
-      </w:r>
-      <w:proofErr w:type="gramEnd"/>
-      <w:r>
-        <w:rPr>
-          <w:spacing w:val="0"/>
-        </w:rPr>
-        <w:t>)：</w:t>
+        <w:t>預付款還款保證金額(無者免填)：</w:t>
       </w:r>
     </w:p>
     <w:p>
@@ -13453,21 +10995,7 @@
         <w:rPr>
           <w:spacing w:val="0"/>
         </w:rPr>
-        <w:t>預付款還款保證有效期(無預付款還款保證</w:t>
-      </w:r>
-      <w:proofErr w:type="gramStart"/>
-      <w:r>
-        <w:rPr>
-          <w:spacing w:val="0"/>
-        </w:rPr>
-        <w:t>者免填</w:t>
-      </w:r>
-      <w:proofErr w:type="gramEnd"/>
-      <w:r>
-        <w:rPr>
-          <w:spacing w:val="0"/>
-        </w:rPr>
-        <w:t>)：</w:t>
+        <w:t>預付款還款保證有效期(無預付款還款保證者免填)：</w:t>
       </w:r>
     </w:p>
     <w:p>
@@ -13488,21 +11016,7 @@
         <w:rPr>
           <w:spacing w:val="0"/>
         </w:rPr>
-        <w:t>預付款還款保證繳納期限(無預付款還款保證</w:t>
-      </w:r>
-      <w:proofErr w:type="gramStart"/>
-      <w:r>
-        <w:rPr>
-          <w:spacing w:val="0"/>
-        </w:rPr>
-        <w:t>者免填</w:t>
-      </w:r>
-      <w:proofErr w:type="gramEnd"/>
-      <w:r>
-        <w:rPr>
-          <w:spacing w:val="0"/>
-        </w:rPr>
-        <w:t>)：</w:t>
+        <w:t>預付款還款保證繳納期限(無預付款還款保證者免填)：</w:t>
       </w:r>
     </w:p>
     <w:p>
@@ -13526,23 +11040,7 @@
           <w:rFonts w:hint="eastAsia"/>
           <w:spacing w:val="0"/>
         </w:rPr>
-        <w:t>、植栽工程養護期保證金（僅適用於植栽工程驗收合格後給付全部植栽價金之情形）額度為全部</w:t>
-      </w:r>
-      <w:proofErr w:type="gramStart"/>
-      <w:r>
-        <w:rPr>
-          <w:rFonts w:hint="eastAsia"/>
-          <w:spacing w:val="0"/>
-        </w:rPr>
-        <w:t>植栽價金</w:t>
-      </w:r>
-      <w:proofErr w:type="gramEnd"/>
-      <w:r>
-        <w:rPr>
-          <w:rFonts w:hint="eastAsia"/>
-          <w:spacing w:val="0"/>
-        </w:rPr>
-        <w:t>之</w:t>
+        <w:t>、植栽工程養護期保證金（僅適用於植栽工程驗收合格後給付全部植栽價金之情形）額度為全部植栽價金之</w:t>
       </w:r>
       <w:r>
         <w:rPr>
@@ -13558,39 +11056,7 @@
           <w:rFonts w:hint="eastAsia"/>
           <w:spacing w:val="0"/>
         </w:rPr>
-        <w:t>%</w:t>
-      </w:r>
-      <w:proofErr w:type="gramStart"/>
-      <w:r>
-        <w:rPr>
-          <w:rFonts w:hint="eastAsia"/>
-          <w:spacing w:val="0"/>
-        </w:rPr>
-        <w:t>（</w:t>
-      </w:r>
-      <w:proofErr w:type="gramEnd"/>
-      <w:r>
-        <w:rPr>
-          <w:rFonts w:hint="eastAsia"/>
-          <w:spacing w:val="0"/>
-        </w:rPr>
-        <w:t>由機關於招標時自行填列；未填列者，為25%</w:t>
-      </w:r>
-      <w:proofErr w:type="gramStart"/>
-      <w:r>
-        <w:rPr>
-          <w:rFonts w:hint="eastAsia"/>
-          <w:spacing w:val="0"/>
-        </w:rPr>
-        <w:t>）</w:t>
-      </w:r>
-      <w:proofErr w:type="gramEnd"/>
-      <w:r>
-        <w:rPr>
-          <w:rFonts w:hint="eastAsia"/>
-          <w:spacing w:val="0"/>
-        </w:rPr>
-        <w:t>，於</w:t>
+        <w:t>%（由機關於招標時自行填列；未填列者，為25%），於</w:t>
       </w:r>
       <w:r>
         <w:rPr>
@@ -13624,21 +11090,7 @@
         <w:rPr>
           <w:spacing w:val="0"/>
         </w:rPr>
-        <w:t>各種保證金之繳納處所或金融機構帳號(無保證金</w:t>
-      </w:r>
-      <w:proofErr w:type="gramStart"/>
-      <w:r>
-        <w:rPr>
-          <w:spacing w:val="0"/>
-        </w:rPr>
-        <w:t>者免填</w:t>
-      </w:r>
-      <w:proofErr w:type="gramEnd"/>
-      <w:r>
-        <w:rPr>
-          <w:spacing w:val="0"/>
-        </w:rPr>
-        <w:t>)：</w:t>
+        <w:t>各種保證金之繳納處所或金融機構帳號(無保證金者免填)：</w:t>
       </w:r>
     </w:p>
     <w:p>
@@ -13748,19 +11200,11 @@
           <w:spacing w:val="0"/>
         </w:rPr>
       </w:pPr>
-      <w:proofErr w:type="gramStart"/>
-      <w:r>
-        <w:rPr>
-          <w:spacing w:val="0"/>
-        </w:rPr>
-        <w:t>押</w:t>
-      </w:r>
-      <w:proofErr w:type="gramEnd"/>
-      <w:r>
-        <w:rPr>
-          <w:spacing w:val="0"/>
-        </w:rPr>
-        <w:t>標金及保證金應</w:t>
+      <w:r>
+        <w:rPr>
+          <w:spacing w:val="0"/>
+        </w:rPr>
+        <w:t>押標金及保證金應</w:t>
       </w:r>
       <w:r>
         <w:rPr>
@@ -13772,35 +11216,7 @@
         <w:rPr>
           <w:spacing w:val="0"/>
         </w:rPr>
-        <w:t>政府公債、設定質權之金融機構定期存款單、銀行開發或</w:t>
-      </w:r>
-      <w:proofErr w:type="gramStart"/>
-      <w:r>
-        <w:rPr>
-          <w:spacing w:val="0"/>
-        </w:rPr>
-        <w:t>保兌之</w:t>
-      </w:r>
-      <w:proofErr w:type="gramEnd"/>
-      <w:r>
-        <w:rPr>
-          <w:spacing w:val="0"/>
-        </w:rPr>
-        <w:t>不可撤銷擔保信用狀繳納，或取具銀行之書面連帶保證、保險公司之連帶保證保險單繳納，並應符合</w:t>
-      </w:r>
-      <w:proofErr w:type="gramStart"/>
-      <w:r>
-        <w:rPr>
-          <w:spacing w:val="0"/>
-        </w:rPr>
-        <w:t>押</w:t>
-      </w:r>
-      <w:proofErr w:type="gramEnd"/>
-      <w:r>
-        <w:rPr>
-          <w:spacing w:val="0"/>
-        </w:rPr>
-        <w:t>標金保證金暨其他擔保作業辦法規定之格式。</w:t>
+        <w:t>政府公債、設定質權之金融機構定期存款單、銀行開發或保兌之不可撤銷擔保信用狀繳納，或取具銀行之書面連帶保證、保險公司之連帶保證保險單繳納，並應符合押標金保證金暨其他擔保作業辦法規定之格式。</w:t>
       </w:r>
     </w:p>
     <w:p>
@@ -13829,23 +11245,7 @@
           <w:spacing w:val="0"/>
           <w:szCs w:val="28"/>
         </w:rPr>
-        <w:t>情形之</w:t>
-      </w:r>
-      <w:proofErr w:type="gramStart"/>
-      <w:r>
-        <w:rPr>
-          <w:spacing w:val="0"/>
-          <w:szCs w:val="28"/>
-        </w:rPr>
-        <w:t>一</w:t>
-      </w:r>
-      <w:proofErr w:type="gramEnd"/>
-      <w:r>
-        <w:rPr>
-          <w:spacing w:val="0"/>
-          <w:szCs w:val="28"/>
-        </w:rPr>
-        <w:t>者</w:t>
+        <w:t>情形之一者</w:t>
       </w:r>
       <w:r>
         <w:rPr>
@@ -13878,21 +11278,7 @@
         <w:rPr>
           <w:spacing w:val="0"/>
         </w:rPr>
-        <w:t>無需</w:t>
-      </w:r>
-      <w:proofErr w:type="gramStart"/>
-      <w:r>
-        <w:rPr>
-          <w:spacing w:val="0"/>
-        </w:rPr>
-        <w:t>押</w:t>
-      </w:r>
-      <w:proofErr w:type="gramEnd"/>
-      <w:r>
-        <w:rPr>
-          <w:spacing w:val="0"/>
-        </w:rPr>
-        <w:t>標金之案件免列</w:t>
+        <w:t>無需押標金之案件免列</w:t>
       </w:r>
       <w:r>
         <w:rPr>
@@ -13920,14 +11306,12 @@
         </w:rPr>
         <w:t>(</w:t>
       </w:r>
-      <w:proofErr w:type="gramStart"/>
       <w:r>
         <w:rPr>
           <w:rFonts w:ascii="Times New Roman" w:eastAsia="標楷體"/>
         </w:rPr>
         <w:t>一</w:t>
       </w:r>
-      <w:proofErr w:type="gramEnd"/>
       <w:r>
         <w:rPr>
           <w:rFonts w:ascii="Times New Roman" w:eastAsia="標楷體"/>
@@ -14072,19 +11456,11 @@
         </w:rPr>
         <w:t>)</w:t>
       </w:r>
-      <w:proofErr w:type="gramStart"/>
       <w:r>
         <w:rPr>
           <w:rFonts w:ascii="標楷體" w:eastAsia="標楷體" w:hAnsi="標楷體" w:hint="eastAsia"/>
         </w:rPr>
-        <w:t>得標後拒不</w:t>
-      </w:r>
-      <w:proofErr w:type="gramEnd"/>
-      <w:r>
-        <w:rPr>
-          <w:rFonts w:ascii="標楷體" w:eastAsia="標楷體" w:hAnsi="標楷體" w:hint="eastAsia"/>
-        </w:rPr>
-        <w:t>簽約</w:t>
+        <w:t>得標後拒不簽約</w:t>
       </w:r>
       <w:r>
         <w:rPr>
@@ -14230,23 +11606,7 @@
           <w:rFonts w:hint="eastAsia"/>
           <w:kern w:val="0"/>
         </w:rPr>
-        <w:t>前項追繳</w:t>
-      </w:r>
-      <w:proofErr w:type="gramStart"/>
-      <w:r>
-        <w:rPr>
-          <w:rFonts w:hint="eastAsia"/>
-          <w:kern w:val="0"/>
-        </w:rPr>
-        <w:t>押</w:t>
-      </w:r>
-      <w:proofErr w:type="gramEnd"/>
-      <w:r>
-        <w:rPr>
-          <w:rFonts w:hint="eastAsia"/>
-          <w:kern w:val="0"/>
-        </w:rPr>
-        <w:t>標金之情形，屬廠商未依招標文件規定繳納者，追繳金額依招標文件中規定之額度定之；其為標價之一定比率而無標價可供計算者，以預算金額代之。</w:t>
+        <w:t>前項追繳押標金之情形，屬廠商未依招標文件規定繳納者，追繳金額依招標文件中規定之額度定之；其為標價之一定比率而無標價可供計算者，以預算金額代之。</w:t>
       </w:r>
     </w:p>
     <w:p>
@@ -14354,15 +11714,7 @@
         <w:t>50條第1項第5款、第7</w:t>
       </w:r>
       <w:r>
-        <w:t>款情形之</w:t>
-      </w:r>
-      <w:proofErr w:type="gramStart"/>
-      <w:r>
-        <w:t>一</w:t>
-      </w:r>
-      <w:proofErr w:type="gramEnd"/>
-      <w:r>
-        <w:t>。</w:t>
+        <w:t>款情形之一。</w:t>
       </w:r>
     </w:p>
     <w:p>
@@ -14388,15 +11740,7 @@
         <w:t>87</w:t>
       </w:r>
       <w:r>
-        <w:t>條各項構成要件事實之</w:t>
-      </w:r>
-      <w:proofErr w:type="gramStart"/>
-      <w:r>
-        <w:t>一</w:t>
-      </w:r>
-      <w:proofErr w:type="gramEnd"/>
-      <w:r>
-        <w:t>。</w:t>
+        <w:t>條各項構成要件事實之一。</w:t>
       </w:r>
     </w:p>
     <w:p>
@@ -14417,35 +11761,7 @@
         <w:rPr>
           <w:spacing w:val="0"/>
         </w:rPr>
-        <w:t>廠商依「押標金保證金暨其他擔保作業辦法」規定減收押標金，其有不發還</w:t>
-      </w:r>
-      <w:proofErr w:type="gramStart"/>
-      <w:r>
-        <w:rPr>
-          <w:spacing w:val="0"/>
-        </w:rPr>
-        <w:t>押</w:t>
-      </w:r>
-      <w:proofErr w:type="gramEnd"/>
-      <w:r>
-        <w:rPr>
-          <w:spacing w:val="0"/>
-        </w:rPr>
-        <w:t>標金之情形者，應就不發還金額</w:t>
-      </w:r>
-      <w:proofErr w:type="gramStart"/>
-      <w:r>
-        <w:rPr>
-          <w:spacing w:val="0"/>
-        </w:rPr>
-        <w:t>中屬減收</w:t>
-      </w:r>
-      <w:proofErr w:type="gramEnd"/>
-      <w:r>
-        <w:rPr>
-          <w:spacing w:val="0"/>
-        </w:rPr>
-        <w:t>之金額補繳之。其經主管機關或相關中央目的事業主管機關取消優良廠商資格或全球化廠商資格，或經各機關依採購法第102條第3項規定刊登政府採購公報，且尚在採購法第103條第1項所定期限內者，亦同。</w:t>
+        <w:t>廠商依「押標金保證金暨其他擔保作業辦法」規定減收押標金，其有不發還押標金之情形者，應就不發還金額中屬減收之金額補繳之。其經主管機關或相關中央目的事業主管機關取消優良廠商資格或全球化廠商資格，或經各機關依採購法第102條第3項規定刊登政府採購公報，且尚在採購法第103條第1項所定期限內者，亦同。</w:t>
       </w:r>
     </w:p>
     <w:p>
@@ -14490,21 +11806,7 @@
         <w:rPr>
           <w:spacing w:val="0"/>
         </w:rPr>
-        <w:t>(1)訂底價，但</w:t>
-      </w:r>
-      <w:proofErr w:type="gramStart"/>
-      <w:r>
-        <w:rPr>
-          <w:spacing w:val="0"/>
-        </w:rPr>
-        <w:t>不</w:t>
-      </w:r>
-      <w:proofErr w:type="gramEnd"/>
-      <w:r>
-        <w:rPr>
-          <w:spacing w:val="0"/>
-        </w:rPr>
-        <w:t>公告底價。</w:t>
+        <w:t>(1)訂底價，但不公告底價。</w:t>
       </w:r>
     </w:p>
     <w:p>
@@ -14748,23 +12050,7 @@
           <w:rFonts w:hint="eastAsia"/>
           <w:spacing w:val="0"/>
         </w:rPr>
-        <w:t>採購法施行細則第64條之2</w:t>
-      </w:r>
-      <w:proofErr w:type="gramStart"/>
-      <w:r>
-        <w:rPr>
-          <w:rFonts w:hint="eastAsia"/>
-          <w:spacing w:val="0"/>
-        </w:rPr>
-        <w:t>採</w:t>
-      </w:r>
-      <w:proofErr w:type="gramEnd"/>
-      <w:r>
-        <w:rPr>
-          <w:rFonts w:hint="eastAsia"/>
-          <w:spacing w:val="0"/>
-        </w:rPr>
-        <w:t>評分及格最低標</w:t>
+        <w:t>採購法施行細則第64條之2採評分及格最低標</w:t>
       </w:r>
       <w:r>
         <w:rPr>
@@ -14867,21 +12153,7 @@
         <w:rPr>
           <w:spacing w:val="0"/>
         </w:rPr>
-        <w:t>（2-2）依採購法第22條第1項□第9款；□第10款；□第11款；□第14款</w:t>
-      </w:r>
-      <w:proofErr w:type="gramStart"/>
-      <w:r>
-        <w:rPr>
-          <w:spacing w:val="0"/>
-        </w:rPr>
-        <w:t>準</w:t>
-      </w:r>
-      <w:proofErr w:type="gramEnd"/>
-      <w:r>
-        <w:rPr>
-          <w:spacing w:val="0"/>
-        </w:rPr>
-        <w:t>用最有利標。</w:t>
+        <w:t>（2-2）依採購法第22條第1項□第9款；□第10款；□第11款；□第14款準用最有利標。</w:t>
       </w:r>
     </w:p>
     <w:p>
@@ -14928,39 +12200,7 @@
           <w:rFonts w:hint="eastAsia"/>
           <w:spacing w:val="0"/>
         </w:rPr>
-        <w:t>達一定</w:t>
-      </w:r>
-      <w:proofErr w:type="gramStart"/>
-      <w:r>
-        <w:rPr>
-          <w:rFonts w:hint="eastAsia"/>
-          <w:spacing w:val="0"/>
-        </w:rPr>
-        <w:t>分數或序位</w:t>
-      </w:r>
-      <w:proofErr w:type="gramEnd"/>
-      <w:r>
-        <w:rPr>
-          <w:rFonts w:hint="eastAsia"/>
-          <w:spacing w:val="0"/>
-        </w:rPr>
-        <w:t>之未得標廠商，發給一定金額之獎勵金(由機關敘明一定</w:t>
-      </w:r>
-      <w:proofErr w:type="gramStart"/>
-      <w:r>
-        <w:rPr>
-          <w:rFonts w:hint="eastAsia"/>
-          <w:spacing w:val="0"/>
-        </w:rPr>
-        <w:t>分數或序位</w:t>
-      </w:r>
-      <w:proofErr w:type="gramEnd"/>
-      <w:r>
-        <w:rPr>
-          <w:rFonts w:hint="eastAsia"/>
-          <w:spacing w:val="0"/>
-        </w:rPr>
-        <w:t>及其相對應之獎勵金)</w:t>
+        <w:t>達一定分數或序位之未得標廠商，發給一定金額之獎勵金(由機關敘明一定分數或序位及其相對應之獎勵金)</w:t>
       </w:r>
     </w:p>
     <w:p>
@@ -15150,21 +12390,7 @@
         <w:rPr>
           <w:spacing w:val="0"/>
         </w:rPr>
-        <w:t>本採購</w:t>
-      </w:r>
-      <w:proofErr w:type="gramStart"/>
-      <w:r>
-        <w:rPr>
-          <w:spacing w:val="0"/>
-        </w:rPr>
-        <w:t>採</w:t>
-      </w:r>
-      <w:proofErr w:type="gramEnd"/>
-      <w:r>
-        <w:rPr>
-          <w:spacing w:val="0"/>
-        </w:rPr>
-        <w:t>：</w:t>
+        <w:t>本採購採：</w:t>
       </w:r>
     </w:p>
     <w:p>
@@ -15220,21 +12446,7 @@
         <w:rPr>
           <w:spacing w:val="0"/>
         </w:rPr>
-        <w:t>(2)複數決標，保留採購項目或數量選擇之組合權利  (項目或數量選擇之組合方式如附件。例如得由廠商分項報價之項目，或依不同數量報價之項目及數量之上、下限；投標廠商得標項目或數量之限制、開標順序、願比照得標廠商之價格者得</w:t>
-      </w:r>
-      <w:proofErr w:type="gramStart"/>
-      <w:r>
-        <w:rPr>
-          <w:spacing w:val="0"/>
-        </w:rPr>
-        <w:t>併</w:t>
-      </w:r>
-      <w:proofErr w:type="gramEnd"/>
-      <w:r>
-        <w:rPr>
-          <w:spacing w:val="0"/>
-        </w:rPr>
-        <w:t>列為得標廠商、決標廠商家數上限等)。</w:t>
+        <w:t>(2)複數決標，保留採購項目或數量選擇之組合權利  (項目或數量選擇之組合方式如附件。例如得由廠商分項報價之項目，或依不同數量報價之項目及數量之上、下限；投標廠商得標項目或數量之限制、開標順序、願比照得標廠商之價格者得併列為得標廠商、決標廠商家數上限等)。</w:t>
       </w:r>
     </w:p>
     <w:p>
@@ -15320,16 +12532,8 @@
         <w:rPr>
           <w:spacing w:val="0"/>
         </w:rPr>
-        <w:t>，得先辦理保留決標，</w:t>
-      </w:r>
-      <w:proofErr w:type="gramStart"/>
-      <w:r>
-        <w:rPr>
-          <w:spacing w:val="0"/>
-        </w:rPr>
-        <w:t>俟</w:t>
-      </w:r>
-      <w:proofErr w:type="gramEnd"/>
+        <w:t>，得先辦理保留決標，俟</w:t>
+      </w:r>
       <w:r>
         <w:rPr>
           <w:rFonts w:hint="eastAsia"/>
@@ -15337,19 +12541,11 @@
         </w:rPr>
         <w:t>核定</w:t>
       </w:r>
-      <w:proofErr w:type="gramStart"/>
-      <w:r>
-        <w:rPr>
-          <w:spacing w:val="0"/>
-        </w:rPr>
-        <w:t>後始決標</w:t>
-      </w:r>
-      <w:proofErr w:type="gramEnd"/>
-      <w:r>
-        <w:rPr>
-          <w:spacing w:val="0"/>
-        </w:rPr>
-        <w:t>生效。</w:t>
+      <w:r>
+        <w:rPr>
+          <w:spacing w:val="0"/>
+        </w:rPr>
+        <w:t>後始決標生效。</w:t>
       </w:r>
     </w:p>
     <w:p>
@@ -15610,35 +12806,11 @@
         <w:sym w:font="Wingdings" w:char="F0A8"/>
       </w:r>
       <w:r>
-        <w:t>(3)屬勞動派遣（指派遣事業單位指派所僱用之勞工至機關提供勞務，接受各該機關指揮監督管理之行為）：派遣勞工（指受派遣事業單位僱用，並向各機關提供勞務者）之薪資（內含勞工依法自行負擔之勞保、健保、就業保險費用）與廠商應負擔之勞保、健保、就業保險費用、積欠工資墊償基金提繳費及勞工退休金等費用，</w:t>
-      </w:r>
-      <w:proofErr w:type="gramStart"/>
-      <w:r>
-        <w:t>採</w:t>
-      </w:r>
-      <w:proofErr w:type="gramEnd"/>
-      <w:r>
-        <w:t>固定金額支付，不列入報價範圍。廠商僅需就管理費用（含利潤、相關稅捐及管理所需一切費用等）報價。決標後，廠商報價與前述固定金額合計為契約總價，詳如附件報價明細表</w:t>
-      </w:r>
-      <w:proofErr w:type="gramStart"/>
-      <w:r>
-        <w:t>【註</w:t>
-      </w:r>
-      <w:proofErr w:type="gramEnd"/>
-      <w:r>
-        <w:t>：報價明細表範例如附件，機關於招</w:t>
+        <w:t>(3)屬勞動派遣（指派遣事業單位指派所僱用之勞工至機關提供勞務，接受各該機關指揮監督管理之行為）：派遣勞工（指受派遣事業單位僱用，並向各機關提供勞務者）之薪資（內含勞工依法自行負擔之勞保、健保、就業保險費用）與廠商應負擔之勞保、健保、就業保險費用、積欠工資墊償基金提繳費及勞工退休金等費用，採固定金額支付，不列入報價範圍。廠商僅需就管理費用（含利潤、相關稅捐及管理所需一切費用等）報價。決標後，廠商報價與前述固定金額合計為契約總價，詳如附件報價明細表【註：報價明細表範例如附件，機關於招</w:t>
       </w:r>
       <w:r>
         <w:lastRenderedPageBreak/>
-        <w:t>標時依案件性質參酌調整後附於投標須知。派遣勞工之加班費及差旅費，不含於契約價金，如發生此等費用，其計算方式依勞動法令規定另行支付</w:t>
-      </w:r>
-      <w:proofErr w:type="gramStart"/>
-      <w:r>
-        <w:t>】</w:t>
-      </w:r>
-      <w:proofErr w:type="gramEnd"/>
-      <w:r>
-        <w:t>。</w:t>
+        <w:t>標時依案件性質參酌調整後附於投標須知。派遣勞工之加班費及差旅費，不含於契約價金，如發生此等費用，其計算方式依勞動法令規定另行支付】。</w:t>
       </w:r>
     </w:p>
     <w:p>
@@ -15659,21 +12831,7 @@
         <w:rPr>
           <w:spacing w:val="0"/>
         </w:rPr>
-        <w:t>無法決標時是否得依採購法第56條規定</w:t>
-      </w:r>
-      <w:proofErr w:type="gramStart"/>
-      <w:r>
-        <w:rPr>
-          <w:spacing w:val="0"/>
-        </w:rPr>
-        <w:t>採</w:t>
-      </w:r>
-      <w:proofErr w:type="gramEnd"/>
-      <w:r>
-        <w:rPr>
-          <w:spacing w:val="0"/>
-        </w:rPr>
-        <w:t>行協商措施：</w:t>
+        <w:t>無法決標時是否得依採購法第56條規定採行協商措施：</w:t>
       </w:r>
     </w:p>
     <w:p>
@@ -15687,15 +12845,7 @@
         <w:sym w:font="Wingdings" w:char="F0A8"/>
       </w:r>
       <w:r>
-        <w:t>(1)是；</w:t>
-      </w:r>
-      <w:proofErr w:type="gramStart"/>
-      <w:r>
-        <w:t>採</w:t>
-      </w:r>
-      <w:proofErr w:type="gramEnd"/>
-      <w:r>
-        <w:t>行協商措施得更改之項目（請敘明）：</w:t>
+        <w:t>(1)是；採行協商措施得更改之項目（請敘明）：</w:t>
       </w:r>
     </w:p>
     <w:p>
@@ -15734,35 +12884,7 @@
         <w:rPr>
           <w:spacing w:val="0"/>
         </w:rPr>
-        <w:t>本採購保留未來向得標廠商增購之權利，擬增購之項目及內容(</w:t>
-      </w:r>
-      <w:proofErr w:type="gramStart"/>
-      <w:r>
-        <w:rPr>
-          <w:spacing w:val="0"/>
-        </w:rPr>
-        <w:t>請載明</w:t>
-      </w:r>
-      <w:proofErr w:type="gramEnd"/>
-      <w:r>
-        <w:rPr>
-          <w:spacing w:val="0"/>
-        </w:rPr>
-        <w:t>擴充之金額、數量或期間上限，並應將預估選購或擴充項目所需金額計入採購金額。未保留增購權利</w:t>
-      </w:r>
-      <w:proofErr w:type="gramStart"/>
-      <w:r>
-        <w:rPr>
-          <w:spacing w:val="0"/>
-        </w:rPr>
-        <w:t>者免填</w:t>
-      </w:r>
-      <w:proofErr w:type="gramEnd"/>
-      <w:r>
-        <w:rPr>
-          <w:spacing w:val="0"/>
-        </w:rPr>
-        <w:t>)：</w:t>
+        <w:t>本採購保留未來向得標廠商增購之權利，擬增購之項目及內容(請載明擴充之金額、數量或期間上限，並應將預估選購或擴充項目所需金額計入採購金額。未保留增購權利者免填)：</w:t>
       </w:r>
     </w:p>
     <w:p>
@@ -15785,43 +12907,7 @@
           <w:color w:val="FF0000"/>
           <w:spacing w:val="0"/>
         </w:rPr>
-        <w:t>後續擴充金額為本契約價金50%，依原契約</w:t>
-      </w:r>
-      <w:proofErr w:type="gramStart"/>
-      <w:r>
-        <w:rPr>
-          <w:rFonts w:hint="eastAsia"/>
-          <w:color w:val="FF0000"/>
-          <w:spacing w:val="0"/>
-        </w:rPr>
-        <w:t>條件及價金</w:t>
-      </w:r>
-      <w:proofErr w:type="gramEnd"/>
-      <w:r>
-        <w:rPr>
-          <w:rFonts w:hint="eastAsia"/>
-          <w:color w:val="FF0000"/>
-          <w:spacing w:val="0"/>
-        </w:rPr>
-        <w:t>續約核算付款，擴充期間至%%年度%%年11月30日止，以先屆滿者為</w:t>
-      </w:r>
-      <w:proofErr w:type="gramStart"/>
-      <w:r>
-        <w:rPr>
-          <w:rFonts w:hint="eastAsia"/>
-          <w:color w:val="FF0000"/>
-          <w:spacing w:val="0"/>
-        </w:rPr>
-        <w:t>準</w:t>
-      </w:r>
-      <w:proofErr w:type="gramEnd"/>
-      <w:r>
-        <w:rPr>
-          <w:rFonts w:hint="eastAsia"/>
-          <w:color w:val="FF0000"/>
-          <w:spacing w:val="0"/>
-        </w:rPr>
-        <w:t>，得以換文方式辦理。</w:t>
+        <w:t>後續擴充金額為本契約價金50%，依原契約條件及價金續約核算付款，擴充期間至%%年度%%年11月30日止，以先屆滿者為準，得以換文方式辦理。</w:t>
       </w:r>
     </w:p>
     <w:p>
@@ -16108,21 +13194,7 @@
         <w:rPr>
           <w:spacing w:val="0"/>
         </w:rPr>
-        <w:t>投標廠商之基本資格及應附具之證明文件如下(如允許</w:t>
-      </w:r>
-      <w:proofErr w:type="gramStart"/>
-      <w:r>
-        <w:rPr>
-          <w:spacing w:val="0"/>
-        </w:rPr>
-        <w:t>依法令免申請</w:t>
-      </w:r>
-      <w:proofErr w:type="gramEnd"/>
-      <w:r>
-        <w:rPr>
-          <w:spacing w:val="0"/>
-        </w:rPr>
-        <w:t>核發本項基本資格證明文件之廠商參與投標，一併載明該等廠商免繳驗之證明文件</w:t>
+        <w:t>投標廠商之基本資格及應附具之證明文件如下(如允許依法令免申請核發本項基本資格證明文件之廠商參與投標，一併載明該等廠商免繳驗之證明文件</w:t>
       </w:r>
       <w:r>
         <w:rPr>
@@ -16179,23 +13251,7 @@
           <w:rFonts w:ascii="標楷體" w:hAnsi="標楷體" w:hint="eastAsia"/>
           <w:szCs w:val="28"/>
         </w:rPr>
-        <w:t>與招標</w:t>
-      </w:r>
-      <w:proofErr w:type="gramStart"/>
-      <w:r>
-        <w:rPr>
-          <w:rFonts w:ascii="標楷體" w:hAnsi="標楷體" w:hint="eastAsia"/>
-          <w:szCs w:val="28"/>
-        </w:rPr>
-        <w:t>標</w:t>
-      </w:r>
-      <w:proofErr w:type="gramEnd"/>
-      <w:r>
-        <w:rPr>
-          <w:rFonts w:ascii="標楷體" w:hAnsi="標楷體" w:hint="eastAsia"/>
-          <w:szCs w:val="28"/>
-        </w:rPr>
-        <w:t>的有關者：</w:t>
+        <w:t>與招標標的有關者：</w:t>
       </w:r>
     </w:p>
     <w:p>
@@ -16229,78 +13285,28 @@
           <w:szCs w:val="28"/>
           <w:u w:val="single"/>
         </w:rPr>
-        <w:t xml:space="preserve">  </w:t>
-      </w:r>
-      <w:proofErr w:type="gramStart"/>
+        <w:t xml:space="preserve">  僅須任一項符合  </w:t>
+      </w:r>
       <w:r>
         <w:rPr>
           <w:rFonts w:ascii="標楷體" w:hAnsi="標楷體" w:hint="eastAsia"/>
           <w:szCs w:val="28"/>
-          <w:u w:val="single"/>
-        </w:rPr>
-        <w:t>僅須任一項</w:t>
-      </w:r>
-      <w:proofErr w:type="gramEnd"/>
+        </w:rPr>
+        <w:t>。(機關應依標的特質、需求勾選，並得複選</w:t>
+      </w:r>
+      <w:r>
+        <w:rPr>
+          <w:rFonts w:ascii="標楷體" w:hAnsi="標楷體"/>
+          <w:szCs w:val="28"/>
+        </w:rPr>
+        <w:t>，</w:t>
+      </w:r>
       <w:r>
         <w:rPr>
           <w:rFonts w:ascii="標楷體" w:hAnsi="標楷體" w:hint="eastAsia"/>
           <w:szCs w:val="28"/>
-          <w:u w:val="single"/>
-        </w:rPr>
-        <w:t xml:space="preserve">符合  </w:t>
-      </w:r>
-      <w:r>
-        <w:rPr>
-          <w:rFonts w:ascii="標楷體" w:hAnsi="標楷體" w:hint="eastAsia"/>
-          <w:szCs w:val="28"/>
-        </w:rPr>
-        <w:t>。(機關應依標的特質、需求勾選，並得複選</w:t>
-      </w:r>
-      <w:r>
-        <w:rPr>
-          <w:rFonts w:ascii="標楷體" w:hAnsi="標楷體"/>
-          <w:szCs w:val="28"/>
-        </w:rPr>
-        <w:t>，</w:t>
-      </w:r>
-      <w:r>
-        <w:rPr>
-          <w:rFonts w:ascii="標楷體" w:hAnsi="標楷體" w:hint="eastAsia"/>
-          <w:szCs w:val="28"/>
-        </w:rPr>
-        <w:t>且應於</w:t>
-      </w:r>
-      <w:proofErr w:type="gramStart"/>
-      <w:r>
-        <w:rPr>
-          <w:rFonts w:ascii="標楷體" w:hAnsi="標楷體" w:hint="eastAsia"/>
-          <w:szCs w:val="28"/>
-        </w:rPr>
-        <w:t>本目載</w:t>
-      </w:r>
-      <w:proofErr w:type="gramEnd"/>
-      <w:r>
-        <w:rPr>
-          <w:rFonts w:ascii="標楷體" w:hAnsi="標楷體" w:hint="eastAsia"/>
-          <w:szCs w:val="28"/>
-        </w:rPr>
-        <w:t>明投標廠商須同時符合、部分符合或</w:t>
-      </w:r>
-      <w:proofErr w:type="gramStart"/>
-      <w:r>
-        <w:rPr>
-          <w:rFonts w:ascii="標楷體" w:hAnsi="標楷體" w:hint="eastAsia"/>
-          <w:szCs w:val="28"/>
-        </w:rPr>
-        <w:t>僅須任一項</w:t>
-      </w:r>
-      <w:proofErr w:type="gramEnd"/>
-      <w:r>
-        <w:rPr>
-          <w:rFonts w:ascii="標楷體" w:hAnsi="標楷體" w:hint="eastAsia"/>
-          <w:szCs w:val="28"/>
-        </w:rPr>
-        <w:t>符合之情形)</w:t>
+        </w:rPr>
+        <w:t>且應於本目載明投標廠商須同時符合、部分符合或僅須任一項符合之情形)</w:t>
       </w:r>
     </w:p>
     <w:p>
@@ -16348,19 +13354,11 @@
         </w:rPr>
         <w:t>1)設立於雲林縣或</w:t>
       </w:r>
-      <w:proofErr w:type="gramStart"/>
-      <w:r>
-        <w:rPr>
-          <w:szCs w:val="28"/>
-        </w:rPr>
-        <w:t>或</w:t>
-      </w:r>
-      <w:proofErr w:type="gramEnd"/>
-      <w:r>
-        <w:rPr>
-          <w:szCs w:val="28"/>
-        </w:rPr>
-        <w:t>毗鄰縣市</w:t>
+      <w:r>
+        <w:rPr>
+          <w:szCs w:val="28"/>
+        </w:rPr>
+        <w:t>或毗鄰縣市</w:t>
       </w:r>
       <w:r>
         <w:rPr>
@@ -16834,118 +13832,36 @@
           <w:rFonts w:ascii="標楷體" w:hAnsi="標楷體"/>
           <w:szCs w:val="28"/>
         </w:rPr>
-        <w:t>或列印「全國商工行政服務入口網」</w:t>
-      </w:r>
-      <w:proofErr w:type="gramStart"/>
+        <w:t>或列印「全國商工行政服務入口網」（網址：http：//gcis.nat.gov.tw/index.jsp)商工登記資料之公司登記資料查詢網站之「公司基本資料」均屬之</w:t>
+      </w:r>
+      <w:r>
+        <w:rPr>
+          <w:rFonts w:ascii="標楷體" w:hAnsi="標楷體" w:hint="eastAsia"/>
+          <w:szCs w:val="28"/>
+        </w:rPr>
+        <w:t>)或商業登記證明文件(</w:t>
+      </w:r>
       <w:r>
         <w:rPr>
           <w:rFonts w:ascii="標楷體" w:hAnsi="標楷體"/>
           <w:szCs w:val="28"/>
         </w:rPr>
-        <w:t>（</w:t>
-      </w:r>
-      <w:proofErr w:type="gramEnd"/>
+        <w:t>登記機關核准商業登記之核准函、商業登記抄本、</w:t>
+      </w:r>
+      <w:r>
+        <w:rPr>
+          <w:rFonts w:ascii="標楷體" w:hAnsi="標楷體" w:hint="eastAsia"/>
+          <w:szCs w:val="28"/>
+        </w:rPr>
+        <w:t>商業登記證明書、</w:t>
+      </w:r>
       <w:r>
         <w:rPr>
           <w:rFonts w:ascii="標楷體" w:hAnsi="標楷體"/>
           <w:szCs w:val="28"/>
         </w:rPr>
-        <w:t>網址：http：//gcis.nat.gov.tw/</w:t>
-      </w:r>
-      <w:proofErr w:type="spellStart"/>
-      <w:r>
-        <w:rPr>
-          <w:rFonts w:ascii="標楷體" w:hAnsi="標楷體"/>
-          <w:szCs w:val="28"/>
-        </w:rPr>
-        <w:t>index.jsp</w:t>
-      </w:r>
-      <w:proofErr w:type="spellEnd"/>
-      <w:r>
-        <w:rPr>
-          <w:rFonts w:ascii="標楷體" w:hAnsi="標楷體"/>
-          <w:szCs w:val="28"/>
-        </w:rPr>
-        <w:t>)商工登記資料之公司登記資料查詢網站之「公司基本資料」</w:t>
-      </w:r>
-      <w:proofErr w:type="gramStart"/>
-      <w:r>
-        <w:rPr>
-          <w:rFonts w:ascii="標楷體" w:hAnsi="標楷體"/>
-          <w:szCs w:val="28"/>
-        </w:rPr>
-        <w:t>均屬之</w:t>
-      </w:r>
-      <w:proofErr w:type="gramEnd"/>
-      <w:r>
-        <w:rPr>
-          <w:rFonts w:ascii="標楷體" w:hAnsi="標楷體" w:hint="eastAsia"/>
-          <w:szCs w:val="28"/>
-        </w:rPr>
-        <w:t>)或商業登記證明文件(</w:t>
-      </w:r>
-      <w:r>
-        <w:rPr>
-          <w:rFonts w:ascii="標楷體" w:hAnsi="標楷體"/>
-          <w:szCs w:val="28"/>
-        </w:rPr>
-        <w:t>登記機關核准商業登記之核准函、商業登記抄本、</w:t>
-      </w:r>
-      <w:r>
-        <w:rPr>
-          <w:rFonts w:ascii="標楷體" w:hAnsi="標楷體" w:hint="eastAsia"/>
-          <w:szCs w:val="28"/>
-        </w:rPr>
-        <w:t>商業登記證明書、</w:t>
-      </w:r>
-      <w:r>
-        <w:rPr>
-          <w:rFonts w:ascii="標楷體" w:hAnsi="標楷體"/>
-          <w:szCs w:val="28"/>
-        </w:rPr>
-        <w:t>或列印「全國商工行政服務入口網」</w:t>
-      </w:r>
-      <w:proofErr w:type="gramStart"/>
-      <w:r>
-        <w:rPr>
-          <w:rFonts w:ascii="標楷體" w:hAnsi="標楷體"/>
-          <w:szCs w:val="28"/>
-        </w:rPr>
-        <w:t>（</w:t>
-      </w:r>
-      <w:proofErr w:type="gramEnd"/>
-      <w:r>
-        <w:rPr>
-          <w:rFonts w:ascii="標楷體" w:hAnsi="標楷體"/>
-          <w:szCs w:val="28"/>
-        </w:rPr>
-        <w:t>網址：http：//gcis.nat.gov.tw/</w:t>
-      </w:r>
-      <w:proofErr w:type="spellStart"/>
-      <w:r>
-        <w:rPr>
-          <w:rFonts w:ascii="標楷體" w:hAnsi="標楷體"/>
-          <w:szCs w:val="28"/>
-        </w:rPr>
-        <w:t>index.jsp</w:t>
-      </w:r>
-      <w:proofErr w:type="spellEnd"/>
-      <w:r>
-        <w:rPr>
-          <w:rFonts w:ascii="標楷體" w:hAnsi="標楷體"/>
-          <w:szCs w:val="28"/>
-        </w:rPr>
-        <w:t>)商工登記資料之商業登記資料查詢網站之「商業登記基本資料」</w:t>
-      </w:r>
-      <w:proofErr w:type="gramStart"/>
-      <w:r>
-        <w:rPr>
-          <w:rFonts w:ascii="標楷體" w:hAnsi="標楷體"/>
-          <w:szCs w:val="28"/>
-        </w:rPr>
-        <w:t>均屬之</w:t>
-      </w:r>
-      <w:proofErr w:type="gramEnd"/>
+        <w:t>或列印「全國商工行政服務入口網」（網址：http：//gcis.nat.gov.tw/index.jsp)商工登記資料之商業登記資料查詢網站之「商業登記基本資料」均屬之</w:t>
+      </w:r>
       <w:r>
         <w:rPr>
           <w:rFonts w:ascii="標楷體" w:hAnsi="標楷體" w:hint="eastAsia"/>
@@ -16971,53 +13887,21 @@
           <w:rFonts w:ascii="標楷體" w:hAnsi="標楷體" w:hint="eastAsia"/>
           <w:szCs w:val="28"/>
         </w:rPr>
-        <w:t>□營業項目代碼、營業項目：______________(該特定營業項目非屬許可業務者，廠商所營事業之登記，如</w:t>
-      </w:r>
-      <w:proofErr w:type="gramStart"/>
+        <w:t>□營業項目代碼、營業項目：______________(該特定營業項目非屬許可業務者，廠商所營事業之登記，如載明</w:t>
+      </w:r>
+      <w:r>
+        <w:rPr>
+          <w:rFonts w:ascii="標楷體" w:hAnsi="標楷體"/>
+          <w:szCs w:val="28"/>
+        </w:rPr>
+        <w:t>除許可業務外，得經營法令非禁止或限制之業務者，</w:t>
+      </w:r>
       <w:r>
         <w:rPr>
           <w:rFonts w:ascii="標楷體" w:hAnsi="標楷體" w:hint="eastAsia"/>
           <w:szCs w:val="28"/>
         </w:rPr>
-        <w:t>載明</w:t>
-      </w:r>
-      <w:r>
-        <w:rPr>
-          <w:rFonts w:ascii="標楷體" w:hAnsi="標楷體"/>
-          <w:szCs w:val="28"/>
-        </w:rPr>
-        <w:t>除許可</w:t>
-      </w:r>
-      <w:proofErr w:type="gramEnd"/>
-      <w:r>
-        <w:rPr>
-          <w:rFonts w:ascii="標楷體" w:hAnsi="標楷體"/>
-          <w:szCs w:val="28"/>
-        </w:rPr>
-        <w:t>業務外，得經營法令非禁止或限制之業務者，</w:t>
-      </w:r>
-      <w:r>
-        <w:rPr>
-          <w:rFonts w:ascii="標楷體" w:hAnsi="標楷體" w:hint="eastAsia"/>
-          <w:szCs w:val="28"/>
-        </w:rPr>
-        <w:t>視為包括該特定營業項目。</w:t>
-      </w:r>
-      <w:proofErr w:type="gramStart"/>
-      <w:r>
-        <w:rPr>
-          <w:rFonts w:ascii="標楷體" w:hAnsi="標楷體" w:hint="eastAsia"/>
-          <w:szCs w:val="28"/>
-        </w:rPr>
-        <w:t>)，</w:t>
-      </w:r>
-      <w:proofErr w:type="gramEnd"/>
-      <w:r>
-        <w:rPr>
-          <w:rFonts w:ascii="標楷體" w:hAnsi="標楷體" w:hint="eastAsia"/>
-          <w:szCs w:val="28"/>
-        </w:rPr>
-        <w:t>廠商得於投標前至經濟部商業司建置之『全國商工行政服務入口網』(</w:t>
+        <w:t>視為包括該特定營業項目。)，廠商得於投標前至經濟部商業司建置之『全國商工行政服務入口網』(</w:t>
       </w:r>
       <w:r>
         <w:rPr>
@@ -17061,23 +13945,13 @@
           <w:szCs w:val="28"/>
         </w:rPr>
       </w:pPr>
-      <w:proofErr w:type="gramStart"/>
       <w:r>
         <w:rPr>
           <w:rFonts w:ascii="標楷體" w:hAnsi="標楷體" w:hint="eastAsia"/>
           <w:szCs w:val="28"/>
         </w:rPr>
-        <w:t>（註</w:t>
-      </w:r>
-      <w:proofErr w:type="gramEnd"/>
-      <w:r>
-        <w:rPr>
-          <w:rFonts w:ascii="標楷體" w:hAnsi="標楷體" w:hint="eastAsia"/>
-          <w:szCs w:val="28"/>
-        </w:rPr>
-        <w:t>：營利事業登記證自98年4月13日起不再作為證明文件</w:t>
-      </w:r>
-      <w:proofErr w:type="gramStart"/>
+        <w:t>（註：營利事業登記證自98年4月13日起不再作為證明文件</w:t>
+      </w:r>
       <w:r>
         <w:rPr>
           <w:rFonts w:ascii="標楷體" w:hAnsi="標楷體"/>
@@ -17085,7 +13959,6 @@
         </w:rPr>
         <w:t>）</w:t>
       </w:r>
-      <w:proofErr w:type="gramEnd"/>
     </w:p>
     <w:p>
       <w:pPr>
@@ -17104,23 +13977,7 @@
           <w:rFonts w:ascii="標楷體" w:hAnsi="標楷體" w:hint="eastAsia"/>
           <w:szCs w:val="28"/>
         </w:rPr>
-        <w:t xml:space="preserve">          b.其他證明文件：</w:t>
-      </w:r>
-      <w:proofErr w:type="gramStart"/>
-      <w:r>
-        <w:rPr>
-          <w:rFonts w:ascii="標楷體" w:hAnsi="標楷體" w:hint="eastAsia"/>
-          <w:szCs w:val="28"/>
-        </w:rPr>
-        <w:t>＿＿＿＿＿＿＿＿＿＿＿</w:t>
-      </w:r>
-      <w:proofErr w:type="gramEnd"/>
-      <w:r>
-        <w:rPr>
-          <w:rFonts w:ascii="標楷體" w:hAnsi="標楷體" w:hint="eastAsia"/>
-          <w:szCs w:val="28"/>
-        </w:rPr>
-        <w:t>。</w:t>
+        <w:t xml:space="preserve">          b.其他證明文件：＿＿＿＿＿＿＿＿＿＿＿。</w:t>
       </w:r>
     </w:p>
     <w:p>
@@ -17164,55 +14021,7 @@
           <w:rFonts w:ascii="標楷體" w:hAnsi="標楷體" w:hint="eastAsia"/>
           <w:szCs w:val="28"/>
         </w:rPr>
-        <w:t xml:space="preserve">       營業稅繳稅證明：為營業稅繳款書收據聯或主管</w:t>
-      </w:r>
-      <w:proofErr w:type="gramStart"/>
-      <w:r>
-        <w:rPr>
-          <w:rFonts w:ascii="標楷體" w:hAnsi="標楷體" w:hint="eastAsia"/>
-          <w:szCs w:val="28"/>
-        </w:rPr>
-        <w:t>稽</w:t>
-      </w:r>
-      <w:proofErr w:type="gramEnd"/>
-      <w:r>
-        <w:rPr>
-          <w:rFonts w:ascii="標楷體" w:hAnsi="標楷體" w:hint="eastAsia"/>
-          <w:szCs w:val="28"/>
-        </w:rPr>
-        <w:t>徵機關核章之最近1期營業人銷售額與稅額申報書收執聯。廠商不及提出最近1期證明者，得以前1期之納稅證明代之。新設立且未屆第1期營業稅繳納期限者，得以營業稅主管</w:t>
-      </w:r>
-      <w:proofErr w:type="gramStart"/>
-      <w:r>
-        <w:rPr>
-          <w:rFonts w:ascii="標楷體" w:hAnsi="標楷體" w:hint="eastAsia"/>
-          <w:szCs w:val="28"/>
-        </w:rPr>
-        <w:t>稽</w:t>
-      </w:r>
-      <w:proofErr w:type="gramEnd"/>
-      <w:r>
-        <w:rPr>
-          <w:rFonts w:ascii="標楷體" w:hAnsi="標楷體" w:hint="eastAsia"/>
-          <w:szCs w:val="28"/>
-        </w:rPr>
-        <w:t>徵機關核發之核准設立登記公函代之；經核定使用統一發者，應一併</w:t>
-      </w:r>
-      <w:proofErr w:type="gramStart"/>
-      <w:r>
-        <w:rPr>
-          <w:rFonts w:ascii="標楷體" w:hAnsi="標楷體" w:hint="eastAsia"/>
-          <w:szCs w:val="28"/>
-        </w:rPr>
-        <w:t>檢附申領</w:t>
-      </w:r>
-      <w:proofErr w:type="gramEnd"/>
-      <w:r>
-        <w:rPr>
-          <w:rFonts w:ascii="標楷體" w:hAnsi="標楷體" w:hint="eastAsia"/>
-          <w:szCs w:val="28"/>
-        </w:rPr>
-        <w:t>統一發票購票證相關文件。營業税或所得稅之納稅證明，得以與上開最近一期或前一期證明相同期間內主管稽徵機關核發之無違章欠稅之查復表代之。（本項適用於依營業稅法須報繳營業稅者之情形）</w:t>
+        <w:t xml:space="preserve">       營業稅繳稅證明：為營業稅繳款書收據聯或主管稽徵機關核章之最近1期營業人銷售額與稅額申報書收執聯。廠商不及提出最近1期證明者，得以前1期之納稅證明代之。新設立且未屆第1期營業稅繳納期限者，得以營業稅主管稽徵機關核發之核准設立登記公函代之；經核定使用統一發者，應一併檢附申領統一發票購票證相關文件。營業税或所得稅之納稅證明，得以與上開最近一期或前一期證明相同期間內主管稽徵機關核發之無違章欠稅之查復表代之。（本項適用於依營業稅法須報繳營業稅者之情形）</w:t>
       </w:r>
     </w:p>
     <w:p>
@@ -17261,23 +14070,7 @@
           <w:rFonts w:hint="eastAsia"/>
           <w:spacing w:val="0"/>
         </w:rPr>
-        <w:t>公告「具敏感性或國安(</w:t>
-      </w:r>
-      <w:proofErr w:type="gramStart"/>
-      <w:r>
-        <w:rPr>
-          <w:rFonts w:hint="eastAsia"/>
-          <w:spacing w:val="0"/>
-        </w:rPr>
-        <w:t>含資安</w:t>
-      </w:r>
-      <w:proofErr w:type="gramEnd"/>
-      <w:r>
-        <w:rPr>
-          <w:rFonts w:hint="eastAsia"/>
-          <w:spacing w:val="0"/>
-        </w:rPr>
-        <w:t>)疑慮之業務範疇」之資訊服務採購，廠商不得為大陸地區廠商、第</w:t>
+        <w:t>公告「具敏感性或國安(含資安)疑慮之業務範疇」之資訊服務採購，廠商不得為大陸地區廠商、第</w:t>
       </w:r>
       <w:r>
         <w:rPr>
@@ -17321,92 +14114,56 @@
           <w:spacing w:val="0"/>
           <w:u w:val="single"/>
         </w:rPr>
-        <w:t>；政府電子採購網</w:t>
-      </w:r>
-      <w:proofErr w:type="gramStart"/>
+        <w:t>；政府電子採購網（</w:t>
+      </w:r>
+      <w:hyperlink r:id="rId10" w:history="1">
+        <w:r>
+          <w:rPr>
+            <w:spacing w:val="0"/>
+            <w:u w:val="single"/>
+          </w:rPr>
+          <w:t>https://web.pcc.gov.tw</w:t>
+        </w:r>
+        <w:r>
+          <w:rPr>
+            <w:rFonts w:hint="eastAsia"/>
+            <w:spacing w:val="0"/>
+            <w:u w:val="single"/>
+          </w:rPr>
+          <w:t>）/相關連結/</w:t>
+        </w:r>
+      </w:hyperlink>
       <w:r>
         <w:rPr>
           <w:rFonts w:hint="eastAsia"/>
           <w:spacing w:val="0"/>
           <w:u w:val="single"/>
         </w:rPr>
-        <w:t>（</w:t>
-      </w:r>
-      <w:proofErr w:type="gramEnd"/>
-      <w:r>
-        <w:rPr>
-          <w:spacing w:val="0"/>
+        <w:t>其他/</w:t>
+      </w:r>
+      <w:r>
+        <w:rPr>
+          <w:rFonts w:hint="eastAsia"/>
+          <w:spacing w:val="-4"/>
+          <w:szCs w:val="28"/>
+        </w:rPr>
+        <w:t>經濟部</w:t>
+      </w:r>
+      <w:r>
+        <w:rPr>
+          <w:rFonts w:hint="eastAsia"/>
+          <w:spacing w:val="-4"/>
+          <w:szCs w:val="28"/>
           <w:u w:val="single"/>
         </w:rPr>
-        <w:fldChar w:fldCharType="begin"/>
-      </w:r>
-      <w:r>
-        <w:rPr>
+        <w:t>(投資審議司)</w:t>
+      </w:r>
+      <w:r>
+        <w:rPr>
+          <w:rFonts w:hint="eastAsia"/>
           <w:spacing w:val="0"/>
           <w:u w:val="single"/>
         </w:rPr>
-        <w:instrText xml:space="preserve"> HYPERLINK "https://web.pcc.gov.tw）/相關連結/" </w:instrText>
-      </w:r>
-      <w:r>
-        <w:rPr>
-          <w:spacing w:val="0"/>
-          <w:u w:val="single"/>
-        </w:rPr>
-        <w:fldChar w:fldCharType="separate"/>
-      </w:r>
-      <w:r>
-        <w:rPr>
-          <w:spacing w:val="0"/>
-          <w:u w:val="single"/>
-        </w:rPr>
-        <w:t>https://web.pcc.gov.tw</w:t>
-      </w:r>
-      <w:r>
-        <w:rPr>
-          <w:rFonts w:hint="eastAsia"/>
-          <w:spacing w:val="0"/>
-          <w:u w:val="single"/>
-        </w:rPr>
-        <w:t>）/相關連結/</w:t>
-      </w:r>
-      <w:r>
-        <w:rPr>
-          <w:spacing w:val="0"/>
-          <w:u w:val="single"/>
-        </w:rPr>
-        <w:fldChar w:fldCharType="end"/>
-      </w:r>
-      <w:r>
-        <w:rPr>
-          <w:rFonts w:hint="eastAsia"/>
-          <w:spacing w:val="0"/>
-          <w:u w:val="single"/>
-        </w:rPr>
-        <w:t>其他/</w:t>
-      </w:r>
-      <w:r>
-        <w:rPr>
-          <w:rFonts w:hint="eastAsia"/>
-          <w:spacing w:val="-4"/>
-          <w:szCs w:val="28"/>
-        </w:rPr>
-        <w:t>經濟部</w:t>
-      </w:r>
-      <w:r>
-        <w:rPr>
-          <w:rFonts w:hint="eastAsia"/>
-          <w:spacing w:val="-4"/>
-          <w:szCs w:val="28"/>
-          <w:u w:val="single"/>
-        </w:rPr>
-        <w:t>(投資審議司)</w:t>
-      </w:r>
-      <w:r>
-        <w:rPr>
-          <w:rFonts w:hint="eastAsia"/>
-          <w:spacing w:val="0"/>
-          <w:u w:val="single"/>
-        </w:rPr>
         <w:t>公告陸資資訊</w:t>
       </w:r>
       <w:r>
@@ -17416,47 +14173,13 @@
         </w:rPr>
         <w:t>)。</w:t>
       </w:r>
-      <w:proofErr w:type="gramStart"/>
-      <w:r>
-        <w:rPr>
-          <w:rFonts w:hint="eastAsia"/>
-          <w:spacing w:val="0"/>
-        </w:rPr>
-        <w:t>（註</w:t>
-      </w:r>
-      <w:proofErr w:type="gramEnd"/>
-      <w:r>
-        <w:rPr>
-          <w:rFonts w:hint="eastAsia"/>
-          <w:spacing w:val="0"/>
-        </w:rPr>
-        <w:t>：適用條約或協定之採購案，</w:t>
-      </w:r>
-      <w:proofErr w:type="gramStart"/>
-      <w:r>
-        <w:rPr>
-          <w:rFonts w:hint="eastAsia"/>
-          <w:spacing w:val="0"/>
-        </w:rPr>
-        <w:t>如勾選本</w:t>
-      </w:r>
-      <w:proofErr w:type="gramEnd"/>
-      <w:r>
-        <w:rPr>
-          <w:rFonts w:hint="eastAsia"/>
-          <w:spacing w:val="0"/>
-        </w:rPr>
-        <w:t>項者，請依GPA第3條規定，妥適考量本須知第16點之勾選</w:t>
-      </w:r>
-      <w:proofErr w:type="gramStart"/>
-      <w:r>
-        <w:rPr>
-          <w:rFonts w:hint="eastAsia"/>
-          <w:spacing w:val="0"/>
-        </w:rPr>
-        <w:t>）</w:t>
-      </w:r>
-      <w:proofErr w:type="gramEnd"/>
+      <w:r>
+        <w:rPr>
+          <w:rFonts w:hint="eastAsia"/>
+          <w:spacing w:val="0"/>
+        </w:rPr>
+        <w:t>（註：適用條約或協定之採購案，如勾選本項者，請依GPA第3條規定，妥適考量本須知第16點之勾選）</w:t>
+      </w:r>
       <w:r>
         <w:rPr>
           <w:spacing w:val="0"/>
@@ -17485,65 +14208,8 @@
           <w:rFonts w:hint="eastAsia"/>
           <w:spacing w:val="0"/>
         </w:rPr>
-        <w:t>本採購內容涉及國家安全，不允許大陸地區廠商、第三地區含陸資成分廠商及在</w:t>
-      </w:r>
-      <w:proofErr w:type="gramStart"/>
-      <w:r>
-        <w:rPr>
-          <w:rFonts w:hint="eastAsia"/>
-          <w:spacing w:val="0"/>
-        </w:rPr>
-        <w:t>臺</w:t>
-      </w:r>
-      <w:proofErr w:type="gramEnd"/>
-      <w:r>
-        <w:rPr>
-          <w:rFonts w:hint="eastAsia"/>
-          <w:spacing w:val="0"/>
-        </w:rPr>
-        <w:t>陸資廠商參與。</w:t>
-      </w:r>
-      <w:proofErr w:type="gramStart"/>
-      <w:r>
-        <w:rPr>
-          <w:rFonts w:hint="eastAsia"/>
-          <w:spacing w:val="0"/>
-        </w:rPr>
-        <w:t>（註</w:t>
-      </w:r>
-      <w:proofErr w:type="gramEnd"/>
-      <w:r>
-        <w:rPr>
-          <w:rFonts w:hint="eastAsia"/>
-          <w:spacing w:val="0"/>
-        </w:rPr>
-        <w:t>：適用條約或協定之採購案，</w:t>
-      </w:r>
-      <w:proofErr w:type="gramStart"/>
-      <w:r>
-        <w:rPr>
-          <w:rFonts w:hint="eastAsia"/>
-          <w:spacing w:val="0"/>
-        </w:rPr>
-        <w:t>如勾選本</w:t>
-      </w:r>
-      <w:proofErr w:type="gramEnd"/>
-      <w:r>
-        <w:rPr>
-          <w:rFonts w:hint="eastAsia"/>
-          <w:spacing w:val="0"/>
-        </w:rPr>
-        <w:t>項者，請依GPA第3條規定，妥適考量本須知第16點之勾選</w:t>
-      </w:r>
-      <w:proofErr w:type="gramStart"/>
-      <w:r>
-        <w:rPr>
-          <w:rFonts w:hint="eastAsia"/>
-          <w:spacing w:val="0"/>
-        </w:rPr>
-        <w:t>）</w:t>
-      </w:r>
-      <w:proofErr w:type="gramEnd"/>
+        <w:t>本採購內容涉及國家安全，不允許大陸地區廠商、第三地區含陸資成分廠商及在臺陸資廠商參與。（註：適用條約或協定之採購案，如勾選本項者，請依GPA第3條規定，妥適考量本須知第16點之勾選）</w:t>
+      </w:r>
     </w:p>
     <w:p>
       <w:pPr>
@@ -17693,21 +14359,7 @@
         <w:rPr>
           <w:spacing w:val="0"/>
         </w:rPr>
-        <w:t>投標廠商之標價有下列情形之一為投標文件內容不符合招標文件之規定：(預算或底價未公告</w:t>
-      </w:r>
-      <w:proofErr w:type="gramStart"/>
-      <w:r>
-        <w:rPr>
-          <w:spacing w:val="0"/>
-        </w:rPr>
-        <w:t>者免填</w:t>
-      </w:r>
-      <w:proofErr w:type="gramEnd"/>
-      <w:r>
-        <w:rPr>
-          <w:spacing w:val="0"/>
-        </w:rPr>
-        <w:t>)</w:t>
+        <w:t>投標廠商之標價有下列情形之一為投標文件內容不符合招標文件之規定：(預算或底價未公告者免填)</w:t>
       </w:r>
     </w:p>
     <w:p>
@@ -17784,21 +14436,7 @@
         <w:rPr>
           <w:spacing w:val="0"/>
         </w:rPr>
-        <w:t>機關辦理採購有下列情形之</w:t>
-      </w:r>
-      <w:proofErr w:type="gramStart"/>
-      <w:r>
-        <w:rPr>
-          <w:spacing w:val="0"/>
-        </w:rPr>
-        <w:t>一</w:t>
-      </w:r>
-      <w:proofErr w:type="gramEnd"/>
-      <w:r>
-        <w:rPr>
-          <w:spacing w:val="0"/>
-        </w:rPr>
-        <w:t>者，得依採購法第50條第1項第5</w:t>
+        <w:t>機關辦理採購有下列情形之一者，得依採購法第50條第1項第5</w:t>
       </w:r>
       <w:r>
         <w:rPr>
@@ -17833,21 +14471,7 @@
         <w:rPr>
           <w:spacing w:val="0"/>
         </w:rPr>
-        <w:t>一、投標文件內容由同一人或同一廠商繕寫或</w:t>
-      </w:r>
-      <w:proofErr w:type="gramStart"/>
-      <w:r>
-        <w:rPr>
-          <w:spacing w:val="0"/>
-        </w:rPr>
-        <w:t>備具者</w:t>
-      </w:r>
-      <w:proofErr w:type="gramEnd"/>
-      <w:r>
-        <w:rPr>
-          <w:spacing w:val="0"/>
-        </w:rPr>
-        <w:t>。</w:t>
+        <w:t>一、投標文件內容由同一人或同一廠商繕寫或備具者。</w:t>
       </w:r>
     </w:p>
     <w:p>
@@ -17881,21 +14505,7 @@
         <w:rPr>
           <w:spacing w:val="0"/>
         </w:rPr>
-        <w:t>三、投標</w:t>
-      </w:r>
-      <w:proofErr w:type="gramStart"/>
-      <w:r>
-        <w:rPr>
-          <w:spacing w:val="0"/>
-        </w:rPr>
-        <w:t>標</w:t>
-      </w:r>
-      <w:proofErr w:type="gramEnd"/>
-      <w:r>
-        <w:rPr>
-          <w:spacing w:val="0"/>
-        </w:rPr>
-        <w:t>封或通知機關信函號碼連號，顯係同一人或同一廠商所為者。</w:t>
+        <w:t>三、投標標封或通知機關信函號碼連號，顯係同一人或同一廠商所為者。</w:t>
       </w:r>
     </w:p>
     <w:p>
@@ -17969,21 +14579,7 @@
         <w:rPr>
           <w:spacing w:val="0"/>
         </w:rPr>
-        <w:t>家以上廠商有下列情形之一，</w:t>
-      </w:r>
-      <w:proofErr w:type="gramStart"/>
-      <w:r>
-        <w:rPr>
-          <w:spacing w:val="0"/>
-        </w:rPr>
-        <w:t>致僅餘</w:t>
-      </w:r>
-      <w:proofErr w:type="gramEnd"/>
-      <w:r>
-        <w:rPr>
-          <w:spacing w:val="0"/>
-        </w:rPr>
-        <w:t>1家廠商符合招標文件規定者，得依</w:t>
+        <w:t>家以上廠商有下列情形之一，致僅餘1家廠商符合招標文件規定者，得依</w:t>
       </w:r>
       <w:r>
         <w:rPr>
@@ -18037,21 +14633,7 @@
         <w:rPr>
           <w:spacing w:val="0"/>
         </w:rPr>
-        <w:t>一、押標金</w:t>
-      </w:r>
-      <w:proofErr w:type="gramStart"/>
-      <w:r>
-        <w:rPr>
-          <w:spacing w:val="0"/>
-        </w:rPr>
-        <w:t>未附或不</w:t>
-      </w:r>
-      <w:proofErr w:type="gramEnd"/>
-      <w:r>
-        <w:rPr>
-          <w:spacing w:val="0"/>
-        </w:rPr>
-        <w:t>符合規定。</w:t>
+        <w:t>一、押標金未附或不符合規定。</w:t>
       </w:r>
     </w:p>
     <w:p>
@@ -18068,21 +14650,7 @@
         <w:rPr>
           <w:spacing w:val="0"/>
         </w:rPr>
-        <w:t>二、投標文件為空白文件、無關文件或</w:t>
-      </w:r>
-      <w:proofErr w:type="gramStart"/>
-      <w:r>
-        <w:rPr>
-          <w:spacing w:val="0"/>
-        </w:rPr>
-        <w:t>標封內</w:t>
-      </w:r>
-      <w:proofErr w:type="gramEnd"/>
-      <w:r>
-        <w:rPr>
-          <w:spacing w:val="0"/>
-        </w:rPr>
-        <w:t>空無一物。</w:t>
+        <w:t>二、投標文件為空白文件、無關文件或標封內空無一物。</w:t>
       </w:r>
     </w:p>
     <w:p>
@@ -18099,21 +14667,7 @@
         <w:rPr>
           <w:spacing w:val="0"/>
         </w:rPr>
-        <w:t>三、資格、規格或價格文件</w:t>
-      </w:r>
-      <w:proofErr w:type="gramStart"/>
-      <w:r>
-        <w:rPr>
-          <w:spacing w:val="0"/>
-        </w:rPr>
-        <w:t>未附或不</w:t>
-      </w:r>
-      <w:proofErr w:type="gramEnd"/>
-      <w:r>
-        <w:rPr>
-          <w:spacing w:val="0"/>
-        </w:rPr>
-        <w:t>符合規定。</w:t>
+        <w:t>三、資格、規格或價格文件未附或不符合規定。</w:t>
       </w:r>
     </w:p>
     <w:p>
@@ -18172,49 +14726,7 @@
         <w:rPr>
           <w:spacing w:val="0"/>
         </w:rPr>
-        <w:t>工程採購案件，其屬營造業法所定營</w:t>
-      </w:r>
-      <w:proofErr w:type="gramStart"/>
-      <w:r>
-        <w:rPr>
-          <w:spacing w:val="0"/>
-        </w:rPr>
-        <w:t>繕</w:t>
-      </w:r>
-      <w:proofErr w:type="gramEnd"/>
-      <w:r>
-        <w:rPr>
-          <w:spacing w:val="0"/>
-        </w:rPr>
-        <w:t>工程者，投標廠商屬營造業，可為決標對象，</w:t>
-      </w:r>
-      <w:proofErr w:type="gramStart"/>
-      <w:r>
-        <w:rPr>
-          <w:spacing w:val="0"/>
-        </w:rPr>
-        <w:t>但決標</w:t>
-      </w:r>
-      <w:proofErr w:type="gramEnd"/>
-      <w:r>
-        <w:rPr>
-          <w:spacing w:val="0"/>
-        </w:rPr>
-        <w:t>金額高於營造業法所規定之承攬造價限額時，不</w:t>
-      </w:r>
-      <w:proofErr w:type="gramStart"/>
-      <w:r>
-        <w:rPr>
-          <w:spacing w:val="0"/>
-        </w:rPr>
-        <w:t>決標予該</w:t>
-      </w:r>
-      <w:proofErr w:type="gramEnd"/>
-      <w:r>
-        <w:rPr>
-          <w:spacing w:val="0"/>
-        </w:rPr>
-        <w:t>廠商。</w:t>
+        <w:t>工程採購案件，其屬營造業法所定營繕工程者，投標廠商屬營造業，可為決標對象，但決標金額高於營造業法所規定之承攬造價限額時，不決標予該廠商。</w:t>
       </w:r>
     </w:p>
     <w:p>
@@ -18240,23 +14752,7 @@
           <w:rFonts w:hint="eastAsia"/>
           <w:spacing w:val="0"/>
         </w:rPr>
-        <w:t>工程採購案件，其屬營造業法所定營</w:t>
-      </w:r>
-      <w:proofErr w:type="gramStart"/>
-      <w:r>
-        <w:rPr>
-          <w:rFonts w:hint="eastAsia"/>
-          <w:spacing w:val="0"/>
-        </w:rPr>
-        <w:t>繕</w:t>
-      </w:r>
-      <w:proofErr w:type="gramEnd"/>
-      <w:r>
-        <w:rPr>
-          <w:rFonts w:hint="eastAsia"/>
-          <w:spacing w:val="0"/>
-        </w:rPr>
-        <w:t>工程者，投標之土木包工業須登記於工程所在地區之直轄市、縣</w:t>
+        <w:t>工程採購案件，其屬營造業法所定營繕工程者，投標之土木包工業須登記於工程所在地區之直轄市、縣</w:t>
       </w:r>
       <w:r>
         <w:rPr>
@@ -18329,35 +14825,7 @@
         <w:rPr>
           <w:spacing w:val="0"/>
         </w:rPr>
-        <w:t>外國廠商之投標資格及應提出之資格文件，</w:t>
-      </w:r>
-      <w:proofErr w:type="gramStart"/>
-      <w:r>
-        <w:rPr>
-          <w:spacing w:val="0"/>
-        </w:rPr>
-        <w:t>附經公證</w:t>
-      </w:r>
-      <w:proofErr w:type="gramEnd"/>
-      <w:r>
-        <w:rPr>
-          <w:spacing w:val="0"/>
-        </w:rPr>
-        <w:t>或認證之中文譯本(不允許外國廠商投標</w:t>
-      </w:r>
-      <w:proofErr w:type="gramStart"/>
-      <w:r>
-        <w:rPr>
-          <w:spacing w:val="0"/>
-        </w:rPr>
-        <w:t>者免填</w:t>
-      </w:r>
-      <w:proofErr w:type="gramEnd"/>
-      <w:r>
-        <w:rPr>
-          <w:spacing w:val="0"/>
-        </w:rPr>
-        <w:t>)：</w:t>
+        <w:t>外國廠商之投標資格及應提出之資格文件，附經公證或認證之中文譯本(不允許外國廠商投標者免填)：</w:t>
       </w:r>
     </w:p>
     <w:p>
@@ -18375,24 +14843,13 @@
         </w:rPr>
       </w:pPr>
       <w:r>
-        <w:t>以選擇性招標方式辦理者，其限制投標廠商資格之理由及其必要性(非選擇性招標</w:t>
-      </w:r>
-      <w:proofErr w:type="gramStart"/>
-      <w:r>
-        <w:t>者</w:t>
-      </w:r>
-      <w:r>
-        <w:rPr>
-          <w:spacing w:val="0"/>
-        </w:rPr>
-        <w:t>免填</w:t>
-      </w:r>
-      <w:proofErr w:type="gramEnd"/>
-      <w:r>
-        <w:rPr>
-          <w:spacing w:val="0"/>
-        </w:rPr>
-        <w:t>)：</w:t>
+        <w:t>以選擇性招標方式辦理者，其限制投標廠商資格之理由及其必要性(非選擇性招標者</w:t>
+      </w:r>
+      <w:r>
+        <w:rPr>
+          <w:spacing w:val="0"/>
+        </w:rPr>
+        <w:t>免填)：</w:t>
       </w:r>
     </w:p>
     <w:p>
@@ -18413,35 +14870,7 @@
         <w:rPr>
           <w:spacing w:val="0"/>
         </w:rPr>
-        <w:t>招標</w:t>
-      </w:r>
-      <w:proofErr w:type="gramStart"/>
-      <w:r>
-        <w:rPr>
-          <w:spacing w:val="0"/>
-        </w:rPr>
-        <w:t>標</w:t>
-      </w:r>
-      <w:proofErr w:type="gramEnd"/>
-      <w:r>
-        <w:rPr>
-          <w:spacing w:val="0"/>
-        </w:rPr>
-        <w:t>的之功能、效益、規格、標準、數量或場所等說明及得標廠商應履行之契約責任：由招標機關</w:t>
-      </w:r>
-      <w:proofErr w:type="gramStart"/>
-      <w:r>
-        <w:rPr>
-          <w:spacing w:val="0"/>
-        </w:rPr>
-        <w:t>另備如附件</w:t>
-      </w:r>
-      <w:proofErr w:type="gramEnd"/>
-      <w:r>
-        <w:rPr>
-          <w:spacing w:val="0"/>
-        </w:rPr>
-        <w:t>。</w:t>
+        <w:t>招標標的之功能、效益、規格、標準、數量或場所等說明及得標廠商應履行之契約責任：由招標機關另備如附件。</w:t>
       </w:r>
     </w:p>
     <w:p>
@@ -18514,17 +14943,8 @@
           <w:rFonts w:hint="eastAsia"/>
           <w:spacing w:val="0"/>
         </w:rPr>
-        <w:t>視個案情形於招標時勾選；</w:t>
-      </w:r>
-      <w:proofErr w:type="gramStart"/>
-      <w:r>
-        <w:rPr>
-          <w:rFonts w:hint="eastAsia"/>
-          <w:spacing w:val="0"/>
-        </w:rPr>
-        <w:t>無者免填</w:t>
-      </w:r>
-      <w:proofErr w:type="gramEnd"/>
+        <w:t>視個案情形於招標時勾選；無者免填</w:t>
+      </w:r>
       <w:r>
         <w:rPr>
           <w:spacing w:val="0"/>
@@ -18644,101 +15064,33 @@
           <w:bCs/>
           <w:szCs w:val="28"/>
         </w:rPr>
-        <w:t>除前項所列者外，屬營造業法第3條第1款之營</w:t>
-      </w:r>
-      <w:proofErr w:type="gramStart"/>
+        <w:t>除前項所列者外，屬營造業法第3條第1款之營繕工程，且得標廠商為營造業者，其主要部分尚包括：工地主任、工地負責人、專任工程人員、安全衛生人員均應為</w:t>
+      </w:r>
       <w:r>
         <w:rPr>
           <w:rFonts w:hint="eastAsia"/>
           <w:bCs/>
-          <w:szCs w:val="28"/>
-        </w:rPr>
-        <w:t>繕</w:t>
-      </w:r>
-      <w:proofErr w:type="gramEnd"/>
+          <w:color w:val="FF0000"/>
+          <w:szCs w:val="28"/>
+        </w:rPr>
+        <w:t>該營造業</w:t>
+      </w:r>
       <w:r>
         <w:rPr>
           <w:rFonts w:hint="eastAsia"/>
           <w:bCs/>
           <w:szCs w:val="28"/>
         </w:rPr>
-        <w:t>工程，且得標廠商為營造業者，其主要部分尚包括：工地主任、工地負責人、專任工程人員、安全衛生</w:t>
-      </w:r>
-      <w:proofErr w:type="gramStart"/>
+        <w:t>廠商僱用之人員。</w:t>
+      </w:r>
       <w:r>
         <w:rPr>
           <w:rFonts w:hint="eastAsia"/>
           <w:bCs/>
-          <w:szCs w:val="28"/>
-        </w:rPr>
-        <w:t>人員均應為</w:t>
-      </w:r>
-      <w:proofErr w:type="gramEnd"/>
-      <w:r>
-        <w:rPr>
-          <w:rFonts w:hint="eastAsia"/>
-          <w:bCs/>
-          <w:color w:val="FF0000"/>
-          <w:szCs w:val="28"/>
-        </w:rPr>
-        <w:t>該營造業</w:t>
-      </w:r>
-      <w:r>
-        <w:rPr>
-          <w:rFonts w:hint="eastAsia"/>
-          <w:bCs/>
-          <w:szCs w:val="28"/>
-        </w:rPr>
-        <w:t>廠商僱用之人員。</w:t>
-      </w:r>
-      <w:r>
-        <w:rPr>
-          <w:rFonts w:hint="eastAsia"/>
-          <w:bCs/>
-          <w:color w:val="FF0000"/>
-          <w:szCs w:val="28"/>
-        </w:rPr>
-        <w:t>但得標之營造業廠商符合營造業法規定</w:t>
-      </w:r>
-      <w:proofErr w:type="gramStart"/>
-      <w:r>
-        <w:rPr>
-          <w:rFonts w:hint="eastAsia"/>
-          <w:bCs/>
-          <w:color w:val="FF0000"/>
-          <w:szCs w:val="28"/>
-        </w:rPr>
-        <w:t>採</w:t>
-      </w:r>
-      <w:proofErr w:type="gramEnd"/>
-      <w:r>
-        <w:rPr>
-          <w:rFonts w:hint="eastAsia"/>
-          <w:bCs/>
-          <w:color w:val="FF0000"/>
-          <w:szCs w:val="28"/>
-        </w:rPr>
-        <w:t>委託建築師或技師</w:t>
-      </w:r>
-      <w:proofErr w:type="gramStart"/>
-      <w:r>
-        <w:rPr>
-          <w:rFonts w:hint="eastAsia"/>
-          <w:bCs/>
-          <w:color w:val="FF0000"/>
-          <w:szCs w:val="28"/>
-        </w:rPr>
-        <w:t>逐案按各類</w:t>
-      </w:r>
-      <w:proofErr w:type="gramEnd"/>
-      <w:r>
-        <w:rPr>
-          <w:rFonts w:hint="eastAsia"/>
-          <w:bCs/>
-          <w:color w:val="FF0000"/>
-          <w:szCs w:val="28"/>
-        </w:rPr>
-        <w:t>科技師之執業範圍核實執行綜理施工管理，並簽章負責專任工程人員應辦理之工作者，則前開專任工程人員非屬主要部分。</w:t>
+          <w:color w:val="FF0000"/>
+          <w:szCs w:val="28"/>
+        </w:rPr>
+        <w:t>但得標之營造業廠商符合營造業法規定採委託建築師或技師逐案按各類科技師之執業範圍核實執行綜理施工管理，並簽章負責專任工程人員應辦理之工作者，則前開專任工程人員非屬主要部分。</w:t>
       </w:r>
     </w:p>
     <w:p>
@@ -18776,21 +15128,7 @@
         <w:rPr>
           <w:rFonts w:hint="eastAsia"/>
         </w:rPr>
-        <w:t>(由機關於招標時擇</w:t>
-      </w:r>
-      <w:proofErr w:type="gramStart"/>
-      <w:r>
-        <w:rPr>
-          <w:rFonts w:hint="eastAsia"/>
-        </w:rPr>
-        <w:t>一</w:t>
-      </w:r>
-      <w:proofErr w:type="gramEnd"/>
-      <w:r>
-        <w:rPr>
-          <w:rFonts w:hint="eastAsia"/>
-        </w:rPr>
-        <w:t>勾選；未勾選者，為選項(2))</w:t>
+        <w:t>(由機關於招標時擇一勾選；未勾選者，為選項(2))</w:t>
       </w:r>
     </w:p>
     <w:p>
@@ -19125,21 +15463,7 @@
         <w:rPr>
           <w:spacing w:val="0"/>
         </w:rPr>
-        <w:t>採購標的之維護修理(不需維護修理</w:t>
-      </w:r>
-      <w:proofErr w:type="gramStart"/>
-      <w:r>
-        <w:rPr>
-          <w:spacing w:val="0"/>
-        </w:rPr>
-        <w:t>者免填</w:t>
-      </w:r>
-      <w:proofErr w:type="gramEnd"/>
-      <w:r>
-        <w:rPr>
-          <w:spacing w:val="0"/>
-        </w:rPr>
-        <w:t>)：</w:t>
+        <w:t>採購標的之維護修理(不需維護修理者免填)：</w:t>
       </w:r>
     </w:p>
     <w:p>
@@ -19165,35 +15489,7 @@
         <w:rPr>
           <w:spacing w:val="0"/>
         </w:rPr>
-        <w:t>(1)由得標廠商負責一定</w:t>
-      </w:r>
-      <w:proofErr w:type="gramStart"/>
-      <w:r>
-        <w:rPr>
-          <w:spacing w:val="0"/>
-        </w:rPr>
-        <w:t>期間，</w:t>
-      </w:r>
-      <w:proofErr w:type="gramEnd"/>
-      <w:r>
-        <w:rPr>
-          <w:spacing w:val="0"/>
-        </w:rPr>
-        <w:t>費用計入標價決標(招標機關敘明其</w:t>
-      </w:r>
-      <w:proofErr w:type="gramStart"/>
-      <w:r>
-        <w:rPr>
-          <w:spacing w:val="0"/>
-        </w:rPr>
-        <w:t>期間)</w:t>
-      </w:r>
-      <w:proofErr w:type="gramEnd"/>
-      <w:r>
-        <w:rPr>
-          <w:spacing w:val="0"/>
-        </w:rPr>
-        <w:t>：</w:t>
+        <w:t>(1)由得標廠商負責一定期間，費用計入標價決標(招標機關敘明其期間)：</w:t>
       </w:r>
     </w:p>
     <w:p>
@@ -19266,21 +15562,7 @@
         <w:rPr>
           <w:spacing w:val="0"/>
         </w:rPr>
-        <w:t>廠商有下列情形之</w:t>
-      </w:r>
-      <w:proofErr w:type="gramStart"/>
-      <w:r>
-        <w:rPr>
-          <w:spacing w:val="0"/>
-        </w:rPr>
-        <w:t>一</w:t>
-      </w:r>
-      <w:proofErr w:type="gramEnd"/>
-      <w:r>
-        <w:rPr>
-          <w:spacing w:val="0"/>
-        </w:rPr>
-        <w:t>者，不得參加投標、作為決標對象或分包廠商或協助投標廠商：</w:t>
+        <w:t>廠商有下列情形之一者，不得參加投標、作為決標對象或分包廠商或協助投標廠商：</w:t>
       </w:r>
     </w:p>
     <w:p>
@@ -19292,11 +15574,9 @@
       <w:r>
         <w:t>(</w:t>
       </w:r>
-      <w:proofErr w:type="gramStart"/>
       <w:r>
         <w:t>一</w:t>
       </w:r>
-      <w:proofErr w:type="gramEnd"/>
       <w:r>
         <w:t>)</w:t>
       </w:r>
@@ -19319,13 +15599,8 @@
       <w:r>
         <w:t>)</w:t>
       </w:r>
-      <w:proofErr w:type="gramStart"/>
-      <w:r>
-        <w:t>代擬招標</w:t>
-      </w:r>
-      <w:proofErr w:type="gramEnd"/>
-      <w:r>
-        <w:t>文件之廠商，於依該招標文件辦理之採購。</w:t>
+      <w:r>
+        <w:t>代擬招標文件之廠商，於依該招標文件辦理之採購。</w:t>
       </w:r>
     </w:p>
     <w:p>
@@ -19459,23 +15734,7 @@
           <w:rFonts w:hint="eastAsia"/>
           <w:spacing w:val="0"/>
         </w:rPr>
-        <w:t>未</w:t>
-      </w:r>
-      <w:proofErr w:type="gramStart"/>
-      <w:r>
-        <w:rPr>
-          <w:rFonts w:hint="eastAsia"/>
-          <w:spacing w:val="0"/>
-        </w:rPr>
-        <w:t>檢附者</w:t>
-      </w:r>
-      <w:proofErr w:type="gramEnd"/>
-      <w:r>
-        <w:rPr>
-          <w:rFonts w:hint="eastAsia"/>
-          <w:spacing w:val="0"/>
-        </w:rPr>
-        <w:t>，依採購法第50條第1項規定，不予決標</w:t>
+        <w:t>未檢附者，依採購法第50條第1項規定，不予決標</w:t>
       </w:r>
       <w:r>
         <w:rPr>
@@ -19494,21 +15753,7 @@
         <w:rPr>
           <w:rFonts w:hint="eastAsia"/>
         </w:rPr>
-        <w:t>招標文件未經重大改變者，廠商■得□不得</w:t>
-      </w:r>
-      <w:proofErr w:type="gramStart"/>
-      <w:r>
-        <w:rPr>
-          <w:rFonts w:hint="eastAsia"/>
-        </w:rPr>
-        <w:t>檢附流</w:t>
-      </w:r>
-      <w:proofErr w:type="gramEnd"/>
-      <w:r>
-        <w:rPr>
-          <w:rFonts w:hint="eastAsia"/>
-        </w:rPr>
-        <w:t>（廢）標前已領標之</w:t>
+        <w:t>招標文件未經重大改變者，廠商■得□不得檢附流（廢）標前已領標之</w:t>
       </w:r>
       <w:r>
         <w:t>領標電子憑據</w:t>
@@ -19598,49 +15843,441 @@
         <w:rPr>
           <w:spacing w:val="0"/>
         </w:rPr>
-        <w:t>全份招標文件包括：</w:t>
-      </w:r>
-      <w:proofErr w:type="gramStart"/>
-      <w:r>
-        <w:rPr>
-          <w:spacing w:val="0"/>
-        </w:rPr>
-        <w:t>（</w:t>
-      </w:r>
-      <w:proofErr w:type="gramEnd"/>
-      <w:r>
-        <w:rPr>
-          <w:spacing w:val="0"/>
-        </w:rPr>
-        <w:t>可複選；刊登於政府電子採購網之本案招標公告為招標文件之一部分，</w:t>
-      </w:r>
-      <w:proofErr w:type="gramStart"/>
-      <w:r>
-        <w:rPr>
-          <w:spacing w:val="0"/>
-        </w:rPr>
-        <w:t>不</w:t>
-      </w:r>
-      <w:proofErr w:type="gramEnd"/>
-      <w:r>
-        <w:rPr>
-          <w:spacing w:val="0"/>
-        </w:rPr>
-        <w:t>另檢附</w:t>
-      </w:r>
-      <w:proofErr w:type="gramStart"/>
+        <w:t>全份招標文件包括：（可複選；刊登於政府電子採購網之本案招標公告為招標文件之一部分，不另檢附）</w:t>
+      </w:r>
+    </w:p>
+    <w:p>
+      <w:pPr>
+        <w:pStyle w:val="7"/>
+        <w:ind w:left="0" w:firstLine="0"/>
+        <w:jc w:val="both"/>
+        <w:textDirection w:val="lrTbV"/>
+        <w:rPr>
+          <w:spacing w:val="0"/>
+        </w:rPr>
+      </w:pPr>
+      <w:r>
+        <w:rPr>
+          <w:spacing w:val="0"/>
+        </w:rPr>
+        <w:t xml:space="preserve">        </w:t>
+      </w:r>
+      <w:r>
+        <w:sym w:font="Wingdings" w:char="F0A8"/>
+      </w:r>
+      <w:r>
+        <w:rPr>
+          <w:spacing w:val="0"/>
+        </w:rPr>
+        <w:t>(1)</w:t>
+      </w:r>
+      <w:r>
+        <w:t>招標投標及契約文件</w:t>
+      </w:r>
+      <w:r>
+        <w:rPr>
+          <w:spacing w:val="0"/>
+        </w:rPr>
+        <w:t>。</w:t>
+      </w:r>
+    </w:p>
+    <w:p>
+      <w:pPr>
+        <w:pStyle w:val="7"/>
+        <w:ind w:left="0" w:firstLine="0"/>
+        <w:jc w:val="both"/>
+        <w:textDirection w:val="lrTbV"/>
+        <w:rPr>
+          <w:spacing w:val="0"/>
+        </w:rPr>
+      </w:pPr>
+      <w:r>
+        <w:rPr>
+          <w:spacing w:val="0"/>
+        </w:rPr>
+        <w:t xml:space="preserve">        </w:t>
+      </w:r>
+      <w:r>
+        <w:rPr>
+          <w:rFonts w:hint="eastAsia"/>
+          <w:color w:val="FF0000"/>
+          <w:szCs w:val="28"/>
+        </w:rPr>
+        <w:t>■</w:t>
+      </w:r>
+      <w:r>
+        <w:rPr>
+          <w:spacing w:val="0"/>
+        </w:rPr>
+        <w:t>(2)投標須知。</w:t>
+      </w:r>
+    </w:p>
+    <w:p>
+      <w:pPr>
+        <w:pStyle w:val="7"/>
+        <w:ind w:left="0" w:firstLine="0"/>
+        <w:jc w:val="both"/>
+        <w:textDirection w:val="lrTbV"/>
+        <w:rPr>
+          <w:spacing w:val="0"/>
+        </w:rPr>
+      </w:pPr>
+      <w:r>
+        <w:rPr>
+          <w:spacing w:val="0"/>
+        </w:rPr>
+        <w:t xml:space="preserve">        </w:t>
+      </w:r>
+      <w:r>
+        <w:rPr>
+          <w:rFonts w:hint="eastAsia"/>
+          <w:color w:val="FF0000"/>
+          <w:szCs w:val="28"/>
+        </w:rPr>
+        <w:t>■</w:t>
+      </w:r>
+      <w:r>
+        <w:rPr>
+          <w:spacing w:val="0"/>
+        </w:rPr>
+        <w:t>(3)</w:t>
+      </w:r>
+      <w:r>
+        <w:t>投標標價清單</w:t>
+      </w:r>
+      <w:r>
+        <w:rPr>
+          <w:spacing w:val="0"/>
+        </w:rPr>
+        <w:t>。</w:t>
+      </w:r>
+    </w:p>
+    <w:p>
+      <w:pPr>
+        <w:pStyle w:val="7"/>
+        <w:ind w:left="0" w:firstLine="0"/>
+        <w:jc w:val="both"/>
+        <w:textDirection w:val="lrTbV"/>
+        <w:rPr>
+          <w:spacing w:val="0"/>
+        </w:rPr>
+      </w:pPr>
+      <w:r>
+        <w:rPr>
+          <w:spacing w:val="0"/>
+        </w:rPr>
+        <w:t xml:space="preserve">        </w:t>
+      </w:r>
+      <w:r>
+        <w:rPr>
+          <w:rFonts w:hint="eastAsia"/>
+          <w:color w:val="FF0000"/>
+          <w:szCs w:val="28"/>
+        </w:rPr>
+        <w:t>■</w:t>
+      </w:r>
+      <w:r>
+        <w:rPr>
+          <w:spacing w:val="0"/>
+        </w:rPr>
+        <w:t>(4)</w:t>
+      </w:r>
+      <w:r>
+        <w:t>投標廠商聲明書</w:t>
+      </w:r>
+      <w:r>
+        <w:rPr>
+          <w:rFonts w:hint="eastAsia"/>
+        </w:rPr>
+        <w:t>(</w:t>
+      </w:r>
+      <w:r>
+        <w:rPr>
+          <w:rFonts w:hint="eastAsia"/>
+          <w:color w:val="FF0000"/>
+        </w:rPr>
+        <w:t>投標廠商</w:t>
+      </w:r>
+      <w:r>
+        <w:rPr>
+          <w:rFonts w:hint="eastAsia"/>
+          <w:color w:val="FF0000"/>
+        </w:rPr>
+        <w:t>負責人</w:t>
+      </w:r>
+      <w:r>
+        <w:rPr>
+          <w:rFonts w:hint="eastAsia"/>
+          <w:color w:val="FF0000"/>
+        </w:rPr>
+        <w:t>需簽名或蓋章</w:t>
+      </w:r>
+      <w:r>
+        <w:rPr>
+          <w:rFonts w:hint="eastAsia"/>
+          <w:color w:val="FF0000"/>
+        </w:rPr>
+        <w:t>方為有效</w:t>
+      </w:r>
+      <w:r>
+        <w:rPr>
+          <w:rFonts w:hint="eastAsia"/>
+        </w:rPr>
+        <w:t>)</w:t>
+      </w:r>
+      <w:r>
+        <w:rPr>
+          <w:spacing w:val="0"/>
+        </w:rPr>
+        <w:t>。</w:t>
+      </w:r>
+    </w:p>
+    <w:p>
+      <w:pPr>
+        <w:pStyle w:val="7"/>
+        <w:ind w:left="0" w:firstLine="0"/>
+        <w:jc w:val="both"/>
+        <w:textDirection w:val="lrTbV"/>
+        <w:rPr>
+          <w:spacing w:val="0"/>
+        </w:rPr>
+      </w:pPr>
+      <w:r>
+        <w:rPr>
+          <w:spacing w:val="0"/>
+        </w:rPr>
+        <w:t xml:space="preserve">        </w:t>
+      </w:r>
+      <w:r>
+        <w:rPr>
+          <w:rFonts w:hint="eastAsia"/>
+          <w:color w:val="FF0000"/>
+          <w:szCs w:val="28"/>
+        </w:rPr>
+        <w:t>■</w:t>
+      </w:r>
+      <w:r>
+        <w:rPr>
+          <w:spacing w:val="0"/>
+        </w:rPr>
+        <w:t>(5)契約條款。</w:t>
+      </w:r>
+    </w:p>
+    <w:p>
+      <w:pPr>
+        <w:pStyle w:val="7"/>
+        <w:ind w:leftChars="600" w:left="1988" w:hangingChars="100" w:hanging="308"/>
+        <w:jc w:val="both"/>
+        <w:rPr>
+          <w:spacing w:val="0"/>
+        </w:rPr>
+      </w:pPr>
+      <w:r>
+        <w:rPr>
+          <w:rFonts w:hint="eastAsia"/>
+          <w:color w:val="FF0000"/>
+          <w:szCs w:val="28"/>
+        </w:rPr>
+        <w:t>■</w:t>
+      </w:r>
+      <w:r>
+        <w:rPr>
+          <w:rFonts w:hint="eastAsia"/>
+          <w:color w:val="FF0000"/>
+        </w:rPr>
+        <w:t>採購契約附記條款特別聲明。</w:t>
+      </w:r>
+    </w:p>
+    <w:p>
+      <w:pPr>
+        <w:pStyle w:val="7"/>
+        <w:ind w:left="0" w:firstLine="0"/>
+        <w:jc w:val="both"/>
+        <w:textDirection w:val="lrTbV"/>
+        <w:rPr>
+          <w:spacing w:val="0"/>
+        </w:rPr>
+      </w:pPr>
+      <w:r>
+        <w:rPr>
+          <w:spacing w:val="0"/>
+        </w:rPr>
+        <w:t xml:space="preserve">    </w:t>
+      </w:r>
+      <w:r>
+        <w:sym w:font="Wingdings" w:char="F0A8"/>
+      </w:r>
+      <w:r>
+        <w:rPr>
+          <w:spacing w:val="0"/>
+        </w:rPr>
+        <w:t>(6)招標規範。</w:t>
+      </w:r>
+    </w:p>
+    <w:p>
+      <w:pPr>
+        <w:pStyle w:val="7"/>
+        <w:ind w:left="1798" w:hangingChars="642" w:hanging="1798"/>
+        <w:jc w:val="both"/>
+        <w:textDirection w:val="lrTbV"/>
+        <w:rPr>
+          <w:spacing w:val="0"/>
+        </w:rPr>
+      </w:pPr>
+      <w:r>
+        <w:rPr>
+          <w:spacing w:val="0"/>
+        </w:rPr>
+        <w:t xml:space="preserve">        </w:t>
+      </w:r>
+      <w:r>
+        <w:rPr>
+          <w:rFonts w:hint="eastAsia"/>
+          <w:color w:val="FF0000"/>
+          <w:szCs w:val="28"/>
+        </w:rPr>
+        <w:t>■</w:t>
+      </w:r>
+      <w:r>
+        <w:rPr>
+          <w:spacing w:val="0"/>
+        </w:rPr>
+        <w:t>(7)</w:t>
+      </w:r>
+      <w:r>
+        <w:rPr>
+          <w:spacing w:val="0"/>
+        </w:rPr>
+        <w:t>「</w:t>
+      </w:r>
+      <w:r>
+        <w:rPr>
+          <w:spacing w:val="0"/>
+        </w:rPr>
+        <w:t>廠商參與</w:t>
+      </w:r>
+      <w:r>
+        <w:rPr>
+          <w:rFonts w:hint="eastAsia"/>
+          <w:spacing w:val="0"/>
+          <w:u w:val="single"/>
+        </w:rPr>
+        <w:t>政府採購</w:t>
+      </w:r>
+      <w:r>
+        <w:rPr>
+          <w:spacing w:val="0"/>
+        </w:rPr>
+        <w:t>可能涉及之法律責任」及廠商切結書：</w:t>
+      </w:r>
+    </w:p>
+    <w:p>
+      <w:pPr>
+        <w:pStyle w:val="7"/>
+        <w:ind w:leftChars="600" w:left="2036" w:hangingChars="127" w:hanging="356"/>
+        <w:jc w:val="both"/>
+        <w:textDirection w:val="lrTbV"/>
+        <w:rPr>
+          <w:spacing w:val="0"/>
+        </w:rPr>
+      </w:pPr>
+      <w:r>
+        <w:sym w:font="Wingdings" w:char="F0A8"/>
+      </w:r>
+      <w:r>
+        <w:rPr>
+          <w:spacing w:val="0"/>
+        </w:rPr>
+        <w:t>切結書1</w:t>
+      </w:r>
+    </w:p>
+    <w:p>
+      <w:pPr>
+        <w:pStyle w:val="7"/>
+        <w:ind w:leftChars="600" w:left="2036" w:hangingChars="127" w:hanging="356"/>
+        <w:jc w:val="both"/>
+        <w:textDirection w:val="lrTbV"/>
+        <w:rPr>
+          <w:spacing w:val="0"/>
+        </w:rPr>
+      </w:pPr>
+      <w:r>
+        <w:sym w:font="Wingdings" w:char="F0A8"/>
+      </w:r>
+      <w:r>
+        <w:rPr>
+          <w:spacing w:val="0"/>
+        </w:rPr>
+        <w:t>切結書2（工程技術顧問公司</w:t>
+      </w:r>
+      <w:r>
+        <w:rPr>
+          <w:rFonts w:hint="eastAsia"/>
+          <w:spacing w:val="0"/>
+        </w:rPr>
+        <w:t>執業技師</w:t>
+      </w:r>
       <w:r>
         <w:rPr>
           <w:spacing w:val="0"/>
         </w:rPr>
         <w:t>）</w:t>
       </w:r>
-      <w:proofErr w:type="gramEnd"/>
-    </w:p>
-    <w:p>
-      <w:pPr>
-        <w:pStyle w:val="7"/>
-        <w:ind w:left="0" w:firstLine="0"/>
+    </w:p>
+    <w:p>
+      <w:pPr>
+        <w:pStyle w:val="7"/>
+        <w:ind w:leftChars="600" w:left="2071" w:hangingChars="127" w:hanging="391"/>
+        <w:jc w:val="both"/>
+        <w:textDirection w:val="lrTbV"/>
+        <w:rPr>
+          <w:spacing w:val="0"/>
+        </w:rPr>
+      </w:pPr>
+      <w:r>
+        <w:rPr>
+          <w:rFonts w:hint="eastAsia"/>
+          <w:color w:val="FF0000"/>
+          <w:szCs w:val="28"/>
+        </w:rPr>
+        <w:t>■</w:t>
+      </w:r>
+      <w:r>
+        <w:rPr>
+          <w:spacing w:val="0"/>
+        </w:rPr>
+        <w:t>切結書3（營造業專任工程人員）</w:t>
+      </w:r>
+    </w:p>
+    <w:p>
+      <w:pPr>
+        <w:pStyle w:val="7"/>
+        <w:ind w:leftChars="600" w:left="2071" w:hangingChars="127" w:hanging="391"/>
+        <w:jc w:val="both"/>
+        <w:textDirection w:val="lrTbV"/>
+        <w:rPr>
+          <w:spacing w:val="0"/>
+        </w:rPr>
+      </w:pPr>
+      <w:r>
+        <w:rPr>
+          <w:rFonts w:hint="eastAsia"/>
+          <w:color w:val="FF0000"/>
+          <w:szCs w:val="28"/>
+        </w:rPr>
+        <w:t>■</w:t>
+      </w:r>
+      <w:r>
+        <w:rPr>
+          <w:spacing w:val="0"/>
+        </w:rPr>
+        <w:t>切結書4（營造業工地主任）</w:t>
+      </w:r>
+    </w:p>
+    <w:p>
+      <w:pPr>
+        <w:pStyle w:val="7"/>
+        <w:ind w:left="1798" w:hangingChars="642" w:hanging="1798"/>
         <w:jc w:val="both"/>
         <w:textDirection w:val="lrTbV"/>
         <w:rPr>
@@ -19654,19 +16291,122 @@
         <w:t xml:space="preserve">        </w:t>
       </w:r>
       <w:r>
-        <w:sym w:font="Wingdings" w:char="F0A8"/>
-      </w:r>
-      <w:r>
-        <w:rPr>
-          <w:spacing w:val="0"/>
-        </w:rPr>
-        <w:t>(1)</w:t>
-      </w:r>
-      <w:r>
-        <w:t>招標投標及契約文件</w:t>
-      </w:r>
-      <w:r>
-        <w:rPr>
+        <w:rPr>
+          <w:spacing w:val="0"/>
+        </w:rPr>
+        <w:sym w:font="Wingdings" w:char="F0A8"/>
+      </w:r>
+      <w:r>
+        <w:rPr>
+          <w:spacing w:val="0"/>
+        </w:rPr>
+        <w:t xml:space="preserve"> (8</w:t>
+      </w:r>
+      <w:r>
+        <w:rPr>
+          <w:spacing w:val="0"/>
+        </w:rPr>
+        <w:t>)資訊服務採購案，資訊服務費用估算表。</w:t>
+      </w:r>
+    </w:p>
+    <w:p>
+      <w:pPr>
+        <w:pStyle w:val="7"/>
+        <w:ind w:leftChars="464" w:left="2044" w:hangingChars="242" w:hanging="745"/>
+        <w:jc w:val="both"/>
+        <w:textDirection w:val="lrTbV"/>
+        <w:rPr>
+          <w:color w:val="FF0000"/>
+          <w:spacing w:val="0"/>
+        </w:rPr>
+      </w:pPr>
+      <w:r>
+        <w:rPr>
+          <w:rFonts w:hint="eastAsia"/>
+          <w:color w:val="FF0000"/>
+          <w:szCs w:val="28"/>
+        </w:rPr>
+        <w:t>■</w:t>
+      </w:r>
+      <w:r>
+        <w:rPr>
+          <w:spacing w:val="0"/>
+        </w:rPr>
+        <w:t>(9</w:t>
+      </w:r>
+      <w:r>
+        <w:rPr>
+          <w:spacing w:val="0"/>
+        </w:rPr>
+        <w:t>)其他(由招標機關敘明，無者免填)</w:t>
+      </w:r>
+      <w:r>
+        <w:rPr>
+          <w:rFonts w:hint="eastAsia"/>
+        </w:rPr>
+        <w:t xml:space="preserve"> </w:t>
+      </w:r>
+      <w:r>
+        <w:rPr>
+          <w:rFonts w:hint="eastAsia"/>
+        </w:rPr>
+        <w:t>：</w:t>
+      </w:r>
+      <w:r>
+        <w:rPr>
+          <w:color w:val="FF0000"/>
+          <w:spacing w:val="0"/>
+        </w:rPr>
+        <w:t xml:space="preserve"> </w:t>
+      </w:r>
+    </w:p>
+    <w:p>
+      <w:pPr>
+        <w:pStyle w:val="7"/>
+        <w:ind w:leftChars="708" w:left="2072" w:hangingChars="32" w:hanging="90"/>
+        <w:jc w:val="both"/>
+        <w:textDirection w:val="lrTbV"/>
+        <w:rPr>
+          <w:color w:val="FF0000"/>
+          <w:spacing w:val="0"/>
+        </w:rPr>
+      </w:pPr>
+      <w:r>
+        <w:rPr>
+          <w:rFonts w:hint="eastAsia"/>
+          <w:color w:val="FF0000"/>
+          <w:spacing w:val="0"/>
+        </w:rPr>
+        <w:t>■</w:t>
+      </w:r>
+      <w:r>
+        <w:rPr>
+          <w:rFonts w:hint="eastAsia"/>
+          <w:color w:val="FF0000"/>
+          <w:spacing w:val="0"/>
+        </w:rPr>
+        <w:t>施工補充說明</w:t>
+      </w:r>
+      <w:r>
+        <w:rPr>
+          <w:rFonts w:hint="eastAsia"/>
+          <w:color w:val="FF0000"/>
+          <w:spacing w:val="0"/>
+        </w:rPr>
+        <w:t>及</w:t>
+      </w:r>
+      <w:r>
+        <w:rPr>
+          <w:rFonts w:hint="eastAsia"/>
+          <w:color w:val="FF0000"/>
+          <w:spacing w:val="0"/>
+        </w:rPr>
+        <w:t>施工規範</w:t>
+      </w:r>
+      <w:r>
+        <w:rPr>
+          <w:rFonts w:hint="eastAsia"/>
+          <w:color w:val="FF0000"/>
           <w:spacing w:val="0"/>
         </w:rPr>
         <w:t>。</w:t>
@@ -19675,69 +16415,210 @@
     <w:p>
       <w:pPr>
         <w:pStyle w:val="7"/>
-        <w:ind w:left="0" w:firstLine="0"/>
-        <w:jc w:val="both"/>
-        <w:textDirection w:val="lrTbV"/>
-        <w:rPr>
-          <w:spacing w:val="0"/>
-        </w:rPr>
-      </w:pPr>
-      <w:r>
-        <w:rPr>
-          <w:spacing w:val="0"/>
-        </w:rPr>
-        <w:t xml:space="preserve">        </w:t>
-      </w:r>
-      <w:r>
-        <w:rPr>
-          <w:rFonts w:hint="eastAsia"/>
-          <w:color w:val="FF0000"/>
-          <w:szCs w:val="28"/>
+        <w:ind w:leftChars="708" w:left="2072" w:hangingChars="32" w:hanging="90"/>
+        <w:jc w:val="both"/>
+        <w:textDirection w:val="lrTbV"/>
+        <w:rPr>
+          <w:color w:val="FF0000"/>
+          <w:spacing w:val="0"/>
+        </w:rPr>
+      </w:pPr>
+      <w:r>
+        <w:rPr>
+          <w:rFonts w:hint="eastAsia"/>
+          <w:color w:val="FF0000"/>
+          <w:spacing w:val="0"/>
+        </w:rPr>
+        <w:t>■設計圖。</w:t>
+      </w:r>
+    </w:p>
+    <w:p>
+      <w:pPr>
+        <w:pStyle w:val="7"/>
+        <w:ind w:leftChars="708" w:left="2072" w:hangingChars="32" w:hanging="90"/>
+        <w:jc w:val="both"/>
+        <w:textDirection w:val="lrTbV"/>
+        <w:rPr>
+          <w:color w:val="FF0000"/>
+          <w:spacing w:val="0"/>
+        </w:rPr>
+      </w:pPr>
+      <w:r>
+        <w:rPr>
+          <w:rFonts w:hint="eastAsia"/>
+          <w:color w:val="FF0000"/>
+          <w:spacing w:val="0"/>
         </w:rPr>
         <w:t>■</w:t>
       </w:r>
       <w:r>
         <w:rPr>
-          <w:spacing w:val="0"/>
-        </w:rPr>
-        <w:t>(2)投標須知。</w:t>
-      </w:r>
-    </w:p>
-    <w:p>
-      <w:pPr>
-        <w:pStyle w:val="7"/>
-        <w:ind w:left="0" w:firstLine="0"/>
-        <w:jc w:val="both"/>
-        <w:textDirection w:val="lrTbV"/>
-        <w:rPr>
-          <w:spacing w:val="0"/>
-        </w:rPr>
-      </w:pPr>
-      <w:r>
-        <w:rPr>
-          <w:spacing w:val="0"/>
-        </w:rPr>
-        <w:t xml:space="preserve">        </w:t>
-      </w:r>
-      <w:r>
-        <w:rPr>
-          <w:rFonts w:hint="eastAsia"/>
-          <w:color w:val="FF0000"/>
-          <w:szCs w:val="28"/>
+          <w:rFonts w:hint="eastAsia"/>
+          <w:color w:val="FF0000"/>
+          <w:spacing w:val="0"/>
+        </w:rPr>
+        <w:t>位置圖</w:t>
+      </w:r>
+      <w:r>
+        <w:rPr>
+          <w:rFonts w:hint="eastAsia"/>
+          <w:color w:val="FF0000"/>
+          <w:spacing w:val="0"/>
+        </w:rPr>
+        <w:t>。</w:t>
+      </w:r>
+    </w:p>
+    <w:p>
+      <w:pPr>
+        <w:pStyle w:val="7"/>
+        <w:ind w:leftChars="708" w:left="2072" w:hangingChars="32" w:hanging="90"/>
+        <w:jc w:val="both"/>
+        <w:textDirection w:val="lrTbV"/>
+        <w:rPr>
+          <w:color w:val="FF0000"/>
+          <w:spacing w:val="0"/>
+        </w:rPr>
+      </w:pPr>
+      <w:r>
+        <w:rPr>
+          <w:rFonts w:hint="eastAsia"/>
+          <w:color w:val="FF0000"/>
+          <w:spacing w:val="0"/>
+        </w:rPr>
+        <w:t>■公共工程施工階段契約約定權責分工表。</w:t>
+      </w:r>
+    </w:p>
+    <w:p>
+      <w:pPr>
+        <w:pStyle w:val="7"/>
+        <w:ind w:leftChars="708" w:left="2072" w:hangingChars="32" w:hanging="90"/>
+        <w:jc w:val="both"/>
+        <w:textDirection w:val="lrTbV"/>
+        <w:rPr>
+          <w:color w:val="FF0000"/>
+          <w:spacing w:val="0"/>
+        </w:rPr>
+      </w:pPr>
+      <w:r>
+        <w:rPr>
+          <w:rFonts w:hint="eastAsia"/>
+          <w:color w:val="FF0000"/>
+          <w:spacing w:val="0"/>
+        </w:rPr>
+        <w:t>■廠商參與政府採購可能涉及之法律責任。</w:t>
+      </w:r>
+    </w:p>
+    <w:p>
+      <w:pPr>
+        <w:pStyle w:val="7"/>
+        <w:ind w:leftChars="708" w:left="2072" w:hangingChars="32" w:hanging="90"/>
+        <w:jc w:val="both"/>
+        <w:textDirection w:val="lrTbV"/>
+        <w:rPr>
+          <w:color w:val="FF0000"/>
+          <w:spacing w:val="0"/>
+        </w:rPr>
+      </w:pPr>
+      <w:r>
+        <w:rPr>
+          <w:rFonts w:hint="eastAsia"/>
+          <w:color w:val="FF0000"/>
+          <w:spacing w:val="0"/>
+        </w:rPr>
+        <w:t>□需求說明書。</w:t>
+      </w:r>
+    </w:p>
+    <w:p>
+      <w:pPr>
+        <w:pStyle w:val="7"/>
+        <w:ind w:leftChars="708" w:left="2072" w:hangingChars="32" w:hanging="90"/>
+        <w:jc w:val="both"/>
+        <w:textDirection w:val="lrTbV"/>
+        <w:rPr>
+          <w:color w:val="FF0000"/>
+          <w:spacing w:val="0"/>
+        </w:rPr>
+      </w:pPr>
+      <w:r>
+        <w:rPr>
+          <w:rFonts w:hint="eastAsia"/>
+          <w:color w:val="FF0000"/>
+          <w:spacing w:val="0"/>
+        </w:rPr>
+        <w:t>□委託服務說明書。</w:t>
+      </w:r>
+    </w:p>
+    <w:p>
+      <w:pPr>
+        <w:pStyle w:val="7"/>
+        <w:ind w:leftChars="708" w:left="2072" w:hangingChars="32" w:hanging="90"/>
+        <w:jc w:val="both"/>
+        <w:textDirection w:val="lrTbV"/>
+        <w:rPr>
+          <w:color w:val="FF0000"/>
+          <w:spacing w:val="0"/>
+        </w:rPr>
+      </w:pPr>
+      <w:r>
+        <w:rPr>
+          <w:rFonts w:hint="eastAsia"/>
+          <w:color w:val="FF0000"/>
+          <w:spacing w:val="0"/>
+        </w:rPr>
+        <w:t>■108-3-身分揭露表-a-事前揭露。</w:t>
+      </w:r>
+    </w:p>
+    <w:p>
+      <w:pPr>
+        <w:pStyle w:val="7"/>
+        <w:ind w:leftChars="708" w:left="2072" w:hangingChars="32" w:hanging="90"/>
+        <w:jc w:val="both"/>
+        <w:textDirection w:val="lrTbV"/>
+        <w:rPr>
+          <w:color w:val="FF0000"/>
+          <w:spacing w:val="0"/>
+        </w:rPr>
+      </w:pPr>
+      <w:r>
+        <w:rPr>
+          <w:rFonts w:hint="eastAsia"/>
+          <w:color w:val="FF0000"/>
+          <w:spacing w:val="0"/>
+        </w:rPr>
+        <w:t>■投標切結書。</w:t>
+      </w:r>
+    </w:p>
+    <w:p>
+      <w:pPr>
+        <w:pStyle w:val="7"/>
+        <w:ind w:leftChars="708" w:left="2072" w:hangingChars="32" w:hanging="90"/>
+        <w:jc w:val="both"/>
+        <w:textDirection w:val="lrTbV"/>
+        <w:rPr>
+          <w:color w:val="FF0000"/>
+          <w:spacing w:val="0"/>
+        </w:rPr>
+      </w:pPr>
+      <w:r>
+        <w:rPr>
+          <w:rFonts w:hint="eastAsia"/>
+          <w:color w:val="FF0000"/>
+          <w:spacing w:val="0"/>
         </w:rPr>
         <w:t>■</w:t>
       </w:r>
       <w:r>
         <w:rPr>
-          <w:spacing w:val="0"/>
-        </w:rPr>
-        <w:t>(3)</w:t>
-      </w:r>
-      <w:r>
-        <w:t>投標標價清單</w:t>
-      </w:r>
-      <w:r>
-        <w:rPr>
+          <w:rFonts w:hint="eastAsia"/>
+          <w:color w:val="FF0000"/>
+          <w:spacing w:val="0"/>
+        </w:rPr>
+        <w:t>廠商投標文件審查表</w:t>
+      </w:r>
+      <w:r>
+        <w:rPr>
+          <w:rFonts w:hint="eastAsia"/>
+          <w:color w:val="FF0000"/>
           <w:spacing w:val="0"/>
         </w:rPr>
         <w:t>。</w:t>
@@ -19746,428 +16627,6 @@
     <w:p>
       <w:pPr>
         <w:pStyle w:val="7"/>
-        <w:ind w:left="0" w:firstLine="0"/>
-        <w:jc w:val="both"/>
-        <w:textDirection w:val="lrTbV"/>
-        <w:rPr>
-          <w:spacing w:val="0"/>
-        </w:rPr>
-      </w:pPr>
-      <w:r>
-        <w:rPr>
-          <w:spacing w:val="0"/>
-        </w:rPr>
-        <w:t xml:space="preserve">        </w:t>
-      </w:r>
-      <w:r>
-        <w:rPr>
-          <w:rFonts w:hint="eastAsia"/>
-          <w:color w:val="FF0000"/>
-          <w:szCs w:val="28"/>
-        </w:rPr>
-        <w:t>■</w:t>
-      </w:r>
-      <w:r>
-        <w:rPr>
-          <w:spacing w:val="0"/>
-        </w:rPr>
-        <w:t>(4)</w:t>
-      </w:r>
-      <w:r>
-        <w:t>投標廠商聲明書</w:t>
-      </w:r>
-      <w:r>
-        <w:rPr>
-          <w:rFonts w:hint="eastAsia"/>
-        </w:rPr>
-        <w:t>(</w:t>
-      </w:r>
-      <w:r>
-        <w:rPr>
-          <w:rFonts w:hint="eastAsia"/>
-          <w:color w:val="FF0000"/>
-        </w:rPr>
-        <w:t>投標廠商</w:t>
-      </w:r>
-      <w:r>
-        <w:rPr>
-          <w:rFonts w:hint="eastAsia"/>
-          <w:color w:val="FF0000"/>
-        </w:rPr>
-        <w:t>負責人</w:t>
-      </w:r>
-      <w:r>
-        <w:rPr>
-          <w:rFonts w:hint="eastAsia"/>
-          <w:color w:val="FF0000"/>
-        </w:rPr>
-        <w:t>需簽名或蓋章</w:t>
-      </w:r>
-      <w:r>
-        <w:rPr>
-          <w:rFonts w:hint="eastAsia"/>
-          <w:color w:val="FF0000"/>
-        </w:rPr>
-        <w:t>方為有效</w:t>
-      </w:r>
-      <w:r>
-        <w:rPr>
-          <w:rFonts w:hint="eastAsia"/>
-        </w:rPr>
-        <w:t>)</w:t>
-      </w:r>
-      <w:r>
-        <w:rPr>
-          <w:spacing w:val="0"/>
-        </w:rPr>
-        <w:t>。</w:t>
-      </w:r>
-    </w:p>
-    <w:p>
-      <w:pPr>
-        <w:pStyle w:val="7"/>
-        <w:ind w:left="0" w:firstLine="0"/>
-        <w:jc w:val="both"/>
-        <w:textDirection w:val="lrTbV"/>
-        <w:rPr>
-          <w:spacing w:val="0"/>
-        </w:rPr>
-      </w:pPr>
-      <w:r>
-        <w:rPr>
-          <w:spacing w:val="0"/>
-        </w:rPr>
-        <w:t xml:space="preserve">        </w:t>
-      </w:r>
-      <w:r>
-        <w:rPr>
-          <w:rFonts w:hint="eastAsia"/>
-          <w:color w:val="FF0000"/>
-          <w:szCs w:val="28"/>
-        </w:rPr>
-        <w:t>■</w:t>
-      </w:r>
-      <w:r>
-        <w:rPr>
-          <w:spacing w:val="0"/>
-        </w:rPr>
-        <w:t>(5)契約條款。</w:t>
-      </w:r>
-    </w:p>
-    <w:p>
-      <w:pPr>
-        <w:pStyle w:val="7"/>
-        <w:ind w:leftChars="600" w:left="1988" w:hangingChars="100" w:hanging="308"/>
-        <w:jc w:val="both"/>
-        <w:rPr>
-          <w:spacing w:val="0"/>
-        </w:rPr>
-      </w:pPr>
-      <w:r>
-        <w:rPr>
-          <w:rFonts w:hint="eastAsia"/>
-          <w:color w:val="FF0000"/>
-          <w:szCs w:val="28"/>
-        </w:rPr>
-        <w:t>■</w:t>
-      </w:r>
-      <w:r>
-        <w:rPr>
-          <w:rFonts w:hint="eastAsia"/>
-          <w:color w:val="FF0000"/>
-        </w:rPr>
-        <w:t>採購契約附記條款特別聲明。</w:t>
-      </w:r>
-    </w:p>
-    <w:p>
-      <w:pPr>
-        <w:pStyle w:val="7"/>
-        <w:ind w:left="0" w:firstLine="0"/>
-        <w:jc w:val="both"/>
-        <w:textDirection w:val="lrTbV"/>
-        <w:rPr>
-          <w:spacing w:val="0"/>
-        </w:rPr>
-      </w:pPr>
-      <w:r>
-        <w:rPr>
-          <w:spacing w:val="0"/>
-        </w:rPr>
-        <w:t xml:space="preserve">    </w:t>
-      </w:r>
-      <w:r>
-        <w:sym w:font="Wingdings" w:char="F0A8"/>
-      </w:r>
-      <w:r>
-        <w:rPr>
-          <w:spacing w:val="0"/>
-        </w:rPr>
-        <w:t>(6)招標規範。</w:t>
-      </w:r>
-    </w:p>
-    <w:p>
-      <w:pPr>
-        <w:pStyle w:val="7"/>
-        <w:ind w:left="1798" w:hangingChars="642" w:hanging="1798"/>
-        <w:jc w:val="both"/>
-        <w:textDirection w:val="lrTbV"/>
-        <w:rPr>
-          <w:spacing w:val="0"/>
-        </w:rPr>
-      </w:pPr>
-      <w:r>
-        <w:rPr>
-          <w:spacing w:val="0"/>
-        </w:rPr>
-        <w:t xml:space="preserve">        </w:t>
-      </w:r>
-      <w:r>
-        <w:rPr>
-          <w:rFonts w:hint="eastAsia"/>
-          <w:color w:val="FF0000"/>
-          <w:szCs w:val="28"/>
-        </w:rPr>
-        <w:t>■</w:t>
-      </w:r>
-      <w:r>
-        <w:rPr>
-          <w:spacing w:val="0"/>
-        </w:rPr>
-        <w:t>(7)</w:t>
-      </w:r>
-      <w:r>
-        <w:rPr>
-          <w:spacing w:val="0"/>
-        </w:rPr>
-        <w:t>「</w:t>
-      </w:r>
-      <w:r>
-        <w:rPr>
-          <w:spacing w:val="0"/>
-        </w:rPr>
-        <w:t>廠商參與</w:t>
-      </w:r>
-      <w:r>
-        <w:rPr>
-          <w:rFonts w:hint="eastAsia"/>
-          <w:spacing w:val="0"/>
-          <w:u w:val="single"/>
-        </w:rPr>
-        <w:t>政府採購</w:t>
-      </w:r>
-      <w:r>
-        <w:rPr>
-          <w:spacing w:val="0"/>
-        </w:rPr>
-        <w:t>可能涉及之法律責任」及廠商切結書：</w:t>
-      </w:r>
-    </w:p>
-    <w:p>
-      <w:pPr>
-        <w:pStyle w:val="7"/>
-        <w:ind w:leftChars="600" w:left="2036" w:hangingChars="127" w:hanging="356"/>
-        <w:jc w:val="both"/>
-        <w:textDirection w:val="lrTbV"/>
-        <w:rPr>
-          <w:spacing w:val="0"/>
-        </w:rPr>
-      </w:pPr>
-      <w:r>
-        <w:sym w:font="Wingdings" w:char="F0A8"/>
-      </w:r>
-      <w:r>
-        <w:rPr>
-          <w:spacing w:val="0"/>
-        </w:rPr>
-        <w:t>切結書1</w:t>
-      </w:r>
-    </w:p>
-    <w:p>
-      <w:pPr>
-        <w:pStyle w:val="7"/>
-        <w:ind w:leftChars="600" w:left="2036" w:hangingChars="127" w:hanging="356"/>
-        <w:jc w:val="both"/>
-        <w:textDirection w:val="lrTbV"/>
-        <w:rPr>
-          <w:spacing w:val="0"/>
-        </w:rPr>
-      </w:pPr>
-      <w:r>
-        <w:sym w:font="Wingdings" w:char="F0A8"/>
-      </w:r>
-      <w:r>
-        <w:rPr>
-          <w:spacing w:val="0"/>
-        </w:rPr>
-        <w:t>切結書2（工程技術顧問公司</w:t>
-      </w:r>
-      <w:r>
-        <w:rPr>
-          <w:rFonts w:hint="eastAsia"/>
-          <w:spacing w:val="0"/>
-        </w:rPr>
-        <w:t>執業技師</w:t>
-      </w:r>
-      <w:r>
-        <w:rPr>
-          <w:spacing w:val="0"/>
-        </w:rPr>
-        <w:t>）</w:t>
-      </w:r>
-    </w:p>
-    <w:p>
-      <w:pPr>
-        <w:pStyle w:val="7"/>
-        <w:ind w:leftChars="600" w:left="2071" w:hangingChars="127" w:hanging="391"/>
-        <w:jc w:val="both"/>
-        <w:textDirection w:val="lrTbV"/>
-        <w:rPr>
-          <w:spacing w:val="0"/>
-        </w:rPr>
-      </w:pPr>
-      <w:r>
-        <w:rPr>
-          <w:rFonts w:hint="eastAsia"/>
-          <w:color w:val="FF0000"/>
-          <w:szCs w:val="28"/>
-        </w:rPr>
-        <w:t>■</w:t>
-      </w:r>
-      <w:r>
-        <w:rPr>
-          <w:spacing w:val="0"/>
-        </w:rPr>
-        <w:t>切結書3（營造業專任工程人員）</w:t>
-      </w:r>
-    </w:p>
-    <w:p>
-      <w:pPr>
-        <w:pStyle w:val="7"/>
-        <w:ind w:leftChars="600" w:left="2071" w:hangingChars="127" w:hanging="391"/>
-        <w:jc w:val="both"/>
-        <w:textDirection w:val="lrTbV"/>
-        <w:rPr>
-          <w:spacing w:val="0"/>
-        </w:rPr>
-      </w:pPr>
-      <w:r>
-        <w:rPr>
-          <w:rFonts w:hint="eastAsia"/>
-          <w:color w:val="FF0000"/>
-          <w:szCs w:val="28"/>
-        </w:rPr>
-        <w:t>■</w:t>
-      </w:r>
-      <w:r>
-        <w:rPr>
-          <w:spacing w:val="0"/>
-        </w:rPr>
-        <w:t>切結書4（營造業工地主任）</w:t>
-      </w:r>
-    </w:p>
-    <w:p>
-      <w:pPr>
-        <w:pStyle w:val="7"/>
-        <w:ind w:left="1798" w:hangingChars="642" w:hanging="1798"/>
-        <w:jc w:val="both"/>
-        <w:textDirection w:val="lrTbV"/>
-        <w:rPr>
-          <w:spacing w:val="0"/>
-        </w:rPr>
-      </w:pPr>
-      <w:r>
-        <w:rPr>
-          <w:spacing w:val="0"/>
-        </w:rPr>
-        <w:t xml:space="preserve">        </w:t>
-      </w:r>
-      <w:r>
-        <w:rPr>
-          <w:spacing w:val="0"/>
-        </w:rPr>
-        <w:sym w:font="Wingdings" w:char="F0A8"/>
-      </w:r>
-      <w:r>
-        <w:rPr>
-          <w:spacing w:val="0"/>
-        </w:rPr>
-        <w:t xml:space="preserve"> (8</w:t>
-      </w:r>
-      <w:r>
-        <w:rPr>
-          <w:spacing w:val="0"/>
-        </w:rPr>
-        <w:t>)資訊服務採購案，資訊服務費用估算表。</w:t>
-      </w:r>
-    </w:p>
-    <w:p>
-      <w:pPr>
-        <w:pStyle w:val="7"/>
-        <w:ind w:leftChars="464" w:left="2044" w:hangingChars="242" w:hanging="745"/>
-        <w:jc w:val="both"/>
-        <w:textDirection w:val="lrTbV"/>
-        <w:rPr>
-          <w:color w:val="FF0000"/>
-          <w:spacing w:val="0"/>
-        </w:rPr>
-      </w:pPr>
-      <w:r>
-        <w:rPr>
-          <w:rFonts w:hint="eastAsia"/>
-          <w:color w:val="FF0000"/>
-          <w:szCs w:val="28"/>
-        </w:rPr>
-        <w:t>■</w:t>
-      </w:r>
-      <w:r>
-        <w:rPr>
-          <w:spacing w:val="0"/>
-        </w:rPr>
-        <w:t>(9</w:t>
-      </w:r>
-      <w:r>
-        <w:rPr>
-          <w:spacing w:val="0"/>
-        </w:rPr>
-        <w:t>)其他(由招標機關敘明，</w:t>
-      </w:r>
-      <w:proofErr w:type="gramStart"/>
-      <w:r>
-        <w:rPr>
-          <w:spacing w:val="0"/>
-        </w:rPr>
-        <w:t>無者免填</w:t>
-      </w:r>
-      <w:proofErr w:type="gramEnd"/>
-      <w:r>
-        <w:rPr>
-          <w:spacing w:val="0"/>
-        </w:rPr>
-        <w:t>)</w:t>
-      </w:r>
-      <w:r>
-        <w:rPr>
-          <w:rFonts w:hint="eastAsia"/>
-        </w:rPr>
-        <w:t xml:space="preserve"> </w:t>
-      </w:r>
-      <w:r>
-        <w:rPr>
-          <w:rFonts w:hint="eastAsia"/>
-        </w:rPr>
-        <w:t>：</w:t>
-      </w:r>
-      <w:r>
-        <w:rPr>
-          <w:color w:val="FF0000"/>
-          <w:spacing w:val="0"/>
-        </w:rPr>
-        <w:t xml:space="preserve"> </w:t>
-      </w:r>
-    </w:p>
-    <w:p>
-      <w:pPr>
-        <w:pStyle w:val="7"/>
         <w:ind w:leftChars="708" w:left="2072" w:hangingChars="32" w:hanging="90"/>
         <w:jc w:val="both"/>
         <w:textDirection w:val="lrTbV"/>
@@ -20182,39 +16641,7 @@
           <w:color w:val="FF0000"/>
           <w:spacing w:val="0"/>
         </w:rPr>
-        <w:t>■</w:t>
-      </w:r>
-      <w:r>
-        <w:rPr>
-          <w:rFonts w:hint="eastAsia"/>
-          <w:color w:val="FF0000"/>
-          <w:spacing w:val="0"/>
-        </w:rPr>
-        <w:t>施工補充說明</w:t>
-      </w:r>
-      <w:r>
-        <w:rPr>
-          <w:rFonts w:hint="eastAsia"/>
-          <w:color w:val="FF0000"/>
-          <w:spacing w:val="0"/>
-        </w:rPr>
-        <w:t>及</w:t>
-      </w:r>
-      <w:r>
-        <w:rPr>
-          <w:rFonts w:hint="eastAsia"/>
-          <w:color w:val="FF0000"/>
-          <w:spacing w:val="0"/>
-        </w:rPr>
-        <w:t>施工規範</w:t>
-      </w:r>
-      <w:r>
-        <w:rPr>
-          <w:rFonts w:hint="eastAsia"/>
-          <w:color w:val="FF0000"/>
-          <w:spacing w:val="0"/>
-        </w:rPr>
-        <w:t>。</w:t>
+        <w:t>■使用印章授權書。</w:t>
       </w:r>
     </w:p>
     <w:p>
@@ -20234,7 +16661,7 @@
           <w:color w:val="FF0000"/>
           <w:spacing w:val="0"/>
         </w:rPr>
-        <w:t>■設計圖。</w:t>
+        <w:t>■押標金查詢同意書。</w:t>
       </w:r>
     </w:p>
     <w:p>
@@ -20254,23 +16681,7 @@
           <w:color w:val="FF0000"/>
           <w:spacing w:val="0"/>
         </w:rPr>
-        <w:t>■</w:t>
-      </w:r>
-      <w:r>
-        <w:rPr>
-          <w:rFonts w:hint="eastAsia"/>
-          <w:color w:val="FF0000"/>
-          <w:spacing w:val="0"/>
-        </w:rPr>
-        <w:t>位置圖</w:t>
-      </w:r>
-      <w:r>
-        <w:rPr>
-          <w:rFonts w:hint="eastAsia"/>
-          <w:color w:val="FF0000"/>
-          <w:spacing w:val="0"/>
-        </w:rPr>
-        <w:t>。</w:t>
+        <w:t>■退還押標金申請單。</w:t>
       </w:r>
     </w:p>
     <w:p>
@@ -20290,259 +16701,7 @@
           <w:color w:val="FF0000"/>
           <w:spacing w:val="0"/>
         </w:rPr>
-        <w:t>■公共工程施工階段契約約定權責分工表。</w:t>
-      </w:r>
-    </w:p>
-    <w:p>
-      <w:pPr>
-        <w:pStyle w:val="7"/>
-        <w:ind w:leftChars="708" w:left="2072" w:hangingChars="32" w:hanging="90"/>
-        <w:jc w:val="both"/>
-        <w:textDirection w:val="lrTbV"/>
-        <w:rPr>
-          <w:color w:val="FF0000"/>
-          <w:spacing w:val="0"/>
-        </w:rPr>
-      </w:pPr>
-      <w:r>
-        <w:rPr>
-          <w:rFonts w:hint="eastAsia"/>
-          <w:color w:val="FF0000"/>
-          <w:spacing w:val="0"/>
-        </w:rPr>
-        <w:t>■廠商參與政府採購可能涉及之法律責任。</w:t>
-      </w:r>
-    </w:p>
-    <w:p>
-      <w:pPr>
-        <w:pStyle w:val="7"/>
-        <w:ind w:leftChars="708" w:left="2072" w:hangingChars="32" w:hanging="90"/>
-        <w:jc w:val="both"/>
-        <w:textDirection w:val="lrTbV"/>
-        <w:rPr>
-          <w:color w:val="FF0000"/>
-          <w:spacing w:val="0"/>
-        </w:rPr>
-      </w:pPr>
-      <w:r>
-        <w:rPr>
-          <w:rFonts w:hint="eastAsia"/>
-          <w:color w:val="FF0000"/>
-          <w:spacing w:val="0"/>
-        </w:rPr>
-        <w:t>□需求說明書。</w:t>
-      </w:r>
-    </w:p>
-    <w:p>
-      <w:pPr>
-        <w:pStyle w:val="7"/>
-        <w:ind w:leftChars="708" w:left="2072" w:hangingChars="32" w:hanging="90"/>
-        <w:jc w:val="both"/>
-        <w:textDirection w:val="lrTbV"/>
-        <w:rPr>
-          <w:color w:val="FF0000"/>
-          <w:spacing w:val="0"/>
-        </w:rPr>
-      </w:pPr>
-      <w:r>
-        <w:rPr>
-          <w:rFonts w:hint="eastAsia"/>
-          <w:color w:val="FF0000"/>
-          <w:spacing w:val="0"/>
-        </w:rPr>
-        <w:t>□委託服務說明書。</w:t>
-      </w:r>
-    </w:p>
-    <w:p>
-      <w:pPr>
-        <w:pStyle w:val="7"/>
-        <w:ind w:leftChars="708" w:left="2072" w:hangingChars="32" w:hanging="90"/>
-        <w:jc w:val="both"/>
-        <w:textDirection w:val="lrTbV"/>
-        <w:rPr>
-          <w:color w:val="FF0000"/>
-          <w:spacing w:val="0"/>
-        </w:rPr>
-      </w:pPr>
-      <w:r>
-        <w:rPr>
-          <w:rFonts w:hint="eastAsia"/>
-          <w:color w:val="FF0000"/>
-          <w:spacing w:val="0"/>
-        </w:rPr>
-        <w:t>■108-3-身分揭露表-a-事前揭露。</w:t>
-      </w:r>
-    </w:p>
-    <w:p>
-      <w:pPr>
-        <w:pStyle w:val="7"/>
-        <w:ind w:leftChars="708" w:left="2072" w:hangingChars="32" w:hanging="90"/>
-        <w:jc w:val="both"/>
-        <w:textDirection w:val="lrTbV"/>
-        <w:rPr>
-          <w:color w:val="FF0000"/>
-          <w:spacing w:val="0"/>
-        </w:rPr>
-      </w:pPr>
-      <w:r>
-        <w:rPr>
-          <w:rFonts w:hint="eastAsia"/>
-          <w:color w:val="FF0000"/>
-          <w:spacing w:val="0"/>
-        </w:rPr>
-        <w:t>■投標切結書。</w:t>
-      </w:r>
-    </w:p>
-    <w:p>
-      <w:pPr>
-        <w:pStyle w:val="7"/>
-        <w:ind w:leftChars="708" w:left="2072" w:hangingChars="32" w:hanging="90"/>
-        <w:jc w:val="both"/>
-        <w:textDirection w:val="lrTbV"/>
-        <w:rPr>
-          <w:color w:val="FF0000"/>
-          <w:spacing w:val="0"/>
-        </w:rPr>
-      </w:pPr>
-      <w:r>
-        <w:rPr>
-          <w:rFonts w:hint="eastAsia"/>
-          <w:color w:val="FF0000"/>
-          <w:spacing w:val="0"/>
-        </w:rPr>
-        <w:t>■</w:t>
-      </w:r>
-      <w:r>
-        <w:rPr>
-          <w:rFonts w:hint="eastAsia"/>
-          <w:color w:val="FF0000"/>
-          <w:spacing w:val="0"/>
-        </w:rPr>
-        <w:t>廠商投標文件審查表</w:t>
-      </w:r>
-      <w:r>
-        <w:rPr>
-          <w:rFonts w:hint="eastAsia"/>
-          <w:color w:val="FF0000"/>
-          <w:spacing w:val="0"/>
-        </w:rPr>
-        <w:t>。</w:t>
-      </w:r>
-    </w:p>
-    <w:p>
-      <w:pPr>
-        <w:pStyle w:val="7"/>
-        <w:ind w:leftChars="708" w:left="2072" w:hangingChars="32" w:hanging="90"/>
-        <w:jc w:val="both"/>
-        <w:textDirection w:val="lrTbV"/>
-        <w:rPr>
-          <w:color w:val="FF0000"/>
-          <w:spacing w:val="0"/>
-        </w:rPr>
-      </w:pPr>
-      <w:r>
-        <w:rPr>
-          <w:rFonts w:hint="eastAsia"/>
-          <w:color w:val="FF0000"/>
-          <w:spacing w:val="0"/>
-        </w:rPr>
-        <w:t>■使用印章授權書。</w:t>
-      </w:r>
-    </w:p>
-    <w:p>
-      <w:pPr>
-        <w:pStyle w:val="7"/>
-        <w:ind w:leftChars="708" w:left="2072" w:hangingChars="32" w:hanging="90"/>
-        <w:jc w:val="both"/>
-        <w:textDirection w:val="lrTbV"/>
-        <w:rPr>
-          <w:color w:val="FF0000"/>
-          <w:spacing w:val="0"/>
-        </w:rPr>
-      </w:pPr>
-      <w:r>
-        <w:rPr>
-          <w:rFonts w:hint="eastAsia"/>
-          <w:color w:val="FF0000"/>
-          <w:spacing w:val="0"/>
-        </w:rPr>
-        <w:t>■押標金查詢同意書。</w:t>
-      </w:r>
-    </w:p>
-    <w:p>
-      <w:pPr>
-        <w:pStyle w:val="7"/>
-        <w:ind w:leftChars="708" w:left="2072" w:hangingChars="32" w:hanging="90"/>
-        <w:jc w:val="both"/>
-        <w:textDirection w:val="lrTbV"/>
-        <w:rPr>
-          <w:color w:val="FF0000"/>
-          <w:spacing w:val="0"/>
-        </w:rPr>
-      </w:pPr>
-      <w:r>
-        <w:rPr>
-          <w:rFonts w:hint="eastAsia"/>
-          <w:color w:val="FF0000"/>
-          <w:spacing w:val="0"/>
-        </w:rPr>
-        <w:t>■退還</w:t>
-      </w:r>
-      <w:proofErr w:type="gramStart"/>
-      <w:r>
-        <w:rPr>
-          <w:rFonts w:hint="eastAsia"/>
-          <w:color w:val="FF0000"/>
-          <w:spacing w:val="0"/>
-        </w:rPr>
-        <w:t>押</w:t>
-      </w:r>
-      <w:proofErr w:type="gramEnd"/>
-      <w:r>
-        <w:rPr>
-          <w:rFonts w:hint="eastAsia"/>
-          <w:color w:val="FF0000"/>
-          <w:spacing w:val="0"/>
-        </w:rPr>
-        <w:t>標金申請單。</w:t>
-      </w:r>
-    </w:p>
-    <w:p>
-      <w:pPr>
-        <w:pStyle w:val="7"/>
-        <w:ind w:leftChars="708" w:left="2072" w:hangingChars="32" w:hanging="90"/>
-        <w:jc w:val="both"/>
-        <w:textDirection w:val="lrTbV"/>
-        <w:rPr>
-          <w:color w:val="FF0000"/>
-          <w:spacing w:val="0"/>
-        </w:rPr>
-      </w:pPr>
-      <w:r>
-        <w:rPr>
-          <w:rFonts w:hint="eastAsia"/>
-          <w:color w:val="FF0000"/>
-          <w:spacing w:val="0"/>
-        </w:rPr>
-        <w:t>■</w:t>
-      </w:r>
-      <w:proofErr w:type="gramStart"/>
-      <w:r>
-        <w:rPr>
-          <w:rFonts w:hint="eastAsia"/>
-          <w:color w:val="FF0000"/>
-          <w:spacing w:val="0"/>
-        </w:rPr>
-        <w:t>標封</w:t>
-      </w:r>
-      <w:proofErr w:type="gramEnd"/>
-      <w:r>
-        <w:rPr>
-          <w:rFonts w:hint="eastAsia"/>
-          <w:color w:val="FF0000"/>
-          <w:spacing w:val="0"/>
-        </w:rPr>
-        <w:t>。</w:t>
+        <w:t>■標封。</w:t>
       </w:r>
     </w:p>
     <w:p>
@@ -20579,8 +16738,6 @@
           <w:spacing w:val="0"/>
         </w:rPr>
       </w:pPr>
-      <w:bookmarkStart w:id="9" w:name="_GoBack"/>
-      <w:bookmarkEnd w:id="9"/>
       <w:r>
         <w:t>投標</w:t>
       </w:r>
@@ -20597,45 +16754,13 @@
         <w:t>招標投標及契約文件、</w:t>
       </w:r>
       <w:r>
-        <w:t>投標標價清單，連同資格文件、規格文件及招標文件所規定之其他文件，密封後投標。</w:t>
-      </w:r>
-      <w:proofErr w:type="gramStart"/>
-      <w:r>
-        <w:t>惟屬一次</w:t>
-      </w:r>
-      <w:proofErr w:type="gramEnd"/>
-      <w:r>
-        <w:t>投標分段開標者，各階段之投標文件應分別密封後，再以大封套合併裝封。所有內外封套外部</w:t>
-      </w:r>
-      <w:proofErr w:type="gramStart"/>
-      <w:r>
-        <w:t>皆須書明</w:t>
-      </w:r>
-      <w:proofErr w:type="gramEnd"/>
-      <w:r>
-        <w:t>投標廠商名稱、地址及採購案號或招標</w:t>
-      </w:r>
-      <w:proofErr w:type="gramStart"/>
-      <w:r>
-        <w:t>標</w:t>
-      </w:r>
-      <w:proofErr w:type="gramEnd"/>
-      <w:r>
-        <w:t>的。</w:t>
+        <w:t>投標標價清單，連同資格文件、規格文件及招標文件所規定之其他文件，密封後投標。惟屬一次投標分段開標者，各階段之投標文件應分別密封後，再以大封套合併裝封。所有內外封套外部皆須書明投標廠商名稱、地址及採購案號或招標標的。</w:t>
       </w:r>
       <w:r>
         <w:t>廠商所提供之投標、契約及履約</w:t>
       </w:r>
       <w:r>
-        <w:t>文件，建議</w:t>
-      </w:r>
-      <w:proofErr w:type="gramStart"/>
-      <w:r>
-        <w:t>採</w:t>
-      </w:r>
-      <w:proofErr w:type="gramEnd"/>
-      <w:r>
-        <w:t>雙面列印，以節省紙張，愛惜資源。</w:t>
+        <w:t>文件，建議採雙面列印，以節省紙張，愛惜資源。</w:t>
       </w:r>
     </w:p>
     <w:p>
@@ -20884,49 +17009,7 @@
         <w:rPr>
           <w:spacing w:val="0"/>
         </w:rPr>
-        <w:t>其他須知</w:t>
-      </w:r>
-      <w:proofErr w:type="gramStart"/>
-      <w:r>
-        <w:rPr>
-          <w:spacing w:val="0"/>
-        </w:rPr>
-        <w:t>（</w:t>
-      </w:r>
-      <w:proofErr w:type="gramEnd"/>
-      <w:r>
-        <w:rPr>
-          <w:spacing w:val="0"/>
-        </w:rPr>
-        <w:t>請機關自行訂定。例如：</w:t>
-      </w:r>
-      <w:proofErr w:type="gramStart"/>
-      <w:r>
-        <w:rPr>
-          <w:spacing w:val="0"/>
-        </w:rPr>
-        <w:t>採</w:t>
-      </w:r>
-      <w:proofErr w:type="gramEnd"/>
-      <w:r>
-        <w:rPr>
-          <w:spacing w:val="0"/>
-        </w:rPr>
-        <w:t>共同投標、統包、替代方案、國內廠商標價優惠、適用或</w:t>
-      </w:r>
-      <w:proofErr w:type="gramStart"/>
-      <w:r>
-        <w:rPr>
-          <w:spacing w:val="0"/>
-        </w:rPr>
-        <w:t>準</w:t>
-      </w:r>
-      <w:proofErr w:type="gramEnd"/>
-      <w:r>
-        <w:rPr>
-          <w:spacing w:val="0"/>
-        </w:rPr>
-        <w:t>用最有利標評選作業或優先採購環保產品等方式辦理者，應注意依相關法規，將應於招標文件載明事項納入。）：</w:t>
+        <w:t>其他須知（請機關自行訂定。例如：採共同投標、統包、替代方案、國內廠商標價優惠、適用或準用最有利標評選作業或優先採購環保產品等方式辦理者，應注意依相關法規，將應於招標文件載明事項納入。）：</w:t>
       </w:r>
     </w:p>
     <w:p>
@@ -20949,21 +17032,7 @@
         <w:rPr>
           <w:spacing w:val="0"/>
         </w:rPr>
-        <w:t>受理廠商檢舉之採購稽核小組連絡電話、傳真及地址與法務部調查局及機關所在地之</w:t>
-      </w:r>
-      <w:proofErr w:type="gramStart"/>
-      <w:r>
-        <w:rPr>
-          <w:spacing w:val="0"/>
-        </w:rPr>
-        <w:t>調查站處</w:t>
-      </w:r>
-      <w:proofErr w:type="gramEnd"/>
-      <w:r>
-        <w:rPr>
-          <w:spacing w:val="0"/>
-        </w:rPr>
-        <w:t>（站、組）檢舉電話及信箱：</w:t>
+        <w:t>受理廠商檢舉之採購稽核小組連絡電話、傳真及地址與法務部調查局及機關所在地之調查站處（站、組）檢舉電話及信箱：</w:t>
       </w:r>
     </w:p>
     <w:p>
@@ -21046,8 +17115,10 @@
           <w:rFonts w:hint="eastAsia"/>
           <w:szCs w:val="28"/>
         </w:rPr>
-        <w:t>lyc@mail.</w:t>
-      </w:r>
+        <w:t>lyc@</w:t>
+      </w:r>
+      <w:bookmarkStart w:id="9" w:name="_GoBack"/>
+      <w:bookmarkEnd w:id="9"/>
       <w:r>
         <w:rPr>
           <w:color w:val="FF0000"/>
@@ -21185,7 +17256,7 @@
         </w:rPr>
         <w:t>；電子郵件檢舉信箱：</w:t>
       </w:r>
-      <w:hyperlink r:id="rId8" w:history="1">
+      <w:hyperlink r:id="rId11" w:history="1">
         <w:r>
           <w:rPr>
             <w:color w:val="000000"/>
@@ -21377,7 +17448,6 @@
           <w:sz w:val="32"/>
         </w:rPr>
       </w:pPr>
-      <w:proofErr w:type="gramStart"/>
       <w:r>
         <w:rPr>
           <w:rFonts w:hAnsi="標楷體"/>
@@ -21385,7 +17455,6 @@
         </w:rPr>
         <w:t>立書人</w:t>
       </w:r>
-      <w:proofErr w:type="gramEnd"/>
     </w:p>
     <w:p>
       <w:pPr>
@@ -21558,7 +17627,6 @@
           <w:sz w:val="32"/>
         </w:rPr>
       </w:pPr>
-      <w:proofErr w:type="gramStart"/>
       <w:r>
         <w:rPr>
           <w:rFonts w:hAnsi="標楷體"/>
@@ -21566,7 +17634,6 @@
         </w:rPr>
         <w:t>立書人</w:t>
       </w:r>
-      <w:proofErr w:type="gramEnd"/>
     </w:p>
     <w:p>
       <w:pPr>
@@ -21689,8 +17756,8 @@
       </w:pPr>
     </w:p>
     <w:sectPr>
-      <w:footerReference w:type="even" r:id="rId9"/>
-      <w:footerReference w:type="default" r:id="rId10"/>
+      <w:footerReference w:type="even" r:id="rId12"/>
+      <w:footerReference w:type="default" r:id="rId13"/>
       <w:pgSz w:w="11907" w:h="16840" w:code="9"/>
       <w:pgMar w:top="1191" w:right="1247" w:bottom="1191" w:left="1247" w:header="851" w:footer="992" w:gutter="0"/>
       <w:cols w:space="425"/>
@@ -24054,7 +20121,7 @@
 </file>
 
 <file path=customXml/itemProps1.xml><?xml version="1.0" encoding="utf-8"?>
-<ds:datastoreItem xmlns:ds="http://schemas.openxmlformats.org/officeDocument/2006/customXml" ds:itemID="{D4890554-5FBA-4724-8CAE-33E3FC02E50E}">
+<ds:datastoreItem xmlns:ds="http://schemas.openxmlformats.org/officeDocument/2006/customXml" ds:itemID="{E8248EA8-16D9-4358-98C8-CB5232BD1E19}">
   <ds:schemaRefs>
     <ds:schemaRef ds:uri="http://schemas.openxmlformats.org/officeDocument/2006/bibliography"/>
   </ds:schemaRefs>

--- a/frontend/src/廠商投標表單(開口)/[開口契約]投標須知-工程會114.7.3版.docx
+++ b/frontend/src/廠商投標表單(開口)/[開口契約]投標須知-工程會114.7.3版.docx
@@ -140,7 +140,21 @@
         <w:rPr>
           <w:spacing w:val="0"/>
         </w:rPr>
-        <w:t>各項內含選項者，由機關擇符合本採購案者勾填。</w:t>
+        <w:t>各項內含選項者，由機關擇符合本採購案</w:t>
+      </w:r>
+      <w:proofErr w:type="gramStart"/>
+      <w:r>
+        <w:rPr>
+          <w:spacing w:val="0"/>
+        </w:rPr>
+        <w:t>者勾填</w:t>
+      </w:r>
+      <w:proofErr w:type="gramEnd"/>
+      <w:r>
+        <w:rPr>
+          <w:spacing w:val="0"/>
+        </w:rPr>
+        <w:t>。</w:t>
       </w:r>
     </w:p>
     <w:p>
@@ -260,6 +274,7 @@
         </w:rPr>
         <w:t xml:space="preserve">    </w:t>
       </w:r>
+      <w:proofErr w:type="gramStart"/>
       <w:r>
         <w:rPr>
           <w:rFonts w:hint="eastAsia"/>
@@ -267,6 +282,7 @@
         </w:rPr>
         <w:t>█</w:t>
       </w:r>
+      <w:proofErr w:type="gramEnd"/>
       <w:r>
         <w:rPr>
           <w:spacing w:val="0"/>
@@ -665,6 +681,7 @@
       <w:r>
         <w:t xml:space="preserve">   </w:t>
       </w:r>
+      <w:proofErr w:type="gramStart"/>
       <w:r>
         <w:rPr>
           <w:rFonts w:hint="eastAsia"/>
@@ -672,6 +689,7 @@
         </w:rPr>
         <w:t>█</w:t>
       </w:r>
+      <w:proofErr w:type="gramEnd"/>
       <w:r>
         <w:rPr>
           <w:spacing w:val="0"/>
@@ -696,7 +714,35 @@
         <w:rPr>
           <w:spacing w:val="4"/>
         </w:rPr>
-        <w:t>本採購預算金額(不公告者免填；但依「投標廠商資格與特殊或巨額採購認定標準」第5條第3項規定辦理者，或屬公告金額以上採購之公開招標、選擇性招標及限制性招標之公開評選，除轉售或供製造加工後轉售之採購、預算金額涉及商業機密或機關認為不宜公開外，應公開預算金額)：</w:t>
+        <w:t>本採購預算金額(</w:t>
+      </w:r>
+      <w:proofErr w:type="gramStart"/>
+      <w:r>
+        <w:rPr>
+          <w:spacing w:val="4"/>
+        </w:rPr>
+        <w:t>不</w:t>
+      </w:r>
+      <w:proofErr w:type="gramEnd"/>
+      <w:r>
+        <w:rPr>
+          <w:spacing w:val="4"/>
+        </w:rPr>
+        <w:t>公告</w:t>
+      </w:r>
+      <w:proofErr w:type="gramStart"/>
+      <w:r>
+        <w:rPr>
+          <w:spacing w:val="4"/>
+        </w:rPr>
+        <w:t>者免填</w:t>
+      </w:r>
+      <w:proofErr w:type="gramEnd"/>
+      <w:r>
+        <w:rPr>
+          <w:spacing w:val="4"/>
+        </w:rPr>
+        <w:t>；但依「投標廠商資格與特殊或巨額採購認定標準」第5條第3項規定辦理者，或屬公告金額以上採購之公開招標、選擇性招標及限制性招標之公開評選，除轉售或供製造加工後轉售之採購、預算金額涉及商業機密或機關認為不宜公開外，應公開預算金額)：</w:t>
       </w:r>
       <w:r>
         <w:rPr>
@@ -748,7 +794,35 @@
         <w:rPr>
           <w:spacing w:val="0"/>
         </w:rPr>
-        <w:t>本採購預計金額(不公告者免填)：</w:t>
+        <w:t>本採購預計金額(</w:t>
+      </w:r>
+      <w:proofErr w:type="gramStart"/>
+      <w:r>
+        <w:rPr>
+          <w:spacing w:val="0"/>
+        </w:rPr>
+        <w:t>不</w:t>
+      </w:r>
+      <w:proofErr w:type="gramEnd"/>
+      <w:r>
+        <w:rPr>
+          <w:spacing w:val="0"/>
+        </w:rPr>
+        <w:t>公告</w:t>
+      </w:r>
+      <w:proofErr w:type="gramStart"/>
+      <w:r>
+        <w:rPr>
+          <w:spacing w:val="0"/>
+        </w:rPr>
+        <w:t>者免填</w:t>
+      </w:r>
+      <w:proofErr w:type="gramEnd"/>
+      <w:r>
+        <w:rPr>
+          <w:spacing w:val="0"/>
+        </w:rPr>
+        <w:t>)：</w:t>
       </w:r>
     </w:p>
     <w:p>
@@ -804,7 +878,21 @@
         <w:rPr>
           <w:spacing w:val="0"/>
         </w:rPr>
-        <w:t>依採購法第4條接受補助辦理採購者，補助機關名稱及地址(非屬此等採購者免填)：</w:t>
+        <w:t>依採購法第4條接受補助辦理採購者，補助機關名稱及地址(非屬此等採購</w:t>
+      </w:r>
+      <w:proofErr w:type="gramStart"/>
+      <w:r>
+        <w:rPr>
+          <w:spacing w:val="0"/>
+        </w:rPr>
+        <w:t>者免填</w:t>
+      </w:r>
+      <w:proofErr w:type="gramEnd"/>
+      <w:r>
+        <w:rPr>
+          <w:spacing w:val="0"/>
+        </w:rPr>
+        <w:t>)：</w:t>
       </w:r>
     </w:p>
     <w:p>
@@ -825,7 +913,21 @@
         <w:rPr>
           <w:spacing w:val="0"/>
         </w:rPr>
-        <w:t>依採購法第5條由法人或團體代辦採購者，委託機關名稱及地址(非屬此等採購者免填)：</w:t>
+        <w:t>依採購法第5條由法人或團體代辦採購者，委託機關名稱及地址(非屬此等採購</w:t>
+      </w:r>
+      <w:proofErr w:type="gramStart"/>
+      <w:r>
+        <w:rPr>
+          <w:spacing w:val="0"/>
+        </w:rPr>
+        <w:t>者免填</w:t>
+      </w:r>
+      <w:proofErr w:type="gramEnd"/>
+      <w:r>
+        <w:rPr>
+          <w:spacing w:val="0"/>
+        </w:rPr>
+        <w:t>)：</w:t>
       </w:r>
     </w:p>
     <w:p>
@@ -846,7 +948,48 @@
         <w:rPr>
           <w:spacing w:val="0"/>
         </w:rPr>
-        <w:t>依採購法第40條代辦採購者，洽辦機關名稱及地址(非屬此等採購者免填)：</w:t>
+        <w:t>依採購法第40條代辦採購者，洽辦機關名稱及地址(非屬此等採購</w:t>
+      </w:r>
+      <w:proofErr w:type="gramStart"/>
+      <w:r>
+        <w:rPr>
+          <w:spacing w:val="0"/>
+        </w:rPr>
+        <w:t>者免填</w:t>
+      </w:r>
+      <w:proofErr w:type="gramEnd"/>
+      <w:r>
+        <w:rPr>
+          <w:spacing w:val="0"/>
+        </w:rPr>
+        <w:t>)：</w:t>
+      </w:r>
+    </w:p>
+    <w:p>
+      <w:pPr>
+        <w:pStyle w:val="7"/>
+        <w:numPr>
+          <w:ilvl w:val="0"/>
+          <w:numId w:val="1"/>
+        </w:numPr>
+        <w:jc w:val="both"/>
+        <w:textDirection w:val="lrTbV"/>
+        <w:rPr>
+          <w:spacing w:val="0"/>
+        </w:rPr>
+      </w:pPr>
+      <w:r>
+        <w:rPr>
+          <w:spacing w:val="0"/>
+        </w:rPr>
+        <w:t>依採購法第75條，受理廠商異議之機關名稱、地址及電話：</w:t>
+      </w:r>
+      <w:r>
+        <w:rPr>
+          <w:rFonts w:hint="eastAsia"/>
+          <w:spacing w:val="0"/>
+        </w:rPr>
+        <w:t>農業部農田水利署雲林管理處；地址：雲林縣斗六市信義里興華街2號4~9樓；電話：05-5324126)。</w:t>
       </w:r>
     </w:p>
     <w:p>
@@ -860,14 +1003,140 @@
         <w:jc w:val="both"/>
         <w:textDirection w:val="lrTbV"/>
         <w:rPr>
-          <w:spacing w:val="0"/>
-        </w:rPr>
-      </w:pPr>
-      <w:r>
-        <w:rPr>
-          <w:spacing w:val="0"/>
-        </w:rPr>
-        <w:t>依採購法第75條，受理廠商異議之機關名稱、地址及電話：同招標機關(不同者請書明機關名稱、地址及電話)。</w:t>
+          <w:color w:val="FF0000"/>
+          <w:spacing w:val="0"/>
+        </w:rPr>
+      </w:pPr>
+      <w:r>
+        <w:rPr>
+          <w:spacing w:val="0"/>
+        </w:rPr>
+        <w:lastRenderedPageBreak/>
+        <w:t>依採購法第76條及第85條之1，受理廠商申訴</w:t>
+      </w:r>
+      <w:r>
+        <w:rPr>
+          <w:spacing w:val="0"/>
+        </w:rPr>
+        <w:t>（</w:t>
+      </w:r>
+      <w:r>
+        <w:rPr>
+          <w:spacing w:val="0"/>
+        </w:rPr>
+        <w:t>未達公告金額之採購</w:t>
+      </w:r>
+      <w:r>
+        <w:rPr>
+          <w:spacing w:val="0"/>
+        </w:rPr>
+        <w:t>，除屬採購法第</w:t>
+      </w:r>
+      <w:r>
+        <w:rPr>
+          <w:rFonts w:hint="eastAsia"/>
+          <w:spacing w:val="0"/>
+        </w:rPr>
+        <w:t>31條規定不予發還或追繳</w:t>
+      </w:r>
+      <w:proofErr w:type="gramStart"/>
+      <w:r>
+        <w:rPr>
+          <w:rFonts w:hint="eastAsia"/>
+          <w:spacing w:val="0"/>
+        </w:rPr>
+        <w:t>押</w:t>
+      </w:r>
+      <w:proofErr w:type="gramEnd"/>
+      <w:r>
+        <w:rPr>
+          <w:rFonts w:hint="eastAsia"/>
+          <w:spacing w:val="0"/>
+        </w:rPr>
+        <w:t>標金之爭議者外，</w:t>
+      </w:r>
+      <w:r>
+        <w:rPr>
+          <w:rFonts w:hint="eastAsia"/>
+          <w:spacing w:val="0"/>
+        </w:rPr>
+        <w:t>不適用申訴制度</w:t>
+      </w:r>
+      <w:r>
+        <w:rPr>
+          <w:spacing w:val="0"/>
+        </w:rPr>
+        <w:t>）</w:t>
+      </w:r>
+      <w:r>
+        <w:rPr>
+          <w:spacing w:val="0"/>
+        </w:rPr>
+        <w:t>或履約爭議調解(無金額限制)之採購申訴審議委員會名稱、地址及電話：</w:t>
+      </w:r>
+      <w:bookmarkStart w:id="0" w:name="_Hlk138252648"/>
+      <w:r>
+        <w:rPr>
+          <w:rFonts w:hint="eastAsia"/>
+          <w:color w:val="FF0000"/>
+          <w:spacing w:val="0"/>
+        </w:rPr>
+        <w:t>行政院公共工程委員會採購申訴審議委員會</w:t>
+      </w:r>
+      <w:bookmarkEnd w:id="0"/>
+      <w:r>
+        <w:rPr>
+          <w:rFonts w:hint="eastAsia"/>
+          <w:color w:val="FF0000"/>
+          <w:spacing w:val="0"/>
+        </w:rPr>
+        <w:t>；地址：</w:t>
+      </w:r>
+      <w:r>
+        <w:rPr>
+          <w:rFonts w:hint="eastAsia"/>
+          <w:color w:val="FF0000"/>
+          <w:spacing w:val="0"/>
+        </w:rPr>
+        <w:t>台</w:t>
+      </w:r>
+      <w:r>
+        <w:rPr>
+          <w:rFonts w:hint="eastAsia"/>
+          <w:color w:val="FF0000"/>
+          <w:spacing w:val="0"/>
+        </w:rPr>
+        <w:t>北市信義區松仁路</w:t>
+      </w:r>
+      <w:r>
+        <w:rPr>
+          <w:color w:val="FF0000"/>
+          <w:spacing w:val="0"/>
+        </w:rPr>
+        <w:t>3</w:t>
+      </w:r>
+      <w:r>
+        <w:rPr>
+          <w:rFonts w:hint="eastAsia"/>
+          <w:color w:val="FF0000"/>
+          <w:spacing w:val="0"/>
+        </w:rPr>
+        <w:t>號</w:t>
+      </w:r>
+      <w:r>
+        <w:rPr>
+          <w:color w:val="FF0000"/>
+          <w:spacing w:val="0"/>
+        </w:rPr>
+        <w:t>9</w:t>
+      </w:r>
+      <w:r>
+        <w:rPr>
+          <w:rFonts w:hint="eastAsia"/>
+          <w:color w:val="FF0000"/>
+          <w:spacing w:val="0"/>
+        </w:rPr>
+        <w:t>樓；電話：(02)8789-7530，傳真：（02）8789-7514。</w:t>
       </w:r>
     </w:p>
     <w:p>
@@ -881,124 +1150,98 @@
         <w:jc w:val="both"/>
         <w:textDirection w:val="lrTbV"/>
         <w:rPr>
-          <w:color w:val="FF0000"/>
-          <w:spacing w:val="0"/>
-        </w:rPr>
-      </w:pPr>
-      <w:r>
-        <w:rPr>
-          <w:spacing w:val="0"/>
-        </w:rPr>
-        <w:t>依採購法第76條及第85條之1，受理廠商申訴</w:t>
-      </w:r>
-      <w:r>
-        <w:rPr>
-          <w:spacing w:val="0"/>
-        </w:rPr>
+          <w:spacing w:val="0"/>
+        </w:rPr>
+      </w:pPr>
+      <w:r>
+        <w:rPr>
+          <w:spacing w:val="0"/>
+        </w:rPr>
+        <w:t>本採購為：</w:t>
+      </w:r>
+    </w:p>
+    <w:p>
+      <w:pPr>
+        <w:pStyle w:val="7"/>
+        <w:ind w:left="0" w:firstLine="0"/>
+        <w:jc w:val="both"/>
+        <w:textDirection w:val="lrTbV"/>
+        <w:rPr>
+          <w:spacing w:val="0"/>
+        </w:rPr>
+      </w:pPr>
+      <w:r>
+        <w:rPr>
+          <w:spacing w:val="0"/>
+        </w:rPr>
+        <w:t xml:space="preserve">     </w:t>
+      </w:r>
+      <w:proofErr w:type="gramStart"/>
+      <w:r>
+        <w:rPr>
+          <w:rFonts w:hint="eastAsia"/>
+          <w:color w:val="FF0000"/>
+        </w:rPr>
+        <w:t>█</w:t>
+      </w:r>
+      <w:proofErr w:type="gramEnd"/>
+      <w:r>
+        <w:rPr>
+          <w:spacing w:val="0"/>
+        </w:rPr>
+        <w:t>(1)未</w:t>
+      </w:r>
+      <w:r>
+        <w:t>分批辦理</w:t>
+      </w:r>
+      <w:r>
+        <w:rPr>
+          <w:spacing w:val="0"/>
+        </w:rPr>
+        <w:t>。</w:t>
+      </w:r>
+    </w:p>
+    <w:p>
+      <w:pPr>
+        <w:pStyle w:val="7"/>
+        <w:ind w:left="1304" w:hanging="1304"/>
+        <w:jc w:val="both"/>
+        <w:textDirection w:val="lrTbV"/>
+        <w:rPr>
+          <w:spacing w:val="0"/>
+        </w:rPr>
+      </w:pPr>
+      <w:r>
+        <w:rPr>
+          <w:spacing w:val="0"/>
+        </w:rPr>
+        <w:t xml:space="preserve">     </w:t>
+      </w:r>
+      <w:r>
+        <w:sym w:font="Wingdings" w:char="F0A8"/>
+      </w:r>
+      <w:r>
+        <w:rPr>
+          <w:spacing w:val="0"/>
+        </w:rPr>
+        <w:t>(2)係</w:t>
+      </w:r>
+      <w:r>
+        <w:t>分批辦理公告金額以上之採購，業經上級機關核准</w:t>
+      </w:r>
+      <w:proofErr w:type="gramStart"/>
+      <w:r>
         <w:t>（</w:t>
       </w:r>
-      <w:r>
-        <w:rPr>
-          <w:spacing w:val="0"/>
-        </w:rPr>
-        <w:t>未達公告金額之採購</w:t>
-      </w:r>
-      <w:r>
-        <w:rPr>
-          <w:spacing w:val="0"/>
-        </w:rPr>
-        <w:lastRenderedPageBreak/>
-        <w:t>，除屬採購法第</w:t>
-      </w:r>
-      <w:r>
-        <w:rPr>
-          <w:rFonts w:hint="eastAsia"/>
-          <w:spacing w:val="0"/>
-        </w:rPr>
-        <w:t>31條規定不予發還或追繳押標金之爭議者外，</w:t>
-      </w:r>
-      <w:r>
-        <w:rPr>
-          <w:rFonts w:hint="eastAsia"/>
-          <w:spacing w:val="0"/>
-        </w:rPr>
-        <w:t>不適用申訴制度</w:t>
-      </w:r>
-      <w:r>
-        <w:rPr>
-          <w:spacing w:val="0"/>
-        </w:rPr>
-        <w:t>）</w:t>
-      </w:r>
-      <w:r>
-        <w:rPr>
-          <w:spacing w:val="0"/>
-        </w:rPr>
-        <w:t>或履約爭議調解(無金額限制)之採購申訴審議委員會名稱、地址及電話：</w:t>
-      </w:r>
-      <w:bookmarkStart w:id="0" w:name="_Hlk138252648"/>
-      <w:r>
-        <w:rPr>
-          <w:rFonts w:hint="eastAsia"/>
-          <w:color w:val="FF0000"/>
-          <w:spacing w:val="0"/>
-        </w:rPr>
-        <w:t>行政院公共工程委員會採購申訴審議委員會</w:t>
-      </w:r>
-      <w:bookmarkEnd w:id="0"/>
-      <w:r>
-        <w:rPr>
-          <w:rFonts w:hint="eastAsia"/>
-          <w:color w:val="FF0000"/>
-          <w:spacing w:val="0"/>
-        </w:rPr>
-        <w:t>；地址：</w:t>
-      </w:r>
-      <w:r>
-        <w:rPr>
-          <w:rFonts w:hint="eastAsia"/>
-          <w:color w:val="FF0000"/>
-          <w:spacing w:val="0"/>
-        </w:rPr>
-        <w:t>台</w:t>
-      </w:r>
-      <w:r>
-        <w:rPr>
-          <w:rFonts w:hint="eastAsia"/>
-          <w:color w:val="FF0000"/>
-          <w:spacing w:val="0"/>
-        </w:rPr>
-        <w:t>北市信義區松仁路</w:t>
-      </w:r>
-      <w:r>
-        <w:rPr>
-          <w:color w:val="FF0000"/>
-          <w:spacing w:val="0"/>
-        </w:rPr>
-        <w:t>3</w:t>
-      </w:r>
-      <w:r>
-        <w:rPr>
-          <w:rFonts w:hint="eastAsia"/>
-          <w:color w:val="FF0000"/>
-          <w:spacing w:val="0"/>
-        </w:rPr>
-        <w:t>號</w:t>
-      </w:r>
-      <w:r>
-        <w:rPr>
-          <w:color w:val="FF0000"/>
-          <w:spacing w:val="0"/>
-        </w:rPr>
-        <w:t>9</w:t>
-      </w:r>
-      <w:r>
-        <w:rPr>
-          <w:rFonts w:hint="eastAsia"/>
-          <w:color w:val="FF0000"/>
-          <w:spacing w:val="0"/>
-        </w:rPr>
-        <w:t>樓；電話：(02)8789-7530，傳真：（02）8789-7514。</w:t>
+      <w:proofErr w:type="gramEnd"/>
+      <w:r>
+        <w:t>文號：       ），依總金額核計採購金額，分別按公告金額或查核金額以上之規定辦理</w:t>
+      </w:r>
+      <w:r>
+        <w:rPr>
+          <w:spacing w:val="0"/>
+        </w:rPr>
+        <w:t>。</w:t>
       </w:r>
     </w:p>
     <w:p>
@@ -1019,81 +1262,846 @@
         <w:rPr>
           <w:spacing w:val="0"/>
         </w:rPr>
-        <w:t>本採購為：</w:t>
-      </w:r>
-    </w:p>
-    <w:p>
-      <w:pPr>
-        <w:pStyle w:val="7"/>
-        <w:ind w:left="0" w:firstLine="0"/>
-        <w:jc w:val="both"/>
-        <w:textDirection w:val="lrTbV"/>
-        <w:rPr>
-          <w:spacing w:val="0"/>
-        </w:rPr>
-      </w:pPr>
-      <w:r>
-        <w:rPr>
-          <w:spacing w:val="0"/>
-        </w:rPr>
+        <w:t>招標方式為：</w:t>
+      </w:r>
+    </w:p>
+    <w:p>
+      <w:pPr>
+        <w:pStyle w:val="7"/>
+        <w:ind w:left="851" w:firstLine="0"/>
+        <w:jc w:val="both"/>
+        <w:textDirection w:val="lrTbV"/>
+        <w:rPr>
+          <w:spacing w:val="0"/>
+        </w:rPr>
+      </w:pPr>
+      <w:bookmarkStart w:id="1" w:name="_Hlk51858690"/>
+      <w:proofErr w:type="gramStart"/>
+      <w:r>
+        <w:rPr>
+          <w:rFonts w:hint="eastAsia"/>
+          <w:color w:val="FF0000"/>
+        </w:rPr>
+        <w:t>█</w:t>
+      </w:r>
+      <w:bookmarkEnd w:id="1"/>
+      <w:proofErr w:type="gramEnd"/>
+      <w:r>
+        <w:rPr>
+          <w:spacing w:val="0"/>
+        </w:rPr>
+        <w:t>(1)公開招標</w:t>
+      </w:r>
+    </w:p>
+    <w:p>
+      <w:pPr>
+        <w:pStyle w:val="7"/>
+        <w:ind w:leftChars="467" w:left="2280" w:hangingChars="347" w:hanging="972"/>
+        <w:jc w:val="both"/>
+        <w:textDirection w:val="lrTbV"/>
+        <w:rPr>
+          <w:spacing w:val="0"/>
+        </w:rPr>
+      </w:pPr>
+      <w:r>
+        <w:rPr>
+          <w:spacing w:val="0"/>
+        </w:rPr>
+        <w:sym w:font="Wingdings" w:char="F0A8"/>
+      </w:r>
+      <w:r>
+        <w:rPr>
+          <w:spacing w:val="0"/>
+        </w:rPr>
+        <w:t>（1-1）本案為複數決標並</w:t>
+      </w:r>
+      <w:proofErr w:type="gramStart"/>
+      <w:r>
+        <w:rPr>
+          <w:spacing w:val="0"/>
+        </w:rPr>
+        <w:t>採</w:t>
+      </w:r>
+      <w:proofErr w:type="gramEnd"/>
+      <w:r>
+        <w:rPr>
+          <w:spacing w:val="0"/>
+        </w:rPr>
+        <w:t>分項決標，廠商各項投標文件無需分項裝封，無需於大</w:t>
+      </w:r>
+      <w:proofErr w:type="gramStart"/>
+      <w:r>
+        <w:rPr>
+          <w:spacing w:val="0"/>
+        </w:rPr>
+        <w:t>外標封</w:t>
+      </w:r>
+      <w:proofErr w:type="gramEnd"/>
+      <w:r>
+        <w:rPr>
+          <w:spacing w:val="0"/>
+        </w:rPr>
+        <w:t>標示投標項次，有3家以上廠商投標，且符合政府採購法施行細則第55條規定時，即得開標。</w:t>
+      </w:r>
+    </w:p>
+    <w:p>
+      <w:pPr>
+        <w:pStyle w:val="7"/>
+        <w:ind w:left="1531" w:hanging="1531"/>
+        <w:jc w:val="both"/>
+        <w:textDirection w:val="lrTbV"/>
+        <w:rPr>
+          <w:spacing w:val="0"/>
+        </w:rPr>
+      </w:pPr>
+      <w:r>
+        <w:rPr>
+          <w:spacing w:val="0"/>
+        </w:rPr>
+        <w:t xml:space="preserve">      </w:t>
+      </w:r>
+      <w:r>
+        <w:sym w:font="Wingdings" w:char="F0A8"/>
+      </w:r>
+      <w:r>
+        <w:rPr>
+          <w:spacing w:val="0"/>
+        </w:rPr>
+        <w:t>(2)選擇性招標：符合採購法第20條</w:t>
+      </w:r>
+      <w:r>
+        <w:sym w:font="Wingdings" w:char="F0A8"/>
+      </w:r>
+      <w:r>
+        <w:rPr>
+          <w:spacing w:val="0"/>
+        </w:rPr>
+        <w:t>第1款；</w:t>
+      </w:r>
+      <w:r>
+        <w:sym w:font="Wingdings" w:char="F0A8"/>
+      </w:r>
+      <w:r>
+        <w:rPr>
+          <w:spacing w:val="0"/>
+        </w:rPr>
+        <w:t>第2款；</w:t>
+      </w:r>
+      <w:r>
+        <w:sym w:font="Wingdings" w:char="F0A8"/>
+      </w:r>
+      <w:r>
+        <w:rPr>
+          <w:spacing w:val="0"/>
+        </w:rPr>
+        <w:t>第3款；</w:t>
+      </w:r>
+      <w:r>
+        <w:sym w:font="Wingdings" w:char="F0A8"/>
+      </w:r>
+      <w:r>
+        <w:rPr>
+          <w:spacing w:val="0"/>
+        </w:rPr>
+        <w:t>第4款；</w:t>
+      </w:r>
+      <w:r>
+        <w:sym w:font="Wingdings" w:char="F0A8"/>
+      </w:r>
+      <w:r>
+        <w:rPr>
+          <w:spacing w:val="0"/>
+        </w:rPr>
+        <w:t>第5款（請勾選款次）</w:t>
+      </w:r>
+    </w:p>
+    <w:p>
+      <w:pPr>
+        <w:pStyle w:val="7"/>
+        <w:ind w:left="2098" w:hanging="2098"/>
+        <w:jc w:val="both"/>
+        <w:textDirection w:val="lrTbV"/>
+        <w:rPr>
+          <w:spacing w:val="0"/>
+        </w:rPr>
+      </w:pPr>
+      <w:r>
+        <w:rPr>
+          <w:spacing w:val="0"/>
+        </w:rPr>
+        <w:t xml:space="preserve">        </w:t>
+      </w:r>
+      <w:r>
+        <w:sym w:font="Wingdings" w:char="F0A8"/>
+      </w:r>
+      <w:r>
+        <w:rPr>
+          <w:spacing w:val="0"/>
+        </w:rPr>
+        <w:t>（2-1）為特定個案辦理，於廠商資格審查後，邀請所有符合資格廠商投標。</w:t>
+      </w:r>
+    </w:p>
+    <w:p>
+      <w:pPr>
+        <w:pStyle w:val="7"/>
+        <w:ind w:left="2098" w:hanging="2098"/>
+        <w:jc w:val="both"/>
+        <w:textDirection w:val="lrTbV"/>
+        <w:rPr>
+          <w:spacing w:val="0"/>
+        </w:rPr>
+      </w:pPr>
+      <w:r>
+        <w:rPr>
+          <w:spacing w:val="0"/>
+        </w:rPr>
+        <w:t xml:space="preserve">        </w:t>
+      </w:r>
+      <w:r>
+        <w:sym w:font="Wingdings" w:char="F0A8"/>
+      </w:r>
+      <w:r>
+        <w:rPr>
+          <w:spacing w:val="0"/>
+        </w:rPr>
+        <w:t>（2-2）為建立合格廠商名單；後續邀標方式為</w:t>
+      </w:r>
+      <w:r>
+        <w:sym w:font="Wingdings" w:char="F0A8"/>
+      </w:r>
+      <w:r>
+        <w:t>個別邀請所有符合資格之廠商投標；</w:t>
+      </w:r>
+      <w:r>
+        <w:sym w:font="Wingdings" w:char="F0A8"/>
+      </w:r>
+      <w:r>
+        <w:t>公告邀請所有符合資格之廠商投標；</w:t>
+      </w:r>
+      <w:r>
+        <w:sym w:font="Wingdings" w:char="F0A8"/>
+      </w:r>
+      <w:proofErr w:type="gramStart"/>
+      <w:r>
+        <w:t>依審標</w:t>
+      </w:r>
+      <w:proofErr w:type="gramEnd"/>
+      <w:r>
+        <w:t>順序，每次邀請___家符合資格之廠商投標；</w:t>
+      </w:r>
+      <w:r>
+        <w:sym w:font="Wingdings" w:char="F0A8"/>
+      </w:r>
+      <w:r>
+        <w:t>以抽籤方式擇定邀請符合資格之廠商投標。</w:t>
+      </w:r>
+    </w:p>
+    <w:p>
+      <w:pPr>
+        <w:pStyle w:val="7"/>
+        <w:ind w:left="1276" w:hanging="1276"/>
+        <w:jc w:val="both"/>
+        <w:textDirection w:val="lrTbV"/>
+        <w:rPr>
+          <w:spacing w:val="0"/>
+        </w:rPr>
+      </w:pPr>
+      <w:r>
+        <w:rPr>
+          <w:spacing w:val="0"/>
+        </w:rPr>
+        <w:t xml:space="preserve">      </w:t>
+      </w:r>
+      <w:r>
+        <w:sym w:font="Wingdings" w:char="F0A8"/>
+      </w:r>
+      <w:r>
+        <w:rPr>
+          <w:spacing w:val="0"/>
+        </w:rPr>
+        <w:t>(3)限制性招標：本案業經需求、使用或承辦採購單位敘明符合採購法第22條第1項第     款之情形，並簽報機關首長或其授權人員核准</w:t>
+      </w:r>
+      <w:proofErr w:type="gramStart"/>
+      <w:r>
+        <w:rPr>
+          <w:spacing w:val="0"/>
+        </w:rPr>
+        <w:t>採</w:t>
+      </w:r>
+      <w:proofErr w:type="gramEnd"/>
+      <w:r>
+        <w:rPr>
+          <w:spacing w:val="0"/>
+        </w:rPr>
+        <w:t>限制性招標。</w:t>
+      </w:r>
+    </w:p>
+    <w:p>
+      <w:pPr>
+        <w:pStyle w:val="7"/>
+        <w:ind w:left="1701" w:hanging="1701"/>
+        <w:jc w:val="both"/>
+        <w:textDirection w:val="lrTbV"/>
+        <w:rPr>
+          <w:spacing w:val="0"/>
+        </w:rPr>
+      </w:pPr>
+      <w:r>
+        <w:rPr>
+          <w:spacing w:val="0"/>
+        </w:rPr>
+        <w:t xml:space="preserve">       </w:t>
+      </w:r>
+      <w:r>
+        <w:sym w:font="Wingdings" w:char="F0A8"/>
+      </w:r>
+      <w:r>
+        <w:rPr>
+          <w:spacing w:val="0"/>
+        </w:rPr>
+        <w:t>（</w:t>
+      </w:r>
+      <w:r>
+        <w:t>3-1</w:t>
+      </w:r>
+      <w:r>
+        <w:rPr>
+          <w:spacing w:val="0"/>
+        </w:rPr>
+        <w:t>）公開評選、公開</w:t>
+      </w:r>
+      <w:proofErr w:type="gramStart"/>
+      <w:r>
+        <w:rPr>
+          <w:spacing w:val="0"/>
+        </w:rPr>
+        <w:t>勘</w:t>
+      </w:r>
+      <w:proofErr w:type="gramEnd"/>
+      <w:r>
+        <w:rPr>
+          <w:spacing w:val="0"/>
+        </w:rPr>
+        <w:t>選優勝廠商：</w:t>
+      </w:r>
+    </w:p>
+    <w:p>
+      <w:pPr>
+        <w:pStyle w:val="7"/>
+        <w:ind w:left="2211" w:hanging="2211"/>
+        <w:jc w:val="both"/>
+        <w:textDirection w:val="lrTbV"/>
+      </w:pPr>
+      <w:r>
+        <w:rPr>
+          <w:spacing w:val="0"/>
+        </w:rPr>
+        <w:t xml:space="preserve">          </w:t>
+      </w:r>
+      <w:r>
+        <w:sym w:font="Wingdings" w:char="F0A8"/>
+      </w:r>
+      <w:r>
+        <w:rPr>
+          <w:spacing w:val="0"/>
+        </w:rPr>
+        <w:t>（3-1-1）依採購法第22條第1項第9款辦理；</w:t>
+      </w:r>
+      <w:r>
+        <w:sym w:font="Wingdings" w:char="F0A8"/>
+      </w:r>
+      <w:r>
+        <w:t>委託專業服務；</w:t>
+      </w:r>
+      <w:r>
+        <w:sym w:font="Wingdings" w:char="F0A8"/>
+      </w:r>
+      <w:r>
+        <w:t>委託技術服務；</w:t>
+      </w:r>
+      <w:r>
+        <w:sym w:font="Wingdings" w:char="F0A8"/>
+      </w:r>
+      <w:r>
+        <w:t>委託資訊服務；</w:t>
+      </w:r>
+      <w:r>
+        <w:sym w:font="Wingdings" w:char="F0A8"/>
+      </w:r>
+      <w:r>
+        <w:t>委託社會福利服務</w:t>
+      </w:r>
+      <w:r>
+        <w:t>。</w:t>
+      </w:r>
+      <w:r>
+        <w:rPr>
+          <w:spacing w:val="0"/>
+        </w:rPr>
+        <w:t xml:space="preserve"> </w:t>
+      </w:r>
+      <w:r>
+        <w:rPr>
+          <w:spacing w:val="0"/>
+        </w:rPr>
+        <w:t xml:space="preserve">            </w:t>
+      </w:r>
+    </w:p>
+    <w:p>
+      <w:pPr>
+        <w:pStyle w:val="7"/>
+        <w:ind w:left="2211" w:hanging="2211"/>
+        <w:jc w:val="both"/>
+        <w:textDirection w:val="lrTbV"/>
+      </w:pPr>
+      <w:r>
+        <w:t xml:space="preserve">        </w:t>
+      </w:r>
+      <w:r>
+        <w:sym w:font="Wingdings" w:char="F0A8"/>
+      </w:r>
+      <w:r>
+        <w:t>（3-1-2）</w:t>
+      </w:r>
+      <w:r>
+        <w:rPr>
+          <w:spacing w:val="0"/>
+        </w:rPr>
+        <w:t xml:space="preserve">依採購法第22條第1項第10款辦理。            </w:t>
+      </w:r>
+    </w:p>
+    <w:p>
+      <w:pPr>
+        <w:pStyle w:val="7"/>
+        <w:ind w:left="2268" w:hanging="2268"/>
+        <w:jc w:val="both"/>
+        <w:textDirection w:val="lrTbV"/>
+        <w:rPr>
+          <w:spacing w:val="0"/>
+        </w:rPr>
+      </w:pPr>
+      <w:r>
+        <w:t xml:space="preserve">        </w:t>
+      </w:r>
+      <w:r>
+        <w:sym w:font="Wingdings" w:char="F0A8"/>
+      </w:r>
+      <w:r>
+        <w:t>（3-1-3）</w:t>
+      </w:r>
+      <w:r>
+        <w:rPr>
+          <w:spacing w:val="0"/>
+        </w:rPr>
+        <w:t>依採購法第22條第1項第11款辦理。</w:t>
+      </w:r>
+    </w:p>
+    <w:p>
+      <w:pPr>
+        <w:pStyle w:val="7"/>
+        <w:ind w:left="2268" w:hanging="2268"/>
+        <w:jc w:val="both"/>
+        <w:textDirection w:val="lrTbV"/>
+        <w:rPr>
+          <w:spacing w:val="0"/>
+        </w:rPr>
+      </w:pPr>
+      <w:r>
+        <w:rPr>
+          <w:spacing w:val="0"/>
+        </w:rPr>
+        <w:t xml:space="preserve">       </w:t>
+      </w:r>
+      <w:r>
+        <w:sym w:font="Wingdings" w:char="F0A8"/>
+      </w:r>
+      <w:r>
+        <w:rPr>
+          <w:spacing w:val="0"/>
+        </w:rPr>
+        <w:t>（</w:t>
+      </w:r>
+      <w:r>
+        <w:t>3-2</w:t>
+      </w:r>
+      <w:r>
+        <w:rPr>
+          <w:spacing w:val="0"/>
+        </w:rPr>
+        <w:t>）</w:t>
+      </w:r>
+      <w:r>
+        <w:t>比價；</w:t>
+      </w:r>
+      <w:r>
+        <w:sym w:font="Wingdings" w:char="F0A8"/>
+      </w:r>
+      <w:r>
+        <w:t>經前次公告招標結果，無廠商投標或無合格標，且符合採購法施行細則第22條第1項規定無廠商異議或申訴在處理中者，依採購法第22條第1項第1款規定，</w:t>
+      </w:r>
+      <w:proofErr w:type="gramStart"/>
+      <w:r>
+        <w:t>不</w:t>
+      </w:r>
+      <w:proofErr w:type="gramEnd"/>
+      <w:r>
+        <w:t>另公告招標，並依採購法施行細則第23條之1第1項規定，邀請過去表現優良之2家以上廠商以比價方式辦理；</w:t>
+      </w:r>
+      <w:r>
+        <w:sym w:font="Wingdings" w:char="F0A8"/>
+      </w:r>
+      <w:r>
+        <w:rPr>
+          <w:spacing w:val="0"/>
+        </w:rPr>
+        <w:t>符合採購法第22條第1項第___款（請</w:t>
+      </w:r>
+      <w:r>
+        <w:rPr>
+          <w:spacing w:val="0"/>
+        </w:rPr>
+        <w:lastRenderedPageBreak/>
+        <w:t>列明款次，第16款之情形須</w:t>
+      </w:r>
+      <w:proofErr w:type="gramStart"/>
+      <w:r>
+        <w:rPr>
+          <w:spacing w:val="0"/>
+        </w:rPr>
+        <w:t>併</w:t>
+      </w:r>
+      <w:proofErr w:type="gramEnd"/>
+      <w:r>
+        <w:rPr>
+          <w:spacing w:val="0"/>
+        </w:rPr>
+        <w:t>填主管機關核准文號）；</w:t>
+      </w:r>
+      <w:r>
+        <w:sym w:font="Wingdings" w:char="F0A8"/>
+      </w:r>
+      <w:r>
+        <w:rPr>
+          <w:spacing w:val="0"/>
+        </w:rPr>
+        <w:t>符合採購法第104條第1項但書第___款（請列明款次及相關機關核准文號）；</w:t>
+      </w:r>
+      <w:r>
+        <w:sym w:font="Wingdings" w:char="F0A8"/>
+      </w:r>
+      <w:r>
+        <w:t>符合採購法</w:t>
+      </w:r>
+      <w:r>
+        <w:rPr>
+          <w:spacing w:val="0"/>
+        </w:rPr>
+        <w:t>第105條第1項第___款(</w:t>
+      </w:r>
+      <w:proofErr w:type="gramStart"/>
+      <w:r>
+        <w:rPr>
+          <w:spacing w:val="0"/>
+        </w:rPr>
+        <w:t>請列明款</w:t>
+      </w:r>
+      <w:proofErr w:type="gramEnd"/>
+      <w:r>
+        <w:rPr>
+          <w:spacing w:val="0"/>
+        </w:rPr>
+        <w:t>次及相關機關核准文號)；</w:t>
+      </w:r>
+      <w:r>
+        <w:sym w:font="Wingdings" w:char="F0A8"/>
+      </w:r>
+      <w:r>
+        <w:t>符合中央機關未達公告金額採購招標辦法第___條第___項第___款規定</w:t>
+      </w:r>
+      <w:r>
+        <w:rPr>
+          <w:spacing w:val="0"/>
+        </w:rPr>
+        <w:t>；</w:t>
+      </w:r>
+      <w:r>
+        <w:sym w:font="Wingdings" w:char="F0A8"/>
+      </w:r>
+      <w:r>
+        <w:t>符合地方政府依採購法第23條所定未達公告金額採購招標辦法第___條第___項第___款規定。</w:t>
+      </w:r>
+    </w:p>
+    <w:p>
+      <w:pPr>
+        <w:pStyle w:val="7"/>
+        <w:ind w:left="2268" w:hanging="2268"/>
+        <w:textDirection w:val="lrTbV"/>
+        <w:rPr>
+          <w:spacing w:val="0"/>
+        </w:rPr>
+      </w:pPr>
+      <w:r>
+        <w:rPr>
+          <w:spacing w:val="0"/>
+        </w:rPr>
+        <w:t xml:space="preserve">       </w:t>
+      </w:r>
+      <w:r>
+        <w:sym w:font="Wingdings" w:char="F0A8"/>
+      </w:r>
+      <w:r>
+        <w:rPr>
+          <w:spacing w:val="0"/>
+        </w:rPr>
+        <w:t>（3-3）</w:t>
+      </w:r>
+      <w:r>
+        <w:t>議價；</w:t>
+      </w:r>
+      <w:r>
+        <w:sym w:font="Wingdings" w:char="F0A8"/>
+      </w:r>
+      <w:r>
+        <w:rPr>
+          <w:spacing w:val="0"/>
+        </w:rPr>
+        <w:t>符合採購法第22條第1項第___款</w:t>
+      </w:r>
+      <w:proofErr w:type="gramStart"/>
+      <w:r>
+        <w:rPr>
+          <w:spacing w:val="0"/>
+        </w:rPr>
+        <w:t>（</w:t>
+      </w:r>
+      <w:proofErr w:type="gramEnd"/>
+      <w:r>
+        <w:rPr>
+          <w:spacing w:val="0"/>
+        </w:rPr>
+        <w:t>請列明款次，其未得以比價方式辦理之原因：_______；第16款之情形須</w:t>
+      </w:r>
+      <w:proofErr w:type="gramStart"/>
+      <w:r>
+        <w:rPr>
+          <w:spacing w:val="0"/>
+        </w:rPr>
+        <w:t>併</w:t>
+      </w:r>
+      <w:proofErr w:type="gramEnd"/>
+      <w:r>
+        <w:rPr>
+          <w:spacing w:val="0"/>
+        </w:rPr>
+        <w:t>填主管機關核准文號</w:t>
+      </w:r>
+      <w:proofErr w:type="gramStart"/>
+      <w:r>
+        <w:rPr>
+          <w:spacing w:val="0"/>
+        </w:rPr>
+        <w:t>）</w:t>
+      </w:r>
+      <w:proofErr w:type="gramEnd"/>
+      <w:r>
+        <w:rPr>
+          <w:spacing w:val="0"/>
+        </w:rPr>
+        <w:t>；</w:t>
+      </w:r>
+      <w:r>
+        <w:sym w:font="Wingdings" w:char="F0A8"/>
+      </w:r>
+      <w:r>
+        <w:rPr>
+          <w:spacing w:val="0"/>
+        </w:rPr>
+        <w:t>符合採購法第104條第1項第___款</w:t>
+      </w:r>
+      <w:proofErr w:type="gramStart"/>
+      <w:r>
+        <w:rPr>
+          <w:spacing w:val="0"/>
+        </w:rPr>
+        <w:t>（</w:t>
+      </w:r>
+      <w:proofErr w:type="gramEnd"/>
+      <w:r>
+        <w:rPr>
+          <w:spacing w:val="0"/>
+        </w:rPr>
+        <w:t>請列明款次及相關機關核准文號，非填第4款者，其未得以比價方式辦理之原因：______</w:t>
+      </w:r>
+      <w:proofErr w:type="gramStart"/>
+      <w:r>
+        <w:rPr>
+          <w:spacing w:val="0"/>
+        </w:rPr>
+        <w:t>）</w:t>
+      </w:r>
+      <w:proofErr w:type="gramEnd"/>
+      <w:r>
+        <w:rPr>
+          <w:spacing w:val="0"/>
+        </w:rPr>
+        <w:t>；</w:t>
+      </w:r>
+      <w:r>
+        <w:sym w:font="Wingdings" w:char="F0A8"/>
+      </w:r>
+      <w:r>
+        <w:t>符合採購法第105條第1項第___款(</w:t>
+      </w:r>
+      <w:proofErr w:type="gramStart"/>
+      <w:r>
+        <w:t>請列明款</w:t>
+      </w:r>
+      <w:proofErr w:type="gramEnd"/>
+      <w:r>
+        <w:t>次及相關機關核准文號，填第1款或第2款者，其未得以比價方式辦理之原因：______)</w:t>
+      </w:r>
+      <w:r>
+        <w:rPr>
+          <w:spacing w:val="0"/>
+        </w:rPr>
+        <w:t>；</w:t>
+      </w:r>
+      <w:r>
+        <w:sym w:font="Wingdings" w:char="F0A8"/>
+      </w:r>
+      <w:r>
+        <w:t>符合中央機關未達公告金額採購招標辦法第___條第___項第___款規定</w:t>
+      </w:r>
+      <w:proofErr w:type="gramStart"/>
+      <w:r>
+        <w:t>（</w:t>
+      </w:r>
+      <w:proofErr w:type="gramEnd"/>
+      <w:r>
+        <w:t>其未得以比價方式辦理之原因：</w:t>
+      </w:r>
+      <w:r>
+        <w:rPr>
+          <w:spacing w:val="0"/>
+        </w:rPr>
+        <w:t>_______</w:t>
+      </w:r>
+      <w:proofErr w:type="gramStart"/>
+      <w:r>
+        <w:t>）</w:t>
+      </w:r>
+      <w:proofErr w:type="gramEnd"/>
+      <w:r>
+        <w:rPr>
+          <w:spacing w:val="0"/>
+        </w:rPr>
+        <w:t>；</w:t>
+      </w:r>
+      <w:r>
+        <w:sym w:font="Wingdings" w:char="F0A8"/>
+      </w:r>
+      <w:r>
+        <w:t>符合地方政府依採購法第23條所定未達公告金額採購招標辦法第___條第___項第___款規定。</w:t>
+      </w:r>
+    </w:p>
+    <w:p>
+      <w:pPr>
+        <w:pStyle w:val="7"/>
+        <w:ind w:left="2268" w:hanging="2268"/>
+        <w:jc w:val="both"/>
+        <w:textDirection w:val="lrTbV"/>
+      </w:pPr>
+      <w:r>
+        <w:rPr>
+          <w:spacing w:val="0"/>
+        </w:rPr>
+        <w:t xml:space="preserve">        </w:t>
+      </w:r>
+      <w:r>
+        <w:sym w:font="Wingdings" w:char="F0A8"/>
+      </w:r>
+      <w:r>
+        <w:rPr>
+          <w:spacing w:val="0"/>
+        </w:rPr>
+        <w:t xml:space="preserve">（3-4）依採購法第22條第1項第____款辦理（請列明款次），並以公告程序徵求受邀廠商，作為邀請比、議價之用。       </w:t>
+      </w:r>
+    </w:p>
+    <w:p>
+      <w:pPr>
+        <w:pStyle w:val="7"/>
+        <w:ind w:left="1531" w:hanging="1531"/>
+        <w:jc w:val="both"/>
+        <w:textDirection w:val="lrTbV"/>
+        <w:rPr>
+          <w:spacing w:val="0"/>
+        </w:rPr>
+      </w:pPr>
+      <w:r>
         <w:t xml:space="preserve">     </w:t>
       </w:r>
       <w:r>
-        <w:rPr>
-          <w:rFonts w:hint="eastAsia"/>
-          <w:color w:val="FF0000"/>
-        </w:rPr>
-        <w:t>█</w:t>
-      </w:r>
-      <w:r>
-        <w:rPr>
-          <w:spacing w:val="0"/>
-        </w:rPr>
-        <w:t>(1)未</w:t>
-      </w:r>
-      <w:r>
-        <w:t>分批辦理</w:t>
-      </w:r>
-      <w:r>
-        <w:rPr>
-          <w:spacing w:val="0"/>
-        </w:rPr>
-        <w:t>。</w:t>
-      </w:r>
-    </w:p>
-    <w:p>
-      <w:pPr>
-        <w:pStyle w:val="7"/>
-        <w:ind w:left="1304" w:hanging="1304"/>
-        <w:jc w:val="both"/>
-        <w:textDirection w:val="lrTbV"/>
-        <w:rPr>
-          <w:spacing w:val="0"/>
-        </w:rPr>
-      </w:pPr>
-      <w:r>
-        <w:rPr>
-          <w:spacing w:val="0"/>
-        </w:rPr>
-        <w:t xml:space="preserve">     </w:t>
-      </w:r>
-      <w:r>
         <w:sym w:font="Wingdings" w:char="F0A8"/>
       </w:r>
       <w:r>
         <w:rPr>
           <w:spacing w:val="0"/>
         </w:rPr>
-        <w:t>(2)係</w:t>
-      </w:r>
-      <w:r>
-        <w:t>分批辦理公告金額以上之採購，業經上級機關核准（文號：       ），依總金額核計採購金額，分別按公告金額或查核金額以上之規定辦理</w:t>
-      </w:r>
-      <w:r>
-        <w:rPr>
-          <w:spacing w:val="0"/>
-        </w:rPr>
-        <w:t>。</w:t>
+        <w:t>(4)依採購法第49條規定公開取得書面報價或企劃書。（限未達公告金額之採購案始得</w:t>
+      </w:r>
+      <w:proofErr w:type="gramStart"/>
+      <w:r>
+        <w:rPr>
+          <w:spacing w:val="0"/>
+        </w:rPr>
+        <w:t>採</w:t>
+      </w:r>
+      <w:proofErr w:type="gramEnd"/>
+      <w:r>
+        <w:rPr>
+          <w:spacing w:val="0"/>
+        </w:rPr>
+        <w:t>行）。</w:t>
+      </w:r>
+    </w:p>
+    <w:p>
+      <w:pPr>
+        <w:pStyle w:val="7"/>
+        <w:ind w:left="2280" w:hanging="2280"/>
+        <w:jc w:val="both"/>
+        <w:textDirection w:val="lrTbV"/>
+        <w:rPr>
+          <w:spacing w:val="0"/>
+        </w:rPr>
+      </w:pPr>
+      <w:r>
+        <w:rPr>
+          <w:spacing w:val="0"/>
+        </w:rPr>
+        <w:t xml:space="preserve">        </w:t>
+      </w:r>
+      <w:r>
+        <w:sym w:font="Wingdings" w:char="F0A8"/>
+      </w:r>
+      <w:r>
+        <w:rPr>
+          <w:spacing w:val="0"/>
+        </w:rPr>
+        <w:t>（4-1）本案業經機關首長或其授權人員核准，本次公告未能取得3家以上廠商之書面報價或企劃書時，將改</w:t>
+      </w:r>
+      <w:proofErr w:type="gramStart"/>
+      <w:r>
+        <w:rPr>
+          <w:spacing w:val="0"/>
+        </w:rPr>
+        <w:t>採</w:t>
+      </w:r>
+      <w:proofErr w:type="gramEnd"/>
+      <w:r>
+        <w:rPr>
+          <w:spacing w:val="0"/>
+        </w:rPr>
+        <w:t>限制性招標方式辦理。</w:t>
       </w:r>
     </w:p>
     <w:p>
@@ -1114,707 +2122,89 @@
         <w:rPr>
           <w:spacing w:val="0"/>
         </w:rPr>
-        <w:t>招標方式為：</w:t>
-      </w:r>
-    </w:p>
-    <w:p>
-      <w:pPr>
-        <w:pStyle w:val="7"/>
-        <w:ind w:left="851" w:firstLine="0"/>
-        <w:jc w:val="both"/>
-        <w:textDirection w:val="lrTbV"/>
-        <w:rPr>
-          <w:spacing w:val="0"/>
-        </w:rPr>
-      </w:pPr>
-      <w:bookmarkStart w:id="1" w:name="_Hlk51858690"/>
-      <w:r>
-        <w:rPr>
-          <w:rFonts w:hint="eastAsia"/>
-          <w:color w:val="FF0000"/>
-        </w:rPr>
-        <w:t>█</w:t>
-      </w:r>
-      <w:bookmarkEnd w:id="1"/>
-      <w:r>
-        <w:rPr>
-          <w:spacing w:val="0"/>
-        </w:rPr>
-        <w:t>(1)公開招標</w:t>
-      </w:r>
-    </w:p>
-    <w:p>
-      <w:pPr>
-        <w:pStyle w:val="7"/>
-        <w:ind w:leftChars="467" w:left="2280" w:hangingChars="347" w:hanging="972"/>
-        <w:jc w:val="both"/>
-        <w:textDirection w:val="lrTbV"/>
-        <w:rPr>
-          <w:spacing w:val="0"/>
-        </w:rPr>
-      </w:pPr>
-      <w:r>
-        <w:rPr>
-          <w:spacing w:val="0"/>
-        </w:rPr>
+        <w:t>本採購：</w:t>
+      </w:r>
+    </w:p>
+    <w:p>
+      <w:pPr>
+        <w:pStyle w:val="7"/>
+        <w:ind w:left="840" w:firstLine="0"/>
+        <w:jc w:val="both"/>
+        <w:textDirection w:val="lrTbV"/>
+        <w:rPr>
+          <w:strike/>
+          <w:spacing w:val="0"/>
+        </w:rPr>
+      </w:pPr>
+      <w:r>
         <w:sym w:font="Wingdings" w:char="F0A8"/>
       </w:r>
       <w:r>
         <w:rPr>
           <w:spacing w:val="0"/>
         </w:rPr>
-        <w:t>（1-1）本案為複數決標並採分項決標，廠商各項投標文件無需分項裝封，無需於大外標封標示投標項次，有3家以上廠商投標，且符合政府採購法施行細則第55條規定時，即得開標。</w:t>
-      </w:r>
-    </w:p>
-    <w:p>
-      <w:pPr>
-        <w:pStyle w:val="7"/>
-        <w:ind w:left="1531" w:hanging="1531"/>
-        <w:jc w:val="both"/>
-        <w:textDirection w:val="lrTbV"/>
-        <w:rPr>
-          <w:spacing w:val="0"/>
-        </w:rPr>
-      </w:pPr>
-      <w:r>
-        <w:rPr>
-          <w:spacing w:val="0"/>
-        </w:rPr>
-        <w:t xml:space="preserve">      </w:t>
-      </w:r>
-      <w:r>
+        <w:t>(1)適用我國締結之條約或協定；其名稱為：</w:t>
+      </w:r>
+    </w:p>
+    <w:p>
+      <w:pPr>
+        <w:pStyle w:val="7"/>
+        <w:jc w:val="both"/>
+        <w:textDirection w:val="lrTbV"/>
+        <w:rPr>
+          <w:spacing w:val="0"/>
+        </w:rPr>
+      </w:pPr>
+      <w:r>
+        <w:rPr>
+          <w:spacing w:val="0"/>
+        </w:rPr>
+        <w:t xml:space="preserve">           </w:t>
+      </w:r>
+      <w:r>
+        <w:rPr>
+          <w:spacing w:val="0"/>
+        </w:rPr>
         <w:sym w:font="Wingdings" w:char="F0A8"/>
       </w:r>
       <w:r>
         <w:rPr>
           <w:spacing w:val="0"/>
         </w:rPr>
-        <w:t>(2)選擇性招標：符合採購法第20條</w:t>
-      </w:r>
-      <w:r>
-        <w:sym w:font="Wingdings" w:char="F0A8"/>
-      </w:r>
-      <w:r>
-        <w:rPr>
-          <w:spacing w:val="0"/>
-        </w:rPr>
-        <w:t>第1款；</w:t>
-      </w:r>
-      <w:r>
-        <w:sym w:font="Wingdings" w:char="F0A8"/>
-      </w:r>
-      <w:r>
-        <w:rPr>
-          <w:spacing w:val="0"/>
-        </w:rPr>
-        <w:t>第2款；</w:t>
-      </w:r>
-      <w:r>
-        <w:sym w:font="Wingdings" w:char="F0A8"/>
-      </w:r>
-      <w:r>
-        <w:rPr>
-          <w:spacing w:val="0"/>
-        </w:rPr>
-        <w:t>第3款；</w:t>
-      </w:r>
-      <w:r>
-        <w:sym w:font="Wingdings" w:char="F0A8"/>
-      </w:r>
-      <w:r>
-        <w:rPr>
-          <w:spacing w:val="0"/>
-        </w:rPr>
-        <w:t>第4款；</w:t>
-      </w:r>
-      <w:r>
-        <w:sym w:font="Wingdings" w:char="F0A8"/>
-      </w:r>
-      <w:r>
-        <w:rPr>
-          <w:spacing w:val="0"/>
-        </w:rPr>
-        <w:t>第5款（請勾選款次）</w:t>
-      </w:r>
-    </w:p>
-    <w:p>
-      <w:pPr>
-        <w:pStyle w:val="7"/>
-        <w:ind w:left="2098" w:hanging="2098"/>
-        <w:jc w:val="both"/>
-        <w:textDirection w:val="lrTbV"/>
-        <w:rPr>
-          <w:spacing w:val="0"/>
-        </w:rPr>
-      </w:pPr>
-      <w:r>
-        <w:rPr>
-          <w:spacing w:val="0"/>
-        </w:rPr>
-        <w:t xml:space="preserve">        </w:t>
-      </w:r>
-      <w:r>
-        <w:sym w:font="Wingdings" w:char="F0A8"/>
-      </w:r>
-      <w:r>
-        <w:rPr>
-          <w:spacing w:val="0"/>
-        </w:rPr>
-        <w:t>（2-1）為特定個案辦理，於廠商資格審查後，邀請所有符合資格廠商投標。</w:t>
-      </w:r>
-    </w:p>
-    <w:p>
-      <w:pPr>
-        <w:pStyle w:val="7"/>
-        <w:ind w:left="2098" w:hanging="2098"/>
-        <w:jc w:val="both"/>
-        <w:textDirection w:val="lrTbV"/>
-        <w:rPr>
-          <w:spacing w:val="0"/>
-        </w:rPr>
-      </w:pPr>
-      <w:r>
-        <w:rPr>
-          <w:spacing w:val="0"/>
-        </w:rPr>
-        <w:t xml:space="preserve">        </w:t>
-      </w:r>
-      <w:r>
-        <w:sym w:font="Wingdings" w:char="F0A8"/>
-      </w:r>
-      <w:r>
-        <w:rPr>
-          <w:spacing w:val="0"/>
-        </w:rPr>
-        <w:t>（2-2）為建立合格廠商名單；後續邀標方式為</w:t>
-      </w:r>
-      <w:r>
-        <w:sym w:font="Wingdings" w:char="F0A8"/>
-      </w:r>
-      <w:r>
-        <w:t>個別邀請所有符合資格之廠商投標；</w:t>
-      </w:r>
-      <w:r>
-        <w:sym w:font="Wingdings" w:char="F0A8"/>
-      </w:r>
-      <w:r>
-        <w:t>公告邀請所有符合資格之廠商投標；</w:t>
-      </w:r>
-      <w:r>
-        <w:sym w:font="Wingdings" w:char="F0A8"/>
-      </w:r>
-      <w:r>
-        <w:t>依審標順序，每次邀請___家符合資格之廠商投標；</w:t>
-      </w:r>
-      <w:r>
-        <w:sym w:font="Wingdings" w:char="F0A8"/>
-      </w:r>
-      <w:r>
-        <w:t>以抽籤方式擇定邀請符合資格之廠商投標。</w:t>
-      </w:r>
-    </w:p>
-    <w:p>
-      <w:pPr>
-        <w:pStyle w:val="7"/>
-        <w:ind w:left="1276" w:hanging="1276"/>
-        <w:jc w:val="both"/>
-        <w:textDirection w:val="lrTbV"/>
-        <w:rPr>
-          <w:spacing w:val="0"/>
-        </w:rPr>
-      </w:pPr>
-      <w:r>
-        <w:rPr>
-          <w:spacing w:val="0"/>
-        </w:rPr>
-        <w:t xml:space="preserve">      </w:t>
-      </w:r>
-      <w:r>
-        <w:sym w:font="Wingdings" w:char="F0A8"/>
-      </w:r>
-      <w:r>
-        <w:rPr>
-          <w:spacing w:val="0"/>
-        </w:rPr>
-        <w:t>(3)限制性招標：本案業經需求、使用或承辦採購單位敘明符合採購法第22條第1項第     款之情形，並簽報機關首長或其授權人員核准採限制性招標。</w:t>
-      </w:r>
-    </w:p>
-    <w:p>
-      <w:pPr>
-        <w:pStyle w:val="7"/>
-        <w:ind w:left="1701" w:hanging="1701"/>
-        <w:jc w:val="both"/>
-        <w:textDirection w:val="lrTbV"/>
-        <w:rPr>
-          <w:spacing w:val="0"/>
-        </w:rPr>
-      </w:pPr>
-      <w:r>
-        <w:rPr>
-          <w:spacing w:val="0"/>
-        </w:rPr>
-        <w:t xml:space="preserve">       </w:t>
-      </w:r>
-      <w:r>
-        <w:sym w:font="Wingdings" w:char="F0A8"/>
-      </w:r>
-      <w:r>
-        <w:rPr>
-          <w:spacing w:val="0"/>
-        </w:rPr>
+        <w:t>世界貿易組織政府採購協定（GPA）。</w:t>
+      </w:r>
+    </w:p>
+    <w:p>
+      <w:pPr>
+        <w:pStyle w:val="7"/>
+        <w:ind w:leftChars="755" w:left="2382" w:hanging="268"/>
+        <w:jc w:val="both"/>
+        <w:textDirection w:val="lrTbV"/>
+      </w:pPr>
+      <w:r>
+        <w:t>1.門檻金額：</w:t>
+      </w:r>
+      <w:proofErr w:type="gramStart"/>
+      <w:r>
         <w:t>（</w:t>
       </w:r>
-      <w:r>
-        <w:t>3-1</w:t>
-      </w:r>
-      <w:r>
-        <w:rPr>
-          <w:spacing w:val="0"/>
-        </w:rPr>
-        <w:t>）公開評選、公開勘選優勝廠商：</w:t>
-      </w:r>
-    </w:p>
-    <w:p>
-      <w:pPr>
-        <w:pStyle w:val="7"/>
-        <w:ind w:left="2211" w:hanging="2211"/>
-        <w:jc w:val="both"/>
-        <w:textDirection w:val="lrTbV"/>
-      </w:pPr>
-      <w:r>
-        <w:rPr>
-          <w:spacing w:val="0"/>
-        </w:rPr>
-        <w:t xml:space="preserve">          </w:t>
-      </w:r>
-      <w:r>
-        <w:sym w:font="Wingdings" w:char="F0A8"/>
-      </w:r>
-      <w:r>
-        <w:rPr>
-          <w:spacing w:val="0"/>
-        </w:rPr>
-        <w:t>（3-1-1）依採購法第22條第1項第9款辦理；</w:t>
-      </w:r>
-      <w:r>
-        <w:sym w:font="Wingdings" w:char="F0A8"/>
-      </w:r>
-      <w:r>
-        <w:t>委託專業服務；</w:t>
-      </w:r>
-      <w:r>
-        <w:sym w:font="Wingdings" w:char="F0A8"/>
-      </w:r>
-      <w:r>
-        <w:t>委託技術服務；</w:t>
-      </w:r>
-      <w:r>
-        <w:sym w:font="Wingdings" w:char="F0A8"/>
-      </w:r>
-      <w:r>
-        <w:t>委託資訊服務；</w:t>
-      </w:r>
-      <w:r>
-        <w:sym w:font="Wingdings" w:char="F0A8"/>
-      </w:r>
-      <w:r>
-        <w:t>委託社會福利服務</w:t>
-      </w:r>
-      <w:r>
-        <w:t>。</w:t>
-      </w:r>
-      <w:r>
-        <w:rPr>
-          <w:spacing w:val="0"/>
-        </w:rPr>
-        <w:t xml:space="preserve"> </w:t>
-      </w:r>
-      <w:r>
-        <w:rPr>
-          <w:spacing w:val="0"/>
-        </w:rPr>
-        <w:t xml:space="preserve">            </w:t>
-      </w:r>
-    </w:p>
-    <w:p>
-      <w:pPr>
-        <w:pStyle w:val="7"/>
-        <w:ind w:left="2211" w:hanging="2211"/>
-        <w:jc w:val="both"/>
-        <w:textDirection w:val="lrTbV"/>
-      </w:pPr>
-      <w:r>
-        <w:t xml:space="preserve">        </w:t>
-      </w:r>
-      <w:r>
-        <w:sym w:font="Wingdings" w:char="F0A8"/>
-      </w:r>
-      <w:r>
-        <w:t>（3-1-2）</w:t>
-      </w:r>
-      <w:r>
-        <w:rPr>
-          <w:spacing w:val="0"/>
-        </w:rPr>
-        <w:t xml:space="preserve">依採購法第22條第1項第10款辦理。            </w:t>
-      </w:r>
-    </w:p>
-    <w:p>
-      <w:pPr>
-        <w:pStyle w:val="7"/>
-        <w:ind w:left="2268" w:hanging="2268"/>
-        <w:jc w:val="both"/>
-        <w:textDirection w:val="lrTbV"/>
-        <w:rPr>
-          <w:spacing w:val="0"/>
-        </w:rPr>
-      </w:pPr>
-      <w:r>
-        <w:t xml:space="preserve">        </w:t>
-      </w:r>
-      <w:r>
-        <w:sym w:font="Wingdings" w:char="F0A8"/>
-      </w:r>
-      <w:r>
-        <w:t>（3-1-3）</w:t>
-      </w:r>
-      <w:r>
-        <w:rPr>
-          <w:spacing w:val="0"/>
-        </w:rPr>
-        <w:t>依採購法第22條第1項第11款辦理。</w:t>
-      </w:r>
-    </w:p>
-    <w:p>
-      <w:pPr>
-        <w:pStyle w:val="7"/>
-        <w:ind w:left="2268" w:hanging="2268"/>
-        <w:jc w:val="both"/>
-        <w:textDirection w:val="lrTbV"/>
-        <w:rPr>
-          <w:spacing w:val="0"/>
-        </w:rPr>
-      </w:pPr>
-      <w:r>
-        <w:rPr>
-          <w:spacing w:val="0"/>
-        </w:rPr>
-        <w:t xml:space="preserve">       </w:t>
-      </w:r>
-      <w:r>
-        <w:sym w:font="Wingdings" w:char="F0A8"/>
-      </w:r>
-      <w:r>
-        <w:rPr>
-          <w:spacing w:val="0"/>
-        </w:rPr>
-        <w:t>（</w:t>
-      </w:r>
-      <w:r>
-        <w:t>3-2</w:t>
-      </w:r>
-      <w:r>
-        <w:rPr>
-          <w:spacing w:val="0"/>
-        </w:rPr>
+      <w:proofErr w:type="gramEnd"/>
+      <w:r>
+        <w:t>由機關於招標時擇</w:t>
+      </w:r>
+      <w:proofErr w:type="gramStart"/>
+      <w:r>
+        <w:t>一</w:t>
+      </w:r>
+      <w:proofErr w:type="gramEnd"/>
+      <w:r>
+        <w:t>勾選；未勾選者，為選項A</w:t>
+      </w:r>
+      <w:proofErr w:type="gramStart"/>
+      <w:r>
         <w:t>）</w:t>
       </w:r>
-      <w:r>
-        <w:t>比價；</w:t>
-      </w:r>
-      <w:r>
-        <w:sym w:font="Wingdings" w:char="F0A8"/>
-      </w:r>
-      <w:r>
-        <w:t>經前次公告招標結果，無廠商投標或無合格標，且符合採購法施行細則第22條第1項規定無廠商異議或申訴在處理中者，依採購法第22條第1項第1款規定，不另公告招標，並依採購法施行細則第23條之1第1項規定，邀請過去表現優良之2家以上廠商以比價方式辦理；</w:t>
-      </w:r>
-      <w:r>
-        <w:sym w:font="Wingdings" w:char="F0A8"/>
-      </w:r>
-      <w:r>
-        <w:rPr>
-          <w:spacing w:val="0"/>
-        </w:rPr>
-        <w:t>符合採購法第22條第1項第___款（請列明款次，第16款之情形須併填主管機關核准文號）；</w:t>
-      </w:r>
-      <w:r>
-        <w:sym w:font="Wingdings" w:char="F0A8"/>
-      </w:r>
-      <w:r>
-        <w:rPr>
-          <w:spacing w:val="0"/>
-        </w:rPr>
-        <w:lastRenderedPageBreak/>
-        <w:t>符合採購法第104條第1項但書第___款（請列明款次及相關機關核准文號）；</w:t>
-      </w:r>
-      <w:r>
-        <w:sym w:font="Wingdings" w:char="F0A8"/>
-      </w:r>
-      <w:r>
-        <w:t>符合採購法</w:t>
-      </w:r>
-      <w:r>
-        <w:rPr>
-          <w:spacing w:val="0"/>
-        </w:rPr>
-        <w:t>第105條第1項第___款(請列明款次及相關機關核准文號)；</w:t>
-      </w:r>
-      <w:r>
-        <w:sym w:font="Wingdings" w:char="F0A8"/>
-      </w:r>
-      <w:r>
-        <w:t>符合中央機關未達公告金額採購招標辦法第___條第___項第___款規定</w:t>
-      </w:r>
-      <w:r>
-        <w:rPr>
-          <w:spacing w:val="0"/>
-        </w:rPr>
-        <w:t>；</w:t>
-      </w:r>
-      <w:r>
-        <w:sym w:font="Wingdings" w:char="F0A8"/>
-      </w:r>
-      <w:r>
-        <w:t>符合地方政府依採購法第23條所定未達公告金額採購招標辦法第___條第___項第___款規定。</w:t>
-      </w:r>
-    </w:p>
-    <w:p>
-      <w:pPr>
-        <w:pStyle w:val="7"/>
-        <w:ind w:left="2268" w:hanging="2268"/>
-        <w:textDirection w:val="lrTbV"/>
-        <w:rPr>
-          <w:spacing w:val="0"/>
-        </w:rPr>
-      </w:pPr>
-      <w:r>
-        <w:rPr>
-          <w:spacing w:val="0"/>
-        </w:rPr>
-        <w:t xml:space="preserve">       </w:t>
-      </w:r>
-      <w:r>
-        <w:sym w:font="Wingdings" w:char="F0A8"/>
-      </w:r>
-      <w:r>
-        <w:rPr>
-          <w:spacing w:val="0"/>
-        </w:rPr>
-        <w:t>（3-3）</w:t>
-      </w:r>
-      <w:r>
-        <w:t>議價；</w:t>
-      </w:r>
-      <w:r>
-        <w:sym w:font="Wingdings" w:char="F0A8"/>
-      </w:r>
-      <w:r>
-        <w:rPr>
-          <w:spacing w:val="0"/>
-        </w:rPr>
-        <w:t>符合採購法第22條第1項第___款（請列明款次，其未得以比價方式辦理之原因：_______；第16款之情形須併填主管機關核准文號）；</w:t>
-      </w:r>
-      <w:r>
-        <w:sym w:font="Wingdings" w:char="F0A8"/>
-      </w:r>
-      <w:r>
-        <w:rPr>
-          <w:spacing w:val="0"/>
-        </w:rPr>
-        <w:t>符合採購法第104條第1項第___款（請列明款次及相關機關核准文號，非填第4款者，其未得以比價方式辦理之原因：______）；</w:t>
-      </w:r>
-      <w:r>
-        <w:sym w:font="Wingdings" w:char="F0A8"/>
-      </w:r>
-      <w:r>
-        <w:t>符合採購法第105條第1項第___款(請列明款次及相關機關核准文號，填第1款或第2款者，其未得以比價方式辦理之原因：______)</w:t>
-      </w:r>
-      <w:r>
-        <w:rPr>
-          <w:spacing w:val="0"/>
-        </w:rPr>
-        <w:t>；</w:t>
-      </w:r>
-      <w:r>
-        <w:sym w:font="Wingdings" w:char="F0A8"/>
-      </w:r>
-      <w:r>
-        <w:t>符合中央機關未達公告金額採購招標辦法第___條第___項第___款規定（其未得以比價方式辦理之原因：</w:t>
-      </w:r>
-      <w:r>
-        <w:rPr>
-          <w:spacing w:val="0"/>
-        </w:rPr>
-        <w:t>_______</w:t>
-      </w:r>
-      <w:r>
-        <w:t>）</w:t>
-      </w:r>
-      <w:r>
-        <w:rPr>
-          <w:spacing w:val="0"/>
-        </w:rPr>
-        <w:t>；</w:t>
-      </w:r>
-      <w:r>
-        <w:sym w:font="Wingdings" w:char="F0A8"/>
-      </w:r>
-      <w:r>
-        <w:t>符合地方政府依採購法第23條所定未達公告金額採購招標辦法第___條第___項第___款規定。</w:t>
-      </w:r>
-    </w:p>
-    <w:p>
-      <w:pPr>
-        <w:pStyle w:val="7"/>
-        <w:ind w:left="2268" w:hanging="2268"/>
-        <w:jc w:val="both"/>
-        <w:textDirection w:val="lrTbV"/>
-      </w:pPr>
-      <w:r>
-        <w:rPr>
-          <w:spacing w:val="0"/>
-        </w:rPr>
-        <w:t xml:space="preserve">        </w:t>
-      </w:r>
-      <w:r>
-        <w:sym w:font="Wingdings" w:char="F0A8"/>
-      </w:r>
-      <w:r>
-        <w:rPr>
-          <w:spacing w:val="0"/>
-        </w:rPr>
-        <w:t xml:space="preserve">（3-4）依採購法第22條第1項第____款辦理（請列明款次），並以公告程序徵求受邀廠商，作為邀請比、議價之用。       </w:t>
-      </w:r>
-    </w:p>
-    <w:p>
-      <w:pPr>
-        <w:pStyle w:val="7"/>
-        <w:ind w:left="1531" w:hanging="1531"/>
-        <w:jc w:val="both"/>
-        <w:textDirection w:val="lrTbV"/>
-        <w:rPr>
-          <w:spacing w:val="0"/>
-        </w:rPr>
-      </w:pPr>
-      <w:r>
-        <w:t xml:space="preserve">     </w:t>
-      </w:r>
-      <w:r>
-        <w:sym w:font="Wingdings" w:char="F0A8"/>
-      </w:r>
-      <w:r>
-        <w:rPr>
-          <w:spacing w:val="0"/>
-        </w:rPr>
-        <w:t>(4)依採購法第49條規定公開取得書面報價或企劃書。（限未達公告金額之採購案始得採行）。</w:t>
-      </w:r>
-    </w:p>
-    <w:p>
-      <w:pPr>
-        <w:pStyle w:val="7"/>
-        <w:ind w:left="2280" w:hanging="2280"/>
-        <w:jc w:val="both"/>
-        <w:textDirection w:val="lrTbV"/>
-        <w:rPr>
-          <w:spacing w:val="0"/>
-        </w:rPr>
-      </w:pPr>
-      <w:r>
-        <w:rPr>
-          <w:spacing w:val="0"/>
-        </w:rPr>
-        <w:t xml:space="preserve">        </w:t>
-      </w:r>
-      <w:r>
-        <w:sym w:font="Wingdings" w:char="F0A8"/>
-      </w:r>
-      <w:r>
-        <w:rPr>
-          <w:spacing w:val="0"/>
-        </w:rPr>
-        <w:t>（4-1）本案業經機關首長或其授權人員核准，本次公告未能取得3家以上廠商之書面報價或企劃書時，將改採限制性招標方式辦理。</w:t>
-      </w:r>
-    </w:p>
-    <w:p>
-      <w:pPr>
-        <w:pStyle w:val="7"/>
-        <w:numPr>
-          <w:ilvl w:val="0"/>
-          <w:numId w:val="1"/>
-        </w:numPr>
-        <w:ind w:left="851" w:hanging="851"/>
-        <w:jc w:val="both"/>
-        <w:textDirection w:val="lrTbV"/>
-        <w:rPr>
-          <w:spacing w:val="0"/>
-        </w:rPr>
-      </w:pPr>
-      <w:r>
-        <w:rPr>
-          <w:spacing w:val="0"/>
-        </w:rPr>
-        <w:t>本採購：</w:t>
-      </w:r>
-    </w:p>
-    <w:p>
-      <w:pPr>
-        <w:pStyle w:val="7"/>
-        <w:ind w:left="840" w:firstLine="0"/>
-        <w:jc w:val="both"/>
-        <w:textDirection w:val="lrTbV"/>
-        <w:rPr>
-          <w:strike/>
-          <w:spacing w:val="0"/>
-        </w:rPr>
-      </w:pPr>
-      <w:r>
-        <w:sym w:font="Wingdings" w:char="F0A8"/>
-      </w:r>
-      <w:r>
-        <w:rPr>
-          <w:spacing w:val="0"/>
-        </w:rPr>
-        <w:t>(1)適用我國締結之條約或協定；其名稱為：</w:t>
-      </w:r>
-    </w:p>
-    <w:p>
-      <w:pPr>
-        <w:pStyle w:val="7"/>
-        <w:jc w:val="both"/>
-        <w:textDirection w:val="lrTbV"/>
-        <w:rPr>
-          <w:spacing w:val="0"/>
-        </w:rPr>
-      </w:pPr>
-      <w:r>
-        <w:rPr>
-          <w:spacing w:val="0"/>
-        </w:rPr>
-        <w:t xml:space="preserve">           </w:t>
-      </w:r>
-      <w:r>
-        <w:rPr>
-          <w:spacing w:val="0"/>
-        </w:rPr>
-        <w:sym w:font="Wingdings" w:char="F0A8"/>
-      </w:r>
-      <w:r>
-        <w:rPr>
-          <w:spacing w:val="0"/>
-        </w:rPr>
-        <w:t>世界貿易組織政府採購協定（GPA）。</w:t>
-      </w:r>
-    </w:p>
-    <w:p>
-      <w:pPr>
-        <w:pStyle w:val="7"/>
-        <w:ind w:leftChars="755" w:left="2382" w:hanging="268"/>
-        <w:jc w:val="both"/>
-        <w:textDirection w:val="lrTbV"/>
-      </w:pPr>
-      <w:r>
-        <w:t>1.門檻金額：（由機關於招標時擇一勾選；未勾選者，為選項A）</w:t>
-      </w:r>
+      <w:proofErr w:type="gramEnd"/>
     </w:p>
     <w:p>
       <w:pPr>
@@ -1834,7 +2224,15 @@
         <w:t>選項A：</w:t>
       </w:r>
       <w:r>
-        <w:t>依GPA我國承諾開放清單所載門檻金額開放，惟簽署國之門檻金額較我國高者，對該簽署國適用該較高之門檻金額。</w:t>
+        <w:t>依GPA我國承諾開放清單所載門檻金額開放，惟簽署國之門檻金額較我國高者，對該簽署國</w:t>
+      </w:r>
+      <w:proofErr w:type="gramStart"/>
+      <w:r>
+        <w:t>適用該較高</w:t>
+      </w:r>
+      <w:proofErr w:type="gramEnd"/>
+      <w:r>
+        <w:t>之門檻金額。</w:t>
       </w:r>
     </w:p>
     <w:p>
@@ -1866,8 +2264,29 @@
         <w:textDirection w:val="lrTbV"/>
       </w:pPr>
       <w:r>
-        <w:t>2.服務及工程服務：（由機關於招標時擇一勾選；未勾選者，為選項A）</w:t>
-      </w:r>
+        <w:t>2.服務及工程服務：</w:t>
+      </w:r>
+      <w:proofErr w:type="gramStart"/>
+      <w:r>
+        <w:t>（</w:t>
+      </w:r>
+      <w:proofErr w:type="gramEnd"/>
+      <w:r>
+        <w:t>由機關於招標時擇</w:t>
+      </w:r>
+      <w:proofErr w:type="gramStart"/>
+      <w:r>
+        <w:t>一</w:t>
+      </w:r>
+      <w:proofErr w:type="gramEnd"/>
+      <w:r>
+        <w:t>勾選；未勾選者，為選項A</w:t>
+      </w:r>
+      <w:proofErr w:type="gramStart"/>
+      <w:r>
+        <w:t>）</w:t>
+      </w:r>
+      <w:proofErr w:type="gramEnd"/>
     </w:p>
     <w:p>
       <w:pPr>
@@ -1887,7 +2306,11 @@
         <w:t>選項A：</w:t>
       </w:r>
       <w:r>
-        <w:t>依GPA我國承諾開放清單之服務及工程服務開放，惟僅開放予對該等服務亦相對開放之簽署國。</w:t>
+        <w:t>依GPA我國承諾開放清單之服務及工程服務開放，惟僅開放予對該等服務亦相對開放之簽署</w:t>
+      </w:r>
+      <w:r>
+        <w:lastRenderedPageBreak/>
+        <w:t>國。</w:t>
       </w:r>
     </w:p>
     <w:p>
@@ -1902,7 +2325,6 @@
         </w:rPr>
       </w:pPr>
       <w:r>
-        <w:lastRenderedPageBreak/>
         <w:sym w:font="Wingdings" w:char="F0A8"/>
       </w:r>
       <w:r>
@@ -1936,11 +2358,19 @@
         </w:rPr>
         <w:sym w:font="Wingdings" w:char="F0A8"/>
       </w:r>
-      <w:r>
-        <w:rPr>
-          <w:spacing w:val="0"/>
-        </w:rPr>
-        <w:t>臺紐經濟合作協定。</w:t>
+      <w:proofErr w:type="gramStart"/>
+      <w:r>
+        <w:rPr>
+          <w:spacing w:val="0"/>
+        </w:rPr>
+        <w:t>臺紐</w:t>
+      </w:r>
+      <w:proofErr w:type="gramEnd"/>
+      <w:r>
+        <w:rPr>
+          <w:spacing w:val="0"/>
+        </w:rPr>
+        <w:t>經濟合作協定。</w:t>
       </w:r>
     </w:p>
     <w:p>
@@ -1964,11 +2394,19 @@
         </w:rPr>
         <w:sym w:font="Wingdings" w:char="F0A8"/>
       </w:r>
-      <w:r>
-        <w:rPr>
-          <w:spacing w:val="0"/>
-        </w:rPr>
-        <w:t>臺星經濟夥伴協定。</w:t>
+      <w:proofErr w:type="gramStart"/>
+      <w:r>
+        <w:rPr>
+          <w:spacing w:val="0"/>
+        </w:rPr>
+        <w:t>臺</w:t>
+      </w:r>
+      <w:proofErr w:type="gramEnd"/>
+      <w:r>
+        <w:rPr>
+          <w:spacing w:val="0"/>
+        </w:rPr>
+        <w:t>星經濟夥伴協定。</w:t>
       </w:r>
     </w:p>
     <w:p>
@@ -1996,7 +2434,21 @@
         <w:rPr>
           <w:spacing w:val="0"/>
         </w:rPr>
-        <w:t>其他(請敘明)：</w:t>
+        <w:t>其他(</w:t>
+      </w:r>
+      <w:proofErr w:type="gramStart"/>
+      <w:r>
+        <w:rPr>
+          <w:spacing w:val="0"/>
+        </w:rPr>
+        <w:t>請敘明</w:t>
+      </w:r>
+      <w:proofErr w:type="gramEnd"/>
+      <w:r>
+        <w:rPr>
+          <w:spacing w:val="0"/>
+        </w:rPr>
+        <w:t>)：</w:t>
       </w:r>
     </w:p>
     <w:p>
@@ -2089,7 +2541,15 @@
         <w:t>_________</w:t>
       </w:r>
       <w:r>
-        <w:t>(未列明者即不允許)</w:t>
+        <w:t>(未</w:t>
+      </w:r>
+      <w:proofErr w:type="gramStart"/>
+      <w:r>
+        <w:t>列明者即</w:t>
+      </w:r>
+      <w:proofErr w:type="gramEnd"/>
+      <w:r>
+        <w:t>不允許)</w:t>
       </w:r>
     </w:p>
     <w:p>
@@ -2106,17 +2566,33 @@
         <w:rPr>
           <w:szCs w:val="28"/>
         </w:rPr>
-        <w:t>2.是否允許大陸地區廠商參與：（未勾選者即不允許；</w:t>
+        <w:t>2.是否允許大陸地區廠商參與：</w:t>
+      </w:r>
+      <w:proofErr w:type="gramStart"/>
+      <w:r>
+        <w:rPr>
+          <w:szCs w:val="28"/>
+        </w:rPr>
+        <w:t>（</w:t>
+      </w:r>
+      <w:proofErr w:type="gramEnd"/>
+      <w:r>
+        <w:rPr>
+          <w:szCs w:val="28"/>
+        </w:rPr>
+        <w:t>未勾選者即不允許；</w:t>
       </w:r>
       <w:r>
         <w:t>如允許者，須符合兩岸進口及貿易往來相關規定</w:t>
       </w:r>
+      <w:proofErr w:type="gramStart"/>
       <w:r>
         <w:rPr>
           <w:szCs w:val="28"/>
         </w:rPr>
         <w:t>）</w:t>
       </w:r>
+      <w:proofErr w:type="gramEnd"/>
     </w:p>
     <w:p>
       <w:pPr>
@@ -2142,9 +2618,11 @@
       <w:r>
         <w:sym w:font="Wingdings" w:char="F0A8"/>
       </w:r>
+      <w:proofErr w:type="gramStart"/>
       <w:r>
         <w:t>否</w:t>
       </w:r>
+      <w:proofErr w:type="gramEnd"/>
     </w:p>
     <w:p>
       <w:pPr>
@@ -2258,7 +2736,27 @@
           <w:spacing w:val="0"/>
           <w:szCs w:val="28"/>
         </w:rPr>
-        <w:t>如為工程採購，廠商履約過程中如有使用或供應下列材料或產品，其原產地須屬我國或其他條約或協定國家者（可複選）</w:t>
+        <w:t>如為工程採購，廠商履約過程中如有使用或供應下列材料或產品，其原</w:t>
+      </w:r>
+      <w:proofErr w:type="gramStart"/>
+      <w:r>
+        <w:rPr>
+          <w:rFonts w:hint="eastAsia"/>
+          <w:color w:val="000000"/>
+          <w:spacing w:val="0"/>
+          <w:szCs w:val="28"/>
+        </w:rPr>
+        <w:t>產地須屬我國</w:t>
+      </w:r>
+      <w:proofErr w:type="gramEnd"/>
+      <w:r>
+        <w:rPr>
+          <w:rFonts w:hint="eastAsia"/>
+          <w:color w:val="000000"/>
+          <w:spacing w:val="0"/>
+          <w:szCs w:val="28"/>
+        </w:rPr>
+        <w:t>或其他條約或協定國家者（可複選）</w:t>
       </w:r>
       <w:r>
         <w:rPr>
@@ -2790,34 +3288,6 @@
           <w:color w:val="000000"/>
           <w:spacing w:val="0"/>
         </w:rPr>
-        <w:sym w:font="Wingdings" w:char="F0A8"/>
-      </w:r>
-      <w:r>
-        <w:rPr>
-          <w:rFonts w:hint="eastAsia"/>
-          <w:color w:val="000000"/>
-          <w:spacing w:val="0"/>
-        </w:rPr>
-        <w:t>消防栓</w:t>
-      </w:r>
-    </w:p>
-    <w:p>
-      <w:pPr>
-        <w:pStyle w:val="7"/>
-        <w:ind w:leftChars="450" w:left="2548" w:hanging="1288"/>
-        <w:jc w:val="both"/>
-        <w:textDirection w:val="lrTbV"/>
-        <w:rPr>
-          <w:color w:val="000000"/>
-          <w:spacing w:val="0"/>
-        </w:rPr>
-      </w:pPr>
-      <w:r>
-        <w:rPr>
-          <w:rFonts w:hint="eastAsia"/>
-          <w:color w:val="000000"/>
-          <w:spacing w:val="0"/>
-        </w:rPr>
         <w:lastRenderedPageBreak/>
         <w:sym w:font="Wingdings" w:char="F0A8"/>
       </w:r>
@@ -2827,6 +3297,34 @@
           <w:color w:val="000000"/>
           <w:spacing w:val="0"/>
         </w:rPr>
+        <w:t>消防栓</w:t>
+      </w:r>
+    </w:p>
+    <w:p>
+      <w:pPr>
+        <w:pStyle w:val="7"/>
+        <w:ind w:leftChars="450" w:left="2548" w:hanging="1288"/>
+        <w:jc w:val="both"/>
+        <w:textDirection w:val="lrTbV"/>
+        <w:rPr>
+          <w:color w:val="000000"/>
+          <w:spacing w:val="0"/>
+        </w:rPr>
+      </w:pPr>
+      <w:r>
+        <w:rPr>
+          <w:rFonts w:hint="eastAsia"/>
+          <w:color w:val="000000"/>
+          <w:spacing w:val="0"/>
+        </w:rPr>
+        <w:sym w:font="Wingdings" w:char="F0A8"/>
+      </w:r>
+      <w:r>
+        <w:rPr>
+          <w:rFonts w:hint="eastAsia"/>
+          <w:color w:val="000000"/>
+          <w:spacing w:val="0"/>
+        </w:rPr>
         <w:t>照明燈具</w:t>
       </w:r>
     </w:p>
@@ -2981,6 +3479,7 @@
           <w:spacing w:val="0"/>
         </w:rPr>
       </w:pPr>
+      <w:proofErr w:type="gramStart"/>
       <w:r>
         <w:rPr>
           <w:rFonts w:hint="eastAsia"/>
@@ -2988,6 +3487,7 @@
         </w:rPr>
         <w:t>█</w:t>
       </w:r>
+      <w:proofErr w:type="gramEnd"/>
       <w:r>
         <w:rPr>
           <w:spacing w:val="0"/>
@@ -3054,7 +3554,21 @@
         <w:rPr>
           <w:spacing w:val="0"/>
         </w:rPr>
-        <w:t>之原產地須屬我國者。</w:t>
+        <w:t>之原</w:t>
+      </w:r>
+      <w:proofErr w:type="gramStart"/>
+      <w:r>
+        <w:rPr>
+          <w:spacing w:val="0"/>
+        </w:rPr>
+        <w:t>產地須屬我國</w:t>
+      </w:r>
+      <w:proofErr w:type="gramEnd"/>
+      <w:r>
+        <w:rPr>
+          <w:spacing w:val="0"/>
+        </w:rPr>
+        <w:t>者。</w:t>
       </w:r>
     </w:p>
     <w:p>
@@ -3073,6 +3587,7 @@
         </w:rPr>
         <w:t xml:space="preserve">           </w:t>
       </w:r>
+      <w:proofErr w:type="gramStart"/>
       <w:r>
         <w:rPr>
           <w:rFonts w:hint="eastAsia"/>
@@ -3080,6 +3595,7 @@
         </w:rPr>
         <w:t>█</w:t>
       </w:r>
+      <w:proofErr w:type="gramEnd"/>
       <w:r>
         <w:rPr>
           <w:spacing w:val="0"/>
@@ -3170,7 +3686,21 @@
         <w:rPr>
           <w:spacing w:val="0"/>
         </w:rPr>
-        <w:t>(未列明者即不允許)</w:t>
+        <w:t>(未</w:t>
+      </w:r>
+      <w:proofErr w:type="gramStart"/>
+      <w:r>
+        <w:rPr>
+          <w:spacing w:val="0"/>
+        </w:rPr>
+        <w:t>列明者即</w:t>
+      </w:r>
+      <w:proofErr w:type="gramEnd"/>
+      <w:r>
+        <w:rPr>
+          <w:spacing w:val="0"/>
+        </w:rPr>
+        <w:t>不允許)</w:t>
       </w:r>
     </w:p>
     <w:p>
@@ -3199,7 +3729,23 @@
           <w:spacing w:val="0"/>
           <w:szCs w:val="28"/>
         </w:rPr>
-        <w:t>允許供應大陸地區標的：（未勾選者即不允許；</w:t>
+        <w:t>允許供應大陸地區標的：</w:t>
+      </w:r>
+      <w:proofErr w:type="gramStart"/>
+      <w:r>
+        <w:rPr>
+          <w:spacing w:val="0"/>
+          <w:szCs w:val="28"/>
+        </w:rPr>
+        <w:t>（</w:t>
+      </w:r>
+      <w:proofErr w:type="gramEnd"/>
+      <w:r>
+        <w:rPr>
+          <w:spacing w:val="0"/>
+          <w:szCs w:val="28"/>
+        </w:rPr>
+        <w:t>未勾選者即不允許；</w:t>
       </w:r>
       <w:r>
         <w:rPr>
@@ -3207,6 +3753,7 @@
         </w:rPr>
         <w:t>如允許者，須符合兩岸進口及貿易往來相關規定</w:t>
       </w:r>
+      <w:proofErr w:type="gramStart"/>
       <w:r>
         <w:rPr>
           <w:spacing w:val="0"/>
@@ -3214,6 +3761,7 @@
         </w:rPr>
         <w:t>）</w:t>
       </w:r>
+      <w:proofErr w:type="gramEnd"/>
     </w:p>
     <w:p>
       <w:pPr>
@@ -3248,6 +3796,7 @@
           <w:spacing w:val="0"/>
         </w:rPr>
       </w:pPr>
+      <w:proofErr w:type="gramStart"/>
       <w:r>
         <w:rPr>
           <w:rFonts w:hint="eastAsia"/>
@@ -3255,6 +3804,7 @@
         </w:rPr>
         <w:t>█</w:t>
       </w:r>
+      <w:proofErr w:type="gramEnd"/>
       <w:r>
         <w:rPr>
           <w:spacing w:val="0"/>
@@ -3322,7 +3872,21 @@
         <w:rPr>
           <w:spacing w:val="0"/>
         </w:rPr>
-        <w:t>(未列明者即不允許)</w:t>
+        <w:t>(未</w:t>
+      </w:r>
+      <w:proofErr w:type="gramStart"/>
+      <w:r>
+        <w:rPr>
+          <w:spacing w:val="0"/>
+        </w:rPr>
+        <w:t>列明者即</w:t>
+      </w:r>
+      <w:proofErr w:type="gramEnd"/>
+      <w:r>
+        <w:rPr>
+          <w:spacing w:val="0"/>
+        </w:rPr>
+        <w:t>不允許)</w:t>
       </w:r>
     </w:p>
     <w:p>
@@ -3351,7 +3915,23 @@
           <w:spacing w:val="0"/>
           <w:szCs w:val="28"/>
         </w:rPr>
-        <w:t>允許大陸地區廠商參與：（未勾選者即不允許；</w:t>
+        <w:t>允許大陸地區廠商參與：</w:t>
+      </w:r>
+      <w:proofErr w:type="gramStart"/>
+      <w:r>
+        <w:rPr>
+          <w:spacing w:val="0"/>
+          <w:szCs w:val="28"/>
+        </w:rPr>
+        <w:t>（</w:t>
+      </w:r>
+      <w:proofErr w:type="gramEnd"/>
+      <w:r>
+        <w:rPr>
+          <w:spacing w:val="0"/>
+          <w:szCs w:val="28"/>
+        </w:rPr>
+        <w:t>未勾選者即不允許；</w:t>
       </w:r>
       <w:r>
         <w:rPr>
@@ -3359,6 +3939,7 @@
         </w:rPr>
         <w:t>如允許者，須符合兩岸進口及貿易往來相關規定</w:t>
       </w:r>
+      <w:proofErr w:type="gramStart"/>
       <w:r>
         <w:rPr>
           <w:spacing w:val="0"/>
@@ -3366,6 +3947,7 @@
         </w:rPr>
         <w:t>）</w:t>
       </w:r>
+      <w:proofErr w:type="gramEnd"/>
     </w:p>
     <w:p>
       <w:pPr>
@@ -3406,12 +3988,14 @@
         </w:rPr>
         <w:sym w:font="Wingdings" w:char="F0A8"/>
       </w:r>
+      <w:proofErr w:type="gramStart"/>
       <w:r>
         <w:rPr>
           <w:spacing w:val="0"/>
         </w:rPr>
         <w:t>否</w:t>
       </w:r>
+      <w:proofErr w:type="gramEnd"/>
     </w:p>
     <w:p>
       <w:pPr>
@@ -3542,7 +4126,23 @@
           <w:rFonts w:hint="eastAsia"/>
           <w:spacing w:val="0"/>
         </w:rPr>
-        <w:t>如為工程採購，不論是否允許外國廠商參與投標，廠商履約過程中如有使用或供應下列材料或產品，其原產地須屬我國者（可複選）：</w:t>
+        <w:t>如為工程採購，不論是否允許外國廠商參與投標，廠商履約過程中如有使用或供應下列材料或產品，其原</w:t>
+      </w:r>
+      <w:proofErr w:type="gramStart"/>
+      <w:r>
+        <w:rPr>
+          <w:rFonts w:hint="eastAsia"/>
+          <w:spacing w:val="0"/>
+        </w:rPr>
+        <w:t>產地須屬我國</w:t>
+      </w:r>
+      <w:proofErr w:type="gramEnd"/>
+      <w:r>
+        <w:rPr>
+          <w:rFonts w:hint="eastAsia"/>
+          <w:spacing w:val="0"/>
+        </w:rPr>
+        <w:t>者（可複選）：</w:t>
       </w:r>
     </w:p>
     <w:p>
@@ -3815,6 +4415,7 @@
           <w:color w:val="000000"/>
           <w:spacing w:val="0"/>
         </w:rPr>
+        <w:lastRenderedPageBreak/>
         <w:sym w:font="Wingdings" w:char="F0A8"/>
       </w:r>
       <w:r>
@@ -3843,7 +4444,6 @@
           <w:color w:val="000000"/>
           <w:spacing w:val="0"/>
         </w:rPr>
-        <w:lastRenderedPageBreak/>
         <w:sym w:font="Wingdings" w:char="F0A8"/>
       </w:r>
       <w:r>
@@ -4376,7 +4976,23 @@
           <w:rFonts w:hint="eastAsia"/>
           <w:spacing w:val="0"/>
         </w:rPr>
-        <w:t xml:space="preserve">組件，該組件 </w:t>
+        <w:t>組件，</w:t>
+      </w:r>
+      <w:proofErr w:type="gramStart"/>
+      <w:r>
+        <w:rPr>
+          <w:rFonts w:hint="eastAsia"/>
+          <w:spacing w:val="0"/>
+        </w:rPr>
+        <w:t>該組件</w:t>
+      </w:r>
+      <w:proofErr w:type="gramEnd"/>
+      <w:r>
+        <w:rPr>
+          <w:rFonts w:hint="eastAsia"/>
+          <w:spacing w:val="0"/>
+        </w:rPr>
+        <w:t xml:space="preserve"> </w:t>
       </w:r>
       <w:r>
         <w:sym w:font="Wingdings" w:char="F0A8"/>
@@ -4600,7 +5216,25 @@
           <w:spacing w:val="0"/>
           <w:szCs w:val="28"/>
         </w:rPr>
-        <w:t>不允許大陸地區廠商、第三地區含陸資成分廠商、在臺陸資廠商及經濟部</w:t>
+        <w:t>不允許大陸地區廠商、第三地區含陸資成分廠商、在</w:t>
+      </w:r>
+      <w:proofErr w:type="gramStart"/>
+      <w:r>
+        <w:rPr>
+          <w:rFonts w:hint="eastAsia"/>
+          <w:spacing w:val="0"/>
+          <w:szCs w:val="28"/>
+        </w:rPr>
+        <w:t>臺</w:t>
+      </w:r>
+      <w:proofErr w:type="gramEnd"/>
+      <w:r>
+        <w:rPr>
+          <w:rFonts w:hint="eastAsia"/>
+          <w:spacing w:val="0"/>
+          <w:szCs w:val="28"/>
+        </w:rPr>
+        <w:t>陸資廠商及經濟部</w:t>
       </w:r>
       <w:r>
         <w:rPr>
@@ -4700,7 +5334,27 @@
           <w:spacing w:val="0"/>
           <w:szCs w:val="28"/>
         </w:rPr>
-        <w:t>(不及於零組件之廠牌)</w:t>
+        <w:t>(</w:t>
+      </w:r>
+      <w:proofErr w:type="gramStart"/>
+      <w:r>
+        <w:rPr>
+          <w:rFonts w:hint="eastAsia"/>
+          <w:b/>
+          <w:spacing w:val="0"/>
+          <w:szCs w:val="28"/>
+        </w:rPr>
+        <w:t>不</w:t>
+      </w:r>
+      <w:proofErr w:type="gramEnd"/>
+      <w:r>
+        <w:rPr>
+          <w:rFonts w:hint="eastAsia"/>
+          <w:b/>
+          <w:spacing w:val="0"/>
+          <w:szCs w:val="28"/>
+        </w:rPr>
+        <w:t>及於零組件之廠牌)</w:t>
       </w:r>
       <w:r>
         <w:rPr>
@@ -4812,6 +5466,7 @@
           <w:spacing w:val="0"/>
           <w:szCs w:val="28"/>
         </w:rPr>
+        <w:lastRenderedPageBreak/>
         <w:t>。</w:t>
       </w:r>
     </w:p>
@@ -4833,7 +5488,6 @@
           <w:spacing w:val="0"/>
           <w:szCs w:val="28"/>
         </w:rPr>
-        <w:lastRenderedPageBreak/>
         <w:t xml:space="preserve"> </w:t>
       </w:r>
       <w:r>
@@ -4843,7 +5497,87 @@
           <w:spacing w:val="0"/>
           <w:szCs w:val="28"/>
         </w:rPr>
-        <w:t>[例如軍、警、海巡等機關或關鍵基礎設施、重要人士在場、犯罪偵監等，由機關衡酌個案特性妥適訂定。]</w:t>
+        <w:t>[例如軍、警、</w:t>
+      </w:r>
+      <w:proofErr w:type="gramStart"/>
+      <w:r>
+        <w:rPr>
+          <w:rFonts w:hint="eastAsia"/>
+          <w:b/>
+          <w:spacing w:val="0"/>
+          <w:szCs w:val="28"/>
+        </w:rPr>
+        <w:t>海巡等機關</w:t>
+      </w:r>
+      <w:proofErr w:type="gramEnd"/>
+      <w:r>
+        <w:rPr>
+          <w:rFonts w:hint="eastAsia"/>
+          <w:b/>
+          <w:spacing w:val="0"/>
+          <w:szCs w:val="28"/>
+        </w:rPr>
+        <w:t>或關鍵基礎設施、重要</w:t>
+      </w:r>
+      <w:proofErr w:type="gramStart"/>
+      <w:r>
+        <w:rPr>
+          <w:rFonts w:hint="eastAsia"/>
+          <w:b/>
+          <w:spacing w:val="0"/>
+          <w:szCs w:val="28"/>
+        </w:rPr>
+        <w:t>人士在場</w:t>
+      </w:r>
+      <w:proofErr w:type="gramEnd"/>
+      <w:r>
+        <w:rPr>
+          <w:rFonts w:hint="eastAsia"/>
+          <w:b/>
+          <w:spacing w:val="0"/>
+          <w:szCs w:val="28"/>
+        </w:rPr>
+        <w:t>、犯罪</w:t>
+      </w:r>
+      <w:proofErr w:type="gramStart"/>
+      <w:r>
+        <w:rPr>
+          <w:rFonts w:hint="eastAsia"/>
+          <w:b/>
+          <w:spacing w:val="0"/>
+          <w:szCs w:val="28"/>
+        </w:rPr>
+        <w:t>偵</w:t>
+      </w:r>
+      <w:proofErr w:type="gramEnd"/>
+      <w:r>
+        <w:rPr>
+          <w:rFonts w:hint="eastAsia"/>
+          <w:b/>
+          <w:spacing w:val="0"/>
+          <w:szCs w:val="28"/>
+        </w:rPr>
+        <w:t>監等，由機關衡酌個案特性</w:t>
+      </w:r>
+      <w:proofErr w:type="gramStart"/>
+      <w:r>
+        <w:rPr>
+          <w:rFonts w:hint="eastAsia"/>
+          <w:b/>
+          <w:spacing w:val="0"/>
+          <w:szCs w:val="28"/>
+        </w:rPr>
+        <w:t>妥適訂定</w:t>
+      </w:r>
+      <w:proofErr w:type="gramEnd"/>
+      <w:r>
+        <w:rPr>
+          <w:rFonts w:hint="eastAsia"/>
+          <w:b/>
+          <w:spacing w:val="0"/>
+          <w:szCs w:val="28"/>
+        </w:rPr>
+        <w:t>。]</w:t>
       </w:r>
     </w:p>
     <w:p>
@@ -4970,7 +5704,39 @@
           <w:spacing w:val="0"/>
           <w:szCs w:val="28"/>
         </w:rPr>
-        <w:t>無人機資安檢測需求詳附表]。</w:t>
+        <w:t>無人</w:t>
+      </w:r>
+      <w:proofErr w:type="gramStart"/>
+      <w:r>
+        <w:rPr>
+          <w:spacing w:val="0"/>
+          <w:szCs w:val="28"/>
+        </w:rPr>
+        <w:t>機資安</w:t>
+      </w:r>
+      <w:proofErr w:type="gramEnd"/>
+      <w:r>
+        <w:rPr>
+          <w:spacing w:val="0"/>
+          <w:szCs w:val="28"/>
+        </w:rPr>
+        <w:t>檢測需求</w:t>
+      </w:r>
+      <w:proofErr w:type="gramStart"/>
+      <w:r>
+        <w:rPr>
+          <w:spacing w:val="0"/>
+          <w:szCs w:val="28"/>
+        </w:rPr>
+        <w:t>詳</w:t>
+      </w:r>
+      <w:proofErr w:type="gramEnd"/>
+      <w:r>
+        <w:rPr>
+          <w:spacing w:val="0"/>
+          <w:szCs w:val="28"/>
+        </w:rPr>
+        <w:t>附表]。</w:t>
       </w:r>
     </w:p>
     <w:p>
@@ -4993,7 +5759,25 @@
           <w:spacing w:val="0"/>
           <w:szCs w:val="28"/>
         </w:rPr>
-        <w:t>C.具射頻功能且屬國家通訊傳播委員會公告「應經核准之電信管制射頻器材」者，應取得該會核發之審驗證明。</w:t>
+        <w:t>C.</w:t>
+      </w:r>
+      <w:proofErr w:type="gramStart"/>
+      <w:r>
+        <w:rPr>
+          <w:rFonts w:hint="eastAsia"/>
+          <w:spacing w:val="0"/>
+          <w:szCs w:val="28"/>
+        </w:rPr>
+        <w:t>具射頻</w:t>
+      </w:r>
+      <w:proofErr w:type="gramEnd"/>
+      <w:r>
+        <w:rPr>
+          <w:rFonts w:hint="eastAsia"/>
+          <w:spacing w:val="0"/>
+          <w:szCs w:val="28"/>
+        </w:rPr>
+        <w:t>功能且屬國家通訊傳播委員會公告「應經核准之電信管制射頻器材」者，應取得該會核發之審驗證明。</w:t>
       </w:r>
     </w:p>
     <w:p>
@@ -5096,15 +5880,51 @@
           <w:spacing w:val="0"/>
           <w:szCs w:val="28"/>
         </w:rPr>
-        <w:t>使用之無人機整機不得為大陸廠牌</w:t>
-      </w:r>
-      <w:r>
-        <w:rPr>
-          <w:rFonts w:hint="eastAsia"/>
-          <w:spacing w:val="0"/>
-          <w:szCs w:val="28"/>
-        </w:rPr>
-        <w:t>(不及於零組件之廠牌)</w:t>
+        <w:t>使用之</w:t>
+      </w:r>
+      <w:proofErr w:type="gramStart"/>
+      <w:r>
+        <w:rPr>
+          <w:rFonts w:hint="eastAsia"/>
+          <w:spacing w:val="0"/>
+          <w:szCs w:val="28"/>
+        </w:rPr>
+        <w:t>無人機整機</w:t>
+      </w:r>
+      <w:proofErr w:type="gramEnd"/>
+      <w:r>
+        <w:rPr>
+          <w:rFonts w:hint="eastAsia"/>
+          <w:spacing w:val="0"/>
+          <w:szCs w:val="28"/>
+        </w:rPr>
+        <w:t>不得為大陸廠牌</w:t>
+      </w:r>
+      <w:r>
+        <w:rPr>
+          <w:rFonts w:hint="eastAsia"/>
+          <w:spacing w:val="0"/>
+          <w:szCs w:val="28"/>
+        </w:rPr>
+        <w:t>(</w:t>
+      </w:r>
+      <w:proofErr w:type="gramStart"/>
+      <w:r>
+        <w:rPr>
+          <w:rFonts w:hint="eastAsia"/>
+          <w:spacing w:val="0"/>
+          <w:szCs w:val="28"/>
+        </w:rPr>
+        <w:t>不</w:t>
+      </w:r>
+      <w:proofErr w:type="gramEnd"/>
+      <w:r>
+        <w:rPr>
+          <w:rFonts w:hint="eastAsia"/>
+          <w:spacing w:val="0"/>
+          <w:szCs w:val="28"/>
+        </w:rPr>
+        <w:t>及於零組件之廠牌)</w:t>
       </w:r>
       <w:r>
         <w:rPr>
@@ -5232,7 +6052,87 @@
           <w:spacing w:val="0"/>
           <w:szCs w:val="28"/>
         </w:rPr>
-        <w:t>[例如軍、警、海巡等機關或關鍵基礎設施、重要人士在場、犯罪偵監等，由機關衡酌個案特性妥適訂定。]</w:t>
+        <w:t>[例如軍、警、</w:t>
+      </w:r>
+      <w:proofErr w:type="gramStart"/>
+      <w:r>
+        <w:rPr>
+          <w:rFonts w:hint="eastAsia"/>
+          <w:b/>
+          <w:spacing w:val="0"/>
+          <w:szCs w:val="28"/>
+        </w:rPr>
+        <w:t>海巡等機關</w:t>
+      </w:r>
+      <w:proofErr w:type="gramEnd"/>
+      <w:r>
+        <w:rPr>
+          <w:rFonts w:hint="eastAsia"/>
+          <w:b/>
+          <w:spacing w:val="0"/>
+          <w:szCs w:val="28"/>
+        </w:rPr>
+        <w:t>或關鍵基礎設施、重要</w:t>
+      </w:r>
+      <w:proofErr w:type="gramStart"/>
+      <w:r>
+        <w:rPr>
+          <w:rFonts w:hint="eastAsia"/>
+          <w:b/>
+          <w:spacing w:val="0"/>
+          <w:szCs w:val="28"/>
+        </w:rPr>
+        <w:t>人士在場</w:t>
+      </w:r>
+      <w:proofErr w:type="gramEnd"/>
+      <w:r>
+        <w:rPr>
+          <w:rFonts w:hint="eastAsia"/>
+          <w:b/>
+          <w:spacing w:val="0"/>
+          <w:szCs w:val="28"/>
+        </w:rPr>
+        <w:t>、犯罪</w:t>
+      </w:r>
+      <w:proofErr w:type="gramStart"/>
+      <w:r>
+        <w:rPr>
+          <w:rFonts w:hint="eastAsia"/>
+          <w:b/>
+          <w:spacing w:val="0"/>
+          <w:szCs w:val="28"/>
+        </w:rPr>
+        <w:t>偵</w:t>
+      </w:r>
+      <w:proofErr w:type="gramEnd"/>
+      <w:r>
+        <w:rPr>
+          <w:rFonts w:hint="eastAsia"/>
+          <w:b/>
+          <w:spacing w:val="0"/>
+          <w:szCs w:val="28"/>
+        </w:rPr>
+        <w:t>監等，由機關衡酌個案特性</w:t>
+      </w:r>
+      <w:proofErr w:type="gramStart"/>
+      <w:r>
+        <w:rPr>
+          <w:rFonts w:hint="eastAsia"/>
+          <w:b/>
+          <w:spacing w:val="0"/>
+          <w:szCs w:val="28"/>
+        </w:rPr>
+        <w:t>妥適訂定</w:t>
+      </w:r>
+      <w:proofErr w:type="gramEnd"/>
+      <w:r>
+        <w:rPr>
+          <w:rFonts w:hint="eastAsia"/>
+          <w:b/>
+          <w:spacing w:val="0"/>
+          <w:szCs w:val="28"/>
+        </w:rPr>
+        <w:t>。]</w:t>
       </w:r>
       <w:r>
         <w:rPr>
@@ -5402,7 +6302,39 @@
           <w:spacing w:val="0"/>
           <w:szCs w:val="28"/>
         </w:rPr>
-        <w:t>無人機資安檢測需求詳附表]。</w:t>
+        <w:t>無人</w:t>
+      </w:r>
+      <w:proofErr w:type="gramStart"/>
+      <w:r>
+        <w:rPr>
+          <w:spacing w:val="0"/>
+          <w:szCs w:val="28"/>
+        </w:rPr>
+        <w:t>機資安</w:t>
+      </w:r>
+      <w:proofErr w:type="gramEnd"/>
+      <w:r>
+        <w:rPr>
+          <w:spacing w:val="0"/>
+          <w:szCs w:val="28"/>
+        </w:rPr>
+        <w:t>檢測需求</w:t>
+      </w:r>
+      <w:proofErr w:type="gramStart"/>
+      <w:r>
+        <w:rPr>
+          <w:spacing w:val="0"/>
+          <w:szCs w:val="28"/>
+        </w:rPr>
+        <w:t>詳</w:t>
+      </w:r>
+      <w:proofErr w:type="gramEnd"/>
+      <w:r>
+        <w:rPr>
+          <w:spacing w:val="0"/>
+          <w:szCs w:val="28"/>
+        </w:rPr>
+        <w:t>附表]。</w:t>
       </w:r>
     </w:p>
     <w:p>
@@ -5427,13 +6359,23 @@
         </w:rPr>
         <w:t>C.</w:t>
       </w:r>
-      <w:r>
-        <w:rPr>
-          <w:rFonts w:hint="eastAsia"/>
-          <w:spacing w:val="0"/>
-          <w:szCs w:val="28"/>
-        </w:rPr>
-        <w:t>具射頻功能且屬國家通訊傳播委員會公告「應經核准之電信管制射頻器材」</w:t>
+      <w:proofErr w:type="gramStart"/>
+      <w:r>
+        <w:rPr>
+          <w:rFonts w:hint="eastAsia"/>
+          <w:spacing w:val="0"/>
+          <w:szCs w:val="28"/>
+        </w:rPr>
+        <w:t>具射頻</w:t>
+      </w:r>
+      <w:proofErr w:type="gramEnd"/>
+      <w:r>
+        <w:rPr>
+          <w:rFonts w:hint="eastAsia"/>
+          <w:spacing w:val="0"/>
+          <w:szCs w:val="28"/>
+        </w:rPr>
+        <w:t>功能且屬國家通訊傳播委員會</w:t>
       </w:r>
       <w:r>
         <w:rPr>
@@ -5442,7 +6384,7 @@
           <w:szCs w:val="28"/>
         </w:rPr>
         <w:lastRenderedPageBreak/>
-        <w:t>者，應取得該會核發之審驗證明。</w:t>
+        <w:t>公告「應經核准之電信管制射頻器材」者，應取得該會核發之審驗證明。</w:t>
       </w:r>
     </w:p>
     <w:p>
@@ -5505,7 +6447,25 @@
           <w:spacing w:val="0"/>
           <w:szCs w:val="28"/>
         </w:rPr>
-        <w:t>)無人機操作人，均應具民航局核發之合格專業操作證。</w:t>
+        <w:t>)無人機操作人，</w:t>
+      </w:r>
+      <w:proofErr w:type="gramStart"/>
+      <w:r>
+        <w:rPr>
+          <w:rFonts w:hint="eastAsia"/>
+          <w:spacing w:val="0"/>
+          <w:szCs w:val="28"/>
+        </w:rPr>
+        <w:t>均應具</w:t>
+      </w:r>
+      <w:proofErr w:type="gramEnd"/>
+      <w:r>
+        <w:rPr>
+          <w:rFonts w:hint="eastAsia"/>
+          <w:spacing w:val="0"/>
+          <w:szCs w:val="28"/>
+        </w:rPr>
+        <w:t>民航局核發之合格專業操作證。</w:t>
       </w:r>
     </w:p>
     <w:p>
@@ -5584,7 +6544,25 @@
           <w:spacing w:val="0"/>
           <w:szCs w:val="28"/>
         </w:rPr>
-        <w:t>飛經紅區者，其飛行計畫須經交通部及(或)活動所在之地方政府審核通過。。</w:t>
+        <w:t>飛</w:t>
+      </w:r>
+      <w:proofErr w:type="gramStart"/>
+      <w:r>
+        <w:rPr>
+          <w:rFonts w:hint="eastAsia"/>
+          <w:spacing w:val="0"/>
+          <w:szCs w:val="28"/>
+        </w:rPr>
+        <w:t>經紅區</w:t>
+      </w:r>
+      <w:proofErr w:type="gramEnd"/>
+      <w:r>
+        <w:rPr>
+          <w:rFonts w:hint="eastAsia"/>
+          <w:spacing w:val="0"/>
+          <w:szCs w:val="28"/>
+        </w:rPr>
+        <w:t>者，其飛行計畫須經交通部及(或)活動所在之地方政府審核通過。。</w:t>
       </w:r>
     </w:p>
     <w:p>
@@ -5764,16 +6742,54 @@
           <w:b/>
           <w:szCs w:val="28"/>
         </w:rPr>
-        <w:t>無人機資安檢測需求</w:t>
-      </w:r>
+        <w:t>無人</w:t>
+      </w:r>
+      <w:proofErr w:type="gramStart"/>
       <w:r>
         <w:rPr>
           <w:rFonts w:ascii="標楷體" w:hAnsi="標楷體" w:cs="標楷體" w:hint="eastAsia"/>
           <w:b/>
           <w:szCs w:val="28"/>
+        </w:rPr>
+        <w:t>機資安</w:t>
+      </w:r>
+      <w:proofErr w:type="gramEnd"/>
+      <w:r>
+        <w:rPr>
+          <w:rFonts w:ascii="標楷體" w:hAnsi="標楷體" w:cs="標楷體" w:hint="eastAsia"/>
+          <w:b/>
+          <w:szCs w:val="28"/>
+        </w:rPr>
+        <w:t>檢測需求</w:t>
+      </w:r>
+      <w:r>
+        <w:rPr>
+          <w:rFonts w:ascii="標楷體" w:hAnsi="標楷體" w:cs="標楷體" w:hint="eastAsia"/>
+          <w:b/>
+          <w:szCs w:val="28"/>
           <w:vertAlign w:val="superscript"/>
         </w:rPr>
-        <w:t>(註1)</w:t>
+        <w:t>(</w:t>
+      </w:r>
+      <w:proofErr w:type="gramStart"/>
+      <w:r>
+        <w:rPr>
+          <w:rFonts w:ascii="標楷體" w:hAnsi="標楷體" w:cs="標楷體" w:hint="eastAsia"/>
+          <w:b/>
+          <w:szCs w:val="28"/>
+          <w:vertAlign w:val="superscript"/>
+        </w:rPr>
+        <w:t>註</w:t>
+      </w:r>
+      <w:proofErr w:type="gramEnd"/>
+      <w:r>
+        <w:rPr>
+          <w:rFonts w:ascii="標楷體" w:hAnsi="標楷體" w:cs="標楷體" w:hint="eastAsia"/>
+          <w:b/>
+          <w:szCs w:val="28"/>
+          <w:vertAlign w:val="superscript"/>
+        </w:rPr>
+        <w:t>1)</w:t>
       </w:r>
     </w:p>
     <w:tbl>
@@ -5822,6 +6838,7 @@
                 <w:szCs w:val="28"/>
               </w:rPr>
             </w:pPr>
+            <w:proofErr w:type="gramStart"/>
             <w:r>
               <w:rPr>
                 <w:rFonts w:ascii="標楷體" w:hAnsi="標楷體" w:cs="標楷體" w:hint="eastAsia"/>
@@ -5829,7 +6846,17 @@
                 <w:sz w:val="28"/>
                 <w:szCs w:val="28"/>
               </w:rPr>
-              <w:t>資安檢測等級</w:t>
+              <w:t>資安檢測</w:t>
+            </w:r>
+            <w:proofErr w:type="gramEnd"/>
+            <w:r>
+              <w:rPr>
+                <w:rFonts w:ascii="標楷體" w:hAnsi="標楷體" w:cs="標楷體" w:hint="eastAsia"/>
+                <w:b/>
+                <w:sz w:val="28"/>
+                <w:szCs w:val="28"/>
+              </w:rPr>
+              <w:t>等級</w:t>
             </w:r>
             <w:r>
               <w:rPr>
@@ -5948,7 +6975,31 @@
                 <w:sz w:val="28"/>
                 <w:szCs w:val="28"/>
               </w:rPr>
-              <w:t>「遙控無人機資安檢測規範」第6章檢測項目合格</w:t>
+              <w:t>「遙控無人</w:t>
+            </w:r>
+            <w:proofErr w:type="gramStart"/>
+            <w:r>
+              <w:rPr>
+                <w:rFonts w:ascii="標楷體" w:hAnsi="標楷體" w:cs="標楷體" w:hint="eastAsia"/>
+                <w:bCs/>
+                <w:color w:val="FF0000"/>
+                <w:spacing w:val="0"/>
+                <w:sz w:val="28"/>
+                <w:szCs w:val="28"/>
+              </w:rPr>
+              <w:t>機資安</w:t>
+            </w:r>
+            <w:proofErr w:type="gramEnd"/>
+            <w:r>
+              <w:rPr>
+                <w:rFonts w:ascii="標楷體" w:hAnsi="標楷體" w:cs="標楷體" w:hint="eastAsia"/>
+                <w:bCs/>
+                <w:color w:val="FF0000"/>
+                <w:spacing w:val="0"/>
+                <w:sz w:val="28"/>
+                <w:szCs w:val="28"/>
+              </w:rPr>
+              <w:t>檢測規範」第6章檢測項目合格</w:t>
             </w:r>
           </w:p>
         </w:tc>
@@ -5980,7 +7031,29 @@
                 <w:sz w:val="28"/>
                 <w:szCs w:val="28"/>
               </w:rPr>
-              <w:t>有下列情形之一者：</w:t>
+              <w:t>有下列情形之</w:t>
+            </w:r>
+            <w:proofErr w:type="gramStart"/>
+            <w:r>
+              <w:rPr>
+                <w:rFonts w:ascii="標楷體" w:hAnsi="標楷體" w:cs="標楷體" w:hint="eastAsia"/>
+                <w:bCs/>
+                <w:spacing w:val="0"/>
+                <w:sz w:val="28"/>
+                <w:szCs w:val="28"/>
+              </w:rPr>
+              <w:t>一</w:t>
+            </w:r>
+            <w:proofErr w:type="gramEnd"/>
+            <w:r>
+              <w:rPr>
+                <w:rFonts w:ascii="標楷體" w:hAnsi="標楷體" w:cs="標楷體" w:hint="eastAsia"/>
+                <w:bCs/>
+                <w:spacing w:val="0"/>
+                <w:sz w:val="28"/>
+                <w:szCs w:val="28"/>
+              </w:rPr>
+              <w:t>者：</w:t>
             </w:r>
           </w:p>
           <w:p>
@@ -6005,7 +7078,27 @@
                 <w:sz w:val="28"/>
                 <w:szCs w:val="28"/>
               </w:rPr>
-              <w:t>1.飛經禁航區、限航區、民航局公告之航空站或飛行場四周或地方政府代中央機關公告之紅區</w:t>
+              <w:t>1.</w:t>
+            </w:r>
+            <w:proofErr w:type="gramStart"/>
+            <w:r>
+              <w:rPr>
+                <w:rFonts w:ascii="標楷體" w:hAnsi="標楷體" w:cs="標楷體" w:hint="eastAsia"/>
+                <w:bCs/>
+                <w:sz w:val="28"/>
+                <w:szCs w:val="28"/>
+              </w:rPr>
+              <w:t>飛經禁航</w:t>
+            </w:r>
+            <w:proofErr w:type="gramEnd"/>
+            <w:r>
+              <w:rPr>
+                <w:rFonts w:ascii="標楷體" w:hAnsi="標楷體" w:cs="標楷體" w:hint="eastAsia"/>
+                <w:bCs/>
+                <w:sz w:val="28"/>
+                <w:szCs w:val="28"/>
+              </w:rPr>
+              <w:t>區、限航區、民航局公告之航空站或飛行場四周或地方政府代中央機關公告之紅區</w:t>
             </w:r>
           </w:p>
           <w:p>
@@ -6175,8 +7268,19 @@
                 <w:sz w:val="28"/>
                 <w:szCs w:val="28"/>
               </w:rPr>
-              <w:t>政府劃設紅區</w:t>
+              <w:t>政府劃</w:t>
             </w:r>
+            <w:proofErr w:type="gramStart"/>
+            <w:r>
+              <w:rPr>
+                <w:rFonts w:ascii="標楷體" w:hAnsi="標楷體" w:cs="標楷體" w:hint="eastAsia"/>
+                <w:bCs/>
+                <w:sz w:val="28"/>
+                <w:szCs w:val="28"/>
+              </w:rPr>
+              <w:t>設紅區</w:t>
+            </w:r>
+            <w:proofErr w:type="gramEnd"/>
           </w:p>
         </w:tc>
         <w:tc>
@@ -6205,7 +7309,27 @@
                 <w:sz w:val="28"/>
                 <w:szCs w:val="28"/>
               </w:rPr>
-              <w:t>有下列情形之一者，免予適用:</w:t>
+              <w:t>有下列情形之</w:t>
+            </w:r>
+            <w:proofErr w:type="gramStart"/>
+            <w:r>
+              <w:rPr>
+                <w:rFonts w:ascii="標楷體" w:hAnsi="標楷體" w:cs="標楷體" w:hint="eastAsia"/>
+                <w:bCs/>
+                <w:sz w:val="28"/>
+                <w:szCs w:val="28"/>
+              </w:rPr>
+              <w:t>一</w:t>
+            </w:r>
+            <w:proofErr w:type="gramEnd"/>
+            <w:r>
+              <w:rPr>
+                <w:rFonts w:ascii="標楷體" w:hAnsi="標楷體" w:cs="標楷體" w:hint="eastAsia"/>
+                <w:bCs/>
+                <w:sz w:val="28"/>
+                <w:szCs w:val="28"/>
+              </w:rPr>
+              <w:t>者，免予適用:</w:t>
             </w:r>
           </w:p>
           <w:p>
@@ -6291,7 +7415,27 @@
                 <w:sz w:val="28"/>
                 <w:szCs w:val="28"/>
               </w:rPr>
-              <w:t>3.紅區所在機關辦理之教育訓練或競賽等低機敏性活動並報經地方政府備查。</w:t>
+              <w:t>3.</w:t>
+            </w:r>
+            <w:proofErr w:type="gramStart"/>
+            <w:r>
+              <w:rPr>
+                <w:rFonts w:ascii="標楷體" w:hAnsi="標楷體" w:cs="標楷體" w:hint="eastAsia"/>
+                <w:bCs/>
+                <w:sz w:val="28"/>
+                <w:szCs w:val="28"/>
+              </w:rPr>
+              <w:t>紅區所在</w:t>
+            </w:r>
+            <w:proofErr w:type="gramEnd"/>
+            <w:r>
+              <w:rPr>
+                <w:rFonts w:ascii="標楷體" w:hAnsi="標楷體" w:cs="標楷體" w:hint="eastAsia"/>
+                <w:bCs/>
+                <w:sz w:val="28"/>
+                <w:szCs w:val="28"/>
+              </w:rPr>
+              <w:t>機關辦理之教育訓練或競賽等低機敏性活動並報經地方政府備查。</w:t>
             </w:r>
           </w:p>
         </w:tc>
@@ -6349,7 +7493,31 @@
                 <w:sz w:val="28"/>
                 <w:szCs w:val="28"/>
               </w:rPr>
-              <w:t>「遙控無人機資安檢測規範」</w:t>
+              <w:t>「遙控無人</w:t>
+            </w:r>
+            <w:proofErr w:type="gramStart"/>
+            <w:r>
+              <w:rPr>
+                <w:rFonts w:ascii="標楷體" w:hAnsi="標楷體" w:cs="標楷體" w:hint="eastAsia"/>
+                <w:bCs/>
+                <w:color w:val="FF0000"/>
+                <w:spacing w:val="0"/>
+                <w:sz w:val="28"/>
+                <w:szCs w:val="28"/>
+              </w:rPr>
+              <w:t>機資安</w:t>
+            </w:r>
+            <w:proofErr w:type="gramEnd"/>
+            <w:r>
+              <w:rPr>
+                <w:rFonts w:ascii="標楷體" w:hAnsi="標楷體" w:cs="標楷體" w:hint="eastAsia"/>
+                <w:bCs/>
+                <w:color w:val="FF0000"/>
+                <w:spacing w:val="0"/>
+                <w:sz w:val="28"/>
+                <w:szCs w:val="28"/>
+              </w:rPr>
+              <w:t>檢測規範」</w:t>
             </w:r>
             <w:r>
               <w:rPr>
@@ -6359,7 +7527,29 @@
                 <w:sz w:val="28"/>
                 <w:szCs w:val="28"/>
               </w:rPr>
-              <w:t>第7章無人機群飛系統資安檢測合格</w:t>
+              <w:t>第7章無人機群飛</w:t>
+            </w:r>
+            <w:proofErr w:type="gramStart"/>
+            <w:r>
+              <w:rPr>
+                <w:rFonts w:ascii="標楷體" w:hAnsi="標楷體" w:cs="標楷體" w:hint="eastAsia"/>
+                <w:color w:val="FF0000"/>
+                <w:spacing w:val="0"/>
+                <w:sz w:val="28"/>
+                <w:szCs w:val="28"/>
+              </w:rPr>
+              <w:t>系統資安檢測</w:t>
+            </w:r>
+            <w:proofErr w:type="gramEnd"/>
+            <w:r>
+              <w:rPr>
+                <w:rFonts w:ascii="標楷體" w:hAnsi="標楷體" w:cs="標楷體" w:hint="eastAsia"/>
+                <w:color w:val="FF0000"/>
+                <w:spacing w:val="0"/>
+                <w:sz w:val="28"/>
+                <w:szCs w:val="28"/>
+              </w:rPr>
+              <w:t>合格</w:t>
             </w:r>
           </w:p>
         </w:tc>
@@ -6382,6 +7572,7 @@
                 <w:szCs w:val="28"/>
               </w:rPr>
             </w:pPr>
+            <w:proofErr w:type="gramStart"/>
             <w:r>
               <w:rPr>
                 <w:rFonts w:ascii="標楷體" w:hAnsi="標楷體" w:cs="標楷體" w:hint="eastAsia"/>
@@ -6390,7 +7581,18 @@
                 <w:sz w:val="28"/>
                 <w:szCs w:val="28"/>
               </w:rPr>
-              <w:t>群飛架數2</w:t>
+              <w:t>群飛架數</w:t>
+            </w:r>
+            <w:proofErr w:type="gramEnd"/>
+            <w:r>
+              <w:rPr>
+                <w:rFonts w:ascii="標楷體" w:hAnsi="標楷體" w:cs="標楷體" w:hint="eastAsia"/>
+                <w:bCs/>
+                <w:spacing w:val="-4"/>
+                <w:sz w:val="28"/>
+                <w:szCs w:val="28"/>
+              </w:rPr>
+              <w:t>2</w:t>
             </w:r>
             <w:r>
               <w:rPr>
@@ -6450,13 +7652,23 @@
           <w:szCs w:val="24"/>
         </w:rPr>
       </w:pPr>
+      <w:proofErr w:type="gramStart"/>
       <w:r>
         <w:rPr>
           <w:rFonts w:ascii="標楷體" w:hAnsi="標楷體" w:cs="標楷體" w:hint="eastAsia"/>
           <w:spacing w:val="0"/>
           <w:szCs w:val="24"/>
         </w:rPr>
-        <w:t>註1</w:t>
+        <w:t>註</w:t>
+      </w:r>
+      <w:proofErr w:type="gramEnd"/>
+      <w:r>
+        <w:rPr>
+          <w:rFonts w:ascii="標楷體" w:hAnsi="標楷體" w:cs="標楷體" w:hint="eastAsia"/>
+          <w:spacing w:val="0"/>
+          <w:szCs w:val="24"/>
+        </w:rPr>
+        <w:t>1</w:t>
       </w:r>
       <w:bookmarkStart w:id="4" w:name="_Hlk194682227"/>
       <w:r>
@@ -6465,7 +7677,25 @@
           <w:spacing w:val="0"/>
           <w:szCs w:val="24"/>
         </w:rPr>
-        <w:t>：本表無人機資安檢測需求係針對一般機關採購取得或使用無人機之基本需求，機關得依個案特性提高檢測安全等級</w:t>
+        <w:t>：本表無人</w:t>
+      </w:r>
+      <w:proofErr w:type="gramStart"/>
+      <w:r>
+        <w:rPr>
+          <w:rFonts w:ascii="標楷體" w:hAnsi="標楷體" w:cs="標楷體" w:hint="eastAsia"/>
+          <w:spacing w:val="0"/>
+          <w:szCs w:val="24"/>
+        </w:rPr>
+        <w:t>機資安</w:t>
+      </w:r>
+      <w:proofErr w:type="gramEnd"/>
+      <w:r>
+        <w:rPr>
+          <w:rFonts w:ascii="標楷體" w:hAnsi="標楷體" w:cs="標楷體" w:hint="eastAsia"/>
+          <w:spacing w:val="0"/>
+          <w:szCs w:val="24"/>
+        </w:rPr>
+        <w:t>檢測需求係針對一般機關採購取得或使用無人機之基本需求，機關得依個案特性提高檢測安全等級</w:t>
       </w:r>
       <w:r>
         <w:rPr>
@@ -6498,13 +7728,23 @@
           <w:szCs w:val="24"/>
         </w:rPr>
       </w:pPr>
+      <w:proofErr w:type="gramStart"/>
       <w:r>
         <w:rPr>
           <w:rFonts w:ascii="標楷體" w:hAnsi="標楷體" w:cs="標楷體" w:hint="eastAsia"/>
           <w:spacing w:val="0"/>
           <w:szCs w:val="24"/>
         </w:rPr>
-        <w:t>註2：</w:t>
+        <w:t>註</w:t>
+      </w:r>
+      <w:proofErr w:type="gramEnd"/>
+      <w:r>
+        <w:rPr>
+          <w:rFonts w:ascii="標楷體" w:hAnsi="標楷體" w:cs="標楷體" w:hint="eastAsia"/>
+          <w:spacing w:val="0"/>
+          <w:szCs w:val="24"/>
+        </w:rPr>
+        <w:t>2：</w:t>
       </w:r>
       <w:bookmarkStart w:id="5" w:name="_Hlk194682257"/>
       <w:r>
@@ -6514,7 +7754,87 @@
           <w:spacing w:val="0"/>
           <w:szCs w:val="24"/>
         </w:rPr>
-        <w:t>數位發展部以114年1月8日數位韌性字第 11350028201號公告，該部113年12月26日會銜交通部公告「遙控無人機資安檢測規範」前，已向公告所列檢測專業機構或法人取得依「遙控無人機資安保障規範」2.0所發給之檢測報告者，得向該機構或法人申請換發相當檢測項目之遙控無人機資安檢測合格報告</w:t>
+        <w:t>數位</w:t>
+      </w:r>
+      <w:proofErr w:type="gramStart"/>
+      <w:r>
+        <w:rPr>
+          <w:rFonts w:ascii="標楷體" w:hAnsi="標楷體" w:cs="標楷體" w:hint="eastAsia"/>
+          <w:color w:val="FF0000"/>
+          <w:spacing w:val="0"/>
+          <w:szCs w:val="24"/>
+        </w:rPr>
+        <w:t>發展部以114年1月8日</w:t>
+      </w:r>
+      <w:proofErr w:type="gramEnd"/>
+      <w:r>
+        <w:rPr>
+          <w:rFonts w:ascii="標楷體" w:hAnsi="標楷體" w:cs="標楷體" w:hint="eastAsia"/>
+          <w:color w:val="FF0000"/>
+          <w:spacing w:val="0"/>
+          <w:szCs w:val="24"/>
+        </w:rPr>
+        <w:t>數位韌性字第 11350028201號公告，該部113年12月26日會銜交通部公告「遙控無人</w:t>
+      </w:r>
+      <w:proofErr w:type="gramStart"/>
+      <w:r>
+        <w:rPr>
+          <w:rFonts w:ascii="標楷體" w:hAnsi="標楷體" w:cs="標楷體" w:hint="eastAsia"/>
+          <w:color w:val="FF0000"/>
+          <w:spacing w:val="0"/>
+          <w:szCs w:val="24"/>
+        </w:rPr>
+        <w:t>機資安</w:t>
+      </w:r>
+      <w:proofErr w:type="gramEnd"/>
+      <w:r>
+        <w:rPr>
+          <w:rFonts w:ascii="標楷體" w:hAnsi="標楷體" w:cs="標楷體" w:hint="eastAsia"/>
+          <w:color w:val="FF0000"/>
+          <w:spacing w:val="0"/>
+          <w:szCs w:val="24"/>
+        </w:rPr>
+        <w:t>檢測規範」前，已向公告所列檢測專業機構或法人取得依「遙控無人</w:t>
+      </w:r>
+      <w:proofErr w:type="gramStart"/>
+      <w:r>
+        <w:rPr>
+          <w:rFonts w:ascii="標楷體" w:hAnsi="標楷體" w:cs="標楷體" w:hint="eastAsia"/>
+          <w:color w:val="FF0000"/>
+          <w:spacing w:val="0"/>
+          <w:szCs w:val="24"/>
+        </w:rPr>
+        <w:t>機資安</w:t>
+      </w:r>
+      <w:proofErr w:type="gramEnd"/>
+      <w:r>
+        <w:rPr>
+          <w:rFonts w:ascii="標楷體" w:hAnsi="標楷體" w:cs="標楷體" w:hint="eastAsia"/>
+          <w:color w:val="FF0000"/>
+          <w:spacing w:val="0"/>
+          <w:szCs w:val="24"/>
+        </w:rPr>
+        <w:t>保障規範」2.0所發給之檢測報告者，得向該機構或法人申請換發相當檢測項目之遙控無人</w:t>
+      </w:r>
+      <w:proofErr w:type="gramStart"/>
+      <w:r>
+        <w:rPr>
+          <w:rFonts w:ascii="標楷體" w:hAnsi="標楷體" w:cs="標楷體" w:hint="eastAsia"/>
+          <w:color w:val="FF0000"/>
+          <w:spacing w:val="0"/>
+          <w:szCs w:val="24"/>
+        </w:rPr>
+        <w:t>機資安</w:t>
+      </w:r>
+      <w:proofErr w:type="gramEnd"/>
+      <w:r>
+        <w:rPr>
+          <w:rFonts w:ascii="標楷體" w:hAnsi="標楷體" w:cs="標楷體" w:hint="eastAsia"/>
+          <w:color w:val="FF0000"/>
+          <w:spacing w:val="0"/>
+          <w:szCs w:val="24"/>
+        </w:rPr>
+        <w:t>檢測合格報告</w:t>
       </w:r>
       <w:r>
         <w:rPr>
@@ -6538,13 +7858,41 @@
           <w:szCs w:val="24"/>
         </w:rPr>
       </w:pPr>
+      <w:proofErr w:type="gramStart"/>
       <w:r>
         <w:rPr>
           <w:rFonts w:ascii="標楷體" w:hAnsi="標楷體" w:cs="標楷體" w:hint="eastAsia"/>
           <w:spacing w:val="0"/>
           <w:szCs w:val="24"/>
         </w:rPr>
-        <w:t>註3：機關應視個案實際情形於採購預算編列資安檢測費用。客製化之財物採購，第1次型式檢測費用由機關預算支應；勞務採購，機關依使用架數、使用頻率等因素評估所需檢測費用。</w:t>
+        <w:t>註</w:t>
+      </w:r>
+      <w:proofErr w:type="gramEnd"/>
+      <w:r>
+        <w:rPr>
+          <w:rFonts w:ascii="標楷體" w:hAnsi="標楷體" w:cs="標楷體" w:hint="eastAsia"/>
+          <w:spacing w:val="0"/>
+          <w:szCs w:val="24"/>
+        </w:rPr>
+        <w:t>3：機關應視個案實際情形於採購預算</w:t>
+      </w:r>
+      <w:proofErr w:type="gramStart"/>
+      <w:r>
+        <w:rPr>
+          <w:rFonts w:ascii="標楷體" w:hAnsi="標楷體" w:cs="標楷體" w:hint="eastAsia"/>
+          <w:spacing w:val="0"/>
+          <w:szCs w:val="24"/>
+        </w:rPr>
+        <w:t>編列資安檢測</w:t>
+      </w:r>
+      <w:proofErr w:type="gramEnd"/>
+      <w:r>
+        <w:rPr>
+          <w:rFonts w:ascii="標楷體" w:hAnsi="標楷體" w:cs="標楷體" w:hint="eastAsia"/>
+          <w:spacing w:val="0"/>
+          <w:szCs w:val="24"/>
+        </w:rPr>
+        <w:t>費用。客製化之財物採購，第1次型式檢測費用由機關預算支應；勞務採購，機關依使用架數、使用頻率等因素評估所需檢測費用。</w:t>
       </w:r>
     </w:p>
     <w:p>
@@ -6646,6 +7994,7 @@
         </w:rPr>
         <w:t xml:space="preserve">      </w:t>
       </w:r>
+      <w:proofErr w:type="gramStart"/>
       <w:r>
         <w:rPr>
           <w:rFonts w:hint="eastAsia"/>
@@ -6653,6 +8002,7 @@
         </w:rPr>
         <w:t>█</w:t>
       </w:r>
+      <w:proofErr w:type="gramEnd"/>
       <w:r>
         <w:rPr>
           <w:spacing w:val="0"/>
@@ -6702,7 +8052,15 @@
         <w:t>(1)依採購法第25條規定</w:t>
       </w:r>
       <w:r>
-        <w:t>允許廠商共同投標(招標文件已附共同投標協議書範本</w:t>
+        <w:t>允許廠商共同投標(招標</w:t>
+      </w:r>
+      <w:proofErr w:type="gramStart"/>
+      <w:r>
+        <w:t>文件已附共同</w:t>
+      </w:r>
+      <w:proofErr w:type="gramEnd"/>
+      <w:r>
+        <w:t>投標協議書範本</w:t>
       </w:r>
       <w:r>
         <w:rPr>
@@ -6766,6 +8124,7 @@
           <w:spacing w:val="0"/>
         </w:rPr>
       </w:pPr>
+      <w:proofErr w:type="gramStart"/>
       <w:r>
         <w:rPr>
           <w:rFonts w:hint="eastAsia"/>
@@ -6773,6 +8132,7 @@
         </w:rPr>
         <w:t>█</w:t>
       </w:r>
+      <w:proofErr w:type="gramEnd"/>
       <w:r>
         <w:rPr>
           <w:spacing w:val="0"/>
@@ -6814,6 +8174,7 @@
           <w:u w:val="single"/>
         </w:rPr>
       </w:pPr>
+      <w:proofErr w:type="gramStart"/>
       <w:r>
         <w:rPr>
           <w:rFonts w:hint="eastAsia"/>
@@ -6821,6 +8182,7 @@
         </w:rPr>
         <w:t>█</w:t>
       </w:r>
+      <w:proofErr w:type="gramEnd"/>
       <w:r>
         <w:rPr>
           <w:rFonts w:hint="eastAsia"/>
@@ -6931,7 +8293,23 @@
           <w:color w:val="000000"/>
           <w:u w:val="single"/>
         </w:rPr>
-        <w:t>(無者免填)</w:t>
+        <w:t>(</w:t>
+      </w:r>
+      <w:proofErr w:type="gramStart"/>
+      <w:r>
+        <w:rPr>
+          <w:color w:val="000000"/>
+          <w:u w:val="single"/>
+        </w:rPr>
+        <w:t>無者免填</w:t>
+      </w:r>
+      <w:proofErr w:type="gramEnd"/>
+      <w:r>
+        <w:rPr>
+          <w:color w:val="000000"/>
+          <w:u w:val="single"/>
+        </w:rPr>
+        <w:t>)</w:t>
       </w:r>
       <w:r>
         <w:rPr>
@@ -6994,7 +8372,25 @@
           <w:kern w:val="0"/>
           <w:u w:val="single"/>
         </w:rPr>
-        <w:t>之內容，應另以書面提供予機關之項目（如有不符者，以電子傳輸資料為準）</w:t>
+        <w:t>之內容，應另以書面提供予機關之項目（如有不符者，以電子傳輸資料為</w:t>
+      </w:r>
+      <w:proofErr w:type="gramStart"/>
+      <w:r>
+        <w:rPr>
+          <w:rFonts w:hint="eastAsia"/>
+          <w:kern w:val="0"/>
+          <w:u w:val="single"/>
+        </w:rPr>
+        <w:t>準</w:t>
+      </w:r>
+      <w:proofErr w:type="gramEnd"/>
+      <w:r>
+        <w:rPr>
+          <w:rFonts w:hint="eastAsia"/>
+          <w:kern w:val="0"/>
+          <w:u w:val="single"/>
+        </w:rPr>
+        <w:t>）</w:t>
       </w:r>
       <w:r>
         <w:rPr>
@@ -7067,7 +8463,23 @@
           <w:rFonts w:hint="eastAsia"/>
           <w:spacing w:val="6"/>
         </w:rPr>
-        <w:t>依採購法施行細則第43條第3項規定。（機關最後釋疑之次日起算至截止投標日或資格審查截止收件日之日數，不得少於原等標期之四分之一，其未滿1日者以1日計；前述日數有不足者，截止日至少應延後至補足不足之日數。）</w:t>
+        <w:t>依採購法施行細則第43條第3項規定。</w:t>
+      </w:r>
+      <w:proofErr w:type="gramStart"/>
+      <w:r>
+        <w:rPr>
+          <w:rFonts w:hint="eastAsia"/>
+          <w:spacing w:val="6"/>
+        </w:rPr>
+        <w:t>（</w:t>
+      </w:r>
+      <w:proofErr w:type="gramEnd"/>
+      <w:r>
+        <w:rPr>
+          <w:rFonts w:hint="eastAsia"/>
+          <w:spacing w:val="6"/>
+        </w:rPr>
+        <w:t>機關最後釋疑之次日起算至截止投標日或資格審查截止收件日之日數，不得少於原等標期之四分之一，其未滿1日者以1日計；前述日數有不足者，截止日至少應延後至補足不足之日數。）</w:t>
       </w:r>
     </w:p>
     <w:p>
@@ -7136,6 +8548,7 @@
         </w:rPr>
         <w:t xml:space="preserve">       </w:t>
       </w:r>
+      <w:proofErr w:type="gramStart"/>
       <w:r>
         <w:rPr>
           <w:rFonts w:hint="eastAsia"/>
@@ -7143,6 +8556,7 @@
         </w:rPr>
         <w:t>█</w:t>
       </w:r>
+      <w:proofErr w:type="gramEnd"/>
       <w:r>
         <w:rPr>
           <w:spacing w:val="0"/>
@@ -7259,6 +8673,7 @@
         </w:rPr>
         <w:t xml:space="preserve">       </w:t>
       </w:r>
+      <w:proofErr w:type="gramStart"/>
       <w:r>
         <w:rPr>
           <w:rFonts w:ascii="標楷體" w:eastAsia="標楷體" w:hAnsi="標楷體" w:hint="eastAsia"/>
@@ -7266,6 +8681,7 @@
         </w:rPr>
         <w:t>█</w:t>
       </w:r>
+      <w:proofErr w:type="gramEnd"/>
       <w:r>
         <w:rPr>
           <w:rFonts w:ascii="Times New Roman" w:eastAsia="標楷體"/>
@@ -7326,7 +8742,35 @@
         <w:rPr>
           <w:spacing w:val="0"/>
         </w:rPr>
-        <w:t>如機關無法於前開有效期內決標，得於必要時洽請廠商延長投標文件之有效期。</w:t>
+        <w:t>如機關無法於前開</w:t>
+      </w:r>
+      <w:proofErr w:type="gramStart"/>
+      <w:r>
+        <w:rPr>
+          <w:spacing w:val="0"/>
+        </w:rPr>
+        <w:t>有效期內決標</w:t>
+      </w:r>
+      <w:proofErr w:type="gramEnd"/>
+      <w:r>
+        <w:rPr>
+          <w:spacing w:val="0"/>
+        </w:rPr>
+        <w:t>，得於</w:t>
+      </w:r>
+      <w:proofErr w:type="gramStart"/>
+      <w:r>
+        <w:rPr>
+          <w:spacing w:val="0"/>
+        </w:rPr>
+        <w:t>必要時洽請</w:t>
+      </w:r>
+      <w:proofErr w:type="gramEnd"/>
+      <w:r>
+        <w:rPr>
+          <w:spacing w:val="0"/>
+        </w:rPr>
+        <w:t>廠商延長投標文件之有效期。</w:t>
       </w:r>
       <w:r>
         <w:rPr>
@@ -7343,7 +8787,27 @@
           <w:color w:val="FF0000"/>
           <w:szCs w:val="28"/>
         </w:rPr>
-        <w:t>於押標金有效期，依第35點辦理。</w:t>
+        <w:t>於</w:t>
+      </w:r>
+      <w:proofErr w:type="gramStart"/>
+      <w:r>
+        <w:rPr>
+          <w:rFonts w:hint="eastAsia"/>
+          <w:bCs/>
+          <w:color w:val="FF0000"/>
+          <w:szCs w:val="28"/>
+        </w:rPr>
+        <w:t>押</w:t>
+      </w:r>
+      <w:proofErr w:type="gramEnd"/>
+      <w:r>
+        <w:rPr>
+          <w:rFonts w:hint="eastAsia"/>
+          <w:bCs/>
+          <w:color w:val="FF0000"/>
+          <w:szCs w:val="28"/>
+        </w:rPr>
+        <w:t>標金有效期，依第35點辦理。</w:t>
       </w:r>
     </w:p>
     <w:p>
@@ -7392,6 +8856,7 @@
         </w:rPr>
         <w:t xml:space="preserve">       </w:t>
       </w:r>
+      <w:proofErr w:type="gramStart"/>
       <w:r>
         <w:rPr>
           <w:rFonts w:hint="eastAsia"/>
@@ -7399,6 +8864,7 @@
         </w:rPr>
         <w:t>█</w:t>
       </w:r>
+      <w:proofErr w:type="gramEnd"/>
       <w:r>
         <w:rPr>
           <w:spacing w:val="0"/>
@@ -7628,6 +9094,7 @@
         <w:lastRenderedPageBreak/>
         <w:t xml:space="preserve">       </w:t>
       </w:r>
+      <w:proofErr w:type="gramStart"/>
       <w:r>
         <w:rPr>
           <w:rFonts w:hint="eastAsia"/>
@@ -7635,6 +9102,7 @@
         </w:rPr>
         <w:t>█</w:t>
       </w:r>
+      <w:proofErr w:type="gramEnd"/>
       <w:r>
         <w:rPr>
           <w:spacing w:val="0"/>
@@ -7706,8 +9174,18 @@
           <w:spacing w:val="0"/>
           <w:highlight w:val="yellow"/>
         </w:rPr>
-        <w:t>依採購法不公開者免填</w:t>
-      </w:r>
+        <w:t>依採購法不公開</w:t>
+      </w:r>
+      <w:proofErr w:type="gramStart"/>
+      <w:r>
+        <w:rPr>
+          <w:rFonts w:ascii="Times New Roman" w:eastAsia="標楷體"/>
+          <w:spacing w:val="0"/>
+          <w:highlight w:val="yellow"/>
+        </w:rPr>
+        <w:t>者免填</w:t>
+      </w:r>
+      <w:proofErr w:type="gramEnd"/>
       <w:r>
         <w:rPr>
           <w:rFonts w:ascii="Times New Roman" w:eastAsia="標楷體"/>
@@ -7841,7 +9319,21 @@
         <w:rPr>
           <w:spacing w:val="0"/>
         </w:rPr>
-        <w:t>公開開標案件之開標地點(依採購法不公開者免填)：</w:t>
+        <w:t>公開開標案件之開標地點(依採購法不公開</w:t>
+      </w:r>
+      <w:proofErr w:type="gramStart"/>
+      <w:r>
+        <w:rPr>
+          <w:spacing w:val="0"/>
+        </w:rPr>
+        <w:t>者免填</w:t>
+      </w:r>
+      <w:proofErr w:type="gramEnd"/>
+      <w:r>
+        <w:rPr>
+          <w:spacing w:val="0"/>
+        </w:rPr>
+        <w:t>)：</w:t>
       </w:r>
       <w:r>
         <w:rPr>
@@ -7870,7 +9362,21 @@
         <w:rPr>
           <w:spacing w:val="0"/>
         </w:rPr>
-        <w:t>公開開標案件有權參加開標之每一投標廠商人數(依採購法不公開或不限制廠商出席人數者免填)：</w:t>
+        <w:t>公開開標案件有權參加開標之每一投標廠商人數(依採購法不公開或不限制廠商出席人數</w:t>
+      </w:r>
+      <w:proofErr w:type="gramStart"/>
+      <w:r>
+        <w:rPr>
+          <w:spacing w:val="0"/>
+        </w:rPr>
+        <w:t>者免填</w:t>
+      </w:r>
+      <w:proofErr w:type="gramEnd"/>
+      <w:r>
+        <w:rPr>
+          <w:spacing w:val="0"/>
+        </w:rPr>
+        <w:t>)：</w:t>
       </w:r>
       <w:r>
         <w:rPr>
@@ -7960,7 +9466,21 @@
         <w:rPr>
           <w:spacing w:val="0"/>
         </w:rPr>
-        <w:t>(2)依採購法第42條規定採分段開標，後續階段開標之時間及地點無法預先標示。</w:t>
+        <w:t>(2)依採購法第42條規定</w:t>
+      </w:r>
+      <w:proofErr w:type="gramStart"/>
+      <w:r>
+        <w:rPr>
+          <w:spacing w:val="0"/>
+        </w:rPr>
+        <w:t>採</w:t>
+      </w:r>
+      <w:proofErr w:type="gramEnd"/>
+      <w:r>
+        <w:rPr>
+          <w:spacing w:val="0"/>
+        </w:rPr>
+        <w:t>分段開標，後續階段開標之時間及地點無法預先標示。</w:t>
       </w:r>
     </w:p>
     <w:p>
@@ -8059,7 +9579,21 @@
         <w:rPr>
           <w:spacing w:val="0"/>
         </w:rPr>
-        <w:t>本採購開標採：</w:t>
+        <w:t>本採購開標</w:t>
+      </w:r>
+      <w:proofErr w:type="gramStart"/>
+      <w:r>
+        <w:rPr>
+          <w:spacing w:val="0"/>
+        </w:rPr>
+        <w:t>採</w:t>
+      </w:r>
+      <w:proofErr w:type="gramEnd"/>
+      <w:r>
+        <w:rPr>
+          <w:spacing w:val="0"/>
+        </w:rPr>
+        <w:t>：</w:t>
       </w:r>
     </w:p>
     <w:p>
@@ -8072,6 +9606,7 @@
           <w:spacing w:val="0"/>
         </w:rPr>
       </w:pPr>
+      <w:proofErr w:type="gramStart"/>
       <w:r>
         <w:rPr>
           <w:rFonts w:hint="eastAsia"/>
@@ -8079,11 +9614,26 @@
         </w:rPr>
         <w:t>█</w:t>
       </w:r>
-      <w:r>
-        <w:rPr>
-          <w:spacing w:val="0"/>
-        </w:rPr>
-        <w:t>(1)不分段開標。所有投標文件置於一標封內，不必按文件屬性分別裝封。</w:t>
+      <w:proofErr w:type="gramEnd"/>
+      <w:r>
+        <w:rPr>
+          <w:spacing w:val="0"/>
+        </w:rPr>
+        <w:t>(1)不分段開標。所有投標文件置於一</w:t>
+      </w:r>
+      <w:proofErr w:type="gramStart"/>
+      <w:r>
+        <w:rPr>
+          <w:spacing w:val="0"/>
+        </w:rPr>
+        <w:t>標封內</w:t>
+      </w:r>
+      <w:proofErr w:type="gramEnd"/>
+      <w:r>
+        <w:rPr>
+          <w:spacing w:val="0"/>
+        </w:rPr>
+        <w:t>，不必按文件屬性分別裝封。</w:t>
       </w:r>
     </w:p>
     <w:p>
@@ -8103,8 +9653,30 @@
         <w:rPr>
           <w:spacing w:val="0"/>
         </w:rPr>
-        <w:t>(2)分段開標（請勾選項目）；投標廠商應就各段標之標封分別裝封並標示</w:t>
-      </w:r>
+        <w:t>(2)分段開標（請勾選項目）；投標廠商應就各</w:t>
+      </w:r>
+      <w:proofErr w:type="gramStart"/>
+      <w:r>
+        <w:rPr>
+          <w:spacing w:val="0"/>
+        </w:rPr>
+        <w:t>段標之標封</w:t>
+      </w:r>
+      <w:proofErr w:type="gramEnd"/>
+      <w:r>
+        <w:rPr>
+          <w:spacing w:val="0"/>
+        </w:rPr>
+        <w:t>分別</w:t>
+      </w:r>
+      <w:proofErr w:type="gramStart"/>
+      <w:r>
+        <w:rPr>
+          <w:spacing w:val="0"/>
+        </w:rPr>
+        <w:t>裝封並標示</w:t>
+      </w:r>
+      <w:proofErr w:type="gramEnd"/>
       <w:r>
         <w:t>內含資格標、規格標或價格標等</w:t>
       </w:r>
@@ -8233,11 +9805,54 @@
           <w:spacing w:val="0"/>
         </w:rPr>
       </w:pPr>
-      <w:r>
-        <w:rPr>
-          <w:spacing w:val="0"/>
-        </w:rPr>
-        <w:t>押標金金額(無押標金者免填，有押標金者不得逾新</w:t>
+      <w:proofErr w:type="gramStart"/>
+      <w:r>
+        <w:rPr>
+          <w:spacing w:val="0"/>
+        </w:rPr>
+        <w:t>押</w:t>
+      </w:r>
+      <w:proofErr w:type="gramEnd"/>
+      <w:r>
+        <w:rPr>
+          <w:spacing w:val="0"/>
+        </w:rPr>
+        <w:t>標金金額(</w:t>
+      </w:r>
+      <w:proofErr w:type="gramStart"/>
+      <w:r>
+        <w:rPr>
+          <w:spacing w:val="0"/>
+        </w:rPr>
+        <w:t>無押標金</w:t>
+      </w:r>
+      <w:proofErr w:type="gramEnd"/>
+      <w:r>
+        <w:rPr>
+          <w:spacing w:val="0"/>
+        </w:rPr>
+        <w:t>者</w:t>
+      </w:r>
+      <w:proofErr w:type="gramStart"/>
+      <w:r>
+        <w:rPr>
+          <w:spacing w:val="0"/>
+        </w:rPr>
+        <w:t>免填，有押</w:t>
+      </w:r>
+      <w:proofErr w:type="gramEnd"/>
+      <w:r>
+        <w:rPr>
+          <w:spacing w:val="0"/>
+        </w:rPr>
+        <w:t>標金者</w:t>
+      </w:r>
+      <w:proofErr w:type="gramStart"/>
+      <w:r>
+        <w:rPr>
+          <w:spacing w:val="0"/>
+        </w:rPr>
+        <w:t>不得逾新</w:t>
       </w:r>
       <w:r>
         <w:rPr>
@@ -8249,7 +9864,28 @@
         <w:rPr>
           <w:spacing w:val="0"/>
         </w:rPr>
-        <w:t>幣5千萬元)：</w:t>
+        <w:t>幣</w:t>
+      </w:r>
+      <w:proofErr w:type="gramEnd"/>
+      <w:r>
+        <w:rPr>
+          <w:spacing w:val="0"/>
+        </w:rPr>
+        <w:t>5</w:t>
+      </w:r>
+      <w:proofErr w:type="gramStart"/>
+      <w:r>
+        <w:rPr>
+          <w:spacing w:val="0"/>
+        </w:rPr>
+        <w:t>千萬</w:t>
+      </w:r>
+      <w:proofErr w:type="gramEnd"/>
+      <w:r>
+        <w:rPr>
+          <w:spacing w:val="0"/>
+        </w:rPr>
+        <w:t>元)：</w:t>
       </w:r>
     </w:p>
     <w:p>
@@ -8325,12 +9961,21 @@
           <w:spacing w:val="0"/>
         </w:rPr>
       </w:pPr>
-      <w:r>
-        <w:rPr>
-          <w:spacing w:val="0"/>
-        </w:rPr>
-        <w:t>採電子投標之廠商，押標金予以減收金額(</w:t>
-      </w:r>
+      <w:proofErr w:type="gramStart"/>
+      <w:r>
+        <w:rPr>
+          <w:spacing w:val="0"/>
+        </w:rPr>
+        <w:t>採</w:t>
+      </w:r>
+      <w:proofErr w:type="gramEnd"/>
+      <w:r>
+        <w:rPr>
+          <w:spacing w:val="0"/>
+        </w:rPr>
+        <w:t>電子投標之廠商，押標金予以減收金額(</w:t>
+      </w:r>
+      <w:proofErr w:type="gramStart"/>
       <w:r>
         <w:rPr>
           <w:spacing w:val="0"/>
@@ -8341,7 +9986,14 @@
         <w:rPr>
           <w:spacing w:val="0"/>
         </w:rPr>
-        <w:t>者免填) ：</w:t>
+        <w:t>者免填</w:t>
+      </w:r>
+      <w:proofErr w:type="gramEnd"/>
+      <w:r>
+        <w:rPr>
+          <w:spacing w:val="0"/>
+        </w:rPr>
+        <w:t>) ：</w:t>
       </w:r>
     </w:p>
     <w:p>
@@ -8423,40 +10075,86 @@
         </w:rPr>
         <w:t>公開於政府電子採購網</w:t>
       </w:r>
-      <w:hyperlink r:id="rId8" w:history="1">
-        <w:r>
-          <w:rPr>
-            <w:spacing w:val="0"/>
-          </w:rPr>
-          <w:t>https://web.pcc.gov.tw/</w:t>
-        </w:r>
-        <w:r>
-          <w:rPr>
-            <w:rFonts w:hint="eastAsia"/>
-            <w:spacing w:val="0"/>
-          </w:rPr>
-          <w:t>常用查詢</w:t>
-        </w:r>
-        <w:r>
-          <w:rPr>
-            <w:spacing w:val="0"/>
-          </w:rPr>
-          <w:t>/</w:t>
-        </w:r>
-        <w:r>
-          <w:rPr>
-            <w:rFonts w:hint="eastAsia"/>
-            <w:spacing w:val="0"/>
-          </w:rPr>
-          <w:t>優良廠商名單</w:t>
-        </w:r>
-        <w:r>
-          <w:rPr>
-            <w:spacing w:val="0"/>
-          </w:rPr>
-          <w:t>/</w:t>
-        </w:r>
-      </w:hyperlink>
+      <w:r>
+        <w:rPr>
+          <w:spacing w:val="0"/>
+        </w:rPr>
+        <w:fldChar w:fldCharType="begin"/>
+      </w:r>
+      <w:r>
+        <w:rPr>
+          <w:spacing w:val="0"/>
+        </w:rPr>
+        <w:instrText xml:space="preserve"> HYPERLINK "https://web.pcc.gov.tw/</w:instrText>
+      </w:r>
+      <w:r>
+        <w:rPr>
+          <w:spacing w:val="0"/>
+        </w:rPr>
+        <w:instrText>常用查詢</w:instrText>
+      </w:r>
+      <w:r>
+        <w:rPr>
+          <w:spacing w:val="0"/>
+        </w:rPr>
+        <w:instrText>/</w:instrText>
+      </w:r>
+      <w:r>
+        <w:rPr>
+          <w:spacing w:val="0"/>
+        </w:rPr>
+        <w:instrText>優良廠商名單</w:instrText>
+      </w:r>
+      <w:r>
+        <w:rPr>
+          <w:spacing w:val="0"/>
+        </w:rPr>
+        <w:instrText xml:space="preserve">/" </w:instrText>
+      </w:r>
+      <w:r>
+        <w:rPr>
+          <w:spacing w:val="0"/>
+        </w:rPr>
+        <w:fldChar w:fldCharType="separate"/>
+      </w:r>
+      <w:r>
+        <w:rPr>
+          <w:spacing w:val="0"/>
+        </w:rPr>
+        <w:t>https://web.pcc.gov.tw/</w:t>
+      </w:r>
+      <w:r>
+        <w:rPr>
+          <w:rFonts w:hint="eastAsia"/>
+          <w:spacing w:val="0"/>
+        </w:rPr>
+        <w:t>常用查詢</w:t>
+      </w:r>
+      <w:r>
+        <w:rPr>
+          <w:spacing w:val="0"/>
+        </w:rPr>
+        <w:t>/</w:t>
+      </w:r>
+      <w:r>
+        <w:rPr>
+          <w:rFonts w:hint="eastAsia"/>
+          <w:spacing w:val="0"/>
+        </w:rPr>
+        <w:t>優良廠商名單</w:t>
+      </w:r>
+      <w:r>
+        <w:rPr>
+          <w:spacing w:val="0"/>
+        </w:rPr>
+        <w:t>/</w:t>
+      </w:r>
+      <w:r>
+        <w:rPr>
+          <w:spacing w:val="0"/>
+        </w:rPr>
+        <w:fldChar w:fldCharType="end"/>
+      </w:r>
       <w:r>
         <w:rPr>
           <w:rFonts w:hint="eastAsia"/>
@@ -8510,7 +10208,21 @@
         <w:rPr>
           <w:rFonts w:hint="eastAsia"/>
         </w:rPr>
-        <w:t>行政院公共工程委員會公共工程金質獎之得獎廠商，減收原應繳額度之</w:t>
+        <w:t>行政院公共工程委員會公共工程金質獎之得獎廠商，</w:t>
+      </w:r>
+      <w:proofErr w:type="gramStart"/>
+      <w:r>
+        <w:rPr>
+          <w:rFonts w:hint="eastAsia"/>
+        </w:rPr>
+        <w:t>減收原應</w:t>
+      </w:r>
+      <w:proofErr w:type="gramEnd"/>
+      <w:r>
+        <w:rPr>
+          <w:rFonts w:hint="eastAsia"/>
+        </w:rPr>
+        <w:t>繳額度之</w:t>
       </w:r>
       <w:r>
         <w:t>50%</w:t>
@@ -8601,7 +10313,21 @@
           <w:szCs w:val="28"/>
         </w:rPr>
         <w:lastRenderedPageBreak/>
-        <w:t>民間參與公共建設金擘獎</w:t>
+        <w:t>民間參與公共建設金</w:t>
+      </w:r>
+      <w:proofErr w:type="gramStart"/>
+      <w:r>
+        <w:rPr>
+          <w:szCs w:val="28"/>
+        </w:rPr>
+        <w:t>擘</w:t>
+      </w:r>
+      <w:proofErr w:type="gramEnd"/>
+      <w:r>
+        <w:rPr>
+          <w:szCs w:val="28"/>
+        </w:rPr>
+        <w:t>獎</w:t>
       </w:r>
       <w:r>
         <w:rPr>
@@ -8627,8 +10353,16 @@
         <w:rPr>
           <w:szCs w:val="28"/>
         </w:rPr>
-        <w:t>交通部金路獎</w:t>
-      </w:r>
+        <w:t>交通部</w:t>
+      </w:r>
+      <w:proofErr w:type="gramStart"/>
+      <w:r>
+        <w:rPr>
+          <w:szCs w:val="28"/>
+        </w:rPr>
+        <w:t>金路獎</w:t>
+      </w:r>
+      <w:proofErr w:type="gramEnd"/>
       <w:r>
         <w:rPr>
           <w:rFonts w:hint="eastAsia"/>
@@ -8681,7 +10415,23 @@
           <w:rFonts w:hint="eastAsia"/>
           <w:spacing w:val="0"/>
         </w:rPr>
-        <w:t>由招標機關敘明獎項名稱及減收額度，其減收總額度不逾原定應繳總額之</w:t>
+        <w:t>由招標機關敘明獎項名稱及減收額度，其減收總額度</w:t>
+      </w:r>
+      <w:proofErr w:type="gramStart"/>
+      <w:r>
+        <w:rPr>
+          <w:rFonts w:hint="eastAsia"/>
+          <w:spacing w:val="0"/>
+        </w:rPr>
+        <w:t>不</w:t>
+      </w:r>
+      <w:proofErr w:type="gramEnd"/>
+      <w:r>
+        <w:rPr>
+          <w:rFonts w:hint="eastAsia"/>
+          <w:spacing w:val="0"/>
+        </w:rPr>
+        <w:t>逾原定應繳總額之</w:t>
       </w:r>
       <w:r>
         <w:rPr>
@@ -8759,7 +10509,25 @@
           <w:color w:val="FF0000"/>
           <w:spacing w:val="0"/>
         </w:rPr>
-        <w:t>，減收原應繳額度之50%。</w:t>
+        <w:t>，</w:t>
+      </w:r>
+      <w:proofErr w:type="gramStart"/>
+      <w:r>
+        <w:rPr>
+          <w:rFonts w:hint="eastAsia"/>
+          <w:color w:val="FF0000"/>
+          <w:spacing w:val="0"/>
+        </w:rPr>
+        <w:t>減收原應</w:t>
+      </w:r>
+      <w:proofErr w:type="gramEnd"/>
+      <w:r>
+        <w:rPr>
+          <w:rFonts w:hint="eastAsia"/>
+          <w:color w:val="FF0000"/>
+          <w:spacing w:val="0"/>
+        </w:rPr>
+        <w:t>繳額度之50%。</w:t>
       </w:r>
       <w:bookmarkEnd w:id="7"/>
     </w:p>
@@ -8777,7 +10545,21 @@
         <w:rPr>
           <w:spacing w:val="0"/>
         </w:rPr>
-        <w:t>為押標金保證金暨其他擔保作業辦法第33條之6所稱全球化廠商者，押標金予以減收之金額(無者免填)：</w:t>
+        <w:t>為押標金保證金暨其他擔保作業辦法第33條之6所稱全球化廠商者，押標金予以減收之金額(</w:t>
+      </w:r>
+      <w:proofErr w:type="gramStart"/>
+      <w:r>
+        <w:rPr>
+          <w:spacing w:val="0"/>
+        </w:rPr>
+        <w:t>無者免填</w:t>
+      </w:r>
+      <w:proofErr w:type="gramEnd"/>
+      <w:r>
+        <w:rPr>
+          <w:spacing w:val="0"/>
+        </w:rPr>
+        <w:t>)：</w:t>
       </w:r>
     </w:p>
     <w:p>
@@ -8821,7 +10603,23 @@
           <w:rFonts w:hint="eastAsia"/>
           <w:spacing w:val="0"/>
         </w:rPr>
-        <w:t>，參與案件屬營造業法所稱營繕工程之工程採購者，</w:t>
+        <w:t>，參與案件屬營造業法所稱營</w:t>
+      </w:r>
+      <w:proofErr w:type="gramStart"/>
+      <w:r>
+        <w:rPr>
+          <w:rFonts w:hint="eastAsia"/>
+          <w:spacing w:val="0"/>
+        </w:rPr>
+        <w:t>繕</w:t>
+      </w:r>
+      <w:proofErr w:type="gramEnd"/>
+      <w:r>
+        <w:rPr>
+          <w:rFonts w:hint="eastAsia"/>
+          <w:spacing w:val="0"/>
+        </w:rPr>
+        <w:t>工程之工程採購者，</w:t>
       </w:r>
       <w:r>
         <w:rPr>
@@ -8834,7 +10632,23 @@
           <w:rFonts w:hint="eastAsia"/>
           <w:spacing w:val="0"/>
         </w:rPr>
-        <w:t>，其減收金額不併入前2項減收總額度計算</w:t>
+        <w:t>，其減收金額</w:t>
+      </w:r>
+      <w:proofErr w:type="gramStart"/>
+      <w:r>
+        <w:rPr>
+          <w:rFonts w:hint="eastAsia"/>
+          <w:spacing w:val="0"/>
+        </w:rPr>
+        <w:t>不</w:t>
+      </w:r>
+      <w:proofErr w:type="gramEnd"/>
+      <w:r>
+        <w:rPr>
+          <w:rFonts w:hint="eastAsia"/>
+          <w:spacing w:val="0"/>
+        </w:rPr>
+        <w:t>併入前2項減收總額度計算</w:t>
       </w:r>
       <w:r>
         <w:rPr>
@@ -8856,13 +10670,41 @@
         </w:rPr>
         <w:t>，惟押標金、工程保證金或工程保留款應至少擇一項給予獎勵）：</w:t>
       </w:r>
-      <w:r>
-        <w:rPr>
-          <w:rFonts w:hint="eastAsia"/>
-          <w:color w:val="FF0000"/>
-          <w:spacing w:val="0"/>
-        </w:rPr>
-        <w:t>押標金減收原應繳額度之50%</w:t>
+      <w:proofErr w:type="gramStart"/>
+      <w:r>
+        <w:rPr>
+          <w:rFonts w:hint="eastAsia"/>
+          <w:color w:val="FF0000"/>
+          <w:spacing w:val="0"/>
+        </w:rPr>
+        <w:t>押</w:t>
+      </w:r>
+      <w:proofErr w:type="gramEnd"/>
+      <w:r>
+        <w:rPr>
+          <w:rFonts w:hint="eastAsia"/>
+          <w:color w:val="FF0000"/>
+          <w:spacing w:val="0"/>
+        </w:rPr>
+        <w:t>標金</w:t>
+      </w:r>
+      <w:proofErr w:type="gramStart"/>
+      <w:r>
+        <w:rPr>
+          <w:rFonts w:hint="eastAsia"/>
+          <w:color w:val="FF0000"/>
+          <w:spacing w:val="0"/>
+        </w:rPr>
+        <w:t>減收原應</w:t>
+      </w:r>
+      <w:proofErr w:type="gramEnd"/>
+      <w:r>
+        <w:rPr>
+          <w:rFonts w:hint="eastAsia"/>
+          <w:color w:val="FF0000"/>
+          <w:spacing w:val="0"/>
+        </w:rPr>
+        <w:t>繳額度之50%</w:t>
       </w:r>
       <w:r>
         <w:rPr>
@@ -8887,11 +10729,33 @@
           <w:spacing w:val="0"/>
         </w:rPr>
       </w:pPr>
-      <w:r>
-        <w:rPr>
-          <w:spacing w:val="0"/>
-        </w:rPr>
-        <w:t>押標金有效期(無押標金者免填)：</w:t>
+      <w:proofErr w:type="gramStart"/>
+      <w:r>
+        <w:rPr>
+          <w:spacing w:val="0"/>
+        </w:rPr>
+        <w:t>押</w:t>
+      </w:r>
+      <w:proofErr w:type="gramEnd"/>
+      <w:r>
+        <w:rPr>
+          <w:spacing w:val="0"/>
+        </w:rPr>
+        <w:t>標金有效期(</w:t>
+      </w:r>
+      <w:proofErr w:type="gramStart"/>
+      <w:r>
+        <w:rPr>
+          <w:spacing w:val="0"/>
+        </w:rPr>
+        <w:t>無押標金者免填</w:t>
+      </w:r>
+      <w:proofErr w:type="gramEnd"/>
+      <w:r>
+        <w:rPr>
+          <w:spacing w:val="0"/>
+        </w:rPr>
+        <w:t>)：</w:t>
       </w:r>
     </w:p>
     <w:p>
@@ -8921,7 +10785,47 @@
           <w:szCs w:val="28"/>
           <w:highlight w:val="yellow"/>
         </w:rPr>
-        <w:t>銀行開發或保兌之不可撤銷擔保信用狀、銀行之書面連帶保證或保險公司之保證保險單繳納押標金</w:t>
+        <w:t>銀行開發或</w:t>
+      </w:r>
+      <w:proofErr w:type="gramStart"/>
+      <w:r>
+        <w:rPr>
+          <w:rFonts w:ascii="標楷體" w:hAnsi="標楷體"/>
+          <w:color w:val="FF0000"/>
+          <w:szCs w:val="28"/>
+          <w:highlight w:val="yellow"/>
+        </w:rPr>
+        <w:t>保兌之</w:t>
+      </w:r>
+      <w:proofErr w:type="gramEnd"/>
+      <w:r>
+        <w:rPr>
+          <w:rFonts w:ascii="標楷體" w:hAnsi="標楷體"/>
+          <w:color w:val="FF0000"/>
+          <w:szCs w:val="28"/>
+          <w:highlight w:val="yellow"/>
+        </w:rPr>
+        <w:t>不可撤銷擔保信用狀、銀行之書面連帶保證或保險公司之保證保險單繳納</w:t>
+      </w:r>
+      <w:proofErr w:type="gramStart"/>
+      <w:r>
+        <w:rPr>
+          <w:rFonts w:ascii="標楷體" w:hAnsi="標楷體"/>
+          <w:color w:val="FF0000"/>
+          <w:szCs w:val="28"/>
+          <w:highlight w:val="yellow"/>
+        </w:rPr>
+        <w:t>押</w:t>
+      </w:r>
+      <w:proofErr w:type="gramEnd"/>
+      <w:r>
+        <w:rPr>
+          <w:rFonts w:ascii="標楷體" w:hAnsi="標楷體"/>
+          <w:color w:val="FF0000"/>
+          <w:szCs w:val="28"/>
+          <w:highlight w:val="yellow"/>
+        </w:rPr>
+        <w:t>標金</w:t>
       </w:r>
       <w:r>
         <w:rPr>
@@ -8930,7 +10834,27 @@
           <w:szCs w:val="28"/>
           <w:highlight w:val="yellow"/>
         </w:rPr>
-        <w:t>，其開立押標金之有效期限至</w:t>
+        <w:t>，其</w:t>
+      </w:r>
+      <w:proofErr w:type="gramStart"/>
+      <w:r>
+        <w:rPr>
+          <w:rFonts w:ascii="標楷體" w:hAnsi="標楷體" w:hint="eastAsia"/>
+          <w:color w:val="FF0000"/>
+          <w:szCs w:val="28"/>
+          <w:highlight w:val="yellow"/>
+        </w:rPr>
+        <w:t>開立押標金</w:t>
+      </w:r>
+      <w:proofErr w:type="gramEnd"/>
+      <w:r>
+        <w:rPr>
+          <w:rFonts w:ascii="標楷體" w:hAnsi="標楷體" w:hint="eastAsia"/>
+          <w:color w:val="FF0000"/>
+          <w:szCs w:val="28"/>
+          <w:highlight w:val="yellow"/>
+        </w:rPr>
+        <w:t>之有效期限至</w:t>
       </w:r>
       <w:r>
         <w:rPr>
@@ -9019,7 +10943,25 @@
           <w:color w:val="FF0000"/>
           <w:szCs w:val="28"/>
         </w:rPr>
-        <w:t>上開有效期，機關洽廠商延長投標文件有效期者，其押標金之有效期應隨辦理延長。</w:t>
+        <w:t>上開有效期，機關</w:t>
+      </w:r>
+      <w:proofErr w:type="gramStart"/>
+      <w:r>
+        <w:rPr>
+          <w:rFonts w:hint="eastAsia"/>
+          <w:color w:val="FF0000"/>
+          <w:szCs w:val="28"/>
+        </w:rPr>
+        <w:t>洽</w:t>
+      </w:r>
+      <w:proofErr w:type="gramEnd"/>
+      <w:r>
+        <w:rPr>
+          <w:rFonts w:hint="eastAsia"/>
+          <w:color w:val="FF0000"/>
+          <w:szCs w:val="28"/>
+        </w:rPr>
+        <w:t>廠商延長投標文件有效期者，其押標金之有效期應隨辦理延長。</w:t>
       </w:r>
     </w:p>
     <w:p>
@@ -9036,11 +10978,33 @@
           <w:spacing w:val="0"/>
         </w:rPr>
       </w:pPr>
-      <w:r>
-        <w:rPr>
-          <w:spacing w:val="0"/>
-        </w:rPr>
-        <w:t>押標金繳納期限：截止投標期限前繳納(無押標金者不適用)</w:t>
+      <w:proofErr w:type="gramStart"/>
+      <w:r>
+        <w:rPr>
+          <w:spacing w:val="0"/>
+        </w:rPr>
+        <w:t>押</w:t>
+      </w:r>
+      <w:proofErr w:type="gramEnd"/>
+      <w:r>
+        <w:rPr>
+          <w:spacing w:val="0"/>
+        </w:rPr>
+        <w:t>標金繳納期限：截止投標期限前繳納(</w:t>
+      </w:r>
+      <w:proofErr w:type="gramStart"/>
+      <w:r>
+        <w:rPr>
+          <w:spacing w:val="0"/>
+        </w:rPr>
+        <w:t>無押標金</w:t>
+      </w:r>
+      <w:proofErr w:type="gramEnd"/>
+      <w:r>
+        <w:rPr>
+          <w:spacing w:val="0"/>
+        </w:rPr>
+        <w:t>者不適用)</w:t>
       </w:r>
     </w:p>
     <w:p>
@@ -9062,14 +11026,30 @@
           <w:color w:val="000000"/>
           <w:spacing w:val="0"/>
         </w:rPr>
-        <w:t>以現金繳納押標金之</w:t>
-      </w:r>
-      <w:r>
-        <w:rPr>
-          <w:rFonts w:hint="eastAsia"/>
+        <w:t>以現金繳納</w:t>
+      </w:r>
+      <w:proofErr w:type="gramStart"/>
+      <w:r>
+        <w:rPr>
           <w:color w:val="000000"/>
           <w:spacing w:val="0"/>
         </w:rPr>
+        <w:t>押</w:t>
+      </w:r>
+      <w:proofErr w:type="gramEnd"/>
+      <w:r>
+        <w:rPr>
+          <w:color w:val="000000"/>
+          <w:spacing w:val="0"/>
+        </w:rPr>
+        <w:t>標金之</w:t>
+      </w:r>
+      <w:r>
+        <w:rPr>
+          <w:rFonts w:hint="eastAsia"/>
+          <w:color w:val="000000"/>
+          <w:spacing w:val="0"/>
+        </w:rPr>
         <w:t>規定</w:t>
       </w:r>
       <w:r>
@@ -9077,7 +11057,23 @@
           <w:color w:val="000000"/>
           <w:spacing w:val="0"/>
         </w:rPr>
-        <w:t>(無押標金者免填)</w:t>
+        <w:t>(</w:t>
+      </w:r>
+      <w:proofErr w:type="gramStart"/>
+      <w:r>
+        <w:rPr>
+          <w:color w:val="000000"/>
+          <w:spacing w:val="0"/>
+        </w:rPr>
+        <w:t>無押標金者免填</w:t>
+      </w:r>
+      <w:proofErr w:type="gramEnd"/>
+      <w:r>
+        <w:rPr>
+          <w:color w:val="000000"/>
+          <w:spacing w:val="0"/>
+        </w:rPr>
+        <w:t>)</w:t>
       </w:r>
       <w:r>
         <w:rPr>
@@ -9120,7 +11116,23 @@
           <w:rFonts w:hint="eastAsia"/>
           <w:spacing w:val="0"/>
         </w:rPr>
-        <w:t>政府電子採購網線上繳納。（距截止投標期限不足</w:t>
+        <w:t>政府電子採購</w:t>
+      </w:r>
+      <w:proofErr w:type="gramStart"/>
+      <w:r>
+        <w:rPr>
+          <w:rFonts w:hint="eastAsia"/>
+          <w:spacing w:val="0"/>
+        </w:rPr>
+        <w:t>網線上繳納</w:t>
+      </w:r>
+      <w:proofErr w:type="gramEnd"/>
+      <w:r>
+        <w:rPr>
+          <w:rFonts w:hint="eastAsia"/>
+          <w:spacing w:val="0"/>
+        </w:rPr>
+        <w:t>。（距截止投標期限不足</w:t>
       </w:r>
       <w:r>
         <w:rPr>
@@ -9133,7 +11145,23 @@
           <w:rFonts w:hint="eastAsia"/>
           <w:spacing w:val="0"/>
         </w:rPr>
-        <w:t>分鐘時，將無法使用本方式繳納押標金，請廠商提早作業）</w:t>
+        <w:t>分鐘時，將無法使用本方式繳納</w:t>
+      </w:r>
+      <w:proofErr w:type="gramStart"/>
+      <w:r>
+        <w:rPr>
+          <w:rFonts w:hint="eastAsia"/>
+          <w:spacing w:val="0"/>
+        </w:rPr>
+        <w:t>押</w:t>
+      </w:r>
+      <w:proofErr w:type="gramEnd"/>
+      <w:r>
+        <w:rPr>
+          <w:rFonts w:hint="eastAsia"/>
+          <w:spacing w:val="0"/>
+        </w:rPr>
+        <w:t>標金，請廠商提早作業）</w:t>
       </w:r>
     </w:p>
     <w:p>
@@ -9163,7 +11191,23 @@
           <w:rFonts w:hint="eastAsia"/>
           <w:spacing w:val="0"/>
         </w:rPr>
-        <w:t>未採線上繳納者，其繳納處所或金融機構帳號：</w:t>
+        <w:t>未</w:t>
+      </w:r>
+      <w:proofErr w:type="gramStart"/>
+      <w:r>
+        <w:rPr>
+          <w:rFonts w:hint="eastAsia"/>
+          <w:spacing w:val="0"/>
+        </w:rPr>
+        <w:t>採線上</w:t>
+      </w:r>
+      <w:proofErr w:type="gramEnd"/>
+      <w:r>
+        <w:rPr>
+          <w:rFonts w:hint="eastAsia"/>
+          <w:spacing w:val="0"/>
+        </w:rPr>
+        <w:t>繳納者，其繳納處所或金融機構帳號：</w:t>
       </w:r>
     </w:p>
     <w:p>
@@ -9294,7 +11338,25 @@
           <w:color w:val="FF0000"/>
           <w:spacing w:val="0"/>
         </w:rPr>
-        <w:t>，並將收據影本裝入證件封內(以此方式繳納者，押標金無法於開標當日退還，需於開標後5日內退還)；本處不受理現金當場繳納。</w:t>
+        <w:t>，並將收據影本裝入</w:t>
+      </w:r>
+      <w:proofErr w:type="gramStart"/>
+      <w:r>
+        <w:rPr>
+          <w:rFonts w:hint="eastAsia"/>
+          <w:color w:val="FF0000"/>
+          <w:spacing w:val="0"/>
+        </w:rPr>
+        <w:t>證件封內</w:t>
+      </w:r>
+      <w:proofErr w:type="gramEnd"/>
+      <w:r>
+        <w:rPr>
+          <w:rFonts w:hint="eastAsia"/>
+          <w:color w:val="FF0000"/>
+          <w:spacing w:val="0"/>
+        </w:rPr>
+        <w:t>(以此方式繳納者，押標金無法於開標當日退還，需於開標後5日內退還)；本處不受理現金當場繳納。</w:t>
       </w:r>
     </w:p>
     <w:p>
@@ -9311,11 +11373,19 @@
           <w:spacing w:val="0"/>
         </w:rPr>
       </w:pPr>
-      <w:r>
-        <w:rPr>
-          <w:spacing w:val="0"/>
-        </w:rPr>
-        <w:t>無押標金之理由為：</w:t>
+      <w:proofErr w:type="gramStart"/>
+      <w:r>
+        <w:rPr>
+          <w:spacing w:val="0"/>
+        </w:rPr>
+        <w:t>無押標金</w:t>
+      </w:r>
+      <w:proofErr w:type="gramEnd"/>
+      <w:r>
+        <w:rPr>
+          <w:spacing w:val="0"/>
+        </w:rPr>
+        <w:t>之理由為：</w:t>
       </w:r>
     </w:p>
     <w:p>
@@ -9434,7 +11504,21 @@
         <w:rPr>
           <w:spacing w:val="0"/>
         </w:rPr>
-        <w:t xml:space="preserve">(4)依市場交易慣例或採購案特性，無收取押標金之必要或可能者。 </w:t>
+        <w:t>(4)依市場交易慣例或採購案特性，無收取</w:t>
+      </w:r>
+      <w:proofErr w:type="gramStart"/>
+      <w:r>
+        <w:rPr>
+          <w:spacing w:val="0"/>
+        </w:rPr>
+        <w:t>押</w:t>
+      </w:r>
+      <w:proofErr w:type="gramEnd"/>
+      <w:r>
+        <w:rPr>
+          <w:spacing w:val="0"/>
+        </w:rPr>
+        <w:t xml:space="preserve">標金之必要或可能者。 </w:t>
       </w:r>
     </w:p>
     <w:p>
@@ -9455,7 +11539,21 @@
         <w:rPr>
           <w:spacing w:val="0"/>
         </w:rPr>
-        <w:t>履約保證金金額(無者免填)：</w:t>
+        <w:t>履約保證金金額(</w:t>
+      </w:r>
+      <w:proofErr w:type="gramStart"/>
+      <w:r>
+        <w:rPr>
+          <w:spacing w:val="0"/>
+        </w:rPr>
+        <w:t>無者免填</w:t>
+      </w:r>
+      <w:proofErr w:type="gramEnd"/>
+      <w:r>
+        <w:rPr>
+          <w:spacing w:val="0"/>
+        </w:rPr>
+        <w:t>)：</w:t>
       </w:r>
     </w:p>
     <w:p>
@@ -9465,6 +11563,7 @@
         <w:jc w:val="both"/>
         <w:textDirection w:val="lrTbV"/>
       </w:pPr>
+      <w:proofErr w:type="gramStart"/>
       <w:r>
         <w:rPr>
           <w:rFonts w:hint="eastAsia"/>
@@ -9472,6 +11571,7 @@
         </w:rPr>
         <w:t>█</w:t>
       </w:r>
+      <w:proofErr w:type="gramEnd"/>
       <w:r>
         <w:rPr>
           <w:color w:val="FF0000"/>
@@ -9551,6 +11651,7 @@
           <w:spacing w:val="0"/>
         </w:rPr>
       </w:pPr>
+      <w:proofErr w:type="gramStart"/>
       <w:r>
         <w:rPr>
           <w:rFonts w:hint="eastAsia"/>
@@ -9558,11 +11659,26 @@
         </w:rPr>
         <w:t>█</w:t>
       </w:r>
-      <w:r>
-        <w:rPr>
-          <w:spacing w:val="0"/>
-        </w:rPr>
-        <w:t>廠商如以銀行之書面連帶保證或開發或保兌之不可撤銷擔保信用</w:t>
+      <w:proofErr w:type="gramEnd"/>
+      <w:r>
+        <w:rPr>
+          <w:spacing w:val="0"/>
+        </w:rPr>
+        <w:t>廠商如以銀行之書面連帶保證或開發或</w:t>
+      </w:r>
+      <w:proofErr w:type="gramStart"/>
+      <w:r>
+        <w:rPr>
+          <w:spacing w:val="0"/>
+        </w:rPr>
+        <w:t>保兌之</w:t>
+      </w:r>
+      <w:proofErr w:type="gramEnd"/>
+      <w:r>
+        <w:rPr>
+          <w:spacing w:val="0"/>
+        </w:rPr>
+        <w:t>不可撤銷擔保信用</w:t>
       </w:r>
       <w:r>
         <w:rPr>
@@ -9590,7 +11706,21 @@
         <w:rPr>
           <w:spacing w:val="0"/>
         </w:rPr>
-        <w:t>得標廠商提出其他廠商之履約及賠償連帶保證者，履約保證金予以減收之金額(無者免填)：</w:t>
+        <w:t>得標廠商提出其他廠商之履約及賠償連帶保證者，履約保證金予以減收之金額(</w:t>
+      </w:r>
+      <w:proofErr w:type="gramStart"/>
+      <w:r>
+        <w:rPr>
+          <w:spacing w:val="0"/>
+        </w:rPr>
+        <w:t>無者免填</w:t>
+      </w:r>
+      <w:proofErr w:type="gramEnd"/>
+      <w:r>
+        <w:rPr>
+          <w:spacing w:val="0"/>
+        </w:rPr>
+        <w:t>)：</w:t>
       </w:r>
     </w:p>
     <w:p>
@@ -9745,7 +11875,21 @@
         <w:rPr>
           <w:rFonts w:hint="eastAsia"/>
         </w:rPr>
-        <w:t>■行政院公共工程委員會公共工程金質獎之得獎廠商，減收原應繳額度之</w:t>
+        <w:t>■行政院公共工程委員會公共工程金質獎之得獎廠商，</w:t>
+      </w:r>
+      <w:proofErr w:type="gramStart"/>
+      <w:r>
+        <w:rPr>
+          <w:rFonts w:hint="eastAsia"/>
+        </w:rPr>
+        <w:t>減收原應</w:t>
+      </w:r>
+      <w:proofErr w:type="gramEnd"/>
+      <w:r>
+        <w:rPr>
+          <w:rFonts w:hint="eastAsia"/>
+        </w:rPr>
+        <w:t>繳額度之</w:t>
       </w:r>
       <w:r>
         <w:t>50%</w:t>
@@ -9842,14 +11986,30 @@
           <w:szCs w:val="28"/>
           <w:u w:val="single"/>
         </w:rPr>
-        <w:t>民間參與公共建設金擘獎</w:t>
-      </w:r>
-      <w:r>
-        <w:rPr>
-          <w:rFonts w:hint="eastAsia"/>
+        <w:t>民間參與公共建設金</w:t>
+      </w:r>
+      <w:proofErr w:type="gramStart"/>
+      <w:r>
+        <w:rPr>
           <w:szCs w:val="28"/>
           <w:u w:val="single"/>
         </w:rPr>
+        <w:t>擘</w:t>
+      </w:r>
+      <w:proofErr w:type="gramEnd"/>
+      <w:r>
+        <w:rPr>
+          <w:szCs w:val="28"/>
+          <w:u w:val="single"/>
+        </w:rPr>
+        <w:t>獎</w:t>
+      </w:r>
+      <w:r>
+        <w:rPr>
+          <w:rFonts w:hint="eastAsia"/>
+          <w:szCs w:val="28"/>
+          <w:u w:val="single"/>
+        </w:rPr>
         <w:t>」</w:t>
       </w:r>
       <w:r>
@@ -9872,14 +12032,23 @@
           <w:szCs w:val="28"/>
           <w:u w:val="single"/>
         </w:rPr>
-        <w:t>交通部金路獎</w:t>
-      </w:r>
-      <w:r>
-        <w:rPr>
-          <w:rFonts w:hint="eastAsia"/>
+        <w:t>交通部</w:t>
+      </w:r>
+      <w:proofErr w:type="gramStart"/>
+      <w:r>
+        <w:rPr>
           <w:szCs w:val="28"/>
           <w:u w:val="single"/>
         </w:rPr>
+        <w:t>金路獎</w:t>
+      </w:r>
+      <w:proofErr w:type="gramEnd"/>
+      <w:r>
+        <w:rPr>
+          <w:rFonts w:hint="eastAsia"/>
+          <w:szCs w:val="28"/>
+          <w:u w:val="single"/>
+        </w:rPr>
         <w:t>」</w:t>
       </w:r>
       <w:r>
@@ -9933,7 +12102,23 @@
           <w:rFonts w:hint="eastAsia"/>
           <w:spacing w:val="0"/>
         </w:rPr>
-        <w:t>由招標機關敘明獎項名稱及減收額度，其減收總額度不逾原定應繳總額之</w:t>
+        <w:t>由招標機關敘明獎項名稱及減收額度，其減收總額度</w:t>
+      </w:r>
+      <w:proofErr w:type="gramStart"/>
+      <w:r>
+        <w:rPr>
+          <w:rFonts w:hint="eastAsia"/>
+          <w:spacing w:val="0"/>
+        </w:rPr>
+        <w:t>不</w:t>
+      </w:r>
+      <w:proofErr w:type="gramEnd"/>
+      <w:r>
+        <w:rPr>
+          <w:rFonts w:hint="eastAsia"/>
+          <w:spacing w:val="0"/>
+        </w:rPr>
+        <w:t>逾原定應繳總額之</w:t>
       </w:r>
       <w:r>
         <w:rPr>
@@ -10013,13 +12198,23 @@
         </w:rPr>
         <w:t>，</w:t>
       </w:r>
-      <w:r>
-        <w:rPr>
-          <w:rFonts w:hint="eastAsia"/>
-          <w:color w:val="FF0000"/>
-          <w:spacing w:val="0"/>
-        </w:rPr>
-        <w:t>減收原應繳額度之50%。</w:t>
+      <w:proofErr w:type="gramStart"/>
+      <w:r>
+        <w:rPr>
+          <w:rFonts w:hint="eastAsia"/>
+          <w:color w:val="FF0000"/>
+          <w:spacing w:val="0"/>
+        </w:rPr>
+        <w:t>減收原應</w:t>
+      </w:r>
+      <w:proofErr w:type="gramEnd"/>
+      <w:r>
+        <w:rPr>
+          <w:rFonts w:hint="eastAsia"/>
+          <w:color w:val="FF0000"/>
+          <w:spacing w:val="0"/>
+        </w:rPr>
+        <w:t>繳額度之50%。</w:t>
       </w:r>
       <w:bookmarkEnd w:id="8"/>
     </w:p>
@@ -10037,7 +12232,21 @@
         <w:rPr>
           <w:spacing w:val="0"/>
         </w:rPr>
-        <w:t>得標廠商為押標金保證金暨其他擔保作業辦法第33條之6所稱全球化廠商者，履約保證金予以減收之金額(無者免填)：</w:t>
+        <w:t>得標廠商為押標金保證金暨其他擔保作業辦法第33條之6所稱全球化廠商者，履約保證金予以減收之金額(</w:t>
+      </w:r>
+      <w:proofErr w:type="gramStart"/>
+      <w:r>
+        <w:rPr>
+          <w:spacing w:val="0"/>
+        </w:rPr>
+        <w:t>無者免填</w:t>
+      </w:r>
+      <w:proofErr w:type="gramEnd"/>
+      <w:r>
+        <w:rPr>
+          <w:spacing w:val="0"/>
+        </w:rPr>
+        <w:t>)：</w:t>
       </w:r>
     </w:p>
     <w:p>
@@ -10087,7 +12296,23 @@
           <w:rFonts w:hint="eastAsia"/>
           <w:spacing w:val="0"/>
         </w:rPr>
-        <w:t>，且得標案件屬營造業法所稱營繕工程之工程採購者，</w:t>
+        <w:t>，且得標案件屬營造業法所稱營</w:t>
+      </w:r>
+      <w:proofErr w:type="gramStart"/>
+      <w:r>
+        <w:rPr>
+          <w:rFonts w:hint="eastAsia"/>
+          <w:spacing w:val="0"/>
+        </w:rPr>
+        <w:t>繕</w:t>
+      </w:r>
+      <w:proofErr w:type="gramEnd"/>
+      <w:r>
+        <w:rPr>
+          <w:rFonts w:hint="eastAsia"/>
+          <w:spacing w:val="0"/>
+        </w:rPr>
+        <w:t>工程之工程採購者，</w:t>
       </w:r>
       <w:r>
         <w:rPr>
@@ -10100,7 +12325,23 @@
           <w:rFonts w:hint="eastAsia"/>
           <w:spacing w:val="0"/>
         </w:rPr>
-        <w:t>，其減收金額不併入前2項減收總額度計算</w:t>
+        <w:t>，其減收金額</w:t>
+      </w:r>
+      <w:proofErr w:type="gramStart"/>
+      <w:r>
+        <w:rPr>
+          <w:rFonts w:hint="eastAsia"/>
+          <w:spacing w:val="0"/>
+        </w:rPr>
+        <w:t>不</w:t>
+      </w:r>
+      <w:proofErr w:type="gramEnd"/>
+      <w:r>
+        <w:rPr>
+          <w:rFonts w:hint="eastAsia"/>
+          <w:spacing w:val="0"/>
+        </w:rPr>
+        <w:t>併入前2項減收總額度計算</w:t>
       </w:r>
       <w:r>
         <w:rPr>
@@ -10128,7 +12369,25 @@
           <w:color w:val="FF0000"/>
           <w:spacing w:val="0"/>
         </w:rPr>
-        <w:t>履約保證金減收原應繳額度之50%</w:t>
+        <w:t>履約保證金</w:t>
+      </w:r>
+      <w:proofErr w:type="gramStart"/>
+      <w:r>
+        <w:rPr>
+          <w:rFonts w:hint="eastAsia"/>
+          <w:color w:val="FF0000"/>
+          <w:spacing w:val="0"/>
+        </w:rPr>
+        <w:t>減收原應</w:t>
+      </w:r>
+      <w:proofErr w:type="gramEnd"/>
+      <w:r>
+        <w:rPr>
+          <w:rFonts w:hint="eastAsia"/>
+          <w:color w:val="FF0000"/>
+          <w:spacing w:val="0"/>
+        </w:rPr>
+        <w:t>繳額度之50%</w:t>
       </w:r>
       <w:r>
         <w:rPr>
@@ -10157,7 +12416,21 @@
         <w:rPr>
           <w:spacing w:val="0"/>
         </w:rPr>
-        <w:t>履約保證金有效期(無履約保證金者免填)：</w:t>
+        <w:t>履約保證金有效期(無履約保證金</w:t>
+      </w:r>
+      <w:proofErr w:type="gramStart"/>
+      <w:r>
+        <w:rPr>
+          <w:spacing w:val="0"/>
+        </w:rPr>
+        <w:t>者免填</w:t>
+      </w:r>
+      <w:proofErr w:type="gramEnd"/>
+      <w:r>
+        <w:rPr>
+          <w:spacing w:val="0"/>
+        </w:rPr>
+        <w:t>)：</w:t>
       </w:r>
     </w:p>
     <w:p>
@@ -10175,7 +12448,23 @@
           <w:rFonts w:hint="eastAsia"/>
           <w:spacing w:val="0"/>
         </w:rPr>
-        <w:t>廠商以銀行開發或保兌之不可撤銷擔保信用狀、銀行之書面連帶保證或保險公司之保證保險單繳納履約保證金者，其有效期應較契約約定之最後施工、供應或安裝期限長</w:t>
+        <w:t>廠商以銀行開發或</w:t>
+      </w:r>
+      <w:proofErr w:type="gramStart"/>
+      <w:r>
+        <w:rPr>
+          <w:rFonts w:hint="eastAsia"/>
+          <w:spacing w:val="0"/>
+        </w:rPr>
+        <w:t>保兌之</w:t>
+      </w:r>
+      <w:proofErr w:type="gramEnd"/>
+      <w:r>
+        <w:rPr>
+          <w:rFonts w:hint="eastAsia"/>
+          <w:spacing w:val="0"/>
+        </w:rPr>
+        <w:t>不可撤銷擔保信用狀、銀行之書面連帶保證或保險公司之保證保險單繳納履約保證金者，其有效期應較契約約定之最後施工、供應或安裝期限長</w:t>
       </w:r>
       <w:r>
         <w:rPr>
@@ -10226,7 +12515,21 @@
         <w:rPr>
           <w:spacing w:val="0"/>
         </w:rPr>
-        <w:t>履約保證金繳納期限(無履約保證金者免填)：</w:t>
+        <w:t>履約保證金繳納期限(無履約保證金</w:t>
+      </w:r>
+      <w:proofErr w:type="gramStart"/>
+      <w:r>
+        <w:rPr>
+          <w:spacing w:val="0"/>
+        </w:rPr>
+        <w:t>者免填</w:t>
+      </w:r>
+      <w:proofErr w:type="gramEnd"/>
+      <w:r>
+        <w:rPr>
+          <w:spacing w:val="0"/>
+        </w:rPr>
+        <w:t>)：</w:t>
       </w:r>
     </w:p>
     <w:p>
@@ -10428,7 +12731,21 @@
         <w:rPr>
           <w:spacing w:val="0"/>
         </w:rPr>
-        <w:t>保固保證金金額(無者免填)：</w:t>
+        <w:t>保固保證金金額(</w:t>
+      </w:r>
+      <w:proofErr w:type="gramStart"/>
+      <w:r>
+        <w:rPr>
+          <w:spacing w:val="0"/>
+        </w:rPr>
+        <w:t>無者免填</w:t>
+      </w:r>
+      <w:proofErr w:type="gramEnd"/>
+      <w:r>
+        <w:rPr>
+          <w:spacing w:val="0"/>
+        </w:rPr>
+        <w:t>)：</w:t>
       </w:r>
       <w:r>
         <w:rPr>
@@ -10455,7 +12772,21 @@
         <w:rPr>
           <w:spacing w:val="0"/>
         </w:rPr>
-        <w:t>保固保證金有效期(無保固保證金者免填)：</w:t>
+        <w:t>保固保證金有效期(無保固保證金</w:t>
+      </w:r>
+      <w:proofErr w:type="gramStart"/>
+      <w:r>
+        <w:rPr>
+          <w:spacing w:val="0"/>
+        </w:rPr>
+        <w:t>者免填</w:t>
+      </w:r>
+      <w:proofErr w:type="gramEnd"/>
+      <w:r>
+        <w:rPr>
+          <w:spacing w:val="0"/>
+        </w:rPr>
+        <w:t>)：</w:t>
       </w:r>
     </w:p>
     <w:p>
@@ -10476,7 +12807,21 @@
         <w:rPr>
           <w:spacing w:val="0"/>
         </w:rPr>
-        <w:t>保固保證金繳納期限(無保固保證金者免填)：</w:t>
+        <w:t>保固保證金繳納期限(無保固保證金</w:t>
+      </w:r>
+      <w:proofErr w:type="gramStart"/>
+      <w:r>
+        <w:rPr>
+          <w:spacing w:val="0"/>
+        </w:rPr>
+        <w:t>者免填</w:t>
+      </w:r>
+      <w:proofErr w:type="gramEnd"/>
+      <w:r>
+        <w:rPr>
+          <w:spacing w:val="0"/>
+        </w:rPr>
+        <w:t>)：</w:t>
       </w:r>
       <w:r>
         <w:rPr>
@@ -10503,7 +12848,21 @@
         <w:rPr>
           <w:spacing w:val="0"/>
         </w:rPr>
-        <w:t>得標廠商提出其他廠商之履約及賠償連帶保證者，保固保證金予以減收之金額(無者免填)：</w:t>
+        <w:t>得標廠商提出其他廠商之履約及賠償連帶保證者，保固保證金予以減收之金額(</w:t>
+      </w:r>
+      <w:proofErr w:type="gramStart"/>
+      <w:r>
+        <w:rPr>
+          <w:spacing w:val="0"/>
+        </w:rPr>
+        <w:t>無者免填</w:t>
+      </w:r>
+      <w:proofErr w:type="gramEnd"/>
+      <w:r>
+        <w:rPr>
+          <w:spacing w:val="0"/>
+        </w:rPr>
+        <w:t>)：</w:t>
       </w:r>
     </w:p>
     <w:p>
@@ -10579,45 +12938,113 @@
         </w:rPr>
         <w:t>公開於政府電子採購網</w:t>
       </w:r>
-      <w:hyperlink r:id="rId9" w:history="1">
-        <w:r>
-          <w:rPr>
-            <w:rStyle w:val="aa"/>
-            <w:spacing w:val="0"/>
-          </w:rPr>
-          <w:t>https://web.pcc.gov.tw/</w:t>
-        </w:r>
-        <w:r>
-          <w:rPr>
-            <w:rStyle w:val="aa"/>
-            <w:rFonts w:hint="eastAsia"/>
-            <w:spacing w:val="0"/>
-          </w:rPr>
-          <w:t>查詢服務</w:t>
-        </w:r>
-        <w:r>
-          <w:rPr>
-            <w:rStyle w:val="aa"/>
-            <w:spacing w:val="0"/>
-          </w:rPr>
-          <w:t>/廠商相關</w:t>
-        </w:r>
-        <w:r>
-          <w:rPr>
-            <w:rStyle w:val="aa"/>
-            <w:rFonts w:hint="eastAsia"/>
-            <w:spacing w:val="0"/>
-          </w:rPr>
-          <w:t>/優良廠商名單</w:t>
-        </w:r>
-        <w:r>
-          <w:rPr>
-            <w:rStyle w:val="aa"/>
-            <w:spacing w:val="0"/>
-          </w:rPr>
-          <w:t>/</w:t>
-        </w:r>
-      </w:hyperlink>
+      <w:r>
+        <w:rPr>
+          <w:rStyle w:val="aa"/>
+          <w:spacing w:val="0"/>
+        </w:rPr>
+        <w:fldChar w:fldCharType="begin"/>
+      </w:r>
+      <w:r>
+        <w:rPr>
+          <w:rStyle w:val="aa"/>
+          <w:spacing w:val="0"/>
+        </w:rPr>
+        <w:instrText xml:space="preserve"> HYPERLINK "https://web.pcc.gov.tw/</w:instrText>
+      </w:r>
+      <w:r>
+        <w:rPr>
+          <w:rStyle w:val="aa"/>
+          <w:spacing w:val="0"/>
+        </w:rPr>
+        <w:instrText>查詢服務</w:instrText>
+      </w:r>
+      <w:r>
+        <w:rPr>
+          <w:rStyle w:val="aa"/>
+          <w:spacing w:val="0"/>
+        </w:rPr>
+        <w:instrText>/</w:instrText>
+      </w:r>
+      <w:r>
+        <w:rPr>
+          <w:rStyle w:val="aa"/>
+          <w:spacing w:val="0"/>
+        </w:rPr>
+        <w:instrText>廠商相關</w:instrText>
+      </w:r>
+      <w:r>
+        <w:rPr>
+          <w:rStyle w:val="aa"/>
+          <w:spacing w:val="0"/>
+        </w:rPr>
+        <w:instrText>/</w:instrText>
+      </w:r>
+      <w:r>
+        <w:rPr>
+          <w:rStyle w:val="aa"/>
+          <w:spacing w:val="0"/>
+        </w:rPr>
+        <w:instrText>優良廠商名單</w:instrText>
+      </w:r>
+      <w:r>
+        <w:rPr>
+          <w:rStyle w:val="aa"/>
+          <w:spacing w:val="0"/>
+        </w:rPr>
+        <w:instrText xml:space="preserve">/" </w:instrText>
+      </w:r>
+      <w:r>
+        <w:rPr>
+          <w:rStyle w:val="aa"/>
+          <w:spacing w:val="0"/>
+        </w:rPr>
+        <w:fldChar w:fldCharType="separate"/>
+      </w:r>
+      <w:r>
+        <w:rPr>
+          <w:rStyle w:val="aa"/>
+          <w:spacing w:val="0"/>
+        </w:rPr>
+        <w:t>https://web.pcc.gov.tw/</w:t>
+      </w:r>
+      <w:r>
+        <w:rPr>
+          <w:rStyle w:val="aa"/>
+          <w:rFonts w:hint="eastAsia"/>
+          <w:spacing w:val="0"/>
+        </w:rPr>
+        <w:t>查詢服務</w:t>
+      </w:r>
+      <w:r>
+        <w:rPr>
+          <w:rStyle w:val="aa"/>
+          <w:spacing w:val="0"/>
+        </w:rPr>
+        <w:t>/廠商相關</w:t>
+      </w:r>
+      <w:r>
+        <w:rPr>
+          <w:rStyle w:val="aa"/>
+          <w:rFonts w:hint="eastAsia"/>
+          <w:spacing w:val="0"/>
+        </w:rPr>
+        <w:t>/優良廠商名單</w:t>
+      </w:r>
+      <w:r>
+        <w:rPr>
+          <w:rStyle w:val="aa"/>
+          <w:spacing w:val="0"/>
+        </w:rPr>
+        <w:t>/</w:t>
+      </w:r>
+      <w:r>
+        <w:rPr>
+          <w:rStyle w:val="aa"/>
+          <w:spacing w:val="0"/>
+        </w:rPr>
+        <w:fldChar w:fldCharType="end"/>
+      </w:r>
       <w:r>
         <w:rPr>
           <w:rFonts w:hint="eastAsia"/>
@@ -10665,7 +13092,21 @@
         <w:rPr>
           <w:rFonts w:hint="eastAsia"/>
         </w:rPr>
-        <w:t>■行政院公共工程委員會公共工程金質獎之得獎廠商，減收原應繳額度之</w:t>
+        <w:t>■行政院公共工程委員會公共工程金質獎之得獎廠商，</w:t>
+      </w:r>
+      <w:proofErr w:type="gramStart"/>
+      <w:r>
+        <w:rPr>
+          <w:rFonts w:hint="eastAsia"/>
+        </w:rPr>
+        <w:t>減收原應</w:t>
+      </w:r>
+      <w:proofErr w:type="gramEnd"/>
+      <w:r>
+        <w:rPr>
+          <w:rFonts w:hint="eastAsia"/>
+        </w:rPr>
+        <w:t>繳額度之</w:t>
       </w:r>
       <w:r>
         <w:t>50%</w:t>
@@ -10754,7 +13195,21 @@
         <w:rPr>
           <w:szCs w:val="28"/>
         </w:rPr>
-        <w:t>民間參與公共建設金擘獎</w:t>
+        <w:t>民間參與公共建設金</w:t>
+      </w:r>
+      <w:proofErr w:type="gramStart"/>
+      <w:r>
+        <w:rPr>
+          <w:szCs w:val="28"/>
+        </w:rPr>
+        <w:t>擘</w:t>
+      </w:r>
+      <w:proofErr w:type="gramEnd"/>
+      <w:r>
+        <w:rPr>
+          <w:szCs w:val="28"/>
+        </w:rPr>
+        <w:t>獎</w:t>
       </w:r>
       <w:r>
         <w:rPr>
@@ -10780,8 +13235,16 @@
         <w:rPr>
           <w:szCs w:val="28"/>
         </w:rPr>
-        <w:t>交通部金路獎</w:t>
-      </w:r>
+        <w:t>交通部</w:t>
+      </w:r>
+      <w:proofErr w:type="gramStart"/>
+      <w:r>
+        <w:rPr>
+          <w:szCs w:val="28"/>
+        </w:rPr>
+        <w:t>金路獎</w:t>
+      </w:r>
+      <w:proofErr w:type="gramEnd"/>
       <w:r>
         <w:rPr>
           <w:rFonts w:hint="eastAsia"/>
@@ -10834,7 +13297,23 @@
           <w:rFonts w:hint="eastAsia"/>
           <w:spacing w:val="0"/>
         </w:rPr>
-        <w:t>由招標機關敘明獎項名稱及減收額度，其減收總額度不逾原定應繳總額之</w:t>
+        <w:t>由招標機關敘明獎項名稱及減收額度，其減收總額度</w:t>
+      </w:r>
+      <w:proofErr w:type="gramStart"/>
+      <w:r>
+        <w:rPr>
+          <w:rFonts w:hint="eastAsia"/>
+          <w:spacing w:val="0"/>
+        </w:rPr>
+        <w:t>不</w:t>
+      </w:r>
+      <w:proofErr w:type="gramEnd"/>
+      <w:r>
+        <w:rPr>
+          <w:rFonts w:hint="eastAsia"/>
+          <w:spacing w:val="0"/>
+        </w:rPr>
+        <w:t>逾原定應繳總額之</w:t>
       </w:r>
       <w:r>
         <w:rPr>
@@ -10870,7 +13349,21 @@
         <w:rPr>
           <w:spacing w:val="0"/>
         </w:rPr>
-        <w:t>得標廠商為押標金保證金暨其他擔保作業辦法第33條之6所稱全球化廠商者，保固保證金予以減收之金額(無者免填)：</w:t>
+        <w:t>得標廠商為押標金保證金暨其他擔保作業辦法第33條之6所稱全球化廠商者，保固保證金予以減收之金額(</w:t>
+      </w:r>
+      <w:proofErr w:type="gramStart"/>
+      <w:r>
+        <w:rPr>
+          <w:spacing w:val="0"/>
+        </w:rPr>
+        <w:t>無者免填</w:t>
+      </w:r>
+      <w:proofErr w:type="gramEnd"/>
+      <w:r>
+        <w:rPr>
+          <w:spacing w:val="0"/>
+        </w:rPr>
+        <w:t>)：</w:t>
       </w:r>
     </w:p>
     <w:p>
@@ -10920,7 +13413,23 @@
           <w:rFonts w:hint="eastAsia"/>
           <w:spacing w:val="0"/>
         </w:rPr>
-        <w:t>，且得標案件屬營造業法所稱營繕工程之工程採購者，</w:t>
+        <w:t>，且得標案件屬營造業法所稱營</w:t>
+      </w:r>
+      <w:proofErr w:type="gramStart"/>
+      <w:r>
+        <w:rPr>
+          <w:rFonts w:hint="eastAsia"/>
+          <w:spacing w:val="0"/>
+        </w:rPr>
+        <w:t>繕</w:t>
+      </w:r>
+      <w:proofErr w:type="gramEnd"/>
+      <w:r>
+        <w:rPr>
+          <w:rFonts w:hint="eastAsia"/>
+          <w:spacing w:val="0"/>
+        </w:rPr>
+        <w:t>工程之工程採購者，</w:t>
       </w:r>
       <w:r>
         <w:rPr>
@@ -10933,7 +13442,23 @@
           <w:rFonts w:hint="eastAsia"/>
           <w:spacing w:val="0"/>
         </w:rPr>
-        <w:t>，其減收金額不併入前2項減收總額度計算</w:t>
+        <w:t>，其減收金額</w:t>
+      </w:r>
+      <w:proofErr w:type="gramStart"/>
+      <w:r>
+        <w:rPr>
+          <w:rFonts w:hint="eastAsia"/>
+          <w:spacing w:val="0"/>
+        </w:rPr>
+        <w:t>不</w:t>
+      </w:r>
+      <w:proofErr w:type="gramEnd"/>
+      <w:r>
+        <w:rPr>
+          <w:rFonts w:hint="eastAsia"/>
+          <w:spacing w:val="0"/>
+        </w:rPr>
+        <w:t>併入前2項減收總額度計算</w:t>
       </w:r>
       <w:r>
         <w:rPr>
@@ -10974,7 +13499,21 @@
         <w:rPr>
           <w:spacing w:val="0"/>
         </w:rPr>
-        <w:t>預付款還款保證金額(無者免填)：</w:t>
+        <w:t>預付款還款保證金額(</w:t>
+      </w:r>
+      <w:proofErr w:type="gramStart"/>
+      <w:r>
+        <w:rPr>
+          <w:spacing w:val="0"/>
+        </w:rPr>
+        <w:t>無者免填</w:t>
+      </w:r>
+      <w:proofErr w:type="gramEnd"/>
+      <w:r>
+        <w:rPr>
+          <w:spacing w:val="0"/>
+        </w:rPr>
+        <w:t>)：</w:t>
       </w:r>
     </w:p>
     <w:p>
@@ -10995,7 +13534,21 @@
         <w:rPr>
           <w:spacing w:val="0"/>
         </w:rPr>
-        <w:t>預付款還款保證有效期(無預付款還款保證者免填)：</w:t>
+        <w:t>預付款還款保證有效期(無預付款還款保證</w:t>
+      </w:r>
+      <w:proofErr w:type="gramStart"/>
+      <w:r>
+        <w:rPr>
+          <w:spacing w:val="0"/>
+        </w:rPr>
+        <w:t>者免填</w:t>
+      </w:r>
+      <w:proofErr w:type="gramEnd"/>
+      <w:r>
+        <w:rPr>
+          <w:spacing w:val="0"/>
+        </w:rPr>
+        <w:t>)：</w:t>
       </w:r>
     </w:p>
     <w:p>
@@ -11016,7 +13569,21 @@
         <w:rPr>
           <w:spacing w:val="0"/>
         </w:rPr>
-        <w:t>預付款還款保證繳納期限(無預付款還款保證者免填)：</w:t>
+        <w:t>預付款還款保證繳納期限(無預付款還款保證</w:t>
+      </w:r>
+      <w:proofErr w:type="gramStart"/>
+      <w:r>
+        <w:rPr>
+          <w:spacing w:val="0"/>
+        </w:rPr>
+        <w:t>者免填</w:t>
+      </w:r>
+      <w:proofErr w:type="gramEnd"/>
+      <w:r>
+        <w:rPr>
+          <w:spacing w:val="0"/>
+        </w:rPr>
+        <w:t>)：</w:t>
       </w:r>
     </w:p>
     <w:p>
@@ -11040,7 +13607,23 @@
           <w:rFonts w:hint="eastAsia"/>
           <w:spacing w:val="0"/>
         </w:rPr>
-        <w:t>、植栽工程養護期保證金（僅適用於植栽工程驗收合格後給付全部植栽價金之情形）額度為全部植栽價金之</w:t>
+        <w:t>、植栽工程養護期保證金（僅適用於植栽工程驗收合格後給付全部植栽價金之情形）額度為全部</w:t>
+      </w:r>
+      <w:proofErr w:type="gramStart"/>
+      <w:r>
+        <w:rPr>
+          <w:rFonts w:hint="eastAsia"/>
+          <w:spacing w:val="0"/>
+        </w:rPr>
+        <w:t>植栽價金</w:t>
+      </w:r>
+      <w:proofErr w:type="gramEnd"/>
+      <w:r>
+        <w:rPr>
+          <w:rFonts w:hint="eastAsia"/>
+          <w:spacing w:val="0"/>
+        </w:rPr>
+        <w:t>之</w:t>
       </w:r>
       <w:r>
         <w:rPr>
@@ -11056,7 +13639,39 @@
           <w:rFonts w:hint="eastAsia"/>
           <w:spacing w:val="0"/>
         </w:rPr>
-        <w:t>%（由機關於招標時自行填列；未填列者，為25%），於</w:t>
+        <w:t>%</w:t>
+      </w:r>
+      <w:proofErr w:type="gramStart"/>
+      <w:r>
+        <w:rPr>
+          <w:rFonts w:hint="eastAsia"/>
+          <w:spacing w:val="0"/>
+        </w:rPr>
+        <w:t>（</w:t>
+      </w:r>
+      <w:proofErr w:type="gramEnd"/>
+      <w:r>
+        <w:rPr>
+          <w:rFonts w:hint="eastAsia"/>
+          <w:spacing w:val="0"/>
+        </w:rPr>
+        <w:t>由機關於招標時自行填列；未填列者，為25%</w:t>
+      </w:r>
+      <w:proofErr w:type="gramStart"/>
+      <w:r>
+        <w:rPr>
+          <w:rFonts w:hint="eastAsia"/>
+          <w:spacing w:val="0"/>
+        </w:rPr>
+        <w:t>）</w:t>
+      </w:r>
+      <w:proofErr w:type="gramEnd"/>
+      <w:r>
+        <w:rPr>
+          <w:rFonts w:hint="eastAsia"/>
+          <w:spacing w:val="0"/>
+        </w:rPr>
+        <w:t>，於</w:t>
       </w:r>
       <w:r>
         <w:rPr>
@@ -11090,7 +13705,21 @@
         <w:rPr>
           <w:spacing w:val="0"/>
         </w:rPr>
-        <w:t>各種保證金之繳納處所或金融機構帳號(無保證金者免填)：</w:t>
+        <w:t>各種保證金之繳納處所或金融機構帳號(無保證金</w:t>
+      </w:r>
+      <w:proofErr w:type="gramStart"/>
+      <w:r>
+        <w:rPr>
+          <w:spacing w:val="0"/>
+        </w:rPr>
+        <w:t>者免填</w:t>
+      </w:r>
+      <w:proofErr w:type="gramEnd"/>
+      <w:r>
+        <w:rPr>
+          <w:spacing w:val="0"/>
+        </w:rPr>
+        <w:t>)：</w:t>
       </w:r>
     </w:p>
     <w:p>
@@ -11200,11 +13829,19 @@
           <w:spacing w:val="0"/>
         </w:rPr>
       </w:pPr>
-      <w:r>
-        <w:rPr>
-          <w:spacing w:val="0"/>
-        </w:rPr>
-        <w:t>押標金及保證金應</w:t>
+      <w:proofErr w:type="gramStart"/>
+      <w:r>
+        <w:rPr>
+          <w:spacing w:val="0"/>
+        </w:rPr>
+        <w:t>押</w:t>
+      </w:r>
+      <w:proofErr w:type="gramEnd"/>
+      <w:r>
+        <w:rPr>
+          <w:spacing w:val="0"/>
+        </w:rPr>
+        <w:t>標金及保證金應</w:t>
       </w:r>
       <w:r>
         <w:rPr>
@@ -11216,7 +13853,35 @@
         <w:rPr>
           <w:spacing w:val="0"/>
         </w:rPr>
-        <w:t>政府公債、設定質權之金融機構定期存款單、銀行開發或保兌之不可撤銷擔保信用狀繳納，或取具銀行之書面連帶保證、保險公司之連帶保證保險單繳納，並應符合押標金保證金暨其他擔保作業辦法規定之格式。</w:t>
+        <w:t>政府公債、設定質權之金融機構定期存款單、銀行開發或</w:t>
+      </w:r>
+      <w:proofErr w:type="gramStart"/>
+      <w:r>
+        <w:rPr>
+          <w:spacing w:val="0"/>
+        </w:rPr>
+        <w:t>保兌之</w:t>
+      </w:r>
+      <w:proofErr w:type="gramEnd"/>
+      <w:r>
+        <w:rPr>
+          <w:spacing w:val="0"/>
+        </w:rPr>
+        <w:t>不可撤銷擔保信用狀繳納，或取具銀行之書面連帶保證、保險公司之連帶保證保險單繳納，並應符合</w:t>
+      </w:r>
+      <w:proofErr w:type="gramStart"/>
+      <w:r>
+        <w:rPr>
+          <w:spacing w:val="0"/>
+        </w:rPr>
+        <w:t>押</w:t>
+      </w:r>
+      <w:proofErr w:type="gramEnd"/>
+      <w:r>
+        <w:rPr>
+          <w:spacing w:val="0"/>
+        </w:rPr>
+        <w:t>標金保證金暨其他擔保作業辦法規定之格式。</w:t>
       </w:r>
     </w:p>
     <w:p>
@@ -11245,7 +13910,23 @@
           <w:spacing w:val="0"/>
           <w:szCs w:val="28"/>
         </w:rPr>
-        <w:t>情形之一者</w:t>
+        <w:t>情形之</w:t>
+      </w:r>
+      <w:proofErr w:type="gramStart"/>
+      <w:r>
+        <w:rPr>
+          <w:spacing w:val="0"/>
+          <w:szCs w:val="28"/>
+        </w:rPr>
+        <w:t>一</w:t>
+      </w:r>
+      <w:proofErr w:type="gramEnd"/>
+      <w:r>
+        <w:rPr>
+          <w:spacing w:val="0"/>
+          <w:szCs w:val="28"/>
+        </w:rPr>
+        <w:t>者</w:t>
       </w:r>
       <w:r>
         <w:rPr>
@@ -11278,7 +13959,21 @@
         <w:rPr>
           <w:spacing w:val="0"/>
         </w:rPr>
-        <w:t>無需押標金之案件免列</w:t>
+        <w:t>無需</w:t>
+      </w:r>
+      <w:proofErr w:type="gramStart"/>
+      <w:r>
+        <w:rPr>
+          <w:spacing w:val="0"/>
+        </w:rPr>
+        <w:t>押</w:t>
+      </w:r>
+      <w:proofErr w:type="gramEnd"/>
+      <w:r>
+        <w:rPr>
+          <w:spacing w:val="0"/>
+        </w:rPr>
+        <w:t>標金之案件免列</w:t>
       </w:r>
       <w:r>
         <w:rPr>
@@ -11306,12 +14001,14 @@
         </w:rPr>
         <w:t>(</w:t>
       </w:r>
+      <w:proofErr w:type="gramStart"/>
       <w:r>
         <w:rPr>
           <w:rFonts w:ascii="Times New Roman" w:eastAsia="標楷體"/>
         </w:rPr>
         <w:t>一</w:t>
       </w:r>
+      <w:proofErr w:type="gramEnd"/>
       <w:r>
         <w:rPr>
           <w:rFonts w:ascii="Times New Roman" w:eastAsia="標楷體"/>
@@ -11456,11 +14153,19 @@
         </w:rPr>
         <w:t>)</w:t>
       </w:r>
+      <w:proofErr w:type="gramStart"/>
       <w:r>
         <w:rPr>
           <w:rFonts w:ascii="標楷體" w:eastAsia="標楷體" w:hAnsi="標楷體" w:hint="eastAsia"/>
         </w:rPr>
-        <w:t>得標後拒不簽約</w:t>
+        <w:t>得標後拒不</w:t>
+      </w:r>
+      <w:proofErr w:type="gramEnd"/>
+      <w:r>
+        <w:rPr>
+          <w:rFonts w:ascii="標楷體" w:eastAsia="標楷體" w:hAnsi="標楷體" w:hint="eastAsia"/>
+        </w:rPr>
+        <w:t>簽約</w:t>
       </w:r>
       <w:r>
         <w:rPr>
@@ -11606,7 +14311,23 @@
           <w:rFonts w:hint="eastAsia"/>
           <w:kern w:val="0"/>
         </w:rPr>
-        <w:t>前項追繳押標金之情形，屬廠商未依招標文件規定繳納者，追繳金額依招標文件中規定之額度定之；其為標價之一定比率而無標價可供計算者，以預算金額代之。</w:t>
+        <w:t>前項追繳</w:t>
+      </w:r>
+      <w:proofErr w:type="gramStart"/>
+      <w:r>
+        <w:rPr>
+          <w:rFonts w:hint="eastAsia"/>
+          <w:kern w:val="0"/>
+        </w:rPr>
+        <w:t>押</w:t>
+      </w:r>
+      <w:proofErr w:type="gramEnd"/>
+      <w:r>
+        <w:rPr>
+          <w:rFonts w:hint="eastAsia"/>
+          <w:kern w:val="0"/>
+        </w:rPr>
+        <w:t>標金之情形，屬廠商未依招標文件規定繳納者，追繳金額依招標文件中規定之額度定之；其為標價之一定比率而無標價可供計算者，以預算金額代之。</w:t>
       </w:r>
     </w:p>
     <w:p>
@@ -11714,7 +14435,15 @@
         <w:t>50條第1項第5款、第7</w:t>
       </w:r>
       <w:r>
-        <w:t>款情形之一。</w:t>
+        <w:t>款情形之</w:t>
+      </w:r>
+      <w:proofErr w:type="gramStart"/>
+      <w:r>
+        <w:t>一</w:t>
+      </w:r>
+      <w:proofErr w:type="gramEnd"/>
+      <w:r>
+        <w:t>。</w:t>
       </w:r>
     </w:p>
     <w:p>
@@ -11740,7 +14469,15 @@
         <w:t>87</w:t>
       </w:r>
       <w:r>
-        <w:t>條各項構成要件事實之一。</w:t>
+        <w:t>條各項構成要件事實之</w:t>
+      </w:r>
+      <w:proofErr w:type="gramStart"/>
+      <w:r>
+        <w:t>一</w:t>
+      </w:r>
+      <w:proofErr w:type="gramEnd"/>
+      <w:r>
+        <w:t>。</w:t>
       </w:r>
     </w:p>
     <w:p>
@@ -11761,7 +14498,35 @@
         <w:rPr>
           <w:spacing w:val="0"/>
         </w:rPr>
-        <w:t>廠商依「押標金保證金暨其他擔保作業辦法」規定減收押標金，其有不發還押標金之情形者，應就不發還金額中屬減收之金額補繳之。其經主管機關或相關中央目的事業主管機關取消優良廠商資格或全球化廠商資格，或經各機關依採購法第102條第3項規定刊登政府採購公報，且尚在採購法第103條第1項所定期限內者，亦同。</w:t>
+        <w:t>廠商依「押標金保證金暨其他擔保作業辦法」規定減收押標金，其有不發還</w:t>
+      </w:r>
+      <w:proofErr w:type="gramStart"/>
+      <w:r>
+        <w:rPr>
+          <w:spacing w:val="0"/>
+        </w:rPr>
+        <w:t>押</w:t>
+      </w:r>
+      <w:proofErr w:type="gramEnd"/>
+      <w:r>
+        <w:rPr>
+          <w:spacing w:val="0"/>
+        </w:rPr>
+        <w:t>標金之情形者，應就不發還金額</w:t>
+      </w:r>
+      <w:proofErr w:type="gramStart"/>
+      <w:r>
+        <w:rPr>
+          <w:spacing w:val="0"/>
+        </w:rPr>
+        <w:t>中屬減收</w:t>
+      </w:r>
+      <w:proofErr w:type="gramEnd"/>
+      <w:r>
+        <w:rPr>
+          <w:spacing w:val="0"/>
+        </w:rPr>
+        <w:t>之金額補繳之。其經主管機關或相關中央目的事業主管機關取消優良廠商資格或全球化廠商資格，或經各機關依採購法第102條第3項規定刊登政府採購公報，且尚在採購法第103條第1項所定期限內者，亦同。</w:t>
       </w:r>
     </w:p>
     <w:p>
@@ -11806,7 +14571,21 @@
         <w:rPr>
           <w:spacing w:val="0"/>
         </w:rPr>
-        <w:t>(1)訂底價，但不公告底價。</w:t>
+        <w:t>(1)訂底價，但</w:t>
+      </w:r>
+      <w:proofErr w:type="gramStart"/>
+      <w:r>
+        <w:rPr>
+          <w:spacing w:val="0"/>
+        </w:rPr>
+        <w:t>不</w:t>
+      </w:r>
+      <w:proofErr w:type="gramEnd"/>
+      <w:r>
+        <w:rPr>
+          <w:spacing w:val="0"/>
+        </w:rPr>
+        <w:t>公告底價。</w:t>
       </w:r>
     </w:p>
     <w:p>
@@ -12050,7 +14829,23 @@
           <w:rFonts w:hint="eastAsia"/>
           <w:spacing w:val="0"/>
         </w:rPr>
-        <w:t>採購法施行細則第64條之2採評分及格最低標</w:t>
+        <w:t>採購法施行細則第64條之2</w:t>
+      </w:r>
+      <w:proofErr w:type="gramStart"/>
+      <w:r>
+        <w:rPr>
+          <w:rFonts w:hint="eastAsia"/>
+          <w:spacing w:val="0"/>
+        </w:rPr>
+        <w:t>採</w:t>
+      </w:r>
+      <w:proofErr w:type="gramEnd"/>
+      <w:r>
+        <w:rPr>
+          <w:rFonts w:hint="eastAsia"/>
+          <w:spacing w:val="0"/>
+        </w:rPr>
+        <w:t>評分及格最低標</w:t>
       </w:r>
       <w:r>
         <w:rPr>
@@ -12153,7 +14948,21 @@
         <w:rPr>
           <w:spacing w:val="0"/>
         </w:rPr>
-        <w:t>（2-2）依採購法第22條第1項□第9款；□第10款；□第11款；□第14款準用最有利標。</w:t>
+        <w:t>（2-2）依採購法第22條第1項□第9款；□第10款；□第11款；□第14款</w:t>
+      </w:r>
+      <w:proofErr w:type="gramStart"/>
+      <w:r>
+        <w:rPr>
+          <w:spacing w:val="0"/>
+        </w:rPr>
+        <w:t>準</w:t>
+      </w:r>
+      <w:proofErr w:type="gramEnd"/>
+      <w:r>
+        <w:rPr>
+          <w:spacing w:val="0"/>
+        </w:rPr>
+        <w:t>用最有利標。</w:t>
       </w:r>
     </w:p>
     <w:p>
@@ -12200,7 +15009,39 @@
           <w:rFonts w:hint="eastAsia"/>
           <w:spacing w:val="0"/>
         </w:rPr>
-        <w:t>達一定分數或序位之未得標廠商，發給一定金額之獎勵金(由機關敘明一定分數或序位及其相對應之獎勵金)</w:t>
+        <w:t>達一定</w:t>
+      </w:r>
+      <w:proofErr w:type="gramStart"/>
+      <w:r>
+        <w:rPr>
+          <w:rFonts w:hint="eastAsia"/>
+          <w:spacing w:val="0"/>
+        </w:rPr>
+        <w:t>分數或序位</w:t>
+      </w:r>
+      <w:proofErr w:type="gramEnd"/>
+      <w:r>
+        <w:rPr>
+          <w:rFonts w:hint="eastAsia"/>
+          <w:spacing w:val="0"/>
+        </w:rPr>
+        <w:t>之未得標廠商，發給一定金額之獎勵金(由機關敘明一定</w:t>
+      </w:r>
+      <w:proofErr w:type="gramStart"/>
+      <w:r>
+        <w:rPr>
+          <w:rFonts w:hint="eastAsia"/>
+          <w:spacing w:val="0"/>
+        </w:rPr>
+        <w:t>分數或序位</w:t>
+      </w:r>
+      <w:proofErr w:type="gramEnd"/>
+      <w:r>
+        <w:rPr>
+          <w:rFonts w:hint="eastAsia"/>
+          <w:spacing w:val="0"/>
+        </w:rPr>
+        <w:t>及其相對應之獎勵金)</w:t>
       </w:r>
     </w:p>
     <w:p>
@@ -12390,7 +15231,21 @@
         <w:rPr>
           <w:spacing w:val="0"/>
         </w:rPr>
-        <w:t>本採購採：</w:t>
+        <w:t>本採購</w:t>
+      </w:r>
+      <w:proofErr w:type="gramStart"/>
+      <w:r>
+        <w:rPr>
+          <w:spacing w:val="0"/>
+        </w:rPr>
+        <w:t>採</w:t>
+      </w:r>
+      <w:proofErr w:type="gramEnd"/>
+      <w:r>
+        <w:rPr>
+          <w:spacing w:val="0"/>
+        </w:rPr>
+        <w:t>：</w:t>
       </w:r>
     </w:p>
     <w:p>
@@ -12446,7 +15301,21 @@
         <w:rPr>
           <w:spacing w:val="0"/>
         </w:rPr>
-        <w:t>(2)複數決標，保留採購項目或數量選擇之組合權利  (項目或數量選擇之組合方式如附件。例如得由廠商分項報價之項目，或依不同數量報價之項目及數量之上、下限；投標廠商得標項目或數量之限制、開標順序、願比照得標廠商之價格者得併列為得標廠商、決標廠商家數上限等)。</w:t>
+        <w:t>(2)複數決標，保留採購項目或數量選擇之組合權利  (項目或數量選擇之組合方式如附件。例如得由廠商分項報價之項目，或依不同數量報價之項目及數量之上、下限；投標廠商得標項目或數量之限制、開標順序、願比照得標廠商之價格者得</w:t>
+      </w:r>
+      <w:proofErr w:type="gramStart"/>
+      <w:r>
+        <w:rPr>
+          <w:spacing w:val="0"/>
+        </w:rPr>
+        <w:t>併</w:t>
+      </w:r>
+      <w:proofErr w:type="gramEnd"/>
+      <w:r>
+        <w:rPr>
+          <w:spacing w:val="0"/>
+        </w:rPr>
+        <w:t>列為得標廠商、決標廠商家數上限等)。</w:t>
       </w:r>
     </w:p>
     <w:p>
@@ -12532,8 +15401,16 @@
         <w:rPr>
           <w:spacing w:val="0"/>
         </w:rPr>
-        <w:t>，得先辦理保留決標，俟</w:t>
-      </w:r>
+        <w:t>，得先辦理保留決標，</w:t>
+      </w:r>
+      <w:proofErr w:type="gramStart"/>
+      <w:r>
+        <w:rPr>
+          <w:spacing w:val="0"/>
+        </w:rPr>
+        <w:t>俟</w:t>
+      </w:r>
+      <w:proofErr w:type="gramEnd"/>
       <w:r>
         <w:rPr>
           <w:rFonts w:hint="eastAsia"/>
@@ -12541,11 +15418,19 @@
         </w:rPr>
         <w:t>核定</w:t>
       </w:r>
-      <w:r>
-        <w:rPr>
-          <w:spacing w:val="0"/>
-        </w:rPr>
-        <w:t>後始決標生效。</w:t>
+      <w:proofErr w:type="gramStart"/>
+      <w:r>
+        <w:rPr>
+          <w:spacing w:val="0"/>
+        </w:rPr>
+        <w:t>後始決標</w:t>
+      </w:r>
+      <w:proofErr w:type="gramEnd"/>
+      <w:r>
+        <w:rPr>
+          <w:spacing w:val="0"/>
+        </w:rPr>
+        <w:t>生效。</w:t>
       </w:r>
     </w:p>
     <w:p>
@@ -12806,11 +15691,35 @@
         <w:sym w:font="Wingdings" w:char="F0A8"/>
       </w:r>
       <w:r>
-        <w:t>(3)屬勞動派遣（指派遣事業單位指派所僱用之勞工至機關提供勞務，接受各該機關指揮監督管理之行為）：派遣勞工（指受派遣事業單位僱用，並向各機關提供勞務者）之薪資（內含勞工依法自行負擔之勞保、健保、就業保險費用）與廠商應負擔之勞保、健保、就業保險費用、積欠工資墊償基金提繳費及勞工退休金等費用，採固定金額支付，不列入報價範圍。廠商僅需就管理費用（含利潤、相關稅捐及管理所需一切費用等）報價。決標後，廠商報價與前述固定金額合計為契約總價，詳如附件報價明細表【註：報價明細表範例如附件，機關於招</w:t>
+        <w:t>(3)屬勞動派遣（指派遣事業單位指派所僱用之勞工至機關提供勞務，接受各該機關指揮監督管理之行為）：派遣勞工（指受派遣事業單位僱用，並向各機關提供勞務者）之薪資（內含勞工依法自行負擔之勞保、健保、就業保險費用）與廠商應負擔之勞保、健保、就業保險費用、積欠工資墊償基金提繳費及勞工退休金等費用，</w:t>
+      </w:r>
+      <w:proofErr w:type="gramStart"/>
+      <w:r>
+        <w:t>採</w:t>
+      </w:r>
+      <w:proofErr w:type="gramEnd"/>
+      <w:r>
+        <w:t>固定金額支付，不列入報價範圍。廠商僅需就管理費用（含利潤、相關稅捐及管理所需一切費用等）報價。決標後，廠商報價與前述固定金額合計為契約總價，詳如附件報價明細表</w:t>
+      </w:r>
+      <w:proofErr w:type="gramStart"/>
+      <w:r>
+        <w:t>【註</w:t>
+      </w:r>
+      <w:proofErr w:type="gramEnd"/>
+      <w:r>
+        <w:t>：報價明細表範例如附件，機關於招</w:t>
       </w:r>
       <w:r>
         <w:lastRenderedPageBreak/>
-        <w:t>標時依案件性質參酌調整後附於投標須知。派遣勞工之加班費及差旅費，不含於契約價金，如發生此等費用，其計算方式依勞動法令規定另行支付】。</w:t>
+        <w:t>標時依案件性質參酌調整後附於投標須知。派遣勞工之加班費及差旅費，不含於契約價金，如發生此等費用，其計算方式依勞動法令規定另行支付</w:t>
+      </w:r>
+      <w:proofErr w:type="gramStart"/>
+      <w:r>
+        <w:t>】</w:t>
+      </w:r>
+      <w:proofErr w:type="gramEnd"/>
+      <w:r>
+        <w:t>。</w:t>
       </w:r>
     </w:p>
     <w:p>
@@ -12831,7 +15740,21 @@
         <w:rPr>
           <w:spacing w:val="0"/>
         </w:rPr>
-        <w:t>無法決標時是否得依採購法第56條規定採行協商措施：</w:t>
+        <w:t>無法決標時是否得依採購法第56條規定</w:t>
+      </w:r>
+      <w:proofErr w:type="gramStart"/>
+      <w:r>
+        <w:rPr>
+          <w:spacing w:val="0"/>
+        </w:rPr>
+        <w:t>採</w:t>
+      </w:r>
+      <w:proofErr w:type="gramEnd"/>
+      <w:r>
+        <w:rPr>
+          <w:spacing w:val="0"/>
+        </w:rPr>
+        <w:t>行協商措施：</w:t>
       </w:r>
     </w:p>
     <w:p>
@@ -12845,7 +15768,15 @@
         <w:sym w:font="Wingdings" w:char="F0A8"/>
       </w:r>
       <w:r>
-        <w:t>(1)是；採行協商措施得更改之項目（請敘明）：</w:t>
+        <w:t>(1)是；</w:t>
+      </w:r>
+      <w:proofErr w:type="gramStart"/>
+      <w:r>
+        <w:t>採</w:t>
+      </w:r>
+      <w:proofErr w:type="gramEnd"/>
+      <w:r>
+        <w:t>行協商措施得更改之項目（請敘明）：</w:t>
       </w:r>
     </w:p>
     <w:p>
@@ -12884,7 +15815,35 @@
         <w:rPr>
           <w:spacing w:val="0"/>
         </w:rPr>
-        <w:t>本採購保留未來向得標廠商增購之權利，擬增購之項目及內容(請載明擴充之金額、數量或期間上限，並應將預估選購或擴充項目所需金額計入採購金額。未保留增購權利者免填)：</w:t>
+        <w:t>本採購保留未來向得標廠商增購之權利，擬增購之項目及內容(</w:t>
+      </w:r>
+      <w:proofErr w:type="gramStart"/>
+      <w:r>
+        <w:rPr>
+          <w:spacing w:val="0"/>
+        </w:rPr>
+        <w:t>請載明</w:t>
+      </w:r>
+      <w:proofErr w:type="gramEnd"/>
+      <w:r>
+        <w:rPr>
+          <w:spacing w:val="0"/>
+        </w:rPr>
+        <w:t>擴充之金額、數量或期間上限，並應將預估選購或擴充項目所需金額計入採購金額。未保留增購權利</w:t>
+      </w:r>
+      <w:proofErr w:type="gramStart"/>
+      <w:r>
+        <w:rPr>
+          <w:spacing w:val="0"/>
+        </w:rPr>
+        <w:t>者免填</w:t>
+      </w:r>
+      <w:proofErr w:type="gramEnd"/>
+      <w:r>
+        <w:rPr>
+          <w:spacing w:val="0"/>
+        </w:rPr>
+        <w:t>)：</w:t>
       </w:r>
     </w:p>
     <w:p>
@@ -12907,7 +15866,43 @@
           <w:color w:val="FF0000"/>
           <w:spacing w:val="0"/>
         </w:rPr>
-        <w:t>後續擴充金額為本契約價金50%，依原契約條件及價金續約核算付款，擴充期間至%%年度%%年11月30日止，以先屆滿者為準，得以換文方式辦理。</w:t>
+        <w:t>後續擴充金額為本契約價金50%，依原契約</w:t>
+      </w:r>
+      <w:proofErr w:type="gramStart"/>
+      <w:r>
+        <w:rPr>
+          <w:rFonts w:hint="eastAsia"/>
+          <w:color w:val="FF0000"/>
+          <w:spacing w:val="0"/>
+        </w:rPr>
+        <w:t>條件及價金</w:t>
+      </w:r>
+      <w:proofErr w:type="gramEnd"/>
+      <w:r>
+        <w:rPr>
+          <w:rFonts w:hint="eastAsia"/>
+          <w:color w:val="FF0000"/>
+          <w:spacing w:val="0"/>
+        </w:rPr>
+        <w:t>續約核算付款，擴充期間至%%年度%%年11月30日止，以先屆滿者為</w:t>
+      </w:r>
+      <w:proofErr w:type="gramStart"/>
+      <w:r>
+        <w:rPr>
+          <w:rFonts w:hint="eastAsia"/>
+          <w:color w:val="FF0000"/>
+          <w:spacing w:val="0"/>
+        </w:rPr>
+        <w:t>準</w:t>
+      </w:r>
+      <w:proofErr w:type="gramEnd"/>
+      <w:r>
+        <w:rPr>
+          <w:rFonts w:hint="eastAsia"/>
+          <w:color w:val="FF0000"/>
+          <w:spacing w:val="0"/>
+        </w:rPr>
+        <w:t>，得以換文方式辦理。</w:t>
       </w:r>
     </w:p>
     <w:p>
@@ -13194,7 +16189,21 @@
         <w:rPr>
           <w:spacing w:val="0"/>
         </w:rPr>
-        <w:t>投標廠商之基本資格及應附具之證明文件如下(如允許依法令免申請核發本項基本資格證明文件之廠商參與投標，一併載明該等廠商免繳驗之證明文件</w:t>
+        <w:t>投標廠商之基本資格及應附具之證明文件如下(如允許</w:t>
+      </w:r>
+      <w:proofErr w:type="gramStart"/>
+      <w:r>
+        <w:rPr>
+          <w:spacing w:val="0"/>
+        </w:rPr>
+        <w:t>依法令免申請</w:t>
+      </w:r>
+      <w:proofErr w:type="gramEnd"/>
+      <w:r>
+        <w:rPr>
+          <w:spacing w:val="0"/>
+        </w:rPr>
+        <w:t>核發本項基本資格證明文件之廠商參與投標，一併載明該等廠商免繳驗之證明文件</w:t>
       </w:r>
       <w:r>
         <w:rPr>
@@ -13251,7 +16260,23 @@
           <w:rFonts w:ascii="標楷體" w:hAnsi="標楷體" w:hint="eastAsia"/>
           <w:szCs w:val="28"/>
         </w:rPr>
-        <w:t>與招標標的有關者：</w:t>
+        <w:t>與招標</w:t>
+      </w:r>
+      <w:proofErr w:type="gramStart"/>
+      <w:r>
+        <w:rPr>
+          <w:rFonts w:ascii="標楷體" w:hAnsi="標楷體" w:hint="eastAsia"/>
+          <w:szCs w:val="28"/>
+        </w:rPr>
+        <w:t>標</w:t>
+      </w:r>
+      <w:proofErr w:type="gramEnd"/>
+      <w:r>
+        <w:rPr>
+          <w:rFonts w:ascii="標楷體" w:hAnsi="標楷體" w:hint="eastAsia"/>
+          <w:szCs w:val="28"/>
+        </w:rPr>
+        <w:t>的有關者：</w:t>
       </w:r>
     </w:p>
     <w:p>
@@ -13285,12 +16310,30 @@
           <w:szCs w:val="28"/>
           <w:u w:val="single"/>
         </w:rPr>
-        <w:t xml:space="preserve">  僅須任一項符合  </w:t>
-      </w:r>
+        <w:t xml:space="preserve">  </w:t>
+      </w:r>
+      <w:proofErr w:type="gramStart"/>
       <w:r>
         <w:rPr>
           <w:rFonts w:ascii="標楷體" w:hAnsi="標楷體" w:hint="eastAsia"/>
           <w:szCs w:val="28"/>
+          <w:u w:val="single"/>
+        </w:rPr>
+        <w:t>僅須任一項</w:t>
+      </w:r>
+      <w:proofErr w:type="gramEnd"/>
+      <w:r>
+        <w:rPr>
+          <w:rFonts w:ascii="標楷體" w:hAnsi="標楷體" w:hint="eastAsia"/>
+          <w:szCs w:val="28"/>
+          <w:u w:val="single"/>
+        </w:rPr>
+        <w:t xml:space="preserve">符合  </w:t>
+      </w:r>
+      <w:r>
+        <w:rPr>
+          <w:rFonts w:ascii="標楷體" w:hAnsi="標楷體" w:hint="eastAsia"/>
+          <w:szCs w:val="28"/>
         </w:rPr>
         <w:t>。(機關應依標的特質、需求勾選，並得複選</w:t>
       </w:r>
@@ -13306,7 +16349,39 @@
           <w:rFonts w:ascii="標楷體" w:hAnsi="標楷體" w:hint="eastAsia"/>
           <w:szCs w:val="28"/>
         </w:rPr>
-        <w:t>且應於本目載明投標廠商須同時符合、部分符合或僅須任一項符合之情形)</w:t>
+        <w:t>且應於</w:t>
+      </w:r>
+      <w:proofErr w:type="gramStart"/>
+      <w:r>
+        <w:rPr>
+          <w:rFonts w:ascii="標楷體" w:hAnsi="標楷體" w:hint="eastAsia"/>
+          <w:szCs w:val="28"/>
+        </w:rPr>
+        <w:t>本目載</w:t>
+      </w:r>
+      <w:proofErr w:type="gramEnd"/>
+      <w:r>
+        <w:rPr>
+          <w:rFonts w:ascii="標楷體" w:hAnsi="標楷體" w:hint="eastAsia"/>
+          <w:szCs w:val="28"/>
+        </w:rPr>
+        <w:t>明投標廠商須同時符合、部分符合或</w:t>
+      </w:r>
+      <w:proofErr w:type="gramStart"/>
+      <w:r>
+        <w:rPr>
+          <w:rFonts w:ascii="標楷體" w:hAnsi="標楷體" w:hint="eastAsia"/>
+          <w:szCs w:val="28"/>
+        </w:rPr>
+        <w:t>僅須任一項</w:t>
+      </w:r>
+      <w:proofErr w:type="gramEnd"/>
+      <w:r>
+        <w:rPr>
+          <w:rFonts w:ascii="標楷體" w:hAnsi="標楷體" w:hint="eastAsia"/>
+          <w:szCs w:val="28"/>
+        </w:rPr>
+        <w:t>符合之情形)</w:t>
       </w:r>
     </w:p>
     <w:p>
@@ -13354,11 +16429,19 @@
         </w:rPr>
         <w:t>1)設立於雲林縣或</w:t>
       </w:r>
-      <w:r>
-        <w:rPr>
-          <w:szCs w:val="28"/>
-        </w:rPr>
-        <w:t>或毗鄰縣市</w:t>
+      <w:proofErr w:type="gramStart"/>
+      <w:r>
+        <w:rPr>
+          <w:szCs w:val="28"/>
+        </w:rPr>
+        <w:t>或</w:t>
+      </w:r>
+      <w:proofErr w:type="gramEnd"/>
+      <w:r>
+        <w:rPr>
+          <w:szCs w:val="28"/>
+        </w:rPr>
+        <w:t>毗鄰縣市</w:t>
       </w:r>
       <w:r>
         <w:rPr>
@@ -13832,8 +16915,49 @@
           <w:rFonts w:ascii="標楷體" w:hAnsi="標楷體"/>
           <w:szCs w:val="28"/>
         </w:rPr>
-        <w:t>或列印「全國商工行政服務入口網」（網址：http：//gcis.nat.gov.tw/index.jsp)商工登記資料之公司登記資料查詢網站之「公司基本資料」均屬之</w:t>
-      </w:r>
+        <w:t>或列印「全國商工行政服務入口網」</w:t>
+      </w:r>
+      <w:proofErr w:type="gramStart"/>
+      <w:r>
+        <w:rPr>
+          <w:rFonts w:ascii="標楷體" w:hAnsi="標楷體"/>
+          <w:szCs w:val="28"/>
+        </w:rPr>
+        <w:t>（</w:t>
+      </w:r>
+      <w:proofErr w:type="gramEnd"/>
+      <w:r>
+        <w:rPr>
+          <w:rFonts w:ascii="標楷體" w:hAnsi="標楷體"/>
+          <w:szCs w:val="28"/>
+        </w:rPr>
+        <w:t>網址：http：//gcis.nat.gov.tw/</w:t>
+      </w:r>
+      <w:proofErr w:type="spellStart"/>
+      <w:r>
+        <w:rPr>
+          <w:rFonts w:ascii="標楷體" w:hAnsi="標楷體"/>
+          <w:szCs w:val="28"/>
+        </w:rPr>
+        <w:t>index.jsp</w:t>
+      </w:r>
+      <w:proofErr w:type="spellEnd"/>
+      <w:r>
+        <w:rPr>
+          <w:rFonts w:ascii="標楷體" w:hAnsi="標楷體"/>
+          <w:szCs w:val="28"/>
+        </w:rPr>
+        <w:t>)商工登記資料之公司登記資料查詢網站之「公司基本資料」</w:t>
+      </w:r>
+      <w:proofErr w:type="gramStart"/>
+      <w:r>
+        <w:rPr>
+          <w:rFonts w:ascii="標楷體" w:hAnsi="標楷體"/>
+          <w:szCs w:val="28"/>
+        </w:rPr>
+        <w:t>均屬之</w:t>
+      </w:r>
+      <w:proofErr w:type="gramEnd"/>
       <w:r>
         <w:rPr>
           <w:rFonts w:ascii="標楷體" w:hAnsi="標楷體" w:hint="eastAsia"/>
@@ -13860,8 +16984,49 @@
           <w:rFonts w:ascii="標楷體" w:hAnsi="標楷體"/>
           <w:szCs w:val="28"/>
         </w:rPr>
-        <w:t>或列印「全國商工行政服務入口網」（網址：http：//gcis.nat.gov.tw/index.jsp)商工登記資料之商業登記資料查詢網站之「商業登記基本資料」均屬之</w:t>
-      </w:r>
+        <w:t>或列印「全國商工行政服務入口網」</w:t>
+      </w:r>
+      <w:proofErr w:type="gramStart"/>
+      <w:r>
+        <w:rPr>
+          <w:rFonts w:ascii="標楷體" w:hAnsi="標楷體"/>
+          <w:szCs w:val="28"/>
+        </w:rPr>
+        <w:t>（</w:t>
+      </w:r>
+      <w:proofErr w:type="gramEnd"/>
+      <w:r>
+        <w:rPr>
+          <w:rFonts w:ascii="標楷體" w:hAnsi="標楷體"/>
+          <w:szCs w:val="28"/>
+        </w:rPr>
+        <w:t>網址：http：//gcis.nat.gov.tw/</w:t>
+      </w:r>
+      <w:proofErr w:type="spellStart"/>
+      <w:r>
+        <w:rPr>
+          <w:rFonts w:ascii="標楷體" w:hAnsi="標楷體"/>
+          <w:szCs w:val="28"/>
+        </w:rPr>
+        <w:t>index.jsp</w:t>
+      </w:r>
+      <w:proofErr w:type="spellEnd"/>
+      <w:r>
+        <w:rPr>
+          <w:rFonts w:ascii="標楷體" w:hAnsi="標楷體"/>
+          <w:szCs w:val="28"/>
+        </w:rPr>
+        <w:t>)商工登記資料之商業登記資料查詢網站之「商業登記基本資料」</w:t>
+      </w:r>
+      <w:proofErr w:type="gramStart"/>
+      <w:r>
+        <w:rPr>
+          <w:rFonts w:ascii="標楷體" w:hAnsi="標楷體"/>
+          <w:szCs w:val="28"/>
+        </w:rPr>
+        <w:t>均屬之</w:t>
+      </w:r>
+      <w:proofErr w:type="gramEnd"/>
       <w:r>
         <w:rPr>
           <w:rFonts w:ascii="標楷體" w:hAnsi="標楷體" w:hint="eastAsia"/>
@@ -13887,21 +17052,53 @@
           <w:rFonts w:ascii="標楷體" w:hAnsi="標楷體" w:hint="eastAsia"/>
           <w:szCs w:val="28"/>
         </w:rPr>
-        <w:t>□營業項目代碼、營業項目：______________(該特定營業項目非屬許可業務者，廠商所營事業之登記，如載明</w:t>
+        <w:t>□營業項目代碼、營業項目：______________(該特定營業項目非屬許可業務者，廠商所營事業之登記，如</w:t>
+      </w:r>
+      <w:proofErr w:type="gramStart"/>
+      <w:r>
+        <w:rPr>
+          <w:rFonts w:ascii="標楷體" w:hAnsi="標楷體" w:hint="eastAsia"/>
+          <w:szCs w:val="28"/>
+        </w:rPr>
+        <w:t>載明</w:t>
       </w:r>
       <w:r>
         <w:rPr>
           <w:rFonts w:ascii="標楷體" w:hAnsi="標楷體"/>
           <w:szCs w:val="28"/>
         </w:rPr>
-        <w:t>除許可業務外，得經營法令非禁止或限制之業務者，</w:t>
+        <w:t>除許可</w:t>
+      </w:r>
+      <w:proofErr w:type="gramEnd"/>
+      <w:r>
+        <w:rPr>
+          <w:rFonts w:ascii="標楷體" w:hAnsi="標楷體"/>
+          <w:szCs w:val="28"/>
+        </w:rPr>
+        <w:t>業務外，得經營法令非禁止或限制之業務者，</w:t>
       </w:r>
       <w:r>
         <w:rPr>
           <w:rFonts w:ascii="標楷體" w:hAnsi="標楷體" w:hint="eastAsia"/>
           <w:szCs w:val="28"/>
         </w:rPr>
-        <w:t>視為包括該特定營業項目。)，廠商得於投標前至經濟部商業司建置之『全國商工行政服務入口網』(</w:t>
+        <w:t>視為包括該特定營業項目。</w:t>
+      </w:r>
+      <w:proofErr w:type="gramStart"/>
+      <w:r>
+        <w:rPr>
+          <w:rFonts w:ascii="標楷體" w:hAnsi="標楷體" w:hint="eastAsia"/>
+          <w:szCs w:val="28"/>
+        </w:rPr>
+        <w:t>)，</w:t>
+      </w:r>
+      <w:proofErr w:type="gramEnd"/>
+      <w:r>
+        <w:rPr>
+          <w:rFonts w:ascii="標楷體" w:hAnsi="標楷體" w:hint="eastAsia"/>
+          <w:szCs w:val="28"/>
+        </w:rPr>
+        <w:t>廠商得於投標前至經濟部商業司建置之『全國商工行政服務入口網』(</w:t>
       </w:r>
       <w:r>
         <w:rPr>
@@ -13945,13 +17142,23 @@
           <w:szCs w:val="28"/>
         </w:rPr>
       </w:pPr>
+      <w:proofErr w:type="gramStart"/>
       <w:r>
         <w:rPr>
           <w:rFonts w:ascii="標楷體" w:hAnsi="標楷體" w:hint="eastAsia"/>
           <w:szCs w:val="28"/>
         </w:rPr>
-        <w:t>（註：營利事業登記證自98年4月13日起不再作為證明文件</w:t>
-      </w:r>
+        <w:t>（註</w:t>
+      </w:r>
+      <w:proofErr w:type="gramEnd"/>
+      <w:r>
+        <w:rPr>
+          <w:rFonts w:ascii="標楷體" w:hAnsi="標楷體" w:hint="eastAsia"/>
+          <w:szCs w:val="28"/>
+        </w:rPr>
+        <w:t>：營利事業登記證自98年4月13日起不再作為證明文件</w:t>
+      </w:r>
+      <w:proofErr w:type="gramStart"/>
       <w:r>
         <w:rPr>
           <w:rFonts w:ascii="標楷體" w:hAnsi="標楷體"/>
@@ -13959,6 +17166,7 @@
         </w:rPr>
         <w:t>）</w:t>
       </w:r>
+      <w:proofErr w:type="gramEnd"/>
     </w:p>
     <w:p>
       <w:pPr>
@@ -13977,7 +17185,23 @@
           <w:rFonts w:ascii="標楷體" w:hAnsi="標楷體" w:hint="eastAsia"/>
           <w:szCs w:val="28"/>
         </w:rPr>
-        <w:t xml:space="preserve">          b.其他證明文件：＿＿＿＿＿＿＿＿＿＿＿。</w:t>
+        <w:t xml:space="preserve">          b.其他證明文件：</w:t>
+      </w:r>
+      <w:proofErr w:type="gramStart"/>
+      <w:r>
+        <w:rPr>
+          <w:rFonts w:ascii="標楷體" w:hAnsi="標楷體" w:hint="eastAsia"/>
+          <w:szCs w:val="28"/>
+        </w:rPr>
+        <w:t>＿＿＿＿＿＿＿＿＿＿＿</w:t>
+      </w:r>
+      <w:proofErr w:type="gramEnd"/>
+      <w:r>
+        <w:rPr>
+          <w:rFonts w:ascii="標楷體" w:hAnsi="標楷體" w:hint="eastAsia"/>
+          <w:szCs w:val="28"/>
+        </w:rPr>
+        <w:t>。</w:t>
       </w:r>
     </w:p>
     <w:p>
@@ -14021,7 +17245,55 @@
           <w:rFonts w:ascii="標楷體" w:hAnsi="標楷體" w:hint="eastAsia"/>
           <w:szCs w:val="28"/>
         </w:rPr>
-        <w:t xml:space="preserve">       營業稅繳稅證明：為營業稅繳款書收據聯或主管稽徵機關核章之最近1期營業人銷售額與稅額申報書收執聯。廠商不及提出最近1期證明者，得以前1期之納稅證明代之。新設立且未屆第1期營業稅繳納期限者，得以營業稅主管稽徵機關核發之核准設立登記公函代之；經核定使用統一發者，應一併檢附申領統一發票購票證相關文件。營業税或所得稅之納稅證明，得以與上開最近一期或前一期證明相同期間內主管稽徵機關核發之無違章欠稅之查復表代之。（本項適用於依營業稅法須報繳營業稅者之情形）</w:t>
+        <w:t xml:space="preserve">       營業稅繳稅證明：為營業稅繳款書收據聯或主管</w:t>
+      </w:r>
+      <w:proofErr w:type="gramStart"/>
+      <w:r>
+        <w:rPr>
+          <w:rFonts w:ascii="標楷體" w:hAnsi="標楷體" w:hint="eastAsia"/>
+          <w:szCs w:val="28"/>
+        </w:rPr>
+        <w:t>稽</w:t>
+      </w:r>
+      <w:proofErr w:type="gramEnd"/>
+      <w:r>
+        <w:rPr>
+          <w:rFonts w:ascii="標楷體" w:hAnsi="標楷體" w:hint="eastAsia"/>
+          <w:szCs w:val="28"/>
+        </w:rPr>
+        <w:t>徵機關核章之最近1期營業人銷售額與稅額申報書收執聯。廠商不及提出最近1期證明者，得以前1期之納稅證明代之。新設立且未屆第1期營業稅繳納期限者，得以營業稅主管</w:t>
+      </w:r>
+      <w:proofErr w:type="gramStart"/>
+      <w:r>
+        <w:rPr>
+          <w:rFonts w:ascii="標楷體" w:hAnsi="標楷體" w:hint="eastAsia"/>
+          <w:szCs w:val="28"/>
+        </w:rPr>
+        <w:t>稽</w:t>
+      </w:r>
+      <w:proofErr w:type="gramEnd"/>
+      <w:r>
+        <w:rPr>
+          <w:rFonts w:ascii="標楷體" w:hAnsi="標楷體" w:hint="eastAsia"/>
+          <w:szCs w:val="28"/>
+        </w:rPr>
+        <w:t>徵機關核發之核准設立登記公函代之；經核定使用統一發者，應一併</w:t>
+      </w:r>
+      <w:proofErr w:type="gramStart"/>
+      <w:r>
+        <w:rPr>
+          <w:rFonts w:ascii="標楷體" w:hAnsi="標楷體" w:hint="eastAsia"/>
+          <w:szCs w:val="28"/>
+        </w:rPr>
+        <w:t>檢附申領</w:t>
+      </w:r>
+      <w:proofErr w:type="gramEnd"/>
+      <w:r>
+        <w:rPr>
+          <w:rFonts w:ascii="標楷體" w:hAnsi="標楷體" w:hint="eastAsia"/>
+          <w:szCs w:val="28"/>
+        </w:rPr>
+        <w:t>統一發票購票證相關文件。營業税或所得稅之納稅證明，得以與上開最近一期或前一期證明相同期間內主管稽徵機關核發之無違章欠稅之查復表代之。（本項適用於依營業稅法須報繳營業稅者之情形）</w:t>
       </w:r>
     </w:p>
     <w:p>
@@ -14070,7 +17342,23 @@
           <w:rFonts w:hint="eastAsia"/>
           <w:spacing w:val="0"/>
         </w:rPr>
-        <w:t>公告「具敏感性或國安(含資安)疑慮之業務範疇」之資訊服務採購，廠商不得為大陸地區廠商、第</w:t>
+        <w:t>公告「具敏感性或國安(</w:t>
+      </w:r>
+      <w:proofErr w:type="gramStart"/>
+      <w:r>
+        <w:rPr>
+          <w:rFonts w:hint="eastAsia"/>
+          <w:spacing w:val="0"/>
+        </w:rPr>
+        <w:t>含資安</w:t>
+      </w:r>
+      <w:proofErr w:type="gramEnd"/>
+      <w:r>
+        <w:rPr>
+          <w:rFonts w:hint="eastAsia"/>
+          <w:spacing w:val="0"/>
+        </w:rPr>
+        <w:t>)疑慮之業務範疇」之資訊服務採購，廠商不得為大陸地區廠商、第</w:t>
       </w:r>
       <w:r>
         <w:rPr>
@@ -14114,31 +17402,95 @@
           <w:spacing w:val="0"/>
           <w:u w:val="single"/>
         </w:rPr>
-        <w:t>；政府電子採購網（</w:t>
-      </w:r>
-      <w:hyperlink r:id="rId10" w:history="1">
-        <w:r>
-          <w:rPr>
-            <w:spacing w:val="0"/>
-            <w:u w:val="single"/>
-          </w:rPr>
-          <w:t>https://web.pcc.gov.tw</w:t>
-        </w:r>
-        <w:r>
-          <w:rPr>
-            <w:rFonts w:hint="eastAsia"/>
-            <w:spacing w:val="0"/>
-            <w:u w:val="single"/>
-          </w:rPr>
-          <w:t>）/相關連結/</w:t>
-        </w:r>
-      </w:hyperlink>
+        <w:t>；政府電子採購網</w:t>
+      </w:r>
+      <w:proofErr w:type="gramStart"/>
       <w:r>
         <w:rPr>
           <w:rFonts w:hint="eastAsia"/>
           <w:spacing w:val="0"/>
           <w:u w:val="single"/>
         </w:rPr>
+        <w:t>（</w:t>
+      </w:r>
+      <w:proofErr w:type="gramEnd"/>
+      <w:r>
+        <w:rPr>
+          <w:spacing w:val="0"/>
+          <w:u w:val="single"/>
+        </w:rPr>
+        <w:fldChar w:fldCharType="begin"/>
+      </w:r>
+      <w:r>
+        <w:rPr>
+          <w:spacing w:val="0"/>
+          <w:u w:val="single"/>
+        </w:rPr>
+        <w:instrText xml:space="preserve"> HYPERLINK "https://web.pcc.gov.tw</w:instrText>
+      </w:r>
+      <w:r>
+        <w:rPr>
+          <w:spacing w:val="0"/>
+          <w:u w:val="single"/>
+        </w:rPr>
+        <w:instrText>）</w:instrText>
+      </w:r>
+      <w:r>
+        <w:rPr>
+          <w:spacing w:val="0"/>
+          <w:u w:val="single"/>
+        </w:rPr>
+        <w:instrText>/</w:instrText>
+      </w:r>
+      <w:r>
+        <w:rPr>
+          <w:spacing w:val="0"/>
+          <w:u w:val="single"/>
+        </w:rPr>
+        <w:instrText>相關連結</w:instrText>
+      </w:r>
+      <w:r>
+        <w:rPr>
+          <w:spacing w:val="0"/>
+          <w:u w:val="single"/>
+        </w:rPr>
+        <w:instrText xml:space="preserve">/" </w:instrText>
+      </w:r>
+      <w:r>
+        <w:rPr>
+          <w:spacing w:val="0"/>
+          <w:u w:val="single"/>
+        </w:rPr>
+        <w:fldChar w:fldCharType="separate"/>
+      </w:r>
+      <w:r>
+        <w:rPr>
+          <w:spacing w:val="0"/>
+          <w:u w:val="single"/>
+        </w:rPr>
+        <w:t>https://web.pcc.gov.tw</w:t>
+      </w:r>
+      <w:r>
+        <w:rPr>
+          <w:rFonts w:hint="eastAsia"/>
+          <w:spacing w:val="0"/>
+          <w:u w:val="single"/>
+        </w:rPr>
+        <w:t>）/相關連結/</w:t>
+      </w:r>
+      <w:r>
+        <w:rPr>
+          <w:spacing w:val="0"/>
+          <w:u w:val="single"/>
+        </w:rPr>
+        <w:fldChar w:fldCharType="end"/>
+      </w:r>
+      <w:r>
+        <w:rPr>
+          <w:rFonts w:hint="eastAsia"/>
+          <w:spacing w:val="0"/>
+          <w:u w:val="single"/>
+        </w:rPr>
         <w:t>其他/</w:t>
       </w:r>
       <w:r>
@@ -14173,13 +17525,47 @@
         </w:rPr>
         <w:t>)。</w:t>
       </w:r>
-      <w:r>
-        <w:rPr>
-          <w:rFonts w:hint="eastAsia"/>
-          <w:spacing w:val="0"/>
-        </w:rPr>
-        <w:t>（註：適用條約或協定之採購案，如勾選本項者，請依GPA第3條規定，妥適考量本須知第16點之勾選）</w:t>
-      </w:r>
+      <w:proofErr w:type="gramStart"/>
+      <w:r>
+        <w:rPr>
+          <w:rFonts w:hint="eastAsia"/>
+          <w:spacing w:val="0"/>
+        </w:rPr>
+        <w:t>（註</w:t>
+      </w:r>
+      <w:proofErr w:type="gramEnd"/>
+      <w:r>
+        <w:rPr>
+          <w:rFonts w:hint="eastAsia"/>
+          <w:spacing w:val="0"/>
+        </w:rPr>
+        <w:t>：適用條約或協定之採購案，</w:t>
+      </w:r>
+      <w:proofErr w:type="gramStart"/>
+      <w:r>
+        <w:rPr>
+          <w:rFonts w:hint="eastAsia"/>
+          <w:spacing w:val="0"/>
+        </w:rPr>
+        <w:t>如勾選本</w:t>
+      </w:r>
+      <w:proofErr w:type="gramEnd"/>
+      <w:r>
+        <w:rPr>
+          <w:rFonts w:hint="eastAsia"/>
+          <w:spacing w:val="0"/>
+        </w:rPr>
+        <w:t>項者，請依GPA第3條規定，妥適考量本須知第16點之勾選</w:t>
+      </w:r>
+      <w:proofErr w:type="gramStart"/>
+      <w:r>
+        <w:rPr>
+          <w:rFonts w:hint="eastAsia"/>
+          <w:spacing w:val="0"/>
+        </w:rPr>
+        <w:t>）</w:t>
+      </w:r>
+      <w:proofErr w:type="gramEnd"/>
       <w:r>
         <w:rPr>
           <w:spacing w:val="0"/>
@@ -14208,8 +17594,65 @@
           <w:rFonts w:hint="eastAsia"/>
           <w:spacing w:val="0"/>
         </w:rPr>
-        <w:t>本採購內容涉及國家安全，不允許大陸地區廠商、第三地區含陸資成分廠商及在臺陸資廠商參與。（註：適用條約或協定之採購案，如勾選本項者，請依GPA第3條規定，妥適考量本須知第16點之勾選）</w:t>
-      </w:r>
+        <w:t>本採購內容涉及國家安全，不允許大陸地區廠商、第三地區含陸資成分廠商及在</w:t>
+      </w:r>
+      <w:proofErr w:type="gramStart"/>
+      <w:r>
+        <w:rPr>
+          <w:rFonts w:hint="eastAsia"/>
+          <w:spacing w:val="0"/>
+        </w:rPr>
+        <w:t>臺</w:t>
+      </w:r>
+      <w:proofErr w:type="gramEnd"/>
+      <w:r>
+        <w:rPr>
+          <w:rFonts w:hint="eastAsia"/>
+          <w:spacing w:val="0"/>
+        </w:rPr>
+        <w:t>陸資廠商參與。</w:t>
+      </w:r>
+      <w:proofErr w:type="gramStart"/>
+      <w:r>
+        <w:rPr>
+          <w:rFonts w:hint="eastAsia"/>
+          <w:spacing w:val="0"/>
+        </w:rPr>
+        <w:t>（註</w:t>
+      </w:r>
+      <w:proofErr w:type="gramEnd"/>
+      <w:r>
+        <w:rPr>
+          <w:rFonts w:hint="eastAsia"/>
+          <w:spacing w:val="0"/>
+        </w:rPr>
+        <w:t>：適用條約或協定之採購案，</w:t>
+      </w:r>
+      <w:proofErr w:type="gramStart"/>
+      <w:r>
+        <w:rPr>
+          <w:rFonts w:hint="eastAsia"/>
+          <w:spacing w:val="0"/>
+        </w:rPr>
+        <w:t>如勾選本</w:t>
+      </w:r>
+      <w:proofErr w:type="gramEnd"/>
+      <w:r>
+        <w:rPr>
+          <w:rFonts w:hint="eastAsia"/>
+          <w:spacing w:val="0"/>
+        </w:rPr>
+        <w:t>項者，請依GPA第3條規定，妥適考量本須知第16點之勾選</w:t>
+      </w:r>
+      <w:proofErr w:type="gramStart"/>
+      <w:r>
+        <w:rPr>
+          <w:rFonts w:hint="eastAsia"/>
+          <w:spacing w:val="0"/>
+        </w:rPr>
+        <w:t>）</w:t>
+      </w:r>
+      <w:proofErr w:type="gramEnd"/>
     </w:p>
     <w:p>
       <w:pPr>
@@ -14359,7 +17802,21 @@
         <w:rPr>
           <w:spacing w:val="0"/>
         </w:rPr>
-        <w:t>投標廠商之標價有下列情形之一為投標文件內容不符合招標文件之規定：(預算或底價未公告者免填)</w:t>
+        <w:t>投標廠商之標價有下列情形之一為投標文件內容不符合招標文件之規定：(預算或底價未公告</w:t>
+      </w:r>
+      <w:proofErr w:type="gramStart"/>
+      <w:r>
+        <w:rPr>
+          <w:spacing w:val="0"/>
+        </w:rPr>
+        <w:t>者免填</w:t>
+      </w:r>
+      <w:proofErr w:type="gramEnd"/>
+      <w:r>
+        <w:rPr>
+          <w:spacing w:val="0"/>
+        </w:rPr>
+        <w:t>)</w:t>
       </w:r>
     </w:p>
     <w:p>
@@ -14436,7 +17893,21 @@
         <w:rPr>
           <w:spacing w:val="0"/>
         </w:rPr>
-        <w:t>機關辦理採購有下列情形之一者，得依採購法第50條第1項第5</w:t>
+        <w:t>機關辦理採購有下列情形之</w:t>
+      </w:r>
+      <w:proofErr w:type="gramStart"/>
+      <w:r>
+        <w:rPr>
+          <w:spacing w:val="0"/>
+        </w:rPr>
+        <w:t>一</w:t>
+      </w:r>
+      <w:proofErr w:type="gramEnd"/>
+      <w:r>
+        <w:rPr>
+          <w:spacing w:val="0"/>
+        </w:rPr>
+        <w:t>者，得依採購法第50條第1項第5</w:t>
       </w:r>
       <w:r>
         <w:rPr>
@@ -14471,7 +17942,21 @@
         <w:rPr>
           <w:spacing w:val="0"/>
         </w:rPr>
-        <w:t>一、投標文件內容由同一人或同一廠商繕寫或備具者。</w:t>
+        <w:t>一、投標文件內容由同一人或同一廠商繕寫或</w:t>
+      </w:r>
+      <w:proofErr w:type="gramStart"/>
+      <w:r>
+        <w:rPr>
+          <w:spacing w:val="0"/>
+        </w:rPr>
+        <w:t>備具者</w:t>
+      </w:r>
+      <w:proofErr w:type="gramEnd"/>
+      <w:r>
+        <w:rPr>
+          <w:spacing w:val="0"/>
+        </w:rPr>
+        <w:t>。</w:t>
       </w:r>
     </w:p>
     <w:p>
@@ -14505,7 +17990,21 @@
         <w:rPr>
           <w:spacing w:val="0"/>
         </w:rPr>
-        <w:t>三、投標標封或通知機關信函號碼連號，顯係同一人或同一廠商所為者。</w:t>
+        <w:t>三、投標</w:t>
+      </w:r>
+      <w:proofErr w:type="gramStart"/>
+      <w:r>
+        <w:rPr>
+          <w:spacing w:val="0"/>
+        </w:rPr>
+        <w:t>標</w:t>
+      </w:r>
+      <w:proofErr w:type="gramEnd"/>
+      <w:r>
+        <w:rPr>
+          <w:spacing w:val="0"/>
+        </w:rPr>
+        <w:t>封或通知機關信函號碼連號，顯係同一人或同一廠商所為者。</w:t>
       </w:r>
     </w:p>
     <w:p>
@@ -14579,7 +18078,21 @@
         <w:rPr>
           <w:spacing w:val="0"/>
         </w:rPr>
-        <w:t>家以上廠商有下列情形之一，致僅餘1家廠商符合招標文件規定者，得依</w:t>
+        <w:t>家以上廠商有下列情形之一，</w:t>
+      </w:r>
+      <w:proofErr w:type="gramStart"/>
+      <w:r>
+        <w:rPr>
+          <w:spacing w:val="0"/>
+        </w:rPr>
+        <w:t>致僅餘</w:t>
+      </w:r>
+      <w:proofErr w:type="gramEnd"/>
+      <w:r>
+        <w:rPr>
+          <w:spacing w:val="0"/>
+        </w:rPr>
+        <w:t>1家廠商符合招標文件規定者，得依</w:t>
       </w:r>
       <w:r>
         <w:rPr>
@@ -14633,7 +18146,21 @@
         <w:rPr>
           <w:spacing w:val="0"/>
         </w:rPr>
-        <w:t>一、押標金未附或不符合規定。</w:t>
+        <w:t>一、押標金</w:t>
+      </w:r>
+      <w:proofErr w:type="gramStart"/>
+      <w:r>
+        <w:rPr>
+          <w:spacing w:val="0"/>
+        </w:rPr>
+        <w:t>未附或不</w:t>
+      </w:r>
+      <w:proofErr w:type="gramEnd"/>
+      <w:r>
+        <w:rPr>
+          <w:spacing w:val="0"/>
+        </w:rPr>
+        <w:t>符合規定。</w:t>
       </w:r>
     </w:p>
     <w:p>
@@ -14650,7 +18177,21 @@
         <w:rPr>
           <w:spacing w:val="0"/>
         </w:rPr>
-        <w:t>二、投標文件為空白文件、無關文件或標封內空無一物。</w:t>
+        <w:t>二、投標文件為空白文件、無關文件或</w:t>
+      </w:r>
+      <w:proofErr w:type="gramStart"/>
+      <w:r>
+        <w:rPr>
+          <w:spacing w:val="0"/>
+        </w:rPr>
+        <w:t>標封內</w:t>
+      </w:r>
+      <w:proofErr w:type="gramEnd"/>
+      <w:r>
+        <w:rPr>
+          <w:spacing w:val="0"/>
+        </w:rPr>
+        <w:t>空無一物。</w:t>
       </w:r>
     </w:p>
     <w:p>
@@ -14667,7 +18208,21 @@
         <w:rPr>
           <w:spacing w:val="0"/>
         </w:rPr>
-        <w:t>三、資格、規格或價格文件未附或不符合規定。</w:t>
+        <w:t>三、資格、規格或價格文件</w:t>
+      </w:r>
+      <w:proofErr w:type="gramStart"/>
+      <w:r>
+        <w:rPr>
+          <w:spacing w:val="0"/>
+        </w:rPr>
+        <w:t>未附或不</w:t>
+      </w:r>
+      <w:proofErr w:type="gramEnd"/>
+      <w:r>
+        <w:rPr>
+          <w:spacing w:val="0"/>
+        </w:rPr>
+        <w:t>符合規定。</w:t>
       </w:r>
     </w:p>
     <w:p>
@@ -14726,7 +18281,49 @@
         <w:rPr>
           <w:spacing w:val="0"/>
         </w:rPr>
-        <w:t>工程採購案件，其屬營造業法所定營繕工程者，投標廠商屬營造業，可為決標對象，但決標金額高於營造業法所規定之承攬造價限額時，不決標予該廠商。</w:t>
+        <w:t>工程採購案件，其屬營造業法所定營</w:t>
+      </w:r>
+      <w:proofErr w:type="gramStart"/>
+      <w:r>
+        <w:rPr>
+          <w:spacing w:val="0"/>
+        </w:rPr>
+        <w:t>繕</w:t>
+      </w:r>
+      <w:proofErr w:type="gramEnd"/>
+      <w:r>
+        <w:rPr>
+          <w:spacing w:val="0"/>
+        </w:rPr>
+        <w:t>工程者，投標廠商屬營造業，可為決標對象，</w:t>
+      </w:r>
+      <w:proofErr w:type="gramStart"/>
+      <w:r>
+        <w:rPr>
+          <w:spacing w:val="0"/>
+        </w:rPr>
+        <w:t>但決標</w:t>
+      </w:r>
+      <w:proofErr w:type="gramEnd"/>
+      <w:r>
+        <w:rPr>
+          <w:spacing w:val="0"/>
+        </w:rPr>
+        <w:t>金額高於營造業法所規定之承攬造價限額時，不</w:t>
+      </w:r>
+      <w:proofErr w:type="gramStart"/>
+      <w:r>
+        <w:rPr>
+          <w:spacing w:val="0"/>
+        </w:rPr>
+        <w:t>決標予該</w:t>
+      </w:r>
+      <w:proofErr w:type="gramEnd"/>
+      <w:r>
+        <w:rPr>
+          <w:spacing w:val="0"/>
+        </w:rPr>
+        <w:t>廠商。</w:t>
       </w:r>
     </w:p>
     <w:p>
@@ -14752,7 +18349,23 @@
           <w:rFonts w:hint="eastAsia"/>
           <w:spacing w:val="0"/>
         </w:rPr>
-        <w:t>工程採購案件，其屬營造業法所定營繕工程者，投標之土木包工業須登記於工程所在地區之直轄市、縣</w:t>
+        <w:t>工程採購案件，其屬營造業法所定營</w:t>
+      </w:r>
+      <w:proofErr w:type="gramStart"/>
+      <w:r>
+        <w:rPr>
+          <w:rFonts w:hint="eastAsia"/>
+          <w:spacing w:val="0"/>
+        </w:rPr>
+        <w:t>繕</w:t>
+      </w:r>
+      <w:proofErr w:type="gramEnd"/>
+      <w:r>
+        <w:rPr>
+          <w:rFonts w:hint="eastAsia"/>
+          <w:spacing w:val="0"/>
+        </w:rPr>
+        <w:t>工程者，投標之土木包工業須登記於工程所在地區之直轄市、縣</w:t>
       </w:r>
       <w:r>
         <w:rPr>
@@ -14825,7 +18438,35 @@
         <w:rPr>
           <w:spacing w:val="0"/>
         </w:rPr>
-        <w:t>外國廠商之投標資格及應提出之資格文件，附經公證或認證之中文譯本(不允許外國廠商投標者免填)：</w:t>
+        <w:t>外國廠商之投標資格及應提出之資格文件，</w:t>
+      </w:r>
+      <w:proofErr w:type="gramStart"/>
+      <w:r>
+        <w:rPr>
+          <w:spacing w:val="0"/>
+        </w:rPr>
+        <w:t>附經公證</w:t>
+      </w:r>
+      <w:proofErr w:type="gramEnd"/>
+      <w:r>
+        <w:rPr>
+          <w:spacing w:val="0"/>
+        </w:rPr>
+        <w:t>或認證之中文譯本(不允許外國廠商投標</w:t>
+      </w:r>
+      <w:proofErr w:type="gramStart"/>
+      <w:r>
+        <w:rPr>
+          <w:spacing w:val="0"/>
+        </w:rPr>
+        <w:t>者免填</w:t>
+      </w:r>
+      <w:proofErr w:type="gramEnd"/>
+      <w:r>
+        <w:rPr>
+          <w:spacing w:val="0"/>
+        </w:rPr>
+        <w:t>)：</w:t>
       </w:r>
     </w:p>
     <w:p>
@@ -14843,13 +18484,24 @@
         </w:rPr>
       </w:pPr>
       <w:r>
-        <w:t>以選擇性招標方式辦理者，其限制投標廠商資格之理由及其必要性(非選擇性招標者</w:t>
-      </w:r>
-      <w:r>
-        <w:rPr>
-          <w:spacing w:val="0"/>
-        </w:rPr>
-        <w:t>免填)：</w:t>
+        <w:t>以選擇性招標方式辦理者，其限制投標廠商資格之理由及其必要性(非選擇性招標</w:t>
+      </w:r>
+      <w:proofErr w:type="gramStart"/>
+      <w:r>
+        <w:t>者</w:t>
+      </w:r>
+      <w:r>
+        <w:rPr>
+          <w:spacing w:val="0"/>
+        </w:rPr>
+        <w:t>免填</w:t>
+      </w:r>
+      <w:proofErr w:type="gramEnd"/>
+      <w:r>
+        <w:rPr>
+          <w:spacing w:val="0"/>
+        </w:rPr>
+        <w:t>)：</w:t>
       </w:r>
     </w:p>
     <w:p>
@@ -14870,7 +18522,35 @@
         <w:rPr>
           <w:spacing w:val="0"/>
         </w:rPr>
-        <w:t>招標標的之功能、效益、規格、標準、數量或場所等說明及得標廠商應履行之契約責任：由招標機關另備如附件。</w:t>
+        <w:t>招標</w:t>
+      </w:r>
+      <w:proofErr w:type="gramStart"/>
+      <w:r>
+        <w:rPr>
+          <w:spacing w:val="0"/>
+        </w:rPr>
+        <w:t>標</w:t>
+      </w:r>
+      <w:proofErr w:type="gramEnd"/>
+      <w:r>
+        <w:rPr>
+          <w:spacing w:val="0"/>
+        </w:rPr>
+        <w:t>的之功能、效益、規格、標準、數量或場所等說明及得標廠商應履行之契約責任：由招標機關</w:t>
+      </w:r>
+      <w:proofErr w:type="gramStart"/>
+      <w:r>
+        <w:rPr>
+          <w:spacing w:val="0"/>
+        </w:rPr>
+        <w:t>另備如附件</w:t>
+      </w:r>
+      <w:proofErr w:type="gramEnd"/>
+      <w:r>
+        <w:rPr>
+          <w:spacing w:val="0"/>
+        </w:rPr>
+        <w:t>。</w:t>
       </w:r>
     </w:p>
     <w:p>
@@ -14943,8 +18623,17 @@
           <w:rFonts w:hint="eastAsia"/>
           <w:spacing w:val="0"/>
         </w:rPr>
-        <w:t>視個案情形於招標時勾選；無者免填</w:t>
-      </w:r>
+        <w:t>視個案情形於招標時勾選；</w:t>
+      </w:r>
+      <w:proofErr w:type="gramStart"/>
+      <w:r>
+        <w:rPr>
+          <w:rFonts w:hint="eastAsia"/>
+          <w:spacing w:val="0"/>
+        </w:rPr>
+        <w:t>無者免填</w:t>
+      </w:r>
+      <w:proofErr w:type="gramEnd"/>
       <w:r>
         <w:rPr>
           <w:spacing w:val="0"/>
@@ -15064,12 +18753,40 @@
           <w:bCs/>
           <w:szCs w:val="28"/>
         </w:rPr>
-        <w:t>除前項所列者外，屬營造業法第3條第1款之營繕工程，且得標廠商為營造業者，其主要部分尚包括：工地主任、工地負責人、專任工程人員、安全衛生人員均應為</w:t>
-      </w:r>
+        <w:t>除前項所列者外，屬營造業法第3條第1款之營</w:t>
+      </w:r>
+      <w:proofErr w:type="gramStart"/>
       <w:r>
         <w:rPr>
           <w:rFonts w:hint="eastAsia"/>
           <w:bCs/>
+          <w:szCs w:val="28"/>
+        </w:rPr>
+        <w:t>繕</w:t>
+      </w:r>
+      <w:proofErr w:type="gramEnd"/>
+      <w:r>
+        <w:rPr>
+          <w:rFonts w:hint="eastAsia"/>
+          <w:bCs/>
+          <w:szCs w:val="28"/>
+        </w:rPr>
+        <w:t>工程，且得標廠商為營造業者，其主要部分尚包括：工地主任、工地負責人、專任工程人員、安全衛生</w:t>
+      </w:r>
+      <w:proofErr w:type="gramStart"/>
+      <w:r>
+        <w:rPr>
+          <w:rFonts w:hint="eastAsia"/>
+          <w:bCs/>
+          <w:szCs w:val="28"/>
+        </w:rPr>
+        <w:t>人員均應為</w:t>
+      </w:r>
+      <w:proofErr w:type="gramEnd"/>
+      <w:r>
+        <w:rPr>
+          <w:rFonts w:hint="eastAsia"/>
+          <w:bCs/>
           <w:color w:val="FF0000"/>
           <w:szCs w:val="28"/>
         </w:rPr>
@@ -15090,7 +18807,47 @@
           <w:color w:val="FF0000"/>
           <w:szCs w:val="28"/>
         </w:rPr>
-        <w:t>但得標之營造業廠商符合營造業法規定採委託建築師或技師逐案按各類科技師之執業範圍核實執行綜理施工管理，並簽章負責專任工程人員應辦理之工作者，則前開專任工程人員非屬主要部分。</w:t>
+        <w:t>但得標之營造業廠商符合營造業法規定</w:t>
+      </w:r>
+      <w:proofErr w:type="gramStart"/>
+      <w:r>
+        <w:rPr>
+          <w:rFonts w:hint="eastAsia"/>
+          <w:bCs/>
+          <w:color w:val="FF0000"/>
+          <w:szCs w:val="28"/>
+        </w:rPr>
+        <w:t>採</w:t>
+      </w:r>
+      <w:proofErr w:type="gramEnd"/>
+      <w:r>
+        <w:rPr>
+          <w:rFonts w:hint="eastAsia"/>
+          <w:bCs/>
+          <w:color w:val="FF0000"/>
+          <w:szCs w:val="28"/>
+        </w:rPr>
+        <w:t>委託建築師或技師</w:t>
+      </w:r>
+      <w:proofErr w:type="gramStart"/>
+      <w:r>
+        <w:rPr>
+          <w:rFonts w:hint="eastAsia"/>
+          <w:bCs/>
+          <w:color w:val="FF0000"/>
+          <w:szCs w:val="28"/>
+        </w:rPr>
+        <w:t>逐案按各類</w:t>
+      </w:r>
+      <w:proofErr w:type="gramEnd"/>
+      <w:r>
+        <w:rPr>
+          <w:rFonts w:hint="eastAsia"/>
+          <w:bCs/>
+          <w:color w:val="FF0000"/>
+          <w:szCs w:val="28"/>
+        </w:rPr>
+        <w:t>科技師之執業範圍核實執行綜理施工管理，並簽章負責專任工程人員應辦理之工作者，則前開專任工程人員非屬主要部分。</w:t>
       </w:r>
     </w:p>
     <w:p>
@@ -15128,7 +18885,21 @@
         <w:rPr>
           <w:rFonts w:hint="eastAsia"/>
         </w:rPr>
-        <w:t>(由機關於招標時擇一勾選；未勾選者，為選項(2))</w:t>
+        <w:t>(由機關於招標時擇</w:t>
+      </w:r>
+      <w:proofErr w:type="gramStart"/>
+      <w:r>
+        <w:rPr>
+          <w:rFonts w:hint="eastAsia"/>
+        </w:rPr>
+        <w:t>一</w:t>
+      </w:r>
+      <w:proofErr w:type="gramEnd"/>
+      <w:r>
+        <w:rPr>
+          <w:rFonts w:hint="eastAsia"/>
+        </w:rPr>
+        <w:t>勾選；未勾選者，為選項(2))</w:t>
       </w:r>
     </w:p>
     <w:p>
@@ -15463,7 +19234,21 @@
         <w:rPr>
           <w:spacing w:val="0"/>
         </w:rPr>
-        <w:t>採購標的之維護修理(不需維護修理者免填)：</w:t>
+        <w:t>採購標的之維護修理(不需維護修理</w:t>
+      </w:r>
+      <w:proofErr w:type="gramStart"/>
+      <w:r>
+        <w:rPr>
+          <w:spacing w:val="0"/>
+        </w:rPr>
+        <w:t>者免填</w:t>
+      </w:r>
+      <w:proofErr w:type="gramEnd"/>
+      <w:r>
+        <w:rPr>
+          <w:spacing w:val="0"/>
+        </w:rPr>
+        <w:t>)：</w:t>
       </w:r>
     </w:p>
     <w:p>
@@ -15489,7 +19274,35 @@
         <w:rPr>
           <w:spacing w:val="0"/>
         </w:rPr>
-        <w:t>(1)由得標廠商負責一定期間，費用計入標價決標(招標機關敘明其期間)：</w:t>
+        <w:t>(1)由得標廠商負責一定</w:t>
+      </w:r>
+      <w:proofErr w:type="gramStart"/>
+      <w:r>
+        <w:rPr>
+          <w:spacing w:val="0"/>
+        </w:rPr>
+        <w:t>期間，</w:t>
+      </w:r>
+      <w:proofErr w:type="gramEnd"/>
+      <w:r>
+        <w:rPr>
+          <w:spacing w:val="0"/>
+        </w:rPr>
+        <w:t>費用計入標價決標(招標機關敘明其</w:t>
+      </w:r>
+      <w:proofErr w:type="gramStart"/>
+      <w:r>
+        <w:rPr>
+          <w:spacing w:val="0"/>
+        </w:rPr>
+        <w:t>期間)</w:t>
+      </w:r>
+      <w:proofErr w:type="gramEnd"/>
+      <w:r>
+        <w:rPr>
+          <w:spacing w:val="0"/>
+        </w:rPr>
+        <w:t>：</w:t>
       </w:r>
     </w:p>
     <w:p>
@@ -15562,7 +19375,21 @@
         <w:rPr>
           <w:spacing w:val="0"/>
         </w:rPr>
-        <w:t>廠商有下列情形之一者，不得參加投標、作為決標對象或分包廠商或協助投標廠商：</w:t>
+        <w:t>廠商有下列情形之</w:t>
+      </w:r>
+      <w:proofErr w:type="gramStart"/>
+      <w:r>
+        <w:rPr>
+          <w:spacing w:val="0"/>
+        </w:rPr>
+        <w:t>一</w:t>
+      </w:r>
+      <w:proofErr w:type="gramEnd"/>
+      <w:r>
+        <w:rPr>
+          <w:spacing w:val="0"/>
+        </w:rPr>
+        <w:t>者，不得參加投標、作為決標對象或分包廠商或協助投標廠商：</w:t>
       </w:r>
     </w:p>
     <w:p>
@@ -15574,9 +19401,11 @@
       <w:r>
         <w:t>(</w:t>
       </w:r>
+      <w:proofErr w:type="gramStart"/>
       <w:r>
         <w:t>一</w:t>
       </w:r>
+      <w:proofErr w:type="gramEnd"/>
       <w:r>
         <w:t>)</w:t>
       </w:r>
@@ -15599,8 +19428,13 @@
       <w:r>
         <w:t>)</w:t>
       </w:r>
-      <w:r>
-        <w:t>代擬招標文件之廠商，於依該招標文件辦理之採購。</w:t>
+      <w:proofErr w:type="gramStart"/>
+      <w:r>
+        <w:t>代擬招標</w:t>
+      </w:r>
+      <w:proofErr w:type="gramEnd"/>
+      <w:r>
+        <w:t>文件之廠商，於依該招標文件辦理之採購。</w:t>
       </w:r>
     </w:p>
     <w:p>
@@ -15734,7 +19568,23 @@
           <w:rFonts w:hint="eastAsia"/>
           <w:spacing w:val="0"/>
         </w:rPr>
-        <w:t>未檢附者，依採購法第50條第1項規定，不予決標</w:t>
+        <w:t>未</w:t>
+      </w:r>
+      <w:proofErr w:type="gramStart"/>
+      <w:r>
+        <w:rPr>
+          <w:rFonts w:hint="eastAsia"/>
+          <w:spacing w:val="0"/>
+        </w:rPr>
+        <w:t>檢附者</w:t>
+      </w:r>
+      <w:proofErr w:type="gramEnd"/>
+      <w:r>
+        <w:rPr>
+          <w:rFonts w:hint="eastAsia"/>
+          <w:spacing w:val="0"/>
+        </w:rPr>
+        <w:t>，依採購法第50條第1項規定，不予決標</w:t>
       </w:r>
       <w:r>
         <w:rPr>
@@ -15753,7 +19603,21 @@
         <w:rPr>
           <w:rFonts w:hint="eastAsia"/>
         </w:rPr>
-        <w:t>招標文件未經重大改變者，廠商■得□不得檢附流（廢）標前已領標之</w:t>
+        <w:t>招標文件未經重大改變者，廠商■得□不得</w:t>
+      </w:r>
+      <w:proofErr w:type="gramStart"/>
+      <w:r>
+        <w:rPr>
+          <w:rFonts w:hint="eastAsia"/>
+        </w:rPr>
+        <w:t>檢附流</w:t>
+      </w:r>
+      <w:proofErr w:type="gramEnd"/>
+      <w:r>
+        <w:rPr>
+          <w:rFonts w:hint="eastAsia"/>
+        </w:rPr>
+        <w:t>（廢）標前已領標之</w:t>
       </w:r>
       <w:r>
         <w:t>領標電子憑據</w:t>
@@ -15843,8 +19707,44 @@
         <w:rPr>
           <w:spacing w:val="0"/>
         </w:rPr>
-        <w:t>全份招標文件包括：（可複選；刊登於政府電子採購網之本案招標公告為招標文件之一部分，不另檢附）</w:t>
-      </w:r>
+        <w:t>全份招標文件包括：</w:t>
+      </w:r>
+      <w:proofErr w:type="gramStart"/>
+      <w:r>
+        <w:rPr>
+          <w:spacing w:val="0"/>
+        </w:rPr>
+        <w:t>（</w:t>
+      </w:r>
+      <w:proofErr w:type="gramEnd"/>
+      <w:r>
+        <w:rPr>
+          <w:spacing w:val="0"/>
+        </w:rPr>
+        <w:t>可複選；刊登於政府電子採購網之本案招標公告為招標文件之一部分，</w:t>
+      </w:r>
+      <w:proofErr w:type="gramStart"/>
+      <w:r>
+        <w:rPr>
+          <w:spacing w:val="0"/>
+        </w:rPr>
+        <w:t>不</w:t>
+      </w:r>
+      <w:proofErr w:type="gramEnd"/>
+      <w:r>
+        <w:rPr>
+          <w:spacing w:val="0"/>
+        </w:rPr>
+        <w:t>另檢附</w:t>
+      </w:r>
+      <w:proofErr w:type="gramStart"/>
+      <w:r>
+        <w:rPr>
+          <w:spacing w:val="0"/>
+        </w:rPr>
+        <w:t>）</w:t>
+      </w:r>
+      <w:proofErr w:type="gramEnd"/>
     </w:p>
     <w:p>
       <w:pPr>
@@ -16174,6 +20074,40 @@
     <w:p>
       <w:pPr>
         <w:pStyle w:val="7"/>
+        <w:ind w:leftChars="600" w:left="2071" w:hangingChars="127" w:hanging="391"/>
+        <w:jc w:val="both"/>
+        <w:textDirection w:val="lrTbV"/>
+        <w:rPr>
+          <w:rFonts w:hint="eastAsia"/>
+          <w:spacing w:val="0"/>
+        </w:rPr>
+      </w:pPr>
+      <w:r>
+        <w:rPr>
+          <w:rFonts w:hint="eastAsia"/>
+          <w:color w:val="FF0000"/>
+          <w:szCs w:val="28"/>
+        </w:rPr>
+        <w:t>■</w:t>
+      </w:r>
+      <w:r>
+        <w:rPr>
+          <w:spacing w:val="0"/>
+        </w:rPr>
+        <w:t>切結書1</w:t>
+      </w:r>
+      <w:r>
+        <w:rPr>
+          <w:spacing w:val="0"/>
+        </w:rPr>
+        <w:t>(投標切結書)</w:t>
+      </w:r>
+      <w:bookmarkStart w:id="9" w:name="_GoBack"/>
+      <w:bookmarkEnd w:id="9"/>
+    </w:p>
+    <w:p>
+      <w:pPr>
+        <w:pStyle w:val="7"/>
         <w:ind w:leftChars="600" w:left="2036" w:hangingChars="127" w:hanging="356"/>
         <w:jc w:val="both"/>
         <w:textDirection w:val="lrTbV"/>
@@ -16188,49 +20122,115 @@
         <w:rPr>
           <w:spacing w:val="0"/>
         </w:rPr>
-        <w:t>切結書1</w:t>
-      </w:r>
-    </w:p>
-    <w:p>
-      <w:pPr>
-        <w:pStyle w:val="7"/>
-        <w:ind w:leftChars="600" w:left="2036" w:hangingChars="127" w:hanging="356"/>
-        <w:jc w:val="both"/>
-        <w:textDirection w:val="lrTbV"/>
-        <w:rPr>
-          <w:spacing w:val="0"/>
-        </w:rPr>
-      </w:pPr>
-      <w:r>
+        <w:t>切結書2（工程技術顧問公司</w:t>
+      </w:r>
+      <w:r>
+        <w:rPr>
+          <w:rFonts w:hint="eastAsia"/>
+          <w:spacing w:val="0"/>
+        </w:rPr>
+        <w:t>執業技師</w:t>
+      </w:r>
+      <w:r>
+        <w:rPr>
+          <w:spacing w:val="0"/>
+        </w:rPr>
+        <w:t>）</w:t>
+      </w:r>
+    </w:p>
+    <w:p>
+      <w:pPr>
+        <w:pStyle w:val="7"/>
+        <w:ind w:leftChars="600" w:left="2071" w:hangingChars="127" w:hanging="391"/>
+        <w:jc w:val="both"/>
+        <w:textDirection w:val="lrTbV"/>
+        <w:rPr>
+          <w:spacing w:val="0"/>
+        </w:rPr>
+      </w:pPr>
+      <w:r>
+        <w:rPr>
+          <w:rFonts w:hint="eastAsia"/>
+          <w:color w:val="FF0000"/>
+          <w:szCs w:val="28"/>
+        </w:rPr>
+        <w:t>■</w:t>
+      </w:r>
+      <w:r>
+        <w:rPr>
+          <w:spacing w:val="0"/>
+        </w:rPr>
+        <w:t>切結書3（營造業專任工程人員）</w:t>
+      </w:r>
+    </w:p>
+    <w:p>
+      <w:pPr>
+        <w:pStyle w:val="7"/>
+        <w:ind w:leftChars="600" w:left="2071" w:hangingChars="127" w:hanging="391"/>
+        <w:jc w:val="both"/>
+        <w:textDirection w:val="lrTbV"/>
+        <w:rPr>
+          <w:spacing w:val="0"/>
+        </w:rPr>
+      </w:pPr>
+      <w:r>
+        <w:rPr>
+          <w:rFonts w:hint="eastAsia"/>
+          <w:color w:val="FF0000"/>
+          <w:szCs w:val="28"/>
+        </w:rPr>
+        <w:t>■</w:t>
+      </w:r>
+      <w:r>
+        <w:rPr>
+          <w:spacing w:val="0"/>
+        </w:rPr>
+        <w:t>切結書4（營造業工地主任）</w:t>
+      </w:r>
+    </w:p>
+    <w:p>
+      <w:pPr>
+        <w:pStyle w:val="7"/>
+        <w:ind w:left="1798" w:hangingChars="642" w:hanging="1798"/>
+        <w:jc w:val="both"/>
+        <w:textDirection w:val="lrTbV"/>
+        <w:rPr>
+          <w:spacing w:val="0"/>
+        </w:rPr>
+      </w:pPr>
+      <w:r>
+        <w:rPr>
+          <w:spacing w:val="0"/>
+        </w:rPr>
+        <w:t xml:space="preserve">        </w:t>
+      </w:r>
+      <w:r>
+        <w:rPr>
+          <w:spacing w:val="0"/>
+        </w:rPr>
         <w:sym w:font="Wingdings" w:char="F0A8"/>
       </w:r>
       <w:r>
         <w:rPr>
           <w:spacing w:val="0"/>
         </w:rPr>
-        <w:t>切結書2（工程技術顧問公司</w:t>
-      </w:r>
-      <w:r>
-        <w:rPr>
-          <w:rFonts w:hint="eastAsia"/>
-          <w:spacing w:val="0"/>
-        </w:rPr>
-        <w:t>執業技師</w:t>
-      </w:r>
-      <w:r>
-        <w:rPr>
-          <w:spacing w:val="0"/>
-        </w:rPr>
-        <w:t>）</w:t>
-      </w:r>
-    </w:p>
-    <w:p>
-      <w:pPr>
-        <w:pStyle w:val="7"/>
-        <w:ind w:leftChars="600" w:left="2071" w:hangingChars="127" w:hanging="391"/>
-        <w:jc w:val="both"/>
-        <w:textDirection w:val="lrTbV"/>
-        <w:rPr>
+        <w:t xml:space="preserve"> (8</w:t>
+      </w:r>
+      <w:r>
+        <w:rPr>
+          <w:spacing w:val="0"/>
+        </w:rPr>
+        <w:t>)資訊服務採購案，資訊服務費用估算表。</w:t>
+      </w:r>
+    </w:p>
+    <w:p>
+      <w:pPr>
+        <w:pStyle w:val="7"/>
+        <w:ind w:leftChars="464" w:left="2044" w:hangingChars="242" w:hanging="745"/>
+        <w:jc w:val="both"/>
+        <w:textDirection w:val="lrTbV"/>
+        <w:rPr>
+          <w:color w:val="FF0000"/>
           <w:spacing w:val="0"/>
         </w:rPr>
       </w:pPr>
@@ -16246,118 +20246,154 @@
         <w:rPr>
           <w:spacing w:val="0"/>
         </w:rPr>
-        <w:t>切結書3（營造業專任工程人員）</w:t>
-      </w:r>
-    </w:p>
-    <w:p>
-      <w:pPr>
-        <w:pStyle w:val="7"/>
-        <w:ind w:leftChars="600" w:left="2071" w:hangingChars="127" w:hanging="391"/>
-        <w:jc w:val="both"/>
-        <w:textDirection w:val="lrTbV"/>
-        <w:rPr>
-          <w:spacing w:val="0"/>
-        </w:rPr>
-      </w:pPr>
-      <w:r>
-        <w:rPr>
-          <w:rFonts w:hint="eastAsia"/>
-          <w:color w:val="FF0000"/>
-          <w:szCs w:val="28"/>
+        <w:t>(9</w:t>
+      </w:r>
+      <w:r>
+        <w:rPr>
+          <w:spacing w:val="0"/>
+        </w:rPr>
+        <w:t>)其他(由招標機關敘明，</w:t>
+      </w:r>
+      <w:proofErr w:type="gramStart"/>
+      <w:r>
+        <w:rPr>
+          <w:spacing w:val="0"/>
+        </w:rPr>
+        <w:t>無者免填</w:t>
+      </w:r>
+      <w:proofErr w:type="gramEnd"/>
+      <w:r>
+        <w:rPr>
+          <w:spacing w:val="0"/>
+        </w:rPr>
+        <w:t>)</w:t>
+      </w:r>
+      <w:r>
+        <w:rPr>
+          <w:rFonts w:hint="eastAsia"/>
+        </w:rPr>
+        <w:t xml:space="preserve"> </w:t>
+      </w:r>
+      <w:r>
+        <w:rPr>
+          <w:rFonts w:hint="eastAsia"/>
+        </w:rPr>
+        <w:t>：</w:t>
+      </w:r>
+      <w:r>
+        <w:rPr>
+          <w:color w:val="FF0000"/>
+          <w:spacing w:val="0"/>
+        </w:rPr>
+        <w:t xml:space="preserve"> </w:t>
+      </w:r>
+    </w:p>
+    <w:p>
+      <w:pPr>
+        <w:pStyle w:val="7"/>
+        <w:ind w:leftChars="708" w:left="2072" w:hangingChars="32" w:hanging="90"/>
+        <w:jc w:val="both"/>
+        <w:textDirection w:val="lrTbV"/>
+        <w:rPr>
+          <w:color w:val="FF0000"/>
+          <w:spacing w:val="0"/>
+        </w:rPr>
+      </w:pPr>
+      <w:r>
+        <w:rPr>
+          <w:rFonts w:hint="eastAsia"/>
+          <w:color w:val="FF0000"/>
+          <w:spacing w:val="0"/>
         </w:rPr>
         <w:t>■</w:t>
       </w:r>
       <w:r>
         <w:rPr>
-          <w:spacing w:val="0"/>
-        </w:rPr>
-        <w:t>切結書4（營造業工地主任）</w:t>
-      </w:r>
-    </w:p>
-    <w:p>
-      <w:pPr>
-        <w:pStyle w:val="7"/>
-        <w:ind w:left="1798" w:hangingChars="642" w:hanging="1798"/>
-        <w:jc w:val="both"/>
-        <w:textDirection w:val="lrTbV"/>
-        <w:rPr>
-          <w:spacing w:val="0"/>
-        </w:rPr>
-      </w:pPr>
-      <w:r>
-        <w:rPr>
-          <w:spacing w:val="0"/>
-        </w:rPr>
-        <w:t xml:space="preserve">        </w:t>
-      </w:r>
-      <w:r>
-        <w:rPr>
-          <w:spacing w:val="0"/>
-        </w:rPr>
-        <w:sym w:font="Wingdings" w:char="F0A8"/>
-      </w:r>
-      <w:r>
-        <w:rPr>
-          <w:spacing w:val="0"/>
-        </w:rPr>
-        <w:t xml:space="preserve"> (8</w:t>
-      </w:r>
-      <w:r>
-        <w:rPr>
-          <w:spacing w:val="0"/>
-        </w:rPr>
-        <w:t>)資訊服務採購案，資訊服務費用估算表。</w:t>
-      </w:r>
-    </w:p>
-    <w:p>
-      <w:pPr>
-        <w:pStyle w:val="7"/>
-        <w:ind w:leftChars="464" w:left="2044" w:hangingChars="242" w:hanging="745"/>
-        <w:jc w:val="both"/>
-        <w:textDirection w:val="lrTbV"/>
-        <w:rPr>
-          <w:color w:val="FF0000"/>
-          <w:spacing w:val="0"/>
-        </w:rPr>
-      </w:pPr>
-      <w:r>
-        <w:rPr>
-          <w:rFonts w:hint="eastAsia"/>
-          <w:color w:val="FF0000"/>
-          <w:szCs w:val="28"/>
+          <w:rFonts w:hint="eastAsia"/>
+          <w:color w:val="FF0000"/>
+          <w:spacing w:val="0"/>
+        </w:rPr>
+        <w:t>施工補充說明</w:t>
+      </w:r>
+      <w:r>
+        <w:rPr>
+          <w:rFonts w:hint="eastAsia"/>
+          <w:color w:val="FF0000"/>
+          <w:spacing w:val="0"/>
+        </w:rPr>
+        <w:t>及</w:t>
+      </w:r>
+      <w:r>
+        <w:rPr>
+          <w:rFonts w:hint="eastAsia"/>
+          <w:color w:val="FF0000"/>
+          <w:spacing w:val="0"/>
+        </w:rPr>
+        <w:t>施工規範</w:t>
+      </w:r>
+      <w:r>
+        <w:rPr>
+          <w:rFonts w:hint="eastAsia"/>
+          <w:color w:val="FF0000"/>
+          <w:spacing w:val="0"/>
+        </w:rPr>
+        <w:t>。</w:t>
+      </w:r>
+    </w:p>
+    <w:p>
+      <w:pPr>
+        <w:pStyle w:val="7"/>
+        <w:ind w:leftChars="708" w:left="2072" w:hangingChars="32" w:hanging="90"/>
+        <w:jc w:val="both"/>
+        <w:textDirection w:val="lrTbV"/>
+        <w:rPr>
+          <w:color w:val="FF0000"/>
+          <w:spacing w:val="0"/>
+        </w:rPr>
+      </w:pPr>
+      <w:r>
+        <w:rPr>
+          <w:rFonts w:hint="eastAsia"/>
+          <w:color w:val="FF0000"/>
+          <w:spacing w:val="0"/>
+        </w:rPr>
+        <w:t>■設計圖。</w:t>
+      </w:r>
+    </w:p>
+    <w:p>
+      <w:pPr>
+        <w:pStyle w:val="7"/>
+        <w:ind w:leftChars="708" w:left="2072" w:hangingChars="32" w:hanging="90"/>
+        <w:jc w:val="both"/>
+        <w:textDirection w:val="lrTbV"/>
+        <w:rPr>
+          <w:color w:val="FF0000"/>
+          <w:spacing w:val="0"/>
+        </w:rPr>
+      </w:pPr>
+      <w:r>
+        <w:rPr>
+          <w:rFonts w:hint="eastAsia"/>
+          <w:color w:val="FF0000"/>
+          <w:spacing w:val="0"/>
         </w:rPr>
         <w:t>■</w:t>
       </w:r>
       <w:r>
         <w:rPr>
-          <w:spacing w:val="0"/>
-        </w:rPr>
-        <w:t>(9</w:t>
-      </w:r>
-      <w:r>
-        <w:rPr>
-          <w:spacing w:val="0"/>
-        </w:rPr>
-        <w:t>)其他(由招標機關敘明，無者免填)</w:t>
-      </w:r>
-      <w:r>
-        <w:rPr>
-          <w:rFonts w:hint="eastAsia"/>
-        </w:rPr>
-        <w:t xml:space="preserve"> </w:t>
-      </w:r>
-      <w:r>
-        <w:rPr>
-          <w:rFonts w:hint="eastAsia"/>
-        </w:rPr>
-        <w:t>：</w:t>
-      </w:r>
-      <w:r>
-        <w:rPr>
-          <w:color w:val="FF0000"/>
-          <w:spacing w:val="0"/>
-        </w:rPr>
-        <w:t xml:space="preserve"> </w:t>
+          <w:rFonts w:hint="eastAsia"/>
+          <w:color w:val="FF0000"/>
+          <w:spacing w:val="0"/>
+        </w:rPr>
+        <w:t>位置圖</w:t>
+      </w:r>
+      <w:r>
+        <w:rPr>
+          <w:rFonts w:hint="eastAsia"/>
+          <w:color w:val="FF0000"/>
+          <w:spacing w:val="0"/>
+        </w:rPr>
+        <w:t>。</w:t>
       </w:r>
     </w:p>
     <w:p>
@@ -16377,6 +20413,126 @@
           <w:color w:val="FF0000"/>
           <w:spacing w:val="0"/>
         </w:rPr>
+        <w:t>■公共工程施工階段契約約定權責分工表。</w:t>
+      </w:r>
+    </w:p>
+    <w:p>
+      <w:pPr>
+        <w:pStyle w:val="7"/>
+        <w:ind w:leftChars="708" w:left="2072" w:hangingChars="32" w:hanging="90"/>
+        <w:jc w:val="both"/>
+        <w:textDirection w:val="lrTbV"/>
+        <w:rPr>
+          <w:color w:val="FF0000"/>
+          <w:spacing w:val="0"/>
+        </w:rPr>
+      </w:pPr>
+      <w:r>
+        <w:rPr>
+          <w:rFonts w:hint="eastAsia"/>
+          <w:color w:val="FF0000"/>
+          <w:spacing w:val="0"/>
+        </w:rPr>
+        <w:t>■廠商參與政府採購可能涉及之法律責任。</w:t>
+      </w:r>
+    </w:p>
+    <w:p>
+      <w:pPr>
+        <w:pStyle w:val="7"/>
+        <w:ind w:leftChars="708" w:left="2072" w:hangingChars="32" w:hanging="90"/>
+        <w:jc w:val="both"/>
+        <w:textDirection w:val="lrTbV"/>
+        <w:rPr>
+          <w:color w:val="FF0000"/>
+          <w:spacing w:val="0"/>
+        </w:rPr>
+      </w:pPr>
+      <w:r>
+        <w:rPr>
+          <w:rFonts w:hint="eastAsia"/>
+          <w:color w:val="FF0000"/>
+          <w:spacing w:val="0"/>
+        </w:rPr>
+        <w:t>□需求說明書。</w:t>
+      </w:r>
+    </w:p>
+    <w:p>
+      <w:pPr>
+        <w:pStyle w:val="7"/>
+        <w:ind w:leftChars="708" w:left="2072" w:hangingChars="32" w:hanging="90"/>
+        <w:jc w:val="both"/>
+        <w:textDirection w:val="lrTbV"/>
+        <w:rPr>
+          <w:color w:val="FF0000"/>
+          <w:spacing w:val="0"/>
+        </w:rPr>
+      </w:pPr>
+      <w:r>
+        <w:rPr>
+          <w:rFonts w:hint="eastAsia"/>
+          <w:color w:val="FF0000"/>
+          <w:spacing w:val="0"/>
+        </w:rPr>
+        <w:t>□委託服務說明書。</w:t>
+      </w:r>
+    </w:p>
+    <w:p>
+      <w:pPr>
+        <w:pStyle w:val="7"/>
+        <w:ind w:leftChars="708" w:left="2072" w:hangingChars="32" w:hanging="90"/>
+        <w:jc w:val="both"/>
+        <w:textDirection w:val="lrTbV"/>
+        <w:rPr>
+          <w:color w:val="FF0000"/>
+          <w:spacing w:val="0"/>
+        </w:rPr>
+      </w:pPr>
+      <w:r>
+        <w:rPr>
+          <w:rFonts w:hint="eastAsia"/>
+          <w:color w:val="FF0000"/>
+          <w:spacing w:val="0"/>
+        </w:rPr>
+        <w:t>■108-3-身分揭露表-a-事前揭露。</w:t>
+      </w:r>
+    </w:p>
+    <w:p>
+      <w:pPr>
+        <w:pStyle w:val="7"/>
+        <w:ind w:leftChars="708" w:left="2072" w:hangingChars="32" w:hanging="90"/>
+        <w:jc w:val="both"/>
+        <w:textDirection w:val="lrTbV"/>
+        <w:rPr>
+          <w:color w:val="FF0000"/>
+          <w:spacing w:val="0"/>
+        </w:rPr>
+      </w:pPr>
+      <w:r>
+        <w:rPr>
+          <w:rFonts w:hint="eastAsia"/>
+          <w:color w:val="FF0000"/>
+          <w:spacing w:val="0"/>
+        </w:rPr>
+        <w:t>■投標切結書。</w:t>
+      </w:r>
+    </w:p>
+    <w:p>
+      <w:pPr>
+        <w:pStyle w:val="7"/>
+        <w:ind w:leftChars="708" w:left="2072" w:hangingChars="32" w:hanging="90"/>
+        <w:jc w:val="both"/>
+        <w:textDirection w:val="lrTbV"/>
+        <w:rPr>
+          <w:color w:val="FF0000"/>
+          <w:spacing w:val="0"/>
+        </w:rPr>
+      </w:pPr>
+      <w:r>
+        <w:rPr>
+          <w:rFonts w:hint="eastAsia"/>
+          <w:color w:val="FF0000"/>
+          <w:spacing w:val="0"/>
+        </w:rPr>
         <w:t>■</w:t>
       </w:r>
       <w:r>
@@ -16385,23 +20541,7 @@
           <w:color w:val="FF0000"/>
           <w:spacing w:val="0"/>
         </w:rPr>
-        <w:t>施工補充說明</w:t>
-      </w:r>
-      <w:r>
-        <w:rPr>
-          <w:rFonts w:hint="eastAsia"/>
-          <w:color w:val="FF0000"/>
-          <w:spacing w:val="0"/>
-        </w:rPr>
-        <w:t>及</w:t>
-      </w:r>
-      <w:r>
-        <w:rPr>
-          <w:rFonts w:hint="eastAsia"/>
-          <w:color w:val="FF0000"/>
-          <w:spacing w:val="0"/>
-        </w:rPr>
-        <w:t>施工規範</w:t>
+        <w:t>廠商投標文件審查表</w:t>
       </w:r>
       <w:r>
         <w:rPr>
@@ -16429,7 +20569,7 @@
           <w:color w:val="FF0000"/>
           <w:spacing w:val="0"/>
         </w:rPr>
-        <w:t>■設計圖。</w:t>
+        <w:t>■使用印章授權書。</w:t>
       </w:r>
     </w:p>
     <w:p>
@@ -16449,16 +20589,76 @@
           <w:color w:val="FF0000"/>
           <w:spacing w:val="0"/>
         </w:rPr>
+        <w:t>■押標金查詢同意書。</w:t>
+      </w:r>
+    </w:p>
+    <w:p>
+      <w:pPr>
+        <w:pStyle w:val="7"/>
+        <w:ind w:leftChars="708" w:left="2072" w:hangingChars="32" w:hanging="90"/>
+        <w:jc w:val="both"/>
+        <w:textDirection w:val="lrTbV"/>
+        <w:rPr>
+          <w:color w:val="FF0000"/>
+          <w:spacing w:val="0"/>
+        </w:rPr>
+      </w:pPr>
+      <w:r>
+        <w:rPr>
+          <w:rFonts w:hint="eastAsia"/>
+          <w:color w:val="FF0000"/>
+          <w:spacing w:val="0"/>
+        </w:rPr>
+        <w:t>■退還</w:t>
+      </w:r>
+      <w:proofErr w:type="gramStart"/>
+      <w:r>
+        <w:rPr>
+          <w:rFonts w:hint="eastAsia"/>
+          <w:color w:val="FF0000"/>
+          <w:spacing w:val="0"/>
+        </w:rPr>
+        <w:t>押</w:t>
+      </w:r>
+      <w:proofErr w:type="gramEnd"/>
+      <w:r>
+        <w:rPr>
+          <w:rFonts w:hint="eastAsia"/>
+          <w:color w:val="FF0000"/>
+          <w:spacing w:val="0"/>
+        </w:rPr>
+        <w:t>標金申請單。</w:t>
+      </w:r>
+    </w:p>
+    <w:p>
+      <w:pPr>
+        <w:pStyle w:val="7"/>
+        <w:ind w:leftChars="708" w:left="2072" w:hangingChars="32" w:hanging="90"/>
+        <w:jc w:val="both"/>
+        <w:textDirection w:val="lrTbV"/>
+        <w:rPr>
+          <w:color w:val="FF0000"/>
+          <w:spacing w:val="0"/>
+        </w:rPr>
+      </w:pPr>
+      <w:r>
+        <w:rPr>
+          <w:rFonts w:hint="eastAsia"/>
+          <w:color w:val="FF0000"/>
+          <w:spacing w:val="0"/>
+        </w:rPr>
         <w:t>■</w:t>
       </w:r>
-      <w:r>
-        <w:rPr>
-          <w:rFonts w:hint="eastAsia"/>
-          <w:color w:val="FF0000"/>
-          <w:spacing w:val="0"/>
-        </w:rPr>
-        <w:t>位置圖</w:t>
-      </w:r>
+      <w:proofErr w:type="gramStart"/>
+      <w:r>
+        <w:rPr>
+          <w:rFonts w:hint="eastAsia"/>
+          <w:color w:val="FF0000"/>
+          <w:spacing w:val="0"/>
+        </w:rPr>
+        <w:t>標封</w:t>
+      </w:r>
+      <w:proofErr w:type="gramEnd"/>
       <w:r>
         <w:rPr>
           <w:rFonts w:hint="eastAsia"/>
@@ -16466,242 +20666,6 @@
           <w:spacing w:val="0"/>
         </w:rPr>
         <w:t>。</w:t>
-      </w:r>
-    </w:p>
-    <w:p>
-      <w:pPr>
-        <w:pStyle w:val="7"/>
-        <w:ind w:leftChars="708" w:left="2072" w:hangingChars="32" w:hanging="90"/>
-        <w:jc w:val="both"/>
-        <w:textDirection w:val="lrTbV"/>
-        <w:rPr>
-          <w:color w:val="FF0000"/>
-          <w:spacing w:val="0"/>
-        </w:rPr>
-      </w:pPr>
-      <w:r>
-        <w:rPr>
-          <w:rFonts w:hint="eastAsia"/>
-          <w:color w:val="FF0000"/>
-          <w:spacing w:val="0"/>
-        </w:rPr>
-        <w:t>■公共工程施工階段契約約定權責分工表。</w:t>
-      </w:r>
-    </w:p>
-    <w:p>
-      <w:pPr>
-        <w:pStyle w:val="7"/>
-        <w:ind w:leftChars="708" w:left="2072" w:hangingChars="32" w:hanging="90"/>
-        <w:jc w:val="both"/>
-        <w:textDirection w:val="lrTbV"/>
-        <w:rPr>
-          <w:color w:val="FF0000"/>
-          <w:spacing w:val="0"/>
-        </w:rPr>
-      </w:pPr>
-      <w:r>
-        <w:rPr>
-          <w:rFonts w:hint="eastAsia"/>
-          <w:color w:val="FF0000"/>
-          <w:spacing w:val="0"/>
-        </w:rPr>
-        <w:t>■廠商參與政府採購可能涉及之法律責任。</w:t>
-      </w:r>
-    </w:p>
-    <w:p>
-      <w:pPr>
-        <w:pStyle w:val="7"/>
-        <w:ind w:leftChars="708" w:left="2072" w:hangingChars="32" w:hanging="90"/>
-        <w:jc w:val="both"/>
-        <w:textDirection w:val="lrTbV"/>
-        <w:rPr>
-          <w:color w:val="FF0000"/>
-          <w:spacing w:val="0"/>
-        </w:rPr>
-      </w:pPr>
-      <w:r>
-        <w:rPr>
-          <w:rFonts w:hint="eastAsia"/>
-          <w:color w:val="FF0000"/>
-          <w:spacing w:val="0"/>
-        </w:rPr>
-        <w:t>□需求說明書。</w:t>
-      </w:r>
-    </w:p>
-    <w:p>
-      <w:pPr>
-        <w:pStyle w:val="7"/>
-        <w:ind w:leftChars="708" w:left="2072" w:hangingChars="32" w:hanging="90"/>
-        <w:jc w:val="both"/>
-        <w:textDirection w:val="lrTbV"/>
-        <w:rPr>
-          <w:color w:val="FF0000"/>
-          <w:spacing w:val="0"/>
-        </w:rPr>
-      </w:pPr>
-      <w:r>
-        <w:rPr>
-          <w:rFonts w:hint="eastAsia"/>
-          <w:color w:val="FF0000"/>
-          <w:spacing w:val="0"/>
-        </w:rPr>
-        <w:t>□委託服務說明書。</w:t>
-      </w:r>
-    </w:p>
-    <w:p>
-      <w:pPr>
-        <w:pStyle w:val="7"/>
-        <w:ind w:leftChars="708" w:left="2072" w:hangingChars="32" w:hanging="90"/>
-        <w:jc w:val="both"/>
-        <w:textDirection w:val="lrTbV"/>
-        <w:rPr>
-          <w:color w:val="FF0000"/>
-          <w:spacing w:val="0"/>
-        </w:rPr>
-      </w:pPr>
-      <w:r>
-        <w:rPr>
-          <w:rFonts w:hint="eastAsia"/>
-          <w:color w:val="FF0000"/>
-          <w:spacing w:val="0"/>
-        </w:rPr>
-        <w:t>■108-3-身分揭露表-a-事前揭露。</w:t>
-      </w:r>
-    </w:p>
-    <w:p>
-      <w:pPr>
-        <w:pStyle w:val="7"/>
-        <w:ind w:leftChars="708" w:left="2072" w:hangingChars="32" w:hanging="90"/>
-        <w:jc w:val="both"/>
-        <w:textDirection w:val="lrTbV"/>
-        <w:rPr>
-          <w:color w:val="FF0000"/>
-          <w:spacing w:val="0"/>
-        </w:rPr>
-      </w:pPr>
-      <w:r>
-        <w:rPr>
-          <w:rFonts w:hint="eastAsia"/>
-          <w:color w:val="FF0000"/>
-          <w:spacing w:val="0"/>
-        </w:rPr>
-        <w:t>■投標切結書。</w:t>
-      </w:r>
-    </w:p>
-    <w:p>
-      <w:pPr>
-        <w:pStyle w:val="7"/>
-        <w:ind w:leftChars="708" w:left="2072" w:hangingChars="32" w:hanging="90"/>
-        <w:jc w:val="both"/>
-        <w:textDirection w:val="lrTbV"/>
-        <w:rPr>
-          <w:color w:val="FF0000"/>
-          <w:spacing w:val="0"/>
-        </w:rPr>
-      </w:pPr>
-      <w:r>
-        <w:rPr>
-          <w:rFonts w:hint="eastAsia"/>
-          <w:color w:val="FF0000"/>
-          <w:spacing w:val="0"/>
-        </w:rPr>
-        <w:t>■</w:t>
-      </w:r>
-      <w:r>
-        <w:rPr>
-          <w:rFonts w:hint="eastAsia"/>
-          <w:color w:val="FF0000"/>
-          <w:spacing w:val="0"/>
-        </w:rPr>
-        <w:t>廠商投標文件審查表</w:t>
-      </w:r>
-      <w:r>
-        <w:rPr>
-          <w:rFonts w:hint="eastAsia"/>
-          <w:color w:val="FF0000"/>
-          <w:spacing w:val="0"/>
-        </w:rPr>
-        <w:t>。</w:t>
-      </w:r>
-    </w:p>
-    <w:p>
-      <w:pPr>
-        <w:pStyle w:val="7"/>
-        <w:ind w:leftChars="708" w:left="2072" w:hangingChars="32" w:hanging="90"/>
-        <w:jc w:val="both"/>
-        <w:textDirection w:val="lrTbV"/>
-        <w:rPr>
-          <w:color w:val="FF0000"/>
-          <w:spacing w:val="0"/>
-        </w:rPr>
-      </w:pPr>
-      <w:r>
-        <w:rPr>
-          <w:rFonts w:hint="eastAsia"/>
-          <w:color w:val="FF0000"/>
-          <w:spacing w:val="0"/>
-        </w:rPr>
-        <w:t>■使用印章授權書。</w:t>
-      </w:r>
-    </w:p>
-    <w:p>
-      <w:pPr>
-        <w:pStyle w:val="7"/>
-        <w:ind w:leftChars="708" w:left="2072" w:hangingChars="32" w:hanging="90"/>
-        <w:jc w:val="both"/>
-        <w:textDirection w:val="lrTbV"/>
-        <w:rPr>
-          <w:color w:val="FF0000"/>
-          <w:spacing w:val="0"/>
-        </w:rPr>
-      </w:pPr>
-      <w:r>
-        <w:rPr>
-          <w:rFonts w:hint="eastAsia"/>
-          <w:color w:val="FF0000"/>
-          <w:spacing w:val="0"/>
-        </w:rPr>
-        <w:t>■押標金查詢同意書。</w:t>
-      </w:r>
-    </w:p>
-    <w:p>
-      <w:pPr>
-        <w:pStyle w:val="7"/>
-        <w:ind w:leftChars="708" w:left="2072" w:hangingChars="32" w:hanging="90"/>
-        <w:jc w:val="both"/>
-        <w:textDirection w:val="lrTbV"/>
-        <w:rPr>
-          <w:color w:val="FF0000"/>
-          <w:spacing w:val="0"/>
-        </w:rPr>
-      </w:pPr>
-      <w:r>
-        <w:rPr>
-          <w:rFonts w:hint="eastAsia"/>
-          <w:color w:val="FF0000"/>
-          <w:spacing w:val="0"/>
-        </w:rPr>
-        <w:t>■退還押標金申請單。</w:t>
-      </w:r>
-    </w:p>
-    <w:p>
-      <w:pPr>
-        <w:pStyle w:val="7"/>
-        <w:ind w:leftChars="708" w:left="2072" w:hangingChars="32" w:hanging="90"/>
-        <w:jc w:val="both"/>
-        <w:textDirection w:val="lrTbV"/>
-        <w:rPr>
-          <w:color w:val="FF0000"/>
-          <w:spacing w:val="0"/>
-        </w:rPr>
-      </w:pPr>
-      <w:r>
-        <w:rPr>
-          <w:rFonts w:hint="eastAsia"/>
-          <w:color w:val="FF0000"/>
-          <w:spacing w:val="0"/>
-        </w:rPr>
-        <w:t>■標封。</w:t>
       </w:r>
     </w:p>
     <w:p>
@@ -16754,13 +20718,45 @@
         <w:t>招標投標及契約文件、</w:t>
       </w:r>
       <w:r>
-        <w:t>投標標價清單，連同資格文件、規格文件及招標文件所規定之其他文件，密封後投標。惟屬一次投標分段開標者，各階段之投標文件應分別密封後，再以大封套合併裝封。所有內外封套外部皆須書明投標廠商名稱、地址及採購案號或招標標的。</w:t>
+        <w:t>投標標價清單，連同資格文件、規格文件及招標文件所規定之其他文件，密封後投標。</w:t>
+      </w:r>
+      <w:proofErr w:type="gramStart"/>
+      <w:r>
+        <w:t>惟屬一次</w:t>
+      </w:r>
+      <w:proofErr w:type="gramEnd"/>
+      <w:r>
+        <w:t>投標分段開標者，各階段之投標文件應分別密封後，再以大封套合併裝封。所有內外封套外部</w:t>
+      </w:r>
+      <w:proofErr w:type="gramStart"/>
+      <w:r>
+        <w:t>皆須書明</w:t>
+      </w:r>
+      <w:proofErr w:type="gramEnd"/>
+      <w:r>
+        <w:t>投標廠商名稱、地址及採購案號或招標</w:t>
+      </w:r>
+      <w:proofErr w:type="gramStart"/>
+      <w:r>
+        <w:t>標</w:t>
+      </w:r>
+      <w:proofErr w:type="gramEnd"/>
+      <w:r>
+        <w:t>的。</w:t>
       </w:r>
       <w:r>
         <w:t>廠商所提供之投標、契約及履約</w:t>
       </w:r>
       <w:r>
-        <w:t>文件，建議採雙面列印，以節省紙張，愛惜資源。</w:t>
+        <w:t>文件，建議</w:t>
+      </w:r>
+      <w:proofErr w:type="gramStart"/>
+      <w:r>
+        <w:t>採</w:t>
+      </w:r>
+      <w:proofErr w:type="gramEnd"/>
+      <w:r>
+        <w:t>雙面列印，以節省紙張，愛惜資源。</w:t>
       </w:r>
     </w:p>
     <w:p>
@@ -17009,7 +21005,49 @@
         <w:rPr>
           <w:spacing w:val="0"/>
         </w:rPr>
-        <w:t>其他須知（請機關自行訂定。例如：採共同投標、統包、替代方案、國內廠商標價優惠、適用或準用最有利標評選作業或優先採購環保產品等方式辦理者，應注意依相關法規，將應於招標文件載明事項納入。）：</w:t>
+        <w:t>其他須知</w:t>
+      </w:r>
+      <w:proofErr w:type="gramStart"/>
+      <w:r>
+        <w:rPr>
+          <w:spacing w:val="0"/>
+        </w:rPr>
+        <w:t>（</w:t>
+      </w:r>
+      <w:proofErr w:type="gramEnd"/>
+      <w:r>
+        <w:rPr>
+          <w:spacing w:val="0"/>
+        </w:rPr>
+        <w:t>請機關自行訂定。例如：</w:t>
+      </w:r>
+      <w:proofErr w:type="gramStart"/>
+      <w:r>
+        <w:rPr>
+          <w:spacing w:val="0"/>
+        </w:rPr>
+        <w:t>採</w:t>
+      </w:r>
+      <w:proofErr w:type="gramEnd"/>
+      <w:r>
+        <w:rPr>
+          <w:spacing w:val="0"/>
+        </w:rPr>
+        <w:t>共同投標、統包、替代方案、國內廠商標價優惠、適用或</w:t>
+      </w:r>
+      <w:proofErr w:type="gramStart"/>
+      <w:r>
+        <w:rPr>
+          <w:spacing w:val="0"/>
+        </w:rPr>
+        <w:t>準</w:t>
+      </w:r>
+      <w:proofErr w:type="gramEnd"/>
+      <w:r>
+        <w:rPr>
+          <w:spacing w:val="0"/>
+        </w:rPr>
+        <w:t>用最有利標評選作業或優先採購環保產品等方式辦理者，應注意依相關法規，將應於招標文件載明事項納入。）：</w:t>
       </w:r>
     </w:p>
     <w:p>
@@ -17032,7 +21070,21 @@
         <w:rPr>
           <w:spacing w:val="0"/>
         </w:rPr>
-        <w:t>受理廠商檢舉之採購稽核小組連絡電話、傳真及地址與法務部調查局及機關所在地之調查站處（站、組）檢舉電話及信箱：</w:t>
+        <w:t>受理廠商檢舉之採購稽核小組連絡電話、傳真及地址與法務部調查局及機關所在地之</w:t>
+      </w:r>
+      <w:proofErr w:type="gramStart"/>
+      <w:r>
+        <w:rPr>
+          <w:spacing w:val="0"/>
+        </w:rPr>
+        <w:t>調查站處</w:t>
+      </w:r>
+      <w:proofErr w:type="gramEnd"/>
+      <w:r>
+        <w:rPr>
+          <w:spacing w:val="0"/>
+        </w:rPr>
+        <w:t>（站、組）檢舉電話及信箱：</w:t>
       </w:r>
     </w:p>
     <w:p>
@@ -17117,8 +21169,6 @@
         </w:rPr>
         <w:t>lyc@</w:t>
       </w:r>
-      <w:bookmarkStart w:id="9" w:name="_GoBack"/>
-      <w:bookmarkEnd w:id="9"/>
       <w:r>
         <w:rPr>
           <w:color w:val="FF0000"/>
@@ -17256,7 +21306,7 @@
         </w:rPr>
         <w:t>；電子郵件檢舉信箱：</w:t>
       </w:r>
-      <w:hyperlink r:id="rId11" w:history="1">
+      <w:hyperlink r:id="rId8" w:history="1">
         <w:r>
           <w:rPr>
             <w:color w:val="000000"/>
@@ -17448,6 +21498,7 @@
           <w:sz w:val="32"/>
         </w:rPr>
       </w:pPr>
+      <w:proofErr w:type="gramStart"/>
       <w:r>
         <w:rPr>
           <w:rFonts w:hAnsi="標楷體"/>
@@ -17455,6 +21506,7 @@
         </w:rPr>
         <w:t>立書人</w:t>
       </w:r>
+      <w:proofErr w:type="gramEnd"/>
     </w:p>
     <w:p>
       <w:pPr>
@@ -17627,6 +21679,7 @@
           <w:sz w:val="32"/>
         </w:rPr>
       </w:pPr>
+      <w:proofErr w:type="gramStart"/>
       <w:r>
         <w:rPr>
           <w:rFonts w:hAnsi="標楷體"/>
@@ -17634,6 +21687,7 @@
         </w:rPr>
         <w:t>立書人</w:t>
       </w:r>
+      <w:proofErr w:type="gramEnd"/>
     </w:p>
     <w:p>
       <w:pPr>
@@ -17756,8 +21810,8 @@
       </w:pPr>
     </w:p>
     <w:sectPr>
-      <w:footerReference w:type="even" r:id="rId12"/>
-      <w:footerReference w:type="default" r:id="rId13"/>
+      <w:footerReference w:type="even" r:id="rId9"/>
+      <w:footerReference w:type="default" r:id="rId10"/>
       <w:pgSz w:w="11907" w:h="16840" w:code="9"/>
       <w:pgMar w:top="1191" w:right="1247" w:bottom="1191" w:left="1247" w:header="851" w:footer="992" w:gutter="0"/>
       <w:cols w:space="425"/>
@@ -17862,7 +21916,7 @@
         <w:rFonts w:ascii="全真楷書"/>
         <w:noProof/>
       </w:rPr>
-      <w:t>23</w:t>
+      <w:t>24</w:t>
     </w:r>
     <w:r>
       <w:rPr>
@@ -20121,7 +24175,7 @@
 </file>
 
 <file path=customXml/itemProps1.xml><?xml version="1.0" encoding="utf-8"?>
-<ds:datastoreItem xmlns:ds="http://schemas.openxmlformats.org/officeDocument/2006/customXml" ds:itemID="{E8248EA8-16D9-4358-98C8-CB5232BD1E19}">
+<ds:datastoreItem xmlns:ds="http://schemas.openxmlformats.org/officeDocument/2006/customXml" ds:itemID="{96959A5A-8E41-4435-84DC-63E0AC1A68F3}">
   <ds:schemaRefs>
     <ds:schemaRef ds:uri="http://schemas.openxmlformats.org/officeDocument/2006/bibliography"/>
   </ds:schemaRefs>

--- a/frontend/src/廠商投標表單(開口)/[開口契約]投標須知-工程會114.7.3版.docx
+++ b/frontend/src/廠商投標表單(開口)/[開口契約]投標須知-工程會114.7.3版.docx
@@ -140,21 +140,7 @@
         <w:rPr>
           <w:spacing w:val="0"/>
         </w:rPr>
-        <w:t>各項內含選項者，由機關擇符合本採購案</w:t>
-      </w:r>
-      <w:proofErr w:type="gramStart"/>
-      <w:r>
-        <w:rPr>
-          <w:spacing w:val="0"/>
-        </w:rPr>
-        <w:t>者勾填</w:t>
-      </w:r>
-      <w:proofErr w:type="gramEnd"/>
-      <w:r>
-        <w:rPr>
-          <w:spacing w:val="0"/>
-        </w:rPr>
-        <w:t>。</w:t>
+        <w:t>各項內含選項者，由機關擇符合本採購案者勾填。</w:t>
       </w:r>
     </w:p>
     <w:p>
@@ -274,7 +260,6 @@
         </w:rPr>
         <w:t xml:space="preserve">    </w:t>
       </w:r>
-      <w:proofErr w:type="gramStart"/>
       <w:r>
         <w:rPr>
           <w:rFonts w:hint="eastAsia"/>
@@ -282,7 +267,6 @@
         </w:rPr>
         <w:t>█</w:t>
       </w:r>
-      <w:proofErr w:type="gramEnd"/>
       <w:r>
         <w:rPr>
           <w:spacing w:val="0"/>
@@ -681,7 +665,6 @@
       <w:r>
         <w:t xml:space="preserve">   </w:t>
       </w:r>
-      <w:proofErr w:type="gramStart"/>
       <w:r>
         <w:rPr>
           <w:rFonts w:hint="eastAsia"/>
@@ -689,7 +672,6 @@
         </w:rPr>
         <w:t>█</w:t>
       </w:r>
-      <w:proofErr w:type="gramEnd"/>
       <w:r>
         <w:rPr>
           <w:spacing w:val="0"/>
@@ -714,35 +696,7 @@
         <w:rPr>
           <w:spacing w:val="4"/>
         </w:rPr>
-        <w:t>本採購預算金額(</w:t>
-      </w:r>
-      <w:proofErr w:type="gramStart"/>
-      <w:r>
-        <w:rPr>
-          <w:spacing w:val="4"/>
-        </w:rPr>
-        <w:t>不</w:t>
-      </w:r>
-      <w:proofErr w:type="gramEnd"/>
-      <w:r>
-        <w:rPr>
-          <w:spacing w:val="4"/>
-        </w:rPr>
-        <w:t>公告</w:t>
-      </w:r>
-      <w:proofErr w:type="gramStart"/>
-      <w:r>
-        <w:rPr>
-          <w:spacing w:val="4"/>
-        </w:rPr>
-        <w:t>者免填</w:t>
-      </w:r>
-      <w:proofErr w:type="gramEnd"/>
-      <w:r>
-        <w:rPr>
-          <w:spacing w:val="4"/>
-        </w:rPr>
-        <w:t>；但依「投標廠商資格與特殊或巨額採購認定標準」第5條第3項規定辦理者，或屬公告金額以上採購之公開招標、選擇性招標及限制性招標之公開評選，除轉售或供製造加工後轉售之採購、預算金額涉及商業機密或機關認為不宜公開外，應公開預算金額)：</w:t>
+        <w:t>本採購預算金額(不公告者免填；但依「投標廠商資格與特殊或巨額採購認定標準」第5條第3項規定辦理者，或屬公告金額以上採購之公開招標、選擇性招標及限制性招標之公開評選，除轉售或供製造加工後轉售之採購、預算金額涉及商業機密或機關認為不宜公開外，應公開預算金額)：</w:t>
       </w:r>
       <w:r>
         <w:rPr>
@@ -794,35 +748,7 @@
         <w:rPr>
           <w:spacing w:val="0"/>
         </w:rPr>
-        <w:t>本採購預計金額(</w:t>
-      </w:r>
-      <w:proofErr w:type="gramStart"/>
-      <w:r>
-        <w:rPr>
-          <w:spacing w:val="0"/>
-        </w:rPr>
-        <w:t>不</w:t>
-      </w:r>
-      <w:proofErr w:type="gramEnd"/>
-      <w:r>
-        <w:rPr>
-          <w:spacing w:val="0"/>
-        </w:rPr>
-        <w:t>公告</w:t>
-      </w:r>
-      <w:proofErr w:type="gramStart"/>
-      <w:r>
-        <w:rPr>
-          <w:spacing w:val="0"/>
-        </w:rPr>
-        <w:t>者免填</w:t>
-      </w:r>
-      <w:proofErr w:type="gramEnd"/>
-      <w:r>
-        <w:rPr>
-          <w:spacing w:val="0"/>
-        </w:rPr>
-        <w:t>)：</w:t>
+        <w:t>本採購預計金額(不公告者免填)：</w:t>
       </w:r>
     </w:p>
     <w:p>
@@ -878,21 +804,7 @@
         <w:rPr>
           <w:spacing w:val="0"/>
         </w:rPr>
-        <w:t>依採購法第4條接受補助辦理採購者，補助機關名稱及地址(非屬此等採購</w:t>
-      </w:r>
-      <w:proofErr w:type="gramStart"/>
-      <w:r>
-        <w:rPr>
-          <w:spacing w:val="0"/>
-        </w:rPr>
-        <w:t>者免填</w:t>
-      </w:r>
-      <w:proofErr w:type="gramEnd"/>
-      <w:r>
-        <w:rPr>
-          <w:spacing w:val="0"/>
-        </w:rPr>
-        <w:t>)：</w:t>
+        <w:t>依採購法第4條接受補助辦理採購者，補助機關名稱及地址(非屬此等採購者免填)：</w:t>
       </w:r>
     </w:p>
     <w:p>
@@ -913,21 +825,7 @@
         <w:rPr>
           <w:spacing w:val="0"/>
         </w:rPr>
-        <w:t>依採購法第5條由法人或團體代辦採購者，委託機關名稱及地址(非屬此等採購</w:t>
-      </w:r>
-      <w:proofErr w:type="gramStart"/>
-      <w:r>
-        <w:rPr>
-          <w:spacing w:val="0"/>
-        </w:rPr>
-        <w:t>者免填</w:t>
-      </w:r>
-      <w:proofErr w:type="gramEnd"/>
-      <w:r>
-        <w:rPr>
-          <w:spacing w:val="0"/>
-        </w:rPr>
-        <w:t>)：</w:t>
+        <w:t>依採購法第5條由法人或團體代辦採購者，委託機關名稱及地址(非屬此等採購者免填)：</w:t>
       </w:r>
     </w:p>
     <w:p>
@@ -948,21 +846,7 @@
         <w:rPr>
           <w:spacing w:val="0"/>
         </w:rPr>
-        <w:t>依採購法第40條代辦採購者，洽辦機關名稱及地址(非屬此等採購</w:t>
-      </w:r>
-      <w:proofErr w:type="gramStart"/>
-      <w:r>
-        <w:rPr>
-          <w:spacing w:val="0"/>
-        </w:rPr>
-        <w:t>者免填</w:t>
-      </w:r>
-      <w:proofErr w:type="gramEnd"/>
-      <w:r>
-        <w:rPr>
-          <w:spacing w:val="0"/>
-        </w:rPr>
-        <w:t>)：</w:t>
+        <w:t>依採購法第40條代辦採購者，洽辦機關名稱及地址(非屬此等採購者免填)：</w:t>
       </w:r>
     </w:p>
     <w:p>
@@ -1037,23 +921,7 @@
           <w:rFonts w:hint="eastAsia"/>
           <w:spacing w:val="0"/>
         </w:rPr>
-        <w:t>31條規定不予發還或追繳</w:t>
-      </w:r>
-      <w:proofErr w:type="gramStart"/>
-      <w:r>
-        <w:rPr>
-          <w:rFonts w:hint="eastAsia"/>
-          <w:spacing w:val="0"/>
-        </w:rPr>
-        <w:t>押</w:t>
-      </w:r>
-      <w:proofErr w:type="gramEnd"/>
-      <w:r>
-        <w:rPr>
-          <w:rFonts w:hint="eastAsia"/>
-          <w:spacing w:val="0"/>
-        </w:rPr>
-        <w:t>標金之爭議者外，</w:t>
+        <w:t>31條規定不予發還或追繳押標金之爭議者外，</w:t>
       </w:r>
       <w:r>
         <w:rPr>
@@ -1176,7 +1044,6 @@
         </w:rPr>
         <w:t xml:space="preserve">     </w:t>
       </w:r>
-      <w:proofErr w:type="gramStart"/>
       <w:r>
         <w:rPr>
           <w:rFonts w:hint="eastAsia"/>
@@ -1184,7 +1051,6 @@
         </w:rPr>
         <w:t>█</w:t>
       </w:r>
-      <w:proofErr w:type="gramEnd"/>
       <w:r>
         <w:rPr>
           <w:spacing w:val="0"/>
@@ -1227,15 +1093,7 @@
         <w:t>(2)係</w:t>
       </w:r>
       <w:r>
-        <w:t>分批辦理公告金額以上之採購，業經上級機關核准</w:t>
-      </w:r>
-      <w:proofErr w:type="gramStart"/>
-      <w:r>
-        <w:t>（</w:t>
-      </w:r>
-      <w:proofErr w:type="gramEnd"/>
-      <w:r>
-        <w:t>文號：       ），依總金額核計採購金額，分別按公告金額或查核金額以上之規定辦理</w:t>
+        <w:t>分批辦理公告金額以上之採購，業經上級機關核准（文號：       ），依總金額核計採購金額，分別按公告金額或查核金額以上之規定辦理</w:t>
       </w:r>
       <w:r>
         <w:rPr>
@@ -1276,7 +1134,6 @@
         </w:rPr>
       </w:pPr>
       <w:bookmarkStart w:id="1" w:name="_Hlk51858690"/>
-      <w:proofErr w:type="gramStart"/>
       <w:r>
         <w:rPr>
           <w:rFonts w:hint="eastAsia"/>
@@ -1285,7 +1142,6 @@
         <w:t>█</w:t>
       </w:r>
       <w:bookmarkEnd w:id="1"/>
-      <w:proofErr w:type="gramEnd"/>
       <w:r>
         <w:rPr>
           <w:spacing w:val="0"/>
@@ -1313,35 +1169,7 @@
         <w:rPr>
           <w:spacing w:val="0"/>
         </w:rPr>
-        <w:t>（1-1）本案為複數決標並</w:t>
-      </w:r>
-      <w:proofErr w:type="gramStart"/>
-      <w:r>
-        <w:rPr>
-          <w:spacing w:val="0"/>
-        </w:rPr>
-        <w:t>採</w:t>
-      </w:r>
-      <w:proofErr w:type="gramEnd"/>
-      <w:r>
-        <w:rPr>
-          <w:spacing w:val="0"/>
-        </w:rPr>
-        <w:t>分項決標，廠商各項投標文件無需分項裝封，無需於大</w:t>
-      </w:r>
-      <w:proofErr w:type="gramStart"/>
-      <w:r>
-        <w:rPr>
-          <w:spacing w:val="0"/>
-        </w:rPr>
-        <w:t>外標封</w:t>
-      </w:r>
-      <w:proofErr w:type="gramEnd"/>
-      <w:r>
-        <w:rPr>
-          <w:spacing w:val="0"/>
-        </w:rPr>
-        <w:t>標示投標項次，有3家以上廠商投標，且符合政府採購法施行細則第55條規定時，即得開標。</w:t>
+        <w:t>（1-1）本案為複數決標並採分項決標，廠商各項投標文件無需分項裝封，無需於大外標封標示投標項次，有3家以上廠商投標，且符合政府採購法施行細則第55條規定時，即得開標。</w:t>
       </w:r>
     </w:p>
     <w:p>
@@ -1481,13 +1309,8 @@
       <w:r>
         <w:sym w:font="Wingdings" w:char="F0A8"/>
       </w:r>
-      <w:proofErr w:type="gramStart"/>
-      <w:r>
-        <w:t>依審標</w:t>
-      </w:r>
-      <w:proofErr w:type="gramEnd"/>
-      <w:r>
-        <w:t>順序，每次邀請___家符合資格之廠商投標；</w:t>
+      <w:r>
+        <w:t>依審標順序，每次邀請___家符合資格之廠商投標；</w:t>
       </w:r>
       <w:r>
         <w:sym w:font="Wingdings" w:char="F0A8"/>
@@ -1519,21 +1342,7 @@
         <w:rPr>
           <w:spacing w:val="0"/>
         </w:rPr>
-        <w:t>(3)限制性招標：本案業經需求、使用或承辦採購單位敘明符合採購法第22條第1項第     款之情形，並簽報機關首長或其授權人員核准</w:t>
-      </w:r>
-      <w:proofErr w:type="gramStart"/>
-      <w:r>
-        <w:rPr>
-          <w:spacing w:val="0"/>
-        </w:rPr>
-        <w:t>採</w:t>
-      </w:r>
-      <w:proofErr w:type="gramEnd"/>
-      <w:r>
-        <w:rPr>
-          <w:spacing w:val="0"/>
-        </w:rPr>
-        <w:t>限制性招標。</w:t>
+        <w:t>(3)限制性招標：本案業經需求、使用或承辦採購單位敘明符合採購法第22條第1項第     款之情形，並簽報機關首長或其授權人員核准採限制性招標。</w:t>
       </w:r>
     </w:p>
     <w:p>
@@ -1568,21 +1377,7 @@
         <w:rPr>
           <w:spacing w:val="0"/>
         </w:rPr>
-        <w:t>）公開評選、公開</w:t>
-      </w:r>
-      <w:proofErr w:type="gramStart"/>
-      <w:r>
-        <w:rPr>
-          <w:spacing w:val="0"/>
-        </w:rPr>
-        <w:t>勘</w:t>
-      </w:r>
-      <w:proofErr w:type="gramEnd"/>
-      <w:r>
-        <w:rPr>
-          <w:spacing w:val="0"/>
-        </w:rPr>
-        <w:t>選優勝廠商：</w:t>
+        <w:t>）公開評選、公開勘選優勝廠商：</w:t>
       </w:r>
     </w:p>
     <w:p>
@@ -1737,15 +1532,7 @@
         <w:sym w:font="Wingdings" w:char="F0A8"/>
       </w:r>
       <w:r>
-        <w:t>經前次公告招標結果，無廠商投標或無合格標，且符合採購法施行細則第22條第1項規定無廠商異議或申訴在處理中者，依採購法第22條第1項第1款規定，</w:t>
-      </w:r>
-      <w:proofErr w:type="gramStart"/>
-      <w:r>
-        <w:t>不</w:t>
-      </w:r>
-      <w:proofErr w:type="gramEnd"/>
-      <w:r>
-        <w:t>另公告招標，並依採購法施行細則第23條之1第1項規定，邀請過去表現優良之2家以上廠商以比價方式辦理；</w:t>
+        <w:t>經前次公告招標結果，無廠商投標或無合格標，且符合採購法施行細則第22條第1項規定無廠商異議或申訴在處理中者，依採購法第22條第1項第1款規定，不另公告招標，並依採購法施行細則第23條之1第1項規定，邀請過去表現優良之2家以上廠商以比價方式辦理；</w:t>
       </w:r>
       <w:r>
         <w:sym w:font="Wingdings" w:char="F0A8"/>
@@ -1761,21 +1548,7 @@
           <w:spacing w:val="0"/>
         </w:rPr>
         <w:lastRenderedPageBreak/>
-        <w:t>列明款次，第16款之情形須</w:t>
-      </w:r>
-      <w:proofErr w:type="gramStart"/>
-      <w:r>
-        <w:rPr>
-          <w:spacing w:val="0"/>
-        </w:rPr>
-        <w:t>併</w:t>
-      </w:r>
-      <w:proofErr w:type="gramEnd"/>
-      <w:r>
-        <w:rPr>
-          <w:spacing w:val="0"/>
-        </w:rPr>
-        <w:t>填主管機關核准文號）；</w:t>
+        <w:t>列明款次，第16款之情形須併填主管機關核准文號）；</w:t>
       </w:r>
       <w:r>
         <w:sym w:font="Wingdings" w:char="F0A8"/>
@@ -1796,21 +1569,7 @@
         <w:rPr>
           <w:spacing w:val="0"/>
         </w:rPr>
-        <w:t>第105條第1項第___款(</w:t>
-      </w:r>
-      <w:proofErr w:type="gramStart"/>
-      <w:r>
-        <w:rPr>
-          <w:spacing w:val="0"/>
-        </w:rPr>
-        <w:t>請列明款</w:t>
-      </w:r>
-      <w:proofErr w:type="gramEnd"/>
-      <w:r>
-        <w:rPr>
-          <w:spacing w:val="0"/>
-        </w:rPr>
-        <w:t>次及相關機關核准文號)；</w:t>
+        <w:t>第105條第1項第___款(請列明款次及相關機關核准文號)；</w:t>
       </w:r>
       <w:r>
         <w:sym w:font="Wingdings" w:char="F0A8"/>
@@ -1865,44 +1624,44 @@
         <w:rPr>
           <w:spacing w:val="0"/>
         </w:rPr>
-        <w:t>符合採購法第22條第1項第___款</w:t>
-      </w:r>
-      <w:proofErr w:type="gramStart"/>
-      <w:r>
-        <w:rPr>
-          <w:spacing w:val="0"/>
-        </w:rPr>
-        <w:t>（</w:t>
-      </w:r>
-      <w:proofErr w:type="gramEnd"/>
-      <w:r>
-        <w:rPr>
-          <w:spacing w:val="0"/>
-        </w:rPr>
-        <w:t>請列明款次，其未得以比價方式辦理之原因：_______；第16款之情形須</w:t>
-      </w:r>
-      <w:proofErr w:type="gramStart"/>
-      <w:r>
-        <w:rPr>
-          <w:spacing w:val="0"/>
-        </w:rPr>
-        <w:t>併</w:t>
-      </w:r>
-      <w:proofErr w:type="gramEnd"/>
-      <w:r>
-        <w:rPr>
-          <w:spacing w:val="0"/>
-        </w:rPr>
-        <w:t>填主管機關核准文號</w:t>
-      </w:r>
-      <w:proofErr w:type="gramStart"/>
-      <w:r>
-        <w:rPr>
-          <w:spacing w:val="0"/>
-        </w:rPr>
+        <w:t>符合採購法第22條第1項第___款（請列明款次，其未得以比價方式辦理之原因：_______；第16款之情形須併填主管機關核准文號）；</w:t>
+      </w:r>
+      <w:r>
+        <w:sym w:font="Wingdings" w:char="F0A8"/>
+      </w:r>
+      <w:r>
+        <w:rPr>
+          <w:spacing w:val="0"/>
+        </w:rPr>
+        <w:t>符合採購法第104條第1項第___款（請列明款次及相關機關核准文號，非填第4款者，其未得以比價方式辦理之原因：______）；</w:t>
+      </w:r>
+      <w:r>
+        <w:sym w:font="Wingdings" w:char="F0A8"/>
+      </w:r>
+      <w:r>
+        <w:t>符合採購法第105條第1項第___款(請列明款次及相關機關核准文號，填第1款或第2款者，其未得以比價方式辦理之原因：______)</w:t>
+      </w:r>
+      <w:r>
+        <w:rPr>
+          <w:spacing w:val="0"/>
+        </w:rPr>
+        <w:t>；</w:t>
+      </w:r>
+      <w:r>
+        <w:sym w:font="Wingdings" w:char="F0A8"/>
+      </w:r>
+      <w:r>
+        <w:t>符合中央機關未達公告金額採購招標辦法第___條第___項第___款規定（其未得以比價方式辦理之原因：</w:t>
+      </w:r>
+      <w:r>
+        <w:rPr>
+          <w:spacing w:val="0"/>
+        </w:rPr>
+        <w:t>_______</w:t>
+      </w:r>
+      <w:r>
         <w:t>）</w:t>
       </w:r>
-      <w:proofErr w:type="gramEnd"/>
       <w:r>
         <w:rPr>
           <w:spacing w:val="0"/>
@@ -1913,94 +1672,6 @@
         <w:sym w:font="Wingdings" w:char="F0A8"/>
       </w:r>
       <w:r>
-        <w:rPr>
-          <w:spacing w:val="0"/>
-        </w:rPr>
-        <w:t>符合採購法第104條第1項第___款</w:t>
-      </w:r>
-      <w:proofErr w:type="gramStart"/>
-      <w:r>
-        <w:rPr>
-          <w:spacing w:val="0"/>
-        </w:rPr>
-        <w:t>（</w:t>
-      </w:r>
-      <w:proofErr w:type="gramEnd"/>
-      <w:r>
-        <w:rPr>
-          <w:spacing w:val="0"/>
-        </w:rPr>
-        <w:t>請列明款次及相關機關核准文號，非填第4款者，其未得以比價方式辦理之原因：______</w:t>
-      </w:r>
-      <w:proofErr w:type="gramStart"/>
-      <w:r>
-        <w:rPr>
-          <w:spacing w:val="0"/>
-        </w:rPr>
-        <w:t>）</w:t>
-      </w:r>
-      <w:proofErr w:type="gramEnd"/>
-      <w:r>
-        <w:rPr>
-          <w:spacing w:val="0"/>
-        </w:rPr>
-        <w:t>；</w:t>
-      </w:r>
-      <w:r>
-        <w:sym w:font="Wingdings" w:char="F0A8"/>
-      </w:r>
-      <w:r>
-        <w:t>符合採購法第105條第1項第___款(</w:t>
-      </w:r>
-      <w:proofErr w:type="gramStart"/>
-      <w:r>
-        <w:t>請列明款</w:t>
-      </w:r>
-      <w:proofErr w:type="gramEnd"/>
-      <w:r>
-        <w:t>次及相關機關核准文號，填第1款或第2款者，其未得以比價方式辦理之原因：______)</w:t>
-      </w:r>
-      <w:r>
-        <w:rPr>
-          <w:spacing w:val="0"/>
-        </w:rPr>
-        <w:t>；</w:t>
-      </w:r>
-      <w:r>
-        <w:sym w:font="Wingdings" w:char="F0A8"/>
-      </w:r>
-      <w:r>
-        <w:t>符合中央機關未達公告金額採購招標辦法第___條第___項第___款規定</w:t>
-      </w:r>
-      <w:proofErr w:type="gramStart"/>
-      <w:r>
-        <w:t>（</w:t>
-      </w:r>
-      <w:proofErr w:type="gramEnd"/>
-      <w:r>
-        <w:t>其未得以比價方式辦理之原因：</w:t>
-      </w:r>
-      <w:r>
-        <w:rPr>
-          <w:spacing w:val="0"/>
-        </w:rPr>
-        <w:t>_______</w:t>
-      </w:r>
-      <w:proofErr w:type="gramStart"/>
-      <w:r>
-        <w:t>）</w:t>
-      </w:r>
-      <w:proofErr w:type="gramEnd"/>
-      <w:r>
-        <w:rPr>
-          <w:spacing w:val="0"/>
-        </w:rPr>
-        <w:t>；</w:t>
-      </w:r>
-      <w:r>
-        <w:sym w:font="Wingdings" w:char="F0A8"/>
-      </w:r>
-      <w:r>
         <w:t>符合地方政府依採購法第23條所定未達公告金額採購招標辦法第___條第___項第___款規定。</w:t>
       </w:r>
     </w:p>
@@ -2047,21 +1718,7 @@
         <w:rPr>
           <w:spacing w:val="0"/>
         </w:rPr>
-        <w:t>(4)依採購法第49條規定公開取得書面報價或企劃書。（限未達公告金額之採購案始得</w:t>
-      </w:r>
-      <w:proofErr w:type="gramStart"/>
-      <w:r>
-        <w:rPr>
-          <w:spacing w:val="0"/>
-        </w:rPr>
-        <w:t>採</w:t>
-      </w:r>
-      <w:proofErr w:type="gramEnd"/>
-      <w:r>
-        <w:rPr>
-          <w:spacing w:val="0"/>
-        </w:rPr>
-        <w:t>行）。</w:t>
+        <w:t>(4)依採購法第49條規定公開取得書面報價或企劃書。（限未達公告金額之採購案始得採行）。</w:t>
       </w:r>
     </w:p>
     <w:p>
@@ -2087,21 +1744,7 @@
         <w:rPr>
           <w:spacing w:val="0"/>
         </w:rPr>
-        <w:t>（4-1）本案業經機關首長或其授權人員核准，本次公告未能取得3家以上廠商之書面報價或企劃書時，將改</w:t>
-      </w:r>
-      <w:proofErr w:type="gramStart"/>
-      <w:r>
-        <w:rPr>
-          <w:spacing w:val="0"/>
-        </w:rPr>
-        <w:t>採</w:t>
-      </w:r>
-      <w:proofErr w:type="gramEnd"/>
-      <w:r>
-        <w:rPr>
-          <w:spacing w:val="0"/>
-        </w:rPr>
-        <w:t>限制性招標方式辦理。</w:t>
+        <w:t>（4-1）本案業經機關首長或其授權人員核准，本次公告未能取得3家以上廠商之書面報價或企劃書時，將改採限制性招標方式辦理。</w:t>
       </w:r>
     </w:p>
     <w:p>
@@ -2182,29 +1825,8 @@
         <w:textDirection w:val="lrTbV"/>
       </w:pPr>
       <w:r>
-        <w:t>1.門檻金額：</w:t>
-      </w:r>
-      <w:proofErr w:type="gramStart"/>
-      <w:r>
-        <w:t>（</w:t>
-      </w:r>
-      <w:proofErr w:type="gramEnd"/>
-      <w:r>
-        <w:t>由機關於招標時擇</w:t>
-      </w:r>
-      <w:proofErr w:type="gramStart"/>
-      <w:r>
-        <w:t>一</w:t>
-      </w:r>
-      <w:proofErr w:type="gramEnd"/>
-      <w:r>
-        <w:t>勾選；未勾選者，為選項A</w:t>
-      </w:r>
-      <w:proofErr w:type="gramStart"/>
-      <w:r>
-        <w:t>）</w:t>
-      </w:r>
-      <w:proofErr w:type="gramEnd"/>
+        <w:t>1.門檻金額：（由機關於招標時擇一勾選；未勾選者，為選項A）</w:t>
+      </w:r>
     </w:p>
     <w:p>
       <w:pPr>
@@ -2224,15 +1846,7 @@
         <w:t>選項A：</w:t>
       </w:r>
       <w:r>
-        <w:t>依GPA我國承諾開放清單所載門檻金額開放，惟簽署國之門檻金額較我國高者，對該簽署國</w:t>
-      </w:r>
-      <w:proofErr w:type="gramStart"/>
-      <w:r>
-        <w:t>適用該較高</w:t>
-      </w:r>
-      <w:proofErr w:type="gramEnd"/>
-      <w:r>
-        <w:t>之門檻金額。</w:t>
+        <w:t>依GPA我國承諾開放清單所載門檻金額開放，惟簽署國之門檻金額較我國高者，對該簽署國適用該較高之門檻金額。</w:t>
       </w:r>
     </w:p>
     <w:p>
@@ -2264,29 +1878,8 @@
         <w:textDirection w:val="lrTbV"/>
       </w:pPr>
       <w:r>
-        <w:t>2.服務及工程服務：</w:t>
-      </w:r>
-      <w:proofErr w:type="gramStart"/>
-      <w:r>
-        <w:t>（</w:t>
-      </w:r>
-      <w:proofErr w:type="gramEnd"/>
-      <w:r>
-        <w:t>由機關於招標時擇</w:t>
-      </w:r>
-      <w:proofErr w:type="gramStart"/>
-      <w:r>
-        <w:t>一</w:t>
-      </w:r>
-      <w:proofErr w:type="gramEnd"/>
-      <w:r>
-        <w:t>勾選；未勾選者，為選項A</w:t>
-      </w:r>
-      <w:proofErr w:type="gramStart"/>
-      <w:r>
-        <w:t>）</w:t>
-      </w:r>
-      <w:proofErr w:type="gramEnd"/>
+        <w:t>2.服務及工程服務：（由機關於招標時擇一勾選；未勾選者，為選項A）</w:t>
+      </w:r>
     </w:p>
     <w:p>
       <w:pPr>
@@ -2358,19 +1951,11 @@
         </w:rPr>
         <w:sym w:font="Wingdings" w:char="F0A8"/>
       </w:r>
-      <w:proofErr w:type="gramStart"/>
-      <w:r>
-        <w:rPr>
-          <w:spacing w:val="0"/>
-        </w:rPr>
-        <w:t>臺紐</w:t>
-      </w:r>
-      <w:proofErr w:type="gramEnd"/>
-      <w:r>
-        <w:rPr>
-          <w:spacing w:val="0"/>
-        </w:rPr>
-        <w:t>經濟合作協定。</w:t>
+      <w:r>
+        <w:rPr>
+          <w:spacing w:val="0"/>
+        </w:rPr>
+        <w:t>臺紐經濟合作協定。</w:t>
       </w:r>
     </w:p>
     <w:p>
@@ -2394,19 +1979,11 @@
         </w:rPr>
         <w:sym w:font="Wingdings" w:char="F0A8"/>
       </w:r>
-      <w:proofErr w:type="gramStart"/>
-      <w:r>
-        <w:rPr>
-          <w:spacing w:val="0"/>
-        </w:rPr>
-        <w:t>臺</w:t>
-      </w:r>
-      <w:proofErr w:type="gramEnd"/>
-      <w:r>
-        <w:rPr>
-          <w:spacing w:val="0"/>
-        </w:rPr>
-        <w:t>星經濟夥伴協定。</w:t>
+      <w:r>
+        <w:rPr>
+          <w:spacing w:val="0"/>
+        </w:rPr>
+        <w:t>臺星經濟夥伴協定。</w:t>
       </w:r>
     </w:p>
     <w:p>
@@ -2434,21 +2011,7 @@
         <w:rPr>
           <w:spacing w:val="0"/>
         </w:rPr>
-        <w:t>其他(</w:t>
-      </w:r>
-      <w:proofErr w:type="gramStart"/>
-      <w:r>
-        <w:rPr>
-          <w:spacing w:val="0"/>
-        </w:rPr>
-        <w:t>請敘明</w:t>
-      </w:r>
-      <w:proofErr w:type="gramEnd"/>
-      <w:r>
-        <w:rPr>
-          <w:spacing w:val="0"/>
-        </w:rPr>
-        <w:t>)：</w:t>
+        <w:t>其他(請敘明)：</w:t>
       </w:r>
     </w:p>
     <w:p>
@@ -2541,15 +2104,7 @@
         <w:t>_________</w:t>
       </w:r>
       <w:r>
-        <w:t>(未</w:t>
-      </w:r>
-      <w:proofErr w:type="gramStart"/>
-      <w:r>
-        <w:t>列明者即</w:t>
-      </w:r>
-      <w:proofErr w:type="gramEnd"/>
-      <w:r>
-        <w:t>不允許)</w:t>
+        <w:t>(未列明者即不允許)</w:t>
       </w:r>
     </w:p>
     <w:p>
@@ -2566,33 +2121,17 @@
         <w:rPr>
           <w:szCs w:val="28"/>
         </w:rPr>
-        <w:t>2.是否允許大陸地區廠商參與：</w:t>
-      </w:r>
-      <w:proofErr w:type="gramStart"/>
-      <w:r>
-        <w:rPr>
-          <w:szCs w:val="28"/>
-        </w:rPr>
-        <w:t>（</w:t>
-      </w:r>
-      <w:proofErr w:type="gramEnd"/>
-      <w:r>
-        <w:rPr>
-          <w:szCs w:val="28"/>
-        </w:rPr>
-        <w:t>未勾選者即不允許；</w:t>
+        <w:t>2.是否允許大陸地區廠商參與：（未勾選者即不允許；</w:t>
       </w:r>
       <w:r>
         <w:t>如允許者，須符合兩岸進口及貿易往來相關規定</w:t>
       </w:r>
-      <w:proofErr w:type="gramStart"/>
       <w:r>
         <w:rPr>
           <w:szCs w:val="28"/>
         </w:rPr>
         <w:t>）</w:t>
       </w:r>
-      <w:proofErr w:type="gramEnd"/>
     </w:p>
     <w:p>
       <w:pPr>
@@ -2618,11 +2157,9 @@
       <w:r>
         <w:sym w:font="Wingdings" w:char="F0A8"/>
       </w:r>
-      <w:proofErr w:type="gramStart"/>
       <w:r>
         <w:t>否</w:t>
       </w:r>
-      <w:proofErr w:type="gramEnd"/>
     </w:p>
     <w:p>
       <w:pPr>
@@ -2736,27 +2273,7 @@
           <w:spacing w:val="0"/>
           <w:szCs w:val="28"/>
         </w:rPr>
-        <w:t>如為工程採購，廠商履約過程中如有使用或供應下列材料或產品，其原</w:t>
-      </w:r>
-      <w:proofErr w:type="gramStart"/>
-      <w:r>
-        <w:rPr>
-          <w:rFonts w:hint="eastAsia"/>
-          <w:color w:val="000000"/>
-          <w:spacing w:val="0"/>
-          <w:szCs w:val="28"/>
-        </w:rPr>
-        <w:t>產地須屬我國</w:t>
-      </w:r>
-      <w:proofErr w:type="gramEnd"/>
-      <w:r>
-        <w:rPr>
-          <w:rFonts w:hint="eastAsia"/>
-          <w:color w:val="000000"/>
-          <w:spacing w:val="0"/>
-          <w:szCs w:val="28"/>
-        </w:rPr>
-        <w:t>或其他條約或協定國家者（可複選）</w:t>
+        <w:t>如為工程採購，廠商履約過程中如有使用或供應下列材料或產品，其原產地須屬我國或其他條約或協定國家者（可複選）</w:t>
       </w:r>
       <w:r>
         <w:rPr>
@@ -3479,7 +2996,6 @@
           <w:spacing w:val="0"/>
         </w:rPr>
       </w:pPr>
-      <w:proofErr w:type="gramStart"/>
       <w:r>
         <w:rPr>
           <w:rFonts w:hint="eastAsia"/>
@@ -3487,7 +3003,6 @@
         </w:rPr>
         <w:t>█</w:t>
       </w:r>
-      <w:proofErr w:type="gramEnd"/>
       <w:r>
         <w:rPr>
           <w:spacing w:val="0"/>
@@ -3554,21 +3069,7 @@
         <w:rPr>
           <w:spacing w:val="0"/>
         </w:rPr>
-        <w:t>之原</w:t>
-      </w:r>
-      <w:proofErr w:type="gramStart"/>
-      <w:r>
-        <w:rPr>
-          <w:spacing w:val="0"/>
-        </w:rPr>
-        <w:t>產地須屬我國</w:t>
-      </w:r>
-      <w:proofErr w:type="gramEnd"/>
-      <w:r>
-        <w:rPr>
-          <w:spacing w:val="0"/>
-        </w:rPr>
-        <w:t>者。</w:t>
+        <w:t>之原產地須屬我國者。</w:t>
       </w:r>
     </w:p>
     <w:p>
@@ -3587,7 +3088,6 @@
         </w:rPr>
         <w:t xml:space="preserve">           </w:t>
       </w:r>
-      <w:proofErr w:type="gramStart"/>
       <w:r>
         <w:rPr>
           <w:rFonts w:hint="eastAsia"/>
@@ -3595,7 +3095,6 @@
         </w:rPr>
         <w:t>█</w:t>
       </w:r>
-      <w:proofErr w:type="gramEnd"/>
       <w:r>
         <w:rPr>
           <w:spacing w:val="0"/>
@@ -3686,21 +3185,7 @@
         <w:rPr>
           <w:spacing w:val="0"/>
         </w:rPr>
-        <w:t>(未</w:t>
-      </w:r>
-      <w:proofErr w:type="gramStart"/>
-      <w:r>
-        <w:rPr>
-          <w:spacing w:val="0"/>
-        </w:rPr>
-        <w:t>列明者即</w:t>
-      </w:r>
-      <w:proofErr w:type="gramEnd"/>
-      <w:r>
-        <w:rPr>
-          <w:spacing w:val="0"/>
-        </w:rPr>
-        <w:t>不允許)</w:t>
+        <w:t>(未列明者即不允許)</w:t>
       </w:r>
     </w:p>
     <w:p>
@@ -3729,23 +3214,7 @@
           <w:spacing w:val="0"/>
           <w:szCs w:val="28"/>
         </w:rPr>
-        <w:t>允許供應大陸地區標的：</w:t>
-      </w:r>
-      <w:proofErr w:type="gramStart"/>
-      <w:r>
-        <w:rPr>
-          <w:spacing w:val="0"/>
-          <w:szCs w:val="28"/>
-        </w:rPr>
-        <w:t>（</w:t>
-      </w:r>
-      <w:proofErr w:type="gramEnd"/>
-      <w:r>
-        <w:rPr>
-          <w:spacing w:val="0"/>
-          <w:szCs w:val="28"/>
-        </w:rPr>
-        <w:t>未勾選者即不允許；</w:t>
+        <w:t>允許供應大陸地區標的：（未勾選者即不允許；</w:t>
       </w:r>
       <w:r>
         <w:rPr>
@@ -3753,7 +3222,6 @@
         </w:rPr>
         <w:t>如允許者，須符合兩岸進口及貿易往來相關規定</w:t>
       </w:r>
-      <w:proofErr w:type="gramStart"/>
       <w:r>
         <w:rPr>
           <w:spacing w:val="0"/>
@@ -3761,7 +3229,6 @@
         </w:rPr>
         <w:t>）</w:t>
       </w:r>
-      <w:proofErr w:type="gramEnd"/>
     </w:p>
     <w:p>
       <w:pPr>
@@ -3796,7 +3263,6 @@
           <w:spacing w:val="0"/>
         </w:rPr>
       </w:pPr>
-      <w:proofErr w:type="gramStart"/>
       <w:r>
         <w:rPr>
           <w:rFonts w:hint="eastAsia"/>
@@ -3804,7 +3270,6 @@
         </w:rPr>
         <w:t>█</w:t>
       </w:r>
-      <w:proofErr w:type="gramEnd"/>
       <w:r>
         <w:rPr>
           <w:spacing w:val="0"/>
@@ -3872,21 +3337,7 @@
         <w:rPr>
           <w:spacing w:val="0"/>
         </w:rPr>
-        <w:t>(未</w:t>
-      </w:r>
-      <w:proofErr w:type="gramStart"/>
-      <w:r>
-        <w:rPr>
-          <w:spacing w:val="0"/>
-        </w:rPr>
-        <w:t>列明者即</w:t>
-      </w:r>
-      <w:proofErr w:type="gramEnd"/>
-      <w:r>
-        <w:rPr>
-          <w:spacing w:val="0"/>
-        </w:rPr>
-        <w:t>不允許)</w:t>
+        <w:t>(未列明者即不允許)</w:t>
       </w:r>
     </w:p>
     <w:p>
@@ -3915,23 +3366,7 @@
           <w:spacing w:val="0"/>
           <w:szCs w:val="28"/>
         </w:rPr>
-        <w:t>允許大陸地區廠商參與：</w:t>
-      </w:r>
-      <w:proofErr w:type="gramStart"/>
-      <w:r>
-        <w:rPr>
-          <w:spacing w:val="0"/>
-          <w:szCs w:val="28"/>
-        </w:rPr>
-        <w:t>（</w:t>
-      </w:r>
-      <w:proofErr w:type="gramEnd"/>
-      <w:r>
-        <w:rPr>
-          <w:spacing w:val="0"/>
-          <w:szCs w:val="28"/>
-        </w:rPr>
-        <w:t>未勾選者即不允許；</w:t>
+        <w:t>允許大陸地區廠商參與：（未勾選者即不允許；</w:t>
       </w:r>
       <w:r>
         <w:rPr>
@@ -3939,7 +3374,6 @@
         </w:rPr>
         <w:t>如允許者，須符合兩岸進口及貿易往來相關規定</w:t>
       </w:r>
-      <w:proofErr w:type="gramStart"/>
       <w:r>
         <w:rPr>
           <w:spacing w:val="0"/>
@@ -3947,7 +3381,6 @@
         </w:rPr>
         <w:t>）</w:t>
       </w:r>
-      <w:proofErr w:type="gramEnd"/>
     </w:p>
     <w:p>
       <w:pPr>
@@ -3988,14 +3421,12 @@
         </w:rPr>
         <w:sym w:font="Wingdings" w:char="F0A8"/>
       </w:r>
-      <w:proofErr w:type="gramStart"/>
       <w:r>
         <w:rPr>
           <w:spacing w:val="0"/>
         </w:rPr>
         <w:t>否</w:t>
       </w:r>
-      <w:proofErr w:type="gramEnd"/>
     </w:p>
     <w:p>
       <w:pPr>
@@ -4126,23 +3557,7 @@
           <w:rFonts w:hint="eastAsia"/>
           <w:spacing w:val="0"/>
         </w:rPr>
-        <w:t>如為工程採購，不論是否允許外國廠商參與投標，廠商履約過程中如有使用或供應下列材料或產品，其原</w:t>
-      </w:r>
-      <w:proofErr w:type="gramStart"/>
-      <w:r>
-        <w:rPr>
-          <w:rFonts w:hint="eastAsia"/>
-          <w:spacing w:val="0"/>
-        </w:rPr>
-        <w:t>產地須屬我國</w:t>
-      </w:r>
-      <w:proofErr w:type="gramEnd"/>
-      <w:r>
-        <w:rPr>
-          <w:rFonts w:hint="eastAsia"/>
-          <w:spacing w:val="0"/>
-        </w:rPr>
-        <w:t>者（可複選）：</w:t>
+        <w:t>如為工程採購，不論是否允許外國廠商參與投標，廠商履約過程中如有使用或供應下列材料或產品，其原產地須屬我國者（可複選）：</w:t>
       </w:r>
     </w:p>
     <w:p>
@@ -4976,23 +4391,7 @@
           <w:rFonts w:hint="eastAsia"/>
           <w:spacing w:val="0"/>
         </w:rPr>
-        <w:t>組件，</w:t>
-      </w:r>
-      <w:proofErr w:type="gramStart"/>
-      <w:r>
-        <w:rPr>
-          <w:rFonts w:hint="eastAsia"/>
-          <w:spacing w:val="0"/>
-        </w:rPr>
-        <w:t>該組件</w:t>
-      </w:r>
-      <w:proofErr w:type="gramEnd"/>
-      <w:r>
-        <w:rPr>
-          <w:rFonts w:hint="eastAsia"/>
-          <w:spacing w:val="0"/>
-        </w:rPr>
-        <w:t xml:space="preserve"> </w:t>
+        <w:t xml:space="preserve">組件，該組件 </w:t>
       </w:r>
       <w:r>
         <w:sym w:font="Wingdings" w:char="F0A8"/>
@@ -5216,25 +4615,7 @@
           <w:spacing w:val="0"/>
           <w:szCs w:val="28"/>
         </w:rPr>
-        <w:t>不允許大陸地區廠商、第三地區含陸資成分廠商、在</w:t>
-      </w:r>
-      <w:proofErr w:type="gramStart"/>
-      <w:r>
-        <w:rPr>
-          <w:rFonts w:hint="eastAsia"/>
-          <w:spacing w:val="0"/>
-          <w:szCs w:val="28"/>
-        </w:rPr>
-        <w:t>臺</w:t>
-      </w:r>
-      <w:proofErr w:type="gramEnd"/>
-      <w:r>
-        <w:rPr>
-          <w:rFonts w:hint="eastAsia"/>
-          <w:spacing w:val="0"/>
-          <w:szCs w:val="28"/>
-        </w:rPr>
-        <w:t>陸資廠商及經濟部</w:t>
+        <w:t>不允許大陸地區廠商、第三地區含陸資成分廠商、在臺陸資廠商及經濟部</w:t>
       </w:r>
       <w:r>
         <w:rPr>
@@ -5334,27 +4715,7 @@
           <w:spacing w:val="0"/>
           <w:szCs w:val="28"/>
         </w:rPr>
-        <w:t>(</w:t>
-      </w:r>
-      <w:proofErr w:type="gramStart"/>
-      <w:r>
-        <w:rPr>
-          <w:rFonts w:hint="eastAsia"/>
-          <w:b/>
-          <w:spacing w:val="0"/>
-          <w:szCs w:val="28"/>
-        </w:rPr>
-        <w:t>不</w:t>
-      </w:r>
-      <w:proofErr w:type="gramEnd"/>
-      <w:r>
-        <w:rPr>
-          <w:rFonts w:hint="eastAsia"/>
-          <w:b/>
-          <w:spacing w:val="0"/>
-          <w:szCs w:val="28"/>
-        </w:rPr>
-        <w:t>及於零組件之廠牌)</w:t>
+        <w:t>(不及於零組件之廠牌)</w:t>
       </w:r>
       <w:r>
         <w:rPr>
@@ -5497,87 +4858,7 @@
           <w:spacing w:val="0"/>
           <w:szCs w:val="28"/>
         </w:rPr>
-        <w:t>[例如軍、警、</w:t>
-      </w:r>
-      <w:proofErr w:type="gramStart"/>
-      <w:r>
-        <w:rPr>
-          <w:rFonts w:hint="eastAsia"/>
-          <w:b/>
-          <w:spacing w:val="0"/>
-          <w:szCs w:val="28"/>
-        </w:rPr>
-        <w:t>海巡等機關</w:t>
-      </w:r>
-      <w:proofErr w:type="gramEnd"/>
-      <w:r>
-        <w:rPr>
-          <w:rFonts w:hint="eastAsia"/>
-          <w:b/>
-          <w:spacing w:val="0"/>
-          <w:szCs w:val="28"/>
-        </w:rPr>
-        <w:t>或關鍵基礎設施、重要</w:t>
-      </w:r>
-      <w:proofErr w:type="gramStart"/>
-      <w:r>
-        <w:rPr>
-          <w:rFonts w:hint="eastAsia"/>
-          <w:b/>
-          <w:spacing w:val="0"/>
-          <w:szCs w:val="28"/>
-        </w:rPr>
-        <w:t>人士在場</w:t>
-      </w:r>
-      <w:proofErr w:type="gramEnd"/>
-      <w:r>
-        <w:rPr>
-          <w:rFonts w:hint="eastAsia"/>
-          <w:b/>
-          <w:spacing w:val="0"/>
-          <w:szCs w:val="28"/>
-        </w:rPr>
-        <w:t>、犯罪</w:t>
-      </w:r>
-      <w:proofErr w:type="gramStart"/>
-      <w:r>
-        <w:rPr>
-          <w:rFonts w:hint="eastAsia"/>
-          <w:b/>
-          <w:spacing w:val="0"/>
-          <w:szCs w:val="28"/>
-        </w:rPr>
-        <w:t>偵</w:t>
-      </w:r>
-      <w:proofErr w:type="gramEnd"/>
-      <w:r>
-        <w:rPr>
-          <w:rFonts w:hint="eastAsia"/>
-          <w:b/>
-          <w:spacing w:val="0"/>
-          <w:szCs w:val="28"/>
-        </w:rPr>
-        <w:t>監等，由機關衡酌個案特性</w:t>
-      </w:r>
-      <w:proofErr w:type="gramStart"/>
-      <w:r>
-        <w:rPr>
-          <w:rFonts w:hint="eastAsia"/>
-          <w:b/>
-          <w:spacing w:val="0"/>
-          <w:szCs w:val="28"/>
-        </w:rPr>
-        <w:t>妥適訂定</w:t>
-      </w:r>
-      <w:proofErr w:type="gramEnd"/>
-      <w:r>
-        <w:rPr>
-          <w:rFonts w:hint="eastAsia"/>
-          <w:b/>
-          <w:spacing w:val="0"/>
-          <w:szCs w:val="28"/>
-        </w:rPr>
-        <w:t>。]</w:t>
+        <w:t>[例如軍、警、海巡等機關或關鍵基礎設施、重要人士在場、犯罪偵監等，由機關衡酌個案特性妥適訂定。]</w:t>
       </w:r>
     </w:p>
     <w:p>
@@ -5704,39 +4985,7 @@
           <w:spacing w:val="0"/>
           <w:szCs w:val="28"/>
         </w:rPr>
-        <w:t>無人</w:t>
-      </w:r>
-      <w:proofErr w:type="gramStart"/>
-      <w:r>
-        <w:rPr>
-          <w:spacing w:val="0"/>
-          <w:szCs w:val="28"/>
-        </w:rPr>
-        <w:t>機資安</w:t>
-      </w:r>
-      <w:proofErr w:type="gramEnd"/>
-      <w:r>
-        <w:rPr>
-          <w:spacing w:val="0"/>
-          <w:szCs w:val="28"/>
-        </w:rPr>
-        <w:t>檢測需求</w:t>
-      </w:r>
-      <w:proofErr w:type="gramStart"/>
-      <w:r>
-        <w:rPr>
-          <w:spacing w:val="0"/>
-          <w:szCs w:val="28"/>
-        </w:rPr>
-        <w:t>詳</w:t>
-      </w:r>
-      <w:proofErr w:type="gramEnd"/>
-      <w:r>
-        <w:rPr>
-          <w:spacing w:val="0"/>
-          <w:szCs w:val="28"/>
-        </w:rPr>
-        <w:t>附表]。</w:t>
+        <w:t>無人機資安檢測需求詳附表]。</w:t>
       </w:r>
     </w:p>
     <w:p>
@@ -5759,25 +5008,7 @@
           <w:spacing w:val="0"/>
           <w:szCs w:val="28"/>
         </w:rPr>
-        <w:t>C.</w:t>
-      </w:r>
-      <w:proofErr w:type="gramStart"/>
-      <w:r>
-        <w:rPr>
-          <w:rFonts w:hint="eastAsia"/>
-          <w:spacing w:val="0"/>
-          <w:szCs w:val="28"/>
-        </w:rPr>
-        <w:t>具射頻</w:t>
-      </w:r>
-      <w:proofErr w:type="gramEnd"/>
-      <w:r>
-        <w:rPr>
-          <w:rFonts w:hint="eastAsia"/>
-          <w:spacing w:val="0"/>
-          <w:szCs w:val="28"/>
-        </w:rPr>
-        <w:t>功能且屬國家通訊傳播委員會公告「應經核准之電信管制射頻器材」者，應取得該會核發之審驗證明。</w:t>
+        <w:t>C.具射頻功能且屬國家通訊傳播委員會公告「應經核准之電信管制射頻器材」者，應取得該會核發之審驗證明。</w:t>
       </w:r>
     </w:p>
     <w:p>
@@ -5880,51 +5111,15 @@
           <w:spacing w:val="0"/>
           <w:szCs w:val="28"/>
         </w:rPr>
-        <w:t>使用之</w:t>
-      </w:r>
-      <w:proofErr w:type="gramStart"/>
-      <w:r>
-        <w:rPr>
-          <w:rFonts w:hint="eastAsia"/>
-          <w:spacing w:val="0"/>
-          <w:szCs w:val="28"/>
-        </w:rPr>
-        <w:t>無人機整機</w:t>
-      </w:r>
-      <w:proofErr w:type="gramEnd"/>
-      <w:r>
-        <w:rPr>
-          <w:rFonts w:hint="eastAsia"/>
-          <w:spacing w:val="0"/>
-          <w:szCs w:val="28"/>
-        </w:rPr>
-        <w:t>不得為大陸廠牌</w:t>
-      </w:r>
-      <w:r>
-        <w:rPr>
-          <w:rFonts w:hint="eastAsia"/>
-          <w:spacing w:val="0"/>
-          <w:szCs w:val="28"/>
-        </w:rPr>
-        <w:t>(</w:t>
-      </w:r>
-      <w:proofErr w:type="gramStart"/>
-      <w:r>
-        <w:rPr>
-          <w:rFonts w:hint="eastAsia"/>
-          <w:spacing w:val="0"/>
-          <w:szCs w:val="28"/>
-        </w:rPr>
-        <w:t>不</w:t>
-      </w:r>
-      <w:proofErr w:type="gramEnd"/>
-      <w:r>
-        <w:rPr>
-          <w:rFonts w:hint="eastAsia"/>
-          <w:spacing w:val="0"/>
-          <w:szCs w:val="28"/>
-        </w:rPr>
-        <w:t>及於零組件之廠牌)</w:t>
+        <w:t>使用之無人機整機不得為大陸廠牌</w:t>
+      </w:r>
+      <w:r>
+        <w:rPr>
+          <w:rFonts w:hint="eastAsia"/>
+          <w:spacing w:val="0"/>
+          <w:szCs w:val="28"/>
+        </w:rPr>
+        <w:t>(不及於零組件之廠牌)</w:t>
       </w:r>
       <w:r>
         <w:rPr>
@@ -6052,87 +5247,7 @@
           <w:spacing w:val="0"/>
           <w:szCs w:val="28"/>
         </w:rPr>
-        <w:t>[例如軍、警、</w:t>
-      </w:r>
-      <w:proofErr w:type="gramStart"/>
-      <w:r>
-        <w:rPr>
-          <w:rFonts w:hint="eastAsia"/>
-          <w:b/>
-          <w:spacing w:val="0"/>
-          <w:szCs w:val="28"/>
-        </w:rPr>
-        <w:t>海巡等機關</w:t>
-      </w:r>
-      <w:proofErr w:type="gramEnd"/>
-      <w:r>
-        <w:rPr>
-          <w:rFonts w:hint="eastAsia"/>
-          <w:b/>
-          <w:spacing w:val="0"/>
-          <w:szCs w:val="28"/>
-        </w:rPr>
-        <w:t>或關鍵基礎設施、重要</w:t>
-      </w:r>
-      <w:proofErr w:type="gramStart"/>
-      <w:r>
-        <w:rPr>
-          <w:rFonts w:hint="eastAsia"/>
-          <w:b/>
-          <w:spacing w:val="0"/>
-          <w:szCs w:val="28"/>
-        </w:rPr>
-        <w:t>人士在場</w:t>
-      </w:r>
-      <w:proofErr w:type="gramEnd"/>
-      <w:r>
-        <w:rPr>
-          <w:rFonts w:hint="eastAsia"/>
-          <w:b/>
-          <w:spacing w:val="0"/>
-          <w:szCs w:val="28"/>
-        </w:rPr>
-        <w:t>、犯罪</w:t>
-      </w:r>
-      <w:proofErr w:type="gramStart"/>
-      <w:r>
-        <w:rPr>
-          <w:rFonts w:hint="eastAsia"/>
-          <w:b/>
-          <w:spacing w:val="0"/>
-          <w:szCs w:val="28"/>
-        </w:rPr>
-        <w:t>偵</w:t>
-      </w:r>
-      <w:proofErr w:type="gramEnd"/>
-      <w:r>
-        <w:rPr>
-          <w:rFonts w:hint="eastAsia"/>
-          <w:b/>
-          <w:spacing w:val="0"/>
-          <w:szCs w:val="28"/>
-        </w:rPr>
-        <w:t>監等，由機關衡酌個案特性</w:t>
-      </w:r>
-      <w:proofErr w:type="gramStart"/>
-      <w:r>
-        <w:rPr>
-          <w:rFonts w:hint="eastAsia"/>
-          <w:b/>
-          <w:spacing w:val="0"/>
-          <w:szCs w:val="28"/>
-        </w:rPr>
-        <w:t>妥適訂定</w:t>
-      </w:r>
-      <w:proofErr w:type="gramEnd"/>
-      <w:r>
-        <w:rPr>
-          <w:rFonts w:hint="eastAsia"/>
-          <w:b/>
-          <w:spacing w:val="0"/>
-          <w:szCs w:val="28"/>
-        </w:rPr>
-        <w:t>。]</w:t>
+        <w:t>[例如軍、警、海巡等機關或關鍵基礎設施、重要人士在場、犯罪偵監等，由機關衡酌個案特性妥適訂定。]</w:t>
       </w:r>
       <w:r>
         <w:rPr>
@@ -6302,39 +5417,7 @@
           <w:spacing w:val="0"/>
           <w:szCs w:val="28"/>
         </w:rPr>
-        <w:t>無人</w:t>
-      </w:r>
-      <w:proofErr w:type="gramStart"/>
-      <w:r>
-        <w:rPr>
-          <w:spacing w:val="0"/>
-          <w:szCs w:val="28"/>
-        </w:rPr>
-        <w:t>機資安</w:t>
-      </w:r>
-      <w:proofErr w:type="gramEnd"/>
-      <w:r>
-        <w:rPr>
-          <w:spacing w:val="0"/>
-          <w:szCs w:val="28"/>
-        </w:rPr>
-        <w:t>檢測需求</w:t>
-      </w:r>
-      <w:proofErr w:type="gramStart"/>
-      <w:r>
-        <w:rPr>
-          <w:spacing w:val="0"/>
-          <w:szCs w:val="28"/>
-        </w:rPr>
-        <w:t>詳</w:t>
-      </w:r>
-      <w:proofErr w:type="gramEnd"/>
-      <w:r>
-        <w:rPr>
-          <w:spacing w:val="0"/>
-          <w:szCs w:val="28"/>
-        </w:rPr>
-        <w:t>附表]。</w:t>
+        <w:t>無人機資安檢測需求詳附表]。</w:t>
       </w:r>
     </w:p>
     <w:p>
@@ -6359,23 +5442,13 @@
         </w:rPr>
         <w:t>C.</w:t>
       </w:r>
-      <w:proofErr w:type="gramStart"/>
-      <w:r>
-        <w:rPr>
-          <w:rFonts w:hint="eastAsia"/>
-          <w:spacing w:val="0"/>
-          <w:szCs w:val="28"/>
-        </w:rPr>
-        <w:t>具射頻</w:t>
-      </w:r>
-      <w:proofErr w:type="gramEnd"/>
-      <w:r>
-        <w:rPr>
-          <w:rFonts w:hint="eastAsia"/>
-          <w:spacing w:val="0"/>
-          <w:szCs w:val="28"/>
-        </w:rPr>
-        <w:t>功能且屬國家通訊傳播委員會</w:t>
+      <w:r>
+        <w:rPr>
+          <w:rFonts w:hint="eastAsia"/>
+          <w:spacing w:val="0"/>
+          <w:szCs w:val="28"/>
+        </w:rPr>
+        <w:t>具射頻功能且屬國家通訊傳播委員會</w:t>
       </w:r>
       <w:r>
         <w:rPr>
@@ -6447,25 +5520,7 @@
           <w:spacing w:val="0"/>
           <w:szCs w:val="28"/>
         </w:rPr>
-        <w:t>)無人機操作人，</w:t>
-      </w:r>
-      <w:proofErr w:type="gramStart"/>
-      <w:r>
-        <w:rPr>
-          <w:rFonts w:hint="eastAsia"/>
-          <w:spacing w:val="0"/>
-          <w:szCs w:val="28"/>
-        </w:rPr>
-        <w:t>均應具</w:t>
-      </w:r>
-      <w:proofErr w:type="gramEnd"/>
-      <w:r>
-        <w:rPr>
-          <w:rFonts w:hint="eastAsia"/>
-          <w:spacing w:val="0"/>
-          <w:szCs w:val="28"/>
-        </w:rPr>
-        <w:t>民航局核發之合格專業操作證。</w:t>
+        <w:t>)無人機操作人，均應具民航局核發之合格專業操作證。</w:t>
       </w:r>
     </w:p>
     <w:p>
@@ -6544,25 +5599,7 @@
           <w:spacing w:val="0"/>
           <w:szCs w:val="28"/>
         </w:rPr>
-        <w:t>飛</w:t>
-      </w:r>
-      <w:proofErr w:type="gramStart"/>
-      <w:r>
-        <w:rPr>
-          <w:rFonts w:hint="eastAsia"/>
-          <w:spacing w:val="0"/>
-          <w:szCs w:val="28"/>
-        </w:rPr>
-        <w:t>經紅區</w:t>
-      </w:r>
-      <w:proofErr w:type="gramEnd"/>
-      <w:r>
-        <w:rPr>
-          <w:rFonts w:hint="eastAsia"/>
-          <w:spacing w:val="0"/>
-          <w:szCs w:val="28"/>
-        </w:rPr>
-        <w:t>者，其飛行計畫須經交通部及(或)活動所在之地方政府審核通過。。</w:t>
+        <w:t>飛經紅區者，其飛行計畫須經交通部及(或)活動所在之地方政府審核通過。。</w:t>
       </w:r>
     </w:p>
     <w:p>
@@ -6742,54 +5779,16 @@
           <w:b/>
           <w:szCs w:val="28"/>
         </w:rPr>
-        <w:t>無人</w:t>
-      </w:r>
-      <w:proofErr w:type="gramStart"/>
+        <w:t>無人機資安檢測需求</w:t>
+      </w:r>
       <w:r>
         <w:rPr>
           <w:rFonts w:ascii="標楷體" w:hAnsi="標楷體" w:cs="標楷體" w:hint="eastAsia"/>
           <w:b/>
           <w:szCs w:val="28"/>
-        </w:rPr>
-        <w:t>機資安</w:t>
-      </w:r>
-      <w:proofErr w:type="gramEnd"/>
-      <w:r>
-        <w:rPr>
-          <w:rFonts w:ascii="標楷體" w:hAnsi="標楷體" w:cs="標楷體" w:hint="eastAsia"/>
-          <w:b/>
-          <w:szCs w:val="28"/>
-        </w:rPr>
-        <w:t>檢測需求</w:t>
-      </w:r>
-      <w:r>
-        <w:rPr>
-          <w:rFonts w:ascii="標楷體" w:hAnsi="標楷體" w:cs="標楷體" w:hint="eastAsia"/>
-          <w:b/>
-          <w:szCs w:val="28"/>
           <w:vertAlign w:val="superscript"/>
         </w:rPr>
-        <w:t>(</w:t>
-      </w:r>
-      <w:proofErr w:type="gramStart"/>
-      <w:r>
-        <w:rPr>
-          <w:rFonts w:ascii="標楷體" w:hAnsi="標楷體" w:cs="標楷體" w:hint="eastAsia"/>
-          <w:b/>
-          <w:szCs w:val="28"/>
-          <w:vertAlign w:val="superscript"/>
-        </w:rPr>
-        <w:t>註</w:t>
-      </w:r>
-      <w:proofErr w:type="gramEnd"/>
-      <w:r>
-        <w:rPr>
-          <w:rFonts w:ascii="標楷體" w:hAnsi="標楷體" w:cs="標楷體" w:hint="eastAsia"/>
-          <w:b/>
-          <w:szCs w:val="28"/>
-          <w:vertAlign w:val="superscript"/>
-        </w:rPr>
-        <w:t>1)</w:t>
+        <w:t>(註1)</w:t>
       </w:r>
     </w:p>
     <w:tbl>
@@ -6838,7 +5837,6 @@
                 <w:szCs w:val="28"/>
               </w:rPr>
             </w:pPr>
-            <w:proofErr w:type="gramStart"/>
             <w:r>
               <w:rPr>
                 <w:rFonts w:ascii="標楷體" w:hAnsi="標楷體" w:cs="標楷體" w:hint="eastAsia"/>
@@ -6846,17 +5844,7 @@
                 <w:sz w:val="28"/>
                 <w:szCs w:val="28"/>
               </w:rPr>
-              <w:t>資安檢測</w:t>
-            </w:r>
-            <w:proofErr w:type="gramEnd"/>
-            <w:r>
-              <w:rPr>
-                <w:rFonts w:ascii="標楷體" w:hAnsi="標楷體" w:cs="標楷體" w:hint="eastAsia"/>
-                <w:b/>
-                <w:sz w:val="28"/>
-                <w:szCs w:val="28"/>
-              </w:rPr>
-              <w:t>等級</w:t>
+              <w:t>資安檢測等級</w:t>
             </w:r>
             <w:r>
               <w:rPr>
@@ -6975,31 +5963,7 @@
                 <w:sz w:val="28"/>
                 <w:szCs w:val="28"/>
               </w:rPr>
-              <w:t>「遙控無人</w:t>
-            </w:r>
-            <w:proofErr w:type="gramStart"/>
-            <w:r>
-              <w:rPr>
-                <w:rFonts w:ascii="標楷體" w:hAnsi="標楷體" w:cs="標楷體" w:hint="eastAsia"/>
-                <w:bCs/>
-                <w:color w:val="FF0000"/>
-                <w:spacing w:val="0"/>
-                <w:sz w:val="28"/>
-                <w:szCs w:val="28"/>
-              </w:rPr>
-              <w:t>機資安</w:t>
-            </w:r>
-            <w:proofErr w:type="gramEnd"/>
-            <w:r>
-              <w:rPr>
-                <w:rFonts w:ascii="標楷體" w:hAnsi="標楷體" w:cs="標楷體" w:hint="eastAsia"/>
-                <w:bCs/>
-                <w:color w:val="FF0000"/>
-                <w:spacing w:val="0"/>
-                <w:sz w:val="28"/>
-                <w:szCs w:val="28"/>
-              </w:rPr>
-              <w:t>檢測規範」第6章檢測項目合格</w:t>
+              <w:t>「遙控無人機資安檢測規範」第6章檢測項目合格</w:t>
             </w:r>
           </w:p>
         </w:tc>
@@ -7031,29 +5995,7 @@
                 <w:sz w:val="28"/>
                 <w:szCs w:val="28"/>
               </w:rPr>
-              <w:t>有下列情形之</w:t>
-            </w:r>
-            <w:proofErr w:type="gramStart"/>
-            <w:r>
-              <w:rPr>
-                <w:rFonts w:ascii="標楷體" w:hAnsi="標楷體" w:cs="標楷體" w:hint="eastAsia"/>
-                <w:bCs/>
-                <w:spacing w:val="0"/>
-                <w:sz w:val="28"/>
-                <w:szCs w:val="28"/>
-              </w:rPr>
-              <w:t>一</w:t>
-            </w:r>
-            <w:proofErr w:type="gramEnd"/>
-            <w:r>
-              <w:rPr>
-                <w:rFonts w:ascii="標楷體" w:hAnsi="標楷體" w:cs="標楷體" w:hint="eastAsia"/>
-                <w:bCs/>
-                <w:spacing w:val="0"/>
-                <w:sz w:val="28"/>
-                <w:szCs w:val="28"/>
-              </w:rPr>
-              <w:t>者：</w:t>
+              <w:t>有下列情形之一者：</w:t>
             </w:r>
           </w:p>
           <w:p>
@@ -7078,27 +6020,7 @@
                 <w:sz w:val="28"/>
                 <w:szCs w:val="28"/>
               </w:rPr>
-              <w:t>1.</w:t>
-            </w:r>
-            <w:proofErr w:type="gramStart"/>
-            <w:r>
-              <w:rPr>
-                <w:rFonts w:ascii="標楷體" w:hAnsi="標楷體" w:cs="標楷體" w:hint="eastAsia"/>
-                <w:bCs/>
-                <w:sz w:val="28"/>
-                <w:szCs w:val="28"/>
-              </w:rPr>
-              <w:t>飛經禁航</w:t>
-            </w:r>
-            <w:proofErr w:type="gramEnd"/>
-            <w:r>
-              <w:rPr>
-                <w:rFonts w:ascii="標楷體" w:hAnsi="標楷體" w:cs="標楷體" w:hint="eastAsia"/>
-                <w:bCs/>
-                <w:sz w:val="28"/>
-                <w:szCs w:val="28"/>
-              </w:rPr>
-              <w:t>區、限航區、民航局公告之航空站或飛行場四周或地方政府代中央機關公告之紅區</w:t>
+              <w:t>1.飛經禁航區、限航區、民航局公告之航空站或飛行場四周或地方政府代中央機關公告之紅區</w:t>
             </w:r>
           </w:p>
           <w:p>
@@ -7268,19 +6190,8 @@
                 <w:sz w:val="28"/>
                 <w:szCs w:val="28"/>
               </w:rPr>
-              <w:t>政府劃</w:t>
+              <w:t>政府劃設紅區</w:t>
             </w:r>
-            <w:proofErr w:type="gramStart"/>
-            <w:r>
-              <w:rPr>
-                <w:rFonts w:ascii="標楷體" w:hAnsi="標楷體" w:cs="標楷體" w:hint="eastAsia"/>
-                <w:bCs/>
-                <w:sz w:val="28"/>
-                <w:szCs w:val="28"/>
-              </w:rPr>
-              <w:t>設紅區</w:t>
-            </w:r>
-            <w:proofErr w:type="gramEnd"/>
           </w:p>
         </w:tc>
         <w:tc>
@@ -7309,27 +6220,7 @@
                 <w:sz w:val="28"/>
                 <w:szCs w:val="28"/>
               </w:rPr>
-              <w:t>有下列情形之</w:t>
-            </w:r>
-            <w:proofErr w:type="gramStart"/>
-            <w:r>
-              <w:rPr>
-                <w:rFonts w:ascii="標楷體" w:hAnsi="標楷體" w:cs="標楷體" w:hint="eastAsia"/>
-                <w:bCs/>
-                <w:sz w:val="28"/>
-                <w:szCs w:val="28"/>
-              </w:rPr>
-              <w:t>一</w:t>
-            </w:r>
-            <w:proofErr w:type="gramEnd"/>
-            <w:r>
-              <w:rPr>
-                <w:rFonts w:ascii="標楷體" w:hAnsi="標楷體" w:cs="標楷體" w:hint="eastAsia"/>
-                <w:bCs/>
-                <w:sz w:val="28"/>
-                <w:szCs w:val="28"/>
-              </w:rPr>
-              <w:t>者，免予適用:</w:t>
+              <w:t>有下列情形之一者，免予適用:</w:t>
             </w:r>
           </w:p>
           <w:p>
@@ -7415,27 +6306,7 @@
                 <w:sz w:val="28"/>
                 <w:szCs w:val="28"/>
               </w:rPr>
-              <w:t>3.</w:t>
-            </w:r>
-            <w:proofErr w:type="gramStart"/>
-            <w:r>
-              <w:rPr>
-                <w:rFonts w:ascii="標楷體" w:hAnsi="標楷體" w:cs="標楷體" w:hint="eastAsia"/>
-                <w:bCs/>
-                <w:sz w:val="28"/>
-                <w:szCs w:val="28"/>
-              </w:rPr>
-              <w:t>紅區所在</w:t>
-            </w:r>
-            <w:proofErr w:type="gramEnd"/>
-            <w:r>
-              <w:rPr>
-                <w:rFonts w:ascii="標楷體" w:hAnsi="標楷體" w:cs="標楷體" w:hint="eastAsia"/>
-                <w:bCs/>
-                <w:sz w:val="28"/>
-                <w:szCs w:val="28"/>
-              </w:rPr>
-              <w:t>機關辦理之教育訓練或競賽等低機敏性活動並報經地方政府備查。</w:t>
+              <w:t>3.紅區所在機關辦理之教育訓練或競賽等低機敏性活動並報經地方政府備查。</w:t>
             </w:r>
           </w:p>
         </w:tc>
@@ -7493,31 +6364,7 @@
                 <w:sz w:val="28"/>
                 <w:szCs w:val="28"/>
               </w:rPr>
-              <w:t>「遙控無人</w:t>
-            </w:r>
-            <w:proofErr w:type="gramStart"/>
-            <w:r>
-              <w:rPr>
-                <w:rFonts w:ascii="標楷體" w:hAnsi="標楷體" w:cs="標楷體" w:hint="eastAsia"/>
-                <w:bCs/>
-                <w:color w:val="FF0000"/>
-                <w:spacing w:val="0"/>
-                <w:sz w:val="28"/>
-                <w:szCs w:val="28"/>
-              </w:rPr>
-              <w:t>機資安</w:t>
-            </w:r>
-            <w:proofErr w:type="gramEnd"/>
-            <w:r>
-              <w:rPr>
-                <w:rFonts w:ascii="標楷體" w:hAnsi="標楷體" w:cs="標楷體" w:hint="eastAsia"/>
-                <w:bCs/>
-                <w:color w:val="FF0000"/>
-                <w:spacing w:val="0"/>
-                <w:sz w:val="28"/>
-                <w:szCs w:val="28"/>
-              </w:rPr>
-              <w:t>檢測規範」</w:t>
+              <w:t>「遙控無人機資安檢測規範」</w:t>
             </w:r>
             <w:r>
               <w:rPr>
@@ -7527,29 +6374,7 @@
                 <w:sz w:val="28"/>
                 <w:szCs w:val="28"/>
               </w:rPr>
-              <w:t>第7章無人機群飛</w:t>
-            </w:r>
-            <w:proofErr w:type="gramStart"/>
-            <w:r>
-              <w:rPr>
-                <w:rFonts w:ascii="標楷體" w:hAnsi="標楷體" w:cs="標楷體" w:hint="eastAsia"/>
-                <w:color w:val="FF0000"/>
-                <w:spacing w:val="0"/>
-                <w:sz w:val="28"/>
-                <w:szCs w:val="28"/>
-              </w:rPr>
-              <w:t>系統資安檢測</w:t>
-            </w:r>
-            <w:proofErr w:type="gramEnd"/>
-            <w:r>
-              <w:rPr>
-                <w:rFonts w:ascii="標楷體" w:hAnsi="標楷體" w:cs="標楷體" w:hint="eastAsia"/>
-                <w:color w:val="FF0000"/>
-                <w:spacing w:val="0"/>
-                <w:sz w:val="28"/>
-                <w:szCs w:val="28"/>
-              </w:rPr>
-              <w:t>合格</w:t>
+              <w:t>第7章無人機群飛系統資安檢測合格</w:t>
             </w:r>
           </w:p>
         </w:tc>
@@ -7572,7 +6397,6 @@
                 <w:szCs w:val="28"/>
               </w:rPr>
             </w:pPr>
-            <w:proofErr w:type="gramStart"/>
             <w:r>
               <w:rPr>
                 <w:rFonts w:ascii="標楷體" w:hAnsi="標楷體" w:cs="標楷體" w:hint="eastAsia"/>
@@ -7581,18 +6405,7 @@
                 <w:sz w:val="28"/>
                 <w:szCs w:val="28"/>
               </w:rPr>
-              <w:t>群飛架數</w:t>
-            </w:r>
-            <w:proofErr w:type="gramEnd"/>
-            <w:r>
-              <w:rPr>
-                <w:rFonts w:ascii="標楷體" w:hAnsi="標楷體" w:cs="標楷體" w:hint="eastAsia"/>
-                <w:bCs/>
-                <w:spacing w:val="-4"/>
-                <w:sz w:val="28"/>
-                <w:szCs w:val="28"/>
-              </w:rPr>
-              <w:t>2</w:t>
+              <w:t>群飛架數2</w:t>
             </w:r>
             <w:r>
               <w:rPr>
@@ -7652,50 +6465,22 @@
           <w:szCs w:val="24"/>
         </w:rPr>
       </w:pPr>
-      <w:proofErr w:type="gramStart"/>
       <w:r>
         <w:rPr>
           <w:rFonts w:ascii="標楷體" w:hAnsi="標楷體" w:cs="標楷體" w:hint="eastAsia"/>
           <w:spacing w:val="0"/>
           <w:szCs w:val="24"/>
         </w:rPr>
-        <w:t>註</w:t>
-      </w:r>
-      <w:proofErr w:type="gramEnd"/>
+        <w:t>註1</w:t>
+      </w:r>
+      <w:bookmarkStart w:id="4" w:name="_Hlk194682227"/>
       <w:r>
         <w:rPr>
           <w:rFonts w:ascii="標楷體" w:hAnsi="標楷體" w:cs="標楷體" w:hint="eastAsia"/>
           <w:spacing w:val="0"/>
           <w:szCs w:val="24"/>
         </w:rPr>
-        <w:t>1</w:t>
-      </w:r>
-      <w:bookmarkStart w:id="4" w:name="_Hlk194682227"/>
-      <w:r>
-        <w:rPr>
-          <w:rFonts w:ascii="標楷體" w:hAnsi="標楷體" w:cs="標楷體" w:hint="eastAsia"/>
-          <w:spacing w:val="0"/>
-          <w:szCs w:val="24"/>
-        </w:rPr>
-        <w:t>：本表無人</w:t>
-      </w:r>
-      <w:proofErr w:type="gramStart"/>
-      <w:r>
-        <w:rPr>
-          <w:rFonts w:ascii="標楷體" w:hAnsi="標楷體" w:cs="標楷體" w:hint="eastAsia"/>
-          <w:spacing w:val="0"/>
-          <w:szCs w:val="24"/>
-        </w:rPr>
-        <w:t>機資安</w:t>
-      </w:r>
-      <w:proofErr w:type="gramEnd"/>
-      <w:r>
-        <w:rPr>
-          <w:rFonts w:ascii="標楷體" w:hAnsi="標楷體" w:cs="標楷體" w:hint="eastAsia"/>
-          <w:spacing w:val="0"/>
-          <w:szCs w:val="24"/>
-        </w:rPr>
-        <w:t>檢測需求係針對一般機關採購取得或使用無人機之基本需求，機關得依個案特性提高檢測安全等級</w:t>
+        <w:t>：本表無人機資安檢測需求係針對一般機關採購取得或使用無人機之基本需求，機關得依個案特性提高檢測安全等級</w:t>
       </w:r>
       <w:r>
         <w:rPr>
@@ -7728,113 +6513,23 @@
           <w:szCs w:val="24"/>
         </w:rPr>
       </w:pPr>
-      <w:proofErr w:type="gramStart"/>
       <w:r>
         <w:rPr>
           <w:rFonts w:ascii="標楷體" w:hAnsi="標楷體" w:cs="標楷體" w:hint="eastAsia"/>
           <w:spacing w:val="0"/>
           <w:szCs w:val="24"/>
         </w:rPr>
-        <w:t>註</w:t>
-      </w:r>
-      <w:proofErr w:type="gramEnd"/>
+        <w:t>註2：</w:t>
+      </w:r>
+      <w:bookmarkStart w:id="5" w:name="_Hlk194682257"/>
       <w:r>
         <w:rPr>
           <w:rFonts w:ascii="標楷體" w:hAnsi="標楷體" w:cs="標楷體" w:hint="eastAsia"/>
+          <w:color w:val="FF0000"/>
           <w:spacing w:val="0"/>
           <w:szCs w:val="24"/>
         </w:rPr>
-        <w:t>2：</w:t>
-      </w:r>
-      <w:bookmarkStart w:id="5" w:name="_Hlk194682257"/>
-      <w:r>
-        <w:rPr>
-          <w:rFonts w:ascii="標楷體" w:hAnsi="標楷體" w:cs="標楷體" w:hint="eastAsia"/>
-          <w:color w:val="FF0000"/>
-          <w:spacing w:val="0"/>
-          <w:szCs w:val="24"/>
-        </w:rPr>
-        <w:t>數位</w:t>
-      </w:r>
-      <w:proofErr w:type="gramStart"/>
-      <w:r>
-        <w:rPr>
-          <w:rFonts w:ascii="標楷體" w:hAnsi="標楷體" w:cs="標楷體" w:hint="eastAsia"/>
-          <w:color w:val="FF0000"/>
-          <w:spacing w:val="0"/>
-          <w:szCs w:val="24"/>
-        </w:rPr>
-        <w:t>發展部以114年1月8日</w:t>
-      </w:r>
-      <w:proofErr w:type="gramEnd"/>
-      <w:r>
-        <w:rPr>
-          <w:rFonts w:ascii="標楷體" w:hAnsi="標楷體" w:cs="標楷體" w:hint="eastAsia"/>
-          <w:color w:val="FF0000"/>
-          <w:spacing w:val="0"/>
-          <w:szCs w:val="24"/>
-        </w:rPr>
-        <w:t>數位韌性字第 11350028201號公告，該部113年12月26日會銜交通部公告「遙控無人</w:t>
-      </w:r>
-      <w:proofErr w:type="gramStart"/>
-      <w:r>
-        <w:rPr>
-          <w:rFonts w:ascii="標楷體" w:hAnsi="標楷體" w:cs="標楷體" w:hint="eastAsia"/>
-          <w:color w:val="FF0000"/>
-          <w:spacing w:val="0"/>
-          <w:szCs w:val="24"/>
-        </w:rPr>
-        <w:t>機資安</w:t>
-      </w:r>
-      <w:proofErr w:type="gramEnd"/>
-      <w:r>
-        <w:rPr>
-          <w:rFonts w:ascii="標楷體" w:hAnsi="標楷體" w:cs="標楷體" w:hint="eastAsia"/>
-          <w:color w:val="FF0000"/>
-          <w:spacing w:val="0"/>
-          <w:szCs w:val="24"/>
-        </w:rPr>
-        <w:t>檢測規範」前，已向公告所列檢測專業機構或法人取得依「遙控無人</w:t>
-      </w:r>
-      <w:proofErr w:type="gramStart"/>
-      <w:r>
-        <w:rPr>
-          <w:rFonts w:ascii="標楷體" w:hAnsi="標楷體" w:cs="標楷體" w:hint="eastAsia"/>
-          <w:color w:val="FF0000"/>
-          <w:spacing w:val="0"/>
-          <w:szCs w:val="24"/>
-        </w:rPr>
-        <w:t>機資安</w:t>
-      </w:r>
-      <w:proofErr w:type="gramEnd"/>
-      <w:r>
-        <w:rPr>
-          <w:rFonts w:ascii="標楷體" w:hAnsi="標楷體" w:cs="標楷體" w:hint="eastAsia"/>
-          <w:color w:val="FF0000"/>
-          <w:spacing w:val="0"/>
-          <w:szCs w:val="24"/>
-        </w:rPr>
-        <w:t>保障規範」2.0所發給之檢測報告者，得向該機構或法人申請換發相當檢測項目之遙控無人</w:t>
-      </w:r>
-      <w:proofErr w:type="gramStart"/>
-      <w:r>
-        <w:rPr>
-          <w:rFonts w:ascii="標楷體" w:hAnsi="標楷體" w:cs="標楷體" w:hint="eastAsia"/>
-          <w:color w:val="FF0000"/>
-          <w:spacing w:val="0"/>
-          <w:szCs w:val="24"/>
-        </w:rPr>
-        <w:t>機資安</w:t>
-      </w:r>
-      <w:proofErr w:type="gramEnd"/>
-      <w:r>
-        <w:rPr>
-          <w:rFonts w:ascii="標楷體" w:hAnsi="標楷體" w:cs="標楷體" w:hint="eastAsia"/>
-          <w:color w:val="FF0000"/>
-          <w:spacing w:val="0"/>
-          <w:szCs w:val="24"/>
-        </w:rPr>
-        <w:t>檢測合格報告</w:t>
+        <w:t>數位發展部以114年1月8日數位韌性字第 11350028201號公告，該部113年12月26日會銜交通部公告「遙控無人機資安檢測規範」前，已向公告所列檢測專業機構或法人取得依「遙控無人機資安保障規範」2.0所發給之檢測報告者，得向該機構或法人申請換發相當檢測項目之遙控無人機資安檢測合格報告</w:t>
       </w:r>
       <w:r>
         <w:rPr>
@@ -7858,41 +6553,13 @@
           <w:szCs w:val="24"/>
         </w:rPr>
       </w:pPr>
-      <w:proofErr w:type="gramStart"/>
       <w:r>
         <w:rPr>
           <w:rFonts w:ascii="標楷體" w:hAnsi="標楷體" w:cs="標楷體" w:hint="eastAsia"/>
           <w:spacing w:val="0"/>
           <w:szCs w:val="24"/>
         </w:rPr>
-        <w:t>註</w:t>
-      </w:r>
-      <w:proofErr w:type="gramEnd"/>
-      <w:r>
-        <w:rPr>
-          <w:rFonts w:ascii="標楷體" w:hAnsi="標楷體" w:cs="標楷體" w:hint="eastAsia"/>
-          <w:spacing w:val="0"/>
-          <w:szCs w:val="24"/>
-        </w:rPr>
-        <w:t>3：機關應視個案實際情形於採購預算</w:t>
-      </w:r>
-      <w:proofErr w:type="gramStart"/>
-      <w:r>
-        <w:rPr>
-          <w:rFonts w:ascii="標楷體" w:hAnsi="標楷體" w:cs="標楷體" w:hint="eastAsia"/>
-          <w:spacing w:val="0"/>
-          <w:szCs w:val="24"/>
-        </w:rPr>
-        <w:t>編列資安檢測</w:t>
-      </w:r>
-      <w:proofErr w:type="gramEnd"/>
-      <w:r>
-        <w:rPr>
-          <w:rFonts w:ascii="標楷體" w:hAnsi="標楷體" w:cs="標楷體" w:hint="eastAsia"/>
-          <w:spacing w:val="0"/>
-          <w:szCs w:val="24"/>
-        </w:rPr>
-        <w:t>費用。客製化之財物採購，第1次型式檢測費用由機關預算支應；勞務採購，機關依使用架數、使用頻率等因素評估所需檢測費用。</w:t>
+        <w:t>註3：機關應視個案實際情形於採購預算編列資安檢測費用。客製化之財物採購，第1次型式檢測費用由機關預算支應；勞務採購，機關依使用架數、使用頻率等因素評估所需檢測費用。</w:t>
       </w:r>
     </w:p>
     <w:p>
@@ -7994,7 +6661,6 @@
         </w:rPr>
         <w:t xml:space="preserve">      </w:t>
       </w:r>
-      <w:proofErr w:type="gramStart"/>
       <w:r>
         <w:rPr>
           <w:rFonts w:hint="eastAsia"/>
@@ -8002,7 +6668,6 @@
         </w:rPr>
         <w:t>█</w:t>
       </w:r>
-      <w:proofErr w:type="gramEnd"/>
       <w:r>
         <w:rPr>
           <w:spacing w:val="0"/>
@@ -8052,15 +6717,7 @@
         <w:t>(1)依採購法第25條規定</w:t>
       </w:r>
       <w:r>
-        <w:t>允許廠商共同投標(招標</w:t>
-      </w:r>
-      <w:proofErr w:type="gramStart"/>
-      <w:r>
-        <w:t>文件已附共同</w:t>
-      </w:r>
-      <w:proofErr w:type="gramEnd"/>
-      <w:r>
-        <w:t>投標協議書範本</w:t>
+        <w:t>允許廠商共同投標(招標文件已附共同投標協議書範本</w:t>
       </w:r>
       <w:r>
         <w:rPr>
@@ -8124,7 +6781,6 @@
           <w:spacing w:val="0"/>
         </w:rPr>
       </w:pPr>
-      <w:proofErr w:type="gramStart"/>
       <w:r>
         <w:rPr>
           <w:rFonts w:hint="eastAsia"/>
@@ -8132,7 +6788,6 @@
         </w:rPr>
         <w:t>█</w:t>
       </w:r>
-      <w:proofErr w:type="gramEnd"/>
       <w:r>
         <w:rPr>
           <w:spacing w:val="0"/>
@@ -8174,7 +6829,6 @@
           <w:u w:val="single"/>
         </w:rPr>
       </w:pPr>
-      <w:proofErr w:type="gramStart"/>
       <w:r>
         <w:rPr>
           <w:rFonts w:hint="eastAsia"/>
@@ -8182,7 +6836,6 @@
         </w:rPr>
         <w:t>█</w:t>
       </w:r>
-      <w:proofErr w:type="gramEnd"/>
       <w:r>
         <w:rPr>
           <w:rFonts w:hint="eastAsia"/>
@@ -8293,23 +6946,7 @@
           <w:color w:val="000000"/>
           <w:u w:val="single"/>
         </w:rPr>
-        <w:t>(</w:t>
-      </w:r>
-      <w:proofErr w:type="gramStart"/>
-      <w:r>
-        <w:rPr>
-          <w:color w:val="000000"/>
-          <w:u w:val="single"/>
-        </w:rPr>
-        <w:t>無者免填</w:t>
-      </w:r>
-      <w:proofErr w:type="gramEnd"/>
-      <w:r>
-        <w:rPr>
-          <w:color w:val="000000"/>
-          <w:u w:val="single"/>
-        </w:rPr>
-        <w:t>)</w:t>
+        <w:t>(無者免填)</w:t>
       </w:r>
       <w:r>
         <w:rPr>
@@ -8372,25 +7009,7 @@
           <w:kern w:val="0"/>
           <w:u w:val="single"/>
         </w:rPr>
-        <w:t>之內容，應另以書面提供予機關之項目（如有不符者，以電子傳輸資料為</w:t>
-      </w:r>
-      <w:proofErr w:type="gramStart"/>
-      <w:r>
-        <w:rPr>
-          <w:rFonts w:hint="eastAsia"/>
-          <w:kern w:val="0"/>
-          <w:u w:val="single"/>
-        </w:rPr>
-        <w:t>準</w:t>
-      </w:r>
-      <w:proofErr w:type="gramEnd"/>
-      <w:r>
-        <w:rPr>
-          <w:rFonts w:hint="eastAsia"/>
-          <w:kern w:val="0"/>
-          <w:u w:val="single"/>
-        </w:rPr>
-        <w:t>）</w:t>
+        <w:t>之內容，應另以書面提供予機關之項目（如有不符者，以電子傳輸資料為準）</w:t>
       </w:r>
       <w:r>
         <w:rPr>
@@ -8463,23 +7082,7 @@
           <w:rFonts w:hint="eastAsia"/>
           <w:spacing w:val="6"/>
         </w:rPr>
-        <w:t>依採購法施行細則第43條第3項規定。</w:t>
-      </w:r>
-      <w:proofErr w:type="gramStart"/>
-      <w:r>
-        <w:rPr>
-          <w:rFonts w:hint="eastAsia"/>
-          <w:spacing w:val="6"/>
-        </w:rPr>
-        <w:t>（</w:t>
-      </w:r>
-      <w:proofErr w:type="gramEnd"/>
-      <w:r>
-        <w:rPr>
-          <w:rFonts w:hint="eastAsia"/>
-          <w:spacing w:val="6"/>
-        </w:rPr>
-        <w:t>機關最後釋疑之次日起算至截止投標日或資格審查截止收件日之日數，不得少於原等標期之四分之一，其未滿1日者以1日計；前述日數有不足者，截止日至少應延後至補足不足之日數。）</w:t>
+        <w:t>依採購法施行細則第43條第3項規定。（機關最後釋疑之次日起算至截止投標日或資格審查截止收件日之日數，不得少於原等標期之四分之一，其未滿1日者以1日計；前述日數有不足者，截止日至少應延後至補足不足之日數。）</w:t>
       </w:r>
     </w:p>
     <w:p>
@@ -8548,7 +7151,6 @@
         </w:rPr>
         <w:t xml:space="preserve">       </w:t>
       </w:r>
-      <w:proofErr w:type="gramStart"/>
       <w:r>
         <w:rPr>
           <w:rFonts w:hint="eastAsia"/>
@@ -8556,7 +7158,6 @@
         </w:rPr>
         <w:t>█</w:t>
       </w:r>
-      <w:proofErr w:type="gramEnd"/>
       <w:r>
         <w:rPr>
           <w:spacing w:val="0"/>
@@ -8673,7 +7274,6 @@
         </w:rPr>
         <w:t xml:space="preserve">       </w:t>
       </w:r>
-      <w:proofErr w:type="gramStart"/>
       <w:r>
         <w:rPr>
           <w:rFonts w:ascii="標楷體" w:eastAsia="標楷體" w:hAnsi="標楷體" w:hint="eastAsia"/>
@@ -8681,7 +7281,6 @@
         </w:rPr>
         <w:t>█</w:t>
       </w:r>
-      <w:proofErr w:type="gramEnd"/>
       <w:r>
         <w:rPr>
           <w:rFonts w:ascii="Times New Roman" w:eastAsia="標楷體"/>
@@ -8742,35 +7341,7 @@
         <w:rPr>
           <w:spacing w:val="0"/>
         </w:rPr>
-        <w:t>如機關無法於前開</w:t>
-      </w:r>
-      <w:proofErr w:type="gramStart"/>
-      <w:r>
-        <w:rPr>
-          <w:spacing w:val="0"/>
-        </w:rPr>
-        <w:t>有效期內決標</w:t>
-      </w:r>
-      <w:proofErr w:type="gramEnd"/>
-      <w:r>
-        <w:rPr>
-          <w:spacing w:val="0"/>
-        </w:rPr>
-        <w:t>，得於</w:t>
-      </w:r>
-      <w:proofErr w:type="gramStart"/>
-      <w:r>
-        <w:rPr>
-          <w:spacing w:val="0"/>
-        </w:rPr>
-        <w:t>必要時洽請</w:t>
-      </w:r>
-      <w:proofErr w:type="gramEnd"/>
-      <w:r>
-        <w:rPr>
-          <w:spacing w:val="0"/>
-        </w:rPr>
-        <w:t>廠商延長投標文件之有效期。</w:t>
+        <w:t>如機關無法於前開有效期內決標，得於必要時洽請廠商延長投標文件之有效期。</w:t>
       </w:r>
       <w:r>
         <w:rPr>
@@ -8787,27 +7358,7 @@
           <w:color w:val="FF0000"/>
           <w:szCs w:val="28"/>
         </w:rPr>
-        <w:t>於</w:t>
-      </w:r>
-      <w:proofErr w:type="gramStart"/>
-      <w:r>
-        <w:rPr>
-          <w:rFonts w:hint="eastAsia"/>
-          <w:bCs/>
-          <w:color w:val="FF0000"/>
-          <w:szCs w:val="28"/>
-        </w:rPr>
-        <w:t>押</w:t>
-      </w:r>
-      <w:proofErr w:type="gramEnd"/>
-      <w:r>
-        <w:rPr>
-          <w:rFonts w:hint="eastAsia"/>
-          <w:bCs/>
-          <w:color w:val="FF0000"/>
-          <w:szCs w:val="28"/>
-        </w:rPr>
-        <w:t>標金有效期，依第35點辦理。</w:t>
+        <w:t>於押標金有效期，依第35點辦理。</w:t>
       </w:r>
     </w:p>
     <w:p>
@@ -8856,7 +7407,6 @@
         </w:rPr>
         <w:t xml:space="preserve">       </w:t>
       </w:r>
-      <w:proofErr w:type="gramStart"/>
       <w:r>
         <w:rPr>
           <w:rFonts w:hint="eastAsia"/>
@@ -8864,7 +7414,6 @@
         </w:rPr>
         <w:t>█</w:t>
       </w:r>
-      <w:proofErr w:type="gramEnd"/>
       <w:r>
         <w:rPr>
           <w:spacing w:val="0"/>
@@ -9094,7 +7643,6 @@
         <w:lastRenderedPageBreak/>
         <w:t xml:space="preserve">       </w:t>
       </w:r>
-      <w:proofErr w:type="gramStart"/>
       <w:r>
         <w:rPr>
           <w:rFonts w:hint="eastAsia"/>
@@ -9102,7 +7650,6 @@
         </w:rPr>
         <w:t>█</w:t>
       </w:r>
-      <w:proofErr w:type="gramEnd"/>
       <w:r>
         <w:rPr>
           <w:spacing w:val="0"/>
@@ -9174,18 +7721,8 @@
           <w:spacing w:val="0"/>
           <w:highlight w:val="yellow"/>
         </w:rPr>
-        <w:t>依採購法不公開</w:t>
-      </w:r>
-      <w:proofErr w:type="gramStart"/>
-      <w:r>
-        <w:rPr>
-          <w:rFonts w:ascii="Times New Roman" w:eastAsia="標楷體"/>
-          <w:spacing w:val="0"/>
-          <w:highlight w:val="yellow"/>
-        </w:rPr>
-        <w:t>者免填</w:t>
-      </w:r>
-      <w:proofErr w:type="gramEnd"/>
+        <w:t>依採購法不公開者免填</w:t>
+      </w:r>
       <w:r>
         <w:rPr>
           <w:rFonts w:ascii="Times New Roman" w:eastAsia="標楷體"/>
@@ -9319,21 +7856,7 @@
         <w:rPr>
           <w:spacing w:val="0"/>
         </w:rPr>
-        <w:t>公開開標案件之開標地點(依採購法不公開</w:t>
-      </w:r>
-      <w:proofErr w:type="gramStart"/>
-      <w:r>
-        <w:rPr>
-          <w:spacing w:val="0"/>
-        </w:rPr>
-        <w:t>者免填</w:t>
-      </w:r>
-      <w:proofErr w:type="gramEnd"/>
-      <w:r>
-        <w:rPr>
-          <w:spacing w:val="0"/>
-        </w:rPr>
-        <w:t>)：</w:t>
+        <w:t>公開開標案件之開標地點(依採購法不公開者免填)：</w:t>
       </w:r>
       <w:r>
         <w:rPr>
@@ -9362,21 +7885,7 @@
         <w:rPr>
           <w:spacing w:val="0"/>
         </w:rPr>
-        <w:t>公開開標案件有權參加開標之每一投標廠商人數(依採購法不公開或不限制廠商出席人數</w:t>
-      </w:r>
-      <w:proofErr w:type="gramStart"/>
-      <w:r>
-        <w:rPr>
-          <w:spacing w:val="0"/>
-        </w:rPr>
-        <w:t>者免填</w:t>
-      </w:r>
-      <w:proofErr w:type="gramEnd"/>
-      <w:r>
-        <w:rPr>
-          <w:spacing w:val="0"/>
-        </w:rPr>
-        <w:t>)：</w:t>
+        <w:t>公開開標案件有權參加開標之每一投標廠商人數(依採購法不公開或不限制廠商出席人數者免填)：</w:t>
       </w:r>
       <w:r>
         <w:rPr>
@@ -9466,21 +7975,7 @@
         <w:rPr>
           <w:spacing w:val="0"/>
         </w:rPr>
-        <w:t>(2)依採購法第42條規定</w:t>
-      </w:r>
-      <w:proofErr w:type="gramStart"/>
-      <w:r>
-        <w:rPr>
-          <w:spacing w:val="0"/>
-        </w:rPr>
-        <w:t>採</w:t>
-      </w:r>
-      <w:proofErr w:type="gramEnd"/>
-      <w:r>
-        <w:rPr>
-          <w:spacing w:val="0"/>
-        </w:rPr>
-        <w:t>分段開標，後續階段開標之時間及地點無法預先標示。</w:t>
+        <w:t>(2)依採購法第42條規定採分段開標，後續階段開標之時間及地點無法預先標示。</w:t>
       </w:r>
     </w:p>
     <w:p>
@@ -9579,21 +8074,7 @@
         <w:rPr>
           <w:spacing w:val="0"/>
         </w:rPr>
-        <w:t>本採購開標</w:t>
-      </w:r>
-      <w:proofErr w:type="gramStart"/>
-      <w:r>
-        <w:rPr>
-          <w:spacing w:val="0"/>
-        </w:rPr>
-        <w:t>採</w:t>
-      </w:r>
-      <w:proofErr w:type="gramEnd"/>
-      <w:r>
-        <w:rPr>
-          <w:spacing w:val="0"/>
-        </w:rPr>
-        <w:t>：</w:t>
+        <w:t>本採購開標採：</w:t>
       </w:r>
     </w:p>
     <w:p>
@@ -9606,7 +8087,6 @@
           <w:spacing w:val="0"/>
         </w:rPr>
       </w:pPr>
-      <w:proofErr w:type="gramStart"/>
       <w:r>
         <w:rPr>
           <w:rFonts w:hint="eastAsia"/>
@@ -9614,26 +8094,11 @@
         </w:rPr>
         <w:t>█</w:t>
       </w:r>
-      <w:proofErr w:type="gramEnd"/>
-      <w:r>
-        <w:rPr>
-          <w:spacing w:val="0"/>
-        </w:rPr>
-        <w:t>(1)不分段開標。所有投標文件置於一</w:t>
-      </w:r>
-      <w:proofErr w:type="gramStart"/>
-      <w:r>
-        <w:rPr>
-          <w:spacing w:val="0"/>
-        </w:rPr>
-        <w:t>標封內</w:t>
-      </w:r>
-      <w:proofErr w:type="gramEnd"/>
-      <w:r>
-        <w:rPr>
-          <w:spacing w:val="0"/>
-        </w:rPr>
-        <w:t>，不必按文件屬性分別裝封。</w:t>
+      <w:r>
+        <w:rPr>
+          <w:spacing w:val="0"/>
+        </w:rPr>
+        <w:t>(1)不分段開標。所有投標文件置於一標封內，不必按文件屬性分別裝封。</w:t>
       </w:r>
     </w:p>
     <w:p>
@@ -9653,30 +8118,8 @@
         <w:rPr>
           <w:spacing w:val="0"/>
         </w:rPr>
-        <w:t>(2)分段開標（請勾選項目）；投標廠商應就各</w:t>
-      </w:r>
-      <w:proofErr w:type="gramStart"/>
-      <w:r>
-        <w:rPr>
-          <w:spacing w:val="0"/>
-        </w:rPr>
-        <w:t>段標之標封</w:t>
-      </w:r>
-      <w:proofErr w:type="gramEnd"/>
-      <w:r>
-        <w:rPr>
-          <w:spacing w:val="0"/>
-        </w:rPr>
-        <w:t>分別</w:t>
-      </w:r>
-      <w:proofErr w:type="gramStart"/>
-      <w:r>
-        <w:rPr>
-          <w:spacing w:val="0"/>
-        </w:rPr>
-        <w:t>裝封並標示</w:t>
-      </w:r>
-      <w:proofErr w:type="gramEnd"/>
+        <w:t>(2)分段開標（請勾選項目）；投標廠商應就各段標之標封分別裝封並標示</w:t>
+      </w:r>
       <w:r>
         <w:t>內含資格標、規格標或價格標等</w:t>
       </w:r>
@@ -9805,54 +8248,11 @@
           <w:spacing w:val="0"/>
         </w:rPr>
       </w:pPr>
-      <w:proofErr w:type="gramStart"/>
-      <w:r>
-        <w:rPr>
-          <w:spacing w:val="0"/>
-        </w:rPr>
-        <w:t>押</w:t>
-      </w:r>
-      <w:proofErr w:type="gramEnd"/>
-      <w:r>
-        <w:rPr>
-          <w:spacing w:val="0"/>
-        </w:rPr>
-        <w:t>標金金額(</w:t>
-      </w:r>
-      <w:proofErr w:type="gramStart"/>
-      <w:r>
-        <w:rPr>
-          <w:spacing w:val="0"/>
-        </w:rPr>
-        <w:t>無押標金</w:t>
-      </w:r>
-      <w:proofErr w:type="gramEnd"/>
-      <w:r>
-        <w:rPr>
-          <w:spacing w:val="0"/>
-        </w:rPr>
-        <w:t>者</w:t>
-      </w:r>
-      <w:proofErr w:type="gramStart"/>
-      <w:r>
-        <w:rPr>
-          <w:spacing w:val="0"/>
-        </w:rPr>
-        <w:t>免填，有押</w:t>
-      </w:r>
-      <w:proofErr w:type="gramEnd"/>
-      <w:r>
-        <w:rPr>
-          <w:spacing w:val="0"/>
-        </w:rPr>
-        <w:t>標金者</w:t>
-      </w:r>
-      <w:proofErr w:type="gramStart"/>
-      <w:r>
-        <w:rPr>
-          <w:spacing w:val="0"/>
-        </w:rPr>
-        <w:t>不得逾新</w:t>
+      <w:r>
+        <w:rPr>
+          <w:spacing w:val="0"/>
+        </w:rPr>
+        <w:t>押標金金額(無押標金者免填，有押標金者不得逾新</w:t>
       </w:r>
       <w:r>
         <w:rPr>
@@ -9864,28 +8264,7 @@
         <w:rPr>
           <w:spacing w:val="0"/>
         </w:rPr>
-        <w:t>幣</w:t>
-      </w:r>
-      <w:proofErr w:type="gramEnd"/>
-      <w:r>
-        <w:rPr>
-          <w:spacing w:val="0"/>
-        </w:rPr>
-        <w:t>5</w:t>
-      </w:r>
-      <w:proofErr w:type="gramStart"/>
-      <w:r>
-        <w:rPr>
-          <w:spacing w:val="0"/>
-        </w:rPr>
-        <w:t>千萬</w:t>
-      </w:r>
-      <w:proofErr w:type="gramEnd"/>
-      <w:r>
-        <w:rPr>
-          <w:spacing w:val="0"/>
-        </w:rPr>
-        <w:t>元)：</w:t>
+        <w:t>幣5千萬元)：</w:t>
       </w:r>
     </w:p>
     <w:p>
@@ -9961,21 +8340,12 @@
           <w:spacing w:val="0"/>
         </w:rPr>
       </w:pPr>
-      <w:proofErr w:type="gramStart"/>
-      <w:r>
-        <w:rPr>
-          <w:spacing w:val="0"/>
-        </w:rPr>
-        <w:t>採</w:t>
-      </w:r>
-      <w:proofErr w:type="gramEnd"/>
-      <w:r>
-        <w:rPr>
-          <w:spacing w:val="0"/>
-        </w:rPr>
-        <w:t>電子投標之廠商，押標金予以減收金額(</w:t>
-      </w:r>
-      <w:proofErr w:type="gramStart"/>
+      <w:r>
+        <w:rPr>
+          <w:spacing w:val="0"/>
+        </w:rPr>
+        <w:t>採電子投標之廠商，押標金予以減收金額(</w:t>
+      </w:r>
       <w:r>
         <w:rPr>
           <w:spacing w:val="0"/>
@@ -9986,14 +8356,7 @@
         <w:rPr>
           <w:spacing w:val="0"/>
         </w:rPr>
-        <w:t>者免填</w:t>
-      </w:r>
-      <w:proofErr w:type="gramEnd"/>
-      <w:r>
-        <w:rPr>
-          <w:spacing w:val="0"/>
-        </w:rPr>
-        <w:t>) ：</w:t>
+        <w:t>者免填) ：</w:t>
       </w:r>
     </w:p>
     <w:p>
@@ -10075,86 +8438,40 @@
         </w:rPr>
         <w:t>公開於政府電子採購網</w:t>
       </w:r>
-      <w:r>
-        <w:rPr>
-          <w:spacing w:val="0"/>
-        </w:rPr>
-        <w:fldChar w:fldCharType="begin"/>
-      </w:r>
-      <w:r>
-        <w:rPr>
-          <w:spacing w:val="0"/>
-        </w:rPr>
-        <w:instrText xml:space="preserve"> HYPERLINK "https://web.pcc.gov.tw/</w:instrText>
-      </w:r>
-      <w:r>
-        <w:rPr>
-          <w:spacing w:val="0"/>
-        </w:rPr>
-        <w:instrText>常用查詢</w:instrText>
-      </w:r>
-      <w:r>
-        <w:rPr>
-          <w:spacing w:val="0"/>
-        </w:rPr>
-        <w:instrText>/</w:instrText>
-      </w:r>
-      <w:r>
-        <w:rPr>
-          <w:spacing w:val="0"/>
-        </w:rPr>
-        <w:instrText>優良廠商名單</w:instrText>
-      </w:r>
-      <w:r>
-        <w:rPr>
-          <w:spacing w:val="0"/>
-        </w:rPr>
-        <w:instrText xml:space="preserve">/" </w:instrText>
-      </w:r>
-      <w:r>
-        <w:rPr>
-          <w:spacing w:val="0"/>
-        </w:rPr>
-        <w:fldChar w:fldCharType="separate"/>
-      </w:r>
-      <w:r>
-        <w:rPr>
-          <w:spacing w:val="0"/>
-        </w:rPr>
-        <w:t>https://web.pcc.gov.tw/</w:t>
-      </w:r>
-      <w:r>
-        <w:rPr>
-          <w:rFonts w:hint="eastAsia"/>
-          <w:spacing w:val="0"/>
-        </w:rPr>
-        <w:t>常用查詢</w:t>
-      </w:r>
-      <w:r>
-        <w:rPr>
-          <w:spacing w:val="0"/>
-        </w:rPr>
-        <w:t>/</w:t>
-      </w:r>
-      <w:r>
-        <w:rPr>
-          <w:rFonts w:hint="eastAsia"/>
-          <w:spacing w:val="0"/>
-        </w:rPr>
-        <w:t>優良廠商名單</w:t>
-      </w:r>
-      <w:r>
-        <w:rPr>
-          <w:spacing w:val="0"/>
-        </w:rPr>
-        <w:t>/</w:t>
-      </w:r>
-      <w:r>
-        <w:rPr>
-          <w:spacing w:val="0"/>
-        </w:rPr>
-        <w:fldChar w:fldCharType="end"/>
-      </w:r>
+      <w:hyperlink r:id="rId8" w:history="1">
+        <w:r>
+          <w:rPr>
+            <w:spacing w:val="0"/>
+          </w:rPr>
+          <w:t>https://web.pcc.gov.tw/</w:t>
+        </w:r>
+        <w:r>
+          <w:rPr>
+            <w:rFonts w:hint="eastAsia"/>
+            <w:spacing w:val="0"/>
+          </w:rPr>
+          <w:t>常用查詢</w:t>
+        </w:r>
+        <w:r>
+          <w:rPr>
+            <w:spacing w:val="0"/>
+          </w:rPr>
+          <w:t>/</w:t>
+        </w:r>
+        <w:r>
+          <w:rPr>
+            <w:rFonts w:hint="eastAsia"/>
+            <w:spacing w:val="0"/>
+          </w:rPr>
+          <w:t>優良廠商名單</w:t>
+        </w:r>
+        <w:r>
+          <w:rPr>
+            <w:spacing w:val="0"/>
+          </w:rPr>
+          <w:t>/</w:t>
+        </w:r>
+      </w:hyperlink>
       <w:r>
         <w:rPr>
           <w:rFonts w:hint="eastAsia"/>
@@ -10208,21 +8525,7 @@
         <w:rPr>
           <w:rFonts w:hint="eastAsia"/>
         </w:rPr>
-        <w:t>行政院公共工程委員會公共工程金質獎之得獎廠商，</w:t>
-      </w:r>
-      <w:proofErr w:type="gramStart"/>
-      <w:r>
-        <w:rPr>
-          <w:rFonts w:hint="eastAsia"/>
-        </w:rPr>
-        <w:t>減收原應</w:t>
-      </w:r>
-      <w:proofErr w:type="gramEnd"/>
-      <w:r>
-        <w:rPr>
-          <w:rFonts w:hint="eastAsia"/>
-        </w:rPr>
-        <w:t>繳額度之</w:t>
+        <w:t>行政院公共工程委員會公共工程金質獎之得獎廠商，減收原應繳額度之</w:t>
       </w:r>
       <w:r>
         <w:t>50%</w:t>
@@ -10313,21 +8616,7 @@
           <w:szCs w:val="28"/>
         </w:rPr>
         <w:lastRenderedPageBreak/>
-        <w:t>民間參與公共建設金</w:t>
-      </w:r>
-      <w:proofErr w:type="gramStart"/>
-      <w:r>
-        <w:rPr>
-          <w:szCs w:val="28"/>
-        </w:rPr>
-        <w:t>擘</w:t>
-      </w:r>
-      <w:proofErr w:type="gramEnd"/>
-      <w:r>
-        <w:rPr>
-          <w:szCs w:val="28"/>
-        </w:rPr>
-        <w:t>獎</w:t>
+        <w:t>民間參與公共建設金擘獎</w:t>
       </w:r>
       <w:r>
         <w:rPr>
@@ -10353,16 +8642,8 @@
         <w:rPr>
           <w:szCs w:val="28"/>
         </w:rPr>
-        <w:t>交通部</w:t>
-      </w:r>
-      <w:proofErr w:type="gramStart"/>
-      <w:r>
-        <w:rPr>
-          <w:szCs w:val="28"/>
-        </w:rPr>
-        <w:t>金路獎</w:t>
-      </w:r>
-      <w:proofErr w:type="gramEnd"/>
+        <w:t>交通部金路獎</w:t>
+      </w:r>
       <w:r>
         <w:rPr>
           <w:rFonts w:hint="eastAsia"/>
@@ -10415,23 +8696,7 @@
           <w:rFonts w:hint="eastAsia"/>
           <w:spacing w:val="0"/>
         </w:rPr>
-        <w:t>由招標機關敘明獎項名稱及減收額度，其減收總額度</w:t>
-      </w:r>
-      <w:proofErr w:type="gramStart"/>
-      <w:r>
-        <w:rPr>
-          <w:rFonts w:hint="eastAsia"/>
-          <w:spacing w:val="0"/>
-        </w:rPr>
-        <w:t>不</w:t>
-      </w:r>
-      <w:proofErr w:type="gramEnd"/>
-      <w:r>
-        <w:rPr>
-          <w:rFonts w:hint="eastAsia"/>
-          <w:spacing w:val="0"/>
-        </w:rPr>
-        <w:t>逾原定應繳總額之</w:t>
+        <w:t>由招標機關敘明獎項名稱及減收額度，其減收總額度不逾原定應繳總額之</w:t>
       </w:r>
       <w:r>
         <w:rPr>
@@ -10509,25 +8774,7 @@
           <w:color w:val="FF0000"/>
           <w:spacing w:val="0"/>
         </w:rPr>
-        <w:t>，</w:t>
-      </w:r>
-      <w:proofErr w:type="gramStart"/>
-      <w:r>
-        <w:rPr>
-          <w:rFonts w:hint="eastAsia"/>
-          <w:color w:val="FF0000"/>
-          <w:spacing w:val="0"/>
-        </w:rPr>
-        <w:t>減收原應</w:t>
-      </w:r>
-      <w:proofErr w:type="gramEnd"/>
-      <w:r>
-        <w:rPr>
-          <w:rFonts w:hint="eastAsia"/>
-          <w:color w:val="FF0000"/>
-          <w:spacing w:val="0"/>
-        </w:rPr>
-        <w:t>繳額度之50%。</w:t>
+        <w:t>，減收原應繳額度之50%。</w:t>
       </w:r>
       <w:bookmarkEnd w:id="7"/>
     </w:p>
@@ -10545,124 +8792,78 @@
         <w:rPr>
           <w:spacing w:val="0"/>
         </w:rPr>
-        <w:t>為押標金保證金暨其他擔保作業辦法第33條之6所稱全球化廠商者，押標金予以減收之金額(</w:t>
-      </w:r>
-      <w:proofErr w:type="gramStart"/>
+        <w:t>為押標金保證金暨其他擔保作業辦法第33條之6所稱全球化廠商者，押標金予以減收之金額(無者免填)：</w:t>
+      </w:r>
+    </w:p>
+    <w:p>
+      <w:pPr>
+        <w:pStyle w:val="7"/>
+        <w:ind w:leftChars="484" w:left="1355" w:firstLine="0"/>
+        <w:jc w:val="both"/>
+        <w:textDirection w:val="lrTbV"/>
+        <w:rPr>
+          <w:spacing w:val="0"/>
+        </w:rPr>
+      </w:pPr>
+      <w:r>
+        <w:rPr>
+          <w:rFonts w:hint="eastAsia"/>
+          <w:spacing w:val="0"/>
+        </w:rPr>
+        <w:t>為</w:t>
+      </w:r>
+      <w:r>
+        <w:rPr>
+          <w:spacing w:val="0"/>
+        </w:rPr>
+        <w:t>營造業法第51條</w:t>
+      </w:r>
+      <w:r>
+        <w:rPr>
+          <w:rFonts w:hint="eastAsia"/>
+          <w:spacing w:val="0"/>
+        </w:rPr>
+        <w:t>所稱</w:t>
+      </w:r>
+      <w:r>
+        <w:rPr>
+          <w:spacing w:val="0"/>
+        </w:rPr>
+        <w:t>優良營造業</w:t>
+      </w:r>
+      <w:r>
+        <w:rPr>
+          <w:rFonts w:hint="eastAsia"/>
+          <w:spacing w:val="0"/>
+        </w:rPr>
+        <w:t>，參與案件屬營造業法所稱營繕工程之工程採購者，</w:t>
+      </w:r>
+      <w:r>
+        <w:rPr>
+          <w:spacing w:val="0"/>
+        </w:rPr>
+        <w:t>押標金予以減收金額</w:t>
+      </w:r>
+      <w:r>
+        <w:rPr>
+          <w:rFonts w:hint="eastAsia"/>
+          <w:spacing w:val="0"/>
+        </w:rPr>
+        <w:t>，其減收金額不併入前2項減收總額度計算</w:t>
+      </w:r>
+      <w:r>
+        <w:rPr>
+          <w:rFonts w:hint="eastAsia"/>
+          <w:spacing w:val="0"/>
+        </w:rPr>
+        <w:t>（</w:t>
+      </w:r>
       <w:r>
         <w:rPr>
           <w:spacing w:val="0"/>
         </w:rPr>
         <w:t>無者免填</w:t>
       </w:r>
-      <w:proofErr w:type="gramEnd"/>
-      <w:r>
-        <w:rPr>
-          <w:spacing w:val="0"/>
-        </w:rPr>
-        <w:t>)：</w:t>
-      </w:r>
-    </w:p>
-    <w:p>
-      <w:pPr>
-        <w:pStyle w:val="7"/>
-        <w:ind w:leftChars="484" w:left="1355" w:firstLine="0"/>
-        <w:jc w:val="both"/>
-        <w:textDirection w:val="lrTbV"/>
-        <w:rPr>
-          <w:spacing w:val="0"/>
-        </w:rPr>
-      </w:pPr>
-      <w:r>
-        <w:rPr>
-          <w:rFonts w:hint="eastAsia"/>
-          <w:spacing w:val="0"/>
-        </w:rPr>
-        <w:t>為</w:t>
-      </w:r>
-      <w:r>
-        <w:rPr>
-          <w:spacing w:val="0"/>
-        </w:rPr>
-        <w:t>營造業法第51條</w:t>
-      </w:r>
-      <w:r>
-        <w:rPr>
-          <w:rFonts w:hint="eastAsia"/>
-          <w:spacing w:val="0"/>
-        </w:rPr>
-        <w:t>所稱</w:t>
-      </w:r>
-      <w:r>
-        <w:rPr>
-          <w:spacing w:val="0"/>
-        </w:rPr>
-        <w:t>優良營造業</w:t>
-      </w:r>
-      <w:r>
-        <w:rPr>
-          <w:rFonts w:hint="eastAsia"/>
-          <w:spacing w:val="0"/>
-        </w:rPr>
-        <w:t>，參與案件屬營造業法所稱營</w:t>
-      </w:r>
-      <w:proofErr w:type="gramStart"/>
-      <w:r>
-        <w:rPr>
-          <w:rFonts w:hint="eastAsia"/>
-          <w:spacing w:val="0"/>
-        </w:rPr>
-        <w:t>繕</w:t>
-      </w:r>
-      <w:proofErr w:type="gramEnd"/>
-      <w:r>
-        <w:rPr>
-          <w:rFonts w:hint="eastAsia"/>
-          <w:spacing w:val="0"/>
-        </w:rPr>
-        <w:t>工程之工程採購者，</w:t>
-      </w:r>
-      <w:r>
-        <w:rPr>
-          <w:spacing w:val="0"/>
-        </w:rPr>
-        <w:t>押標金予以減收金額</w:t>
-      </w:r>
-      <w:r>
-        <w:rPr>
-          <w:rFonts w:hint="eastAsia"/>
-          <w:spacing w:val="0"/>
-        </w:rPr>
-        <w:t>，其減收金額</w:t>
-      </w:r>
-      <w:proofErr w:type="gramStart"/>
-      <w:r>
-        <w:rPr>
-          <w:rFonts w:hint="eastAsia"/>
-          <w:spacing w:val="0"/>
-        </w:rPr>
-        <w:t>不</w:t>
-      </w:r>
-      <w:proofErr w:type="gramEnd"/>
-      <w:r>
-        <w:rPr>
-          <w:rFonts w:hint="eastAsia"/>
-          <w:spacing w:val="0"/>
-        </w:rPr>
-        <w:t>併入前2項減收總額度計算</w:t>
-      </w:r>
-      <w:r>
-        <w:rPr>
-          <w:rFonts w:hint="eastAsia"/>
-          <w:spacing w:val="0"/>
-        </w:rPr>
-        <w:t>（</w:t>
-      </w:r>
-      <w:r>
-        <w:rPr>
-          <w:spacing w:val="0"/>
-        </w:rPr>
-        <w:t>無者免填</w:t>
-      </w:r>
       <w:r>
         <w:rPr>
           <w:rFonts w:hint="eastAsia"/>
@@ -10670,41 +8871,13 @@
         </w:rPr>
         <w:t>，惟押標金、工程保證金或工程保留款應至少擇一項給予獎勵）：</w:t>
       </w:r>
-      <w:proofErr w:type="gramStart"/>
-      <w:r>
-        <w:rPr>
-          <w:rFonts w:hint="eastAsia"/>
-          <w:color w:val="FF0000"/>
-          <w:spacing w:val="0"/>
-        </w:rPr>
-        <w:t>押</w:t>
-      </w:r>
-      <w:proofErr w:type="gramEnd"/>
-      <w:r>
-        <w:rPr>
-          <w:rFonts w:hint="eastAsia"/>
-          <w:color w:val="FF0000"/>
-          <w:spacing w:val="0"/>
-        </w:rPr>
-        <w:t>標金</w:t>
-      </w:r>
-      <w:proofErr w:type="gramStart"/>
-      <w:r>
-        <w:rPr>
-          <w:rFonts w:hint="eastAsia"/>
-          <w:color w:val="FF0000"/>
-          <w:spacing w:val="0"/>
-        </w:rPr>
-        <w:t>減收原應</w:t>
-      </w:r>
-      <w:proofErr w:type="gramEnd"/>
-      <w:r>
-        <w:rPr>
-          <w:rFonts w:hint="eastAsia"/>
-          <w:color w:val="FF0000"/>
-          <w:spacing w:val="0"/>
-        </w:rPr>
-        <w:t>繳額度之50%</w:t>
+      <w:r>
+        <w:rPr>
+          <w:rFonts w:hint="eastAsia"/>
+          <w:color w:val="FF0000"/>
+          <w:spacing w:val="0"/>
+        </w:rPr>
+        <w:t>押標金減收原應繳額度之50%</w:t>
       </w:r>
       <w:r>
         <w:rPr>
@@ -10729,33 +8902,11 @@
           <w:spacing w:val="0"/>
         </w:rPr>
       </w:pPr>
-      <w:proofErr w:type="gramStart"/>
-      <w:r>
-        <w:rPr>
-          <w:spacing w:val="0"/>
-        </w:rPr>
-        <w:t>押</w:t>
-      </w:r>
-      <w:proofErr w:type="gramEnd"/>
-      <w:r>
-        <w:rPr>
-          <w:spacing w:val="0"/>
-        </w:rPr>
-        <w:t>標金有效期(</w:t>
-      </w:r>
-      <w:proofErr w:type="gramStart"/>
-      <w:r>
-        <w:rPr>
-          <w:spacing w:val="0"/>
-        </w:rPr>
-        <w:t>無押標金者免填</w:t>
-      </w:r>
-      <w:proofErr w:type="gramEnd"/>
-      <w:r>
-        <w:rPr>
-          <w:spacing w:val="0"/>
-        </w:rPr>
-        <w:t>)：</w:t>
+      <w:r>
+        <w:rPr>
+          <w:spacing w:val="0"/>
+        </w:rPr>
+        <w:t>押標金有效期(無押標金者免填)：</w:t>
       </w:r>
     </w:p>
     <w:p>
@@ -10785,76 +8936,16 @@
           <w:szCs w:val="28"/>
           <w:highlight w:val="yellow"/>
         </w:rPr>
-        <w:t>銀行開發或</w:t>
-      </w:r>
-      <w:proofErr w:type="gramStart"/>
-      <w:r>
-        <w:rPr>
-          <w:rFonts w:ascii="標楷體" w:hAnsi="標楷體"/>
+        <w:t>銀行開發或保兌之不可撤銷擔保信用狀、銀行之書面連帶保證或保險公司之保證保險單繳納押標金</w:t>
+      </w:r>
+      <w:r>
+        <w:rPr>
+          <w:rFonts w:ascii="標楷體" w:hAnsi="標楷體" w:hint="eastAsia"/>
           <w:color w:val="FF0000"/>
           <w:szCs w:val="28"/>
           <w:highlight w:val="yellow"/>
         </w:rPr>
-        <w:t>保兌之</w:t>
-      </w:r>
-      <w:proofErr w:type="gramEnd"/>
-      <w:r>
-        <w:rPr>
-          <w:rFonts w:ascii="標楷體" w:hAnsi="標楷體"/>
-          <w:color w:val="FF0000"/>
-          <w:szCs w:val="28"/>
-          <w:highlight w:val="yellow"/>
-        </w:rPr>
-        <w:t>不可撤銷擔保信用狀、銀行之書面連帶保證或保險公司之保證保險單繳納</w:t>
-      </w:r>
-      <w:proofErr w:type="gramStart"/>
-      <w:r>
-        <w:rPr>
-          <w:rFonts w:ascii="標楷體" w:hAnsi="標楷體"/>
-          <w:color w:val="FF0000"/>
-          <w:szCs w:val="28"/>
-          <w:highlight w:val="yellow"/>
-        </w:rPr>
-        <w:t>押</w:t>
-      </w:r>
-      <w:proofErr w:type="gramEnd"/>
-      <w:r>
-        <w:rPr>
-          <w:rFonts w:ascii="標楷體" w:hAnsi="標楷體"/>
-          <w:color w:val="FF0000"/>
-          <w:szCs w:val="28"/>
-          <w:highlight w:val="yellow"/>
-        </w:rPr>
-        <w:t>標金</w:t>
-      </w:r>
-      <w:r>
-        <w:rPr>
-          <w:rFonts w:ascii="標楷體" w:hAnsi="標楷體" w:hint="eastAsia"/>
-          <w:color w:val="FF0000"/>
-          <w:szCs w:val="28"/>
-          <w:highlight w:val="yellow"/>
-        </w:rPr>
-        <w:t>，其</w:t>
-      </w:r>
-      <w:proofErr w:type="gramStart"/>
-      <w:r>
-        <w:rPr>
-          <w:rFonts w:ascii="標楷體" w:hAnsi="標楷體" w:hint="eastAsia"/>
-          <w:color w:val="FF0000"/>
-          <w:szCs w:val="28"/>
-          <w:highlight w:val="yellow"/>
-        </w:rPr>
-        <w:t>開立押標金</w:t>
-      </w:r>
-      <w:proofErr w:type="gramEnd"/>
-      <w:r>
-        <w:rPr>
-          <w:rFonts w:ascii="標楷體" w:hAnsi="標楷體" w:hint="eastAsia"/>
-          <w:color w:val="FF0000"/>
-          <w:szCs w:val="28"/>
-          <w:highlight w:val="yellow"/>
-        </w:rPr>
-        <w:t>之有效期限至</w:t>
+        <w:t>，其開立押標金之有效期限至</w:t>
       </w:r>
       <w:r>
         <w:rPr>
@@ -10943,25 +9034,7 @@
           <w:color w:val="FF0000"/>
           <w:szCs w:val="28"/>
         </w:rPr>
-        <w:t>上開有效期，機關</w:t>
-      </w:r>
-      <w:proofErr w:type="gramStart"/>
-      <w:r>
-        <w:rPr>
-          <w:rFonts w:hint="eastAsia"/>
-          <w:color w:val="FF0000"/>
-          <w:szCs w:val="28"/>
-        </w:rPr>
-        <w:t>洽</w:t>
-      </w:r>
-      <w:proofErr w:type="gramEnd"/>
-      <w:r>
-        <w:rPr>
-          <w:rFonts w:hint="eastAsia"/>
-          <w:color w:val="FF0000"/>
-          <w:szCs w:val="28"/>
-        </w:rPr>
-        <w:t>廠商延長投標文件有效期者，其押標金之有效期應隨辦理延長。</w:t>
+        <w:t>上開有效期，機關洽廠商延長投標文件有效期者，其押標金之有效期應隨辦理延長。</w:t>
       </w:r>
     </w:p>
     <w:p>
@@ -10978,33 +9051,11 @@
           <w:spacing w:val="0"/>
         </w:rPr>
       </w:pPr>
-      <w:proofErr w:type="gramStart"/>
-      <w:r>
-        <w:rPr>
-          <w:spacing w:val="0"/>
-        </w:rPr>
-        <w:t>押</w:t>
-      </w:r>
-      <w:proofErr w:type="gramEnd"/>
-      <w:r>
-        <w:rPr>
-          <w:spacing w:val="0"/>
-        </w:rPr>
-        <w:t>標金繳納期限：截止投標期限前繳納(</w:t>
-      </w:r>
-      <w:proofErr w:type="gramStart"/>
-      <w:r>
-        <w:rPr>
-          <w:spacing w:val="0"/>
-        </w:rPr>
-        <w:t>無押標金</w:t>
-      </w:r>
-      <w:proofErr w:type="gramEnd"/>
-      <w:r>
-        <w:rPr>
-          <w:spacing w:val="0"/>
-        </w:rPr>
-        <w:t>者不適用)</w:t>
+      <w:r>
+        <w:rPr>
+          <w:spacing w:val="0"/>
+        </w:rPr>
+        <w:t>押標金繳納期限：截止投標期限前繳納(無押標金者不適用)</w:t>
       </w:r>
     </w:p>
     <w:p>
@@ -11026,54 +9077,22 @@
           <w:color w:val="000000"/>
           <w:spacing w:val="0"/>
         </w:rPr>
-        <w:t>以現金繳納</w:t>
-      </w:r>
-      <w:proofErr w:type="gramStart"/>
-      <w:r>
-        <w:rPr>
+        <w:t>以現金繳納押標金之</w:t>
+      </w:r>
+      <w:r>
+        <w:rPr>
+          <w:rFonts w:hint="eastAsia"/>
           <w:color w:val="000000"/>
           <w:spacing w:val="0"/>
         </w:rPr>
-        <w:t>押</w:t>
-      </w:r>
-      <w:proofErr w:type="gramEnd"/>
+        <w:t>規定</w:t>
+      </w:r>
       <w:r>
         <w:rPr>
           <w:color w:val="000000"/>
           <w:spacing w:val="0"/>
         </w:rPr>
-        <w:t>標金之</w:t>
-      </w:r>
-      <w:r>
-        <w:rPr>
-          <w:rFonts w:hint="eastAsia"/>
-          <w:color w:val="000000"/>
-          <w:spacing w:val="0"/>
-        </w:rPr>
-        <w:t>規定</w:t>
-      </w:r>
-      <w:r>
-        <w:rPr>
-          <w:color w:val="000000"/>
-          <w:spacing w:val="0"/>
-        </w:rPr>
-        <w:t>(</w:t>
-      </w:r>
-      <w:proofErr w:type="gramStart"/>
-      <w:r>
-        <w:rPr>
-          <w:color w:val="000000"/>
-          <w:spacing w:val="0"/>
-        </w:rPr>
-        <w:t>無押標金者免填</w:t>
-      </w:r>
-      <w:proofErr w:type="gramEnd"/>
-      <w:r>
-        <w:rPr>
-          <w:color w:val="000000"/>
-          <w:spacing w:val="0"/>
-        </w:rPr>
-        <w:t>)</w:t>
+        <w:t>(無押標金者免填)</w:t>
       </w:r>
       <w:r>
         <w:rPr>
@@ -11116,23 +9135,7 @@
           <w:rFonts w:hint="eastAsia"/>
           <w:spacing w:val="0"/>
         </w:rPr>
-        <w:t>政府電子採購</w:t>
-      </w:r>
-      <w:proofErr w:type="gramStart"/>
-      <w:r>
-        <w:rPr>
-          <w:rFonts w:hint="eastAsia"/>
-          <w:spacing w:val="0"/>
-        </w:rPr>
-        <w:t>網線上繳納</w:t>
-      </w:r>
-      <w:proofErr w:type="gramEnd"/>
-      <w:r>
-        <w:rPr>
-          <w:rFonts w:hint="eastAsia"/>
-          <w:spacing w:val="0"/>
-        </w:rPr>
-        <w:t>。（距截止投標期限不足</w:t>
+        <w:t>政府電子採購網線上繳納。（距截止投標期限不足</w:t>
       </w:r>
       <w:r>
         <w:rPr>
@@ -11145,23 +9148,7 @@
           <w:rFonts w:hint="eastAsia"/>
           <w:spacing w:val="0"/>
         </w:rPr>
-        <w:t>分鐘時，將無法使用本方式繳納</w:t>
-      </w:r>
-      <w:proofErr w:type="gramStart"/>
-      <w:r>
-        <w:rPr>
-          <w:rFonts w:hint="eastAsia"/>
-          <w:spacing w:val="0"/>
-        </w:rPr>
-        <w:t>押</w:t>
-      </w:r>
-      <w:proofErr w:type="gramEnd"/>
-      <w:r>
-        <w:rPr>
-          <w:rFonts w:hint="eastAsia"/>
-          <w:spacing w:val="0"/>
-        </w:rPr>
-        <w:t>標金，請廠商提早作業）</w:t>
+        <w:t>分鐘時，將無法使用本方式繳納押標金，請廠商提早作業）</w:t>
       </w:r>
     </w:p>
     <w:p>
@@ -11191,23 +9178,7 @@
           <w:rFonts w:hint="eastAsia"/>
           <w:spacing w:val="0"/>
         </w:rPr>
-        <w:t>未</w:t>
-      </w:r>
-      <w:proofErr w:type="gramStart"/>
-      <w:r>
-        <w:rPr>
-          <w:rFonts w:hint="eastAsia"/>
-          <w:spacing w:val="0"/>
-        </w:rPr>
-        <w:t>採線上</w:t>
-      </w:r>
-      <w:proofErr w:type="gramEnd"/>
-      <w:r>
-        <w:rPr>
-          <w:rFonts w:hint="eastAsia"/>
-          <w:spacing w:val="0"/>
-        </w:rPr>
-        <w:t>繳納者，其繳納處所或金融機構帳號：</w:t>
+        <w:t>未採線上繳納者，其繳納處所或金融機構帳號：</w:t>
       </w:r>
     </w:p>
     <w:p>
@@ -11338,25 +9309,7 @@
           <w:color w:val="FF0000"/>
           <w:spacing w:val="0"/>
         </w:rPr>
-        <w:t>，並將收據影本裝入</w:t>
-      </w:r>
-      <w:proofErr w:type="gramStart"/>
-      <w:r>
-        <w:rPr>
-          <w:rFonts w:hint="eastAsia"/>
-          <w:color w:val="FF0000"/>
-          <w:spacing w:val="0"/>
-        </w:rPr>
-        <w:t>證件封內</w:t>
-      </w:r>
-      <w:proofErr w:type="gramEnd"/>
-      <w:r>
-        <w:rPr>
-          <w:rFonts w:hint="eastAsia"/>
-          <w:color w:val="FF0000"/>
-          <w:spacing w:val="0"/>
-        </w:rPr>
-        <w:t>(以此方式繳納者，押標金無法於開標當日退還，需於開標後5日內退還)；本處不受理現金當場繳納。</w:t>
+        <w:t>，並將收據影本裝入證件封內(以此方式繳納者，押標金無法於開標當日退還，需於開標後5日內退還)；本處不受理現金當場繳納。</w:t>
       </w:r>
     </w:p>
     <w:p>
@@ -11373,19 +9326,11 @@
           <w:spacing w:val="0"/>
         </w:rPr>
       </w:pPr>
-      <w:proofErr w:type="gramStart"/>
-      <w:r>
-        <w:rPr>
-          <w:spacing w:val="0"/>
-        </w:rPr>
-        <w:t>無押標金</w:t>
-      </w:r>
-      <w:proofErr w:type="gramEnd"/>
-      <w:r>
-        <w:rPr>
-          <w:spacing w:val="0"/>
-        </w:rPr>
-        <w:t>之理由為：</w:t>
+      <w:r>
+        <w:rPr>
+          <w:spacing w:val="0"/>
+        </w:rPr>
+        <w:t>無押標金之理由為：</w:t>
       </w:r>
     </w:p>
     <w:p>
@@ -11504,21 +9449,7 @@
         <w:rPr>
           <w:spacing w:val="0"/>
         </w:rPr>
-        <w:t>(4)依市場交易慣例或採購案特性，無收取</w:t>
-      </w:r>
-      <w:proofErr w:type="gramStart"/>
-      <w:r>
-        <w:rPr>
-          <w:spacing w:val="0"/>
-        </w:rPr>
-        <w:t>押</w:t>
-      </w:r>
-      <w:proofErr w:type="gramEnd"/>
-      <w:r>
-        <w:rPr>
-          <w:spacing w:val="0"/>
-        </w:rPr>
-        <w:t xml:space="preserve">標金之必要或可能者。 </w:t>
+        <w:t xml:space="preserve">(4)依市場交易慣例或採購案特性，無收取押標金之必要或可能者。 </w:t>
       </w:r>
     </w:p>
     <w:p>
@@ -11539,21 +9470,7 @@
         <w:rPr>
           <w:spacing w:val="0"/>
         </w:rPr>
-        <w:t>履約保證金金額(</w:t>
-      </w:r>
-      <w:proofErr w:type="gramStart"/>
-      <w:r>
-        <w:rPr>
-          <w:spacing w:val="0"/>
-        </w:rPr>
-        <w:t>無者免填</w:t>
-      </w:r>
-      <w:proofErr w:type="gramEnd"/>
-      <w:r>
-        <w:rPr>
-          <w:spacing w:val="0"/>
-        </w:rPr>
-        <w:t>)：</w:t>
+        <w:t>履約保證金金額(無者免填)：</w:t>
       </w:r>
     </w:p>
     <w:p>
@@ -11563,7 +9480,6 @@
         <w:jc w:val="both"/>
         <w:textDirection w:val="lrTbV"/>
       </w:pPr>
-      <w:proofErr w:type="gramStart"/>
       <w:r>
         <w:rPr>
           <w:rFonts w:hint="eastAsia"/>
@@ -11571,7 +9487,6 @@
         </w:rPr>
         <w:t>█</w:t>
       </w:r>
-      <w:proofErr w:type="gramEnd"/>
       <w:r>
         <w:rPr>
           <w:color w:val="FF0000"/>
@@ -11651,7 +9566,6 @@
           <w:spacing w:val="0"/>
         </w:rPr>
       </w:pPr>
-      <w:proofErr w:type="gramStart"/>
       <w:r>
         <w:rPr>
           <w:rFonts w:hint="eastAsia"/>
@@ -11659,26 +9573,11 @@
         </w:rPr>
         <w:t>█</w:t>
       </w:r>
-      <w:proofErr w:type="gramEnd"/>
-      <w:r>
-        <w:rPr>
-          <w:spacing w:val="0"/>
-        </w:rPr>
-        <w:t>廠商如以銀行之書面連帶保證或開發或</w:t>
-      </w:r>
-      <w:proofErr w:type="gramStart"/>
-      <w:r>
-        <w:rPr>
-          <w:spacing w:val="0"/>
-        </w:rPr>
-        <w:t>保兌之</w:t>
-      </w:r>
-      <w:proofErr w:type="gramEnd"/>
-      <w:r>
-        <w:rPr>
-          <w:spacing w:val="0"/>
-        </w:rPr>
-        <w:t>不可撤銷擔保信用</w:t>
+      <w:r>
+        <w:rPr>
+          <w:spacing w:val="0"/>
+        </w:rPr>
+        <w:t>廠商如以銀行之書面連帶保證或開發或保兌之不可撤銷擔保信用</w:t>
       </w:r>
       <w:r>
         <w:rPr>
@@ -11706,21 +9605,7 @@
         <w:rPr>
           <w:spacing w:val="0"/>
         </w:rPr>
-        <w:t>得標廠商提出其他廠商之履約及賠償連帶保證者，履約保證金予以減收之金額(</w:t>
-      </w:r>
-      <w:proofErr w:type="gramStart"/>
-      <w:r>
-        <w:rPr>
-          <w:spacing w:val="0"/>
-        </w:rPr>
-        <w:t>無者免填</w:t>
-      </w:r>
-      <w:proofErr w:type="gramEnd"/>
-      <w:r>
-        <w:rPr>
-          <w:spacing w:val="0"/>
-        </w:rPr>
-        <w:t>)：</w:t>
+        <w:t>得標廠商提出其他廠商之履約及賠償連帶保證者，履約保證金予以減收之金額(無者免填)：</w:t>
       </w:r>
     </w:p>
     <w:p>
@@ -11875,21 +9760,7 @@
         <w:rPr>
           <w:rFonts w:hint="eastAsia"/>
         </w:rPr>
-        <w:t>■行政院公共工程委員會公共工程金質獎之得獎廠商，</w:t>
-      </w:r>
-      <w:proofErr w:type="gramStart"/>
-      <w:r>
-        <w:rPr>
-          <w:rFonts w:hint="eastAsia"/>
-        </w:rPr>
-        <w:t>減收原應</w:t>
-      </w:r>
-      <w:proofErr w:type="gramEnd"/>
-      <w:r>
-        <w:rPr>
-          <w:rFonts w:hint="eastAsia"/>
-        </w:rPr>
-        <w:t>繳額度之</w:t>
+        <w:t>■行政院公共工程委員會公共工程金質獎之得獎廠商，減收原應繳額度之</w:t>
       </w:r>
       <w:r>
         <w:t>50%</w:t>
@@ -11986,23 +9857,22 @@
           <w:szCs w:val="28"/>
           <w:u w:val="single"/>
         </w:rPr>
-        <w:t>民間參與公共建設金</w:t>
-      </w:r>
-      <w:proofErr w:type="gramStart"/>
-      <w:r>
-        <w:rPr>
+        <w:t>民間參與公共建設金擘獎</w:t>
+      </w:r>
+      <w:r>
+        <w:rPr>
+          <w:rFonts w:hint="eastAsia"/>
           <w:szCs w:val="28"/>
           <w:u w:val="single"/>
         </w:rPr>
-        <w:t>擘</w:t>
-      </w:r>
-      <w:proofErr w:type="gramEnd"/>
+        <w:t>」</w:t>
+      </w:r>
       <w:r>
         <w:rPr>
           <w:szCs w:val="28"/>
           <w:u w:val="single"/>
         </w:rPr>
-        <w:t>獎</w:t>
+        <w:t>、</w:t>
       </w:r>
       <w:r>
         <w:rPr>
@@ -12010,6 +9880,21 @@
           <w:szCs w:val="28"/>
           <w:u w:val="single"/>
         </w:rPr>
+        <w:t>「</w:t>
+      </w:r>
+      <w:r>
+        <w:rPr>
+          <w:szCs w:val="28"/>
+          <w:u w:val="single"/>
+        </w:rPr>
+        <w:t>交通部金路獎</w:t>
+      </w:r>
+      <w:r>
+        <w:rPr>
+          <w:rFonts w:hint="eastAsia"/>
+          <w:szCs w:val="28"/>
+          <w:u w:val="single"/>
+        </w:rPr>
         <w:t>」</w:t>
       </w:r>
       <w:r>
@@ -12032,69 +9917,30 @@
           <w:szCs w:val="28"/>
           <w:u w:val="single"/>
         </w:rPr>
-        <w:t>交通部</w:t>
-      </w:r>
-      <w:proofErr w:type="gramStart"/>
-      <w:r>
-        <w:rPr>
+        <w:t>經濟部公共工程優質獎</w:t>
+      </w:r>
+      <w:r>
+        <w:rPr>
+          <w:rFonts w:hint="eastAsia"/>
           <w:szCs w:val="28"/>
           <w:u w:val="single"/>
         </w:rPr>
-        <w:t>金路獎</w:t>
-      </w:r>
-      <w:proofErr w:type="gramEnd"/>
-      <w:r>
-        <w:rPr>
-          <w:rFonts w:hint="eastAsia"/>
+        <w:t>」</w:t>
+      </w:r>
+      <w:r>
+        <w:rPr>
           <w:szCs w:val="28"/>
           <w:u w:val="single"/>
         </w:rPr>
-        <w:t>」</w:t>
-      </w:r>
-      <w:r>
-        <w:rPr>
-          <w:szCs w:val="28"/>
+        <w:t>等</w:t>
+      </w:r>
+      <w:r>
+        <w:rPr>
+          <w:rFonts w:hint="eastAsia"/>
+          <w:color w:val="000000"/>
+          <w:spacing w:val="0"/>
           <w:u w:val="single"/>
         </w:rPr>
-        <w:t>、</w:t>
-      </w:r>
-      <w:r>
-        <w:rPr>
-          <w:rFonts w:hint="eastAsia"/>
-          <w:szCs w:val="28"/>
-          <w:u w:val="single"/>
-        </w:rPr>
-        <w:t>「</w:t>
-      </w:r>
-      <w:r>
-        <w:rPr>
-          <w:szCs w:val="28"/>
-          <w:u w:val="single"/>
-        </w:rPr>
-        <w:t>經濟部公共工程優質獎</w:t>
-      </w:r>
-      <w:r>
-        <w:rPr>
-          <w:rFonts w:hint="eastAsia"/>
-          <w:szCs w:val="28"/>
-          <w:u w:val="single"/>
-        </w:rPr>
-        <w:t>」</w:t>
-      </w:r>
-      <w:r>
-        <w:rPr>
-          <w:szCs w:val="28"/>
-          <w:u w:val="single"/>
-        </w:rPr>
-        <w:t>等</w:t>
-      </w:r>
-      <w:r>
-        <w:rPr>
-          <w:rFonts w:hint="eastAsia"/>
-          <w:color w:val="000000"/>
-          <w:spacing w:val="0"/>
-          <w:u w:val="single"/>
-        </w:rPr>
         <w:t>」，</w:t>
       </w:r>
       <w:r>
@@ -12102,23 +9948,7 @@
           <w:rFonts w:hint="eastAsia"/>
           <w:spacing w:val="0"/>
         </w:rPr>
-        <w:t>由招標機關敘明獎項名稱及減收額度，其減收總額度</w:t>
-      </w:r>
-      <w:proofErr w:type="gramStart"/>
-      <w:r>
-        <w:rPr>
-          <w:rFonts w:hint="eastAsia"/>
-          <w:spacing w:val="0"/>
-        </w:rPr>
-        <w:t>不</w:t>
-      </w:r>
-      <w:proofErr w:type="gramEnd"/>
-      <w:r>
-        <w:rPr>
-          <w:rFonts w:hint="eastAsia"/>
-          <w:spacing w:val="0"/>
-        </w:rPr>
-        <w:t>逾原定應繳總額之</w:t>
+        <w:t>由招標機關敘明獎項名稱及減收額度，其減收總額度不逾原定應繳總額之</w:t>
       </w:r>
       <w:r>
         <w:rPr>
@@ -12198,23 +10028,13 @@
         </w:rPr>
         <w:t>，</w:t>
       </w:r>
-      <w:proofErr w:type="gramStart"/>
-      <w:r>
-        <w:rPr>
-          <w:rFonts w:hint="eastAsia"/>
-          <w:color w:val="FF0000"/>
-          <w:spacing w:val="0"/>
-        </w:rPr>
-        <w:t>減收原應</w:t>
-      </w:r>
-      <w:proofErr w:type="gramEnd"/>
-      <w:r>
-        <w:rPr>
-          <w:rFonts w:hint="eastAsia"/>
-          <w:color w:val="FF0000"/>
-          <w:spacing w:val="0"/>
-        </w:rPr>
-        <w:t>繳額度之50%。</w:t>
+      <w:r>
+        <w:rPr>
+          <w:rFonts w:hint="eastAsia"/>
+          <w:color w:val="FF0000"/>
+          <w:spacing w:val="0"/>
+        </w:rPr>
+        <w:t>減收原應繳額度之50%。</w:t>
       </w:r>
       <w:bookmarkEnd w:id="8"/>
     </w:p>
@@ -12232,130 +10052,84 @@
         <w:rPr>
           <w:spacing w:val="0"/>
         </w:rPr>
-        <w:t>得標廠商為押標金保證金暨其他擔保作業辦法第33條之6所稱全球化廠商者，履約保證金予以減收之金額(</w:t>
-      </w:r>
-      <w:proofErr w:type="gramStart"/>
+        <w:t>得標廠商為押標金保證金暨其他擔保作業辦法第33條之6所稱全球化廠商者，履約保證金予以減收之金額(無者免填)：</w:t>
+      </w:r>
+    </w:p>
+    <w:p>
+      <w:pPr>
+        <w:pStyle w:val="7"/>
+        <w:ind w:leftChars="500" w:left="1400" w:rightChars="-27" w:right="-76" w:firstLine="0"/>
+        <w:jc w:val="both"/>
+        <w:textDirection w:val="lrTbV"/>
+        <w:rPr>
+          <w:spacing w:val="0"/>
+        </w:rPr>
+      </w:pPr>
+      <w:r>
+        <w:rPr>
+          <w:spacing w:val="0"/>
+        </w:rPr>
+        <w:t>得標廠商</w:t>
+      </w:r>
+      <w:r>
+        <w:rPr>
+          <w:rFonts w:hint="eastAsia"/>
+          <w:spacing w:val="0"/>
+        </w:rPr>
+        <w:t>為</w:t>
+      </w:r>
+      <w:r>
+        <w:rPr>
+          <w:spacing w:val="0"/>
+        </w:rPr>
+        <w:t>營造業法第51條</w:t>
+      </w:r>
+      <w:r>
+        <w:rPr>
+          <w:rFonts w:hint="eastAsia"/>
+          <w:spacing w:val="0"/>
+        </w:rPr>
+        <w:t>所稱</w:t>
+      </w:r>
+      <w:r>
+        <w:rPr>
+          <w:spacing w:val="0"/>
+        </w:rPr>
+        <w:t>優良營造業</w:t>
+      </w:r>
+      <w:r>
+        <w:rPr>
+          <w:rFonts w:hint="eastAsia"/>
+          <w:spacing w:val="0"/>
+        </w:rPr>
+        <w:t>，且得標案件屬營造業法所稱營繕工程之工程採購者，</w:t>
+      </w:r>
+      <w:r>
+        <w:rPr>
+          <w:spacing w:val="0"/>
+        </w:rPr>
+        <w:t>履約保證金予以減收金額</w:t>
+      </w:r>
+      <w:r>
+        <w:rPr>
+          <w:rFonts w:hint="eastAsia"/>
+          <w:spacing w:val="0"/>
+        </w:rPr>
+        <w:t>，其減收金額不併入前2項減收總額度計算</w:t>
+      </w:r>
+      <w:r>
+        <w:rPr>
+          <w:rFonts w:hint="eastAsia"/>
+          <w:spacing w:val="0"/>
+        </w:rPr>
+        <w:t>（</w:t>
+      </w:r>
       <w:r>
         <w:rPr>
           <w:spacing w:val="0"/>
         </w:rPr>
         <w:t>無者免填</w:t>
       </w:r>
-      <w:proofErr w:type="gramEnd"/>
-      <w:r>
-        <w:rPr>
-          <w:spacing w:val="0"/>
-        </w:rPr>
-        <w:t>)：</w:t>
-      </w:r>
-    </w:p>
-    <w:p>
-      <w:pPr>
-        <w:pStyle w:val="7"/>
-        <w:ind w:leftChars="500" w:left="1400" w:rightChars="-27" w:right="-76" w:firstLine="0"/>
-        <w:jc w:val="both"/>
-        <w:textDirection w:val="lrTbV"/>
-        <w:rPr>
-          <w:spacing w:val="0"/>
-        </w:rPr>
-      </w:pPr>
-      <w:r>
-        <w:rPr>
-          <w:spacing w:val="0"/>
-        </w:rPr>
-        <w:t>得標廠商</w:t>
-      </w:r>
-      <w:r>
-        <w:rPr>
-          <w:rFonts w:hint="eastAsia"/>
-          <w:spacing w:val="0"/>
-        </w:rPr>
-        <w:t>為</w:t>
-      </w:r>
-      <w:r>
-        <w:rPr>
-          <w:spacing w:val="0"/>
-        </w:rPr>
-        <w:t>營造業法第51條</w:t>
-      </w:r>
-      <w:r>
-        <w:rPr>
-          <w:rFonts w:hint="eastAsia"/>
-          <w:spacing w:val="0"/>
-        </w:rPr>
-        <w:t>所稱</w:t>
-      </w:r>
-      <w:r>
-        <w:rPr>
-          <w:spacing w:val="0"/>
-        </w:rPr>
-        <w:t>優良營造業</w:t>
-      </w:r>
-      <w:r>
-        <w:rPr>
-          <w:rFonts w:hint="eastAsia"/>
-          <w:spacing w:val="0"/>
-        </w:rPr>
-        <w:t>，且得標案件屬營造業法所稱營</w:t>
-      </w:r>
-      <w:proofErr w:type="gramStart"/>
-      <w:r>
-        <w:rPr>
-          <w:rFonts w:hint="eastAsia"/>
-          <w:spacing w:val="0"/>
-        </w:rPr>
-        <w:t>繕</w:t>
-      </w:r>
-      <w:proofErr w:type="gramEnd"/>
-      <w:r>
-        <w:rPr>
-          <w:rFonts w:hint="eastAsia"/>
-          <w:spacing w:val="0"/>
-        </w:rPr>
-        <w:t>工程之工程採購者，</w:t>
-      </w:r>
-      <w:r>
-        <w:rPr>
-          <w:spacing w:val="0"/>
-        </w:rPr>
-        <w:t>履約保證金予以減收金額</w:t>
-      </w:r>
-      <w:r>
-        <w:rPr>
-          <w:rFonts w:hint="eastAsia"/>
-          <w:spacing w:val="0"/>
-        </w:rPr>
-        <w:t>，其減收金額</w:t>
-      </w:r>
-      <w:proofErr w:type="gramStart"/>
-      <w:r>
-        <w:rPr>
-          <w:rFonts w:hint="eastAsia"/>
-          <w:spacing w:val="0"/>
-        </w:rPr>
-        <w:t>不</w:t>
-      </w:r>
-      <w:proofErr w:type="gramEnd"/>
-      <w:r>
-        <w:rPr>
-          <w:rFonts w:hint="eastAsia"/>
-          <w:spacing w:val="0"/>
-        </w:rPr>
-        <w:t>併入前2項減收總額度計算</w:t>
-      </w:r>
-      <w:r>
-        <w:rPr>
-          <w:rFonts w:hint="eastAsia"/>
-          <w:spacing w:val="0"/>
-        </w:rPr>
-        <w:t>（</w:t>
-      </w:r>
-      <w:r>
-        <w:rPr>
-          <w:spacing w:val="0"/>
-        </w:rPr>
-        <w:t>無者免填</w:t>
-      </w:r>
       <w:r>
         <w:rPr>
           <w:rFonts w:hint="eastAsia"/>
@@ -12369,25 +10143,7 @@
           <w:color w:val="FF0000"/>
           <w:spacing w:val="0"/>
         </w:rPr>
-        <w:t>履約保證金</w:t>
-      </w:r>
-      <w:proofErr w:type="gramStart"/>
-      <w:r>
-        <w:rPr>
-          <w:rFonts w:hint="eastAsia"/>
-          <w:color w:val="FF0000"/>
-          <w:spacing w:val="0"/>
-        </w:rPr>
-        <w:t>減收原應</w:t>
-      </w:r>
-      <w:proofErr w:type="gramEnd"/>
-      <w:r>
-        <w:rPr>
-          <w:rFonts w:hint="eastAsia"/>
-          <w:color w:val="FF0000"/>
-          <w:spacing w:val="0"/>
-        </w:rPr>
-        <w:t>繳額度之50%</w:t>
+        <w:t>履約保證金減收原應繳額度之50%</w:t>
       </w:r>
       <w:r>
         <w:rPr>
@@ -12416,21 +10172,7 @@
         <w:rPr>
           <w:spacing w:val="0"/>
         </w:rPr>
-        <w:t>履約保證金有效期(無履約保證金</w:t>
-      </w:r>
-      <w:proofErr w:type="gramStart"/>
-      <w:r>
-        <w:rPr>
-          <w:spacing w:val="0"/>
-        </w:rPr>
-        <w:t>者免填</w:t>
-      </w:r>
-      <w:proofErr w:type="gramEnd"/>
-      <w:r>
-        <w:rPr>
-          <w:spacing w:val="0"/>
-        </w:rPr>
-        <w:t>)：</w:t>
+        <w:t>履約保證金有效期(無履約保證金者免填)：</w:t>
       </w:r>
     </w:p>
     <w:p>
@@ -12448,23 +10190,7 @@
           <w:rFonts w:hint="eastAsia"/>
           <w:spacing w:val="0"/>
         </w:rPr>
-        <w:t>廠商以銀行開發或</w:t>
-      </w:r>
-      <w:proofErr w:type="gramStart"/>
-      <w:r>
-        <w:rPr>
-          <w:rFonts w:hint="eastAsia"/>
-          <w:spacing w:val="0"/>
-        </w:rPr>
-        <w:t>保兌之</w:t>
-      </w:r>
-      <w:proofErr w:type="gramEnd"/>
-      <w:r>
-        <w:rPr>
-          <w:rFonts w:hint="eastAsia"/>
-          <w:spacing w:val="0"/>
-        </w:rPr>
-        <w:t>不可撤銷擔保信用狀、銀行之書面連帶保證或保險公司之保證保險單繳納履約保證金者，其有效期應較契約約定之最後施工、供應或安裝期限長</w:t>
+        <w:t>廠商以銀行開發或保兌之不可撤銷擔保信用狀、銀行之書面連帶保證或保險公司之保證保險單繳納履約保證金者，其有效期應較契約約定之最後施工、供應或安裝期限長</w:t>
       </w:r>
       <w:r>
         <w:rPr>
@@ -12515,21 +10241,7 @@
         <w:rPr>
           <w:spacing w:val="0"/>
         </w:rPr>
-        <w:t>履約保證金繳納期限(無履約保證金</w:t>
-      </w:r>
-      <w:proofErr w:type="gramStart"/>
-      <w:r>
-        <w:rPr>
-          <w:spacing w:val="0"/>
-        </w:rPr>
-        <w:t>者免填</w:t>
-      </w:r>
-      <w:proofErr w:type="gramEnd"/>
-      <w:r>
-        <w:rPr>
-          <w:spacing w:val="0"/>
-        </w:rPr>
-        <w:t>)：</w:t>
+        <w:t>履約保證金繳納期限(無履約保證金者免填)：</w:t>
       </w:r>
     </w:p>
     <w:p>
@@ -12731,21 +10443,7 @@
         <w:rPr>
           <w:spacing w:val="0"/>
         </w:rPr>
-        <w:t>保固保證金金額(</w:t>
-      </w:r>
-      <w:proofErr w:type="gramStart"/>
-      <w:r>
-        <w:rPr>
-          <w:spacing w:val="0"/>
-        </w:rPr>
-        <w:t>無者免填</w:t>
-      </w:r>
-      <w:proofErr w:type="gramEnd"/>
-      <w:r>
-        <w:rPr>
-          <w:spacing w:val="0"/>
-        </w:rPr>
-        <w:t>)：</w:t>
+        <w:t>保固保證金金額(無者免填)：</w:t>
       </w:r>
       <w:r>
         <w:rPr>
@@ -12772,21 +10470,7 @@
         <w:rPr>
           <w:spacing w:val="0"/>
         </w:rPr>
-        <w:t>保固保證金有效期(無保固保證金</w:t>
-      </w:r>
-      <w:proofErr w:type="gramStart"/>
-      <w:r>
-        <w:rPr>
-          <w:spacing w:val="0"/>
-        </w:rPr>
-        <w:t>者免填</w:t>
-      </w:r>
-      <w:proofErr w:type="gramEnd"/>
-      <w:r>
-        <w:rPr>
-          <w:spacing w:val="0"/>
-        </w:rPr>
-        <w:t>)：</w:t>
+        <w:t>保固保證金有效期(無保固保證金者免填)：</w:t>
       </w:r>
     </w:p>
     <w:p>
@@ -12807,21 +10491,7 @@
         <w:rPr>
           <w:spacing w:val="0"/>
         </w:rPr>
-        <w:t>保固保證金繳納期限(無保固保證金</w:t>
-      </w:r>
-      <w:proofErr w:type="gramStart"/>
-      <w:r>
-        <w:rPr>
-          <w:spacing w:val="0"/>
-        </w:rPr>
-        <w:t>者免填</w:t>
-      </w:r>
-      <w:proofErr w:type="gramEnd"/>
-      <w:r>
-        <w:rPr>
-          <w:spacing w:val="0"/>
-        </w:rPr>
-        <w:t>)：</w:t>
+        <w:t>保固保證金繳納期限(無保固保證金者免填)：</w:t>
       </w:r>
       <w:r>
         <w:rPr>
@@ -12848,21 +10518,7 @@
         <w:rPr>
           <w:spacing w:val="0"/>
         </w:rPr>
-        <w:t>得標廠商提出其他廠商之履約及賠償連帶保證者，保固保證金予以減收之金額(</w:t>
-      </w:r>
-      <w:proofErr w:type="gramStart"/>
-      <w:r>
-        <w:rPr>
-          <w:spacing w:val="0"/>
-        </w:rPr>
-        <w:t>無者免填</w:t>
-      </w:r>
-      <w:proofErr w:type="gramEnd"/>
-      <w:r>
-        <w:rPr>
-          <w:spacing w:val="0"/>
-        </w:rPr>
-        <w:t>)：</w:t>
+        <w:t>得標廠商提出其他廠商之履約及賠償連帶保證者，保固保證金予以減收之金額(無者免填)：</w:t>
       </w:r>
     </w:p>
     <w:p>
@@ -12938,113 +10594,45 @@
         </w:rPr>
         <w:t>公開於政府電子採購網</w:t>
       </w:r>
-      <w:r>
-        <w:rPr>
-          <w:rStyle w:val="aa"/>
-          <w:spacing w:val="0"/>
-        </w:rPr>
-        <w:fldChar w:fldCharType="begin"/>
-      </w:r>
-      <w:r>
-        <w:rPr>
-          <w:rStyle w:val="aa"/>
-          <w:spacing w:val="0"/>
-        </w:rPr>
-        <w:instrText xml:space="preserve"> HYPERLINK "https://web.pcc.gov.tw/</w:instrText>
-      </w:r>
-      <w:r>
-        <w:rPr>
-          <w:rStyle w:val="aa"/>
-          <w:spacing w:val="0"/>
-        </w:rPr>
-        <w:instrText>查詢服務</w:instrText>
-      </w:r>
-      <w:r>
-        <w:rPr>
-          <w:rStyle w:val="aa"/>
-          <w:spacing w:val="0"/>
-        </w:rPr>
-        <w:instrText>/</w:instrText>
-      </w:r>
-      <w:r>
-        <w:rPr>
-          <w:rStyle w:val="aa"/>
-          <w:spacing w:val="0"/>
-        </w:rPr>
-        <w:instrText>廠商相關</w:instrText>
-      </w:r>
-      <w:r>
-        <w:rPr>
-          <w:rStyle w:val="aa"/>
-          <w:spacing w:val="0"/>
-        </w:rPr>
-        <w:instrText>/</w:instrText>
-      </w:r>
-      <w:r>
-        <w:rPr>
-          <w:rStyle w:val="aa"/>
-          <w:spacing w:val="0"/>
-        </w:rPr>
-        <w:instrText>優良廠商名單</w:instrText>
-      </w:r>
-      <w:r>
-        <w:rPr>
-          <w:rStyle w:val="aa"/>
-          <w:spacing w:val="0"/>
-        </w:rPr>
-        <w:instrText xml:space="preserve">/" </w:instrText>
-      </w:r>
-      <w:r>
-        <w:rPr>
-          <w:rStyle w:val="aa"/>
-          <w:spacing w:val="0"/>
-        </w:rPr>
-        <w:fldChar w:fldCharType="separate"/>
-      </w:r>
-      <w:r>
-        <w:rPr>
-          <w:rStyle w:val="aa"/>
-          <w:spacing w:val="0"/>
-        </w:rPr>
-        <w:t>https://web.pcc.gov.tw/</w:t>
-      </w:r>
-      <w:r>
-        <w:rPr>
-          <w:rStyle w:val="aa"/>
-          <w:rFonts w:hint="eastAsia"/>
-          <w:spacing w:val="0"/>
-        </w:rPr>
-        <w:t>查詢服務</w:t>
-      </w:r>
-      <w:r>
-        <w:rPr>
-          <w:rStyle w:val="aa"/>
-          <w:spacing w:val="0"/>
-        </w:rPr>
-        <w:t>/廠商相關</w:t>
-      </w:r>
-      <w:r>
-        <w:rPr>
-          <w:rStyle w:val="aa"/>
-          <w:rFonts w:hint="eastAsia"/>
-          <w:spacing w:val="0"/>
-        </w:rPr>
-        <w:t>/優良廠商名單</w:t>
-      </w:r>
-      <w:r>
-        <w:rPr>
-          <w:rStyle w:val="aa"/>
-          <w:spacing w:val="0"/>
-        </w:rPr>
-        <w:t>/</w:t>
-      </w:r>
-      <w:r>
-        <w:rPr>
-          <w:rStyle w:val="aa"/>
-          <w:spacing w:val="0"/>
-        </w:rPr>
-        <w:fldChar w:fldCharType="end"/>
-      </w:r>
+      <w:hyperlink r:id="rId9" w:history="1">
+        <w:r>
+          <w:rPr>
+            <w:rStyle w:val="aa"/>
+            <w:spacing w:val="0"/>
+          </w:rPr>
+          <w:t>https://web.pcc.gov.tw/</w:t>
+        </w:r>
+        <w:r>
+          <w:rPr>
+            <w:rStyle w:val="aa"/>
+            <w:rFonts w:hint="eastAsia"/>
+            <w:spacing w:val="0"/>
+          </w:rPr>
+          <w:t>查詢服務</w:t>
+        </w:r>
+        <w:r>
+          <w:rPr>
+            <w:rStyle w:val="aa"/>
+            <w:spacing w:val="0"/>
+          </w:rPr>
+          <w:t>/廠商相關</w:t>
+        </w:r>
+        <w:r>
+          <w:rPr>
+            <w:rStyle w:val="aa"/>
+            <w:rFonts w:hint="eastAsia"/>
+            <w:spacing w:val="0"/>
+          </w:rPr>
+          <w:t>/優良廠商名單</w:t>
+        </w:r>
+        <w:r>
+          <w:rPr>
+            <w:rStyle w:val="aa"/>
+            <w:spacing w:val="0"/>
+          </w:rPr>
+          <w:t>/</w:t>
+        </w:r>
+      </w:hyperlink>
       <w:r>
         <w:rPr>
           <w:rFonts w:hint="eastAsia"/>
@@ -13092,21 +10680,7 @@
         <w:rPr>
           <w:rFonts w:hint="eastAsia"/>
         </w:rPr>
-        <w:t>■行政院公共工程委員會公共工程金質獎之得獎廠商，</w:t>
-      </w:r>
-      <w:proofErr w:type="gramStart"/>
-      <w:r>
-        <w:rPr>
-          <w:rFonts w:hint="eastAsia"/>
-        </w:rPr>
-        <w:t>減收原應</w:t>
-      </w:r>
-      <w:proofErr w:type="gramEnd"/>
-      <w:r>
-        <w:rPr>
-          <w:rFonts w:hint="eastAsia"/>
-        </w:rPr>
-        <w:t>繳額度之</w:t>
+        <w:t>■行政院公共工程委員會公共工程金質獎之得獎廠商，減收原應繳額度之</w:t>
       </w:r>
       <w:r>
         <w:t>50%</w:t>
@@ -13195,21 +10769,7 @@
         <w:rPr>
           <w:szCs w:val="28"/>
         </w:rPr>
-        <w:t>民間參與公共建設金</w:t>
-      </w:r>
-      <w:proofErr w:type="gramStart"/>
-      <w:r>
-        <w:rPr>
-          <w:szCs w:val="28"/>
-        </w:rPr>
-        <w:t>擘</w:t>
-      </w:r>
-      <w:proofErr w:type="gramEnd"/>
-      <w:r>
-        <w:rPr>
-          <w:szCs w:val="28"/>
-        </w:rPr>
-        <w:t>獎</w:t>
+        <w:t>民間參與公共建設金擘獎</w:t>
       </w:r>
       <w:r>
         <w:rPr>
@@ -13235,16 +10795,8 @@
         <w:rPr>
           <w:szCs w:val="28"/>
         </w:rPr>
-        <w:t>交通部</w:t>
-      </w:r>
-      <w:proofErr w:type="gramStart"/>
-      <w:r>
-        <w:rPr>
-          <w:szCs w:val="28"/>
-        </w:rPr>
-        <w:t>金路獎</w:t>
-      </w:r>
-      <w:proofErr w:type="gramEnd"/>
+        <w:t>交通部金路獎</w:t>
+      </w:r>
       <w:r>
         <w:rPr>
           <w:rFonts w:hint="eastAsia"/>
@@ -13297,23 +10849,7 @@
           <w:rFonts w:hint="eastAsia"/>
           <w:spacing w:val="0"/>
         </w:rPr>
-        <w:t>由招標機關敘明獎項名稱及減收額度，其減收總額度</w:t>
-      </w:r>
-      <w:proofErr w:type="gramStart"/>
-      <w:r>
-        <w:rPr>
-          <w:rFonts w:hint="eastAsia"/>
-          <w:spacing w:val="0"/>
-        </w:rPr>
-        <w:t>不</w:t>
-      </w:r>
-      <w:proofErr w:type="gramEnd"/>
-      <w:r>
-        <w:rPr>
-          <w:rFonts w:hint="eastAsia"/>
-          <w:spacing w:val="0"/>
-        </w:rPr>
-        <w:t>逾原定應繳總額之</w:t>
+        <w:t>由招標機關敘明獎項名稱及減收額度，其減收總額度不逾原定應繳總額之</w:t>
       </w:r>
       <w:r>
         <w:rPr>
@@ -13349,21 +10885,7 @@
         <w:rPr>
           <w:spacing w:val="0"/>
         </w:rPr>
-        <w:t>得標廠商為押標金保證金暨其他擔保作業辦法第33條之6所稱全球化廠商者，保固保證金予以減收之金額(</w:t>
-      </w:r>
-      <w:proofErr w:type="gramStart"/>
-      <w:r>
-        <w:rPr>
-          <w:spacing w:val="0"/>
-        </w:rPr>
-        <w:t>無者免填</w:t>
-      </w:r>
-      <w:proofErr w:type="gramEnd"/>
-      <w:r>
-        <w:rPr>
-          <w:spacing w:val="0"/>
-        </w:rPr>
-        <w:t>)：</w:t>
+        <w:t>得標廠商為押標金保證金暨其他擔保作業辦法第33條之6所稱全球化廠商者，保固保證金予以減收之金額(無者免填)：</w:t>
       </w:r>
     </w:p>
     <w:p>
@@ -13413,23 +10935,7 @@
           <w:rFonts w:hint="eastAsia"/>
           <w:spacing w:val="0"/>
         </w:rPr>
-        <w:t>，且得標案件屬營造業法所稱營</w:t>
-      </w:r>
-      <w:proofErr w:type="gramStart"/>
-      <w:r>
-        <w:rPr>
-          <w:rFonts w:hint="eastAsia"/>
-          <w:spacing w:val="0"/>
-        </w:rPr>
-        <w:t>繕</w:t>
-      </w:r>
-      <w:proofErr w:type="gramEnd"/>
-      <w:r>
-        <w:rPr>
-          <w:rFonts w:hint="eastAsia"/>
-          <w:spacing w:val="0"/>
-        </w:rPr>
-        <w:t>工程之工程採購者，</w:t>
+        <w:t>，且得標案件屬營造業法所稱營繕工程之工程採購者，</w:t>
       </w:r>
       <w:r>
         <w:rPr>
@@ -13442,23 +10948,7 @@
           <w:rFonts w:hint="eastAsia"/>
           <w:spacing w:val="0"/>
         </w:rPr>
-        <w:t>，其減收金額</w:t>
-      </w:r>
-      <w:proofErr w:type="gramStart"/>
-      <w:r>
-        <w:rPr>
-          <w:rFonts w:hint="eastAsia"/>
-          <w:spacing w:val="0"/>
-        </w:rPr>
-        <w:t>不</w:t>
-      </w:r>
-      <w:proofErr w:type="gramEnd"/>
-      <w:r>
-        <w:rPr>
-          <w:rFonts w:hint="eastAsia"/>
-          <w:spacing w:val="0"/>
-        </w:rPr>
-        <w:t>併入前2項減收總額度計算</w:t>
+        <w:t>，其減收金額不併入前2項減收總額度計算</w:t>
       </w:r>
       <w:r>
         <w:rPr>
@@ -13499,21 +10989,7 @@
         <w:rPr>
           <w:spacing w:val="0"/>
         </w:rPr>
-        <w:t>預付款還款保證金額(</w:t>
-      </w:r>
-      <w:proofErr w:type="gramStart"/>
-      <w:r>
-        <w:rPr>
-          <w:spacing w:val="0"/>
-        </w:rPr>
-        <w:t>無者免填</w:t>
-      </w:r>
-      <w:proofErr w:type="gramEnd"/>
-      <w:r>
-        <w:rPr>
-          <w:spacing w:val="0"/>
-        </w:rPr>
-        <w:t>)：</w:t>
+        <w:t>預付款還款保證金額(無者免填)：</w:t>
       </w:r>
     </w:p>
     <w:p>
@@ -13534,21 +11010,7 @@
         <w:rPr>
           <w:spacing w:val="0"/>
         </w:rPr>
-        <w:t>預付款還款保證有效期(無預付款還款保證</w:t>
-      </w:r>
-      <w:proofErr w:type="gramStart"/>
-      <w:r>
-        <w:rPr>
-          <w:spacing w:val="0"/>
-        </w:rPr>
-        <w:t>者免填</w:t>
-      </w:r>
-      <w:proofErr w:type="gramEnd"/>
-      <w:r>
-        <w:rPr>
-          <w:spacing w:val="0"/>
-        </w:rPr>
-        <w:t>)：</w:t>
+        <w:t>預付款還款保證有效期(無預付款還款保證者免填)：</w:t>
       </w:r>
     </w:p>
     <w:p>
@@ -13569,21 +11031,7 @@
         <w:rPr>
           <w:spacing w:val="0"/>
         </w:rPr>
-        <w:t>預付款還款保證繳納期限(無預付款還款保證</w:t>
-      </w:r>
-      <w:proofErr w:type="gramStart"/>
-      <w:r>
-        <w:rPr>
-          <w:spacing w:val="0"/>
-        </w:rPr>
-        <w:t>者免填</w:t>
-      </w:r>
-      <w:proofErr w:type="gramEnd"/>
-      <w:r>
-        <w:rPr>
-          <w:spacing w:val="0"/>
-        </w:rPr>
-        <w:t>)：</w:t>
+        <w:t>預付款還款保證繳納期限(無預付款還款保證者免填)：</w:t>
       </w:r>
     </w:p>
     <w:p>
@@ -13607,23 +11055,7 @@
           <w:rFonts w:hint="eastAsia"/>
           <w:spacing w:val="0"/>
         </w:rPr>
-        <w:t>、植栽工程養護期保證金（僅適用於植栽工程驗收合格後給付全部植栽價金之情形）額度為全部</w:t>
-      </w:r>
-      <w:proofErr w:type="gramStart"/>
-      <w:r>
-        <w:rPr>
-          <w:rFonts w:hint="eastAsia"/>
-          <w:spacing w:val="0"/>
-        </w:rPr>
-        <w:t>植栽價金</w:t>
-      </w:r>
-      <w:proofErr w:type="gramEnd"/>
-      <w:r>
-        <w:rPr>
-          <w:rFonts w:hint="eastAsia"/>
-          <w:spacing w:val="0"/>
-        </w:rPr>
-        <w:t>之</w:t>
+        <w:t>、植栽工程養護期保證金（僅適用於植栽工程驗收合格後給付全部植栽價金之情形）額度為全部植栽價金之</w:t>
       </w:r>
       <w:r>
         <w:rPr>
@@ -13639,39 +11071,7 @@
           <w:rFonts w:hint="eastAsia"/>
           <w:spacing w:val="0"/>
         </w:rPr>
-        <w:t>%</w:t>
-      </w:r>
-      <w:proofErr w:type="gramStart"/>
-      <w:r>
-        <w:rPr>
-          <w:rFonts w:hint="eastAsia"/>
-          <w:spacing w:val="0"/>
-        </w:rPr>
-        <w:t>（</w:t>
-      </w:r>
-      <w:proofErr w:type="gramEnd"/>
-      <w:r>
-        <w:rPr>
-          <w:rFonts w:hint="eastAsia"/>
-          <w:spacing w:val="0"/>
-        </w:rPr>
-        <w:t>由機關於招標時自行填列；未填列者，為25%</w:t>
-      </w:r>
-      <w:proofErr w:type="gramStart"/>
-      <w:r>
-        <w:rPr>
-          <w:rFonts w:hint="eastAsia"/>
-          <w:spacing w:val="0"/>
-        </w:rPr>
-        <w:t>）</w:t>
-      </w:r>
-      <w:proofErr w:type="gramEnd"/>
-      <w:r>
-        <w:rPr>
-          <w:rFonts w:hint="eastAsia"/>
-          <w:spacing w:val="0"/>
-        </w:rPr>
-        <w:t>，於</w:t>
+        <w:t>%（由機關於招標時自行填列；未填列者，為25%），於</w:t>
       </w:r>
       <w:r>
         <w:rPr>
@@ -13705,21 +11105,7 @@
         <w:rPr>
           <w:spacing w:val="0"/>
         </w:rPr>
-        <w:t>各種保證金之繳納處所或金融機構帳號(無保證金</w:t>
-      </w:r>
-      <w:proofErr w:type="gramStart"/>
-      <w:r>
-        <w:rPr>
-          <w:spacing w:val="0"/>
-        </w:rPr>
-        <w:t>者免填</w:t>
-      </w:r>
-      <w:proofErr w:type="gramEnd"/>
-      <w:r>
-        <w:rPr>
-          <w:spacing w:val="0"/>
-        </w:rPr>
-        <w:t>)：</w:t>
+        <w:t>各種保證金之繳納處所或金融機構帳號(無保證金者免填)：</w:t>
       </w:r>
     </w:p>
     <w:p>
@@ -13829,19 +11215,11 @@
           <w:spacing w:val="0"/>
         </w:rPr>
       </w:pPr>
-      <w:proofErr w:type="gramStart"/>
-      <w:r>
-        <w:rPr>
-          <w:spacing w:val="0"/>
-        </w:rPr>
-        <w:t>押</w:t>
-      </w:r>
-      <w:proofErr w:type="gramEnd"/>
-      <w:r>
-        <w:rPr>
-          <w:spacing w:val="0"/>
-        </w:rPr>
-        <w:t>標金及保證金應</w:t>
+      <w:r>
+        <w:rPr>
+          <w:spacing w:val="0"/>
+        </w:rPr>
+        <w:t>押標金及保證金應</w:t>
       </w:r>
       <w:r>
         <w:rPr>
@@ -13853,35 +11231,7 @@
         <w:rPr>
           <w:spacing w:val="0"/>
         </w:rPr>
-        <w:t>政府公債、設定質權之金融機構定期存款單、銀行開發或</w:t>
-      </w:r>
-      <w:proofErr w:type="gramStart"/>
-      <w:r>
-        <w:rPr>
-          <w:spacing w:val="0"/>
-        </w:rPr>
-        <w:t>保兌之</w:t>
-      </w:r>
-      <w:proofErr w:type="gramEnd"/>
-      <w:r>
-        <w:rPr>
-          <w:spacing w:val="0"/>
-        </w:rPr>
-        <w:t>不可撤銷擔保信用狀繳納，或取具銀行之書面連帶保證、保險公司之連帶保證保險單繳納，並應符合</w:t>
-      </w:r>
-      <w:proofErr w:type="gramStart"/>
-      <w:r>
-        <w:rPr>
-          <w:spacing w:val="0"/>
-        </w:rPr>
-        <w:t>押</w:t>
-      </w:r>
-      <w:proofErr w:type="gramEnd"/>
-      <w:r>
-        <w:rPr>
-          <w:spacing w:val="0"/>
-        </w:rPr>
-        <w:t>標金保證金暨其他擔保作業辦法規定之格式。</w:t>
+        <w:t>政府公債、設定質權之金融機構定期存款單、銀行開發或保兌之不可撤銷擔保信用狀繳納，或取具銀行之書面連帶保證、保險公司之連帶保證保險單繳納，並應符合押標金保證金暨其他擔保作業辦法規定之格式。</w:t>
       </w:r>
     </w:p>
     <w:p>
@@ -13910,23 +11260,7 @@
           <w:spacing w:val="0"/>
           <w:szCs w:val="28"/>
         </w:rPr>
-        <w:t>情形之</w:t>
-      </w:r>
-      <w:proofErr w:type="gramStart"/>
-      <w:r>
-        <w:rPr>
-          <w:spacing w:val="0"/>
-          <w:szCs w:val="28"/>
-        </w:rPr>
-        <w:t>一</w:t>
-      </w:r>
-      <w:proofErr w:type="gramEnd"/>
-      <w:r>
-        <w:rPr>
-          <w:spacing w:val="0"/>
-          <w:szCs w:val="28"/>
-        </w:rPr>
-        <w:t>者</w:t>
+        <w:t>情形之一者</w:t>
       </w:r>
       <w:r>
         <w:rPr>
@@ -13959,21 +11293,7 @@
         <w:rPr>
           <w:spacing w:val="0"/>
         </w:rPr>
-        <w:t>無需</w:t>
-      </w:r>
-      <w:proofErr w:type="gramStart"/>
-      <w:r>
-        <w:rPr>
-          <w:spacing w:val="0"/>
-        </w:rPr>
-        <w:t>押</w:t>
-      </w:r>
-      <w:proofErr w:type="gramEnd"/>
-      <w:r>
-        <w:rPr>
-          <w:spacing w:val="0"/>
-        </w:rPr>
-        <w:t>標金之案件免列</w:t>
+        <w:t>無需押標金之案件免列</w:t>
       </w:r>
       <w:r>
         <w:rPr>
@@ -14001,14 +11321,12 @@
         </w:rPr>
         <w:t>(</w:t>
       </w:r>
-      <w:proofErr w:type="gramStart"/>
       <w:r>
         <w:rPr>
           <w:rFonts w:ascii="Times New Roman" w:eastAsia="標楷體"/>
         </w:rPr>
         <w:t>一</w:t>
       </w:r>
-      <w:proofErr w:type="gramEnd"/>
       <w:r>
         <w:rPr>
           <w:rFonts w:ascii="Times New Roman" w:eastAsia="標楷體"/>
@@ -14153,19 +11471,11 @@
         </w:rPr>
         <w:t>)</w:t>
       </w:r>
-      <w:proofErr w:type="gramStart"/>
       <w:r>
         <w:rPr>
           <w:rFonts w:ascii="標楷體" w:eastAsia="標楷體" w:hAnsi="標楷體" w:hint="eastAsia"/>
         </w:rPr>
-        <w:t>得標後拒不</w:t>
-      </w:r>
-      <w:proofErr w:type="gramEnd"/>
-      <w:r>
-        <w:rPr>
-          <w:rFonts w:ascii="標楷體" w:eastAsia="標楷體" w:hAnsi="標楷體" w:hint="eastAsia"/>
-        </w:rPr>
-        <w:t>簽約</w:t>
+        <w:t>得標後拒不簽約</w:t>
       </w:r>
       <w:r>
         <w:rPr>
@@ -14311,23 +11621,7 @@
           <w:rFonts w:hint="eastAsia"/>
           <w:kern w:val="0"/>
         </w:rPr>
-        <w:t>前項追繳</w:t>
-      </w:r>
-      <w:proofErr w:type="gramStart"/>
-      <w:r>
-        <w:rPr>
-          <w:rFonts w:hint="eastAsia"/>
-          <w:kern w:val="0"/>
-        </w:rPr>
-        <w:t>押</w:t>
-      </w:r>
-      <w:proofErr w:type="gramEnd"/>
-      <w:r>
-        <w:rPr>
-          <w:rFonts w:hint="eastAsia"/>
-          <w:kern w:val="0"/>
-        </w:rPr>
-        <w:t>標金之情形，屬廠商未依招標文件規定繳納者，追繳金額依招標文件中規定之額度定之；其為標價之一定比率而無標價可供計算者，以預算金額代之。</w:t>
+        <w:t>前項追繳押標金之情形，屬廠商未依招標文件規定繳納者，追繳金額依招標文件中規定之額度定之；其為標價之一定比率而無標價可供計算者，以預算金額代之。</w:t>
       </w:r>
     </w:p>
     <w:p>
@@ -14435,15 +11729,7 @@
         <w:t>50條第1項第5款、第7</w:t>
       </w:r>
       <w:r>
-        <w:t>款情形之</w:t>
-      </w:r>
-      <w:proofErr w:type="gramStart"/>
-      <w:r>
-        <w:t>一</w:t>
-      </w:r>
-      <w:proofErr w:type="gramEnd"/>
-      <w:r>
-        <w:t>。</w:t>
+        <w:t>款情形之一。</w:t>
       </w:r>
     </w:p>
     <w:p>
@@ -14469,15 +11755,7 @@
         <w:t>87</w:t>
       </w:r>
       <w:r>
-        <w:t>條各項構成要件事實之</w:t>
-      </w:r>
-      <w:proofErr w:type="gramStart"/>
-      <w:r>
-        <w:t>一</w:t>
-      </w:r>
-      <w:proofErr w:type="gramEnd"/>
-      <w:r>
-        <w:t>。</w:t>
+        <w:t>條各項構成要件事實之一。</w:t>
       </w:r>
     </w:p>
     <w:p>
@@ -14498,35 +11776,7 @@
         <w:rPr>
           <w:spacing w:val="0"/>
         </w:rPr>
-        <w:t>廠商依「押標金保證金暨其他擔保作業辦法」規定減收押標金，其有不發還</w:t>
-      </w:r>
-      <w:proofErr w:type="gramStart"/>
-      <w:r>
-        <w:rPr>
-          <w:spacing w:val="0"/>
-        </w:rPr>
-        <w:t>押</w:t>
-      </w:r>
-      <w:proofErr w:type="gramEnd"/>
-      <w:r>
-        <w:rPr>
-          <w:spacing w:val="0"/>
-        </w:rPr>
-        <w:t>標金之情形者，應就不發還金額</w:t>
-      </w:r>
-      <w:proofErr w:type="gramStart"/>
-      <w:r>
-        <w:rPr>
-          <w:spacing w:val="0"/>
-        </w:rPr>
-        <w:t>中屬減收</w:t>
-      </w:r>
-      <w:proofErr w:type="gramEnd"/>
-      <w:r>
-        <w:rPr>
-          <w:spacing w:val="0"/>
-        </w:rPr>
-        <w:t>之金額補繳之。其經主管機關或相關中央目的事業主管機關取消優良廠商資格或全球化廠商資格，或經各機關依採購法第102條第3項規定刊登政府採購公報，且尚在採購法第103條第1項所定期限內者，亦同。</w:t>
+        <w:t>廠商依「押標金保證金暨其他擔保作業辦法」規定減收押標金，其有不發還押標金之情形者，應就不發還金額中屬減收之金額補繳之。其經主管機關或相關中央目的事業主管機關取消優良廠商資格或全球化廠商資格，或經各機關依採購法第102條第3項規定刊登政府採購公報，且尚在採購法第103條第1項所定期限內者，亦同。</w:t>
       </w:r>
     </w:p>
     <w:p>
@@ -14571,21 +11821,7 @@
         <w:rPr>
           <w:spacing w:val="0"/>
         </w:rPr>
-        <w:t>(1)訂底價，但</w:t>
-      </w:r>
-      <w:proofErr w:type="gramStart"/>
-      <w:r>
-        <w:rPr>
-          <w:spacing w:val="0"/>
-        </w:rPr>
-        <w:t>不</w:t>
-      </w:r>
-      <w:proofErr w:type="gramEnd"/>
-      <w:r>
-        <w:rPr>
-          <w:spacing w:val="0"/>
-        </w:rPr>
-        <w:t>公告底價。</w:t>
+        <w:t>(1)訂底價，但不公告底價。</w:t>
       </w:r>
     </w:p>
     <w:p>
@@ -14829,23 +12065,7 @@
           <w:rFonts w:hint="eastAsia"/>
           <w:spacing w:val="0"/>
         </w:rPr>
-        <w:t>採購法施行細則第64條之2</w:t>
-      </w:r>
-      <w:proofErr w:type="gramStart"/>
-      <w:r>
-        <w:rPr>
-          <w:rFonts w:hint="eastAsia"/>
-          <w:spacing w:val="0"/>
-        </w:rPr>
-        <w:t>採</w:t>
-      </w:r>
-      <w:proofErr w:type="gramEnd"/>
-      <w:r>
-        <w:rPr>
-          <w:rFonts w:hint="eastAsia"/>
-          <w:spacing w:val="0"/>
-        </w:rPr>
-        <w:t>評分及格最低標</w:t>
+        <w:t>採購法施行細則第64條之2採評分及格最低標</w:t>
       </w:r>
       <w:r>
         <w:rPr>
@@ -14948,21 +12168,7 @@
         <w:rPr>
           <w:spacing w:val="0"/>
         </w:rPr>
-        <w:t>（2-2）依採購法第22條第1項□第9款；□第10款；□第11款；□第14款</w:t>
-      </w:r>
-      <w:proofErr w:type="gramStart"/>
-      <w:r>
-        <w:rPr>
-          <w:spacing w:val="0"/>
-        </w:rPr>
-        <w:t>準</w:t>
-      </w:r>
-      <w:proofErr w:type="gramEnd"/>
-      <w:r>
-        <w:rPr>
-          <w:spacing w:val="0"/>
-        </w:rPr>
-        <w:t>用最有利標。</w:t>
+        <w:t>（2-2）依採購法第22條第1項□第9款；□第10款；□第11款；□第14款準用最有利標。</w:t>
       </w:r>
     </w:p>
     <w:p>
@@ -15009,39 +12215,7 @@
           <w:rFonts w:hint="eastAsia"/>
           <w:spacing w:val="0"/>
         </w:rPr>
-        <w:t>達一定</w:t>
-      </w:r>
-      <w:proofErr w:type="gramStart"/>
-      <w:r>
-        <w:rPr>
-          <w:rFonts w:hint="eastAsia"/>
-          <w:spacing w:val="0"/>
-        </w:rPr>
-        <w:t>分數或序位</w:t>
-      </w:r>
-      <w:proofErr w:type="gramEnd"/>
-      <w:r>
-        <w:rPr>
-          <w:rFonts w:hint="eastAsia"/>
-          <w:spacing w:val="0"/>
-        </w:rPr>
-        <w:t>之未得標廠商，發給一定金額之獎勵金(由機關敘明一定</w:t>
-      </w:r>
-      <w:proofErr w:type="gramStart"/>
-      <w:r>
-        <w:rPr>
-          <w:rFonts w:hint="eastAsia"/>
-          <w:spacing w:val="0"/>
-        </w:rPr>
-        <w:t>分數或序位</w:t>
-      </w:r>
-      <w:proofErr w:type="gramEnd"/>
-      <w:r>
-        <w:rPr>
-          <w:rFonts w:hint="eastAsia"/>
-          <w:spacing w:val="0"/>
-        </w:rPr>
-        <w:t>及其相對應之獎勵金)</w:t>
+        <w:t>達一定分數或序位之未得標廠商，發給一定金額之獎勵金(由機關敘明一定分數或序位及其相對應之獎勵金)</w:t>
       </w:r>
     </w:p>
     <w:p>
@@ -15231,21 +12405,7 @@
         <w:rPr>
           <w:spacing w:val="0"/>
         </w:rPr>
-        <w:t>本採購</w:t>
-      </w:r>
-      <w:proofErr w:type="gramStart"/>
-      <w:r>
-        <w:rPr>
-          <w:spacing w:val="0"/>
-        </w:rPr>
-        <w:t>採</w:t>
-      </w:r>
-      <w:proofErr w:type="gramEnd"/>
-      <w:r>
-        <w:rPr>
-          <w:spacing w:val="0"/>
-        </w:rPr>
-        <w:t>：</w:t>
+        <w:t>本採購採：</w:t>
       </w:r>
     </w:p>
     <w:p>
@@ -15301,21 +12461,7 @@
         <w:rPr>
           <w:spacing w:val="0"/>
         </w:rPr>
-        <w:t>(2)複數決標，保留採購項目或數量選擇之組合權利  (項目或數量選擇之組合方式如附件。例如得由廠商分項報價之項目，或依不同數量報價之項目及數量之上、下限；投標廠商得標項目或數量之限制、開標順序、願比照得標廠商之價格者得</w:t>
-      </w:r>
-      <w:proofErr w:type="gramStart"/>
-      <w:r>
-        <w:rPr>
-          <w:spacing w:val="0"/>
-        </w:rPr>
-        <w:t>併</w:t>
-      </w:r>
-      <w:proofErr w:type="gramEnd"/>
-      <w:r>
-        <w:rPr>
-          <w:spacing w:val="0"/>
-        </w:rPr>
-        <w:t>列為得標廠商、決標廠商家數上限等)。</w:t>
+        <w:t>(2)複數決標，保留採購項目或數量選擇之組合權利  (項目或數量選擇之組合方式如附件。例如得由廠商分項報價之項目，或依不同數量報價之項目及數量之上、下限；投標廠商得標項目或數量之限制、開標順序、願比照得標廠商之價格者得併列為得標廠商、決標廠商家數上限等)。</w:t>
       </w:r>
     </w:p>
     <w:p>
@@ -15401,16 +12547,8 @@
         <w:rPr>
           <w:spacing w:val="0"/>
         </w:rPr>
-        <w:t>，得先辦理保留決標，</w:t>
-      </w:r>
-      <w:proofErr w:type="gramStart"/>
-      <w:r>
-        <w:rPr>
-          <w:spacing w:val="0"/>
-        </w:rPr>
-        <w:t>俟</w:t>
-      </w:r>
-      <w:proofErr w:type="gramEnd"/>
+        <w:t>，得先辦理保留決標，俟</w:t>
+      </w:r>
       <w:r>
         <w:rPr>
           <w:rFonts w:hint="eastAsia"/>
@@ -15418,19 +12556,11 @@
         </w:rPr>
         <w:t>核定</w:t>
       </w:r>
-      <w:proofErr w:type="gramStart"/>
-      <w:r>
-        <w:rPr>
-          <w:spacing w:val="0"/>
-        </w:rPr>
-        <w:t>後始決標</w:t>
-      </w:r>
-      <w:proofErr w:type="gramEnd"/>
-      <w:r>
-        <w:rPr>
-          <w:spacing w:val="0"/>
-        </w:rPr>
-        <w:t>生效。</w:t>
+      <w:r>
+        <w:rPr>
+          <w:spacing w:val="0"/>
+        </w:rPr>
+        <w:t>後始決標生效。</w:t>
       </w:r>
     </w:p>
     <w:p>
@@ -15691,35 +12821,11 @@
         <w:sym w:font="Wingdings" w:char="F0A8"/>
       </w:r>
       <w:r>
-        <w:t>(3)屬勞動派遣（指派遣事業單位指派所僱用之勞工至機關提供勞務，接受各該機關指揮監督管理之行為）：派遣勞工（指受派遣事業單位僱用，並向各機關提供勞務者）之薪資（內含勞工依法自行負擔之勞保、健保、就業保險費用）與廠商應負擔之勞保、健保、就業保險費用、積欠工資墊償基金提繳費及勞工退休金等費用，</w:t>
-      </w:r>
-      <w:proofErr w:type="gramStart"/>
-      <w:r>
-        <w:t>採</w:t>
-      </w:r>
-      <w:proofErr w:type="gramEnd"/>
-      <w:r>
-        <w:t>固定金額支付，不列入報價範圍。廠商僅需就管理費用（含利潤、相關稅捐及管理所需一切費用等）報價。決標後，廠商報價與前述固定金額合計為契約總價，詳如附件報價明細表</w:t>
-      </w:r>
-      <w:proofErr w:type="gramStart"/>
-      <w:r>
-        <w:t>【註</w:t>
-      </w:r>
-      <w:proofErr w:type="gramEnd"/>
-      <w:r>
-        <w:t>：報價明細表範例如附件，機關於招</w:t>
+        <w:t>(3)屬勞動派遣（指派遣事業單位指派所僱用之勞工至機關提供勞務，接受各該機關指揮監督管理之行為）：派遣勞工（指受派遣事業單位僱用，並向各機關提供勞務者）之薪資（內含勞工依法自行負擔之勞保、健保、就業保險費用）與廠商應負擔之勞保、健保、就業保險費用、積欠工資墊償基金提繳費及勞工退休金等費用，採固定金額支付，不列入報價範圍。廠商僅需就管理費用（含利潤、相關稅捐及管理所需一切費用等）報價。決標後，廠商報價與前述固定金額合計為契約總價，詳如附件報價明細表【註：報價明細表範例如附件，機關於招</w:t>
       </w:r>
       <w:r>
         <w:lastRenderedPageBreak/>
-        <w:t>標時依案件性質參酌調整後附於投標須知。派遣勞工之加班費及差旅費，不含於契約價金，如發生此等費用，其計算方式依勞動法令規定另行支付</w:t>
-      </w:r>
-      <w:proofErr w:type="gramStart"/>
-      <w:r>
-        <w:t>】</w:t>
-      </w:r>
-      <w:proofErr w:type="gramEnd"/>
-      <w:r>
-        <w:t>。</w:t>
+        <w:t>標時依案件性質參酌調整後附於投標須知。派遣勞工之加班費及差旅費，不含於契約價金，如發生此等費用，其計算方式依勞動法令規定另行支付】。</w:t>
       </w:r>
     </w:p>
     <w:p>
@@ -15740,21 +12846,7 @@
         <w:rPr>
           <w:spacing w:val="0"/>
         </w:rPr>
-        <w:t>無法決標時是否得依採購法第56條規定</w:t>
-      </w:r>
-      <w:proofErr w:type="gramStart"/>
-      <w:r>
-        <w:rPr>
-          <w:spacing w:val="0"/>
-        </w:rPr>
-        <w:t>採</w:t>
-      </w:r>
-      <w:proofErr w:type="gramEnd"/>
-      <w:r>
-        <w:rPr>
-          <w:spacing w:val="0"/>
-        </w:rPr>
-        <w:t>行協商措施：</w:t>
+        <w:t>無法決標時是否得依採購法第56條規定採行協商措施：</w:t>
       </w:r>
     </w:p>
     <w:p>
@@ -15768,15 +12860,7 @@
         <w:sym w:font="Wingdings" w:char="F0A8"/>
       </w:r>
       <w:r>
-        <w:t>(1)是；</w:t>
-      </w:r>
-      <w:proofErr w:type="gramStart"/>
-      <w:r>
-        <w:t>採</w:t>
-      </w:r>
-      <w:proofErr w:type="gramEnd"/>
-      <w:r>
-        <w:t>行協商措施得更改之項目（請敘明）：</w:t>
+        <w:t>(1)是；採行協商措施得更改之項目（請敘明）：</w:t>
       </w:r>
     </w:p>
     <w:p>
@@ -15815,35 +12899,7 @@
         <w:rPr>
           <w:spacing w:val="0"/>
         </w:rPr>
-        <w:t>本採購保留未來向得標廠商增購之權利，擬增購之項目及內容(</w:t>
-      </w:r>
-      <w:proofErr w:type="gramStart"/>
-      <w:r>
-        <w:rPr>
-          <w:spacing w:val="0"/>
-        </w:rPr>
-        <w:t>請載明</w:t>
-      </w:r>
-      <w:proofErr w:type="gramEnd"/>
-      <w:r>
-        <w:rPr>
-          <w:spacing w:val="0"/>
-        </w:rPr>
-        <w:t>擴充之金額、數量或期間上限，並應將預估選購或擴充項目所需金額計入採購金額。未保留增購權利</w:t>
-      </w:r>
-      <w:proofErr w:type="gramStart"/>
-      <w:r>
-        <w:rPr>
-          <w:spacing w:val="0"/>
-        </w:rPr>
-        <w:t>者免填</w:t>
-      </w:r>
-      <w:proofErr w:type="gramEnd"/>
-      <w:r>
-        <w:rPr>
-          <w:spacing w:val="0"/>
-        </w:rPr>
-        <w:t>)：</w:t>
+        <w:t>本採購保留未來向得標廠商增購之權利，擬增購之項目及內容(請載明擴充之金額、數量或期間上限，並應將預估選購或擴充項目所需金額計入採購金額。未保留增購權利者免填)：</w:t>
       </w:r>
     </w:p>
     <w:p>
@@ -15866,43 +12922,7 @@
           <w:color w:val="FF0000"/>
           <w:spacing w:val="0"/>
         </w:rPr>
-        <w:t>後續擴充金額為本契約價金50%，依原契約</w:t>
-      </w:r>
-      <w:proofErr w:type="gramStart"/>
-      <w:r>
-        <w:rPr>
-          <w:rFonts w:hint="eastAsia"/>
-          <w:color w:val="FF0000"/>
-          <w:spacing w:val="0"/>
-        </w:rPr>
-        <w:t>條件及價金</w:t>
-      </w:r>
-      <w:proofErr w:type="gramEnd"/>
-      <w:r>
-        <w:rPr>
-          <w:rFonts w:hint="eastAsia"/>
-          <w:color w:val="FF0000"/>
-          <w:spacing w:val="0"/>
-        </w:rPr>
-        <w:t>續約核算付款，擴充期間至%%年度%%年11月30日止，以先屆滿者為</w:t>
-      </w:r>
-      <w:proofErr w:type="gramStart"/>
-      <w:r>
-        <w:rPr>
-          <w:rFonts w:hint="eastAsia"/>
-          <w:color w:val="FF0000"/>
-          <w:spacing w:val="0"/>
-        </w:rPr>
-        <w:t>準</w:t>
-      </w:r>
-      <w:proofErr w:type="gramEnd"/>
-      <w:r>
-        <w:rPr>
-          <w:rFonts w:hint="eastAsia"/>
-          <w:color w:val="FF0000"/>
-          <w:spacing w:val="0"/>
-        </w:rPr>
-        <w:t>，得以換文方式辦理。</w:t>
+        <w:t>後續擴充金額為本契約價金50%，依原契約條件及價金續約核算付款，擴充期間至%%年度%%年11月30日止，以先屆滿者為準，得以換文方式辦理。</w:t>
       </w:r>
     </w:p>
     <w:p>
@@ -16189,21 +13209,7 @@
         <w:rPr>
           <w:spacing w:val="0"/>
         </w:rPr>
-        <w:t>投標廠商之基本資格及應附具之證明文件如下(如允許</w:t>
-      </w:r>
-      <w:proofErr w:type="gramStart"/>
-      <w:r>
-        <w:rPr>
-          <w:spacing w:val="0"/>
-        </w:rPr>
-        <w:t>依法令免申請</w:t>
-      </w:r>
-      <w:proofErr w:type="gramEnd"/>
-      <w:r>
-        <w:rPr>
-          <w:spacing w:val="0"/>
-        </w:rPr>
-        <w:t>核發本項基本資格證明文件之廠商參與投標，一併載明該等廠商免繳驗之證明文件</w:t>
+        <w:t>投標廠商之基本資格及應附具之證明文件如下(如允許依法令免申請核發本項基本資格證明文件之廠商參與投標，一併載明該等廠商免繳驗之證明文件</w:t>
       </w:r>
       <w:r>
         <w:rPr>
@@ -16260,23 +13266,7 @@
           <w:rFonts w:ascii="標楷體" w:hAnsi="標楷體" w:hint="eastAsia"/>
           <w:szCs w:val="28"/>
         </w:rPr>
-        <w:t>與招標</w:t>
-      </w:r>
-      <w:proofErr w:type="gramStart"/>
-      <w:r>
-        <w:rPr>
-          <w:rFonts w:ascii="標楷體" w:hAnsi="標楷體" w:hint="eastAsia"/>
-          <w:szCs w:val="28"/>
-        </w:rPr>
-        <w:t>標</w:t>
-      </w:r>
-      <w:proofErr w:type="gramEnd"/>
-      <w:r>
-        <w:rPr>
-          <w:rFonts w:ascii="標楷體" w:hAnsi="標楷體" w:hint="eastAsia"/>
-          <w:szCs w:val="28"/>
-        </w:rPr>
-        <w:t>的有關者：</w:t>
+        <w:t>與招標標的有關者：</w:t>
       </w:r>
     </w:p>
     <w:p>
@@ -16310,78 +13300,28 @@
           <w:szCs w:val="28"/>
           <w:u w:val="single"/>
         </w:rPr>
-        <w:t xml:space="preserve">  </w:t>
-      </w:r>
-      <w:proofErr w:type="gramStart"/>
+        <w:t xml:space="preserve">  僅須任一項符合  </w:t>
+      </w:r>
       <w:r>
         <w:rPr>
           <w:rFonts w:ascii="標楷體" w:hAnsi="標楷體" w:hint="eastAsia"/>
           <w:szCs w:val="28"/>
-          <w:u w:val="single"/>
-        </w:rPr>
-        <w:t>僅須任一項</w:t>
-      </w:r>
-      <w:proofErr w:type="gramEnd"/>
+        </w:rPr>
+        <w:t>。(機關應依標的特質、需求勾選，並得複選</w:t>
+      </w:r>
+      <w:r>
+        <w:rPr>
+          <w:rFonts w:ascii="標楷體" w:hAnsi="標楷體"/>
+          <w:szCs w:val="28"/>
+        </w:rPr>
+        <w:t>，</w:t>
+      </w:r>
       <w:r>
         <w:rPr>
           <w:rFonts w:ascii="標楷體" w:hAnsi="標楷體" w:hint="eastAsia"/>
           <w:szCs w:val="28"/>
-          <w:u w:val="single"/>
-        </w:rPr>
-        <w:t xml:space="preserve">符合  </w:t>
-      </w:r>
-      <w:r>
-        <w:rPr>
-          <w:rFonts w:ascii="標楷體" w:hAnsi="標楷體" w:hint="eastAsia"/>
-          <w:szCs w:val="28"/>
-        </w:rPr>
-        <w:t>。(機關應依標的特質、需求勾選，並得複選</w:t>
-      </w:r>
-      <w:r>
-        <w:rPr>
-          <w:rFonts w:ascii="標楷體" w:hAnsi="標楷體"/>
-          <w:szCs w:val="28"/>
-        </w:rPr>
-        <w:t>，</w:t>
-      </w:r>
-      <w:r>
-        <w:rPr>
-          <w:rFonts w:ascii="標楷體" w:hAnsi="標楷體" w:hint="eastAsia"/>
-          <w:szCs w:val="28"/>
-        </w:rPr>
-        <w:t>且應於</w:t>
-      </w:r>
-      <w:proofErr w:type="gramStart"/>
-      <w:r>
-        <w:rPr>
-          <w:rFonts w:ascii="標楷體" w:hAnsi="標楷體" w:hint="eastAsia"/>
-          <w:szCs w:val="28"/>
-        </w:rPr>
-        <w:t>本目載</w:t>
-      </w:r>
-      <w:proofErr w:type="gramEnd"/>
-      <w:r>
-        <w:rPr>
-          <w:rFonts w:ascii="標楷體" w:hAnsi="標楷體" w:hint="eastAsia"/>
-          <w:szCs w:val="28"/>
-        </w:rPr>
-        <w:t>明投標廠商須同時符合、部分符合或</w:t>
-      </w:r>
-      <w:proofErr w:type="gramStart"/>
-      <w:r>
-        <w:rPr>
-          <w:rFonts w:ascii="標楷體" w:hAnsi="標楷體" w:hint="eastAsia"/>
-          <w:szCs w:val="28"/>
-        </w:rPr>
-        <w:t>僅須任一項</w:t>
-      </w:r>
-      <w:proofErr w:type="gramEnd"/>
-      <w:r>
-        <w:rPr>
-          <w:rFonts w:ascii="標楷體" w:hAnsi="標楷體" w:hint="eastAsia"/>
-          <w:szCs w:val="28"/>
-        </w:rPr>
-        <w:t>符合之情形)</w:t>
+        </w:rPr>
+        <w:t>且應於本目載明投標廠商須同時符合、部分符合或僅須任一項符合之情形)</w:t>
       </w:r>
     </w:p>
     <w:p>
@@ -16429,19 +13369,11 @@
         </w:rPr>
         <w:t>1)設立於雲林縣或</w:t>
       </w:r>
-      <w:proofErr w:type="gramStart"/>
-      <w:r>
-        <w:rPr>
-          <w:szCs w:val="28"/>
-        </w:rPr>
-        <w:t>或</w:t>
-      </w:r>
-      <w:proofErr w:type="gramEnd"/>
-      <w:r>
-        <w:rPr>
-          <w:szCs w:val="28"/>
-        </w:rPr>
-        <w:t>毗鄰縣市</w:t>
+      <w:r>
+        <w:rPr>
+          <w:szCs w:val="28"/>
+        </w:rPr>
+        <w:t>或毗鄰縣市</w:t>
       </w:r>
       <w:r>
         <w:rPr>
@@ -16915,118 +13847,36 @@
           <w:rFonts w:ascii="標楷體" w:hAnsi="標楷體"/>
           <w:szCs w:val="28"/>
         </w:rPr>
-        <w:t>或列印「全國商工行政服務入口網」</w:t>
-      </w:r>
-      <w:proofErr w:type="gramStart"/>
+        <w:t>或列印「全國商工行政服務入口網」（網址：http：//gcis.nat.gov.tw/index.jsp)商工登記資料之公司登記資料查詢網站之「公司基本資料」均屬之</w:t>
+      </w:r>
+      <w:r>
+        <w:rPr>
+          <w:rFonts w:ascii="標楷體" w:hAnsi="標楷體" w:hint="eastAsia"/>
+          <w:szCs w:val="28"/>
+        </w:rPr>
+        <w:t>)或商業登記證明文件(</w:t>
+      </w:r>
       <w:r>
         <w:rPr>
           <w:rFonts w:ascii="標楷體" w:hAnsi="標楷體"/>
           <w:szCs w:val="28"/>
         </w:rPr>
-        <w:t>（</w:t>
-      </w:r>
-      <w:proofErr w:type="gramEnd"/>
+        <w:t>登記機關核准商業登記之核准函、商業登記抄本、</w:t>
+      </w:r>
+      <w:r>
+        <w:rPr>
+          <w:rFonts w:ascii="標楷體" w:hAnsi="標楷體" w:hint="eastAsia"/>
+          <w:szCs w:val="28"/>
+        </w:rPr>
+        <w:t>商業登記證明書、</w:t>
+      </w:r>
       <w:r>
         <w:rPr>
           <w:rFonts w:ascii="標楷體" w:hAnsi="標楷體"/>
           <w:szCs w:val="28"/>
         </w:rPr>
-        <w:t>網址：http：//gcis.nat.gov.tw/</w:t>
-      </w:r>
-      <w:proofErr w:type="spellStart"/>
-      <w:r>
-        <w:rPr>
-          <w:rFonts w:ascii="標楷體" w:hAnsi="標楷體"/>
-          <w:szCs w:val="28"/>
-        </w:rPr>
-        <w:t>index.jsp</w:t>
-      </w:r>
-      <w:proofErr w:type="spellEnd"/>
-      <w:r>
-        <w:rPr>
-          <w:rFonts w:ascii="標楷體" w:hAnsi="標楷體"/>
-          <w:szCs w:val="28"/>
-        </w:rPr>
-        <w:t>)商工登記資料之公司登記資料查詢網站之「公司基本資料」</w:t>
-      </w:r>
-      <w:proofErr w:type="gramStart"/>
-      <w:r>
-        <w:rPr>
-          <w:rFonts w:ascii="標楷體" w:hAnsi="標楷體"/>
-          <w:szCs w:val="28"/>
-        </w:rPr>
-        <w:t>均屬之</w:t>
-      </w:r>
-      <w:proofErr w:type="gramEnd"/>
-      <w:r>
-        <w:rPr>
-          <w:rFonts w:ascii="標楷體" w:hAnsi="標楷體" w:hint="eastAsia"/>
-          <w:szCs w:val="28"/>
-        </w:rPr>
-        <w:t>)或商業登記證明文件(</w:t>
-      </w:r>
-      <w:r>
-        <w:rPr>
-          <w:rFonts w:ascii="標楷體" w:hAnsi="標楷體"/>
-          <w:szCs w:val="28"/>
-        </w:rPr>
-        <w:t>登記機關核准商業登記之核准函、商業登記抄本、</w:t>
-      </w:r>
-      <w:r>
-        <w:rPr>
-          <w:rFonts w:ascii="標楷體" w:hAnsi="標楷體" w:hint="eastAsia"/>
-          <w:szCs w:val="28"/>
-        </w:rPr>
-        <w:t>商業登記證明書、</w:t>
-      </w:r>
-      <w:r>
-        <w:rPr>
-          <w:rFonts w:ascii="標楷體" w:hAnsi="標楷體"/>
-          <w:szCs w:val="28"/>
-        </w:rPr>
-        <w:t>或列印「全國商工行政服務入口網」</w:t>
-      </w:r>
-      <w:proofErr w:type="gramStart"/>
-      <w:r>
-        <w:rPr>
-          <w:rFonts w:ascii="標楷體" w:hAnsi="標楷體"/>
-          <w:szCs w:val="28"/>
-        </w:rPr>
-        <w:t>（</w:t>
-      </w:r>
-      <w:proofErr w:type="gramEnd"/>
-      <w:r>
-        <w:rPr>
-          <w:rFonts w:ascii="標楷體" w:hAnsi="標楷體"/>
-          <w:szCs w:val="28"/>
-        </w:rPr>
-        <w:t>網址：http：//gcis.nat.gov.tw/</w:t>
-      </w:r>
-      <w:proofErr w:type="spellStart"/>
-      <w:r>
-        <w:rPr>
-          <w:rFonts w:ascii="標楷體" w:hAnsi="標楷體"/>
-          <w:szCs w:val="28"/>
-        </w:rPr>
-        <w:t>index.jsp</w:t>
-      </w:r>
-      <w:proofErr w:type="spellEnd"/>
-      <w:r>
-        <w:rPr>
-          <w:rFonts w:ascii="標楷體" w:hAnsi="標楷體"/>
-          <w:szCs w:val="28"/>
-        </w:rPr>
-        <w:t>)商工登記資料之商業登記資料查詢網站之「商業登記基本資料」</w:t>
-      </w:r>
-      <w:proofErr w:type="gramStart"/>
-      <w:r>
-        <w:rPr>
-          <w:rFonts w:ascii="標楷體" w:hAnsi="標楷體"/>
-          <w:szCs w:val="28"/>
-        </w:rPr>
-        <w:t>均屬之</w:t>
-      </w:r>
-      <w:proofErr w:type="gramEnd"/>
+        <w:t>或列印「全國商工行政服務入口網」（網址：http：//gcis.nat.gov.tw/index.jsp)商工登記資料之商業登記資料查詢網站之「商業登記基本資料」均屬之</w:t>
+      </w:r>
       <w:r>
         <w:rPr>
           <w:rFonts w:ascii="標楷體" w:hAnsi="標楷體" w:hint="eastAsia"/>
@@ -17052,53 +13902,21 @@
           <w:rFonts w:ascii="標楷體" w:hAnsi="標楷體" w:hint="eastAsia"/>
           <w:szCs w:val="28"/>
         </w:rPr>
-        <w:t>□營業項目代碼、營業項目：______________(該特定營業項目非屬許可業務者，廠商所營事業之登記，如</w:t>
-      </w:r>
-      <w:proofErr w:type="gramStart"/>
+        <w:t>□營業項目代碼、營業項目：______________(該特定營業項目非屬許可業務者，廠商所營事業之登記，如載明</w:t>
+      </w:r>
+      <w:r>
+        <w:rPr>
+          <w:rFonts w:ascii="標楷體" w:hAnsi="標楷體"/>
+          <w:szCs w:val="28"/>
+        </w:rPr>
+        <w:t>除許可業務外，得經營法令非禁止或限制之業務者，</w:t>
+      </w:r>
       <w:r>
         <w:rPr>
           <w:rFonts w:ascii="標楷體" w:hAnsi="標楷體" w:hint="eastAsia"/>
           <w:szCs w:val="28"/>
         </w:rPr>
-        <w:t>載明</w:t>
-      </w:r>
-      <w:r>
-        <w:rPr>
-          <w:rFonts w:ascii="標楷體" w:hAnsi="標楷體"/>
-          <w:szCs w:val="28"/>
-        </w:rPr>
-        <w:t>除許可</w:t>
-      </w:r>
-      <w:proofErr w:type="gramEnd"/>
-      <w:r>
-        <w:rPr>
-          <w:rFonts w:ascii="標楷體" w:hAnsi="標楷體"/>
-          <w:szCs w:val="28"/>
-        </w:rPr>
-        <w:t>業務外，得經營法令非禁止或限制之業務者，</w:t>
-      </w:r>
-      <w:r>
-        <w:rPr>
-          <w:rFonts w:ascii="標楷體" w:hAnsi="標楷體" w:hint="eastAsia"/>
-          <w:szCs w:val="28"/>
-        </w:rPr>
-        <w:t>視為包括該特定營業項目。</w:t>
-      </w:r>
-      <w:proofErr w:type="gramStart"/>
-      <w:r>
-        <w:rPr>
-          <w:rFonts w:ascii="標楷體" w:hAnsi="標楷體" w:hint="eastAsia"/>
-          <w:szCs w:val="28"/>
-        </w:rPr>
-        <w:t>)，</w:t>
-      </w:r>
-      <w:proofErr w:type="gramEnd"/>
-      <w:r>
-        <w:rPr>
-          <w:rFonts w:ascii="標楷體" w:hAnsi="標楷體" w:hint="eastAsia"/>
-          <w:szCs w:val="28"/>
-        </w:rPr>
-        <w:t>廠商得於投標前至經濟部商業司建置之『全國商工行政服務入口網』(</w:t>
+        <w:t>視為包括該特定營業項目。)，廠商得於投標前至經濟部商業司建置之『全國商工行政服務入口網』(</w:t>
       </w:r>
       <w:r>
         <w:rPr>
@@ -17142,23 +13960,13 @@
           <w:szCs w:val="28"/>
         </w:rPr>
       </w:pPr>
-      <w:proofErr w:type="gramStart"/>
       <w:r>
         <w:rPr>
           <w:rFonts w:ascii="標楷體" w:hAnsi="標楷體" w:hint="eastAsia"/>
           <w:szCs w:val="28"/>
         </w:rPr>
-        <w:t>（註</w:t>
-      </w:r>
-      <w:proofErr w:type="gramEnd"/>
-      <w:r>
-        <w:rPr>
-          <w:rFonts w:ascii="標楷體" w:hAnsi="標楷體" w:hint="eastAsia"/>
-          <w:szCs w:val="28"/>
-        </w:rPr>
-        <w:t>：營利事業登記證自98年4月13日起不再作為證明文件</w:t>
-      </w:r>
-      <w:proofErr w:type="gramStart"/>
+        <w:t>（註：營利事業登記證自98年4月13日起不再作為證明文件</w:t>
+      </w:r>
       <w:r>
         <w:rPr>
           <w:rFonts w:ascii="標楷體" w:hAnsi="標楷體"/>
@@ -17166,7 +13974,6 @@
         </w:rPr>
         <w:t>）</w:t>
       </w:r>
-      <w:proofErr w:type="gramEnd"/>
     </w:p>
     <w:p>
       <w:pPr>
@@ -17185,23 +13992,7 @@
           <w:rFonts w:ascii="標楷體" w:hAnsi="標楷體" w:hint="eastAsia"/>
           <w:szCs w:val="28"/>
         </w:rPr>
-        <w:t xml:space="preserve">          b.其他證明文件：</w:t>
-      </w:r>
-      <w:proofErr w:type="gramStart"/>
-      <w:r>
-        <w:rPr>
-          <w:rFonts w:ascii="標楷體" w:hAnsi="標楷體" w:hint="eastAsia"/>
-          <w:szCs w:val="28"/>
-        </w:rPr>
-        <w:t>＿＿＿＿＿＿＿＿＿＿＿</w:t>
-      </w:r>
-      <w:proofErr w:type="gramEnd"/>
-      <w:r>
-        <w:rPr>
-          <w:rFonts w:ascii="標楷體" w:hAnsi="標楷體" w:hint="eastAsia"/>
-          <w:szCs w:val="28"/>
-        </w:rPr>
-        <w:t>。</w:t>
+        <w:t xml:space="preserve">          b.其他證明文件：＿＿＿＿＿＿＿＿＿＿＿。</w:t>
       </w:r>
     </w:p>
     <w:p>
@@ -17245,55 +14036,7 @@
           <w:rFonts w:ascii="標楷體" w:hAnsi="標楷體" w:hint="eastAsia"/>
           <w:szCs w:val="28"/>
         </w:rPr>
-        <w:t xml:space="preserve">       營業稅繳稅證明：為營業稅繳款書收據聯或主管</w:t>
-      </w:r>
-      <w:proofErr w:type="gramStart"/>
-      <w:r>
-        <w:rPr>
-          <w:rFonts w:ascii="標楷體" w:hAnsi="標楷體" w:hint="eastAsia"/>
-          <w:szCs w:val="28"/>
-        </w:rPr>
-        <w:t>稽</w:t>
-      </w:r>
-      <w:proofErr w:type="gramEnd"/>
-      <w:r>
-        <w:rPr>
-          <w:rFonts w:ascii="標楷體" w:hAnsi="標楷體" w:hint="eastAsia"/>
-          <w:szCs w:val="28"/>
-        </w:rPr>
-        <w:t>徵機關核章之最近1期營業人銷售額與稅額申報書收執聯。廠商不及提出最近1期證明者，得以前1期之納稅證明代之。新設立且未屆第1期營業稅繳納期限者，得以營業稅主管</w:t>
-      </w:r>
-      <w:proofErr w:type="gramStart"/>
-      <w:r>
-        <w:rPr>
-          <w:rFonts w:ascii="標楷體" w:hAnsi="標楷體" w:hint="eastAsia"/>
-          <w:szCs w:val="28"/>
-        </w:rPr>
-        <w:t>稽</w:t>
-      </w:r>
-      <w:proofErr w:type="gramEnd"/>
-      <w:r>
-        <w:rPr>
-          <w:rFonts w:ascii="標楷體" w:hAnsi="標楷體" w:hint="eastAsia"/>
-          <w:szCs w:val="28"/>
-        </w:rPr>
-        <w:t>徵機關核發之核准設立登記公函代之；經核定使用統一發者，應一併</w:t>
-      </w:r>
-      <w:proofErr w:type="gramStart"/>
-      <w:r>
-        <w:rPr>
-          <w:rFonts w:ascii="標楷體" w:hAnsi="標楷體" w:hint="eastAsia"/>
-          <w:szCs w:val="28"/>
-        </w:rPr>
-        <w:t>檢附申領</w:t>
-      </w:r>
-      <w:proofErr w:type="gramEnd"/>
-      <w:r>
-        <w:rPr>
-          <w:rFonts w:ascii="標楷體" w:hAnsi="標楷體" w:hint="eastAsia"/>
-          <w:szCs w:val="28"/>
-        </w:rPr>
-        <w:t>統一發票購票證相關文件。營業税或所得稅之納稅證明，得以與上開最近一期或前一期證明相同期間內主管稽徵機關核發之無違章欠稅之查復表代之。（本項適用於依營業稅法須報繳營業稅者之情形）</w:t>
+        <w:t xml:space="preserve">       營業稅繳稅證明：為營業稅繳款書收據聯或主管稽徵機關核章之最近1期營業人銷售額與稅額申報書收執聯。廠商不及提出最近1期證明者，得以前1期之納稅證明代之。新設立且未屆第1期營業稅繳納期限者，得以營業稅主管稽徵機關核發之核准設立登記公函代之；經核定使用統一發者，應一併檢附申領統一發票購票證相關文件。營業税或所得稅之納稅證明，得以與上開最近一期或前一期證明相同期間內主管稽徵機關核發之無違章欠稅之查復表代之。（本項適用於依營業稅法須報繳營業稅者之情形）</w:t>
       </w:r>
     </w:p>
     <w:p>
@@ -17342,23 +14085,7 @@
           <w:rFonts w:hint="eastAsia"/>
           <w:spacing w:val="0"/>
         </w:rPr>
-        <w:t>公告「具敏感性或國安(</w:t>
-      </w:r>
-      <w:proofErr w:type="gramStart"/>
-      <w:r>
-        <w:rPr>
-          <w:rFonts w:hint="eastAsia"/>
-          <w:spacing w:val="0"/>
-        </w:rPr>
-        <w:t>含資安</w:t>
-      </w:r>
-      <w:proofErr w:type="gramEnd"/>
-      <w:r>
-        <w:rPr>
-          <w:rFonts w:hint="eastAsia"/>
-          <w:spacing w:val="0"/>
-        </w:rPr>
-        <w:t>)疑慮之業務範疇」之資訊服務採購，廠商不得為大陸地區廠商、第</w:t>
+        <w:t>公告「具敏感性或國安(含資安)疑慮之業務範疇」之資訊服務採購，廠商不得為大陸地區廠商、第</w:t>
       </w:r>
       <w:r>
         <w:rPr>
@@ -17402,120 +14129,56 @@
           <w:spacing w:val="0"/>
           <w:u w:val="single"/>
         </w:rPr>
-        <w:t>；政府電子採購網</w:t>
-      </w:r>
-      <w:proofErr w:type="gramStart"/>
+        <w:t>；政府電子採購網（</w:t>
+      </w:r>
+      <w:hyperlink r:id="rId10" w:history="1">
+        <w:r>
+          <w:rPr>
+            <w:spacing w:val="0"/>
+            <w:u w:val="single"/>
+          </w:rPr>
+          <w:t>https://web.pcc.gov.tw</w:t>
+        </w:r>
+        <w:r>
+          <w:rPr>
+            <w:rFonts w:hint="eastAsia"/>
+            <w:spacing w:val="0"/>
+            <w:u w:val="single"/>
+          </w:rPr>
+          <w:t>）/相關連結/</w:t>
+        </w:r>
+      </w:hyperlink>
       <w:r>
         <w:rPr>
           <w:rFonts w:hint="eastAsia"/>
           <w:spacing w:val="0"/>
           <w:u w:val="single"/>
         </w:rPr>
-        <w:t>（</w:t>
-      </w:r>
-      <w:proofErr w:type="gramEnd"/>
-      <w:r>
-        <w:rPr>
-          <w:spacing w:val="0"/>
+        <w:t>其他/</w:t>
+      </w:r>
+      <w:r>
+        <w:rPr>
+          <w:rFonts w:hint="eastAsia"/>
+          <w:spacing w:val="-4"/>
+          <w:szCs w:val="28"/>
+        </w:rPr>
+        <w:t>經濟部</w:t>
+      </w:r>
+      <w:r>
+        <w:rPr>
+          <w:rFonts w:hint="eastAsia"/>
+          <w:spacing w:val="-4"/>
+          <w:szCs w:val="28"/>
           <w:u w:val="single"/>
         </w:rPr>
-        <w:fldChar w:fldCharType="begin"/>
-      </w:r>
-      <w:r>
-        <w:rPr>
+        <w:t>(投資審議司)</w:t>
+      </w:r>
+      <w:r>
+        <w:rPr>
+          <w:rFonts w:hint="eastAsia"/>
           <w:spacing w:val="0"/>
           <w:u w:val="single"/>
         </w:rPr>
-        <w:instrText xml:space="preserve"> HYPERLINK "https://web.pcc.gov.tw</w:instrText>
-      </w:r>
-      <w:r>
-        <w:rPr>
-          <w:spacing w:val="0"/>
-          <w:u w:val="single"/>
-        </w:rPr>
-        <w:instrText>）</w:instrText>
-      </w:r>
-      <w:r>
-        <w:rPr>
-          <w:spacing w:val="0"/>
-          <w:u w:val="single"/>
-        </w:rPr>
-        <w:instrText>/</w:instrText>
-      </w:r>
-      <w:r>
-        <w:rPr>
-          <w:spacing w:val="0"/>
-          <w:u w:val="single"/>
-        </w:rPr>
-        <w:instrText>相關連結</w:instrText>
-      </w:r>
-      <w:r>
-        <w:rPr>
-          <w:spacing w:val="0"/>
-          <w:u w:val="single"/>
-        </w:rPr>
-        <w:instrText xml:space="preserve">/" </w:instrText>
-      </w:r>
-      <w:r>
-        <w:rPr>
-          <w:spacing w:val="0"/>
-          <w:u w:val="single"/>
-        </w:rPr>
-        <w:fldChar w:fldCharType="separate"/>
-      </w:r>
-      <w:r>
-        <w:rPr>
-          <w:spacing w:val="0"/>
-          <w:u w:val="single"/>
-        </w:rPr>
-        <w:t>https://web.pcc.gov.tw</w:t>
-      </w:r>
-      <w:r>
-        <w:rPr>
-          <w:rFonts w:hint="eastAsia"/>
-          <w:spacing w:val="0"/>
-          <w:u w:val="single"/>
-        </w:rPr>
-        <w:t>）/相關連結/</w:t>
-      </w:r>
-      <w:r>
-        <w:rPr>
-          <w:spacing w:val="0"/>
-          <w:u w:val="single"/>
-        </w:rPr>
-        <w:fldChar w:fldCharType="end"/>
-      </w:r>
-      <w:r>
-        <w:rPr>
-          <w:rFonts w:hint="eastAsia"/>
-          <w:spacing w:val="0"/>
-          <w:u w:val="single"/>
-        </w:rPr>
-        <w:t>其他/</w:t>
-      </w:r>
-      <w:r>
-        <w:rPr>
-          <w:rFonts w:hint="eastAsia"/>
-          <w:spacing w:val="-4"/>
-          <w:szCs w:val="28"/>
-        </w:rPr>
-        <w:t>經濟部</w:t>
-      </w:r>
-      <w:r>
-        <w:rPr>
-          <w:rFonts w:hint="eastAsia"/>
-          <w:spacing w:val="-4"/>
-          <w:szCs w:val="28"/>
-          <w:u w:val="single"/>
-        </w:rPr>
-        <w:t>(投資審議司)</w:t>
-      </w:r>
-      <w:r>
-        <w:rPr>
-          <w:rFonts w:hint="eastAsia"/>
-          <w:spacing w:val="0"/>
-          <w:u w:val="single"/>
-        </w:rPr>
         <w:t>公告陸資資訊</w:t>
       </w:r>
       <w:r>
@@ -17525,47 +14188,13 @@
         </w:rPr>
         <w:t>)。</w:t>
       </w:r>
-      <w:proofErr w:type="gramStart"/>
-      <w:r>
-        <w:rPr>
-          <w:rFonts w:hint="eastAsia"/>
-          <w:spacing w:val="0"/>
-        </w:rPr>
-        <w:t>（註</w:t>
-      </w:r>
-      <w:proofErr w:type="gramEnd"/>
-      <w:r>
-        <w:rPr>
-          <w:rFonts w:hint="eastAsia"/>
-          <w:spacing w:val="0"/>
-        </w:rPr>
-        <w:t>：適用條約或協定之採購案，</w:t>
-      </w:r>
-      <w:proofErr w:type="gramStart"/>
-      <w:r>
-        <w:rPr>
-          <w:rFonts w:hint="eastAsia"/>
-          <w:spacing w:val="0"/>
-        </w:rPr>
-        <w:t>如勾選本</w:t>
-      </w:r>
-      <w:proofErr w:type="gramEnd"/>
-      <w:r>
-        <w:rPr>
-          <w:rFonts w:hint="eastAsia"/>
-          <w:spacing w:val="0"/>
-        </w:rPr>
-        <w:t>項者，請依GPA第3條規定，妥適考量本須知第16點之勾選</w:t>
-      </w:r>
-      <w:proofErr w:type="gramStart"/>
-      <w:r>
-        <w:rPr>
-          <w:rFonts w:hint="eastAsia"/>
-          <w:spacing w:val="0"/>
-        </w:rPr>
-        <w:t>）</w:t>
-      </w:r>
-      <w:proofErr w:type="gramEnd"/>
+      <w:r>
+        <w:rPr>
+          <w:rFonts w:hint="eastAsia"/>
+          <w:spacing w:val="0"/>
+        </w:rPr>
+        <w:t>（註：適用條約或協定之採購案，如勾選本項者，請依GPA第3條規定，妥適考量本須知第16點之勾選）</w:t>
+      </w:r>
       <w:r>
         <w:rPr>
           <w:spacing w:val="0"/>
@@ -17594,65 +14223,8 @@
           <w:rFonts w:hint="eastAsia"/>
           <w:spacing w:val="0"/>
         </w:rPr>
-        <w:t>本採購內容涉及國家安全，不允許大陸地區廠商、第三地區含陸資成分廠商及在</w:t>
-      </w:r>
-      <w:proofErr w:type="gramStart"/>
-      <w:r>
-        <w:rPr>
-          <w:rFonts w:hint="eastAsia"/>
-          <w:spacing w:val="0"/>
-        </w:rPr>
-        <w:t>臺</w:t>
-      </w:r>
-      <w:proofErr w:type="gramEnd"/>
-      <w:r>
-        <w:rPr>
-          <w:rFonts w:hint="eastAsia"/>
-          <w:spacing w:val="0"/>
-        </w:rPr>
-        <w:t>陸資廠商參與。</w:t>
-      </w:r>
-      <w:proofErr w:type="gramStart"/>
-      <w:r>
-        <w:rPr>
-          <w:rFonts w:hint="eastAsia"/>
-          <w:spacing w:val="0"/>
-        </w:rPr>
-        <w:t>（註</w:t>
-      </w:r>
-      <w:proofErr w:type="gramEnd"/>
-      <w:r>
-        <w:rPr>
-          <w:rFonts w:hint="eastAsia"/>
-          <w:spacing w:val="0"/>
-        </w:rPr>
-        <w:t>：適用條約或協定之採購案，</w:t>
-      </w:r>
-      <w:proofErr w:type="gramStart"/>
-      <w:r>
-        <w:rPr>
-          <w:rFonts w:hint="eastAsia"/>
-          <w:spacing w:val="0"/>
-        </w:rPr>
-        <w:t>如勾選本</w:t>
-      </w:r>
-      <w:proofErr w:type="gramEnd"/>
-      <w:r>
-        <w:rPr>
-          <w:rFonts w:hint="eastAsia"/>
-          <w:spacing w:val="0"/>
-        </w:rPr>
-        <w:t>項者，請依GPA第3條規定，妥適考量本須知第16點之勾選</w:t>
-      </w:r>
-      <w:proofErr w:type="gramStart"/>
-      <w:r>
-        <w:rPr>
-          <w:rFonts w:hint="eastAsia"/>
-          <w:spacing w:val="0"/>
-        </w:rPr>
-        <w:t>）</w:t>
-      </w:r>
-      <w:proofErr w:type="gramEnd"/>
+        <w:t>本採購內容涉及國家安全，不允許大陸地區廠商、第三地區含陸資成分廠商及在臺陸資廠商參與。（註：適用條約或協定之採購案，如勾選本項者，請依GPA第3條規定，妥適考量本須知第16點之勾選）</w:t>
+      </w:r>
     </w:p>
     <w:p>
       <w:pPr>
@@ -17802,21 +14374,7 @@
         <w:rPr>
           <w:spacing w:val="0"/>
         </w:rPr>
-        <w:t>投標廠商之標價有下列情形之一為投標文件內容不符合招標文件之規定：(預算或底價未公告</w:t>
-      </w:r>
-      <w:proofErr w:type="gramStart"/>
-      <w:r>
-        <w:rPr>
-          <w:spacing w:val="0"/>
-        </w:rPr>
-        <w:t>者免填</w:t>
-      </w:r>
-      <w:proofErr w:type="gramEnd"/>
-      <w:r>
-        <w:rPr>
-          <w:spacing w:val="0"/>
-        </w:rPr>
-        <w:t>)</w:t>
+        <w:t>投標廠商之標價有下列情形之一為投標文件內容不符合招標文件之規定：(預算或底價未公告者免填)</w:t>
       </w:r>
     </w:p>
     <w:p>
@@ -17893,21 +14451,7 @@
         <w:rPr>
           <w:spacing w:val="0"/>
         </w:rPr>
-        <w:t>機關辦理採購有下列情形之</w:t>
-      </w:r>
-      <w:proofErr w:type="gramStart"/>
-      <w:r>
-        <w:rPr>
-          <w:spacing w:val="0"/>
-        </w:rPr>
-        <w:t>一</w:t>
-      </w:r>
-      <w:proofErr w:type="gramEnd"/>
-      <w:r>
-        <w:rPr>
-          <w:spacing w:val="0"/>
-        </w:rPr>
-        <w:t>者，得依採購法第50條第1項第5</w:t>
+        <w:t>機關辦理採購有下列情形之一者，得依採購法第50條第1項第5</w:t>
       </w:r>
       <w:r>
         <w:rPr>
@@ -17942,21 +14486,7 @@
         <w:rPr>
           <w:spacing w:val="0"/>
         </w:rPr>
-        <w:t>一、投標文件內容由同一人或同一廠商繕寫或</w:t>
-      </w:r>
-      <w:proofErr w:type="gramStart"/>
-      <w:r>
-        <w:rPr>
-          <w:spacing w:val="0"/>
-        </w:rPr>
-        <w:t>備具者</w:t>
-      </w:r>
-      <w:proofErr w:type="gramEnd"/>
-      <w:r>
-        <w:rPr>
-          <w:spacing w:val="0"/>
-        </w:rPr>
-        <w:t>。</w:t>
+        <w:t>一、投標文件內容由同一人或同一廠商繕寫或備具者。</w:t>
       </w:r>
     </w:p>
     <w:p>
@@ -17990,21 +14520,7 @@
         <w:rPr>
           <w:spacing w:val="0"/>
         </w:rPr>
-        <w:t>三、投標</w:t>
-      </w:r>
-      <w:proofErr w:type="gramStart"/>
-      <w:r>
-        <w:rPr>
-          <w:spacing w:val="0"/>
-        </w:rPr>
-        <w:t>標</w:t>
-      </w:r>
-      <w:proofErr w:type="gramEnd"/>
-      <w:r>
-        <w:rPr>
-          <w:spacing w:val="0"/>
-        </w:rPr>
-        <w:t>封或通知機關信函號碼連號，顯係同一人或同一廠商所為者。</w:t>
+        <w:t>三、投標標封或通知機關信函號碼連號，顯係同一人或同一廠商所為者。</w:t>
       </w:r>
     </w:p>
     <w:p>
@@ -18078,21 +14594,7 @@
         <w:rPr>
           <w:spacing w:val="0"/>
         </w:rPr>
-        <w:t>家以上廠商有下列情形之一，</w:t>
-      </w:r>
-      <w:proofErr w:type="gramStart"/>
-      <w:r>
-        <w:rPr>
-          <w:spacing w:val="0"/>
-        </w:rPr>
-        <w:t>致僅餘</w:t>
-      </w:r>
-      <w:proofErr w:type="gramEnd"/>
-      <w:r>
-        <w:rPr>
-          <w:spacing w:val="0"/>
-        </w:rPr>
-        <w:t>1家廠商符合招標文件規定者，得依</w:t>
+        <w:t>家以上廠商有下列情形之一，致僅餘1家廠商符合招標文件規定者，得依</w:t>
       </w:r>
       <w:r>
         <w:rPr>
@@ -18146,21 +14648,7 @@
         <w:rPr>
           <w:spacing w:val="0"/>
         </w:rPr>
-        <w:t>一、押標金</w:t>
-      </w:r>
-      <w:proofErr w:type="gramStart"/>
-      <w:r>
-        <w:rPr>
-          <w:spacing w:val="0"/>
-        </w:rPr>
-        <w:t>未附或不</w:t>
-      </w:r>
-      <w:proofErr w:type="gramEnd"/>
-      <w:r>
-        <w:rPr>
-          <w:spacing w:val="0"/>
-        </w:rPr>
-        <w:t>符合規定。</w:t>
+        <w:t>一、押標金未附或不符合規定。</w:t>
       </w:r>
     </w:p>
     <w:p>
@@ -18177,21 +14665,7 @@
         <w:rPr>
           <w:spacing w:val="0"/>
         </w:rPr>
-        <w:t>二、投標文件為空白文件、無關文件或</w:t>
-      </w:r>
-      <w:proofErr w:type="gramStart"/>
-      <w:r>
-        <w:rPr>
-          <w:spacing w:val="0"/>
-        </w:rPr>
-        <w:t>標封內</w:t>
-      </w:r>
-      <w:proofErr w:type="gramEnd"/>
-      <w:r>
-        <w:rPr>
-          <w:spacing w:val="0"/>
-        </w:rPr>
-        <w:t>空無一物。</w:t>
+        <w:t>二、投標文件為空白文件、無關文件或標封內空無一物。</w:t>
       </w:r>
     </w:p>
     <w:p>
@@ -18208,21 +14682,7 @@
         <w:rPr>
           <w:spacing w:val="0"/>
         </w:rPr>
-        <w:t>三、資格、規格或價格文件</w:t>
-      </w:r>
-      <w:proofErr w:type="gramStart"/>
-      <w:r>
-        <w:rPr>
-          <w:spacing w:val="0"/>
-        </w:rPr>
-        <w:t>未附或不</w:t>
-      </w:r>
-      <w:proofErr w:type="gramEnd"/>
-      <w:r>
-        <w:rPr>
-          <w:spacing w:val="0"/>
-        </w:rPr>
-        <w:t>符合規定。</w:t>
+        <w:t>三、資格、規格或價格文件未附或不符合規定。</w:t>
       </w:r>
     </w:p>
     <w:p>
@@ -18281,49 +14741,7 @@
         <w:rPr>
           <w:spacing w:val="0"/>
         </w:rPr>
-        <w:t>工程採購案件，其屬營造業法所定營</w:t>
-      </w:r>
-      <w:proofErr w:type="gramStart"/>
-      <w:r>
-        <w:rPr>
-          <w:spacing w:val="0"/>
-        </w:rPr>
-        <w:t>繕</w:t>
-      </w:r>
-      <w:proofErr w:type="gramEnd"/>
-      <w:r>
-        <w:rPr>
-          <w:spacing w:val="0"/>
-        </w:rPr>
-        <w:t>工程者，投標廠商屬營造業，可為決標對象，</w:t>
-      </w:r>
-      <w:proofErr w:type="gramStart"/>
-      <w:r>
-        <w:rPr>
-          <w:spacing w:val="0"/>
-        </w:rPr>
-        <w:t>但決標</w:t>
-      </w:r>
-      <w:proofErr w:type="gramEnd"/>
-      <w:r>
-        <w:rPr>
-          <w:spacing w:val="0"/>
-        </w:rPr>
-        <w:t>金額高於營造業法所規定之承攬造價限額時，不</w:t>
-      </w:r>
-      <w:proofErr w:type="gramStart"/>
-      <w:r>
-        <w:rPr>
-          <w:spacing w:val="0"/>
-        </w:rPr>
-        <w:t>決標予該</w:t>
-      </w:r>
-      <w:proofErr w:type="gramEnd"/>
-      <w:r>
-        <w:rPr>
-          <w:spacing w:val="0"/>
-        </w:rPr>
-        <w:t>廠商。</w:t>
+        <w:t>工程採購案件，其屬營造業法所定營繕工程者，投標廠商屬營造業，可為決標對象，但決標金額高於營造業法所規定之承攬造價限額時，不決標予該廠商。</w:t>
       </w:r>
     </w:p>
     <w:p>
@@ -18349,23 +14767,7 @@
           <w:rFonts w:hint="eastAsia"/>
           <w:spacing w:val="0"/>
         </w:rPr>
-        <w:t>工程採購案件，其屬營造業法所定營</w:t>
-      </w:r>
-      <w:proofErr w:type="gramStart"/>
-      <w:r>
-        <w:rPr>
-          <w:rFonts w:hint="eastAsia"/>
-          <w:spacing w:val="0"/>
-        </w:rPr>
-        <w:t>繕</w:t>
-      </w:r>
-      <w:proofErr w:type="gramEnd"/>
-      <w:r>
-        <w:rPr>
-          <w:rFonts w:hint="eastAsia"/>
-          <w:spacing w:val="0"/>
-        </w:rPr>
-        <w:t>工程者，投標之土木包工業須登記於工程所在地區之直轄市、縣</w:t>
+        <w:t>工程採購案件，其屬營造業法所定營繕工程者，投標之土木包工業須登記於工程所在地區之直轄市、縣</w:t>
       </w:r>
       <w:r>
         <w:rPr>
@@ -18438,35 +14840,7 @@
         <w:rPr>
           <w:spacing w:val="0"/>
         </w:rPr>
-        <w:t>外國廠商之投標資格及應提出之資格文件，</w:t>
-      </w:r>
-      <w:proofErr w:type="gramStart"/>
-      <w:r>
-        <w:rPr>
-          <w:spacing w:val="0"/>
-        </w:rPr>
-        <w:t>附經公證</w:t>
-      </w:r>
-      <w:proofErr w:type="gramEnd"/>
-      <w:r>
-        <w:rPr>
-          <w:spacing w:val="0"/>
-        </w:rPr>
-        <w:t>或認證之中文譯本(不允許外國廠商投標</w:t>
-      </w:r>
-      <w:proofErr w:type="gramStart"/>
-      <w:r>
-        <w:rPr>
-          <w:spacing w:val="0"/>
-        </w:rPr>
-        <w:t>者免填</w:t>
-      </w:r>
-      <w:proofErr w:type="gramEnd"/>
-      <w:r>
-        <w:rPr>
-          <w:spacing w:val="0"/>
-        </w:rPr>
-        <w:t>)：</w:t>
+        <w:t>外國廠商之投標資格及應提出之資格文件，附經公證或認證之中文譯本(不允許外國廠商投標者免填)：</w:t>
       </w:r>
     </w:p>
     <w:p>
@@ -18484,24 +14858,13 @@
         </w:rPr>
       </w:pPr>
       <w:r>
-        <w:t>以選擇性招標方式辦理者，其限制投標廠商資格之理由及其必要性(非選擇性招標</w:t>
-      </w:r>
-      <w:proofErr w:type="gramStart"/>
-      <w:r>
-        <w:t>者</w:t>
-      </w:r>
-      <w:r>
-        <w:rPr>
-          <w:spacing w:val="0"/>
-        </w:rPr>
-        <w:t>免填</w:t>
-      </w:r>
-      <w:proofErr w:type="gramEnd"/>
-      <w:r>
-        <w:rPr>
-          <w:spacing w:val="0"/>
-        </w:rPr>
-        <w:t>)：</w:t>
+        <w:t>以選擇性招標方式辦理者，其限制投標廠商資格之理由及其必要性(非選擇性招標者</w:t>
+      </w:r>
+      <w:r>
+        <w:rPr>
+          <w:spacing w:val="0"/>
+        </w:rPr>
+        <w:t>免填)：</w:t>
       </w:r>
     </w:p>
     <w:p>
@@ -18522,35 +14885,7 @@
         <w:rPr>
           <w:spacing w:val="0"/>
         </w:rPr>
-        <w:t>招標</w:t>
-      </w:r>
-      <w:proofErr w:type="gramStart"/>
-      <w:r>
-        <w:rPr>
-          <w:spacing w:val="0"/>
-        </w:rPr>
-        <w:t>標</w:t>
-      </w:r>
-      <w:proofErr w:type="gramEnd"/>
-      <w:r>
-        <w:rPr>
-          <w:spacing w:val="0"/>
-        </w:rPr>
-        <w:t>的之功能、效益、規格、標準、數量或場所等說明及得標廠商應履行之契約責任：由招標機關</w:t>
-      </w:r>
-      <w:proofErr w:type="gramStart"/>
-      <w:r>
-        <w:rPr>
-          <w:spacing w:val="0"/>
-        </w:rPr>
-        <w:t>另備如附件</w:t>
-      </w:r>
-      <w:proofErr w:type="gramEnd"/>
-      <w:r>
-        <w:rPr>
-          <w:spacing w:val="0"/>
-        </w:rPr>
-        <w:t>。</w:t>
+        <w:t>招標標的之功能、效益、規格、標準、數量或場所等說明及得標廠商應履行之契約責任：由招標機關另備如附件。</w:t>
       </w:r>
     </w:p>
     <w:p>
@@ -18623,17 +14958,8 @@
           <w:rFonts w:hint="eastAsia"/>
           <w:spacing w:val="0"/>
         </w:rPr>
-        <w:t>視個案情形於招標時勾選；</w:t>
-      </w:r>
-      <w:proofErr w:type="gramStart"/>
-      <w:r>
-        <w:rPr>
-          <w:rFonts w:hint="eastAsia"/>
-          <w:spacing w:val="0"/>
-        </w:rPr>
-        <w:t>無者免填</w:t>
-      </w:r>
-      <w:proofErr w:type="gramEnd"/>
+        <w:t>視個案情形於招標時勾選；無者免填</w:t>
+      </w:r>
       <w:r>
         <w:rPr>
           <w:spacing w:val="0"/>
@@ -18753,101 +15079,33 @@
           <w:bCs/>
           <w:szCs w:val="28"/>
         </w:rPr>
-        <w:t>除前項所列者外，屬營造業法第3條第1款之營</w:t>
-      </w:r>
-      <w:proofErr w:type="gramStart"/>
+        <w:t>除前項所列者外，屬營造業法第3條第1款之營繕工程，且得標廠商為營造業者，其主要部分尚包括：工地主任、工地負責人、專任工程人員、安全衛生人員均應為</w:t>
+      </w:r>
       <w:r>
         <w:rPr>
           <w:rFonts w:hint="eastAsia"/>
           <w:bCs/>
-          <w:szCs w:val="28"/>
-        </w:rPr>
-        <w:t>繕</w:t>
-      </w:r>
-      <w:proofErr w:type="gramEnd"/>
+          <w:color w:val="FF0000"/>
+          <w:szCs w:val="28"/>
+        </w:rPr>
+        <w:t>該營造業</w:t>
+      </w:r>
       <w:r>
         <w:rPr>
           <w:rFonts w:hint="eastAsia"/>
           <w:bCs/>
           <w:szCs w:val="28"/>
         </w:rPr>
-        <w:t>工程，且得標廠商為營造業者，其主要部分尚包括：工地主任、工地負責人、專任工程人員、安全衛生</w:t>
-      </w:r>
-      <w:proofErr w:type="gramStart"/>
+        <w:t>廠商僱用之人員。</w:t>
+      </w:r>
       <w:r>
         <w:rPr>
           <w:rFonts w:hint="eastAsia"/>
           <w:bCs/>
-          <w:szCs w:val="28"/>
-        </w:rPr>
-        <w:t>人員均應為</w:t>
-      </w:r>
-      <w:proofErr w:type="gramEnd"/>
-      <w:r>
-        <w:rPr>
-          <w:rFonts w:hint="eastAsia"/>
-          <w:bCs/>
-          <w:color w:val="FF0000"/>
-          <w:szCs w:val="28"/>
-        </w:rPr>
-        <w:t>該營造業</w:t>
-      </w:r>
-      <w:r>
-        <w:rPr>
-          <w:rFonts w:hint="eastAsia"/>
-          <w:bCs/>
-          <w:szCs w:val="28"/>
-        </w:rPr>
-        <w:t>廠商僱用之人員。</w:t>
-      </w:r>
-      <w:r>
-        <w:rPr>
-          <w:rFonts w:hint="eastAsia"/>
-          <w:bCs/>
-          <w:color w:val="FF0000"/>
-          <w:szCs w:val="28"/>
-        </w:rPr>
-        <w:t>但得標之營造業廠商符合營造業法規定</w:t>
-      </w:r>
-      <w:proofErr w:type="gramStart"/>
-      <w:r>
-        <w:rPr>
-          <w:rFonts w:hint="eastAsia"/>
-          <w:bCs/>
-          <w:color w:val="FF0000"/>
-          <w:szCs w:val="28"/>
-        </w:rPr>
-        <w:t>採</w:t>
-      </w:r>
-      <w:proofErr w:type="gramEnd"/>
-      <w:r>
-        <w:rPr>
-          <w:rFonts w:hint="eastAsia"/>
-          <w:bCs/>
-          <w:color w:val="FF0000"/>
-          <w:szCs w:val="28"/>
-        </w:rPr>
-        <w:t>委託建築師或技師</w:t>
-      </w:r>
-      <w:proofErr w:type="gramStart"/>
-      <w:r>
-        <w:rPr>
-          <w:rFonts w:hint="eastAsia"/>
-          <w:bCs/>
-          <w:color w:val="FF0000"/>
-          <w:szCs w:val="28"/>
-        </w:rPr>
-        <w:t>逐案按各類</w:t>
-      </w:r>
-      <w:proofErr w:type="gramEnd"/>
-      <w:r>
-        <w:rPr>
-          <w:rFonts w:hint="eastAsia"/>
-          <w:bCs/>
-          <w:color w:val="FF0000"/>
-          <w:szCs w:val="28"/>
-        </w:rPr>
-        <w:t>科技師之執業範圍核實執行綜理施工管理，並簽章負責專任工程人員應辦理之工作者，則前開專任工程人員非屬主要部分。</w:t>
+          <w:color w:val="FF0000"/>
+          <w:szCs w:val="28"/>
+        </w:rPr>
+        <w:t>但得標之營造業廠商符合營造業法規定採委託建築師或技師逐案按各類科技師之執業範圍核實執行綜理施工管理，並簽章負責專任工程人員應辦理之工作者，則前開專任工程人員非屬主要部分。</w:t>
       </w:r>
     </w:p>
     <w:p>
@@ -18885,21 +15143,7 @@
         <w:rPr>
           <w:rFonts w:hint="eastAsia"/>
         </w:rPr>
-        <w:t>(由機關於招標時擇</w:t>
-      </w:r>
-      <w:proofErr w:type="gramStart"/>
-      <w:r>
-        <w:rPr>
-          <w:rFonts w:hint="eastAsia"/>
-        </w:rPr>
-        <w:t>一</w:t>
-      </w:r>
-      <w:proofErr w:type="gramEnd"/>
-      <w:r>
-        <w:rPr>
-          <w:rFonts w:hint="eastAsia"/>
-        </w:rPr>
-        <w:t>勾選；未勾選者，為選項(2))</w:t>
+        <w:t>(由機關於招標時擇一勾選；未勾選者，為選項(2))</w:t>
       </w:r>
     </w:p>
     <w:p>
@@ -19234,21 +15478,7 @@
         <w:rPr>
           <w:spacing w:val="0"/>
         </w:rPr>
-        <w:t>採購標的之維護修理(不需維護修理</w:t>
-      </w:r>
-      <w:proofErr w:type="gramStart"/>
-      <w:r>
-        <w:rPr>
-          <w:spacing w:val="0"/>
-        </w:rPr>
-        <w:t>者免填</w:t>
-      </w:r>
-      <w:proofErr w:type="gramEnd"/>
-      <w:r>
-        <w:rPr>
-          <w:spacing w:val="0"/>
-        </w:rPr>
-        <w:t>)：</w:t>
+        <w:t>採購標的之維護修理(不需維護修理者免填)：</w:t>
       </w:r>
     </w:p>
     <w:p>
@@ -19274,35 +15504,7 @@
         <w:rPr>
           <w:spacing w:val="0"/>
         </w:rPr>
-        <w:t>(1)由得標廠商負責一定</w:t>
-      </w:r>
-      <w:proofErr w:type="gramStart"/>
-      <w:r>
-        <w:rPr>
-          <w:spacing w:val="0"/>
-        </w:rPr>
-        <w:t>期間，</w:t>
-      </w:r>
-      <w:proofErr w:type="gramEnd"/>
-      <w:r>
-        <w:rPr>
-          <w:spacing w:val="0"/>
-        </w:rPr>
-        <w:t>費用計入標價決標(招標機關敘明其</w:t>
-      </w:r>
-      <w:proofErr w:type="gramStart"/>
-      <w:r>
-        <w:rPr>
-          <w:spacing w:val="0"/>
-        </w:rPr>
-        <w:t>期間)</w:t>
-      </w:r>
-      <w:proofErr w:type="gramEnd"/>
-      <w:r>
-        <w:rPr>
-          <w:spacing w:val="0"/>
-        </w:rPr>
-        <w:t>：</w:t>
+        <w:t>(1)由得標廠商負責一定期間，費用計入標價決標(招標機關敘明其期間)：</w:t>
       </w:r>
     </w:p>
     <w:p>
@@ -19375,21 +15577,7 @@
         <w:rPr>
           <w:spacing w:val="0"/>
         </w:rPr>
-        <w:t>廠商有下列情形之</w:t>
-      </w:r>
-      <w:proofErr w:type="gramStart"/>
-      <w:r>
-        <w:rPr>
-          <w:spacing w:val="0"/>
-        </w:rPr>
-        <w:t>一</w:t>
-      </w:r>
-      <w:proofErr w:type="gramEnd"/>
-      <w:r>
-        <w:rPr>
-          <w:spacing w:val="0"/>
-        </w:rPr>
-        <w:t>者，不得參加投標、作為決標對象或分包廠商或協助投標廠商：</w:t>
+        <w:t>廠商有下列情形之一者，不得參加投標、作為決標對象或分包廠商或協助投標廠商：</w:t>
       </w:r>
     </w:p>
     <w:p>
@@ -19401,11 +15589,9 @@
       <w:r>
         <w:t>(</w:t>
       </w:r>
-      <w:proofErr w:type="gramStart"/>
       <w:r>
         <w:t>一</w:t>
       </w:r>
-      <w:proofErr w:type="gramEnd"/>
       <w:r>
         <w:t>)</w:t>
       </w:r>
@@ -19428,13 +15614,8 @@
       <w:r>
         <w:t>)</w:t>
       </w:r>
-      <w:proofErr w:type="gramStart"/>
-      <w:r>
-        <w:t>代擬招標</w:t>
-      </w:r>
-      <w:proofErr w:type="gramEnd"/>
-      <w:r>
-        <w:t>文件之廠商，於依該招標文件辦理之採購。</w:t>
+      <w:r>
+        <w:t>代擬招標文件之廠商，於依該招標文件辦理之採購。</w:t>
       </w:r>
     </w:p>
     <w:p>
@@ -19568,23 +15749,7 @@
           <w:rFonts w:hint="eastAsia"/>
           <w:spacing w:val="0"/>
         </w:rPr>
-        <w:t>未</w:t>
-      </w:r>
-      <w:proofErr w:type="gramStart"/>
-      <w:r>
-        <w:rPr>
-          <w:rFonts w:hint="eastAsia"/>
-          <w:spacing w:val="0"/>
-        </w:rPr>
-        <w:t>檢附者</w:t>
-      </w:r>
-      <w:proofErr w:type="gramEnd"/>
-      <w:r>
-        <w:rPr>
-          <w:rFonts w:hint="eastAsia"/>
-          <w:spacing w:val="0"/>
-        </w:rPr>
-        <w:t>，依採購法第50條第1項規定，不予決標</w:t>
+        <w:t>未檢附者，依採購法第50條第1項規定，不予決標</w:t>
       </w:r>
       <w:r>
         <w:rPr>
@@ -19603,21 +15768,7 @@
         <w:rPr>
           <w:rFonts w:hint="eastAsia"/>
         </w:rPr>
-        <w:t>招標文件未經重大改變者，廠商■得□不得</w:t>
-      </w:r>
-      <w:proofErr w:type="gramStart"/>
-      <w:r>
-        <w:rPr>
-          <w:rFonts w:hint="eastAsia"/>
-        </w:rPr>
-        <w:t>檢附流</w:t>
-      </w:r>
-      <w:proofErr w:type="gramEnd"/>
-      <w:r>
-        <w:rPr>
-          <w:rFonts w:hint="eastAsia"/>
-        </w:rPr>
-        <w:t>（廢）標前已領標之</w:t>
+        <w:t>招標文件未經重大改變者，廠商■得□不得檢附流（廢）標前已領標之</w:t>
       </w:r>
       <w:r>
         <w:t>領標電子憑據</w:t>
@@ -19707,49 +15858,452 @@
         <w:rPr>
           <w:spacing w:val="0"/>
         </w:rPr>
-        <w:t>全份招標文件包括：</w:t>
-      </w:r>
-      <w:proofErr w:type="gramStart"/>
-      <w:r>
-        <w:rPr>
-          <w:spacing w:val="0"/>
-        </w:rPr>
-        <w:t>（</w:t>
-      </w:r>
-      <w:proofErr w:type="gramEnd"/>
-      <w:r>
-        <w:rPr>
-          <w:spacing w:val="0"/>
-        </w:rPr>
-        <w:t>可複選；刊登於政府電子採購網之本案招標公告為招標文件之一部分，</w:t>
-      </w:r>
-      <w:proofErr w:type="gramStart"/>
-      <w:r>
-        <w:rPr>
-          <w:spacing w:val="0"/>
-        </w:rPr>
-        <w:t>不</w:t>
-      </w:r>
-      <w:proofErr w:type="gramEnd"/>
-      <w:r>
-        <w:rPr>
-          <w:spacing w:val="0"/>
-        </w:rPr>
-        <w:t>另檢附</w:t>
-      </w:r>
-      <w:proofErr w:type="gramStart"/>
+        <w:t>全份招標文件包括：（可複選；刊登於政府電子採購網之本案招標公告為招標文件之一部分，不另檢附）</w:t>
+      </w:r>
+    </w:p>
+    <w:p>
+      <w:pPr>
+        <w:pStyle w:val="7"/>
+        <w:ind w:left="0" w:firstLine="0"/>
+        <w:jc w:val="both"/>
+        <w:textDirection w:val="lrTbV"/>
+        <w:rPr>
+          <w:spacing w:val="0"/>
+        </w:rPr>
+      </w:pPr>
+      <w:r>
+        <w:rPr>
+          <w:spacing w:val="0"/>
+        </w:rPr>
+        <w:t xml:space="preserve">        </w:t>
+      </w:r>
+      <w:r>
+        <w:sym w:font="Wingdings" w:char="F0A8"/>
+      </w:r>
+      <w:r>
+        <w:rPr>
+          <w:spacing w:val="0"/>
+        </w:rPr>
+        <w:t>(1)</w:t>
+      </w:r>
+      <w:r>
+        <w:t>招標投標及契約文件</w:t>
+      </w:r>
+      <w:r>
+        <w:rPr>
+          <w:spacing w:val="0"/>
+        </w:rPr>
+        <w:t>。</w:t>
+      </w:r>
+    </w:p>
+    <w:p>
+      <w:pPr>
+        <w:pStyle w:val="7"/>
+        <w:ind w:left="0" w:firstLine="0"/>
+        <w:jc w:val="both"/>
+        <w:textDirection w:val="lrTbV"/>
+        <w:rPr>
+          <w:spacing w:val="0"/>
+        </w:rPr>
+      </w:pPr>
+      <w:r>
+        <w:rPr>
+          <w:spacing w:val="0"/>
+        </w:rPr>
+        <w:t xml:space="preserve">        </w:t>
+      </w:r>
+      <w:r>
+        <w:rPr>
+          <w:rFonts w:hint="eastAsia"/>
+          <w:color w:val="FF0000"/>
+          <w:szCs w:val="28"/>
+        </w:rPr>
+        <w:t>■</w:t>
+      </w:r>
+      <w:r>
+        <w:rPr>
+          <w:spacing w:val="0"/>
+        </w:rPr>
+        <w:t>(2)投標須知。</w:t>
+      </w:r>
+    </w:p>
+    <w:p>
+      <w:pPr>
+        <w:pStyle w:val="7"/>
+        <w:ind w:left="0" w:firstLine="0"/>
+        <w:jc w:val="both"/>
+        <w:textDirection w:val="lrTbV"/>
+        <w:rPr>
+          <w:spacing w:val="0"/>
+        </w:rPr>
+      </w:pPr>
+      <w:r>
+        <w:rPr>
+          <w:spacing w:val="0"/>
+        </w:rPr>
+        <w:t xml:space="preserve">        </w:t>
+      </w:r>
+      <w:r>
+        <w:rPr>
+          <w:rFonts w:hint="eastAsia"/>
+          <w:color w:val="FF0000"/>
+          <w:szCs w:val="28"/>
+        </w:rPr>
+        <w:t>■</w:t>
+      </w:r>
+      <w:r>
+        <w:rPr>
+          <w:spacing w:val="0"/>
+        </w:rPr>
+        <w:t>(3)</w:t>
+      </w:r>
+      <w:r>
+        <w:t>投標標價清單</w:t>
+      </w:r>
+      <w:r>
+        <w:rPr>
+          <w:spacing w:val="0"/>
+        </w:rPr>
+        <w:t>。</w:t>
+      </w:r>
+    </w:p>
+    <w:p>
+      <w:pPr>
+        <w:pStyle w:val="7"/>
+        <w:ind w:left="0" w:firstLine="0"/>
+        <w:jc w:val="both"/>
+        <w:textDirection w:val="lrTbV"/>
+        <w:rPr>
+          <w:spacing w:val="0"/>
+        </w:rPr>
+      </w:pPr>
+      <w:r>
+        <w:rPr>
+          <w:spacing w:val="0"/>
+        </w:rPr>
+        <w:t xml:space="preserve">        </w:t>
+      </w:r>
+      <w:r>
+        <w:rPr>
+          <w:rFonts w:hint="eastAsia"/>
+          <w:color w:val="FF0000"/>
+          <w:szCs w:val="28"/>
+        </w:rPr>
+        <w:t>■</w:t>
+      </w:r>
+      <w:r>
+        <w:rPr>
+          <w:spacing w:val="0"/>
+        </w:rPr>
+        <w:t>(4)</w:t>
+      </w:r>
+      <w:r>
+        <w:t>投標廠商聲明書</w:t>
+      </w:r>
+      <w:r>
+        <w:rPr>
+          <w:rFonts w:hint="eastAsia"/>
+        </w:rPr>
+        <w:t>(</w:t>
+      </w:r>
+      <w:r>
+        <w:rPr>
+          <w:rFonts w:hint="eastAsia"/>
+          <w:color w:val="FF0000"/>
+        </w:rPr>
+        <w:t>投標廠商</w:t>
+      </w:r>
+      <w:r>
+        <w:rPr>
+          <w:rFonts w:hint="eastAsia"/>
+          <w:color w:val="FF0000"/>
+        </w:rPr>
+        <w:t>負責人</w:t>
+      </w:r>
+      <w:r>
+        <w:rPr>
+          <w:rFonts w:hint="eastAsia"/>
+          <w:color w:val="FF0000"/>
+        </w:rPr>
+        <w:t>需簽名或蓋章</w:t>
+      </w:r>
+      <w:r>
+        <w:rPr>
+          <w:rFonts w:hint="eastAsia"/>
+          <w:color w:val="FF0000"/>
+        </w:rPr>
+        <w:t>方為有效</w:t>
+      </w:r>
+      <w:r>
+        <w:rPr>
+          <w:rFonts w:hint="eastAsia"/>
+        </w:rPr>
+        <w:t>)</w:t>
+      </w:r>
+      <w:r>
+        <w:rPr>
+          <w:spacing w:val="0"/>
+        </w:rPr>
+        <w:t>。</w:t>
+      </w:r>
+    </w:p>
+    <w:p>
+      <w:pPr>
+        <w:pStyle w:val="7"/>
+        <w:ind w:left="0" w:firstLine="0"/>
+        <w:jc w:val="both"/>
+        <w:textDirection w:val="lrTbV"/>
+        <w:rPr>
+          <w:spacing w:val="0"/>
+        </w:rPr>
+      </w:pPr>
+      <w:r>
+        <w:rPr>
+          <w:spacing w:val="0"/>
+        </w:rPr>
+        <w:t xml:space="preserve">        </w:t>
+      </w:r>
+      <w:r>
+        <w:rPr>
+          <w:rFonts w:hint="eastAsia"/>
+          <w:color w:val="FF0000"/>
+          <w:szCs w:val="28"/>
+        </w:rPr>
+        <w:t>■</w:t>
+      </w:r>
+      <w:r>
+        <w:rPr>
+          <w:spacing w:val="0"/>
+        </w:rPr>
+        <w:t>(5)契約條款。</w:t>
+      </w:r>
+    </w:p>
+    <w:p>
+      <w:pPr>
+        <w:pStyle w:val="7"/>
+        <w:ind w:leftChars="600" w:left="1988" w:hangingChars="100" w:hanging="308"/>
+        <w:jc w:val="both"/>
+        <w:rPr>
+          <w:spacing w:val="0"/>
+        </w:rPr>
+      </w:pPr>
+      <w:r>
+        <w:rPr>
+          <w:rFonts w:hint="eastAsia"/>
+          <w:color w:val="FF0000"/>
+          <w:szCs w:val="28"/>
+        </w:rPr>
+        <w:t>■</w:t>
+      </w:r>
+      <w:r>
+        <w:rPr>
+          <w:rFonts w:hint="eastAsia"/>
+          <w:color w:val="FF0000"/>
+        </w:rPr>
+        <w:t>採購契約附記條款特別聲明。</w:t>
+      </w:r>
+    </w:p>
+    <w:p>
+      <w:pPr>
+        <w:pStyle w:val="7"/>
+        <w:ind w:left="0" w:firstLine="0"/>
+        <w:jc w:val="both"/>
+        <w:textDirection w:val="lrTbV"/>
+        <w:rPr>
+          <w:spacing w:val="0"/>
+        </w:rPr>
+      </w:pPr>
+      <w:r>
+        <w:rPr>
+          <w:spacing w:val="0"/>
+        </w:rPr>
+        <w:t xml:space="preserve">    </w:t>
+      </w:r>
+      <w:r>
+        <w:sym w:font="Wingdings" w:char="F0A8"/>
+      </w:r>
+      <w:r>
+        <w:rPr>
+          <w:spacing w:val="0"/>
+        </w:rPr>
+        <w:t>(6)招標規範。</w:t>
+      </w:r>
+    </w:p>
+    <w:p>
+      <w:pPr>
+        <w:pStyle w:val="7"/>
+        <w:ind w:left="1798" w:hangingChars="642" w:hanging="1798"/>
+        <w:jc w:val="both"/>
+        <w:textDirection w:val="lrTbV"/>
+        <w:rPr>
+          <w:spacing w:val="0"/>
+        </w:rPr>
+      </w:pPr>
+      <w:r>
+        <w:rPr>
+          <w:spacing w:val="0"/>
+        </w:rPr>
+        <w:t xml:space="preserve">        </w:t>
+      </w:r>
+      <w:r>
+        <w:rPr>
+          <w:rFonts w:hint="eastAsia"/>
+          <w:color w:val="FF0000"/>
+          <w:szCs w:val="28"/>
+        </w:rPr>
+        <w:t>■</w:t>
+      </w:r>
+      <w:r>
+        <w:rPr>
+          <w:spacing w:val="0"/>
+        </w:rPr>
+        <w:t>(7)</w:t>
+      </w:r>
+      <w:r>
+        <w:rPr>
+          <w:spacing w:val="0"/>
+        </w:rPr>
+        <w:t>「</w:t>
+      </w:r>
+      <w:r>
+        <w:rPr>
+          <w:spacing w:val="0"/>
+        </w:rPr>
+        <w:t>廠商參與</w:t>
+      </w:r>
+      <w:r>
+        <w:rPr>
+          <w:rFonts w:hint="eastAsia"/>
+          <w:spacing w:val="0"/>
+          <w:u w:val="single"/>
+        </w:rPr>
+        <w:t>政府採購</w:t>
+      </w:r>
+      <w:r>
+        <w:rPr>
+          <w:spacing w:val="0"/>
+        </w:rPr>
+        <w:t>可能涉及之法律責任」及廠商切結書：</w:t>
+      </w:r>
+    </w:p>
+    <w:p>
+      <w:pPr>
+        <w:pStyle w:val="7"/>
+        <w:ind w:leftChars="600" w:left="2071" w:hangingChars="127" w:hanging="391"/>
+        <w:jc w:val="both"/>
+        <w:textDirection w:val="lrTbV"/>
+        <w:rPr>
+          <w:spacing w:val="0"/>
+        </w:rPr>
+      </w:pPr>
+      <w:r>
+        <w:rPr>
+          <w:rFonts w:hint="eastAsia"/>
+          <w:color w:val="FF0000"/>
+          <w:szCs w:val="28"/>
+        </w:rPr>
+        <w:t>■</w:t>
+      </w:r>
+      <w:r>
+        <w:rPr>
+          <w:spacing w:val="0"/>
+        </w:rPr>
+        <w:t>切結書1</w:t>
+      </w:r>
+      <w:r>
+        <w:rPr>
+          <w:spacing w:val="0"/>
+        </w:rPr>
+        <w:t>(投標切結書)</w:t>
+      </w:r>
+    </w:p>
+    <w:p>
+      <w:pPr>
+        <w:pStyle w:val="7"/>
+        <w:ind w:leftChars="600" w:left="2036" w:hangingChars="127" w:hanging="356"/>
+        <w:jc w:val="both"/>
+        <w:textDirection w:val="lrTbV"/>
+        <w:rPr>
+          <w:spacing w:val="0"/>
+        </w:rPr>
+      </w:pPr>
+      <w:r>
+        <w:sym w:font="Wingdings" w:char="F0A8"/>
+      </w:r>
+      <w:r>
+        <w:rPr>
+          <w:spacing w:val="0"/>
+        </w:rPr>
+        <w:t>切結書2（工程技術顧問公司</w:t>
+      </w:r>
+      <w:r>
+        <w:rPr>
+          <w:rFonts w:hint="eastAsia"/>
+          <w:spacing w:val="0"/>
+        </w:rPr>
+        <w:t>執業技師</w:t>
+      </w:r>
       <w:r>
         <w:rPr>
           <w:spacing w:val="0"/>
         </w:rPr>
         <w:t>）</w:t>
       </w:r>
-      <w:proofErr w:type="gramEnd"/>
-    </w:p>
-    <w:p>
-      <w:pPr>
-        <w:pStyle w:val="7"/>
-        <w:ind w:left="0" w:firstLine="0"/>
+    </w:p>
+    <w:p>
+      <w:pPr>
+        <w:pStyle w:val="7"/>
+        <w:ind w:leftChars="600" w:left="2071" w:hangingChars="127" w:hanging="391"/>
+        <w:jc w:val="both"/>
+        <w:textDirection w:val="lrTbV"/>
+        <w:rPr>
+          <w:spacing w:val="0"/>
+        </w:rPr>
+      </w:pPr>
+      <w:r>
+        <w:rPr>
+          <w:rFonts w:hint="eastAsia"/>
+          <w:color w:val="FF0000"/>
+          <w:szCs w:val="28"/>
+        </w:rPr>
+        <w:t>■</w:t>
+      </w:r>
+      <w:r>
+        <w:rPr>
+          <w:spacing w:val="0"/>
+        </w:rPr>
+        <w:t>切結書3（營造業專任工程人員）</w:t>
+      </w:r>
+    </w:p>
+    <w:p>
+      <w:pPr>
+        <w:pStyle w:val="7"/>
+        <w:ind w:leftChars="600" w:left="2071" w:hangingChars="127" w:hanging="391"/>
+        <w:jc w:val="both"/>
+        <w:textDirection w:val="lrTbV"/>
+        <w:rPr>
+          <w:spacing w:val="0"/>
+        </w:rPr>
+      </w:pPr>
+      <w:r>
+        <w:rPr>
+          <w:rFonts w:hint="eastAsia"/>
+          <w:color w:val="FF0000"/>
+          <w:szCs w:val="28"/>
+        </w:rPr>
+        <w:t>■</w:t>
+      </w:r>
+      <w:r>
+        <w:rPr>
+          <w:spacing w:val="0"/>
+        </w:rPr>
+        <w:t>切結書4（營造業工地主任）</w:t>
+      </w:r>
+    </w:p>
+    <w:p>
+      <w:pPr>
+        <w:pStyle w:val="7"/>
+        <w:ind w:left="1798" w:hangingChars="642" w:hanging="1798"/>
         <w:jc w:val="both"/>
         <w:textDirection w:val="lrTbV"/>
         <w:rPr>
@@ -19763,19 +16317,122 @@
         <w:t xml:space="preserve">        </w:t>
       </w:r>
       <w:r>
-        <w:sym w:font="Wingdings" w:char="F0A8"/>
-      </w:r>
-      <w:r>
-        <w:rPr>
-          <w:spacing w:val="0"/>
-        </w:rPr>
-        <w:t>(1)</w:t>
-      </w:r>
-      <w:r>
-        <w:t>招標投標及契約文件</w:t>
-      </w:r>
-      <w:r>
-        <w:rPr>
+        <w:rPr>
+          <w:spacing w:val="0"/>
+        </w:rPr>
+        <w:sym w:font="Wingdings" w:char="F0A8"/>
+      </w:r>
+      <w:r>
+        <w:rPr>
+          <w:spacing w:val="0"/>
+        </w:rPr>
+        <w:t xml:space="preserve"> (8</w:t>
+      </w:r>
+      <w:r>
+        <w:rPr>
+          <w:spacing w:val="0"/>
+        </w:rPr>
+        <w:t>)資訊服務採購案，資訊服務費用估算表。</w:t>
+      </w:r>
+    </w:p>
+    <w:p>
+      <w:pPr>
+        <w:pStyle w:val="7"/>
+        <w:ind w:leftChars="464" w:left="2044" w:hangingChars="242" w:hanging="745"/>
+        <w:jc w:val="both"/>
+        <w:textDirection w:val="lrTbV"/>
+        <w:rPr>
+          <w:color w:val="FF0000"/>
+          <w:spacing w:val="0"/>
+        </w:rPr>
+      </w:pPr>
+      <w:r>
+        <w:rPr>
+          <w:rFonts w:hint="eastAsia"/>
+          <w:color w:val="FF0000"/>
+          <w:szCs w:val="28"/>
+        </w:rPr>
+        <w:t>■</w:t>
+      </w:r>
+      <w:r>
+        <w:rPr>
+          <w:spacing w:val="0"/>
+        </w:rPr>
+        <w:t>(9</w:t>
+      </w:r>
+      <w:r>
+        <w:rPr>
+          <w:spacing w:val="0"/>
+        </w:rPr>
+        <w:t>)其他(由招標機關敘明，無者免填)</w:t>
+      </w:r>
+      <w:r>
+        <w:rPr>
+          <w:rFonts w:hint="eastAsia"/>
+        </w:rPr>
+        <w:t xml:space="preserve"> </w:t>
+      </w:r>
+      <w:r>
+        <w:rPr>
+          <w:rFonts w:hint="eastAsia"/>
+        </w:rPr>
+        <w:t>：</w:t>
+      </w:r>
+      <w:r>
+        <w:rPr>
+          <w:color w:val="FF0000"/>
+          <w:spacing w:val="0"/>
+        </w:rPr>
+        <w:t xml:space="preserve"> </w:t>
+      </w:r>
+    </w:p>
+    <w:p>
+      <w:pPr>
+        <w:pStyle w:val="7"/>
+        <w:ind w:leftChars="708" w:left="2072" w:hangingChars="32" w:hanging="90"/>
+        <w:jc w:val="both"/>
+        <w:textDirection w:val="lrTbV"/>
+        <w:rPr>
+          <w:color w:val="FF0000"/>
+          <w:spacing w:val="0"/>
+        </w:rPr>
+      </w:pPr>
+      <w:r>
+        <w:rPr>
+          <w:rFonts w:hint="eastAsia"/>
+          <w:color w:val="FF0000"/>
+          <w:spacing w:val="0"/>
+        </w:rPr>
+        <w:t>■</w:t>
+      </w:r>
+      <w:r>
+        <w:rPr>
+          <w:rFonts w:hint="eastAsia"/>
+          <w:color w:val="FF0000"/>
+          <w:spacing w:val="0"/>
+        </w:rPr>
+        <w:t>施工補充說明</w:t>
+      </w:r>
+      <w:r>
+        <w:rPr>
+          <w:rFonts w:hint="eastAsia"/>
+          <w:color w:val="FF0000"/>
+          <w:spacing w:val="0"/>
+        </w:rPr>
+        <w:t>及</w:t>
+      </w:r>
+      <w:r>
+        <w:rPr>
+          <w:rFonts w:hint="eastAsia"/>
+          <w:color w:val="FF0000"/>
+          <w:spacing w:val="0"/>
+        </w:rPr>
+        <w:t>施工規範</w:t>
+      </w:r>
+      <w:r>
+        <w:rPr>
+          <w:rFonts w:hint="eastAsia"/>
+          <w:color w:val="FF0000"/>
           <w:spacing w:val="0"/>
         </w:rPr>
         <w:t>。</w:t>
@@ -19784,69 +16441,54 @@
     <w:p>
       <w:pPr>
         <w:pStyle w:val="7"/>
-        <w:ind w:left="0" w:firstLine="0"/>
-        <w:jc w:val="both"/>
-        <w:textDirection w:val="lrTbV"/>
-        <w:rPr>
-          <w:spacing w:val="0"/>
-        </w:rPr>
-      </w:pPr>
-      <w:r>
-        <w:rPr>
-          <w:spacing w:val="0"/>
-        </w:rPr>
-        <w:t xml:space="preserve">        </w:t>
-      </w:r>
-      <w:r>
-        <w:rPr>
-          <w:rFonts w:hint="eastAsia"/>
-          <w:color w:val="FF0000"/>
-          <w:szCs w:val="28"/>
+        <w:ind w:leftChars="708" w:left="2072" w:hangingChars="32" w:hanging="90"/>
+        <w:jc w:val="both"/>
+        <w:textDirection w:val="lrTbV"/>
+        <w:rPr>
+          <w:color w:val="FF0000"/>
+          <w:spacing w:val="0"/>
+        </w:rPr>
+      </w:pPr>
+      <w:r>
+        <w:rPr>
+          <w:rFonts w:hint="eastAsia"/>
+          <w:color w:val="FF0000"/>
+          <w:spacing w:val="0"/>
+        </w:rPr>
+        <w:t>■設計圖。</w:t>
+      </w:r>
+    </w:p>
+    <w:p>
+      <w:pPr>
+        <w:pStyle w:val="7"/>
+        <w:ind w:leftChars="708" w:left="2072" w:hangingChars="32" w:hanging="90"/>
+        <w:jc w:val="both"/>
+        <w:textDirection w:val="lrTbV"/>
+        <w:rPr>
+          <w:color w:val="FF0000"/>
+          <w:spacing w:val="0"/>
+        </w:rPr>
+      </w:pPr>
+      <w:r>
+        <w:rPr>
+          <w:rFonts w:hint="eastAsia"/>
+          <w:color w:val="FF0000"/>
+          <w:spacing w:val="0"/>
         </w:rPr>
         <w:t>■</w:t>
       </w:r>
       <w:r>
         <w:rPr>
-          <w:spacing w:val="0"/>
-        </w:rPr>
-        <w:t>(2)投標須知。</w:t>
-      </w:r>
-    </w:p>
-    <w:p>
-      <w:pPr>
-        <w:pStyle w:val="7"/>
-        <w:ind w:left="0" w:firstLine="0"/>
-        <w:jc w:val="both"/>
-        <w:textDirection w:val="lrTbV"/>
-        <w:rPr>
-          <w:spacing w:val="0"/>
-        </w:rPr>
-      </w:pPr>
-      <w:r>
-        <w:rPr>
-          <w:spacing w:val="0"/>
-        </w:rPr>
-        <w:t xml:space="preserve">        </w:t>
-      </w:r>
-      <w:r>
-        <w:rPr>
-          <w:rFonts w:hint="eastAsia"/>
-          <w:color w:val="FF0000"/>
-          <w:szCs w:val="28"/>
-        </w:rPr>
-        <w:t>■</w:t>
-      </w:r>
-      <w:r>
-        <w:rPr>
-          <w:spacing w:val="0"/>
-        </w:rPr>
-        <w:t>(3)</w:t>
-      </w:r>
-      <w:r>
-        <w:t>投標標價清單</w:t>
-      </w:r>
-      <w:r>
-        <w:rPr>
+          <w:rFonts w:hint="eastAsia"/>
+          <w:color w:val="FF0000"/>
+          <w:spacing w:val="0"/>
+        </w:rPr>
+        <w:t>位置圖</w:t>
+      </w:r>
+      <w:r>
+        <w:rPr>
+          <w:rFonts w:hint="eastAsia"/>
+          <w:color w:val="FF0000"/>
           <w:spacing w:val="0"/>
         </w:rPr>
         <w:t>。</w:t>
@@ -19855,437 +16497,139 @@
     <w:p>
       <w:pPr>
         <w:pStyle w:val="7"/>
-        <w:ind w:left="0" w:firstLine="0"/>
-        <w:jc w:val="both"/>
-        <w:textDirection w:val="lrTbV"/>
-        <w:rPr>
-          <w:spacing w:val="0"/>
-        </w:rPr>
-      </w:pPr>
-      <w:r>
-        <w:rPr>
-          <w:spacing w:val="0"/>
-        </w:rPr>
-        <w:t xml:space="preserve">        </w:t>
-      </w:r>
-      <w:r>
-        <w:rPr>
-          <w:rFonts w:hint="eastAsia"/>
-          <w:color w:val="FF0000"/>
-          <w:szCs w:val="28"/>
-        </w:rPr>
-        <w:t>■</w:t>
-      </w:r>
-      <w:r>
-        <w:rPr>
-          <w:spacing w:val="0"/>
-        </w:rPr>
-        <w:t>(4)</w:t>
-      </w:r>
-      <w:r>
-        <w:t>投標廠商聲明書</w:t>
-      </w:r>
-      <w:r>
-        <w:rPr>
-          <w:rFonts w:hint="eastAsia"/>
-        </w:rPr>
-        <w:t>(</w:t>
-      </w:r>
-      <w:r>
-        <w:rPr>
-          <w:rFonts w:hint="eastAsia"/>
-          <w:color w:val="FF0000"/>
-        </w:rPr>
-        <w:t>投標廠商</w:t>
-      </w:r>
-      <w:r>
-        <w:rPr>
-          <w:rFonts w:hint="eastAsia"/>
-          <w:color w:val="FF0000"/>
-        </w:rPr>
-        <w:t>負責人</w:t>
-      </w:r>
-      <w:r>
-        <w:rPr>
-          <w:rFonts w:hint="eastAsia"/>
-          <w:color w:val="FF0000"/>
-        </w:rPr>
-        <w:t>需簽名或蓋章</w:t>
-      </w:r>
-      <w:r>
-        <w:rPr>
-          <w:rFonts w:hint="eastAsia"/>
-          <w:color w:val="FF0000"/>
-        </w:rPr>
-        <w:t>方為有效</w:t>
-      </w:r>
-      <w:r>
-        <w:rPr>
-          <w:rFonts w:hint="eastAsia"/>
-        </w:rPr>
-        <w:t>)</w:t>
-      </w:r>
-      <w:r>
-        <w:rPr>
-          <w:spacing w:val="0"/>
-        </w:rPr>
-        <w:t>。</w:t>
-      </w:r>
-    </w:p>
-    <w:p>
-      <w:pPr>
-        <w:pStyle w:val="7"/>
-        <w:ind w:left="0" w:firstLine="0"/>
-        <w:jc w:val="both"/>
-        <w:textDirection w:val="lrTbV"/>
-        <w:rPr>
-          <w:spacing w:val="0"/>
-        </w:rPr>
-      </w:pPr>
-      <w:r>
-        <w:rPr>
-          <w:spacing w:val="0"/>
-        </w:rPr>
-        <w:t xml:space="preserve">        </w:t>
-      </w:r>
-      <w:r>
-        <w:rPr>
-          <w:rFonts w:hint="eastAsia"/>
-          <w:color w:val="FF0000"/>
-          <w:szCs w:val="28"/>
-        </w:rPr>
-        <w:t>■</w:t>
-      </w:r>
-      <w:r>
-        <w:rPr>
-          <w:spacing w:val="0"/>
-        </w:rPr>
-        <w:t>(5)契約條款。</w:t>
-      </w:r>
-    </w:p>
-    <w:p>
-      <w:pPr>
-        <w:pStyle w:val="7"/>
-        <w:ind w:leftChars="600" w:left="1988" w:hangingChars="100" w:hanging="308"/>
-        <w:jc w:val="both"/>
-        <w:rPr>
-          <w:spacing w:val="0"/>
-        </w:rPr>
-      </w:pPr>
-      <w:r>
-        <w:rPr>
-          <w:rFonts w:hint="eastAsia"/>
-          <w:color w:val="FF0000"/>
-          <w:szCs w:val="28"/>
-        </w:rPr>
-        <w:t>■</w:t>
-      </w:r>
-      <w:r>
-        <w:rPr>
-          <w:rFonts w:hint="eastAsia"/>
-          <w:color w:val="FF0000"/>
-        </w:rPr>
-        <w:t>採購契約附記條款特別聲明。</w:t>
-      </w:r>
-    </w:p>
-    <w:p>
-      <w:pPr>
-        <w:pStyle w:val="7"/>
-        <w:ind w:left="0" w:firstLine="0"/>
-        <w:jc w:val="both"/>
-        <w:textDirection w:val="lrTbV"/>
-        <w:rPr>
-          <w:spacing w:val="0"/>
-        </w:rPr>
-      </w:pPr>
-      <w:r>
-        <w:rPr>
-          <w:spacing w:val="0"/>
-        </w:rPr>
-        <w:t xml:space="preserve">    </w:t>
-      </w:r>
-      <w:r>
-        <w:sym w:font="Wingdings" w:char="F0A8"/>
-      </w:r>
-      <w:r>
-        <w:rPr>
-          <w:spacing w:val="0"/>
-        </w:rPr>
-        <w:t>(6)招標規範。</w:t>
-      </w:r>
-    </w:p>
-    <w:p>
-      <w:pPr>
-        <w:pStyle w:val="7"/>
-        <w:ind w:left="1798" w:hangingChars="642" w:hanging="1798"/>
-        <w:jc w:val="both"/>
-        <w:textDirection w:val="lrTbV"/>
-        <w:rPr>
-          <w:spacing w:val="0"/>
-        </w:rPr>
-      </w:pPr>
-      <w:r>
-        <w:rPr>
-          <w:spacing w:val="0"/>
-        </w:rPr>
-        <w:t xml:space="preserve">        </w:t>
-      </w:r>
-      <w:r>
-        <w:rPr>
-          <w:rFonts w:hint="eastAsia"/>
-          <w:color w:val="FF0000"/>
-          <w:szCs w:val="28"/>
-        </w:rPr>
-        <w:t>■</w:t>
-      </w:r>
-      <w:r>
-        <w:rPr>
-          <w:spacing w:val="0"/>
-        </w:rPr>
-        <w:t>(7)</w:t>
-      </w:r>
-      <w:r>
-        <w:rPr>
-          <w:spacing w:val="0"/>
-        </w:rPr>
-        <w:t>「</w:t>
-      </w:r>
-      <w:r>
-        <w:rPr>
-          <w:spacing w:val="0"/>
-        </w:rPr>
-        <w:t>廠商參與</w:t>
-      </w:r>
-      <w:r>
-        <w:rPr>
-          <w:rFonts w:hint="eastAsia"/>
-          <w:spacing w:val="0"/>
-          <w:u w:val="single"/>
-        </w:rPr>
-        <w:t>政府採購</w:t>
-      </w:r>
-      <w:r>
-        <w:rPr>
-          <w:spacing w:val="0"/>
-        </w:rPr>
-        <w:t>可能涉及之法律責任」及廠商切結書：</w:t>
-      </w:r>
-    </w:p>
-    <w:p>
-      <w:pPr>
-        <w:pStyle w:val="7"/>
-        <w:ind w:leftChars="600" w:left="2071" w:hangingChars="127" w:hanging="391"/>
-        <w:jc w:val="both"/>
-        <w:textDirection w:val="lrTbV"/>
-        <w:rPr>
-          <w:rFonts w:hint="eastAsia"/>
-          <w:spacing w:val="0"/>
-        </w:rPr>
-      </w:pPr>
-      <w:r>
-        <w:rPr>
-          <w:rFonts w:hint="eastAsia"/>
-          <w:color w:val="FF0000"/>
-          <w:szCs w:val="28"/>
-        </w:rPr>
-        <w:t>■</w:t>
-      </w:r>
-      <w:r>
-        <w:rPr>
-          <w:spacing w:val="0"/>
-        </w:rPr>
-        <w:t>切結書1</w:t>
-      </w:r>
-      <w:r>
-        <w:rPr>
-          <w:spacing w:val="0"/>
-        </w:rPr>
-        <w:t>(投標切結書)</w:t>
-      </w:r>
+        <w:ind w:leftChars="708" w:left="2072" w:hangingChars="32" w:hanging="90"/>
+        <w:jc w:val="both"/>
+        <w:textDirection w:val="lrTbV"/>
+        <w:rPr>
+          <w:color w:val="FF0000"/>
+          <w:spacing w:val="0"/>
+        </w:rPr>
+      </w:pPr>
+      <w:r>
+        <w:rPr>
+          <w:rFonts w:hint="eastAsia"/>
+          <w:color w:val="FF0000"/>
+          <w:spacing w:val="0"/>
+        </w:rPr>
+        <w:t>■公共工程施工階段契約約定權責分工表。</w:t>
+      </w:r>
+    </w:p>
+    <w:p>
+      <w:pPr>
+        <w:pStyle w:val="7"/>
+        <w:ind w:leftChars="708" w:left="2072" w:hangingChars="32" w:hanging="90"/>
+        <w:jc w:val="both"/>
+        <w:textDirection w:val="lrTbV"/>
+        <w:rPr>
+          <w:color w:val="FF0000"/>
+          <w:spacing w:val="0"/>
+        </w:rPr>
+      </w:pPr>
+      <w:r>
+        <w:rPr>
+          <w:rFonts w:hint="eastAsia"/>
+          <w:color w:val="FF0000"/>
+          <w:spacing w:val="0"/>
+        </w:rPr>
+        <w:t>■廠商參與政府採購可能涉及之法律責任。</w:t>
+      </w:r>
+    </w:p>
+    <w:p>
+      <w:pPr>
+        <w:pStyle w:val="7"/>
+        <w:ind w:leftChars="708" w:left="2072" w:hangingChars="32" w:hanging="90"/>
+        <w:jc w:val="both"/>
+        <w:textDirection w:val="lrTbV"/>
+        <w:rPr>
+          <w:color w:val="FF0000"/>
+          <w:spacing w:val="0"/>
+        </w:rPr>
+      </w:pPr>
+      <w:r>
+        <w:rPr>
+          <w:rFonts w:hint="eastAsia"/>
+          <w:color w:val="FF0000"/>
+          <w:spacing w:val="0"/>
+        </w:rPr>
+        <w:t>□需求說明書。</w:t>
+      </w:r>
+    </w:p>
+    <w:p>
+      <w:pPr>
+        <w:pStyle w:val="7"/>
+        <w:ind w:leftChars="708" w:left="2072" w:hangingChars="32" w:hanging="90"/>
+        <w:jc w:val="both"/>
+        <w:textDirection w:val="lrTbV"/>
+        <w:rPr>
+          <w:color w:val="FF0000"/>
+          <w:spacing w:val="0"/>
+        </w:rPr>
+      </w:pPr>
+      <w:r>
+        <w:rPr>
+          <w:rFonts w:hint="eastAsia"/>
+          <w:color w:val="FF0000"/>
+          <w:spacing w:val="0"/>
+        </w:rPr>
+        <w:t>□委託服務說明書。</w:t>
+      </w:r>
+    </w:p>
+    <w:p>
+      <w:pPr>
+        <w:pStyle w:val="7"/>
+        <w:ind w:leftChars="708" w:left="2072" w:hangingChars="32" w:hanging="90"/>
+        <w:jc w:val="both"/>
+        <w:textDirection w:val="lrTbV"/>
+        <w:rPr>
+          <w:color w:val="FF0000"/>
+          <w:spacing w:val="0"/>
+        </w:rPr>
+      </w:pPr>
+      <w:r>
+        <w:rPr>
+          <w:rFonts w:hint="eastAsia"/>
+          <w:color w:val="FF0000"/>
+          <w:spacing w:val="0"/>
+        </w:rPr>
+        <w:t>■108-3-身分揭露表-a-事前揭露。</w:t>
+      </w:r>
+    </w:p>
+    <w:p>
+      <w:pPr>
+        <w:pStyle w:val="7"/>
+        <w:ind w:leftChars="708" w:left="2072" w:hangingChars="32" w:hanging="90"/>
+        <w:jc w:val="both"/>
+        <w:textDirection w:val="lrTbV"/>
+        <w:rPr>
+          <w:color w:val="FF0000"/>
+          <w:spacing w:val="0"/>
+        </w:rPr>
+      </w:pPr>
       <w:bookmarkStart w:id="9" w:name="_GoBack"/>
       <w:bookmarkEnd w:id="9"/>
-    </w:p>
-    <w:p>
-      <w:pPr>
-        <w:pStyle w:val="7"/>
-        <w:ind w:leftChars="600" w:left="2036" w:hangingChars="127" w:hanging="356"/>
-        <w:jc w:val="both"/>
-        <w:textDirection w:val="lrTbV"/>
-        <w:rPr>
-          <w:spacing w:val="0"/>
-        </w:rPr>
-      </w:pPr>
-      <w:r>
-        <w:sym w:font="Wingdings" w:char="F0A8"/>
-      </w:r>
-      <w:r>
-        <w:rPr>
-          <w:spacing w:val="0"/>
-        </w:rPr>
-        <w:t>切結書2（工程技術顧問公司</w:t>
-      </w:r>
-      <w:r>
-        <w:rPr>
-          <w:rFonts w:hint="eastAsia"/>
-          <w:spacing w:val="0"/>
-        </w:rPr>
-        <w:t>執業技師</w:t>
-      </w:r>
-      <w:r>
-        <w:rPr>
-          <w:spacing w:val="0"/>
-        </w:rPr>
-        <w:t>）</w:t>
-      </w:r>
-    </w:p>
-    <w:p>
-      <w:pPr>
-        <w:pStyle w:val="7"/>
-        <w:ind w:leftChars="600" w:left="2071" w:hangingChars="127" w:hanging="391"/>
-        <w:jc w:val="both"/>
-        <w:textDirection w:val="lrTbV"/>
-        <w:rPr>
-          <w:spacing w:val="0"/>
-        </w:rPr>
-      </w:pPr>
-      <w:r>
-        <w:rPr>
-          <w:rFonts w:hint="eastAsia"/>
-          <w:color w:val="FF0000"/>
-          <w:szCs w:val="28"/>
+      <w:r>
+        <w:rPr>
+          <w:rFonts w:hint="eastAsia"/>
+          <w:color w:val="FF0000"/>
+          <w:spacing w:val="0"/>
         </w:rPr>
         <w:t>■</w:t>
       </w:r>
       <w:r>
         <w:rPr>
-          <w:spacing w:val="0"/>
-        </w:rPr>
-        <w:t>切結書3（營造業專任工程人員）</w:t>
-      </w:r>
-    </w:p>
-    <w:p>
-      <w:pPr>
-        <w:pStyle w:val="7"/>
-        <w:ind w:leftChars="600" w:left="2071" w:hangingChars="127" w:hanging="391"/>
-        <w:jc w:val="both"/>
-        <w:textDirection w:val="lrTbV"/>
-        <w:rPr>
-          <w:spacing w:val="0"/>
-        </w:rPr>
-      </w:pPr>
-      <w:r>
-        <w:rPr>
-          <w:rFonts w:hint="eastAsia"/>
-          <w:color w:val="FF0000"/>
-          <w:szCs w:val="28"/>
-        </w:rPr>
-        <w:t>■</w:t>
-      </w:r>
-      <w:r>
-        <w:rPr>
-          <w:spacing w:val="0"/>
-        </w:rPr>
-        <w:t>切結書4（營造業工地主任）</w:t>
-      </w:r>
-    </w:p>
-    <w:p>
-      <w:pPr>
-        <w:pStyle w:val="7"/>
-        <w:ind w:left="1798" w:hangingChars="642" w:hanging="1798"/>
-        <w:jc w:val="both"/>
-        <w:textDirection w:val="lrTbV"/>
-        <w:rPr>
-          <w:spacing w:val="0"/>
-        </w:rPr>
-      </w:pPr>
-      <w:r>
-        <w:rPr>
-          <w:spacing w:val="0"/>
-        </w:rPr>
-        <w:t xml:space="preserve">        </w:t>
-      </w:r>
-      <w:r>
-        <w:rPr>
-          <w:spacing w:val="0"/>
-        </w:rPr>
-        <w:sym w:font="Wingdings" w:char="F0A8"/>
-      </w:r>
-      <w:r>
-        <w:rPr>
-          <w:spacing w:val="0"/>
-        </w:rPr>
-        <w:t xml:space="preserve"> (8</w:t>
-      </w:r>
-      <w:r>
-        <w:rPr>
-          <w:spacing w:val="0"/>
-        </w:rPr>
-        <w:t>)資訊服務採購案，資訊服務費用估算表。</w:t>
-      </w:r>
-    </w:p>
-    <w:p>
-      <w:pPr>
-        <w:pStyle w:val="7"/>
-        <w:ind w:leftChars="464" w:left="2044" w:hangingChars="242" w:hanging="745"/>
-        <w:jc w:val="both"/>
-        <w:textDirection w:val="lrTbV"/>
-        <w:rPr>
-          <w:color w:val="FF0000"/>
-          <w:spacing w:val="0"/>
-        </w:rPr>
-      </w:pPr>
-      <w:r>
-        <w:rPr>
-          <w:rFonts w:hint="eastAsia"/>
-          <w:color w:val="FF0000"/>
-          <w:szCs w:val="28"/>
-        </w:rPr>
-        <w:t>■</w:t>
-      </w:r>
-      <w:r>
-        <w:rPr>
-          <w:spacing w:val="0"/>
-        </w:rPr>
-        <w:t>(9</w:t>
-      </w:r>
-      <w:r>
-        <w:rPr>
-          <w:spacing w:val="0"/>
-        </w:rPr>
-        <w:t>)其他(由招標機關敘明，</w:t>
-      </w:r>
-      <w:proofErr w:type="gramStart"/>
-      <w:r>
-        <w:rPr>
-          <w:spacing w:val="0"/>
-        </w:rPr>
-        <w:t>無者免填</w:t>
-      </w:r>
-      <w:proofErr w:type="gramEnd"/>
-      <w:r>
-        <w:rPr>
-          <w:spacing w:val="0"/>
-        </w:rPr>
-        <w:t>)</w:t>
-      </w:r>
-      <w:r>
-        <w:rPr>
-          <w:rFonts w:hint="eastAsia"/>
-        </w:rPr>
-        <w:t xml:space="preserve"> </w:t>
-      </w:r>
-      <w:r>
-        <w:rPr>
-          <w:rFonts w:hint="eastAsia"/>
-        </w:rPr>
-        <w:t>：</w:t>
-      </w:r>
-      <w:r>
-        <w:rPr>
-          <w:color w:val="FF0000"/>
-          <w:spacing w:val="0"/>
-        </w:rPr>
-        <w:t xml:space="preserve"> </w:t>
+          <w:rFonts w:hint="eastAsia"/>
+          <w:color w:val="FF0000"/>
+          <w:spacing w:val="0"/>
+        </w:rPr>
+        <w:t>廠商投標文件審查表</w:t>
+      </w:r>
+      <w:r>
+        <w:rPr>
+          <w:rFonts w:hint="eastAsia"/>
+          <w:color w:val="FF0000"/>
+          <w:spacing w:val="0"/>
+        </w:rPr>
+        <w:t>。</w:t>
       </w:r>
     </w:p>
     <w:p>
@@ -20305,39 +16649,7 @@
           <w:color w:val="FF0000"/>
           <w:spacing w:val="0"/>
         </w:rPr>
-        <w:t>■</w:t>
-      </w:r>
-      <w:r>
-        <w:rPr>
-          <w:rFonts w:hint="eastAsia"/>
-          <w:color w:val="FF0000"/>
-          <w:spacing w:val="0"/>
-        </w:rPr>
-        <w:t>施工補充說明</w:t>
-      </w:r>
-      <w:r>
-        <w:rPr>
-          <w:rFonts w:hint="eastAsia"/>
-          <w:color w:val="FF0000"/>
-          <w:spacing w:val="0"/>
-        </w:rPr>
-        <w:t>及</w:t>
-      </w:r>
-      <w:r>
-        <w:rPr>
-          <w:rFonts w:hint="eastAsia"/>
-          <w:color w:val="FF0000"/>
-          <w:spacing w:val="0"/>
-        </w:rPr>
-        <w:t>施工規範</w:t>
-      </w:r>
-      <w:r>
-        <w:rPr>
-          <w:rFonts w:hint="eastAsia"/>
-          <w:color w:val="FF0000"/>
-          <w:spacing w:val="0"/>
-        </w:rPr>
-        <w:t>。</w:t>
+        <w:t>■使用印章授權書。</w:t>
       </w:r>
     </w:p>
     <w:p>
@@ -20357,7 +16669,7 @@
           <w:color w:val="FF0000"/>
           <w:spacing w:val="0"/>
         </w:rPr>
-        <w:t>■設計圖。</w:t>
+        <w:t>■押標金查詢同意書。</w:t>
       </w:r>
     </w:p>
     <w:p>
@@ -20377,23 +16689,7 @@
           <w:color w:val="FF0000"/>
           <w:spacing w:val="0"/>
         </w:rPr>
-        <w:t>■</w:t>
-      </w:r>
-      <w:r>
-        <w:rPr>
-          <w:rFonts w:hint="eastAsia"/>
-          <w:color w:val="FF0000"/>
-          <w:spacing w:val="0"/>
-        </w:rPr>
-        <w:t>位置圖</w:t>
-      </w:r>
-      <w:r>
-        <w:rPr>
-          <w:rFonts w:hint="eastAsia"/>
-          <w:color w:val="FF0000"/>
-          <w:spacing w:val="0"/>
-        </w:rPr>
-        <w:t>。</w:t>
+        <w:t>■退還押標金申請單。</w:t>
       </w:r>
     </w:p>
     <w:p>
@@ -20413,259 +16709,7 @@
           <w:color w:val="FF0000"/>
           <w:spacing w:val="0"/>
         </w:rPr>
-        <w:t>■公共工程施工階段契約約定權責分工表。</w:t>
-      </w:r>
-    </w:p>
-    <w:p>
-      <w:pPr>
-        <w:pStyle w:val="7"/>
-        <w:ind w:leftChars="708" w:left="2072" w:hangingChars="32" w:hanging="90"/>
-        <w:jc w:val="both"/>
-        <w:textDirection w:val="lrTbV"/>
-        <w:rPr>
-          <w:color w:val="FF0000"/>
-          <w:spacing w:val="0"/>
-        </w:rPr>
-      </w:pPr>
-      <w:r>
-        <w:rPr>
-          <w:rFonts w:hint="eastAsia"/>
-          <w:color w:val="FF0000"/>
-          <w:spacing w:val="0"/>
-        </w:rPr>
-        <w:t>■廠商參與政府採購可能涉及之法律責任。</w:t>
-      </w:r>
-    </w:p>
-    <w:p>
-      <w:pPr>
-        <w:pStyle w:val="7"/>
-        <w:ind w:leftChars="708" w:left="2072" w:hangingChars="32" w:hanging="90"/>
-        <w:jc w:val="both"/>
-        <w:textDirection w:val="lrTbV"/>
-        <w:rPr>
-          <w:color w:val="FF0000"/>
-          <w:spacing w:val="0"/>
-        </w:rPr>
-      </w:pPr>
-      <w:r>
-        <w:rPr>
-          <w:rFonts w:hint="eastAsia"/>
-          <w:color w:val="FF0000"/>
-          <w:spacing w:val="0"/>
-        </w:rPr>
-        <w:t>□需求說明書。</w:t>
-      </w:r>
-    </w:p>
-    <w:p>
-      <w:pPr>
-        <w:pStyle w:val="7"/>
-        <w:ind w:leftChars="708" w:left="2072" w:hangingChars="32" w:hanging="90"/>
-        <w:jc w:val="both"/>
-        <w:textDirection w:val="lrTbV"/>
-        <w:rPr>
-          <w:color w:val="FF0000"/>
-          <w:spacing w:val="0"/>
-        </w:rPr>
-      </w:pPr>
-      <w:r>
-        <w:rPr>
-          <w:rFonts w:hint="eastAsia"/>
-          <w:color w:val="FF0000"/>
-          <w:spacing w:val="0"/>
-        </w:rPr>
-        <w:t>□委託服務說明書。</w:t>
-      </w:r>
-    </w:p>
-    <w:p>
-      <w:pPr>
-        <w:pStyle w:val="7"/>
-        <w:ind w:leftChars="708" w:left="2072" w:hangingChars="32" w:hanging="90"/>
-        <w:jc w:val="both"/>
-        <w:textDirection w:val="lrTbV"/>
-        <w:rPr>
-          <w:color w:val="FF0000"/>
-          <w:spacing w:val="0"/>
-        </w:rPr>
-      </w:pPr>
-      <w:r>
-        <w:rPr>
-          <w:rFonts w:hint="eastAsia"/>
-          <w:color w:val="FF0000"/>
-          <w:spacing w:val="0"/>
-        </w:rPr>
-        <w:t>■108-3-身分揭露表-a-事前揭露。</w:t>
-      </w:r>
-    </w:p>
-    <w:p>
-      <w:pPr>
-        <w:pStyle w:val="7"/>
-        <w:ind w:leftChars="708" w:left="2072" w:hangingChars="32" w:hanging="90"/>
-        <w:jc w:val="both"/>
-        <w:textDirection w:val="lrTbV"/>
-        <w:rPr>
-          <w:color w:val="FF0000"/>
-          <w:spacing w:val="0"/>
-        </w:rPr>
-      </w:pPr>
-      <w:r>
-        <w:rPr>
-          <w:rFonts w:hint="eastAsia"/>
-          <w:color w:val="FF0000"/>
-          <w:spacing w:val="0"/>
-        </w:rPr>
-        <w:t>■投標切結書。</w:t>
-      </w:r>
-    </w:p>
-    <w:p>
-      <w:pPr>
-        <w:pStyle w:val="7"/>
-        <w:ind w:leftChars="708" w:left="2072" w:hangingChars="32" w:hanging="90"/>
-        <w:jc w:val="both"/>
-        <w:textDirection w:val="lrTbV"/>
-        <w:rPr>
-          <w:color w:val="FF0000"/>
-          <w:spacing w:val="0"/>
-        </w:rPr>
-      </w:pPr>
-      <w:r>
-        <w:rPr>
-          <w:rFonts w:hint="eastAsia"/>
-          <w:color w:val="FF0000"/>
-          <w:spacing w:val="0"/>
-        </w:rPr>
-        <w:t>■</w:t>
-      </w:r>
-      <w:r>
-        <w:rPr>
-          <w:rFonts w:hint="eastAsia"/>
-          <w:color w:val="FF0000"/>
-          <w:spacing w:val="0"/>
-        </w:rPr>
-        <w:t>廠商投標文件審查表</w:t>
-      </w:r>
-      <w:r>
-        <w:rPr>
-          <w:rFonts w:hint="eastAsia"/>
-          <w:color w:val="FF0000"/>
-          <w:spacing w:val="0"/>
-        </w:rPr>
-        <w:t>。</w:t>
-      </w:r>
-    </w:p>
-    <w:p>
-      <w:pPr>
-        <w:pStyle w:val="7"/>
-        <w:ind w:leftChars="708" w:left="2072" w:hangingChars="32" w:hanging="90"/>
-        <w:jc w:val="both"/>
-        <w:textDirection w:val="lrTbV"/>
-        <w:rPr>
-          <w:color w:val="FF0000"/>
-          <w:spacing w:val="0"/>
-        </w:rPr>
-      </w:pPr>
-      <w:r>
-        <w:rPr>
-          <w:rFonts w:hint="eastAsia"/>
-          <w:color w:val="FF0000"/>
-          <w:spacing w:val="0"/>
-        </w:rPr>
-        <w:t>■使用印章授權書。</w:t>
-      </w:r>
-    </w:p>
-    <w:p>
-      <w:pPr>
-        <w:pStyle w:val="7"/>
-        <w:ind w:leftChars="708" w:left="2072" w:hangingChars="32" w:hanging="90"/>
-        <w:jc w:val="both"/>
-        <w:textDirection w:val="lrTbV"/>
-        <w:rPr>
-          <w:color w:val="FF0000"/>
-          <w:spacing w:val="0"/>
-        </w:rPr>
-      </w:pPr>
-      <w:r>
-        <w:rPr>
-          <w:rFonts w:hint="eastAsia"/>
-          <w:color w:val="FF0000"/>
-          <w:spacing w:val="0"/>
-        </w:rPr>
-        <w:t>■押標金查詢同意書。</w:t>
-      </w:r>
-    </w:p>
-    <w:p>
-      <w:pPr>
-        <w:pStyle w:val="7"/>
-        <w:ind w:leftChars="708" w:left="2072" w:hangingChars="32" w:hanging="90"/>
-        <w:jc w:val="both"/>
-        <w:textDirection w:val="lrTbV"/>
-        <w:rPr>
-          <w:color w:val="FF0000"/>
-          <w:spacing w:val="0"/>
-        </w:rPr>
-      </w:pPr>
-      <w:r>
-        <w:rPr>
-          <w:rFonts w:hint="eastAsia"/>
-          <w:color w:val="FF0000"/>
-          <w:spacing w:val="0"/>
-        </w:rPr>
-        <w:t>■退還</w:t>
-      </w:r>
-      <w:proofErr w:type="gramStart"/>
-      <w:r>
-        <w:rPr>
-          <w:rFonts w:hint="eastAsia"/>
-          <w:color w:val="FF0000"/>
-          <w:spacing w:val="0"/>
-        </w:rPr>
-        <w:t>押</w:t>
-      </w:r>
-      <w:proofErr w:type="gramEnd"/>
-      <w:r>
-        <w:rPr>
-          <w:rFonts w:hint="eastAsia"/>
-          <w:color w:val="FF0000"/>
-          <w:spacing w:val="0"/>
-        </w:rPr>
-        <w:t>標金申請單。</w:t>
-      </w:r>
-    </w:p>
-    <w:p>
-      <w:pPr>
-        <w:pStyle w:val="7"/>
-        <w:ind w:leftChars="708" w:left="2072" w:hangingChars="32" w:hanging="90"/>
-        <w:jc w:val="both"/>
-        <w:textDirection w:val="lrTbV"/>
-        <w:rPr>
-          <w:color w:val="FF0000"/>
-          <w:spacing w:val="0"/>
-        </w:rPr>
-      </w:pPr>
-      <w:r>
-        <w:rPr>
-          <w:rFonts w:hint="eastAsia"/>
-          <w:color w:val="FF0000"/>
-          <w:spacing w:val="0"/>
-        </w:rPr>
-        <w:t>■</w:t>
-      </w:r>
-      <w:proofErr w:type="gramStart"/>
-      <w:r>
-        <w:rPr>
-          <w:rFonts w:hint="eastAsia"/>
-          <w:color w:val="FF0000"/>
-          <w:spacing w:val="0"/>
-        </w:rPr>
-        <w:t>標封</w:t>
-      </w:r>
-      <w:proofErr w:type="gramEnd"/>
-      <w:r>
-        <w:rPr>
-          <w:rFonts w:hint="eastAsia"/>
-          <w:color w:val="FF0000"/>
-          <w:spacing w:val="0"/>
-        </w:rPr>
-        <w:t>。</w:t>
+        <w:t>■標封。</w:t>
       </w:r>
     </w:p>
     <w:p>
@@ -20718,45 +16762,13 @@
         <w:t>招標投標及契約文件、</w:t>
       </w:r>
       <w:r>
-        <w:t>投標標價清單，連同資格文件、規格文件及招標文件所規定之其他文件，密封後投標。</w:t>
-      </w:r>
-      <w:proofErr w:type="gramStart"/>
-      <w:r>
-        <w:t>惟屬一次</w:t>
-      </w:r>
-      <w:proofErr w:type="gramEnd"/>
-      <w:r>
-        <w:t>投標分段開標者，各階段之投標文件應分別密封後，再以大封套合併裝封。所有內外封套外部</w:t>
-      </w:r>
-      <w:proofErr w:type="gramStart"/>
-      <w:r>
-        <w:t>皆須書明</w:t>
-      </w:r>
-      <w:proofErr w:type="gramEnd"/>
-      <w:r>
-        <w:t>投標廠商名稱、地址及採購案號或招標</w:t>
-      </w:r>
-      <w:proofErr w:type="gramStart"/>
-      <w:r>
-        <w:t>標</w:t>
-      </w:r>
-      <w:proofErr w:type="gramEnd"/>
-      <w:r>
-        <w:t>的。</w:t>
+        <w:t>投標標價清單，連同資格文件、規格文件及招標文件所規定之其他文件，密封後投標。惟屬一次投標分段開標者，各階段之投標文件應分別密封後，再以大封套合併裝封。所有內外封套外部皆須書明投標廠商名稱、地址及採購案號或招標標的。</w:t>
       </w:r>
       <w:r>
         <w:t>廠商所提供之投標、契約及履約</w:t>
       </w:r>
       <w:r>
-        <w:t>文件，建議</w:t>
-      </w:r>
-      <w:proofErr w:type="gramStart"/>
-      <w:r>
-        <w:t>採</w:t>
-      </w:r>
-      <w:proofErr w:type="gramEnd"/>
-      <w:r>
-        <w:t>雙面列印，以節省紙張，愛惜資源。</w:t>
+        <w:t>文件，建議採雙面列印，以節省紙張，愛惜資源。</w:t>
       </w:r>
     </w:p>
     <w:p>
@@ -20774,8 +16786,15 @@
           <w:rFonts w:hint="eastAsia"/>
           <w:spacing w:val="0"/>
         </w:rPr>
+        <w:t>涉及未得標廠商投標文件著作財產權，機關如欲使用該等文件，應</w:t>
+      </w:r>
+      <w:r>
+        <w:rPr>
+          <w:rFonts w:hint="eastAsia"/>
+          <w:spacing w:val="0"/>
+        </w:rPr>
         <w:lastRenderedPageBreak/>
-        <w:t>涉及未得標廠商投標文件著作財產權，機關如欲使用該等文件，應經該廠商同意無償授權機關使用，或由機關給予報酬後，於彼此約定範圍內使用。</w:t>
+        <w:t>經該廠商同意無償授權機關使用，或由機關給予報酬後，於彼此約定範圍內使用。</w:t>
       </w:r>
     </w:p>
     <w:p>
@@ -21005,49 +17024,7 @@
         <w:rPr>
           <w:spacing w:val="0"/>
         </w:rPr>
-        <w:t>其他須知</w:t>
-      </w:r>
-      <w:proofErr w:type="gramStart"/>
-      <w:r>
-        <w:rPr>
-          <w:spacing w:val="0"/>
-        </w:rPr>
-        <w:t>（</w:t>
-      </w:r>
-      <w:proofErr w:type="gramEnd"/>
-      <w:r>
-        <w:rPr>
-          <w:spacing w:val="0"/>
-        </w:rPr>
-        <w:t>請機關自行訂定。例如：</w:t>
-      </w:r>
-      <w:proofErr w:type="gramStart"/>
-      <w:r>
-        <w:rPr>
-          <w:spacing w:val="0"/>
-        </w:rPr>
-        <w:t>採</w:t>
-      </w:r>
-      <w:proofErr w:type="gramEnd"/>
-      <w:r>
-        <w:rPr>
-          <w:spacing w:val="0"/>
-        </w:rPr>
-        <w:t>共同投標、統包、替代方案、國內廠商標價優惠、適用或</w:t>
-      </w:r>
-      <w:proofErr w:type="gramStart"/>
-      <w:r>
-        <w:rPr>
-          <w:spacing w:val="0"/>
-        </w:rPr>
-        <w:t>準</w:t>
-      </w:r>
-      <w:proofErr w:type="gramEnd"/>
-      <w:r>
-        <w:rPr>
-          <w:spacing w:val="0"/>
-        </w:rPr>
-        <w:t>用最有利標評選作業或優先採購環保產品等方式辦理者，應注意依相關法規，將應於招標文件載明事項納入。）：</w:t>
+        <w:t>其他須知（請機關自行訂定。例如：採共同投標、統包、替代方案、國內廠商標價優惠、適用或準用最有利標評選作業或優先採購環保產品等方式辦理者，應注意依相關法規，將應於招標文件載明事項納入。）：</w:t>
       </w:r>
     </w:p>
     <w:p>
@@ -21070,21 +17047,7 @@
         <w:rPr>
           <w:spacing w:val="0"/>
         </w:rPr>
-        <w:t>受理廠商檢舉之採購稽核小組連絡電話、傳真及地址與法務部調查局及機關所在地之</w:t>
-      </w:r>
-      <w:proofErr w:type="gramStart"/>
-      <w:r>
-        <w:rPr>
-          <w:spacing w:val="0"/>
-        </w:rPr>
-        <w:t>調查站處</w:t>
-      </w:r>
-      <w:proofErr w:type="gramEnd"/>
-      <w:r>
-        <w:rPr>
-          <w:spacing w:val="0"/>
-        </w:rPr>
-        <w:t>（站、組）檢舉電話及信箱：</w:t>
+        <w:t>受理廠商檢舉之採購稽核小組連絡電話、傳真及地址與法務部調查局及機關所在地之調查站處（站、組）檢舉電話及信箱：</w:t>
       </w:r>
     </w:p>
     <w:p>
@@ -21306,7 +17269,7 @@
         </w:rPr>
         <w:t>；電子郵件檢舉信箱：</w:t>
       </w:r>
-      <w:hyperlink r:id="rId8" w:history="1">
+      <w:hyperlink r:id="rId11" w:history="1">
         <w:r>
           <w:rPr>
             <w:color w:val="000000"/>
@@ -21498,7 +17461,6 @@
           <w:sz w:val="32"/>
         </w:rPr>
       </w:pPr>
-      <w:proofErr w:type="gramStart"/>
       <w:r>
         <w:rPr>
           <w:rFonts w:hAnsi="標楷體"/>
@@ -21506,7 +17468,6 @@
         </w:rPr>
         <w:t>立書人</w:t>
       </w:r>
-      <w:proofErr w:type="gramEnd"/>
     </w:p>
     <w:p>
       <w:pPr>
@@ -21679,7 +17640,6 @@
           <w:sz w:val="32"/>
         </w:rPr>
       </w:pPr>
-      <w:proofErr w:type="gramStart"/>
       <w:r>
         <w:rPr>
           <w:rFonts w:hAnsi="標楷體"/>
@@ -21687,7 +17647,6 @@
         </w:rPr>
         <w:t>立書人</w:t>
       </w:r>
-      <w:proofErr w:type="gramEnd"/>
     </w:p>
     <w:p>
       <w:pPr>
@@ -21810,8 +17769,8 @@
       </w:pPr>
     </w:p>
     <w:sectPr>
-      <w:footerReference w:type="even" r:id="rId9"/>
-      <w:footerReference w:type="default" r:id="rId10"/>
+      <w:footerReference w:type="even" r:id="rId12"/>
+      <w:footerReference w:type="default" r:id="rId13"/>
       <w:pgSz w:w="11907" w:h="16840" w:code="9"/>
       <w:pgMar w:top="1191" w:right="1247" w:bottom="1191" w:left="1247" w:header="851" w:footer="992" w:gutter="0"/>
       <w:cols w:space="425"/>
@@ -21916,7 +17875,7 @@
         <w:rFonts w:ascii="全真楷書"/>
         <w:noProof/>
       </w:rPr>
-      <w:t>24</w:t>
+      <w:t>22</w:t>
     </w:r>
     <w:r>
       <w:rPr>
@@ -24175,7 +20134,7 @@
 </file>
 
 <file path=customXml/itemProps1.xml><?xml version="1.0" encoding="utf-8"?>
-<ds:datastoreItem xmlns:ds="http://schemas.openxmlformats.org/officeDocument/2006/customXml" ds:itemID="{96959A5A-8E41-4435-84DC-63E0AC1A68F3}">
+<ds:datastoreItem xmlns:ds="http://schemas.openxmlformats.org/officeDocument/2006/customXml" ds:itemID="{AC14DDA1-21BA-4941-865F-DE18C673BBEC}">
   <ds:schemaRefs>
     <ds:schemaRef ds:uri="http://schemas.openxmlformats.org/officeDocument/2006/bibliography"/>
   </ds:schemaRefs>

--- a/frontend/src/廠商投標表單(開口)/[開口契約]投標須知-工程會114.7.3版.docx
+++ b/frontend/src/廠商投標表單(開口)/[開口契約]投標須知-工程會114.7.3版.docx
@@ -140,7 +140,21 @@
         <w:rPr>
           <w:spacing w:val="0"/>
         </w:rPr>
-        <w:t>各項內含選項者，由機關擇符合本採購案者勾填。</w:t>
+        <w:t>各項內含選項者，由機關擇符合本採購案</w:t>
+      </w:r>
+      <w:proofErr w:type="gramStart"/>
+      <w:r>
+        <w:rPr>
+          <w:spacing w:val="0"/>
+        </w:rPr>
+        <w:t>者勾填</w:t>
+      </w:r>
+      <w:proofErr w:type="gramEnd"/>
+      <w:r>
+        <w:rPr>
+          <w:spacing w:val="0"/>
+        </w:rPr>
+        <w:t>。</w:t>
       </w:r>
     </w:p>
     <w:p>
@@ -260,6 +274,7 @@
         </w:rPr>
         <w:t xml:space="preserve">    </w:t>
       </w:r>
+      <w:proofErr w:type="gramStart"/>
       <w:r>
         <w:rPr>
           <w:rFonts w:hint="eastAsia"/>
@@ -267,6 +282,7 @@
         </w:rPr>
         <w:t>█</w:t>
       </w:r>
+      <w:proofErr w:type="gramEnd"/>
       <w:r>
         <w:rPr>
           <w:spacing w:val="0"/>
@@ -665,6 +681,7 @@
       <w:r>
         <w:t xml:space="preserve">   </w:t>
       </w:r>
+      <w:proofErr w:type="gramStart"/>
       <w:r>
         <w:rPr>
           <w:rFonts w:hint="eastAsia"/>
@@ -672,6 +689,7 @@
         </w:rPr>
         <w:t>█</w:t>
       </w:r>
+      <w:proofErr w:type="gramEnd"/>
       <w:r>
         <w:rPr>
           <w:spacing w:val="0"/>
@@ -696,7 +714,35 @@
         <w:rPr>
           <w:spacing w:val="4"/>
         </w:rPr>
-        <w:t>本採購預算金額(不公告者免填；但依「投標廠商資格與特殊或巨額採購認定標準」第5條第3項規定辦理者，或屬公告金額以上採購之公開招標、選擇性招標及限制性招標之公開評選，除轉售或供製造加工後轉售之採購、預算金額涉及商業機密或機關認為不宜公開外，應公開預算金額)：</w:t>
+        <w:t>本採購預算金額(</w:t>
+      </w:r>
+      <w:proofErr w:type="gramStart"/>
+      <w:r>
+        <w:rPr>
+          <w:spacing w:val="4"/>
+        </w:rPr>
+        <w:t>不</w:t>
+      </w:r>
+      <w:proofErr w:type="gramEnd"/>
+      <w:r>
+        <w:rPr>
+          <w:spacing w:val="4"/>
+        </w:rPr>
+        <w:t>公告</w:t>
+      </w:r>
+      <w:proofErr w:type="gramStart"/>
+      <w:r>
+        <w:rPr>
+          <w:spacing w:val="4"/>
+        </w:rPr>
+        <w:t>者免填</w:t>
+      </w:r>
+      <w:proofErr w:type="gramEnd"/>
+      <w:r>
+        <w:rPr>
+          <w:spacing w:val="4"/>
+        </w:rPr>
+        <w:t>；但依「投標廠商資格與特殊或巨額採購認定標準」第5條第3項規定辦理者，或屬公告金額以上採購之公開招標、選擇性招標及限制性招標之公開評選，除轉售或供製造加工後轉售之採購、預算金額涉及商業機密或機關認為不宜公開外，應公開預算金額)：</w:t>
       </w:r>
       <w:r>
         <w:rPr>
@@ -748,7 +794,35 @@
         <w:rPr>
           <w:spacing w:val="0"/>
         </w:rPr>
-        <w:t>本採購預計金額(不公告者免填)：</w:t>
+        <w:t>本採購預計金額(</w:t>
+      </w:r>
+      <w:proofErr w:type="gramStart"/>
+      <w:r>
+        <w:rPr>
+          <w:spacing w:val="0"/>
+        </w:rPr>
+        <w:t>不</w:t>
+      </w:r>
+      <w:proofErr w:type="gramEnd"/>
+      <w:r>
+        <w:rPr>
+          <w:spacing w:val="0"/>
+        </w:rPr>
+        <w:t>公告</w:t>
+      </w:r>
+      <w:proofErr w:type="gramStart"/>
+      <w:r>
+        <w:rPr>
+          <w:spacing w:val="0"/>
+        </w:rPr>
+        <w:t>者免填</w:t>
+      </w:r>
+      <w:proofErr w:type="gramEnd"/>
+      <w:r>
+        <w:rPr>
+          <w:spacing w:val="0"/>
+        </w:rPr>
+        <w:t>)：</w:t>
       </w:r>
     </w:p>
     <w:p>
@@ -804,7 +878,21 @@
         <w:rPr>
           <w:spacing w:val="0"/>
         </w:rPr>
-        <w:t>依採購法第4條接受補助辦理採購者，補助機關名稱及地址(非屬此等採購者免填)：</w:t>
+        <w:t>依採購法第4條接受補助辦理採購者，補助機關名稱及地址(非屬此等採購</w:t>
+      </w:r>
+      <w:proofErr w:type="gramStart"/>
+      <w:r>
+        <w:rPr>
+          <w:spacing w:val="0"/>
+        </w:rPr>
+        <w:t>者免填</w:t>
+      </w:r>
+      <w:proofErr w:type="gramEnd"/>
+      <w:r>
+        <w:rPr>
+          <w:spacing w:val="0"/>
+        </w:rPr>
+        <w:t>)：</w:t>
       </w:r>
     </w:p>
     <w:p>
@@ -825,7 +913,21 @@
         <w:rPr>
           <w:spacing w:val="0"/>
         </w:rPr>
-        <w:t>依採購法第5條由法人或團體代辦採購者，委託機關名稱及地址(非屬此等採購者免填)：</w:t>
+        <w:t>依採購法第5條由法人或團體代辦採購者，委託機關名稱及地址(非屬此等採購</w:t>
+      </w:r>
+      <w:proofErr w:type="gramStart"/>
+      <w:r>
+        <w:rPr>
+          <w:spacing w:val="0"/>
+        </w:rPr>
+        <w:t>者免填</w:t>
+      </w:r>
+      <w:proofErr w:type="gramEnd"/>
+      <w:r>
+        <w:rPr>
+          <w:spacing w:val="0"/>
+        </w:rPr>
+        <w:t>)：</w:t>
       </w:r>
     </w:p>
     <w:p>
@@ -846,7 +948,21 @@
         <w:rPr>
           <w:spacing w:val="0"/>
         </w:rPr>
-        <w:t>依採購法第40條代辦採購者，洽辦機關名稱及地址(非屬此等採購者免填)：</w:t>
+        <w:t>依採購法第40條代辦採購者，洽辦機關名稱及地址(非屬此等採購</w:t>
+      </w:r>
+      <w:proofErr w:type="gramStart"/>
+      <w:r>
+        <w:rPr>
+          <w:spacing w:val="0"/>
+        </w:rPr>
+        <w:t>者免填</w:t>
+      </w:r>
+      <w:proofErr w:type="gramEnd"/>
+      <w:r>
+        <w:rPr>
+          <w:spacing w:val="0"/>
+        </w:rPr>
+        <w:t>)：</w:t>
       </w:r>
     </w:p>
     <w:p>
@@ -921,7 +1037,23 @@
           <w:rFonts w:hint="eastAsia"/>
           <w:spacing w:val="0"/>
         </w:rPr>
-        <w:t>31條規定不予發還或追繳押標金之爭議者外，</w:t>
+        <w:t>31條規定不予發還或追繳</w:t>
+      </w:r>
+      <w:proofErr w:type="gramStart"/>
+      <w:r>
+        <w:rPr>
+          <w:rFonts w:hint="eastAsia"/>
+          <w:spacing w:val="0"/>
+        </w:rPr>
+        <w:t>押</w:t>
+      </w:r>
+      <w:proofErr w:type="gramEnd"/>
+      <w:r>
+        <w:rPr>
+          <w:rFonts w:hint="eastAsia"/>
+          <w:spacing w:val="0"/>
+        </w:rPr>
+        <w:t>標金之爭議者外，</w:t>
       </w:r>
       <w:r>
         <w:rPr>
@@ -1044,6 +1176,7 @@
         </w:rPr>
         <w:t xml:space="preserve">     </w:t>
       </w:r>
+      <w:proofErr w:type="gramStart"/>
       <w:r>
         <w:rPr>
           <w:rFonts w:hint="eastAsia"/>
@@ -1051,6 +1184,7 @@
         </w:rPr>
         <w:t>█</w:t>
       </w:r>
+      <w:proofErr w:type="gramEnd"/>
       <w:r>
         <w:rPr>
           <w:spacing w:val="0"/>
@@ -1093,7 +1227,15 @@
         <w:t>(2)係</w:t>
       </w:r>
       <w:r>
-        <w:t>分批辦理公告金額以上之採購，業經上級機關核准（文號：       ），依總金額核計採購金額，分別按公告金額或查核金額以上之規定辦理</w:t>
+        <w:t>分批辦理公告金額以上之採購，業經上級機關核准</w:t>
+      </w:r>
+      <w:proofErr w:type="gramStart"/>
+      <w:r>
+        <w:t>（</w:t>
+      </w:r>
+      <w:proofErr w:type="gramEnd"/>
+      <w:r>
+        <w:t>文號：       ），依總金額核計採購金額，分別按公告金額或查核金額以上之規定辦理</w:t>
       </w:r>
       <w:r>
         <w:rPr>
@@ -1134,6 +1276,7 @@
         </w:rPr>
       </w:pPr>
       <w:bookmarkStart w:id="1" w:name="_Hlk51858690"/>
+      <w:proofErr w:type="gramStart"/>
       <w:r>
         <w:rPr>
           <w:rFonts w:hint="eastAsia"/>
@@ -1142,6 +1285,7 @@
         <w:t>█</w:t>
       </w:r>
       <w:bookmarkEnd w:id="1"/>
+      <w:proofErr w:type="gramEnd"/>
       <w:r>
         <w:rPr>
           <w:spacing w:val="0"/>
@@ -1169,7 +1313,35 @@
         <w:rPr>
           <w:spacing w:val="0"/>
         </w:rPr>
-        <w:t>（1-1）本案為複數決標並採分項決標，廠商各項投標文件無需分項裝封，無需於大外標封標示投標項次，有3家以上廠商投標，且符合政府採購法施行細則第55條規定時，即得開標。</w:t>
+        <w:t>（1-1）本案為複數決標並</w:t>
+      </w:r>
+      <w:proofErr w:type="gramStart"/>
+      <w:r>
+        <w:rPr>
+          <w:spacing w:val="0"/>
+        </w:rPr>
+        <w:t>採</w:t>
+      </w:r>
+      <w:proofErr w:type="gramEnd"/>
+      <w:r>
+        <w:rPr>
+          <w:spacing w:val="0"/>
+        </w:rPr>
+        <w:t>分項決標，廠商各項投標文件無需分項裝封，無需於大</w:t>
+      </w:r>
+      <w:proofErr w:type="gramStart"/>
+      <w:r>
+        <w:rPr>
+          <w:spacing w:val="0"/>
+        </w:rPr>
+        <w:t>外標封</w:t>
+      </w:r>
+      <w:proofErr w:type="gramEnd"/>
+      <w:r>
+        <w:rPr>
+          <w:spacing w:val="0"/>
+        </w:rPr>
+        <w:t>標示投標項次，有3家以上廠商投標，且符合政府採購法施行細則第55條規定時，即得開標。</w:t>
       </w:r>
     </w:p>
     <w:p>
@@ -1309,8 +1481,13 @@
       <w:r>
         <w:sym w:font="Wingdings" w:char="F0A8"/>
       </w:r>
-      <w:r>
-        <w:t>依審標順序，每次邀請___家符合資格之廠商投標；</w:t>
+      <w:proofErr w:type="gramStart"/>
+      <w:r>
+        <w:t>依審標</w:t>
+      </w:r>
+      <w:proofErr w:type="gramEnd"/>
+      <w:r>
+        <w:t>順序，每次邀請___家符合資格之廠商投標；</w:t>
       </w:r>
       <w:r>
         <w:sym w:font="Wingdings" w:char="F0A8"/>
@@ -1342,7 +1519,21 @@
         <w:rPr>
           <w:spacing w:val="0"/>
         </w:rPr>
-        <w:t>(3)限制性招標：本案業經需求、使用或承辦採購單位敘明符合採購法第22條第1項第     款之情形，並簽報機關首長或其授權人員核准採限制性招標。</w:t>
+        <w:t>(3)限制性招標：本案業經需求、使用或承辦採購單位敘明符合採購法第22條第1項第     款之情形，並簽報機關首長或其授權人員核准</w:t>
+      </w:r>
+      <w:proofErr w:type="gramStart"/>
+      <w:r>
+        <w:rPr>
+          <w:spacing w:val="0"/>
+        </w:rPr>
+        <w:t>採</w:t>
+      </w:r>
+      <w:proofErr w:type="gramEnd"/>
+      <w:r>
+        <w:rPr>
+          <w:spacing w:val="0"/>
+        </w:rPr>
+        <w:t>限制性招標。</w:t>
       </w:r>
     </w:p>
     <w:p>
@@ -1377,7 +1568,21 @@
         <w:rPr>
           <w:spacing w:val="0"/>
         </w:rPr>
-        <w:t>）公開評選、公開勘選優勝廠商：</w:t>
+        <w:t>）公開評選、公開</w:t>
+      </w:r>
+      <w:proofErr w:type="gramStart"/>
+      <w:r>
+        <w:rPr>
+          <w:spacing w:val="0"/>
+        </w:rPr>
+        <w:t>勘</w:t>
+      </w:r>
+      <w:proofErr w:type="gramEnd"/>
+      <w:r>
+        <w:rPr>
+          <w:spacing w:val="0"/>
+        </w:rPr>
+        <w:t>選優勝廠商：</w:t>
       </w:r>
     </w:p>
     <w:p>
@@ -1532,7 +1737,15 @@
         <w:sym w:font="Wingdings" w:char="F0A8"/>
       </w:r>
       <w:r>
-        <w:t>經前次公告招標結果，無廠商投標或無合格標，且符合採購法施行細則第22條第1項規定無廠商異議或申訴在處理中者，依採購法第22條第1項第1款規定，不另公告招標，並依採購法施行細則第23條之1第1項規定，邀請過去表現優良之2家以上廠商以比價方式辦理；</w:t>
+        <w:t>經前次公告招標結果，無廠商投標或無合格標，且符合採購法施行細則第22條第1項規定無廠商異議或申訴在處理中者，依採購法第22條第1項第1款規定，</w:t>
+      </w:r>
+      <w:proofErr w:type="gramStart"/>
+      <w:r>
+        <w:t>不</w:t>
+      </w:r>
+      <w:proofErr w:type="gramEnd"/>
+      <w:r>
+        <w:t>另公告招標，並依採購法施行細則第23條之1第1項規定，邀請過去表現優良之2家以上廠商以比價方式辦理；</w:t>
       </w:r>
       <w:r>
         <w:sym w:font="Wingdings" w:char="F0A8"/>
@@ -1548,7 +1761,21 @@
           <w:spacing w:val="0"/>
         </w:rPr>
         <w:lastRenderedPageBreak/>
-        <w:t>列明款次，第16款之情形須併填主管機關核准文號）；</w:t>
+        <w:t>列明款次，第16款之情形須</w:t>
+      </w:r>
+      <w:proofErr w:type="gramStart"/>
+      <w:r>
+        <w:rPr>
+          <w:spacing w:val="0"/>
+        </w:rPr>
+        <w:t>併</w:t>
+      </w:r>
+      <w:proofErr w:type="gramEnd"/>
+      <w:r>
+        <w:rPr>
+          <w:spacing w:val="0"/>
+        </w:rPr>
+        <w:t>填主管機關核准文號）；</w:t>
       </w:r>
       <w:r>
         <w:sym w:font="Wingdings" w:char="F0A8"/>
@@ -1569,7 +1796,21 @@
         <w:rPr>
           <w:spacing w:val="0"/>
         </w:rPr>
-        <w:t>第105條第1項第___款(請列明款次及相關機關核准文號)；</w:t>
+        <w:t>第105條第1項第___款(</w:t>
+      </w:r>
+      <w:proofErr w:type="gramStart"/>
+      <w:r>
+        <w:rPr>
+          <w:spacing w:val="0"/>
+        </w:rPr>
+        <w:t>請列明款</w:t>
+      </w:r>
+      <w:proofErr w:type="gramEnd"/>
+      <w:r>
+        <w:rPr>
+          <w:spacing w:val="0"/>
+        </w:rPr>
+        <w:t>次及相關機關核准文號)；</w:t>
       </w:r>
       <w:r>
         <w:sym w:font="Wingdings" w:char="F0A8"/>
@@ -1624,7 +1865,49 @@
         <w:rPr>
           <w:spacing w:val="0"/>
         </w:rPr>
-        <w:t>符合採購法第22條第1項第___款（請列明款次，其未得以比價方式辦理之原因：_______；第16款之情形須併填主管機關核准文號）；</w:t>
+        <w:t>符合採購法第22條第1項第___款</w:t>
+      </w:r>
+      <w:proofErr w:type="gramStart"/>
+      <w:r>
+        <w:rPr>
+          <w:spacing w:val="0"/>
+        </w:rPr>
+        <w:t>（</w:t>
+      </w:r>
+      <w:proofErr w:type="gramEnd"/>
+      <w:r>
+        <w:rPr>
+          <w:spacing w:val="0"/>
+        </w:rPr>
+        <w:t>請列明款次，其未得以比價方式辦理之原因：_______；第16款之情形須</w:t>
+      </w:r>
+      <w:proofErr w:type="gramStart"/>
+      <w:r>
+        <w:rPr>
+          <w:spacing w:val="0"/>
+        </w:rPr>
+        <w:t>併</w:t>
+      </w:r>
+      <w:proofErr w:type="gramEnd"/>
+      <w:r>
+        <w:rPr>
+          <w:spacing w:val="0"/>
+        </w:rPr>
+        <w:t>填主管機關核准文號</w:t>
+      </w:r>
+      <w:proofErr w:type="gramStart"/>
+      <w:r>
+        <w:rPr>
+          <w:spacing w:val="0"/>
+        </w:rPr>
+        <w:t>）</w:t>
+      </w:r>
+      <w:proofErr w:type="gramEnd"/>
+      <w:r>
+        <w:rPr>
+          <w:spacing w:val="0"/>
+        </w:rPr>
+        <w:t>；</w:t>
       </w:r>
       <w:r>
         <w:sym w:font="Wingdings" w:char="F0A8"/>
@@ -1633,13 +1916,49 @@
         <w:rPr>
           <w:spacing w:val="0"/>
         </w:rPr>
-        <w:t>符合採購法第104條第1項第___款（請列明款次及相關機關核准文號，非填第4款者，其未得以比價方式辦理之原因：______）；</w:t>
+        <w:t>符合採購法第104條第1項第___款</w:t>
+      </w:r>
+      <w:proofErr w:type="gramStart"/>
+      <w:r>
+        <w:rPr>
+          <w:spacing w:val="0"/>
+        </w:rPr>
+        <w:t>（</w:t>
+      </w:r>
+      <w:proofErr w:type="gramEnd"/>
+      <w:r>
+        <w:rPr>
+          <w:spacing w:val="0"/>
+        </w:rPr>
+        <w:t>請列明款次及相關機關核准文號，非填第4款者，其未得以比價方式辦理之原因：______</w:t>
+      </w:r>
+      <w:proofErr w:type="gramStart"/>
+      <w:r>
+        <w:rPr>
+          <w:spacing w:val="0"/>
+        </w:rPr>
+        <w:t>）</w:t>
+      </w:r>
+      <w:proofErr w:type="gramEnd"/>
+      <w:r>
+        <w:rPr>
+          <w:spacing w:val="0"/>
+        </w:rPr>
+        <w:t>；</w:t>
       </w:r>
       <w:r>
         <w:sym w:font="Wingdings" w:char="F0A8"/>
       </w:r>
       <w:r>
-        <w:t>符合採購法第105條第1項第___款(請列明款次及相關機關核准文號，填第1款或第2款者，其未得以比價方式辦理之原因：______)</w:t>
+        <w:t>符合採購法第105條第1項第___款(</w:t>
+      </w:r>
+      <w:proofErr w:type="gramStart"/>
+      <w:r>
+        <w:t>請列明款</w:t>
+      </w:r>
+      <w:proofErr w:type="gramEnd"/>
+      <w:r>
+        <w:t>次及相關機關核准文號，填第1款或第2款者，其未得以比價方式辦理之原因：______)</w:t>
       </w:r>
       <w:r>
         <w:rPr>
@@ -1651,7 +1970,15 @@
         <w:sym w:font="Wingdings" w:char="F0A8"/>
       </w:r>
       <w:r>
-        <w:t>符合中央機關未達公告金額採購招標辦法第___條第___項第___款規定（其未得以比價方式辦理之原因：</w:t>
+        <w:t>符合中央機關未達公告金額採購招標辦法第___條第___項第___款規定</w:t>
+      </w:r>
+      <w:proofErr w:type="gramStart"/>
+      <w:r>
+        <w:t>（</w:t>
+      </w:r>
+      <w:proofErr w:type="gramEnd"/>
+      <w:r>
+        <w:t>其未得以比價方式辦理之原因：</w:t>
       </w:r>
       <w:r>
         <w:rPr>
@@ -1659,9 +1986,11 @@
         </w:rPr>
         <w:t>_______</w:t>
       </w:r>
+      <w:proofErr w:type="gramStart"/>
       <w:r>
         <w:t>）</w:t>
       </w:r>
+      <w:proofErr w:type="gramEnd"/>
       <w:r>
         <w:rPr>
           <w:spacing w:val="0"/>
@@ -1718,7 +2047,21 @@
         <w:rPr>
           <w:spacing w:val="0"/>
         </w:rPr>
-        <w:t>(4)依採購法第49條規定公開取得書面報價或企劃書。（限未達公告金額之採購案始得採行）。</w:t>
+        <w:t>(4)依採購法第49條規定公開取得書面報價或企劃書。（限未達公告金額之採購案始得</w:t>
+      </w:r>
+      <w:proofErr w:type="gramStart"/>
+      <w:r>
+        <w:rPr>
+          <w:spacing w:val="0"/>
+        </w:rPr>
+        <w:t>採</w:t>
+      </w:r>
+      <w:proofErr w:type="gramEnd"/>
+      <w:r>
+        <w:rPr>
+          <w:spacing w:val="0"/>
+        </w:rPr>
+        <w:t>行）。</w:t>
       </w:r>
     </w:p>
     <w:p>
@@ -1744,7 +2087,21 @@
         <w:rPr>
           <w:spacing w:val="0"/>
         </w:rPr>
-        <w:t>（4-1）本案業經機關首長或其授權人員核准，本次公告未能取得3家以上廠商之書面報價或企劃書時，將改採限制性招標方式辦理。</w:t>
+        <w:t>（4-1）本案業經機關首長或其授權人員核准，本次公告未能取得3家以上廠商之書面報價或企劃書時，將改</w:t>
+      </w:r>
+      <w:proofErr w:type="gramStart"/>
+      <w:r>
+        <w:rPr>
+          <w:spacing w:val="0"/>
+        </w:rPr>
+        <w:t>採</w:t>
+      </w:r>
+      <w:proofErr w:type="gramEnd"/>
+      <w:r>
+        <w:rPr>
+          <w:spacing w:val="0"/>
+        </w:rPr>
+        <w:t>限制性招標方式辦理。</w:t>
       </w:r>
     </w:p>
     <w:p>
@@ -1825,8 +2182,29 @@
         <w:textDirection w:val="lrTbV"/>
       </w:pPr>
       <w:r>
-        <w:t>1.門檻金額：（由機關於招標時擇一勾選；未勾選者，為選項A）</w:t>
-      </w:r>
+        <w:t>1.門檻金額：</w:t>
+      </w:r>
+      <w:proofErr w:type="gramStart"/>
+      <w:r>
+        <w:t>（</w:t>
+      </w:r>
+      <w:proofErr w:type="gramEnd"/>
+      <w:r>
+        <w:t>由機關於招標時擇</w:t>
+      </w:r>
+      <w:proofErr w:type="gramStart"/>
+      <w:r>
+        <w:t>一</w:t>
+      </w:r>
+      <w:proofErr w:type="gramEnd"/>
+      <w:r>
+        <w:t>勾選；未勾選者，為選項A</w:t>
+      </w:r>
+      <w:proofErr w:type="gramStart"/>
+      <w:r>
+        <w:t>）</w:t>
+      </w:r>
+      <w:proofErr w:type="gramEnd"/>
     </w:p>
     <w:p>
       <w:pPr>
@@ -1846,7 +2224,15 @@
         <w:t>選項A：</w:t>
       </w:r>
       <w:r>
-        <w:t>依GPA我國承諾開放清單所載門檻金額開放，惟簽署國之門檻金額較我國高者，對該簽署國適用該較高之門檻金額。</w:t>
+        <w:t>依GPA我國承諾開放清單所載門檻金額開放，惟簽署國之門檻金額較我國高者，對該簽署國</w:t>
+      </w:r>
+      <w:proofErr w:type="gramStart"/>
+      <w:r>
+        <w:t>適用該較高</w:t>
+      </w:r>
+      <w:proofErr w:type="gramEnd"/>
+      <w:r>
+        <w:t>之門檻金額。</w:t>
       </w:r>
     </w:p>
     <w:p>
@@ -1878,8 +2264,29 @@
         <w:textDirection w:val="lrTbV"/>
       </w:pPr>
       <w:r>
-        <w:t>2.服務及工程服務：（由機關於招標時擇一勾選；未勾選者，為選項A）</w:t>
-      </w:r>
+        <w:t>2.服務及工程服務：</w:t>
+      </w:r>
+      <w:proofErr w:type="gramStart"/>
+      <w:r>
+        <w:t>（</w:t>
+      </w:r>
+      <w:proofErr w:type="gramEnd"/>
+      <w:r>
+        <w:t>由機關於招標時擇</w:t>
+      </w:r>
+      <w:proofErr w:type="gramStart"/>
+      <w:r>
+        <w:t>一</w:t>
+      </w:r>
+      <w:proofErr w:type="gramEnd"/>
+      <w:r>
+        <w:t>勾選；未勾選者，為選項A</w:t>
+      </w:r>
+      <w:proofErr w:type="gramStart"/>
+      <w:r>
+        <w:t>）</w:t>
+      </w:r>
+      <w:proofErr w:type="gramEnd"/>
     </w:p>
     <w:p>
       <w:pPr>
@@ -1951,11 +2358,19 @@
         </w:rPr>
         <w:sym w:font="Wingdings" w:char="F0A8"/>
       </w:r>
-      <w:r>
-        <w:rPr>
-          <w:spacing w:val="0"/>
-        </w:rPr>
-        <w:t>臺紐經濟合作協定。</w:t>
+      <w:proofErr w:type="gramStart"/>
+      <w:r>
+        <w:rPr>
+          <w:spacing w:val="0"/>
+        </w:rPr>
+        <w:t>臺紐</w:t>
+      </w:r>
+      <w:proofErr w:type="gramEnd"/>
+      <w:r>
+        <w:rPr>
+          <w:spacing w:val="0"/>
+        </w:rPr>
+        <w:t>經濟合作協定。</w:t>
       </w:r>
     </w:p>
     <w:p>
@@ -1979,11 +2394,19 @@
         </w:rPr>
         <w:sym w:font="Wingdings" w:char="F0A8"/>
       </w:r>
-      <w:r>
-        <w:rPr>
-          <w:spacing w:val="0"/>
-        </w:rPr>
-        <w:t>臺星經濟夥伴協定。</w:t>
+      <w:proofErr w:type="gramStart"/>
+      <w:r>
+        <w:rPr>
+          <w:spacing w:val="0"/>
+        </w:rPr>
+        <w:t>臺</w:t>
+      </w:r>
+      <w:proofErr w:type="gramEnd"/>
+      <w:r>
+        <w:rPr>
+          <w:spacing w:val="0"/>
+        </w:rPr>
+        <w:t>星經濟夥伴協定。</w:t>
       </w:r>
     </w:p>
     <w:p>
@@ -2011,7 +2434,21 @@
         <w:rPr>
           <w:spacing w:val="0"/>
         </w:rPr>
-        <w:t>其他(請敘明)：</w:t>
+        <w:t>其他(</w:t>
+      </w:r>
+      <w:proofErr w:type="gramStart"/>
+      <w:r>
+        <w:rPr>
+          <w:spacing w:val="0"/>
+        </w:rPr>
+        <w:t>請敘明</w:t>
+      </w:r>
+      <w:proofErr w:type="gramEnd"/>
+      <w:r>
+        <w:rPr>
+          <w:spacing w:val="0"/>
+        </w:rPr>
+        <w:t>)：</w:t>
       </w:r>
     </w:p>
     <w:p>
@@ -2104,7 +2541,15 @@
         <w:t>_________</w:t>
       </w:r>
       <w:r>
-        <w:t>(未列明者即不允許)</w:t>
+        <w:t>(未</w:t>
+      </w:r>
+      <w:proofErr w:type="gramStart"/>
+      <w:r>
+        <w:t>列明者即</w:t>
+      </w:r>
+      <w:proofErr w:type="gramEnd"/>
+      <w:r>
+        <w:t>不允許)</w:t>
       </w:r>
     </w:p>
     <w:p>
@@ -2121,17 +2566,33 @@
         <w:rPr>
           <w:szCs w:val="28"/>
         </w:rPr>
-        <w:t>2.是否允許大陸地區廠商參與：（未勾選者即不允許；</w:t>
+        <w:t>2.是否允許大陸地區廠商參與：</w:t>
+      </w:r>
+      <w:proofErr w:type="gramStart"/>
+      <w:r>
+        <w:rPr>
+          <w:szCs w:val="28"/>
+        </w:rPr>
+        <w:t>（</w:t>
+      </w:r>
+      <w:proofErr w:type="gramEnd"/>
+      <w:r>
+        <w:rPr>
+          <w:szCs w:val="28"/>
+        </w:rPr>
+        <w:t>未勾選者即不允許；</w:t>
       </w:r>
       <w:r>
         <w:t>如允許者，須符合兩岸進口及貿易往來相關規定</w:t>
       </w:r>
+      <w:proofErr w:type="gramStart"/>
       <w:r>
         <w:rPr>
           <w:szCs w:val="28"/>
         </w:rPr>
         <w:t>）</w:t>
       </w:r>
+      <w:proofErr w:type="gramEnd"/>
     </w:p>
     <w:p>
       <w:pPr>
@@ -2157,9 +2618,11 @@
       <w:r>
         <w:sym w:font="Wingdings" w:char="F0A8"/>
       </w:r>
+      <w:proofErr w:type="gramStart"/>
       <w:r>
         <w:t>否</w:t>
       </w:r>
+      <w:proofErr w:type="gramEnd"/>
     </w:p>
     <w:p>
       <w:pPr>
@@ -2273,7 +2736,27 @@
           <w:spacing w:val="0"/>
           <w:szCs w:val="28"/>
         </w:rPr>
-        <w:t>如為工程採購，廠商履約過程中如有使用或供應下列材料或產品，其原產地須屬我國或其他條約或協定國家者（可複選）</w:t>
+        <w:t>如為工程採購，廠商履約過程中如有使用或供應下列材料或產品，其原</w:t>
+      </w:r>
+      <w:proofErr w:type="gramStart"/>
+      <w:r>
+        <w:rPr>
+          <w:rFonts w:hint="eastAsia"/>
+          <w:color w:val="000000"/>
+          <w:spacing w:val="0"/>
+          <w:szCs w:val="28"/>
+        </w:rPr>
+        <w:t>產地須屬我國</w:t>
+      </w:r>
+      <w:proofErr w:type="gramEnd"/>
+      <w:r>
+        <w:rPr>
+          <w:rFonts w:hint="eastAsia"/>
+          <w:color w:val="000000"/>
+          <w:spacing w:val="0"/>
+          <w:szCs w:val="28"/>
+        </w:rPr>
+        <w:t>或其他條約或協定國家者（可複選）</w:t>
       </w:r>
       <w:r>
         <w:rPr>
@@ -2996,6 +3479,7 @@
           <w:spacing w:val="0"/>
         </w:rPr>
       </w:pPr>
+      <w:proofErr w:type="gramStart"/>
       <w:r>
         <w:rPr>
           <w:rFonts w:hint="eastAsia"/>
@@ -3003,6 +3487,7 @@
         </w:rPr>
         <w:t>█</w:t>
       </w:r>
+      <w:proofErr w:type="gramEnd"/>
       <w:r>
         <w:rPr>
           <w:spacing w:val="0"/>
@@ -3069,7 +3554,21 @@
         <w:rPr>
           <w:spacing w:val="0"/>
         </w:rPr>
-        <w:t>之原產地須屬我國者。</w:t>
+        <w:t>之原</w:t>
+      </w:r>
+      <w:proofErr w:type="gramStart"/>
+      <w:r>
+        <w:rPr>
+          <w:spacing w:val="0"/>
+        </w:rPr>
+        <w:t>產地須屬我國</w:t>
+      </w:r>
+      <w:proofErr w:type="gramEnd"/>
+      <w:r>
+        <w:rPr>
+          <w:spacing w:val="0"/>
+        </w:rPr>
+        <w:t>者。</w:t>
       </w:r>
     </w:p>
     <w:p>
@@ -3088,6 +3587,7 @@
         </w:rPr>
         <w:t xml:space="preserve">           </w:t>
       </w:r>
+      <w:proofErr w:type="gramStart"/>
       <w:r>
         <w:rPr>
           <w:rFonts w:hint="eastAsia"/>
@@ -3095,6 +3595,7 @@
         </w:rPr>
         <w:t>█</w:t>
       </w:r>
+      <w:proofErr w:type="gramEnd"/>
       <w:r>
         <w:rPr>
           <w:spacing w:val="0"/>
@@ -3185,7 +3686,21 @@
         <w:rPr>
           <w:spacing w:val="0"/>
         </w:rPr>
-        <w:t>(未列明者即不允許)</w:t>
+        <w:t>(未</w:t>
+      </w:r>
+      <w:proofErr w:type="gramStart"/>
+      <w:r>
+        <w:rPr>
+          <w:spacing w:val="0"/>
+        </w:rPr>
+        <w:t>列明者即</w:t>
+      </w:r>
+      <w:proofErr w:type="gramEnd"/>
+      <w:r>
+        <w:rPr>
+          <w:spacing w:val="0"/>
+        </w:rPr>
+        <w:t>不允許)</w:t>
       </w:r>
     </w:p>
     <w:p>
@@ -3214,7 +3729,23 @@
           <w:spacing w:val="0"/>
           <w:szCs w:val="28"/>
         </w:rPr>
-        <w:t>允許供應大陸地區標的：（未勾選者即不允許；</w:t>
+        <w:t>允許供應大陸地區標的：</w:t>
+      </w:r>
+      <w:proofErr w:type="gramStart"/>
+      <w:r>
+        <w:rPr>
+          <w:spacing w:val="0"/>
+          <w:szCs w:val="28"/>
+        </w:rPr>
+        <w:t>（</w:t>
+      </w:r>
+      <w:proofErr w:type="gramEnd"/>
+      <w:r>
+        <w:rPr>
+          <w:spacing w:val="0"/>
+          <w:szCs w:val="28"/>
+        </w:rPr>
+        <w:t>未勾選者即不允許；</w:t>
       </w:r>
       <w:r>
         <w:rPr>
@@ -3222,6 +3753,7 @@
         </w:rPr>
         <w:t>如允許者，須符合兩岸進口及貿易往來相關規定</w:t>
       </w:r>
+      <w:proofErr w:type="gramStart"/>
       <w:r>
         <w:rPr>
           <w:spacing w:val="0"/>
@@ -3229,6 +3761,7 @@
         </w:rPr>
         <w:t>）</w:t>
       </w:r>
+      <w:proofErr w:type="gramEnd"/>
     </w:p>
     <w:p>
       <w:pPr>
@@ -3263,6 +3796,7 @@
           <w:spacing w:val="0"/>
         </w:rPr>
       </w:pPr>
+      <w:proofErr w:type="gramStart"/>
       <w:r>
         <w:rPr>
           <w:rFonts w:hint="eastAsia"/>
@@ -3270,6 +3804,7 @@
         </w:rPr>
         <w:t>█</w:t>
       </w:r>
+      <w:proofErr w:type="gramEnd"/>
       <w:r>
         <w:rPr>
           <w:spacing w:val="0"/>
@@ -3337,7 +3872,21 @@
         <w:rPr>
           <w:spacing w:val="0"/>
         </w:rPr>
-        <w:t>(未列明者即不允許)</w:t>
+        <w:t>(未</w:t>
+      </w:r>
+      <w:proofErr w:type="gramStart"/>
+      <w:r>
+        <w:rPr>
+          <w:spacing w:val="0"/>
+        </w:rPr>
+        <w:t>列明者即</w:t>
+      </w:r>
+      <w:proofErr w:type="gramEnd"/>
+      <w:r>
+        <w:rPr>
+          <w:spacing w:val="0"/>
+        </w:rPr>
+        <w:t>不允許)</w:t>
       </w:r>
     </w:p>
     <w:p>
@@ -3366,7 +3915,23 @@
           <w:spacing w:val="0"/>
           <w:szCs w:val="28"/>
         </w:rPr>
-        <w:t>允許大陸地區廠商參與：（未勾選者即不允許；</w:t>
+        <w:t>允許大陸地區廠商參與：</w:t>
+      </w:r>
+      <w:proofErr w:type="gramStart"/>
+      <w:r>
+        <w:rPr>
+          <w:spacing w:val="0"/>
+          <w:szCs w:val="28"/>
+        </w:rPr>
+        <w:t>（</w:t>
+      </w:r>
+      <w:proofErr w:type="gramEnd"/>
+      <w:r>
+        <w:rPr>
+          <w:spacing w:val="0"/>
+          <w:szCs w:val="28"/>
+        </w:rPr>
+        <w:t>未勾選者即不允許；</w:t>
       </w:r>
       <w:r>
         <w:rPr>
@@ -3374,6 +3939,7 @@
         </w:rPr>
         <w:t>如允許者，須符合兩岸進口及貿易往來相關規定</w:t>
       </w:r>
+      <w:proofErr w:type="gramStart"/>
       <w:r>
         <w:rPr>
           <w:spacing w:val="0"/>
@@ -3381,6 +3947,7 @@
         </w:rPr>
         <w:t>）</w:t>
       </w:r>
+      <w:proofErr w:type="gramEnd"/>
     </w:p>
     <w:p>
       <w:pPr>
@@ -3421,12 +3988,14 @@
         </w:rPr>
         <w:sym w:font="Wingdings" w:char="F0A8"/>
       </w:r>
+      <w:proofErr w:type="gramStart"/>
       <w:r>
         <w:rPr>
           <w:spacing w:val="0"/>
         </w:rPr>
         <w:t>否</w:t>
       </w:r>
+      <w:proofErr w:type="gramEnd"/>
     </w:p>
     <w:p>
       <w:pPr>
@@ -3557,7 +4126,23 @@
           <w:rFonts w:hint="eastAsia"/>
           <w:spacing w:val="0"/>
         </w:rPr>
-        <w:t>如為工程採購，不論是否允許外國廠商參與投標，廠商履約過程中如有使用或供應下列材料或產品，其原產地須屬我國者（可複選）：</w:t>
+        <w:t>如為工程採購，不論是否允許外國廠商參與投標，廠商履約過程中如有使用或供應下列材料或產品，其原</w:t>
+      </w:r>
+      <w:proofErr w:type="gramStart"/>
+      <w:r>
+        <w:rPr>
+          <w:rFonts w:hint="eastAsia"/>
+          <w:spacing w:val="0"/>
+        </w:rPr>
+        <w:t>產地須屬我國</w:t>
+      </w:r>
+      <w:proofErr w:type="gramEnd"/>
+      <w:r>
+        <w:rPr>
+          <w:rFonts w:hint="eastAsia"/>
+          <w:spacing w:val="0"/>
+        </w:rPr>
+        <w:t>者（可複選）：</w:t>
       </w:r>
     </w:p>
     <w:p>
@@ -4391,7 +4976,23 @@
           <w:rFonts w:hint="eastAsia"/>
           <w:spacing w:val="0"/>
         </w:rPr>
-        <w:t xml:space="preserve">組件，該組件 </w:t>
+        <w:t>組件，</w:t>
+      </w:r>
+      <w:proofErr w:type="gramStart"/>
+      <w:r>
+        <w:rPr>
+          <w:rFonts w:hint="eastAsia"/>
+          <w:spacing w:val="0"/>
+        </w:rPr>
+        <w:t>該組件</w:t>
+      </w:r>
+      <w:proofErr w:type="gramEnd"/>
+      <w:r>
+        <w:rPr>
+          <w:rFonts w:hint="eastAsia"/>
+          <w:spacing w:val="0"/>
+        </w:rPr>
+        <w:t xml:space="preserve"> </w:t>
       </w:r>
       <w:r>
         <w:sym w:font="Wingdings" w:char="F0A8"/>
@@ -4615,7 +5216,25 @@
           <w:spacing w:val="0"/>
           <w:szCs w:val="28"/>
         </w:rPr>
-        <w:t>不允許大陸地區廠商、第三地區含陸資成分廠商、在臺陸資廠商及經濟部</w:t>
+        <w:t>不允許大陸地區廠商、第三地區含陸資成分廠商、在</w:t>
+      </w:r>
+      <w:proofErr w:type="gramStart"/>
+      <w:r>
+        <w:rPr>
+          <w:rFonts w:hint="eastAsia"/>
+          <w:spacing w:val="0"/>
+          <w:szCs w:val="28"/>
+        </w:rPr>
+        <w:t>臺</w:t>
+      </w:r>
+      <w:proofErr w:type="gramEnd"/>
+      <w:r>
+        <w:rPr>
+          <w:rFonts w:hint="eastAsia"/>
+          <w:spacing w:val="0"/>
+          <w:szCs w:val="28"/>
+        </w:rPr>
+        <w:t>陸資廠商及經濟部</w:t>
       </w:r>
       <w:r>
         <w:rPr>
@@ -4715,7 +5334,27 @@
           <w:spacing w:val="0"/>
           <w:szCs w:val="28"/>
         </w:rPr>
-        <w:t>(不及於零組件之廠牌)</w:t>
+        <w:t>(</w:t>
+      </w:r>
+      <w:proofErr w:type="gramStart"/>
+      <w:r>
+        <w:rPr>
+          <w:rFonts w:hint="eastAsia"/>
+          <w:b/>
+          <w:spacing w:val="0"/>
+          <w:szCs w:val="28"/>
+        </w:rPr>
+        <w:t>不</w:t>
+      </w:r>
+      <w:proofErr w:type="gramEnd"/>
+      <w:r>
+        <w:rPr>
+          <w:rFonts w:hint="eastAsia"/>
+          <w:b/>
+          <w:spacing w:val="0"/>
+          <w:szCs w:val="28"/>
+        </w:rPr>
+        <w:t>及於零組件之廠牌)</w:t>
       </w:r>
       <w:r>
         <w:rPr>
@@ -4858,7 +5497,87 @@
           <w:spacing w:val="0"/>
           <w:szCs w:val="28"/>
         </w:rPr>
-        <w:t>[例如軍、警、海巡等機關或關鍵基礎設施、重要人士在場、犯罪偵監等，由機關衡酌個案特性妥適訂定。]</w:t>
+        <w:t>[例如軍、警、</w:t>
+      </w:r>
+      <w:proofErr w:type="gramStart"/>
+      <w:r>
+        <w:rPr>
+          <w:rFonts w:hint="eastAsia"/>
+          <w:b/>
+          <w:spacing w:val="0"/>
+          <w:szCs w:val="28"/>
+        </w:rPr>
+        <w:t>海巡等機關</w:t>
+      </w:r>
+      <w:proofErr w:type="gramEnd"/>
+      <w:r>
+        <w:rPr>
+          <w:rFonts w:hint="eastAsia"/>
+          <w:b/>
+          <w:spacing w:val="0"/>
+          <w:szCs w:val="28"/>
+        </w:rPr>
+        <w:t>或關鍵基礎設施、重要</w:t>
+      </w:r>
+      <w:proofErr w:type="gramStart"/>
+      <w:r>
+        <w:rPr>
+          <w:rFonts w:hint="eastAsia"/>
+          <w:b/>
+          <w:spacing w:val="0"/>
+          <w:szCs w:val="28"/>
+        </w:rPr>
+        <w:t>人士在場</w:t>
+      </w:r>
+      <w:proofErr w:type="gramEnd"/>
+      <w:r>
+        <w:rPr>
+          <w:rFonts w:hint="eastAsia"/>
+          <w:b/>
+          <w:spacing w:val="0"/>
+          <w:szCs w:val="28"/>
+        </w:rPr>
+        <w:t>、犯罪</w:t>
+      </w:r>
+      <w:proofErr w:type="gramStart"/>
+      <w:r>
+        <w:rPr>
+          <w:rFonts w:hint="eastAsia"/>
+          <w:b/>
+          <w:spacing w:val="0"/>
+          <w:szCs w:val="28"/>
+        </w:rPr>
+        <w:t>偵</w:t>
+      </w:r>
+      <w:proofErr w:type="gramEnd"/>
+      <w:r>
+        <w:rPr>
+          <w:rFonts w:hint="eastAsia"/>
+          <w:b/>
+          <w:spacing w:val="0"/>
+          <w:szCs w:val="28"/>
+        </w:rPr>
+        <w:t>監等，由機關衡酌個案特性</w:t>
+      </w:r>
+      <w:proofErr w:type="gramStart"/>
+      <w:r>
+        <w:rPr>
+          <w:rFonts w:hint="eastAsia"/>
+          <w:b/>
+          <w:spacing w:val="0"/>
+          <w:szCs w:val="28"/>
+        </w:rPr>
+        <w:t>妥適訂定</w:t>
+      </w:r>
+      <w:proofErr w:type="gramEnd"/>
+      <w:r>
+        <w:rPr>
+          <w:rFonts w:hint="eastAsia"/>
+          <w:b/>
+          <w:spacing w:val="0"/>
+          <w:szCs w:val="28"/>
+        </w:rPr>
+        <w:t>。]</w:t>
       </w:r>
     </w:p>
     <w:p>
@@ -4985,7 +5704,39 @@
           <w:spacing w:val="0"/>
           <w:szCs w:val="28"/>
         </w:rPr>
-        <w:t>無人機資安檢測需求詳附表]。</w:t>
+        <w:t>無人</w:t>
+      </w:r>
+      <w:proofErr w:type="gramStart"/>
+      <w:r>
+        <w:rPr>
+          <w:spacing w:val="0"/>
+          <w:szCs w:val="28"/>
+        </w:rPr>
+        <w:t>機資安</w:t>
+      </w:r>
+      <w:proofErr w:type="gramEnd"/>
+      <w:r>
+        <w:rPr>
+          <w:spacing w:val="0"/>
+          <w:szCs w:val="28"/>
+        </w:rPr>
+        <w:t>檢測需求</w:t>
+      </w:r>
+      <w:proofErr w:type="gramStart"/>
+      <w:r>
+        <w:rPr>
+          <w:spacing w:val="0"/>
+          <w:szCs w:val="28"/>
+        </w:rPr>
+        <w:t>詳</w:t>
+      </w:r>
+      <w:proofErr w:type="gramEnd"/>
+      <w:r>
+        <w:rPr>
+          <w:spacing w:val="0"/>
+          <w:szCs w:val="28"/>
+        </w:rPr>
+        <w:t>附表]。</w:t>
       </w:r>
     </w:p>
     <w:p>
@@ -5008,7 +5759,25 @@
           <w:spacing w:val="0"/>
           <w:szCs w:val="28"/>
         </w:rPr>
-        <w:t>C.具射頻功能且屬國家通訊傳播委員會公告「應經核准之電信管制射頻器材」者，應取得該會核發之審驗證明。</w:t>
+        <w:t>C.</w:t>
+      </w:r>
+      <w:proofErr w:type="gramStart"/>
+      <w:r>
+        <w:rPr>
+          <w:rFonts w:hint="eastAsia"/>
+          <w:spacing w:val="0"/>
+          <w:szCs w:val="28"/>
+        </w:rPr>
+        <w:t>具射頻</w:t>
+      </w:r>
+      <w:proofErr w:type="gramEnd"/>
+      <w:r>
+        <w:rPr>
+          <w:rFonts w:hint="eastAsia"/>
+          <w:spacing w:val="0"/>
+          <w:szCs w:val="28"/>
+        </w:rPr>
+        <w:t>功能且屬國家通訊傳播委員會公告「應經核准之電信管制射頻器材」者，應取得該會核發之審驗證明。</w:t>
       </w:r>
     </w:p>
     <w:p>
@@ -5111,15 +5880,51 @@
           <w:spacing w:val="0"/>
           <w:szCs w:val="28"/>
         </w:rPr>
-        <w:t>使用之無人機整機不得為大陸廠牌</w:t>
-      </w:r>
-      <w:r>
-        <w:rPr>
-          <w:rFonts w:hint="eastAsia"/>
-          <w:spacing w:val="0"/>
-          <w:szCs w:val="28"/>
-        </w:rPr>
-        <w:t>(不及於零組件之廠牌)</w:t>
+        <w:t>使用之</w:t>
+      </w:r>
+      <w:proofErr w:type="gramStart"/>
+      <w:r>
+        <w:rPr>
+          <w:rFonts w:hint="eastAsia"/>
+          <w:spacing w:val="0"/>
+          <w:szCs w:val="28"/>
+        </w:rPr>
+        <w:t>無人機整機</w:t>
+      </w:r>
+      <w:proofErr w:type="gramEnd"/>
+      <w:r>
+        <w:rPr>
+          <w:rFonts w:hint="eastAsia"/>
+          <w:spacing w:val="0"/>
+          <w:szCs w:val="28"/>
+        </w:rPr>
+        <w:t>不得為大陸廠牌</w:t>
+      </w:r>
+      <w:r>
+        <w:rPr>
+          <w:rFonts w:hint="eastAsia"/>
+          <w:spacing w:val="0"/>
+          <w:szCs w:val="28"/>
+        </w:rPr>
+        <w:t>(</w:t>
+      </w:r>
+      <w:proofErr w:type="gramStart"/>
+      <w:r>
+        <w:rPr>
+          <w:rFonts w:hint="eastAsia"/>
+          <w:spacing w:val="0"/>
+          <w:szCs w:val="28"/>
+        </w:rPr>
+        <w:t>不</w:t>
+      </w:r>
+      <w:proofErr w:type="gramEnd"/>
+      <w:r>
+        <w:rPr>
+          <w:rFonts w:hint="eastAsia"/>
+          <w:spacing w:val="0"/>
+          <w:szCs w:val="28"/>
+        </w:rPr>
+        <w:t>及於零組件之廠牌)</w:t>
       </w:r>
       <w:r>
         <w:rPr>
@@ -5247,7 +6052,87 @@
           <w:spacing w:val="0"/>
           <w:szCs w:val="28"/>
         </w:rPr>
-        <w:t>[例如軍、警、海巡等機關或關鍵基礎設施、重要人士在場、犯罪偵監等，由機關衡酌個案特性妥適訂定。]</w:t>
+        <w:t>[例如軍、警、</w:t>
+      </w:r>
+      <w:proofErr w:type="gramStart"/>
+      <w:r>
+        <w:rPr>
+          <w:rFonts w:hint="eastAsia"/>
+          <w:b/>
+          <w:spacing w:val="0"/>
+          <w:szCs w:val="28"/>
+        </w:rPr>
+        <w:t>海巡等機關</w:t>
+      </w:r>
+      <w:proofErr w:type="gramEnd"/>
+      <w:r>
+        <w:rPr>
+          <w:rFonts w:hint="eastAsia"/>
+          <w:b/>
+          <w:spacing w:val="0"/>
+          <w:szCs w:val="28"/>
+        </w:rPr>
+        <w:t>或關鍵基礎設施、重要</w:t>
+      </w:r>
+      <w:proofErr w:type="gramStart"/>
+      <w:r>
+        <w:rPr>
+          <w:rFonts w:hint="eastAsia"/>
+          <w:b/>
+          <w:spacing w:val="0"/>
+          <w:szCs w:val="28"/>
+        </w:rPr>
+        <w:t>人士在場</w:t>
+      </w:r>
+      <w:proofErr w:type="gramEnd"/>
+      <w:r>
+        <w:rPr>
+          <w:rFonts w:hint="eastAsia"/>
+          <w:b/>
+          <w:spacing w:val="0"/>
+          <w:szCs w:val="28"/>
+        </w:rPr>
+        <w:t>、犯罪</w:t>
+      </w:r>
+      <w:proofErr w:type="gramStart"/>
+      <w:r>
+        <w:rPr>
+          <w:rFonts w:hint="eastAsia"/>
+          <w:b/>
+          <w:spacing w:val="0"/>
+          <w:szCs w:val="28"/>
+        </w:rPr>
+        <w:t>偵</w:t>
+      </w:r>
+      <w:proofErr w:type="gramEnd"/>
+      <w:r>
+        <w:rPr>
+          <w:rFonts w:hint="eastAsia"/>
+          <w:b/>
+          <w:spacing w:val="0"/>
+          <w:szCs w:val="28"/>
+        </w:rPr>
+        <w:t>監等，由機關衡酌個案特性</w:t>
+      </w:r>
+      <w:proofErr w:type="gramStart"/>
+      <w:r>
+        <w:rPr>
+          <w:rFonts w:hint="eastAsia"/>
+          <w:b/>
+          <w:spacing w:val="0"/>
+          <w:szCs w:val="28"/>
+        </w:rPr>
+        <w:t>妥適訂定</w:t>
+      </w:r>
+      <w:proofErr w:type="gramEnd"/>
+      <w:r>
+        <w:rPr>
+          <w:rFonts w:hint="eastAsia"/>
+          <w:b/>
+          <w:spacing w:val="0"/>
+          <w:szCs w:val="28"/>
+        </w:rPr>
+        <w:t>。]</w:t>
       </w:r>
       <w:r>
         <w:rPr>
@@ -5417,7 +6302,39 @@
           <w:spacing w:val="0"/>
           <w:szCs w:val="28"/>
         </w:rPr>
-        <w:t>無人機資安檢測需求詳附表]。</w:t>
+        <w:t>無人</w:t>
+      </w:r>
+      <w:proofErr w:type="gramStart"/>
+      <w:r>
+        <w:rPr>
+          <w:spacing w:val="0"/>
+          <w:szCs w:val="28"/>
+        </w:rPr>
+        <w:t>機資安</w:t>
+      </w:r>
+      <w:proofErr w:type="gramEnd"/>
+      <w:r>
+        <w:rPr>
+          <w:spacing w:val="0"/>
+          <w:szCs w:val="28"/>
+        </w:rPr>
+        <w:t>檢測需求</w:t>
+      </w:r>
+      <w:proofErr w:type="gramStart"/>
+      <w:r>
+        <w:rPr>
+          <w:spacing w:val="0"/>
+          <w:szCs w:val="28"/>
+        </w:rPr>
+        <w:t>詳</w:t>
+      </w:r>
+      <w:proofErr w:type="gramEnd"/>
+      <w:r>
+        <w:rPr>
+          <w:spacing w:val="0"/>
+          <w:szCs w:val="28"/>
+        </w:rPr>
+        <w:t>附表]。</w:t>
       </w:r>
     </w:p>
     <w:p>
@@ -5442,13 +6359,23 @@
         </w:rPr>
         <w:t>C.</w:t>
       </w:r>
-      <w:r>
-        <w:rPr>
-          <w:rFonts w:hint="eastAsia"/>
-          <w:spacing w:val="0"/>
-          <w:szCs w:val="28"/>
-        </w:rPr>
-        <w:t>具射頻功能且屬國家通訊傳播委員會</w:t>
+      <w:proofErr w:type="gramStart"/>
+      <w:r>
+        <w:rPr>
+          <w:rFonts w:hint="eastAsia"/>
+          <w:spacing w:val="0"/>
+          <w:szCs w:val="28"/>
+        </w:rPr>
+        <w:t>具射頻</w:t>
+      </w:r>
+      <w:proofErr w:type="gramEnd"/>
+      <w:r>
+        <w:rPr>
+          <w:rFonts w:hint="eastAsia"/>
+          <w:spacing w:val="0"/>
+          <w:szCs w:val="28"/>
+        </w:rPr>
+        <w:t>功能且屬國家通訊傳播委員會</w:t>
       </w:r>
       <w:r>
         <w:rPr>
@@ -5520,7 +6447,25 @@
           <w:spacing w:val="0"/>
           <w:szCs w:val="28"/>
         </w:rPr>
-        <w:t>)無人機操作人，均應具民航局核發之合格專業操作證。</w:t>
+        <w:t>)無人機操作人，</w:t>
+      </w:r>
+      <w:proofErr w:type="gramStart"/>
+      <w:r>
+        <w:rPr>
+          <w:rFonts w:hint="eastAsia"/>
+          <w:spacing w:val="0"/>
+          <w:szCs w:val="28"/>
+        </w:rPr>
+        <w:t>均應具</w:t>
+      </w:r>
+      <w:proofErr w:type="gramEnd"/>
+      <w:r>
+        <w:rPr>
+          <w:rFonts w:hint="eastAsia"/>
+          <w:spacing w:val="0"/>
+          <w:szCs w:val="28"/>
+        </w:rPr>
+        <w:t>民航局核發之合格專業操作證。</w:t>
       </w:r>
     </w:p>
     <w:p>
@@ -5599,7 +6544,25 @@
           <w:spacing w:val="0"/>
           <w:szCs w:val="28"/>
         </w:rPr>
-        <w:t>飛經紅區者，其飛行計畫須經交通部及(或)活動所在之地方政府審核通過。。</w:t>
+        <w:t>飛</w:t>
+      </w:r>
+      <w:proofErr w:type="gramStart"/>
+      <w:r>
+        <w:rPr>
+          <w:rFonts w:hint="eastAsia"/>
+          <w:spacing w:val="0"/>
+          <w:szCs w:val="28"/>
+        </w:rPr>
+        <w:t>經紅區</w:t>
+      </w:r>
+      <w:proofErr w:type="gramEnd"/>
+      <w:r>
+        <w:rPr>
+          <w:rFonts w:hint="eastAsia"/>
+          <w:spacing w:val="0"/>
+          <w:szCs w:val="28"/>
+        </w:rPr>
+        <w:t>者，其飛行計畫須經交通部及(或)活動所在之地方政府審核通過。。</w:t>
       </w:r>
     </w:p>
     <w:p>
@@ -5779,16 +6742,54 @@
           <w:b/>
           <w:szCs w:val="28"/>
         </w:rPr>
-        <w:t>無人機資安檢測需求</w:t>
-      </w:r>
+        <w:t>無人</w:t>
+      </w:r>
+      <w:proofErr w:type="gramStart"/>
       <w:r>
         <w:rPr>
           <w:rFonts w:ascii="標楷體" w:hAnsi="標楷體" w:cs="標楷體" w:hint="eastAsia"/>
           <w:b/>
           <w:szCs w:val="28"/>
+        </w:rPr>
+        <w:t>機資安</w:t>
+      </w:r>
+      <w:proofErr w:type="gramEnd"/>
+      <w:r>
+        <w:rPr>
+          <w:rFonts w:ascii="標楷體" w:hAnsi="標楷體" w:cs="標楷體" w:hint="eastAsia"/>
+          <w:b/>
+          <w:szCs w:val="28"/>
+        </w:rPr>
+        <w:t>檢測需求</w:t>
+      </w:r>
+      <w:r>
+        <w:rPr>
+          <w:rFonts w:ascii="標楷體" w:hAnsi="標楷體" w:cs="標楷體" w:hint="eastAsia"/>
+          <w:b/>
+          <w:szCs w:val="28"/>
           <w:vertAlign w:val="superscript"/>
         </w:rPr>
-        <w:t>(註1)</w:t>
+        <w:t>(</w:t>
+      </w:r>
+      <w:proofErr w:type="gramStart"/>
+      <w:r>
+        <w:rPr>
+          <w:rFonts w:ascii="標楷體" w:hAnsi="標楷體" w:cs="標楷體" w:hint="eastAsia"/>
+          <w:b/>
+          <w:szCs w:val="28"/>
+          <w:vertAlign w:val="superscript"/>
+        </w:rPr>
+        <w:t>註</w:t>
+      </w:r>
+      <w:proofErr w:type="gramEnd"/>
+      <w:r>
+        <w:rPr>
+          <w:rFonts w:ascii="標楷體" w:hAnsi="標楷體" w:cs="標楷體" w:hint="eastAsia"/>
+          <w:b/>
+          <w:szCs w:val="28"/>
+          <w:vertAlign w:val="superscript"/>
+        </w:rPr>
+        <w:t>1)</w:t>
       </w:r>
     </w:p>
     <w:tbl>
@@ -5837,6 +6838,7 @@
                 <w:szCs w:val="28"/>
               </w:rPr>
             </w:pPr>
+            <w:proofErr w:type="gramStart"/>
             <w:r>
               <w:rPr>
                 <w:rFonts w:ascii="標楷體" w:hAnsi="標楷體" w:cs="標楷體" w:hint="eastAsia"/>
@@ -5844,7 +6846,17 @@
                 <w:sz w:val="28"/>
                 <w:szCs w:val="28"/>
               </w:rPr>
-              <w:t>資安檢測等級</w:t>
+              <w:t>資安檢測</w:t>
+            </w:r>
+            <w:proofErr w:type="gramEnd"/>
+            <w:r>
+              <w:rPr>
+                <w:rFonts w:ascii="標楷體" w:hAnsi="標楷體" w:cs="標楷體" w:hint="eastAsia"/>
+                <w:b/>
+                <w:sz w:val="28"/>
+                <w:szCs w:val="28"/>
+              </w:rPr>
+              <w:t>等級</w:t>
             </w:r>
             <w:r>
               <w:rPr>
@@ -5963,7 +6975,31 @@
                 <w:sz w:val="28"/>
                 <w:szCs w:val="28"/>
               </w:rPr>
-              <w:t>「遙控無人機資安檢測規範」第6章檢測項目合格</w:t>
+              <w:t>「遙控無人</w:t>
+            </w:r>
+            <w:proofErr w:type="gramStart"/>
+            <w:r>
+              <w:rPr>
+                <w:rFonts w:ascii="標楷體" w:hAnsi="標楷體" w:cs="標楷體" w:hint="eastAsia"/>
+                <w:bCs/>
+                <w:color w:val="FF0000"/>
+                <w:spacing w:val="0"/>
+                <w:sz w:val="28"/>
+                <w:szCs w:val="28"/>
+              </w:rPr>
+              <w:t>機資安</w:t>
+            </w:r>
+            <w:proofErr w:type="gramEnd"/>
+            <w:r>
+              <w:rPr>
+                <w:rFonts w:ascii="標楷體" w:hAnsi="標楷體" w:cs="標楷體" w:hint="eastAsia"/>
+                <w:bCs/>
+                <w:color w:val="FF0000"/>
+                <w:spacing w:val="0"/>
+                <w:sz w:val="28"/>
+                <w:szCs w:val="28"/>
+              </w:rPr>
+              <w:t>檢測規範」第6章檢測項目合格</w:t>
             </w:r>
           </w:p>
         </w:tc>
@@ -5995,7 +7031,29 @@
                 <w:sz w:val="28"/>
                 <w:szCs w:val="28"/>
               </w:rPr>
-              <w:t>有下列情形之一者：</w:t>
+              <w:t>有下列情形之</w:t>
+            </w:r>
+            <w:proofErr w:type="gramStart"/>
+            <w:r>
+              <w:rPr>
+                <w:rFonts w:ascii="標楷體" w:hAnsi="標楷體" w:cs="標楷體" w:hint="eastAsia"/>
+                <w:bCs/>
+                <w:spacing w:val="0"/>
+                <w:sz w:val="28"/>
+                <w:szCs w:val="28"/>
+              </w:rPr>
+              <w:t>一</w:t>
+            </w:r>
+            <w:proofErr w:type="gramEnd"/>
+            <w:r>
+              <w:rPr>
+                <w:rFonts w:ascii="標楷體" w:hAnsi="標楷體" w:cs="標楷體" w:hint="eastAsia"/>
+                <w:bCs/>
+                <w:spacing w:val="0"/>
+                <w:sz w:val="28"/>
+                <w:szCs w:val="28"/>
+              </w:rPr>
+              <w:t>者：</w:t>
             </w:r>
           </w:p>
           <w:p>
@@ -6020,7 +7078,27 @@
                 <w:sz w:val="28"/>
                 <w:szCs w:val="28"/>
               </w:rPr>
-              <w:t>1.飛經禁航區、限航區、民航局公告之航空站或飛行場四周或地方政府代中央機關公告之紅區</w:t>
+              <w:t>1.</w:t>
+            </w:r>
+            <w:proofErr w:type="gramStart"/>
+            <w:r>
+              <w:rPr>
+                <w:rFonts w:ascii="標楷體" w:hAnsi="標楷體" w:cs="標楷體" w:hint="eastAsia"/>
+                <w:bCs/>
+                <w:sz w:val="28"/>
+                <w:szCs w:val="28"/>
+              </w:rPr>
+              <w:t>飛經禁航</w:t>
+            </w:r>
+            <w:proofErr w:type="gramEnd"/>
+            <w:r>
+              <w:rPr>
+                <w:rFonts w:ascii="標楷體" w:hAnsi="標楷體" w:cs="標楷體" w:hint="eastAsia"/>
+                <w:bCs/>
+                <w:sz w:val="28"/>
+                <w:szCs w:val="28"/>
+              </w:rPr>
+              <w:t>區、限航區、民航局公告之航空站或飛行場四周或地方政府代中央機關公告之紅區</w:t>
             </w:r>
           </w:p>
           <w:p>
@@ -6190,8 +7268,19 @@
                 <w:sz w:val="28"/>
                 <w:szCs w:val="28"/>
               </w:rPr>
-              <w:t>政府劃設紅區</w:t>
+              <w:t>政府劃</w:t>
             </w:r>
+            <w:proofErr w:type="gramStart"/>
+            <w:r>
+              <w:rPr>
+                <w:rFonts w:ascii="標楷體" w:hAnsi="標楷體" w:cs="標楷體" w:hint="eastAsia"/>
+                <w:bCs/>
+                <w:sz w:val="28"/>
+                <w:szCs w:val="28"/>
+              </w:rPr>
+              <w:t>設紅區</w:t>
+            </w:r>
+            <w:proofErr w:type="gramEnd"/>
           </w:p>
         </w:tc>
         <w:tc>
@@ -6220,7 +7309,27 @@
                 <w:sz w:val="28"/>
                 <w:szCs w:val="28"/>
               </w:rPr>
-              <w:t>有下列情形之一者，免予適用:</w:t>
+              <w:t>有下列情形之</w:t>
+            </w:r>
+            <w:proofErr w:type="gramStart"/>
+            <w:r>
+              <w:rPr>
+                <w:rFonts w:ascii="標楷體" w:hAnsi="標楷體" w:cs="標楷體" w:hint="eastAsia"/>
+                <w:bCs/>
+                <w:sz w:val="28"/>
+                <w:szCs w:val="28"/>
+              </w:rPr>
+              <w:t>一</w:t>
+            </w:r>
+            <w:proofErr w:type="gramEnd"/>
+            <w:r>
+              <w:rPr>
+                <w:rFonts w:ascii="標楷體" w:hAnsi="標楷體" w:cs="標楷體" w:hint="eastAsia"/>
+                <w:bCs/>
+                <w:sz w:val="28"/>
+                <w:szCs w:val="28"/>
+              </w:rPr>
+              <w:t>者，免予適用:</w:t>
             </w:r>
           </w:p>
           <w:p>
@@ -6306,7 +7415,27 @@
                 <w:sz w:val="28"/>
                 <w:szCs w:val="28"/>
               </w:rPr>
-              <w:t>3.紅區所在機關辦理之教育訓練或競賽等低機敏性活動並報經地方政府備查。</w:t>
+              <w:t>3.</w:t>
+            </w:r>
+            <w:proofErr w:type="gramStart"/>
+            <w:r>
+              <w:rPr>
+                <w:rFonts w:ascii="標楷體" w:hAnsi="標楷體" w:cs="標楷體" w:hint="eastAsia"/>
+                <w:bCs/>
+                <w:sz w:val="28"/>
+                <w:szCs w:val="28"/>
+              </w:rPr>
+              <w:t>紅區所在</w:t>
+            </w:r>
+            <w:proofErr w:type="gramEnd"/>
+            <w:r>
+              <w:rPr>
+                <w:rFonts w:ascii="標楷體" w:hAnsi="標楷體" w:cs="標楷體" w:hint="eastAsia"/>
+                <w:bCs/>
+                <w:sz w:val="28"/>
+                <w:szCs w:val="28"/>
+              </w:rPr>
+              <w:t>機關辦理之教育訓練或競賽等低機敏性活動並報經地方政府備查。</w:t>
             </w:r>
           </w:p>
         </w:tc>
@@ -6364,7 +7493,31 @@
                 <w:sz w:val="28"/>
                 <w:szCs w:val="28"/>
               </w:rPr>
-              <w:t>「遙控無人機資安檢測規範」</w:t>
+              <w:t>「遙控無人</w:t>
+            </w:r>
+            <w:proofErr w:type="gramStart"/>
+            <w:r>
+              <w:rPr>
+                <w:rFonts w:ascii="標楷體" w:hAnsi="標楷體" w:cs="標楷體" w:hint="eastAsia"/>
+                <w:bCs/>
+                <w:color w:val="FF0000"/>
+                <w:spacing w:val="0"/>
+                <w:sz w:val="28"/>
+                <w:szCs w:val="28"/>
+              </w:rPr>
+              <w:t>機資安</w:t>
+            </w:r>
+            <w:proofErr w:type="gramEnd"/>
+            <w:r>
+              <w:rPr>
+                <w:rFonts w:ascii="標楷體" w:hAnsi="標楷體" w:cs="標楷體" w:hint="eastAsia"/>
+                <w:bCs/>
+                <w:color w:val="FF0000"/>
+                <w:spacing w:val="0"/>
+                <w:sz w:val="28"/>
+                <w:szCs w:val="28"/>
+              </w:rPr>
+              <w:t>檢測規範」</w:t>
             </w:r>
             <w:r>
               <w:rPr>
@@ -6374,7 +7527,29 @@
                 <w:sz w:val="28"/>
                 <w:szCs w:val="28"/>
               </w:rPr>
-              <w:t>第7章無人機群飛系統資安檢測合格</w:t>
+              <w:t>第7章無人機群飛</w:t>
+            </w:r>
+            <w:proofErr w:type="gramStart"/>
+            <w:r>
+              <w:rPr>
+                <w:rFonts w:ascii="標楷體" w:hAnsi="標楷體" w:cs="標楷體" w:hint="eastAsia"/>
+                <w:color w:val="FF0000"/>
+                <w:spacing w:val="0"/>
+                <w:sz w:val="28"/>
+                <w:szCs w:val="28"/>
+              </w:rPr>
+              <w:t>系統資安檢測</w:t>
+            </w:r>
+            <w:proofErr w:type="gramEnd"/>
+            <w:r>
+              <w:rPr>
+                <w:rFonts w:ascii="標楷體" w:hAnsi="標楷體" w:cs="標楷體" w:hint="eastAsia"/>
+                <w:color w:val="FF0000"/>
+                <w:spacing w:val="0"/>
+                <w:sz w:val="28"/>
+                <w:szCs w:val="28"/>
+              </w:rPr>
+              <w:t>合格</w:t>
             </w:r>
           </w:p>
         </w:tc>
@@ -6397,6 +7572,7 @@
                 <w:szCs w:val="28"/>
               </w:rPr>
             </w:pPr>
+            <w:proofErr w:type="gramStart"/>
             <w:r>
               <w:rPr>
                 <w:rFonts w:ascii="標楷體" w:hAnsi="標楷體" w:cs="標楷體" w:hint="eastAsia"/>
@@ -6405,7 +7581,18 @@
                 <w:sz w:val="28"/>
                 <w:szCs w:val="28"/>
               </w:rPr>
-              <w:t>群飛架數2</w:t>
+              <w:t>群飛架數</w:t>
+            </w:r>
+            <w:proofErr w:type="gramEnd"/>
+            <w:r>
+              <w:rPr>
+                <w:rFonts w:ascii="標楷體" w:hAnsi="標楷體" w:cs="標楷體" w:hint="eastAsia"/>
+                <w:bCs/>
+                <w:spacing w:val="-4"/>
+                <w:sz w:val="28"/>
+                <w:szCs w:val="28"/>
+              </w:rPr>
+              <w:t>2</w:t>
             </w:r>
             <w:r>
               <w:rPr>
@@ -6465,13 +7652,23 @@
           <w:szCs w:val="24"/>
         </w:rPr>
       </w:pPr>
+      <w:proofErr w:type="gramStart"/>
       <w:r>
         <w:rPr>
           <w:rFonts w:ascii="標楷體" w:hAnsi="標楷體" w:cs="標楷體" w:hint="eastAsia"/>
           <w:spacing w:val="0"/>
           <w:szCs w:val="24"/>
         </w:rPr>
-        <w:t>註1</w:t>
+        <w:t>註</w:t>
+      </w:r>
+      <w:proofErr w:type="gramEnd"/>
+      <w:r>
+        <w:rPr>
+          <w:rFonts w:ascii="標楷體" w:hAnsi="標楷體" w:cs="標楷體" w:hint="eastAsia"/>
+          <w:spacing w:val="0"/>
+          <w:szCs w:val="24"/>
+        </w:rPr>
+        <w:t>1</w:t>
       </w:r>
       <w:bookmarkStart w:id="4" w:name="_Hlk194682227"/>
       <w:r>
@@ -6480,7 +7677,25 @@
           <w:spacing w:val="0"/>
           <w:szCs w:val="24"/>
         </w:rPr>
-        <w:t>：本表無人機資安檢測需求係針對一般機關採購取得或使用無人機之基本需求，機關得依個案特性提高檢測安全等級</w:t>
+        <w:t>：本表無人</w:t>
+      </w:r>
+      <w:proofErr w:type="gramStart"/>
+      <w:r>
+        <w:rPr>
+          <w:rFonts w:ascii="標楷體" w:hAnsi="標楷體" w:cs="標楷體" w:hint="eastAsia"/>
+          <w:spacing w:val="0"/>
+          <w:szCs w:val="24"/>
+        </w:rPr>
+        <w:t>機資安</w:t>
+      </w:r>
+      <w:proofErr w:type="gramEnd"/>
+      <w:r>
+        <w:rPr>
+          <w:rFonts w:ascii="標楷體" w:hAnsi="標楷體" w:cs="標楷體" w:hint="eastAsia"/>
+          <w:spacing w:val="0"/>
+          <w:szCs w:val="24"/>
+        </w:rPr>
+        <w:t>檢測需求係針對一般機關採購取得或使用無人機之基本需求，機關得依個案特性提高檢測安全等級</w:t>
       </w:r>
       <w:r>
         <w:rPr>
@@ -6513,13 +7728,23 @@
           <w:szCs w:val="24"/>
         </w:rPr>
       </w:pPr>
+      <w:proofErr w:type="gramStart"/>
       <w:r>
         <w:rPr>
           <w:rFonts w:ascii="標楷體" w:hAnsi="標楷體" w:cs="標楷體" w:hint="eastAsia"/>
           <w:spacing w:val="0"/>
           <w:szCs w:val="24"/>
         </w:rPr>
-        <w:t>註2：</w:t>
+        <w:t>註</w:t>
+      </w:r>
+      <w:proofErr w:type="gramEnd"/>
+      <w:r>
+        <w:rPr>
+          <w:rFonts w:ascii="標楷體" w:hAnsi="標楷體" w:cs="標楷體" w:hint="eastAsia"/>
+          <w:spacing w:val="0"/>
+          <w:szCs w:val="24"/>
+        </w:rPr>
+        <w:t>2：</w:t>
       </w:r>
       <w:bookmarkStart w:id="5" w:name="_Hlk194682257"/>
       <w:r>
@@ -6529,7 +7754,87 @@
           <w:spacing w:val="0"/>
           <w:szCs w:val="24"/>
         </w:rPr>
-        <w:t>數位發展部以114年1月8日數位韌性字第 11350028201號公告，該部113年12月26日會銜交通部公告「遙控無人機資安檢測規範」前，已向公告所列檢測專業機構或法人取得依「遙控無人機資安保障規範」2.0所發給之檢測報告者，得向該機構或法人申請換發相當檢測項目之遙控無人機資安檢測合格報告</w:t>
+        <w:t>數位</w:t>
+      </w:r>
+      <w:proofErr w:type="gramStart"/>
+      <w:r>
+        <w:rPr>
+          <w:rFonts w:ascii="標楷體" w:hAnsi="標楷體" w:cs="標楷體" w:hint="eastAsia"/>
+          <w:color w:val="FF0000"/>
+          <w:spacing w:val="0"/>
+          <w:szCs w:val="24"/>
+        </w:rPr>
+        <w:t>發展部以114年1月8日</w:t>
+      </w:r>
+      <w:proofErr w:type="gramEnd"/>
+      <w:r>
+        <w:rPr>
+          <w:rFonts w:ascii="標楷體" w:hAnsi="標楷體" w:cs="標楷體" w:hint="eastAsia"/>
+          <w:color w:val="FF0000"/>
+          <w:spacing w:val="0"/>
+          <w:szCs w:val="24"/>
+        </w:rPr>
+        <w:t>數位韌性字第 11350028201號公告，該部113年12月26日會銜交通部公告「遙控無人</w:t>
+      </w:r>
+      <w:proofErr w:type="gramStart"/>
+      <w:r>
+        <w:rPr>
+          <w:rFonts w:ascii="標楷體" w:hAnsi="標楷體" w:cs="標楷體" w:hint="eastAsia"/>
+          <w:color w:val="FF0000"/>
+          <w:spacing w:val="0"/>
+          <w:szCs w:val="24"/>
+        </w:rPr>
+        <w:t>機資安</w:t>
+      </w:r>
+      <w:proofErr w:type="gramEnd"/>
+      <w:r>
+        <w:rPr>
+          <w:rFonts w:ascii="標楷體" w:hAnsi="標楷體" w:cs="標楷體" w:hint="eastAsia"/>
+          <w:color w:val="FF0000"/>
+          <w:spacing w:val="0"/>
+          <w:szCs w:val="24"/>
+        </w:rPr>
+        <w:t>檢測規範」前，已向公告所列檢測專業機構或法人取得依「遙控無人</w:t>
+      </w:r>
+      <w:proofErr w:type="gramStart"/>
+      <w:r>
+        <w:rPr>
+          <w:rFonts w:ascii="標楷體" w:hAnsi="標楷體" w:cs="標楷體" w:hint="eastAsia"/>
+          <w:color w:val="FF0000"/>
+          <w:spacing w:val="0"/>
+          <w:szCs w:val="24"/>
+        </w:rPr>
+        <w:t>機資安</w:t>
+      </w:r>
+      <w:proofErr w:type="gramEnd"/>
+      <w:r>
+        <w:rPr>
+          <w:rFonts w:ascii="標楷體" w:hAnsi="標楷體" w:cs="標楷體" w:hint="eastAsia"/>
+          <w:color w:val="FF0000"/>
+          <w:spacing w:val="0"/>
+          <w:szCs w:val="24"/>
+        </w:rPr>
+        <w:t>保障規範」2.0所發給之檢測報告者，得向該機構或法人申請換發相當檢測項目之遙控無人</w:t>
+      </w:r>
+      <w:proofErr w:type="gramStart"/>
+      <w:r>
+        <w:rPr>
+          <w:rFonts w:ascii="標楷體" w:hAnsi="標楷體" w:cs="標楷體" w:hint="eastAsia"/>
+          <w:color w:val="FF0000"/>
+          <w:spacing w:val="0"/>
+          <w:szCs w:val="24"/>
+        </w:rPr>
+        <w:t>機資安</w:t>
+      </w:r>
+      <w:proofErr w:type="gramEnd"/>
+      <w:r>
+        <w:rPr>
+          <w:rFonts w:ascii="標楷體" w:hAnsi="標楷體" w:cs="標楷體" w:hint="eastAsia"/>
+          <w:color w:val="FF0000"/>
+          <w:spacing w:val="0"/>
+          <w:szCs w:val="24"/>
+        </w:rPr>
+        <w:t>檢測合格報告</w:t>
       </w:r>
       <w:r>
         <w:rPr>
@@ -6553,13 +7858,41 @@
           <w:szCs w:val="24"/>
         </w:rPr>
       </w:pPr>
+      <w:proofErr w:type="gramStart"/>
       <w:r>
         <w:rPr>
           <w:rFonts w:ascii="標楷體" w:hAnsi="標楷體" w:cs="標楷體" w:hint="eastAsia"/>
           <w:spacing w:val="0"/>
           <w:szCs w:val="24"/>
         </w:rPr>
-        <w:t>註3：機關應視個案實際情形於採購預算編列資安檢測費用。客製化之財物採購，第1次型式檢測費用由機關預算支應；勞務採購，機關依使用架數、使用頻率等因素評估所需檢測費用。</w:t>
+        <w:t>註</w:t>
+      </w:r>
+      <w:proofErr w:type="gramEnd"/>
+      <w:r>
+        <w:rPr>
+          <w:rFonts w:ascii="標楷體" w:hAnsi="標楷體" w:cs="標楷體" w:hint="eastAsia"/>
+          <w:spacing w:val="0"/>
+          <w:szCs w:val="24"/>
+        </w:rPr>
+        <w:t>3：機關應視個案實際情形於採購預算</w:t>
+      </w:r>
+      <w:proofErr w:type="gramStart"/>
+      <w:r>
+        <w:rPr>
+          <w:rFonts w:ascii="標楷體" w:hAnsi="標楷體" w:cs="標楷體" w:hint="eastAsia"/>
+          <w:spacing w:val="0"/>
+          <w:szCs w:val="24"/>
+        </w:rPr>
+        <w:t>編列資安檢測</w:t>
+      </w:r>
+      <w:proofErr w:type="gramEnd"/>
+      <w:r>
+        <w:rPr>
+          <w:rFonts w:ascii="標楷體" w:hAnsi="標楷體" w:cs="標楷體" w:hint="eastAsia"/>
+          <w:spacing w:val="0"/>
+          <w:szCs w:val="24"/>
+        </w:rPr>
+        <w:t>費用。客製化之財物採購，第1次型式檢測費用由機關預算支應；勞務採購，機關依使用架數、使用頻率等因素評估所需檢測費用。</w:t>
       </w:r>
     </w:p>
     <w:p>
@@ -6661,6 +7994,7 @@
         </w:rPr>
         <w:t xml:space="preserve">      </w:t>
       </w:r>
+      <w:proofErr w:type="gramStart"/>
       <w:r>
         <w:rPr>
           <w:rFonts w:hint="eastAsia"/>
@@ -6668,6 +8002,7 @@
         </w:rPr>
         <w:t>█</w:t>
       </w:r>
+      <w:proofErr w:type="gramEnd"/>
       <w:r>
         <w:rPr>
           <w:spacing w:val="0"/>
@@ -6717,7 +8052,15 @@
         <w:t>(1)依採購法第25條規定</w:t>
       </w:r>
       <w:r>
-        <w:t>允許廠商共同投標(招標文件已附共同投標協議書範本</w:t>
+        <w:t>允許廠商共同投標(招標</w:t>
+      </w:r>
+      <w:proofErr w:type="gramStart"/>
+      <w:r>
+        <w:t>文件已附共同</w:t>
+      </w:r>
+      <w:proofErr w:type="gramEnd"/>
+      <w:r>
+        <w:t>投標協議書範本</w:t>
       </w:r>
       <w:r>
         <w:rPr>
@@ -6781,6 +8124,7 @@
           <w:spacing w:val="0"/>
         </w:rPr>
       </w:pPr>
+      <w:proofErr w:type="gramStart"/>
       <w:r>
         <w:rPr>
           <w:rFonts w:hint="eastAsia"/>
@@ -6788,6 +8132,7 @@
         </w:rPr>
         <w:t>█</w:t>
       </w:r>
+      <w:proofErr w:type="gramEnd"/>
       <w:r>
         <w:rPr>
           <w:spacing w:val="0"/>
@@ -6829,6 +8174,7 @@
           <w:u w:val="single"/>
         </w:rPr>
       </w:pPr>
+      <w:proofErr w:type="gramStart"/>
       <w:r>
         <w:rPr>
           <w:rFonts w:hint="eastAsia"/>
@@ -6836,6 +8182,7 @@
         </w:rPr>
         <w:t>█</w:t>
       </w:r>
+      <w:proofErr w:type="gramEnd"/>
       <w:r>
         <w:rPr>
           <w:rFonts w:hint="eastAsia"/>
@@ -6946,7 +8293,23 @@
           <w:color w:val="000000"/>
           <w:u w:val="single"/>
         </w:rPr>
-        <w:t>(無者免填)</w:t>
+        <w:t>(</w:t>
+      </w:r>
+      <w:proofErr w:type="gramStart"/>
+      <w:r>
+        <w:rPr>
+          <w:color w:val="000000"/>
+          <w:u w:val="single"/>
+        </w:rPr>
+        <w:t>無者免填</w:t>
+      </w:r>
+      <w:proofErr w:type="gramEnd"/>
+      <w:r>
+        <w:rPr>
+          <w:color w:val="000000"/>
+          <w:u w:val="single"/>
+        </w:rPr>
+        <w:t>)</w:t>
       </w:r>
       <w:r>
         <w:rPr>
@@ -7009,7 +8372,25 @@
           <w:kern w:val="0"/>
           <w:u w:val="single"/>
         </w:rPr>
-        <w:t>之內容，應另以書面提供予機關之項目（如有不符者，以電子傳輸資料為準）</w:t>
+        <w:t>之內容，應另以書面提供予機關之項目（如有不符者，以電子傳輸資料為</w:t>
+      </w:r>
+      <w:proofErr w:type="gramStart"/>
+      <w:r>
+        <w:rPr>
+          <w:rFonts w:hint="eastAsia"/>
+          <w:kern w:val="0"/>
+          <w:u w:val="single"/>
+        </w:rPr>
+        <w:t>準</w:t>
+      </w:r>
+      <w:proofErr w:type="gramEnd"/>
+      <w:r>
+        <w:rPr>
+          <w:rFonts w:hint="eastAsia"/>
+          <w:kern w:val="0"/>
+          <w:u w:val="single"/>
+        </w:rPr>
+        <w:t>）</w:t>
       </w:r>
       <w:r>
         <w:rPr>
@@ -7082,7 +8463,23 @@
           <w:rFonts w:hint="eastAsia"/>
           <w:spacing w:val="6"/>
         </w:rPr>
-        <w:t>依採購法施行細則第43條第3項規定。（機關最後釋疑之次日起算至截止投標日或資格審查截止收件日之日數，不得少於原等標期之四分之一，其未滿1日者以1日計；前述日數有不足者，截止日至少應延後至補足不足之日數。）</w:t>
+        <w:t>依採購法施行細則第43條第3項規定。</w:t>
+      </w:r>
+      <w:proofErr w:type="gramStart"/>
+      <w:r>
+        <w:rPr>
+          <w:rFonts w:hint="eastAsia"/>
+          <w:spacing w:val="6"/>
+        </w:rPr>
+        <w:t>（</w:t>
+      </w:r>
+      <w:proofErr w:type="gramEnd"/>
+      <w:r>
+        <w:rPr>
+          <w:rFonts w:hint="eastAsia"/>
+          <w:spacing w:val="6"/>
+        </w:rPr>
+        <w:t>機關最後釋疑之次日起算至截止投標日或資格審查截止收件日之日數，不得少於原等標期之四分之一，其未滿1日者以1日計；前述日數有不足者，截止日至少應延後至補足不足之日數。）</w:t>
       </w:r>
     </w:p>
     <w:p>
@@ -7151,6 +8548,7 @@
         </w:rPr>
         <w:t xml:space="preserve">       </w:t>
       </w:r>
+      <w:proofErr w:type="gramStart"/>
       <w:r>
         <w:rPr>
           <w:rFonts w:hint="eastAsia"/>
@@ -7158,6 +8556,7 @@
         </w:rPr>
         <w:t>█</w:t>
       </w:r>
+      <w:proofErr w:type="gramEnd"/>
       <w:r>
         <w:rPr>
           <w:spacing w:val="0"/>
@@ -7274,6 +8673,7 @@
         </w:rPr>
         <w:t xml:space="preserve">       </w:t>
       </w:r>
+      <w:proofErr w:type="gramStart"/>
       <w:r>
         <w:rPr>
           <w:rFonts w:ascii="標楷體" w:eastAsia="標楷體" w:hAnsi="標楷體" w:hint="eastAsia"/>
@@ -7281,6 +8681,7 @@
         </w:rPr>
         <w:t>█</w:t>
       </w:r>
+      <w:proofErr w:type="gramEnd"/>
       <w:r>
         <w:rPr>
           <w:rFonts w:ascii="Times New Roman" w:eastAsia="標楷體"/>
@@ -7341,7 +8742,35 @@
         <w:rPr>
           <w:spacing w:val="0"/>
         </w:rPr>
-        <w:t>如機關無法於前開有效期內決標，得於必要時洽請廠商延長投標文件之有效期。</w:t>
+        <w:t>如機關無法於前開</w:t>
+      </w:r>
+      <w:proofErr w:type="gramStart"/>
+      <w:r>
+        <w:rPr>
+          <w:spacing w:val="0"/>
+        </w:rPr>
+        <w:t>有效期內決標</w:t>
+      </w:r>
+      <w:proofErr w:type="gramEnd"/>
+      <w:r>
+        <w:rPr>
+          <w:spacing w:val="0"/>
+        </w:rPr>
+        <w:t>，得於</w:t>
+      </w:r>
+      <w:proofErr w:type="gramStart"/>
+      <w:r>
+        <w:rPr>
+          <w:spacing w:val="0"/>
+        </w:rPr>
+        <w:t>必要時洽請</w:t>
+      </w:r>
+      <w:proofErr w:type="gramEnd"/>
+      <w:r>
+        <w:rPr>
+          <w:spacing w:val="0"/>
+        </w:rPr>
+        <w:t>廠商延長投標文件之有效期。</w:t>
       </w:r>
       <w:r>
         <w:rPr>
@@ -7358,7 +8787,27 @@
           <w:color w:val="FF0000"/>
           <w:szCs w:val="28"/>
         </w:rPr>
-        <w:t>於押標金有效期，依第35點辦理。</w:t>
+        <w:t>於</w:t>
+      </w:r>
+      <w:proofErr w:type="gramStart"/>
+      <w:r>
+        <w:rPr>
+          <w:rFonts w:hint="eastAsia"/>
+          <w:bCs/>
+          <w:color w:val="FF0000"/>
+          <w:szCs w:val="28"/>
+        </w:rPr>
+        <w:t>押</w:t>
+      </w:r>
+      <w:proofErr w:type="gramEnd"/>
+      <w:r>
+        <w:rPr>
+          <w:rFonts w:hint="eastAsia"/>
+          <w:bCs/>
+          <w:color w:val="FF0000"/>
+          <w:szCs w:val="28"/>
+        </w:rPr>
+        <w:t>標金有效期，依第35點辦理。</w:t>
       </w:r>
     </w:p>
     <w:p>
@@ -7407,6 +8856,7 @@
         </w:rPr>
         <w:t xml:space="preserve">       </w:t>
       </w:r>
+      <w:proofErr w:type="gramStart"/>
       <w:r>
         <w:rPr>
           <w:rFonts w:hint="eastAsia"/>
@@ -7414,6 +8864,7 @@
         </w:rPr>
         <w:t>█</w:t>
       </w:r>
+      <w:proofErr w:type="gramEnd"/>
       <w:r>
         <w:rPr>
           <w:spacing w:val="0"/>
@@ -7643,6 +9094,7 @@
         <w:lastRenderedPageBreak/>
         <w:t xml:space="preserve">       </w:t>
       </w:r>
+      <w:proofErr w:type="gramStart"/>
       <w:r>
         <w:rPr>
           <w:rFonts w:hint="eastAsia"/>
@@ -7650,6 +9102,7 @@
         </w:rPr>
         <w:t>█</w:t>
       </w:r>
+      <w:proofErr w:type="gramEnd"/>
       <w:r>
         <w:rPr>
           <w:spacing w:val="0"/>
@@ -7721,8 +9174,18 @@
           <w:spacing w:val="0"/>
           <w:highlight w:val="yellow"/>
         </w:rPr>
-        <w:t>依採購法不公開者免填</w:t>
-      </w:r>
+        <w:t>依採購法不公開</w:t>
+      </w:r>
+      <w:proofErr w:type="gramStart"/>
+      <w:r>
+        <w:rPr>
+          <w:rFonts w:ascii="Times New Roman" w:eastAsia="標楷體"/>
+          <w:spacing w:val="0"/>
+          <w:highlight w:val="yellow"/>
+        </w:rPr>
+        <w:t>者免填</w:t>
+      </w:r>
+      <w:proofErr w:type="gramEnd"/>
       <w:r>
         <w:rPr>
           <w:rFonts w:ascii="Times New Roman" w:eastAsia="標楷體"/>
@@ -7856,7 +9319,21 @@
         <w:rPr>
           <w:spacing w:val="0"/>
         </w:rPr>
-        <w:t>公開開標案件之開標地點(依採購法不公開者免填)：</w:t>
+        <w:t>公開開標案件之開標地點(依採購法不公開</w:t>
+      </w:r>
+      <w:proofErr w:type="gramStart"/>
+      <w:r>
+        <w:rPr>
+          <w:spacing w:val="0"/>
+        </w:rPr>
+        <w:t>者免填</w:t>
+      </w:r>
+      <w:proofErr w:type="gramEnd"/>
+      <w:r>
+        <w:rPr>
+          <w:spacing w:val="0"/>
+        </w:rPr>
+        <w:t>)：</w:t>
       </w:r>
       <w:r>
         <w:rPr>
@@ -7885,7 +9362,21 @@
         <w:rPr>
           <w:spacing w:val="0"/>
         </w:rPr>
-        <w:t>公開開標案件有權參加開標之每一投標廠商人數(依採購法不公開或不限制廠商出席人數者免填)：</w:t>
+        <w:t>公開開標案件有權參加開標之每一投標廠商人數(依採購法不公開或不限制廠商出席人數</w:t>
+      </w:r>
+      <w:proofErr w:type="gramStart"/>
+      <w:r>
+        <w:rPr>
+          <w:spacing w:val="0"/>
+        </w:rPr>
+        <w:t>者免填</w:t>
+      </w:r>
+      <w:proofErr w:type="gramEnd"/>
+      <w:r>
+        <w:rPr>
+          <w:spacing w:val="0"/>
+        </w:rPr>
+        <w:t>)：</w:t>
       </w:r>
       <w:r>
         <w:rPr>
@@ -7975,7 +9466,21 @@
         <w:rPr>
           <w:spacing w:val="0"/>
         </w:rPr>
-        <w:t>(2)依採購法第42條規定採分段開標，後續階段開標之時間及地點無法預先標示。</w:t>
+        <w:t>(2)依採購法第42條規定</w:t>
+      </w:r>
+      <w:proofErr w:type="gramStart"/>
+      <w:r>
+        <w:rPr>
+          <w:spacing w:val="0"/>
+        </w:rPr>
+        <w:t>採</w:t>
+      </w:r>
+      <w:proofErr w:type="gramEnd"/>
+      <w:r>
+        <w:rPr>
+          <w:spacing w:val="0"/>
+        </w:rPr>
+        <w:t>分段開標，後續階段開標之時間及地點無法預先標示。</w:t>
       </w:r>
     </w:p>
     <w:p>
@@ -8074,7 +9579,21 @@
         <w:rPr>
           <w:spacing w:val="0"/>
         </w:rPr>
-        <w:t>本採購開標採：</w:t>
+        <w:t>本採購開標</w:t>
+      </w:r>
+      <w:proofErr w:type="gramStart"/>
+      <w:r>
+        <w:rPr>
+          <w:spacing w:val="0"/>
+        </w:rPr>
+        <w:t>採</w:t>
+      </w:r>
+      <w:proofErr w:type="gramEnd"/>
+      <w:r>
+        <w:rPr>
+          <w:spacing w:val="0"/>
+        </w:rPr>
+        <w:t>：</w:t>
       </w:r>
     </w:p>
     <w:p>
@@ -8087,6 +9606,7 @@
           <w:spacing w:val="0"/>
         </w:rPr>
       </w:pPr>
+      <w:proofErr w:type="gramStart"/>
       <w:r>
         <w:rPr>
           <w:rFonts w:hint="eastAsia"/>
@@ -8094,11 +9614,26 @@
         </w:rPr>
         <w:t>█</w:t>
       </w:r>
-      <w:r>
-        <w:rPr>
-          <w:spacing w:val="0"/>
-        </w:rPr>
-        <w:t>(1)不分段開標。所有投標文件置於一標封內，不必按文件屬性分別裝封。</w:t>
+      <w:proofErr w:type="gramEnd"/>
+      <w:r>
+        <w:rPr>
+          <w:spacing w:val="0"/>
+        </w:rPr>
+        <w:t>(1)不分段開標。所有投標文件置於一</w:t>
+      </w:r>
+      <w:proofErr w:type="gramStart"/>
+      <w:r>
+        <w:rPr>
+          <w:spacing w:val="0"/>
+        </w:rPr>
+        <w:t>標封內</w:t>
+      </w:r>
+      <w:proofErr w:type="gramEnd"/>
+      <w:r>
+        <w:rPr>
+          <w:spacing w:val="0"/>
+        </w:rPr>
+        <w:t>，不必按文件屬性分別裝封。</w:t>
       </w:r>
     </w:p>
     <w:p>
@@ -8118,8 +9653,30 @@
         <w:rPr>
           <w:spacing w:val="0"/>
         </w:rPr>
-        <w:t>(2)分段開標（請勾選項目）；投標廠商應就各段標之標封分別裝封並標示</w:t>
-      </w:r>
+        <w:t>(2)分段開標（請勾選項目）；投標廠商應就各</w:t>
+      </w:r>
+      <w:proofErr w:type="gramStart"/>
+      <w:r>
+        <w:rPr>
+          <w:spacing w:val="0"/>
+        </w:rPr>
+        <w:t>段標之標封</w:t>
+      </w:r>
+      <w:proofErr w:type="gramEnd"/>
+      <w:r>
+        <w:rPr>
+          <w:spacing w:val="0"/>
+        </w:rPr>
+        <w:t>分別</w:t>
+      </w:r>
+      <w:proofErr w:type="gramStart"/>
+      <w:r>
+        <w:rPr>
+          <w:spacing w:val="0"/>
+        </w:rPr>
+        <w:t>裝封並標示</w:t>
+      </w:r>
+      <w:proofErr w:type="gramEnd"/>
       <w:r>
         <w:t>內含資格標、規格標或價格標等</w:t>
       </w:r>
@@ -8248,11 +9805,54 @@
           <w:spacing w:val="0"/>
         </w:rPr>
       </w:pPr>
-      <w:r>
-        <w:rPr>
-          <w:spacing w:val="0"/>
-        </w:rPr>
-        <w:t>押標金金額(無押標金者免填，有押標金者不得逾新</w:t>
+      <w:proofErr w:type="gramStart"/>
+      <w:r>
+        <w:rPr>
+          <w:spacing w:val="0"/>
+        </w:rPr>
+        <w:t>押</w:t>
+      </w:r>
+      <w:proofErr w:type="gramEnd"/>
+      <w:r>
+        <w:rPr>
+          <w:spacing w:val="0"/>
+        </w:rPr>
+        <w:t>標金金額(</w:t>
+      </w:r>
+      <w:proofErr w:type="gramStart"/>
+      <w:r>
+        <w:rPr>
+          <w:spacing w:val="0"/>
+        </w:rPr>
+        <w:t>無押標金</w:t>
+      </w:r>
+      <w:proofErr w:type="gramEnd"/>
+      <w:r>
+        <w:rPr>
+          <w:spacing w:val="0"/>
+        </w:rPr>
+        <w:t>者</w:t>
+      </w:r>
+      <w:proofErr w:type="gramStart"/>
+      <w:r>
+        <w:rPr>
+          <w:spacing w:val="0"/>
+        </w:rPr>
+        <w:t>免填，有押</w:t>
+      </w:r>
+      <w:proofErr w:type="gramEnd"/>
+      <w:r>
+        <w:rPr>
+          <w:spacing w:val="0"/>
+        </w:rPr>
+        <w:t>標金者</w:t>
+      </w:r>
+      <w:proofErr w:type="gramStart"/>
+      <w:r>
+        <w:rPr>
+          <w:spacing w:val="0"/>
+        </w:rPr>
+        <w:t>不得逾新</w:t>
       </w:r>
       <w:r>
         <w:rPr>
@@ -8264,7 +9864,28 @@
         <w:rPr>
           <w:spacing w:val="0"/>
         </w:rPr>
-        <w:t>幣5千萬元)：</w:t>
+        <w:t>幣</w:t>
+      </w:r>
+      <w:proofErr w:type="gramEnd"/>
+      <w:r>
+        <w:rPr>
+          <w:spacing w:val="0"/>
+        </w:rPr>
+        <w:t>5</w:t>
+      </w:r>
+      <w:proofErr w:type="gramStart"/>
+      <w:r>
+        <w:rPr>
+          <w:spacing w:val="0"/>
+        </w:rPr>
+        <w:t>千萬</w:t>
+      </w:r>
+      <w:proofErr w:type="gramEnd"/>
+      <w:r>
+        <w:rPr>
+          <w:spacing w:val="0"/>
+        </w:rPr>
+        <w:t>元)：</w:t>
       </w:r>
     </w:p>
     <w:p>
@@ -8340,12 +9961,21 @@
           <w:spacing w:val="0"/>
         </w:rPr>
       </w:pPr>
-      <w:r>
-        <w:rPr>
-          <w:spacing w:val="0"/>
-        </w:rPr>
-        <w:t>採電子投標之廠商，押標金予以減收金額(</w:t>
-      </w:r>
+      <w:proofErr w:type="gramStart"/>
+      <w:r>
+        <w:rPr>
+          <w:spacing w:val="0"/>
+        </w:rPr>
+        <w:t>採</w:t>
+      </w:r>
+      <w:proofErr w:type="gramEnd"/>
+      <w:r>
+        <w:rPr>
+          <w:spacing w:val="0"/>
+        </w:rPr>
+        <w:t>電子投標之廠商，押標金予以減收金額(</w:t>
+      </w:r>
+      <w:proofErr w:type="gramStart"/>
       <w:r>
         <w:rPr>
           <w:spacing w:val="0"/>
@@ -8356,7 +9986,14 @@
         <w:rPr>
           <w:spacing w:val="0"/>
         </w:rPr>
-        <w:t>者免填) ：</w:t>
+        <w:t>者免填</w:t>
+      </w:r>
+      <w:proofErr w:type="gramEnd"/>
+      <w:r>
+        <w:rPr>
+          <w:spacing w:val="0"/>
+        </w:rPr>
+        <w:t>) ：</w:t>
       </w:r>
     </w:p>
     <w:p>
@@ -8438,40 +10075,86 @@
         </w:rPr>
         <w:t>公開於政府電子採購網</w:t>
       </w:r>
-      <w:hyperlink r:id="rId8" w:history="1">
-        <w:r>
-          <w:rPr>
-            <w:spacing w:val="0"/>
-          </w:rPr>
-          <w:t>https://web.pcc.gov.tw/</w:t>
-        </w:r>
-        <w:r>
-          <w:rPr>
-            <w:rFonts w:hint="eastAsia"/>
-            <w:spacing w:val="0"/>
-          </w:rPr>
-          <w:t>常用查詢</w:t>
-        </w:r>
-        <w:r>
-          <w:rPr>
-            <w:spacing w:val="0"/>
-          </w:rPr>
-          <w:t>/</w:t>
-        </w:r>
-        <w:r>
-          <w:rPr>
-            <w:rFonts w:hint="eastAsia"/>
-            <w:spacing w:val="0"/>
-          </w:rPr>
-          <w:t>優良廠商名單</w:t>
-        </w:r>
-        <w:r>
-          <w:rPr>
-            <w:spacing w:val="0"/>
-          </w:rPr>
-          <w:t>/</w:t>
-        </w:r>
-      </w:hyperlink>
+      <w:r>
+        <w:rPr>
+          <w:spacing w:val="0"/>
+        </w:rPr>
+        <w:fldChar w:fldCharType="begin"/>
+      </w:r>
+      <w:r>
+        <w:rPr>
+          <w:spacing w:val="0"/>
+        </w:rPr>
+        <w:instrText xml:space="preserve"> HYPERLINK "https://web.pcc.gov.tw/</w:instrText>
+      </w:r>
+      <w:r>
+        <w:rPr>
+          <w:spacing w:val="0"/>
+        </w:rPr>
+        <w:instrText>常用查詢</w:instrText>
+      </w:r>
+      <w:r>
+        <w:rPr>
+          <w:spacing w:val="0"/>
+        </w:rPr>
+        <w:instrText>/</w:instrText>
+      </w:r>
+      <w:r>
+        <w:rPr>
+          <w:spacing w:val="0"/>
+        </w:rPr>
+        <w:instrText>優良廠商名單</w:instrText>
+      </w:r>
+      <w:r>
+        <w:rPr>
+          <w:spacing w:val="0"/>
+        </w:rPr>
+        <w:instrText xml:space="preserve">/" </w:instrText>
+      </w:r>
+      <w:r>
+        <w:rPr>
+          <w:spacing w:val="0"/>
+        </w:rPr>
+        <w:fldChar w:fldCharType="separate"/>
+      </w:r>
+      <w:r>
+        <w:rPr>
+          <w:spacing w:val="0"/>
+        </w:rPr>
+        <w:t>https://web.pcc.gov.tw/</w:t>
+      </w:r>
+      <w:r>
+        <w:rPr>
+          <w:rFonts w:hint="eastAsia"/>
+          <w:spacing w:val="0"/>
+        </w:rPr>
+        <w:t>常用查詢</w:t>
+      </w:r>
+      <w:r>
+        <w:rPr>
+          <w:spacing w:val="0"/>
+        </w:rPr>
+        <w:t>/</w:t>
+      </w:r>
+      <w:r>
+        <w:rPr>
+          <w:rFonts w:hint="eastAsia"/>
+          <w:spacing w:val="0"/>
+        </w:rPr>
+        <w:t>優良廠商名單</w:t>
+      </w:r>
+      <w:r>
+        <w:rPr>
+          <w:spacing w:val="0"/>
+        </w:rPr>
+        <w:t>/</w:t>
+      </w:r>
+      <w:r>
+        <w:rPr>
+          <w:spacing w:val="0"/>
+        </w:rPr>
+        <w:fldChar w:fldCharType="end"/>
+      </w:r>
       <w:r>
         <w:rPr>
           <w:rFonts w:hint="eastAsia"/>
@@ -8525,7 +10208,21 @@
         <w:rPr>
           <w:rFonts w:hint="eastAsia"/>
         </w:rPr>
-        <w:t>行政院公共工程委員會公共工程金質獎之得獎廠商，減收原應繳額度之</w:t>
+        <w:t>行政院公共工程委員會公共工程金質獎之得獎廠商，</w:t>
+      </w:r>
+      <w:proofErr w:type="gramStart"/>
+      <w:r>
+        <w:rPr>
+          <w:rFonts w:hint="eastAsia"/>
+        </w:rPr>
+        <w:t>減收原應</w:t>
+      </w:r>
+      <w:proofErr w:type="gramEnd"/>
+      <w:r>
+        <w:rPr>
+          <w:rFonts w:hint="eastAsia"/>
+        </w:rPr>
+        <w:t>繳額度之</w:t>
       </w:r>
       <w:r>
         <w:t>50%</w:t>
@@ -8616,7 +10313,21 @@
           <w:szCs w:val="28"/>
         </w:rPr>
         <w:lastRenderedPageBreak/>
-        <w:t>民間參與公共建設金擘獎</w:t>
+        <w:t>民間參與公共建設金</w:t>
+      </w:r>
+      <w:proofErr w:type="gramStart"/>
+      <w:r>
+        <w:rPr>
+          <w:szCs w:val="28"/>
+        </w:rPr>
+        <w:t>擘</w:t>
+      </w:r>
+      <w:proofErr w:type="gramEnd"/>
+      <w:r>
+        <w:rPr>
+          <w:szCs w:val="28"/>
+        </w:rPr>
+        <w:t>獎</w:t>
       </w:r>
       <w:r>
         <w:rPr>
@@ -8642,8 +10353,16 @@
         <w:rPr>
           <w:szCs w:val="28"/>
         </w:rPr>
-        <w:t>交通部金路獎</w:t>
-      </w:r>
+        <w:t>交通部</w:t>
+      </w:r>
+      <w:proofErr w:type="gramStart"/>
+      <w:r>
+        <w:rPr>
+          <w:szCs w:val="28"/>
+        </w:rPr>
+        <w:t>金路獎</w:t>
+      </w:r>
+      <w:proofErr w:type="gramEnd"/>
       <w:r>
         <w:rPr>
           <w:rFonts w:hint="eastAsia"/>
@@ -8696,7 +10415,23 @@
           <w:rFonts w:hint="eastAsia"/>
           <w:spacing w:val="0"/>
         </w:rPr>
-        <w:t>由招標機關敘明獎項名稱及減收額度，其減收總額度不逾原定應繳總額之</w:t>
+        <w:t>由招標機關敘明獎項名稱及減收額度，其減收總額度</w:t>
+      </w:r>
+      <w:proofErr w:type="gramStart"/>
+      <w:r>
+        <w:rPr>
+          <w:rFonts w:hint="eastAsia"/>
+          <w:spacing w:val="0"/>
+        </w:rPr>
+        <w:t>不</w:t>
+      </w:r>
+      <w:proofErr w:type="gramEnd"/>
+      <w:r>
+        <w:rPr>
+          <w:rFonts w:hint="eastAsia"/>
+          <w:spacing w:val="0"/>
+        </w:rPr>
+        <w:t>逾原定應繳總額之</w:t>
       </w:r>
       <w:r>
         <w:rPr>
@@ -8774,7 +10509,25 @@
           <w:color w:val="FF0000"/>
           <w:spacing w:val="0"/>
         </w:rPr>
-        <w:t>，減收原應繳額度之50%。</w:t>
+        <w:t>，</w:t>
+      </w:r>
+      <w:proofErr w:type="gramStart"/>
+      <w:r>
+        <w:rPr>
+          <w:rFonts w:hint="eastAsia"/>
+          <w:color w:val="FF0000"/>
+          <w:spacing w:val="0"/>
+        </w:rPr>
+        <w:t>減收原應</w:t>
+      </w:r>
+      <w:proofErr w:type="gramEnd"/>
+      <w:r>
+        <w:rPr>
+          <w:rFonts w:hint="eastAsia"/>
+          <w:color w:val="FF0000"/>
+          <w:spacing w:val="0"/>
+        </w:rPr>
+        <w:t>繳額度之50%。</w:t>
       </w:r>
       <w:bookmarkEnd w:id="7"/>
     </w:p>
@@ -8792,7 +10545,21 @@
         <w:rPr>
           <w:spacing w:val="0"/>
         </w:rPr>
-        <w:t>為押標金保證金暨其他擔保作業辦法第33條之6所稱全球化廠商者，押標金予以減收之金額(無者免填)：</w:t>
+        <w:t>為押標金保證金暨其他擔保作業辦法第33條之6所稱全球化廠商者，押標金予以減收之金額(</w:t>
+      </w:r>
+      <w:proofErr w:type="gramStart"/>
+      <w:r>
+        <w:rPr>
+          <w:spacing w:val="0"/>
+        </w:rPr>
+        <w:t>無者免填</w:t>
+      </w:r>
+      <w:proofErr w:type="gramEnd"/>
+      <w:r>
+        <w:rPr>
+          <w:spacing w:val="0"/>
+        </w:rPr>
+        <w:t>)：</w:t>
       </w:r>
     </w:p>
     <w:p>
@@ -8836,7 +10603,23 @@
           <w:rFonts w:hint="eastAsia"/>
           <w:spacing w:val="0"/>
         </w:rPr>
-        <w:t>，參與案件屬營造業法所稱營繕工程之工程採購者，</w:t>
+        <w:t>，參與案件屬營造業法所稱營</w:t>
+      </w:r>
+      <w:proofErr w:type="gramStart"/>
+      <w:r>
+        <w:rPr>
+          <w:rFonts w:hint="eastAsia"/>
+          <w:spacing w:val="0"/>
+        </w:rPr>
+        <w:t>繕</w:t>
+      </w:r>
+      <w:proofErr w:type="gramEnd"/>
+      <w:r>
+        <w:rPr>
+          <w:rFonts w:hint="eastAsia"/>
+          <w:spacing w:val="0"/>
+        </w:rPr>
+        <w:t>工程之工程採購者，</w:t>
       </w:r>
       <w:r>
         <w:rPr>
@@ -8849,7 +10632,23 @@
           <w:rFonts w:hint="eastAsia"/>
           <w:spacing w:val="0"/>
         </w:rPr>
-        <w:t>，其減收金額不併入前2項減收總額度計算</w:t>
+        <w:t>，其減收金額</w:t>
+      </w:r>
+      <w:proofErr w:type="gramStart"/>
+      <w:r>
+        <w:rPr>
+          <w:rFonts w:hint="eastAsia"/>
+          <w:spacing w:val="0"/>
+        </w:rPr>
+        <w:t>不</w:t>
+      </w:r>
+      <w:proofErr w:type="gramEnd"/>
+      <w:r>
+        <w:rPr>
+          <w:rFonts w:hint="eastAsia"/>
+          <w:spacing w:val="0"/>
+        </w:rPr>
+        <w:t>併入前2項減收總額度計算</w:t>
       </w:r>
       <w:r>
         <w:rPr>
@@ -8871,13 +10670,41 @@
         </w:rPr>
         <w:t>，惟押標金、工程保證金或工程保留款應至少擇一項給予獎勵）：</w:t>
       </w:r>
-      <w:r>
-        <w:rPr>
-          <w:rFonts w:hint="eastAsia"/>
-          <w:color w:val="FF0000"/>
-          <w:spacing w:val="0"/>
-        </w:rPr>
-        <w:t>押標金減收原應繳額度之50%</w:t>
+      <w:proofErr w:type="gramStart"/>
+      <w:r>
+        <w:rPr>
+          <w:rFonts w:hint="eastAsia"/>
+          <w:color w:val="FF0000"/>
+          <w:spacing w:val="0"/>
+        </w:rPr>
+        <w:t>押</w:t>
+      </w:r>
+      <w:proofErr w:type="gramEnd"/>
+      <w:r>
+        <w:rPr>
+          <w:rFonts w:hint="eastAsia"/>
+          <w:color w:val="FF0000"/>
+          <w:spacing w:val="0"/>
+        </w:rPr>
+        <w:t>標金</w:t>
+      </w:r>
+      <w:proofErr w:type="gramStart"/>
+      <w:r>
+        <w:rPr>
+          <w:rFonts w:hint="eastAsia"/>
+          <w:color w:val="FF0000"/>
+          <w:spacing w:val="0"/>
+        </w:rPr>
+        <w:t>減收原應</w:t>
+      </w:r>
+      <w:proofErr w:type="gramEnd"/>
+      <w:r>
+        <w:rPr>
+          <w:rFonts w:hint="eastAsia"/>
+          <w:color w:val="FF0000"/>
+          <w:spacing w:val="0"/>
+        </w:rPr>
+        <w:t>繳額度之50%</w:t>
       </w:r>
       <w:r>
         <w:rPr>
@@ -8902,11 +10729,33 @@
           <w:spacing w:val="0"/>
         </w:rPr>
       </w:pPr>
-      <w:r>
-        <w:rPr>
-          <w:spacing w:val="0"/>
-        </w:rPr>
-        <w:t>押標金有效期(無押標金者免填)：</w:t>
+      <w:proofErr w:type="gramStart"/>
+      <w:r>
+        <w:rPr>
+          <w:spacing w:val="0"/>
+        </w:rPr>
+        <w:t>押</w:t>
+      </w:r>
+      <w:proofErr w:type="gramEnd"/>
+      <w:r>
+        <w:rPr>
+          <w:spacing w:val="0"/>
+        </w:rPr>
+        <w:t>標金有效期(</w:t>
+      </w:r>
+      <w:proofErr w:type="gramStart"/>
+      <w:r>
+        <w:rPr>
+          <w:spacing w:val="0"/>
+        </w:rPr>
+        <w:t>無押標金者免填</w:t>
+      </w:r>
+      <w:proofErr w:type="gramEnd"/>
+      <w:r>
+        <w:rPr>
+          <w:spacing w:val="0"/>
+        </w:rPr>
+        <w:t>)：</w:t>
       </w:r>
     </w:p>
     <w:p>
@@ -8936,7 +10785,47 @@
           <w:szCs w:val="28"/>
           <w:highlight w:val="yellow"/>
         </w:rPr>
-        <w:t>銀行開發或保兌之不可撤銷擔保信用狀、銀行之書面連帶保證或保險公司之保證保險單繳納押標金</w:t>
+        <w:t>銀行開發或</w:t>
+      </w:r>
+      <w:proofErr w:type="gramStart"/>
+      <w:r>
+        <w:rPr>
+          <w:rFonts w:ascii="標楷體" w:hAnsi="標楷體"/>
+          <w:color w:val="FF0000"/>
+          <w:szCs w:val="28"/>
+          <w:highlight w:val="yellow"/>
+        </w:rPr>
+        <w:t>保兌之</w:t>
+      </w:r>
+      <w:proofErr w:type="gramEnd"/>
+      <w:r>
+        <w:rPr>
+          <w:rFonts w:ascii="標楷體" w:hAnsi="標楷體"/>
+          <w:color w:val="FF0000"/>
+          <w:szCs w:val="28"/>
+          <w:highlight w:val="yellow"/>
+        </w:rPr>
+        <w:t>不可撤銷擔保信用狀、銀行之書面連帶保證或保險公司之保證保險單繳納</w:t>
+      </w:r>
+      <w:proofErr w:type="gramStart"/>
+      <w:r>
+        <w:rPr>
+          <w:rFonts w:ascii="標楷體" w:hAnsi="標楷體"/>
+          <w:color w:val="FF0000"/>
+          <w:szCs w:val="28"/>
+          <w:highlight w:val="yellow"/>
+        </w:rPr>
+        <w:t>押</w:t>
+      </w:r>
+      <w:proofErr w:type="gramEnd"/>
+      <w:r>
+        <w:rPr>
+          <w:rFonts w:ascii="標楷體" w:hAnsi="標楷體"/>
+          <w:color w:val="FF0000"/>
+          <w:szCs w:val="28"/>
+          <w:highlight w:val="yellow"/>
+        </w:rPr>
+        <w:t>標金</w:t>
       </w:r>
       <w:r>
         <w:rPr>
@@ -8945,7 +10834,27 @@
           <w:szCs w:val="28"/>
           <w:highlight w:val="yellow"/>
         </w:rPr>
-        <w:t>，其開立押標金之有效期限至</w:t>
+        <w:t>，其</w:t>
+      </w:r>
+      <w:proofErr w:type="gramStart"/>
+      <w:r>
+        <w:rPr>
+          <w:rFonts w:ascii="標楷體" w:hAnsi="標楷體" w:hint="eastAsia"/>
+          <w:color w:val="FF0000"/>
+          <w:szCs w:val="28"/>
+          <w:highlight w:val="yellow"/>
+        </w:rPr>
+        <w:t>開立押標金</w:t>
+      </w:r>
+      <w:proofErr w:type="gramEnd"/>
+      <w:r>
+        <w:rPr>
+          <w:rFonts w:ascii="標楷體" w:hAnsi="標楷體" w:hint="eastAsia"/>
+          <w:color w:val="FF0000"/>
+          <w:szCs w:val="28"/>
+          <w:highlight w:val="yellow"/>
+        </w:rPr>
+        <w:t>之有效期限至</w:t>
       </w:r>
       <w:r>
         <w:rPr>
@@ -9034,7 +10943,25 @@
           <w:color w:val="FF0000"/>
           <w:szCs w:val="28"/>
         </w:rPr>
-        <w:t>上開有效期，機關洽廠商延長投標文件有效期者，其押標金之有效期應隨辦理延長。</w:t>
+        <w:t>上開有效期，機關</w:t>
+      </w:r>
+      <w:proofErr w:type="gramStart"/>
+      <w:r>
+        <w:rPr>
+          <w:rFonts w:hint="eastAsia"/>
+          <w:color w:val="FF0000"/>
+          <w:szCs w:val="28"/>
+        </w:rPr>
+        <w:t>洽</w:t>
+      </w:r>
+      <w:proofErr w:type="gramEnd"/>
+      <w:r>
+        <w:rPr>
+          <w:rFonts w:hint="eastAsia"/>
+          <w:color w:val="FF0000"/>
+          <w:szCs w:val="28"/>
+        </w:rPr>
+        <w:t>廠商延長投標文件有效期者，其押標金之有效期應隨辦理延長。</w:t>
       </w:r>
     </w:p>
     <w:p>
@@ -9051,11 +10978,33 @@
           <w:spacing w:val="0"/>
         </w:rPr>
       </w:pPr>
-      <w:r>
-        <w:rPr>
-          <w:spacing w:val="0"/>
-        </w:rPr>
-        <w:t>押標金繳納期限：截止投標期限前繳納(無押標金者不適用)</w:t>
+      <w:proofErr w:type="gramStart"/>
+      <w:r>
+        <w:rPr>
+          <w:spacing w:val="0"/>
+        </w:rPr>
+        <w:t>押</w:t>
+      </w:r>
+      <w:proofErr w:type="gramEnd"/>
+      <w:r>
+        <w:rPr>
+          <w:spacing w:val="0"/>
+        </w:rPr>
+        <w:t>標金繳納期限：截止投標期限前繳納(</w:t>
+      </w:r>
+      <w:proofErr w:type="gramStart"/>
+      <w:r>
+        <w:rPr>
+          <w:spacing w:val="0"/>
+        </w:rPr>
+        <w:t>無押標金</w:t>
+      </w:r>
+      <w:proofErr w:type="gramEnd"/>
+      <w:r>
+        <w:rPr>
+          <w:spacing w:val="0"/>
+        </w:rPr>
+        <w:t>者不適用)</w:t>
       </w:r>
     </w:p>
     <w:p>
@@ -9077,14 +11026,30 @@
           <w:color w:val="000000"/>
           <w:spacing w:val="0"/>
         </w:rPr>
-        <w:t>以現金繳納押標金之</w:t>
-      </w:r>
-      <w:r>
-        <w:rPr>
-          <w:rFonts w:hint="eastAsia"/>
+        <w:t>以現金繳納</w:t>
+      </w:r>
+      <w:proofErr w:type="gramStart"/>
+      <w:r>
+        <w:rPr>
           <w:color w:val="000000"/>
           <w:spacing w:val="0"/>
         </w:rPr>
+        <w:t>押</w:t>
+      </w:r>
+      <w:proofErr w:type="gramEnd"/>
+      <w:r>
+        <w:rPr>
+          <w:color w:val="000000"/>
+          <w:spacing w:val="0"/>
+        </w:rPr>
+        <w:t>標金之</w:t>
+      </w:r>
+      <w:r>
+        <w:rPr>
+          <w:rFonts w:hint="eastAsia"/>
+          <w:color w:val="000000"/>
+          <w:spacing w:val="0"/>
+        </w:rPr>
         <w:t>規定</w:t>
       </w:r>
       <w:r>
@@ -9092,7 +11057,23 @@
           <w:color w:val="000000"/>
           <w:spacing w:val="0"/>
         </w:rPr>
-        <w:t>(無押標金者免填)</w:t>
+        <w:t>(</w:t>
+      </w:r>
+      <w:proofErr w:type="gramStart"/>
+      <w:r>
+        <w:rPr>
+          <w:color w:val="000000"/>
+          <w:spacing w:val="0"/>
+        </w:rPr>
+        <w:t>無押標金者免填</w:t>
+      </w:r>
+      <w:proofErr w:type="gramEnd"/>
+      <w:r>
+        <w:rPr>
+          <w:color w:val="000000"/>
+          <w:spacing w:val="0"/>
+        </w:rPr>
+        <w:t>)</w:t>
       </w:r>
       <w:r>
         <w:rPr>
@@ -9135,7 +11116,23 @@
           <w:rFonts w:hint="eastAsia"/>
           <w:spacing w:val="0"/>
         </w:rPr>
-        <w:t>政府電子採購網線上繳納。（距截止投標期限不足</w:t>
+        <w:t>政府電子採購</w:t>
+      </w:r>
+      <w:proofErr w:type="gramStart"/>
+      <w:r>
+        <w:rPr>
+          <w:rFonts w:hint="eastAsia"/>
+          <w:spacing w:val="0"/>
+        </w:rPr>
+        <w:t>網線上繳納</w:t>
+      </w:r>
+      <w:proofErr w:type="gramEnd"/>
+      <w:r>
+        <w:rPr>
+          <w:rFonts w:hint="eastAsia"/>
+          <w:spacing w:val="0"/>
+        </w:rPr>
+        <w:t>。（距截止投標期限不足</w:t>
       </w:r>
       <w:r>
         <w:rPr>
@@ -9148,7 +11145,23 @@
           <w:rFonts w:hint="eastAsia"/>
           <w:spacing w:val="0"/>
         </w:rPr>
-        <w:t>分鐘時，將無法使用本方式繳納押標金，請廠商提早作業）</w:t>
+        <w:t>分鐘時，將無法使用本方式繳納</w:t>
+      </w:r>
+      <w:proofErr w:type="gramStart"/>
+      <w:r>
+        <w:rPr>
+          <w:rFonts w:hint="eastAsia"/>
+          <w:spacing w:val="0"/>
+        </w:rPr>
+        <w:t>押</w:t>
+      </w:r>
+      <w:proofErr w:type="gramEnd"/>
+      <w:r>
+        <w:rPr>
+          <w:rFonts w:hint="eastAsia"/>
+          <w:spacing w:val="0"/>
+        </w:rPr>
+        <w:t>標金，請廠商提早作業）</w:t>
       </w:r>
     </w:p>
     <w:p>
@@ -9178,7 +11191,23 @@
           <w:rFonts w:hint="eastAsia"/>
           <w:spacing w:val="0"/>
         </w:rPr>
-        <w:t>未採線上繳納者，其繳納處所或金融機構帳號：</w:t>
+        <w:t>未</w:t>
+      </w:r>
+      <w:proofErr w:type="gramStart"/>
+      <w:r>
+        <w:rPr>
+          <w:rFonts w:hint="eastAsia"/>
+          <w:spacing w:val="0"/>
+        </w:rPr>
+        <w:t>採線上</w:t>
+      </w:r>
+      <w:proofErr w:type="gramEnd"/>
+      <w:r>
+        <w:rPr>
+          <w:rFonts w:hint="eastAsia"/>
+          <w:spacing w:val="0"/>
+        </w:rPr>
+        <w:t>繳納者，其繳納處所或金融機構帳號：</w:t>
       </w:r>
     </w:p>
     <w:p>
@@ -9309,7 +11338,25 @@
           <w:color w:val="FF0000"/>
           <w:spacing w:val="0"/>
         </w:rPr>
-        <w:t>，並將收據影本裝入證件封內(以此方式繳納者，押標金無法於開標當日退還，需於開標後5日內退還)；本處不受理現金當場繳納。</w:t>
+        <w:t>，並將收據影本裝入</w:t>
+      </w:r>
+      <w:proofErr w:type="gramStart"/>
+      <w:r>
+        <w:rPr>
+          <w:rFonts w:hint="eastAsia"/>
+          <w:color w:val="FF0000"/>
+          <w:spacing w:val="0"/>
+        </w:rPr>
+        <w:t>證件封內</w:t>
+      </w:r>
+      <w:proofErr w:type="gramEnd"/>
+      <w:r>
+        <w:rPr>
+          <w:rFonts w:hint="eastAsia"/>
+          <w:color w:val="FF0000"/>
+          <w:spacing w:val="0"/>
+        </w:rPr>
+        <w:t>(以此方式繳納者，押標金無法於開標當日退還，需於開標後5日內退還)；本處不受理現金當場繳納。</w:t>
       </w:r>
     </w:p>
     <w:p>
@@ -9326,11 +11373,19 @@
           <w:spacing w:val="0"/>
         </w:rPr>
       </w:pPr>
-      <w:r>
-        <w:rPr>
-          <w:spacing w:val="0"/>
-        </w:rPr>
-        <w:t>無押標金之理由為：</w:t>
+      <w:proofErr w:type="gramStart"/>
+      <w:r>
+        <w:rPr>
+          <w:spacing w:val="0"/>
+        </w:rPr>
+        <w:t>無押標金</w:t>
+      </w:r>
+      <w:proofErr w:type="gramEnd"/>
+      <w:r>
+        <w:rPr>
+          <w:spacing w:val="0"/>
+        </w:rPr>
+        <w:t>之理由為：</w:t>
       </w:r>
     </w:p>
     <w:p>
@@ -9449,7 +11504,21 @@
         <w:rPr>
           <w:spacing w:val="0"/>
         </w:rPr>
-        <w:t xml:space="preserve">(4)依市場交易慣例或採購案特性，無收取押標金之必要或可能者。 </w:t>
+        <w:t>(4)依市場交易慣例或採購案特性，無收取</w:t>
+      </w:r>
+      <w:proofErr w:type="gramStart"/>
+      <w:r>
+        <w:rPr>
+          <w:spacing w:val="0"/>
+        </w:rPr>
+        <w:t>押</w:t>
+      </w:r>
+      <w:proofErr w:type="gramEnd"/>
+      <w:r>
+        <w:rPr>
+          <w:spacing w:val="0"/>
+        </w:rPr>
+        <w:t xml:space="preserve">標金之必要或可能者。 </w:t>
       </w:r>
     </w:p>
     <w:p>
@@ -9470,7 +11539,21 @@
         <w:rPr>
           <w:spacing w:val="0"/>
         </w:rPr>
-        <w:t>履約保證金金額(無者免填)：</w:t>
+        <w:t>履約保證金金額(</w:t>
+      </w:r>
+      <w:proofErr w:type="gramStart"/>
+      <w:r>
+        <w:rPr>
+          <w:spacing w:val="0"/>
+        </w:rPr>
+        <w:t>無者免填</w:t>
+      </w:r>
+      <w:proofErr w:type="gramEnd"/>
+      <w:r>
+        <w:rPr>
+          <w:spacing w:val="0"/>
+        </w:rPr>
+        <w:t>)：</w:t>
       </w:r>
     </w:p>
     <w:p>
@@ -9480,6 +11563,7 @@
         <w:jc w:val="both"/>
         <w:textDirection w:val="lrTbV"/>
       </w:pPr>
+      <w:proofErr w:type="gramStart"/>
       <w:r>
         <w:rPr>
           <w:rFonts w:hint="eastAsia"/>
@@ -9487,6 +11571,7 @@
         </w:rPr>
         <w:t>█</w:t>
       </w:r>
+      <w:proofErr w:type="gramEnd"/>
       <w:r>
         <w:rPr>
           <w:color w:val="FF0000"/>
@@ -9566,6 +11651,7 @@
           <w:spacing w:val="0"/>
         </w:rPr>
       </w:pPr>
+      <w:proofErr w:type="gramStart"/>
       <w:r>
         <w:rPr>
           <w:rFonts w:hint="eastAsia"/>
@@ -9573,11 +11659,26 @@
         </w:rPr>
         <w:t>█</w:t>
       </w:r>
-      <w:r>
-        <w:rPr>
-          <w:spacing w:val="0"/>
-        </w:rPr>
-        <w:t>廠商如以銀行之書面連帶保證或開發或保兌之不可撤銷擔保信用</w:t>
+      <w:proofErr w:type="gramEnd"/>
+      <w:r>
+        <w:rPr>
+          <w:spacing w:val="0"/>
+        </w:rPr>
+        <w:t>廠商如以銀行之書面連帶保證或開發或</w:t>
+      </w:r>
+      <w:proofErr w:type="gramStart"/>
+      <w:r>
+        <w:rPr>
+          <w:spacing w:val="0"/>
+        </w:rPr>
+        <w:t>保兌之</w:t>
+      </w:r>
+      <w:proofErr w:type="gramEnd"/>
+      <w:r>
+        <w:rPr>
+          <w:spacing w:val="0"/>
+        </w:rPr>
+        <w:t>不可撤銷擔保信用</w:t>
       </w:r>
       <w:r>
         <w:rPr>
@@ -9605,7 +11706,21 @@
         <w:rPr>
           <w:spacing w:val="0"/>
         </w:rPr>
-        <w:t>得標廠商提出其他廠商之履約及賠償連帶保證者，履約保證金予以減收之金額(無者免填)：</w:t>
+        <w:t>得標廠商提出其他廠商之履約及賠償連帶保證者，履約保證金予以減收之金額(</w:t>
+      </w:r>
+      <w:proofErr w:type="gramStart"/>
+      <w:r>
+        <w:rPr>
+          <w:spacing w:val="0"/>
+        </w:rPr>
+        <w:t>無者免填</w:t>
+      </w:r>
+      <w:proofErr w:type="gramEnd"/>
+      <w:r>
+        <w:rPr>
+          <w:spacing w:val="0"/>
+        </w:rPr>
+        <w:t>)：</w:t>
       </w:r>
     </w:p>
     <w:p>
@@ -9760,7 +11875,21 @@
         <w:rPr>
           <w:rFonts w:hint="eastAsia"/>
         </w:rPr>
-        <w:t>■行政院公共工程委員會公共工程金質獎之得獎廠商，減收原應繳額度之</w:t>
+        <w:t>■行政院公共工程委員會公共工程金質獎之得獎廠商，</w:t>
+      </w:r>
+      <w:proofErr w:type="gramStart"/>
+      <w:r>
+        <w:rPr>
+          <w:rFonts w:hint="eastAsia"/>
+        </w:rPr>
+        <w:t>減收原應</w:t>
+      </w:r>
+      <w:proofErr w:type="gramEnd"/>
+      <w:r>
+        <w:rPr>
+          <w:rFonts w:hint="eastAsia"/>
+        </w:rPr>
+        <w:t>繳額度之</w:t>
       </w:r>
       <w:r>
         <w:t>50%</w:t>
@@ -9857,14 +11986,30 @@
           <w:szCs w:val="28"/>
           <w:u w:val="single"/>
         </w:rPr>
-        <w:t>民間參與公共建設金擘獎</w:t>
-      </w:r>
-      <w:r>
-        <w:rPr>
-          <w:rFonts w:hint="eastAsia"/>
+        <w:t>民間參與公共建設金</w:t>
+      </w:r>
+      <w:proofErr w:type="gramStart"/>
+      <w:r>
+        <w:rPr>
           <w:szCs w:val="28"/>
           <w:u w:val="single"/>
         </w:rPr>
+        <w:t>擘</w:t>
+      </w:r>
+      <w:proofErr w:type="gramEnd"/>
+      <w:r>
+        <w:rPr>
+          <w:szCs w:val="28"/>
+          <w:u w:val="single"/>
+        </w:rPr>
+        <w:t>獎</w:t>
+      </w:r>
+      <w:r>
+        <w:rPr>
+          <w:rFonts w:hint="eastAsia"/>
+          <w:szCs w:val="28"/>
+          <w:u w:val="single"/>
+        </w:rPr>
         <w:t>」</w:t>
       </w:r>
       <w:r>
@@ -9887,14 +12032,23 @@
           <w:szCs w:val="28"/>
           <w:u w:val="single"/>
         </w:rPr>
-        <w:t>交通部金路獎</w:t>
-      </w:r>
-      <w:r>
-        <w:rPr>
-          <w:rFonts w:hint="eastAsia"/>
+        <w:t>交通部</w:t>
+      </w:r>
+      <w:proofErr w:type="gramStart"/>
+      <w:r>
+        <w:rPr>
           <w:szCs w:val="28"/>
           <w:u w:val="single"/>
         </w:rPr>
+        <w:t>金路獎</w:t>
+      </w:r>
+      <w:proofErr w:type="gramEnd"/>
+      <w:r>
+        <w:rPr>
+          <w:rFonts w:hint="eastAsia"/>
+          <w:szCs w:val="28"/>
+          <w:u w:val="single"/>
+        </w:rPr>
         <w:t>」</w:t>
       </w:r>
       <w:r>
@@ -9948,7 +12102,23 @@
           <w:rFonts w:hint="eastAsia"/>
           <w:spacing w:val="0"/>
         </w:rPr>
-        <w:t>由招標機關敘明獎項名稱及減收額度，其減收總額度不逾原定應繳總額之</w:t>
+        <w:t>由招標機關敘明獎項名稱及減收額度，其減收總額度</w:t>
+      </w:r>
+      <w:proofErr w:type="gramStart"/>
+      <w:r>
+        <w:rPr>
+          <w:rFonts w:hint="eastAsia"/>
+          <w:spacing w:val="0"/>
+        </w:rPr>
+        <w:t>不</w:t>
+      </w:r>
+      <w:proofErr w:type="gramEnd"/>
+      <w:r>
+        <w:rPr>
+          <w:rFonts w:hint="eastAsia"/>
+          <w:spacing w:val="0"/>
+        </w:rPr>
+        <w:t>逾原定應繳總額之</w:t>
       </w:r>
       <w:r>
         <w:rPr>
@@ -10028,13 +12198,23 @@
         </w:rPr>
         <w:t>，</w:t>
       </w:r>
-      <w:r>
-        <w:rPr>
-          <w:rFonts w:hint="eastAsia"/>
-          <w:color w:val="FF0000"/>
-          <w:spacing w:val="0"/>
-        </w:rPr>
-        <w:t>減收原應繳額度之50%。</w:t>
+      <w:proofErr w:type="gramStart"/>
+      <w:r>
+        <w:rPr>
+          <w:rFonts w:hint="eastAsia"/>
+          <w:color w:val="FF0000"/>
+          <w:spacing w:val="0"/>
+        </w:rPr>
+        <w:t>減收原應</w:t>
+      </w:r>
+      <w:proofErr w:type="gramEnd"/>
+      <w:r>
+        <w:rPr>
+          <w:rFonts w:hint="eastAsia"/>
+          <w:color w:val="FF0000"/>
+          <w:spacing w:val="0"/>
+        </w:rPr>
+        <w:t>繳額度之50%。</w:t>
       </w:r>
       <w:bookmarkEnd w:id="8"/>
     </w:p>
@@ -10052,7 +12232,21 @@
         <w:rPr>
           <w:spacing w:val="0"/>
         </w:rPr>
-        <w:t>得標廠商為押標金保證金暨其他擔保作業辦法第33條之6所稱全球化廠商者，履約保證金予以減收之金額(無者免填)：</w:t>
+        <w:t>得標廠商為押標金保證金暨其他擔保作業辦法第33條之6所稱全球化廠商者，履約保證金予以減收之金額(</w:t>
+      </w:r>
+      <w:proofErr w:type="gramStart"/>
+      <w:r>
+        <w:rPr>
+          <w:spacing w:val="0"/>
+        </w:rPr>
+        <w:t>無者免填</w:t>
+      </w:r>
+      <w:proofErr w:type="gramEnd"/>
+      <w:r>
+        <w:rPr>
+          <w:spacing w:val="0"/>
+        </w:rPr>
+        <w:t>)：</w:t>
       </w:r>
     </w:p>
     <w:p>
@@ -10102,7 +12296,23 @@
           <w:rFonts w:hint="eastAsia"/>
           <w:spacing w:val="0"/>
         </w:rPr>
-        <w:t>，且得標案件屬營造業法所稱營繕工程之工程採購者，</w:t>
+        <w:t>，且得標案件屬營造業法所稱營</w:t>
+      </w:r>
+      <w:proofErr w:type="gramStart"/>
+      <w:r>
+        <w:rPr>
+          <w:rFonts w:hint="eastAsia"/>
+          <w:spacing w:val="0"/>
+        </w:rPr>
+        <w:t>繕</w:t>
+      </w:r>
+      <w:proofErr w:type="gramEnd"/>
+      <w:r>
+        <w:rPr>
+          <w:rFonts w:hint="eastAsia"/>
+          <w:spacing w:val="0"/>
+        </w:rPr>
+        <w:t>工程之工程採購者，</w:t>
       </w:r>
       <w:r>
         <w:rPr>
@@ -10115,7 +12325,23 @@
           <w:rFonts w:hint="eastAsia"/>
           <w:spacing w:val="0"/>
         </w:rPr>
-        <w:t>，其減收金額不併入前2項減收總額度計算</w:t>
+        <w:t>，其減收金額</w:t>
+      </w:r>
+      <w:proofErr w:type="gramStart"/>
+      <w:r>
+        <w:rPr>
+          <w:rFonts w:hint="eastAsia"/>
+          <w:spacing w:val="0"/>
+        </w:rPr>
+        <w:t>不</w:t>
+      </w:r>
+      <w:proofErr w:type="gramEnd"/>
+      <w:r>
+        <w:rPr>
+          <w:rFonts w:hint="eastAsia"/>
+          <w:spacing w:val="0"/>
+        </w:rPr>
+        <w:t>併入前2項減收總額度計算</w:t>
       </w:r>
       <w:r>
         <w:rPr>
@@ -10143,7 +12369,25 @@
           <w:color w:val="FF0000"/>
           <w:spacing w:val="0"/>
         </w:rPr>
-        <w:t>履約保證金減收原應繳額度之50%</w:t>
+        <w:t>履約保證金</w:t>
+      </w:r>
+      <w:proofErr w:type="gramStart"/>
+      <w:r>
+        <w:rPr>
+          <w:rFonts w:hint="eastAsia"/>
+          <w:color w:val="FF0000"/>
+          <w:spacing w:val="0"/>
+        </w:rPr>
+        <w:t>減收原應</w:t>
+      </w:r>
+      <w:proofErr w:type="gramEnd"/>
+      <w:r>
+        <w:rPr>
+          <w:rFonts w:hint="eastAsia"/>
+          <w:color w:val="FF0000"/>
+          <w:spacing w:val="0"/>
+        </w:rPr>
+        <w:t>繳額度之50%</w:t>
       </w:r>
       <w:r>
         <w:rPr>
@@ -10172,7 +12416,21 @@
         <w:rPr>
           <w:spacing w:val="0"/>
         </w:rPr>
-        <w:t>履約保證金有效期(無履約保證金者免填)：</w:t>
+        <w:t>履約保證金有效期(無履約保證金</w:t>
+      </w:r>
+      <w:proofErr w:type="gramStart"/>
+      <w:r>
+        <w:rPr>
+          <w:spacing w:val="0"/>
+        </w:rPr>
+        <w:t>者免填</w:t>
+      </w:r>
+      <w:proofErr w:type="gramEnd"/>
+      <w:r>
+        <w:rPr>
+          <w:spacing w:val="0"/>
+        </w:rPr>
+        <w:t>)：</w:t>
       </w:r>
     </w:p>
     <w:p>
@@ -10190,7 +12448,23 @@
           <w:rFonts w:hint="eastAsia"/>
           <w:spacing w:val="0"/>
         </w:rPr>
-        <w:t>廠商以銀行開發或保兌之不可撤銷擔保信用狀、銀行之書面連帶保證或保險公司之保證保險單繳納履約保證金者，其有效期應較契約約定之最後施工、供應或安裝期限長</w:t>
+        <w:t>廠商以銀行開發或</w:t>
+      </w:r>
+      <w:proofErr w:type="gramStart"/>
+      <w:r>
+        <w:rPr>
+          <w:rFonts w:hint="eastAsia"/>
+          <w:spacing w:val="0"/>
+        </w:rPr>
+        <w:t>保兌之</w:t>
+      </w:r>
+      <w:proofErr w:type="gramEnd"/>
+      <w:r>
+        <w:rPr>
+          <w:rFonts w:hint="eastAsia"/>
+          <w:spacing w:val="0"/>
+        </w:rPr>
+        <w:t>不可撤銷擔保信用狀、銀行之書面連帶保證或保險公司之保證保險單繳納履約保證金者，其有效期應較契約約定之最後施工、供應或安裝期限長</w:t>
       </w:r>
       <w:r>
         <w:rPr>
@@ -10241,7 +12515,21 @@
         <w:rPr>
           <w:spacing w:val="0"/>
         </w:rPr>
-        <w:t>履約保證金繳納期限(無履約保證金者免填)：</w:t>
+        <w:t>履約保證金繳納期限(無履約保證金</w:t>
+      </w:r>
+      <w:proofErr w:type="gramStart"/>
+      <w:r>
+        <w:rPr>
+          <w:spacing w:val="0"/>
+        </w:rPr>
+        <w:t>者免填</w:t>
+      </w:r>
+      <w:proofErr w:type="gramEnd"/>
+      <w:r>
+        <w:rPr>
+          <w:spacing w:val="0"/>
+        </w:rPr>
+        <w:t>)：</w:t>
       </w:r>
     </w:p>
     <w:p>
@@ -10443,7 +12731,21 @@
         <w:rPr>
           <w:spacing w:val="0"/>
         </w:rPr>
-        <w:t>保固保證金金額(無者免填)：</w:t>
+        <w:t>保固保證金金額(</w:t>
+      </w:r>
+      <w:proofErr w:type="gramStart"/>
+      <w:r>
+        <w:rPr>
+          <w:spacing w:val="0"/>
+        </w:rPr>
+        <w:t>無者免填</w:t>
+      </w:r>
+      <w:proofErr w:type="gramEnd"/>
+      <w:r>
+        <w:rPr>
+          <w:spacing w:val="0"/>
+        </w:rPr>
+        <w:t>)：</w:t>
       </w:r>
       <w:r>
         <w:rPr>
@@ -10470,7 +12772,21 @@
         <w:rPr>
           <w:spacing w:val="0"/>
         </w:rPr>
-        <w:t>保固保證金有效期(無保固保證金者免填)：</w:t>
+        <w:t>保固保證金有效期(無保固保證金</w:t>
+      </w:r>
+      <w:proofErr w:type="gramStart"/>
+      <w:r>
+        <w:rPr>
+          <w:spacing w:val="0"/>
+        </w:rPr>
+        <w:t>者免填</w:t>
+      </w:r>
+      <w:proofErr w:type="gramEnd"/>
+      <w:r>
+        <w:rPr>
+          <w:spacing w:val="0"/>
+        </w:rPr>
+        <w:t>)：</w:t>
       </w:r>
     </w:p>
     <w:p>
@@ -10491,7 +12807,21 @@
         <w:rPr>
           <w:spacing w:val="0"/>
         </w:rPr>
-        <w:t>保固保證金繳納期限(無保固保證金者免填)：</w:t>
+        <w:t>保固保證金繳納期限(無保固保證金</w:t>
+      </w:r>
+      <w:proofErr w:type="gramStart"/>
+      <w:r>
+        <w:rPr>
+          <w:spacing w:val="0"/>
+        </w:rPr>
+        <w:t>者免填</w:t>
+      </w:r>
+      <w:proofErr w:type="gramEnd"/>
+      <w:r>
+        <w:rPr>
+          <w:spacing w:val="0"/>
+        </w:rPr>
+        <w:t>)：</w:t>
       </w:r>
       <w:r>
         <w:rPr>
@@ -10518,7 +12848,21 @@
         <w:rPr>
           <w:spacing w:val="0"/>
         </w:rPr>
-        <w:t>得標廠商提出其他廠商之履約及賠償連帶保證者，保固保證金予以減收之金額(無者免填)：</w:t>
+        <w:t>得標廠商提出其他廠商之履約及賠償連帶保證者，保固保證金予以減收之金額(</w:t>
+      </w:r>
+      <w:proofErr w:type="gramStart"/>
+      <w:r>
+        <w:rPr>
+          <w:spacing w:val="0"/>
+        </w:rPr>
+        <w:t>無者免填</w:t>
+      </w:r>
+      <w:proofErr w:type="gramEnd"/>
+      <w:r>
+        <w:rPr>
+          <w:spacing w:val="0"/>
+        </w:rPr>
+        <w:t>)：</w:t>
       </w:r>
     </w:p>
     <w:p>
@@ -10594,45 +12938,113 @@
         </w:rPr>
         <w:t>公開於政府電子採購網</w:t>
       </w:r>
-      <w:hyperlink r:id="rId9" w:history="1">
-        <w:r>
-          <w:rPr>
-            <w:rStyle w:val="aa"/>
-            <w:spacing w:val="0"/>
-          </w:rPr>
-          <w:t>https://web.pcc.gov.tw/</w:t>
-        </w:r>
-        <w:r>
-          <w:rPr>
-            <w:rStyle w:val="aa"/>
-            <w:rFonts w:hint="eastAsia"/>
-            <w:spacing w:val="0"/>
-          </w:rPr>
-          <w:t>查詢服務</w:t>
-        </w:r>
-        <w:r>
-          <w:rPr>
-            <w:rStyle w:val="aa"/>
-            <w:spacing w:val="0"/>
-          </w:rPr>
-          <w:t>/廠商相關</w:t>
-        </w:r>
-        <w:r>
-          <w:rPr>
-            <w:rStyle w:val="aa"/>
-            <w:rFonts w:hint="eastAsia"/>
-            <w:spacing w:val="0"/>
-          </w:rPr>
-          <w:t>/優良廠商名單</w:t>
-        </w:r>
-        <w:r>
-          <w:rPr>
-            <w:rStyle w:val="aa"/>
-            <w:spacing w:val="0"/>
-          </w:rPr>
-          <w:t>/</w:t>
-        </w:r>
-      </w:hyperlink>
+      <w:r>
+        <w:rPr>
+          <w:rStyle w:val="aa"/>
+          <w:spacing w:val="0"/>
+        </w:rPr>
+        <w:fldChar w:fldCharType="begin"/>
+      </w:r>
+      <w:r>
+        <w:rPr>
+          <w:rStyle w:val="aa"/>
+          <w:spacing w:val="0"/>
+        </w:rPr>
+        <w:instrText xml:space="preserve"> HYPERLINK "https://web.pcc.gov.tw/</w:instrText>
+      </w:r>
+      <w:r>
+        <w:rPr>
+          <w:rStyle w:val="aa"/>
+          <w:spacing w:val="0"/>
+        </w:rPr>
+        <w:instrText>查詢服務</w:instrText>
+      </w:r>
+      <w:r>
+        <w:rPr>
+          <w:rStyle w:val="aa"/>
+          <w:spacing w:val="0"/>
+        </w:rPr>
+        <w:instrText>/</w:instrText>
+      </w:r>
+      <w:r>
+        <w:rPr>
+          <w:rStyle w:val="aa"/>
+          <w:spacing w:val="0"/>
+        </w:rPr>
+        <w:instrText>廠商相關</w:instrText>
+      </w:r>
+      <w:r>
+        <w:rPr>
+          <w:rStyle w:val="aa"/>
+          <w:spacing w:val="0"/>
+        </w:rPr>
+        <w:instrText>/</w:instrText>
+      </w:r>
+      <w:r>
+        <w:rPr>
+          <w:rStyle w:val="aa"/>
+          <w:spacing w:val="0"/>
+        </w:rPr>
+        <w:instrText>優良廠商名單</w:instrText>
+      </w:r>
+      <w:r>
+        <w:rPr>
+          <w:rStyle w:val="aa"/>
+          <w:spacing w:val="0"/>
+        </w:rPr>
+        <w:instrText xml:space="preserve">/" </w:instrText>
+      </w:r>
+      <w:r>
+        <w:rPr>
+          <w:rStyle w:val="aa"/>
+          <w:spacing w:val="0"/>
+        </w:rPr>
+        <w:fldChar w:fldCharType="separate"/>
+      </w:r>
+      <w:r>
+        <w:rPr>
+          <w:rStyle w:val="aa"/>
+          <w:spacing w:val="0"/>
+        </w:rPr>
+        <w:t>https://web.pcc.gov.tw/</w:t>
+      </w:r>
+      <w:r>
+        <w:rPr>
+          <w:rStyle w:val="aa"/>
+          <w:rFonts w:hint="eastAsia"/>
+          <w:spacing w:val="0"/>
+        </w:rPr>
+        <w:t>查詢服務</w:t>
+      </w:r>
+      <w:r>
+        <w:rPr>
+          <w:rStyle w:val="aa"/>
+          <w:spacing w:val="0"/>
+        </w:rPr>
+        <w:t>/廠商相關</w:t>
+      </w:r>
+      <w:r>
+        <w:rPr>
+          <w:rStyle w:val="aa"/>
+          <w:rFonts w:hint="eastAsia"/>
+          <w:spacing w:val="0"/>
+        </w:rPr>
+        <w:t>/優良廠商名單</w:t>
+      </w:r>
+      <w:r>
+        <w:rPr>
+          <w:rStyle w:val="aa"/>
+          <w:spacing w:val="0"/>
+        </w:rPr>
+        <w:t>/</w:t>
+      </w:r>
+      <w:r>
+        <w:rPr>
+          <w:rStyle w:val="aa"/>
+          <w:spacing w:val="0"/>
+        </w:rPr>
+        <w:fldChar w:fldCharType="end"/>
+      </w:r>
       <w:r>
         <w:rPr>
           <w:rFonts w:hint="eastAsia"/>
@@ -10680,7 +13092,21 @@
         <w:rPr>
           <w:rFonts w:hint="eastAsia"/>
         </w:rPr>
-        <w:t>■行政院公共工程委員會公共工程金質獎之得獎廠商，減收原應繳額度之</w:t>
+        <w:t>■行政院公共工程委員會公共工程金質獎之得獎廠商，</w:t>
+      </w:r>
+      <w:proofErr w:type="gramStart"/>
+      <w:r>
+        <w:rPr>
+          <w:rFonts w:hint="eastAsia"/>
+        </w:rPr>
+        <w:t>減收原應</w:t>
+      </w:r>
+      <w:proofErr w:type="gramEnd"/>
+      <w:r>
+        <w:rPr>
+          <w:rFonts w:hint="eastAsia"/>
+        </w:rPr>
+        <w:t>繳額度之</w:t>
       </w:r>
       <w:r>
         <w:t>50%</w:t>
@@ -10769,7 +13195,21 @@
         <w:rPr>
           <w:szCs w:val="28"/>
         </w:rPr>
-        <w:t>民間參與公共建設金擘獎</w:t>
+        <w:t>民間參與公共建設金</w:t>
+      </w:r>
+      <w:proofErr w:type="gramStart"/>
+      <w:r>
+        <w:rPr>
+          <w:szCs w:val="28"/>
+        </w:rPr>
+        <w:t>擘</w:t>
+      </w:r>
+      <w:proofErr w:type="gramEnd"/>
+      <w:r>
+        <w:rPr>
+          <w:szCs w:val="28"/>
+        </w:rPr>
+        <w:t>獎</w:t>
       </w:r>
       <w:r>
         <w:rPr>
@@ -10795,8 +13235,16 @@
         <w:rPr>
           <w:szCs w:val="28"/>
         </w:rPr>
-        <w:t>交通部金路獎</w:t>
-      </w:r>
+        <w:t>交通部</w:t>
+      </w:r>
+      <w:proofErr w:type="gramStart"/>
+      <w:r>
+        <w:rPr>
+          <w:szCs w:val="28"/>
+        </w:rPr>
+        <w:t>金路獎</w:t>
+      </w:r>
+      <w:proofErr w:type="gramEnd"/>
       <w:r>
         <w:rPr>
           <w:rFonts w:hint="eastAsia"/>
@@ -10849,7 +13297,23 @@
           <w:rFonts w:hint="eastAsia"/>
           <w:spacing w:val="0"/>
         </w:rPr>
-        <w:t>由招標機關敘明獎項名稱及減收額度，其減收總額度不逾原定應繳總額之</w:t>
+        <w:t>由招標機關敘明獎項名稱及減收額度，其減收總額度</w:t>
+      </w:r>
+      <w:proofErr w:type="gramStart"/>
+      <w:r>
+        <w:rPr>
+          <w:rFonts w:hint="eastAsia"/>
+          <w:spacing w:val="0"/>
+        </w:rPr>
+        <w:t>不</w:t>
+      </w:r>
+      <w:proofErr w:type="gramEnd"/>
+      <w:r>
+        <w:rPr>
+          <w:rFonts w:hint="eastAsia"/>
+          <w:spacing w:val="0"/>
+        </w:rPr>
+        <w:t>逾原定應繳總額之</w:t>
       </w:r>
       <w:r>
         <w:rPr>
@@ -10885,7 +13349,21 @@
         <w:rPr>
           <w:spacing w:val="0"/>
         </w:rPr>
-        <w:t>得標廠商為押標金保證金暨其他擔保作業辦法第33條之6所稱全球化廠商者，保固保證金予以減收之金額(無者免填)：</w:t>
+        <w:t>得標廠商為押標金保證金暨其他擔保作業辦法第33條之6所稱全球化廠商者，保固保證金予以減收之金額(</w:t>
+      </w:r>
+      <w:proofErr w:type="gramStart"/>
+      <w:r>
+        <w:rPr>
+          <w:spacing w:val="0"/>
+        </w:rPr>
+        <w:t>無者免填</w:t>
+      </w:r>
+      <w:proofErr w:type="gramEnd"/>
+      <w:r>
+        <w:rPr>
+          <w:spacing w:val="0"/>
+        </w:rPr>
+        <w:t>)：</w:t>
       </w:r>
     </w:p>
     <w:p>
@@ -10935,7 +13413,23 @@
           <w:rFonts w:hint="eastAsia"/>
           <w:spacing w:val="0"/>
         </w:rPr>
-        <w:t>，且得標案件屬營造業法所稱營繕工程之工程採購者，</w:t>
+        <w:t>，且得標案件屬營造業法所稱營</w:t>
+      </w:r>
+      <w:proofErr w:type="gramStart"/>
+      <w:r>
+        <w:rPr>
+          <w:rFonts w:hint="eastAsia"/>
+          <w:spacing w:val="0"/>
+        </w:rPr>
+        <w:t>繕</w:t>
+      </w:r>
+      <w:proofErr w:type="gramEnd"/>
+      <w:r>
+        <w:rPr>
+          <w:rFonts w:hint="eastAsia"/>
+          <w:spacing w:val="0"/>
+        </w:rPr>
+        <w:t>工程之工程採購者，</w:t>
       </w:r>
       <w:r>
         <w:rPr>
@@ -10948,7 +13442,23 @@
           <w:rFonts w:hint="eastAsia"/>
           <w:spacing w:val="0"/>
         </w:rPr>
-        <w:t>，其減收金額不併入前2項減收總額度計算</w:t>
+        <w:t>，其減收金額</w:t>
+      </w:r>
+      <w:proofErr w:type="gramStart"/>
+      <w:r>
+        <w:rPr>
+          <w:rFonts w:hint="eastAsia"/>
+          <w:spacing w:val="0"/>
+        </w:rPr>
+        <w:t>不</w:t>
+      </w:r>
+      <w:proofErr w:type="gramEnd"/>
+      <w:r>
+        <w:rPr>
+          <w:rFonts w:hint="eastAsia"/>
+          <w:spacing w:val="0"/>
+        </w:rPr>
+        <w:t>併入前2項減收總額度計算</w:t>
       </w:r>
       <w:r>
         <w:rPr>
@@ -10989,7 +13499,21 @@
         <w:rPr>
           <w:spacing w:val="0"/>
         </w:rPr>
-        <w:t>預付款還款保證金額(無者免填)：</w:t>
+        <w:t>預付款還款保證金額(</w:t>
+      </w:r>
+      <w:proofErr w:type="gramStart"/>
+      <w:r>
+        <w:rPr>
+          <w:spacing w:val="0"/>
+        </w:rPr>
+        <w:t>無者免填</w:t>
+      </w:r>
+      <w:proofErr w:type="gramEnd"/>
+      <w:r>
+        <w:rPr>
+          <w:spacing w:val="0"/>
+        </w:rPr>
+        <w:t>)：</w:t>
       </w:r>
     </w:p>
     <w:p>
@@ -11010,7 +13534,21 @@
         <w:rPr>
           <w:spacing w:val="0"/>
         </w:rPr>
-        <w:t>預付款還款保證有效期(無預付款還款保證者免填)：</w:t>
+        <w:t>預付款還款保證有效期(無預付款還款保證</w:t>
+      </w:r>
+      <w:proofErr w:type="gramStart"/>
+      <w:r>
+        <w:rPr>
+          <w:spacing w:val="0"/>
+        </w:rPr>
+        <w:t>者免填</w:t>
+      </w:r>
+      <w:proofErr w:type="gramEnd"/>
+      <w:r>
+        <w:rPr>
+          <w:spacing w:val="0"/>
+        </w:rPr>
+        <w:t>)：</w:t>
       </w:r>
     </w:p>
     <w:p>
@@ -11031,7 +13569,21 @@
         <w:rPr>
           <w:spacing w:val="0"/>
         </w:rPr>
-        <w:t>預付款還款保證繳納期限(無預付款還款保證者免填)：</w:t>
+        <w:t>預付款還款保證繳納期限(無預付款還款保證</w:t>
+      </w:r>
+      <w:proofErr w:type="gramStart"/>
+      <w:r>
+        <w:rPr>
+          <w:spacing w:val="0"/>
+        </w:rPr>
+        <w:t>者免填</w:t>
+      </w:r>
+      <w:proofErr w:type="gramEnd"/>
+      <w:r>
+        <w:rPr>
+          <w:spacing w:val="0"/>
+        </w:rPr>
+        <w:t>)：</w:t>
       </w:r>
     </w:p>
     <w:p>
@@ -11055,7 +13607,23 @@
           <w:rFonts w:hint="eastAsia"/>
           <w:spacing w:val="0"/>
         </w:rPr>
-        <w:t>、植栽工程養護期保證金（僅適用於植栽工程驗收合格後給付全部植栽價金之情形）額度為全部植栽價金之</w:t>
+        <w:t>、植栽工程養護期保證金（僅適用於植栽工程驗收合格後給付全部植栽價金之情形）額度為全部</w:t>
+      </w:r>
+      <w:proofErr w:type="gramStart"/>
+      <w:r>
+        <w:rPr>
+          <w:rFonts w:hint="eastAsia"/>
+          <w:spacing w:val="0"/>
+        </w:rPr>
+        <w:t>植栽價金</w:t>
+      </w:r>
+      <w:proofErr w:type="gramEnd"/>
+      <w:r>
+        <w:rPr>
+          <w:rFonts w:hint="eastAsia"/>
+          <w:spacing w:val="0"/>
+        </w:rPr>
+        <w:t>之</w:t>
       </w:r>
       <w:r>
         <w:rPr>
@@ -11071,7 +13639,39 @@
           <w:rFonts w:hint="eastAsia"/>
           <w:spacing w:val="0"/>
         </w:rPr>
-        <w:t>%（由機關於招標時自行填列；未填列者，為25%），於</w:t>
+        <w:t>%</w:t>
+      </w:r>
+      <w:proofErr w:type="gramStart"/>
+      <w:r>
+        <w:rPr>
+          <w:rFonts w:hint="eastAsia"/>
+          <w:spacing w:val="0"/>
+        </w:rPr>
+        <w:t>（</w:t>
+      </w:r>
+      <w:proofErr w:type="gramEnd"/>
+      <w:r>
+        <w:rPr>
+          <w:rFonts w:hint="eastAsia"/>
+          <w:spacing w:val="0"/>
+        </w:rPr>
+        <w:t>由機關於招標時自行填列；未填列者，為25%</w:t>
+      </w:r>
+      <w:proofErr w:type="gramStart"/>
+      <w:r>
+        <w:rPr>
+          <w:rFonts w:hint="eastAsia"/>
+          <w:spacing w:val="0"/>
+        </w:rPr>
+        <w:t>）</w:t>
+      </w:r>
+      <w:proofErr w:type="gramEnd"/>
+      <w:r>
+        <w:rPr>
+          <w:rFonts w:hint="eastAsia"/>
+          <w:spacing w:val="0"/>
+        </w:rPr>
+        <w:t>，於</w:t>
       </w:r>
       <w:r>
         <w:rPr>
@@ -11105,7 +13705,21 @@
         <w:rPr>
           <w:spacing w:val="0"/>
         </w:rPr>
-        <w:t>各種保證金之繳納處所或金融機構帳號(無保證金者免填)：</w:t>
+        <w:t>各種保證金之繳納處所或金融機構帳號(無保證金</w:t>
+      </w:r>
+      <w:proofErr w:type="gramStart"/>
+      <w:r>
+        <w:rPr>
+          <w:spacing w:val="0"/>
+        </w:rPr>
+        <w:t>者免填</w:t>
+      </w:r>
+      <w:proofErr w:type="gramEnd"/>
+      <w:r>
+        <w:rPr>
+          <w:spacing w:val="0"/>
+        </w:rPr>
+        <w:t>)：</w:t>
       </w:r>
     </w:p>
     <w:p>
@@ -11215,11 +13829,19 @@
           <w:spacing w:val="0"/>
         </w:rPr>
       </w:pPr>
-      <w:r>
-        <w:rPr>
-          <w:spacing w:val="0"/>
-        </w:rPr>
-        <w:t>押標金及保證金應</w:t>
+      <w:proofErr w:type="gramStart"/>
+      <w:r>
+        <w:rPr>
+          <w:spacing w:val="0"/>
+        </w:rPr>
+        <w:t>押</w:t>
+      </w:r>
+      <w:proofErr w:type="gramEnd"/>
+      <w:r>
+        <w:rPr>
+          <w:spacing w:val="0"/>
+        </w:rPr>
+        <w:t>標金及保證金應</w:t>
       </w:r>
       <w:r>
         <w:rPr>
@@ -11231,7 +13853,35 @@
         <w:rPr>
           <w:spacing w:val="0"/>
         </w:rPr>
-        <w:t>政府公債、設定質權之金融機構定期存款單、銀行開發或保兌之不可撤銷擔保信用狀繳納，或取具銀行之書面連帶保證、保險公司之連帶保證保險單繳納，並應符合押標金保證金暨其他擔保作業辦法規定之格式。</w:t>
+        <w:t>政府公債、設定質權之金融機構定期存款單、銀行開發或</w:t>
+      </w:r>
+      <w:proofErr w:type="gramStart"/>
+      <w:r>
+        <w:rPr>
+          <w:spacing w:val="0"/>
+        </w:rPr>
+        <w:t>保兌之</w:t>
+      </w:r>
+      <w:proofErr w:type="gramEnd"/>
+      <w:r>
+        <w:rPr>
+          <w:spacing w:val="0"/>
+        </w:rPr>
+        <w:t>不可撤銷擔保信用狀繳納，或取具銀行之書面連帶保證、保險公司之連帶保證保險單繳納，並應符合</w:t>
+      </w:r>
+      <w:proofErr w:type="gramStart"/>
+      <w:r>
+        <w:rPr>
+          <w:spacing w:val="0"/>
+        </w:rPr>
+        <w:t>押</w:t>
+      </w:r>
+      <w:proofErr w:type="gramEnd"/>
+      <w:r>
+        <w:rPr>
+          <w:spacing w:val="0"/>
+        </w:rPr>
+        <w:t>標金保證金暨其他擔保作業辦法規定之格式。</w:t>
       </w:r>
     </w:p>
     <w:p>
@@ -11260,7 +13910,23 @@
           <w:spacing w:val="0"/>
           <w:szCs w:val="28"/>
         </w:rPr>
-        <w:t>情形之一者</w:t>
+        <w:t>情形之</w:t>
+      </w:r>
+      <w:proofErr w:type="gramStart"/>
+      <w:r>
+        <w:rPr>
+          <w:spacing w:val="0"/>
+          <w:szCs w:val="28"/>
+        </w:rPr>
+        <w:t>一</w:t>
+      </w:r>
+      <w:proofErr w:type="gramEnd"/>
+      <w:r>
+        <w:rPr>
+          <w:spacing w:val="0"/>
+          <w:szCs w:val="28"/>
+        </w:rPr>
+        <w:t>者</w:t>
       </w:r>
       <w:r>
         <w:rPr>
@@ -11293,7 +13959,21 @@
         <w:rPr>
           <w:spacing w:val="0"/>
         </w:rPr>
-        <w:t>無需押標金之案件免列</w:t>
+        <w:t>無需</w:t>
+      </w:r>
+      <w:proofErr w:type="gramStart"/>
+      <w:r>
+        <w:rPr>
+          <w:spacing w:val="0"/>
+        </w:rPr>
+        <w:t>押</w:t>
+      </w:r>
+      <w:proofErr w:type="gramEnd"/>
+      <w:r>
+        <w:rPr>
+          <w:spacing w:val="0"/>
+        </w:rPr>
+        <w:t>標金之案件免列</w:t>
       </w:r>
       <w:r>
         <w:rPr>
@@ -11321,12 +14001,14 @@
         </w:rPr>
         <w:t>(</w:t>
       </w:r>
+      <w:proofErr w:type="gramStart"/>
       <w:r>
         <w:rPr>
           <w:rFonts w:ascii="Times New Roman" w:eastAsia="標楷體"/>
         </w:rPr>
         <w:t>一</w:t>
       </w:r>
+      <w:proofErr w:type="gramEnd"/>
       <w:r>
         <w:rPr>
           <w:rFonts w:ascii="Times New Roman" w:eastAsia="標楷體"/>
@@ -11471,11 +14153,19 @@
         </w:rPr>
         <w:t>)</w:t>
       </w:r>
+      <w:proofErr w:type="gramStart"/>
       <w:r>
         <w:rPr>
           <w:rFonts w:ascii="標楷體" w:eastAsia="標楷體" w:hAnsi="標楷體" w:hint="eastAsia"/>
         </w:rPr>
-        <w:t>得標後拒不簽約</w:t>
+        <w:t>得標後拒不</w:t>
+      </w:r>
+      <w:proofErr w:type="gramEnd"/>
+      <w:r>
+        <w:rPr>
+          <w:rFonts w:ascii="標楷體" w:eastAsia="標楷體" w:hAnsi="標楷體" w:hint="eastAsia"/>
+        </w:rPr>
+        <w:t>簽約</w:t>
       </w:r>
       <w:r>
         <w:rPr>
@@ -11621,7 +14311,23 @@
           <w:rFonts w:hint="eastAsia"/>
           <w:kern w:val="0"/>
         </w:rPr>
-        <w:t>前項追繳押標金之情形，屬廠商未依招標文件規定繳納者，追繳金額依招標文件中規定之額度定之；其為標價之一定比率而無標價可供計算者，以預算金額代之。</w:t>
+        <w:t>前項追繳</w:t>
+      </w:r>
+      <w:proofErr w:type="gramStart"/>
+      <w:r>
+        <w:rPr>
+          <w:rFonts w:hint="eastAsia"/>
+          <w:kern w:val="0"/>
+        </w:rPr>
+        <w:t>押</w:t>
+      </w:r>
+      <w:proofErr w:type="gramEnd"/>
+      <w:r>
+        <w:rPr>
+          <w:rFonts w:hint="eastAsia"/>
+          <w:kern w:val="0"/>
+        </w:rPr>
+        <w:t>標金之情形，屬廠商未依招標文件規定繳納者，追繳金額依招標文件中規定之額度定之；其為標價之一定比率而無標價可供計算者，以預算金額代之。</w:t>
       </w:r>
     </w:p>
     <w:p>
@@ -11729,7 +14435,15 @@
         <w:t>50條第1項第5款、第7</w:t>
       </w:r>
       <w:r>
-        <w:t>款情形之一。</w:t>
+        <w:t>款情形之</w:t>
+      </w:r>
+      <w:proofErr w:type="gramStart"/>
+      <w:r>
+        <w:t>一</w:t>
+      </w:r>
+      <w:proofErr w:type="gramEnd"/>
+      <w:r>
+        <w:t>。</w:t>
       </w:r>
     </w:p>
     <w:p>
@@ -11755,7 +14469,15 @@
         <w:t>87</w:t>
       </w:r>
       <w:r>
-        <w:t>條各項構成要件事實之一。</w:t>
+        <w:t>條各項構成要件事實之</w:t>
+      </w:r>
+      <w:proofErr w:type="gramStart"/>
+      <w:r>
+        <w:t>一</w:t>
+      </w:r>
+      <w:proofErr w:type="gramEnd"/>
+      <w:r>
+        <w:t>。</w:t>
       </w:r>
     </w:p>
     <w:p>
@@ -11776,7 +14498,35 @@
         <w:rPr>
           <w:spacing w:val="0"/>
         </w:rPr>
-        <w:t>廠商依「押標金保證金暨其他擔保作業辦法」規定減收押標金，其有不發還押標金之情形者，應就不發還金額中屬減收之金額補繳之。其經主管機關或相關中央目的事業主管機關取消優良廠商資格或全球化廠商資格，或經各機關依採購法第102條第3項規定刊登政府採購公報，且尚在採購法第103條第1項所定期限內者，亦同。</w:t>
+        <w:t>廠商依「押標金保證金暨其他擔保作業辦法」規定減收押標金，其有不發還</w:t>
+      </w:r>
+      <w:proofErr w:type="gramStart"/>
+      <w:r>
+        <w:rPr>
+          <w:spacing w:val="0"/>
+        </w:rPr>
+        <w:t>押</w:t>
+      </w:r>
+      <w:proofErr w:type="gramEnd"/>
+      <w:r>
+        <w:rPr>
+          <w:spacing w:val="0"/>
+        </w:rPr>
+        <w:t>標金之情形者，應就不發還金額</w:t>
+      </w:r>
+      <w:proofErr w:type="gramStart"/>
+      <w:r>
+        <w:rPr>
+          <w:spacing w:val="0"/>
+        </w:rPr>
+        <w:t>中屬減收</w:t>
+      </w:r>
+      <w:proofErr w:type="gramEnd"/>
+      <w:r>
+        <w:rPr>
+          <w:spacing w:val="0"/>
+        </w:rPr>
+        <w:t>之金額補繳之。其經主管機關或相關中央目的事業主管機關取消優良廠商資格或全球化廠商資格，或經各機關依採購法第102條第3項規定刊登政府採購公報，且尚在採購法第103條第1項所定期限內者，亦同。</w:t>
       </w:r>
     </w:p>
     <w:p>
@@ -11821,7 +14571,21 @@
         <w:rPr>
           <w:spacing w:val="0"/>
         </w:rPr>
-        <w:t>(1)訂底價，但不公告底價。</w:t>
+        <w:t>(1)訂底價，但</w:t>
+      </w:r>
+      <w:proofErr w:type="gramStart"/>
+      <w:r>
+        <w:rPr>
+          <w:spacing w:val="0"/>
+        </w:rPr>
+        <w:t>不</w:t>
+      </w:r>
+      <w:proofErr w:type="gramEnd"/>
+      <w:r>
+        <w:rPr>
+          <w:spacing w:val="0"/>
+        </w:rPr>
+        <w:t>公告底價。</w:t>
       </w:r>
     </w:p>
     <w:p>
@@ -12065,7 +14829,23 @@
           <w:rFonts w:hint="eastAsia"/>
           <w:spacing w:val="0"/>
         </w:rPr>
-        <w:t>採購法施行細則第64條之2採評分及格最低標</w:t>
+        <w:t>採購法施行細則第64條之2</w:t>
+      </w:r>
+      <w:proofErr w:type="gramStart"/>
+      <w:r>
+        <w:rPr>
+          <w:rFonts w:hint="eastAsia"/>
+          <w:spacing w:val="0"/>
+        </w:rPr>
+        <w:t>採</w:t>
+      </w:r>
+      <w:proofErr w:type="gramEnd"/>
+      <w:r>
+        <w:rPr>
+          <w:rFonts w:hint="eastAsia"/>
+          <w:spacing w:val="0"/>
+        </w:rPr>
+        <w:t>評分及格最低標</w:t>
       </w:r>
       <w:r>
         <w:rPr>
@@ -12168,7 +14948,21 @@
         <w:rPr>
           <w:spacing w:val="0"/>
         </w:rPr>
-        <w:t>（2-2）依採購法第22條第1項□第9款；□第10款；□第11款；□第14款準用最有利標。</w:t>
+        <w:t>（2-2）依採購法第22條第1項□第9款；□第10款；□第11款；□第14款</w:t>
+      </w:r>
+      <w:proofErr w:type="gramStart"/>
+      <w:r>
+        <w:rPr>
+          <w:spacing w:val="0"/>
+        </w:rPr>
+        <w:t>準</w:t>
+      </w:r>
+      <w:proofErr w:type="gramEnd"/>
+      <w:r>
+        <w:rPr>
+          <w:spacing w:val="0"/>
+        </w:rPr>
+        <w:t>用最有利標。</w:t>
       </w:r>
     </w:p>
     <w:p>
@@ -12215,7 +15009,39 @@
           <w:rFonts w:hint="eastAsia"/>
           <w:spacing w:val="0"/>
         </w:rPr>
-        <w:t>達一定分數或序位之未得標廠商，發給一定金額之獎勵金(由機關敘明一定分數或序位及其相對應之獎勵金)</w:t>
+        <w:t>達一定</w:t>
+      </w:r>
+      <w:proofErr w:type="gramStart"/>
+      <w:r>
+        <w:rPr>
+          <w:rFonts w:hint="eastAsia"/>
+          <w:spacing w:val="0"/>
+        </w:rPr>
+        <w:t>分數或序位</w:t>
+      </w:r>
+      <w:proofErr w:type="gramEnd"/>
+      <w:r>
+        <w:rPr>
+          <w:rFonts w:hint="eastAsia"/>
+          <w:spacing w:val="0"/>
+        </w:rPr>
+        <w:t>之未得標廠商，發給一定金額之獎勵金(由機關敘明一定</w:t>
+      </w:r>
+      <w:proofErr w:type="gramStart"/>
+      <w:r>
+        <w:rPr>
+          <w:rFonts w:hint="eastAsia"/>
+          <w:spacing w:val="0"/>
+        </w:rPr>
+        <w:t>分數或序位</w:t>
+      </w:r>
+      <w:proofErr w:type="gramEnd"/>
+      <w:r>
+        <w:rPr>
+          <w:rFonts w:hint="eastAsia"/>
+          <w:spacing w:val="0"/>
+        </w:rPr>
+        <w:t>及其相對應之獎勵金)</w:t>
       </w:r>
     </w:p>
     <w:p>
@@ -12405,7 +15231,21 @@
         <w:rPr>
           <w:spacing w:val="0"/>
         </w:rPr>
-        <w:t>本採購採：</w:t>
+        <w:t>本採購</w:t>
+      </w:r>
+      <w:proofErr w:type="gramStart"/>
+      <w:r>
+        <w:rPr>
+          <w:spacing w:val="0"/>
+        </w:rPr>
+        <w:t>採</w:t>
+      </w:r>
+      <w:proofErr w:type="gramEnd"/>
+      <w:r>
+        <w:rPr>
+          <w:spacing w:val="0"/>
+        </w:rPr>
+        <w:t>：</w:t>
       </w:r>
     </w:p>
     <w:p>
@@ -12461,7 +15301,21 @@
         <w:rPr>
           <w:spacing w:val="0"/>
         </w:rPr>
-        <w:t>(2)複數決標，保留採購項目或數量選擇之組合權利  (項目或數量選擇之組合方式如附件。例如得由廠商分項報價之項目，或依不同數量報價之項目及數量之上、下限；投標廠商得標項目或數量之限制、開標順序、願比照得標廠商之價格者得併列為得標廠商、決標廠商家數上限等)。</w:t>
+        <w:t>(2)複數決標，保留採購項目或數量選擇之組合權利  (項目或數量選擇之組合方式如附件。例如得由廠商分項報價之項目，或依不同數量報價之項目及數量之上、下限；投標廠商得標項目或數量之限制、開標順序、願比照得標廠商之價格者得</w:t>
+      </w:r>
+      <w:proofErr w:type="gramStart"/>
+      <w:r>
+        <w:rPr>
+          <w:spacing w:val="0"/>
+        </w:rPr>
+        <w:t>併</w:t>
+      </w:r>
+      <w:proofErr w:type="gramEnd"/>
+      <w:r>
+        <w:rPr>
+          <w:spacing w:val="0"/>
+        </w:rPr>
+        <w:t>列為得標廠商、決標廠商家數上限等)。</w:t>
       </w:r>
     </w:p>
     <w:p>
@@ -12547,8 +15401,16 @@
         <w:rPr>
           <w:spacing w:val="0"/>
         </w:rPr>
-        <w:t>，得先辦理保留決標，俟</w:t>
-      </w:r>
+        <w:t>，得先辦理保留決標，</w:t>
+      </w:r>
+      <w:proofErr w:type="gramStart"/>
+      <w:r>
+        <w:rPr>
+          <w:spacing w:val="0"/>
+        </w:rPr>
+        <w:t>俟</w:t>
+      </w:r>
+      <w:proofErr w:type="gramEnd"/>
       <w:r>
         <w:rPr>
           <w:rFonts w:hint="eastAsia"/>
@@ -12556,11 +15418,19 @@
         </w:rPr>
         <w:t>核定</w:t>
       </w:r>
-      <w:r>
-        <w:rPr>
-          <w:spacing w:val="0"/>
-        </w:rPr>
-        <w:t>後始決標生效。</w:t>
+      <w:proofErr w:type="gramStart"/>
+      <w:r>
+        <w:rPr>
+          <w:spacing w:val="0"/>
+        </w:rPr>
+        <w:t>後始決標</w:t>
+      </w:r>
+      <w:proofErr w:type="gramEnd"/>
+      <w:r>
+        <w:rPr>
+          <w:spacing w:val="0"/>
+        </w:rPr>
+        <w:t>生效。</w:t>
       </w:r>
     </w:p>
     <w:p>
@@ -12821,11 +15691,35 @@
         <w:sym w:font="Wingdings" w:char="F0A8"/>
       </w:r>
       <w:r>
-        <w:t>(3)屬勞動派遣（指派遣事業單位指派所僱用之勞工至機關提供勞務，接受各該機關指揮監督管理之行為）：派遣勞工（指受派遣事業單位僱用，並向各機關提供勞務者）之薪資（內含勞工依法自行負擔之勞保、健保、就業保險費用）與廠商應負擔之勞保、健保、就業保險費用、積欠工資墊償基金提繳費及勞工退休金等費用，採固定金額支付，不列入報價範圍。廠商僅需就管理費用（含利潤、相關稅捐及管理所需一切費用等）報價。決標後，廠商報價與前述固定金額合計為契約總價，詳如附件報價明細表【註：報價明細表範例如附件，機關於招</w:t>
+        <w:t>(3)屬勞動派遣（指派遣事業單位指派所僱用之勞工至機關提供勞務，接受各該機關指揮監督管理之行為）：派遣勞工（指受派遣事業單位僱用，並向各機關提供勞務者）之薪資（內含勞工依法自行負擔之勞保、健保、就業保險費用）與廠商應負擔之勞保、健保、就業保險費用、積欠工資墊償基金提繳費及勞工退休金等費用，</w:t>
+      </w:r>
+      <w:proofErr w:type="gramStart"/>
+      <w:r>
+        <w:t>採</w:t>
+      </w:r>
+      <w:proofErr w:type="gramEnd"/>
+      <w:r>
+        <w:t>固定金額支付，不列入報價範圍。廠商僅需就管理費用（含利潤、相關稅捐及管理所需一切費用等）報價。決標後，廠商報價與前述固定金額合計為契約總價，詳如附件報價明細表</w:t>
+      </w:r>
+      <w:proofErr w:type="gramStart"/>
+      <w:r>
+        <w:t>【註</w:t>
+      </w:r>
+      <w:proofErr w:type="gramEnd"/>
+      <w:r>
+        <w:t>：報價明細表範例如附件，機關於招</w:t>
       </w:r>
       <w:r>
         <w:lastRenderedPageBreak/>
-        <w:t>標時依案件性質參酌調整後附於投標須知。派遣勞工之加班費及差旅費，不含於契約價金，如發生此等費用，其計算方式依勞動法令規定另行支付】。</w:t>
+        <w:t>標時依案件性質參酌調整後附於投標須知。派遣勞工之加班費及差旅費，不含於契約價金，如發生此等費用，其計算方式依勞動法令規定另行支付</w:t>
+      </w:r>
+      <w:proofErr w:type="gramStart"/>
+      <w:r>
+        <w:t>】</w:t>
+      </w:r>
+      <w:proofErr w:type="gramEnd"/>
+      <w:r>
+        <w:t>。</w:t>
       </w:r>
     </w:p>
     <w:p>
@@ -12846,7 +15740,21 @@
         <w:rPr>
           <w:spacing w:val="0"/>
         </w:rPr>
-        <w:t>無法決標時是否得依採購法第56條規定採行協商措施：</w:t>
+        <w:t>無法決標時是否得依採購法第56條規定</w:t>
+      </w:r>
+      <w:proofErr w:type="gramStart"/>
+      <w:r>
+        <w:rPr>
+          <w:spacing w:val="0"/>
+        </w:rPr>
+        <w:t>採</w:t>
+      </w:r>
+      <w:proofErr w:type="gramEnd"/>
+      <w:r>
+        <w:rPr>
+          <w:spacing w:val="0"/>
+        </w:rPr>
+        <w:t>行協商措施：</w:t>
       </w:r>
     </w:p>
     <w:p>
@@ -12860,7 +15768,15 @@
         <w:sym w:font="Wingdings" w:char="F0A8"/>
       </w:r>
       <w:r>
-        <w:t>(1)是；採行協商措施得更改之項目（請敘明）：</w:t>
+        <w:t>(1)是；</w:t>
+      </w:r>
+      <w:proofErr w:type="gramStart"/>
+      <w:r>
+        <w:t>採</w:t>
+      </w:r>
+      <w:proofErr w:type="gramEnd"/>
+      <w:r>
+        <w:t>行協商措施得更改之項目（請敘明）：</w:t>
       </w:r>
     </w:p>
     <w:p>
@@ -12899,7 +15815,35 @@
         <w:rPr>
           <w:spacing w:val="0"/>
         </w:rPr>
-        <w:t>本採購保留未來向得標廠商增購之權利，擬增購之項目及內容(請載明擴充之金額、數量或期間上限，並應將預估選購或擴充項目所需金額計入採購金額。未保留增購權利者免填)：</w:t>
+        <w:t>本採購保留未來向得標廠商增購之權利，擬增購之項目及內容(</w:t>
+      </w:r>
+      <w:proofErr w:type="gramStart"/>
+      <w:r>
+        <w:rPr>
+          <w:spacing w:val="0"/>
+        </w:rPr>
+        <w:t>請載明</w:t>
+      </w:r>
+      <w:proofErr w:type="gramEnd"/>
+      <w:r>
+        <w:rPr>
+          <w:spacing w:val="0"/>
+        </w:rPr>
+        <w:t>擴充之金額、數量或期間上限，並應將預估選購或擴充項目所需金額計入採購金額。未保留增購權利</w:t>
+      </w:r>
+      <w:proofErr w:type="gramStart"/>
+      <w:r>
+        <w:rPr>
+          <w:spacing w:val="0"/>
+        </w:rPr>
+        <w:t>者免填</w:t>
+      </w:r>
+      <w:proofErr w:type="gramEnd"/>
+      <w:r>
+        <w:rPr>
+          <w:spacing w:val="0"/>
+        </w:rPr>
+        <w:t>)：</w:t>
       </w:r>
     </w:p>
     <w:p>
@@ -12922,7 +15866,43 @@
           <w:color w:val="FF0000"/>
           <w:spacing w:val="0"/>
         </w:rPr>
-        <w:t>後續擴充金額為本契約價金50%，依原契約條件及價金續約核算付款，擴充期間至%%年度%%年11月30日止，以先屆滿者為準，得以換文方式辦理。</w:t>
+        <w:t>後續擴充金額為本契約價金50%，依原契約</w:t>
+      </w:r>
+      <w:proofErr w:type="gramStart"/>
+      <w:r>
+        <w:rPr>
+          <w:rFonts w:hint="eastAsia"/>
+          <w:color w:val="FF0000"/>
+          <w:spacing w:val="0"/>
+        </w:rPr>
+        <w:t>條件及價金</w:t>
+      </w:r>
+      <w:proofErr w:type="gramEnd"/>
+      <w:r>
+        <w:rPr>
+          <w:rFonts w:hint="eastAsia"/>
+          <w:color w:val="FF0000"/>
+          <w:spacing w:val="0"/>
+        </w:rPr>
+        <w:t>續約核算付款，擴充期間至%%年度%%年11月30日止，以先屆滿者為</w:t>
+      </w:r>
+      <w:proofErr w:type="gramStart"/>
+      <w:r>
+        <w:rPr>
+          <w:rFonts w:hint="eastAsia"/>
+          <w:color w:val="FF0000"/>
+          <w:spacing w:val="0"/>
+        </w:rPr>
+        <w:t>準</w:t>
+      </w:r>
+      <w:proofErr w:type="gramEnd"/>
+      <w:r>
+        <w:rPr>
+          <w:rFonts w:hint="eastAsia"/>
+          <w:color w:val="FF0000"/>
+          <w:spacing w:val="0"/>
+        </w:rPr>
+        <w:t>，得以換文方式辦理。</w:t>
       </w:r>
     </w:p>
     <w:p>
@@ -13209,7 +16189,21 @@
         <w:rPr>
           <w:spacing w:val="0"/>
         </w:rPr>
-        <w:t>投標廠商之基本資格及應附具之證明文件如下(如允許依法令免申請核發本項基本資格證明文件之廠商參與投標，一併載明該等廠商免繳驗之證明文件</w:t>
+        <w:t>投標廠商之基本資格及應附具之證明文件如下(如允許</w:t>
+      </w:r>
+      <w:proofErr w:type="gramStart"/>
+      <w:r>
+        <w:rPr>
+          <w:spacing w:val="0"/>
+        </w:rPr>
+        <w:t>依法令免申請</w:t>
+      </w:r>
+      <w:proofErr w:type="gramEnd"/>
+      <w:r>
+        <w:rPr>
+          <w:spacing w:val="0"/>
+        </w:rPr>
+        <w:t>核發本項基本資格證明文件之廠商參與投標，一併載明該等廠商免繳驗之證明文件</w:t>
       </w:r>
       <w:r>
         <w:rPr>
@@ -13266,7 +16260,23 @@
           <w:rFonts w:ascii="標楷體" w:hAnsi="標楷體" w:hint="eastAsia"/>
           <w:szCs w:val="28"/>
         </w:rPr>
-        <w:t>與招標標的有關者：</w:t>
+        <w:t>與招標</w:t>
+      </w:r>
+      <w:proofErr w:type="gramStart"/>
+      <w:r>
+        <w:rPr>
+          <w:rFonts w:ascii="標楷體" w:hAnsi="標楷體" w:hint="eastAsia"/>
+          <w:szCs w:val="28"/>
+        </w:rPr>
+        <w:t>標</w:t>
+      </w:r>
+      <w:proofErr w:type="gramEnd"/>
+      <w:r>
+        <w:rPr>
+          <w:rFonts w:ascii="標楷體" w:hAnsi="標楷體" w:hint="eastAsia"/>
+          <w:szCs w:val="28"/>
+        </w:rPr>
+        <w:t>的有關者：</w:t>
       </w:r>
     </w:p>
     <w:p>
@@ -13300,12 +16310,30 @@
           <w:szCs w:val="28"/>
           <w:u w:val="single"/>
         </w:rPr>
-        <w:t xml:space="preserve">  僅須任一項符合  </w:t>
-      </w:r>
+        <w:t xml:space="preserve">  </w:t>
+      </w:r>
+      <w:proofErr w:type="gramStart"/>
       <w:r>
         <w:rPr>
           <w:rFonts w:ascii="標楷體" w:hAnsi="標楷體" w:hint="eastAsia"/>
           <w:szCs w:val="28"/>
+          <w:u w:val="single"/>
+        </w:rPr>
+        <w:t>僅須任一項</w:t>
+      </w:r>
+      <w:proofErr w:type="gramEnd"/>
+      <w:r>
+        <w:rPr>
+          <w:rFonts w:ascii="標楷體" w:hAnsi="標楷體" w:hint="eastAsia"/>
+          <w:szCs w:val="28"/>
+          <w:u w:val="single"/>
+        </w:rPr>
+        <w:t xml:space="preserve">符合  </w:t>
+      </w:r>
+      <w:r>
+        <w:rPr>
+          <w:rFonts w:ascii="標楷體" w:hAnsi="標楷體" w:hint="eastAsia"/>
+          <w:szCs w:val="28"/>
         </w:rPr>
         <w:t>。(機關應依標的特質、需求勾選，並得複選</w:t>
       </w:r>
@@ -13321,7 +16349,39 @@
           <w:rFonts w:ascii="標楷體" w:hAnsi="標楷體" w:hint="eastAsia"/>
           <w:szCs w:val="28"/>
         </w:rPr>
-        <w:t>且應於本目載明投標廠商須同時符合、部分符合或僅須任一項符合之情形)</w:t>
+        <w:t>且應於</w:t>
+      </w:r>
+      <w:proofErr w:type="gramStart"/>
+      <w:r>
+        <w:rPr>
+          <w:rFonts w:ascii="標楷體" w:hAnsi="標楷體" w:hint="eastAsia"/>
+          <w:szCs w:val="28"/>
+        </w:rPr>
+        <w:t>本目載</w:t>
+      </w:r>
+      <w:proofErr w:type="gramEnd"/>
+      <w:r>
+        <w:rPr>
+          <w:rFonts w:ascii="標楷體" w:hAnsi="標楷體" w:hint="eastAsia"/>
+          <w:szCs w:val="28"/>
+        </w:rPr>
+        <w:t>明投標廠商須同時符合、部分符合或</w:t>
+      </w:r>
+      <w:proofErr w:type="gramStart"/>
+      <w:r>
+        <w:rPr>
+          <w:rFonts w:ascii="標楷體" w:hAnsi="標楷體" w:hint="eastAsia"/>
+          <w:szCs w:val="28"/>
+        </w:rPr>
+        <w:t>僅須任一項</w:t>
+      </w:r>
+      <w:proofErr w:type="gramEnd"/>
+      <w:r>
+        <w:rPr>
+          <w:rFonts w:ascii="標楷體" w:hAnsi="標楷體" w:hint="eastAsia"/>
+          <w:szCs w:val="28"/>
+        </w:rPr>
+        <w:t>符合之情形)</w:t>
       </w:r>
     </w:p>
     <w:p>
@@ -13369,11 +16429,19 @@
         </w:rPr>
         <w:t>1)設立於雲林縣或</w:t>
       </w:r>
-      <w:r>
-        <w:rPr>
-          <w:szCs w:val="28"/>
-        </w:rPr>
-        <w:t>或毗鄰縣市</w:t>
+      <w:proofErr w:type="gramStart"/>
+      <w:r>
+        <w:rPr>
+          <w:szCs w:val="28"/>
+        </w:rPr>
+        <w:t>或</w:t>
+      </w:r>
+      <w:proofErr w:type="gramEnd"/>
+      <w:r>
+        <w:rPr>
+          <w:szCs w:val="28"/>
+        </w:rPr>
+        <w:t>毗鄰縣市</w:t>
       </w:r>
       <w:r>
         <w:rPr>
@@ -13847,8 +16915,49 @@
           <w:rFonts w:ascii="標楷體" w:hAnsi="標楷體"/>
           <w:szCs w:val="28"/>
         </w:rPr>
-        <w:t>或列印「全國商工行政服務入口網」（網址：http：//gcis.nat.gov.tw/index.jsp)商工登記資料之公司登記資料查詢網站之「公司基本資料」均屬之</w:t>
-      </w:r>
+        <w:t>或列印「全國商工行政服務入口網」</w:t>
+      </w:r>
+      <w:proofErr w:type="gramStart"/>
+      <w:r>
+        <w:rPr>
+          <w:rFonts w:ascii="標楷體" w:hAnsi="標楷體"/>
+          <w:szCs w:val="28"/>
+        </w:rPr>
+        <w:t>（</w:t>
+      </w:r>
+      <w:proofErr w:type="gramEnd"/>
+      <w:r>
+        <w:rPr>
+          <w:rFonts w:ascii="標楷體" w:hAnsi="標楷體"/>
+          <w:szCs w:val="28"/>
+        </w:rPr>
+        <w:t>網址：http：//gcis.nat.gov.tw/</w:t>
+      </w:r>
+      <w:proofErr w:type="spellStart"/>
+      <w:r>
+        <w:rPr>
+          <w:rFonts w:ascii="標楷體" w:hAnsi="標楷體"/>
+          <w:szCs w:val="28"/>
+        </w:rPr>
+        <w:t>index.jsp</w:t>
+      </w:r>
+      <w:proofErr w:type="spellEnd"/>
+      <w:r>
+        <w:rPr>
+          <w:rFonts w:ascii="標楷體" w:hAnsi="標楷體"/>
+          <w:szCs w:val="28"/>
+        </w:rPr>
+        <w:t>)商工登記資料之公司登記資料查詢網站之「公司基本資料」</w:t>
+      </w:r>
+      <w:proofErr w:type="gramStart"/>
+      <w:r>
+        <w:rPr>
+          <w:rFonts w:ascii="標楷體" w:hAnsi="標楷體"/>
+          <w:szCs w:val="28"/>
+        </w:rPr>
+        <w:t>均屬之</w:t>
+      </w:r>
+      <w:proofErr w:type="gramEnd"/>
       <w:r>
         <w:rPr>
           <w:rFonts w:ascii="標楷體" w:hAnsi="標楷體" w:hint="eastAsia"/>
@@ -13875,8 +16984,49 @@
           <w:rFonts w:ascii="標楷體" w:hAnsi="標楷體"/>
           <w:szCs w:val="28"/>
         </w:rPr>
-        <w:t>或列印「全國商工行政服務入口網」（網址：http：//gcis.nat.gov.tw/index.jsp)商工登記資料之商業登記資料查詢網站之「商業登記基本資料」均屬之</w:t>
-      </w:r>
+        <w:t>或列印「全國商工行政服務入口網」</w:t>
+      </w:r>
+      <w:proofErr w:type="gramStart"/>
+      <w:r>
+        <w:rPr>
+          <w:rFonts w:ascii="標楷體" w:hAnsi="標楷體"/>
+          <w:szCs w:val="28"/>
+        </w:rPr>
+        <w:t>（</w:t>
+      </w:r>
+      <w:proofErr w:type="gramEnd"/>
+      <w:r>
+        <w:rPr>
+          <w:rFonts w:ascii="標楷體" w:hAnsi="標楷體"/>
+          <w:szCs w:val="28"/>
+        </w:rPr>
+        <w:t>網址：http：//gcis.nat.gov.tw/</w:t>
+      </w:r>
+      <w:proofErr w:type="spellStart"/>
+      <w:r>
+        <w:rPr>
+          <w:rFonts w:ascii="標楷體" w:hAnsi="標楷體"/>
+          <w:szCs w:val="28"/>
+        </w:rPr>
+        <w:t>index.jsp</w:t>
+      </w:r>
+      <w:proofErr w:type="spellEnd"/>
+      <w:r>
+        <w:rPr>
+          <w:rFonts w:ascii="標楷體" w:hAnsi="標楷體"/>
+          <w:szCs w:val="28"/>
+        </w:rPr>
+        <w:t>)商工登記資料之商業登記資料查詢網站之「商業登記基本資料」</w:t>
+      </w:r>
+      <w:proofErr w:type="gramStart"/>
+      <w:r>
+        <w:rPr>
+          <w:rFonts w:ascii="標楷體" w:hAnsi="標楷體"/>
+          <w:szCs w:val="28"/>
+        </w:rPr>
+        <w:t>均屬之</w:t>
+      </w:r>
+      <w:proofErr w:type="gramEnd"/>
       <w:r>
         <w:rPr>
           <w:rFonts w:ascii="標楷體" w:hAnsi="標楷體" w:hint="eastAsia"/>
@@ -13902,21 +17052,53 @@
           <w:rFonts w:ascii="標楷體" w:hAnsi="標楷體" w:hint="eastAsia"/>
           <w:szCs w:val="28"/>
         </w:rPr>
-        <w:t>□營業項目代碼、營業項目：______________(該特定營業項目非屬許可業務者，廠商所營事業之登記，如載明</w:t>
+        <w:t>□營業項目代碼、營業項目：______________(該特定營業項目非屬許可業務者，廠商所營事業之登記，如</w:t>
+      </w:r>
+      <w:proofErr w:type="gramStart"/>
+      <w:r>
+        <w:rPr>
+          <w:rFonts w:ascii="標楷體" w:hAnsi="標楷體" w:hint="eastAsia"/>
+          <w:szCs w:val="28"/>
+        </w:rPr>
+        <w:t>載明</w:t>
       </w:r>
       <w:r>
         <w:rPr>
           <w:rFonts w:ascii="標楷體" w:hAnsi="標楷體"/>
           <w:szCs w:val="28"/>
         </w:rPr>
-        <w:t>除許可業務外，得經營法令非禁止或限制之業務者，</w:t>
+        <w:t>除許可</w:t>
+      </w:r>
+      <w:proofErr w:type="gramEnd"/>
+      <w:r>
+        <w:rPr>
+          <w:rFonts w:ascii="標楷體" w:hAnsi="標楷體"/>
+          <w:szCs w:val="28"/>
+        </w:rPr>
+        <w:t>業務外，得經營法令非禁止或限制之業務者，</w:t>
       </w:r>
       <w:r>
         <w:rPr>
           <w:rFonts w:ascii="標楷體" w:hAnsi="標楷體" w:hint="eastAsia"/>
           <w:szCs w:val="28"/>
         </w:rPr>
-        <w:t>視為包括該特定營業項目。)，廠商得於投標前至經濟部商業司建置之『全國商工行政服務入口網』(</w:t>
+        <w:t>視為包括該特定營業項目。</w:t>
+      </w:r>
+      <w:proofErr w:type="gramStart"/>
+      <w:r>
+        <w:rPr>
+          <w:rFonts w:ascii="標楷體" w:hAnsi="標楷體" w:hint="eastAsia"/>
+          <w:szCs w:val="28"/>
+        </w:rPr>
+        <w:t>)，</w:t>
+      </w:r>
+      <w:proofErr w:type="gramEnd"/>
+      <w:r>
+        <w:rPr>
+          <w:rFonts w:ascii="標楷體" w:hAnsi="標楷體" w:hint="eastAsia"/>
+          <w:szCs w:val="28"/>
+        </w:rPr>
+        <w:t>廠商得於投標前至經濟部商業司建置之『全國商工行政服務入口網』(</w:t>
       </w:r>
       <w:r>
         <w:rPr>
@@ -13960,13 +17142,23 @@
           <w:szCs w:val="28"/>
         </w:rPr>
       </w:pPr>
+      <w:proofErr w:type="gramStart"/>
       <w:r>
         <w:rPr>
           <w:rFonts w:ascii="標楷體" w:hAnsi="標楷體" w:hint="eastAsia"/>
           <w:szCs w:val="28"/>
         </w:rPr>
-        <w:t>（註：營利事業登記證自98年4月13日起不再作為證明文件</w:t>
-      </w:r>
+        <w:t>（註</w:t>
+      </w:r>
+      <w:proofErr w:type="gramEnd"/>
+      <w:r>
+        <w:rPr>
+          <w:rFonts w:ascii="標楷體" w:hAnsi="標楷體" w:hint="eastAsia"/>
+          <w:szCs w:val="28"/>
+        </w:rPr>
+        <w:t>：營利事業登記證自98年4月13日起不再作為證明文件</w:t>
+      </w:r>
+      <w:proofErr w:type="gramStart"/>
       <w:r>
         <w:rPr>
           <w:rFonts w:ascii="標楷體" w:hAnsi="標楷體"/>
@@ -13974,6 +17166,7 @@
         </w:rPr>
         <w:t>）</w:t>
       </w:r>
+      <w:proofErr w:type="gramEnd"/>
     </w:p>
     <w:p>
       <w:pPr>
@@ -13992,7 +17185,23 @@
           <w:rFonts w:ascii="標楷體" w:hAnsi="標楷體" w:hint="eastAsia"/>
           <w:szCs w:val="28"/>
         </w:rPr>
-        <w:t xml:space="preserve">          b.其他證明文件：＿＿＿＿＿＿＿＿＿＿＿。</w:t>
+        <w:t xml:space="preserve">          b.其他證明文件：</w:t>
+      </w:r>
+      <w:proofErr w:type="gramStart"/>
+      <w:r>
+        <w:rPr>
+          <w:rFonts w:ascii="標楷體" w:hAnsi="標楷體" w:hint="eastAsia"/>
+          <w:szCs w:val="28"/>
+        </w:rPr>
+        <w:t>＿＿＿＿＿＿＿＿＿＿＿</w:t>
+      </w:r>
+      <w:proofErr w:type="gramEnd"/>
+      <w:r>
+        <w:rPr>
+          <w:rFonts w:ascii="標楷體" w:hAnsi="標楷體" w:hint="eastAsia"/>
+          <w:szCs w:val="28"/>
+        </w:rPr>
+        <w:t>。</w:t>
       </w:r>
     </w:p>
     <w:p>
@@ -14036,7 +17245,55 @@
           <w:rFonts w:ascii="標楷體" w:hAnsi="標楷體" w:hint="eastAsia"/>
           <w:szCs w:val="28"/>
         </w:rPr>
-        <w:t xml:space="preserve">       營業稅繳稅證明：為營業稅繳款書收據聯或主管稽徵機關核章之最近1期營業人銷售額與稅額申報書收執聯。廠商不及提出最近1期證明者，得以前1期之納稅證明代之。新設立且未屆第1期營業稅繳納期限者，得以營業稅主管稽徵機關核發之核准設立登記公函代之；經核定使用統一發者，應一併檢附申領統一發票購票證相關文件。營業税或所得稅之納稅證明，得以與上開最近一期或前一期證明相同期間內主管稽徵機關核發之無違章欠稅之查復表代之。（本項適用於依營業稅法須報繳營業稅者之情形）</w:t>
+        <w:t xml:space="preserve">       營業稅繳稅證明：為營業稅繳款書收據聯或主管</w:t>
+      </w:r>
+      <w:proofErr w:type="gramStart"/>
+      <w:r>
+        <w:rPr>
+          <w:rFonts w:ascii="標楷體" w:hAnsi="標楷體" w:hint="eastAsia"/>
+          <w:szCs w:val="28"/>
+        </w:rPr>
+        <w:t>稽</w:t>
+      </w:r>
+      <w:proofErr w:type="gramEnd"/>
+      <w:r>
+        <w:rPr>
+          <w:rFonts w:ascii="標楷體" w:hAnsi="標楷體" w:hint="eastAsia"/>
+          <w:szCs w:val="28"/>
+        </w:rPr>
+        <w:t>徵機關核章之最近1期營業人銷售額與稅額申報書收執聯。廠商不及提出最近1期證明者，得以前1期之納稅證明代之。新設立且未屆第1期營業稅繳納期限者，得以營業稅主管</w:t>
+      </w:r>
+      <w:proofErr w:type="gramStart"/>
+      <w:r>
+        <w:rPr>
+          <w:rFonts w:ascii="標楷體" w:hAnsi="標楷體" w:hint="eastAsia"/>
+          <w:szCs w:val="28"/>
+        </w:rPr>
+        <w:t>稽</w:t>
+      </w:r>
+      <w:proofErr w:type="gramEnd"/>
+      <w:r>
+        <w:rPr>
+          <w:rFonts w:ascii="標楷體" w:hAnsi="標楷體" w:hint="eastAsia"/>
+          <w:szCs w:val="28"/>
+        </w:rPr>
+        <w:t>徵機關核發之核准設立登記公函代之；經核定使用統一發者，應一併</w:t>
+      </w:r>
+      <w:proofErr w:type="gramStart"/>
+      <w:r>
+        <w:rPr>
+          <w:rFonts w:ascii="標楷體" w:hAnsi="標楷體" w:hint="eastAsia"/>
+          <w:szCs w:val="28"/>
+        </w:rPr>
+        <w:t>檢附申領</w:t>
+      </w:r>
+      <w:proofErr w:type="gramEnd"/>
+      <w:r>
+        <w:rPr>
+          <w:rFonts w:ascii="標楷體" w:hAnsi="標楷體" w:hint="eastAsia"/>
+          <w:szCs w:val="28"/>
+        </w:rPr>
+        <w:t>統一發票購票證相關文件。營業税或所得稅之納稅證明，得以與上開最近一期或前一期證明相同期間內主管稽徵機關核發之無違章欠稅之查復表代之。（本項適用於依營業稅法須報繳營業稅者之情形）</w:t>
       </w:r>
     </w:p>
     <w:p>
@@ -14085,7 +17342,23 @@
           <w:rFonts w:hint="eastAsia"/>
           <w:spacing w:val="0"/>
         </w:rPr>
-        <w:t>公告「具敏感性或國安(含資安)疑慮之業務範疇」之資訊服務採購，廠商不得為大陸地區廠商、第</w:t>
+        <w:t>公告「具敏感性或國安(</w:t>
+      </w:r>
+      <w:proofErr w:type="gramStart"/>
+      <w:r>
+        <w:rPr>
+          <w:rFonts w:hint="eastAsia"/>
+          <w:spacing w:val="0"/>
+        </w:rPr>
+        <w:t>含資安</w:t>
+      </w:r>
+      <w:proofErr w:type="gramEnd"/>
+      <w:r>
+        <w:rPr>
+          <w:rFonts w:hint="eastAsia"/>
+          <w:spacing w:val="0"/>
+        </w:rPr>
+        <w:t>)疑慮之業務範疇」之資訊服務採購，廠商不得為大陸地區廠商、第</w:t>
       </w:r>
       <w:r>
         <w:rPr>
@@ -14129,31 +17402,95 @@
           <w:spacing w:val="0"/>
           <w:u w:val="single"/>
         </w:rPr>
-        <w:t>；政府電子採購網（</w:t>
-      </w:r>
-      <w:hyperlink r:id="rId10" w:history="1">
-        <w:r>
-          <w:rPr>
-            <w:spacing w:val="0"/>
-            <w:u w:val="single"/>
-          </w:rPr>
-          <w:t>https://web.pcc.gov.tw</w:t>
-        </w:r>
-        <w:r>
-          <w:rPr>
-            <w:rFonts w:hint="eastAsia"/>
-            <w:spacing w:val="0"/>
-            <w:u w:val="single"/>
-          </w:rPr>
-          <w:t>）/相關連結/</w:t>
-        </w:r>
-      </w:hyperlink>
+        <w:t>；政府電子採購網</w:t>
+      </w:r>
+      <w:proofErr w:type="gramStart"/>
       <w:r>
         <w:rPr>
           <w:rFonts w:hint="eastAsia"/>
           <w:spacing w:val="0"/>
           <w:u w:val="single"/>
         </w:rPr>
+        <w:t>（</w:t>
+      </w:r>
+      <w:proofErr w:type="gramEnd"/>
+      <w:r>
+        <w:rPr>
+          <w:spacing w:val="0"/>
+          <w:u w:val="single"/>
+        </w:rPr>
+        <w:fldChar w:fldCharType="begin"/>
+      </w:r>
+      <w:r>
+        <w:rPr>
+          <w:spacing w:val="0"/>
+          <w:u w:val="single"/>
+        </w:rPr>
+        <w:instrText xml:space="preserve"> HYPERLINK "https://web.pcc.gov.tw</w:instrText>
+      </w:r>
+      <w:r>
+        <w:rPr>
+          <w:spacing w:val="0"/>
+          <w:u w:val="single"/>
+        </w:rPr>
+        <w:instrText>）</w:instrText>
+      </w:r>
+      <w:r>
+        <w:rPr>
+          <w:spacing w:val="0"/>
+          <w:u w:val="single"/>
+        </w:rPr>
+        <w:instrText>/</w:instrText>
+      </w:r>
+      <w:r>
+        <w:rPr>
+          <w:spacing w:val="0"/>
+          <w:u w:val="single"/>
+        </w:rPr>
+        <w:instrText>相關連結</w:instrText>
+      </w:r>
+      <w:r>
+        <w:rPr>
+          <w:spacing w:val="0"/>
+          <w:u w:val="single"/>
+        </w:rPr>
+        <w:instrText xml:space="preserve">/" </w:instrText>
+      </w:r>
+      <w:r>
+        <w:rPr>
+          <w:spacing w:val="0"/>
+          <w:u w:val="single"/>
+        </w:rPr>
+        <w:fldChar w:fldCharType="separate"/>
+      </w:r>
+      <w:r>
+        <w:rPr>
+          <w:spacing w:val="0"/>
+          <w:u w:val="single"/>
+        </w:rPr>
+        <w:t>https://web.pcc.gov.tw</w:t>
+      </w:r>
+      <w:r>
+        <w:rPr>
+          <w:rFonts w:hint="eastAsia"/>
+          <w:spacing w:val="0"/>
+          <w:u w:val="single"/>
+        </w:rPr>
+        <w:t>）/相關連結/</w:t>
+      </w:r>
+      <w:r>
+        <w:rPr>
+          <w:spacing w:val="0"/>
+          <w:u w:val="single"/>
+        </w:rPr>
+        <w:fldChar w:fldCharType="end"/>
+      </w:r>
+      <w:r>
+        <w:rPr>
+          <w:rFonts w:hint="eastAsia"/>
+          <w:spacing w:val="0"/>
+          <w:u w:val="single"/>
+        </w:rPr>
         <w:t>其他/</w:t>
       </w:r>
       <w:r>
@@ -14188,13 +17525,47 @@
         </w:rPr>
         <w:t>)。</w:t>
       </w:r>
-      <w:r>
-        <w:rPr>
-          <w:rFonts w:hint="eastAsia"/>
-          <w:spacing w:val="0"/>
-        </w:rPr>
-        <w:t>（註：適用條約或協定之採購案，如勾選本項者，請依GPA第3條規定，妥適考量本須知第16點之勾選）</w:t>
-      </w:r>
+      <w:proofErr w:type="gramStart"/>
+      <w:r>
+        <w:rPr>
+          <w:rFonts w:hint="eastAsia"/>
+          <w:spacing w:val="0"/>
+        </w:rPr>
+        <w:t>（註</w:t>
+      </w:r>
+      <w:proofErr w:type="gramEnd"/>
+      <w:r>
+        <w:rPr>
+          <w:rFonts w:hint="eastAsia"/>
+          <w:spacing w:val="0"/>
+        </w:rPr>
+        <w:t>：適用條約或協定之採購案，</w:t>
+      </w:r>
+      <w:proofErr w:type="gramStart"/>
+      <w:r>
+        <w:rPr>
+          <w:rFonts w:hint="eastAsia"/>
+          <w:spacing w:val="0"/>
+        </w:rPr>
+        <w:t>如勾選本</w:t>
+      </w:r>
+      <w:proofErr w:type="gramEnd"/>
+      <w:r>
+        <w:rPr>
+          <w:rFonts w:hint="eastAsia"/>
+          <w:spacing w:val="0"/>
+        </w:rPr>
+        <w:t>項者，請依GPA第3條規定，妥適考量本須知第16點之勾選</w:t>
+      </w:r>
+      <w:proofErr w:type="gramStart"/>
+      <w:r>
+        <w:rPr>
+          <w:rFonts w:hint="eastAsia"/>
+          <w:spacing w:val="0"/>
+        </w:rPr>
+        <w:t>）</w:t>
+      </w:r>
+      <w:proofErr w:type="gramEnd"/>
       <w:r>
         <w:rPr>
           <w:spacing w:val="0"/>
@@ -14223,8 +17594,65 @@
           <w:rFonts w:hint="eastAsia"/>
           <w:spacing w:val="0"/>
         </w:rPr>
-        <w:t>本採購內容涉及國家安全，不允許大陸地區廠商、第三地區含陸資成分廠商及在臺陸資廠商參與。（註：適用條約或協定之採購案，如勾選本項者，請依GPA第3條規定，妥適考量本須知第16點之勾選）</w:t>
-      </w:r>
+        <w:t>本採購內容涉及國家安全，不允許大陸地區廠商、第三地區含陸資成分廠商及在</w:t>
+      </w:r>
+      <w:proofErr w:type="gramStart"/>
+      <w:r>
+        <w:rPr>
+          <w:rFonts w:hint="eastAsia"/>
+          <w:spacing w:val="0"/>
+        </w:rPr>
+        <w:t>臺</w:t>
+      </w:r>
+      <w:proofErr w:type="gramEnd"/>
+      <w:r>
+        <w:rPr>
+          <w:rFonts w:hint="eastAsia"/>
+          <w:spacing w:val="0"/>
+        </w:rPr>
+        <w:t>陸資廠商參與。</w:t>
+      </w:r>
+      <w:proofErr w:type="gramStart"/>
+      <w:r>
+        <w:rPr>
+          <w:rFonts w:hint="eastAsia"/>
+          <w:spacing w:val="0"/>
+        </w:rPr>
+        <w:t>（註</w:t>
+      </w:r>
+      <w:proofErr w:type="gramEnd"/>
+      <w:r>
+        <w:rPr>
+          <w:rFonts w:hint="eastAsia"/>
+          <w:spacing w:val="0"/>
+        </w:rPr>
+        <w:t>：適用條約或協定之採購案，</w:t>
+      </w:r>
+      <w:proofErr w:type="gramStart"/>
+      <w:r>
+        <w:rPr>
+          <w:rFonts w:hint="eastAsia"/>
+          <w:spacing w:val="0"/>
+        </w:rPr>
+        <w:t>如勾選本</w:t>
+      </w:r>
+      <w:proofErr w:type="gramEnd"/>
+      <w:r>
+        <w:rPr>
+          <w:rFonts w:hint="eastAsia"/>
+          <w:spacing w:val="0"/>
+        </w:rPr>
+        <w:t>項者，請依GPA第3條規定，妥適考量本須知第16點之勾選</w:t>
+      </w:r>
+      <w:proofErr w:type="gramStart"/>
+      <w:r>
+        <w:rPr>
+          <w:rFonts w:hint="eastAsia"/>
+          <w:spacing w:val="0"/>
+        </w:rPr>
+        <w:t>）</w:t>
+      </w:r>
+      <w:proofErr w:type="gramEnd"/>
     </w:p>
     <w:p>
       <w:pPr>
@@ -14374,7 +17802,21 @@
         <w:rPr>
           <w:spacing w:val="0"/>
         </w:rPr>
-        <w:t>投標廠商之標價有下列情形之一為投標文件內容不符合招標文件之規定：(預算或底價未公告者免填)</w:t>
+        <w:t>投標廠商之標價有下列情形之一為投標文件內容不符合招標文件之規定：(預算或底價未公告</w:t>
+      </w:r>
+      <w:proofErr w:type="gramStart"/>
+      <w:r>
+        <w:rPr>
+          <w:spacing w:val="0"/>
+        </w:rPr>
+        <w:t>者免填</w:t>
+      </w:r>
+      <w:proofErr w:type="gramEnd"/>
+      <w:r>
+        <w:rPr>
+          <w:spacing w:val="0"/>
+        </w:rPr>
+        <w:t>)</w:t>
       </w:r>
     </w:p>
     <w:p>
@@ -14451,7 +17893,21 @@
         <w:rPr>
           <w:spacing w:val="0"/>
         </w:rPr>
-        <w:t>機關辦理採購有下列情形之一者，得依採購法第50條第1項第5</w:t>
+        <w:t>機關辦理採購有下列情形之</w:t>
+      </w:r>
+      <w:proofErr w:type="gramStart"/>
+      <w:r>
+        <w:rPr>
+          <w:spacing w:val="0"/>
+        </w:rPr>
+        <w:t>一</w:t>
+      </w:r>
+      <w:proofErr w:type="gramEnd"/>
+      <w:r>
+        <w:rPr>
+          <w:spacing w:val="0"/>
+        </w:rPr>
+        <w:t>者，得依採購法第50條第1項第5</w:t>
       </w:r>
       <w:r>
         <w:rPr>
@@ -14486,7 +17942,21 @@
         <w:rPr>
           <w:spacing w:val="0"/>
         </w:rPr>
-        <w:t>一、投標文件內容由同一人或同一廠商繕寫或備具者。</w:t>
+        <w:t>一、投標文件內容由同一人或同一廠商繕寫或</w:t>
+      </w:r>
+      <w:proofErr w:type="gramStart"/>
+      <w:r>
+        <w:rPr>
+          <w:spacing w:val="0"/>
+        </w:rPr>
+        <w:t>備具者</w:t>
+      </w:r>
+      <w:proofErr w:type="gramEnd"/>
+      <w:r>
+        <w:rPr>
+          <w:spacing w:val="0"/>
+        </w:rPr>
+        <w:t>。</w:t>
       </w:r>
     </w:p>
     <w:p>
@@ -14520,7 +17990,21 @@
         <w:rPr>
           <w:spacing w:val="0"/>
         </w:rPr>
-        <w:t>三、投標標封或通知機關信函號碼連號，顯係同一人或同一廠商所為者。</w:t>
+        <w:t>三、投標</w:t>
+      </w:r>
+      <w:proofErr w:type="gramStart"/>
+      <w:r>
+        <w:rPr>
+          <w:spacing w:val="0"/>
+        </w:rPr>
+        <w:t>標</w:t>
+      </w:r>
+      <w:proofErr w:type="gramEnd"/>
+      <w:r>
+        <w:rPr>
+          <w:spacing w:val="0"/>
+        </w:rPr>
+        <w:t>封或通知機關信函號碼連號，顯係同一人或同一廠商所為者。</w:t>
       </w:r>
     </w:p>
     <w:p>
@@ -14594,7 +18078,21 @@
         <w:rPr>
           <w:spacing w:val="0"/>
         </w:rPr>
-        <w:t>家以上廠商有下列情形之一，致僅餘1家廠商符合招標文件規定者，得依</w:t>
+        <w:t>家以上廠商有下列情形之一，</w:t>
+      </w:r>
+      <w:proofErr w:type="gramStart"/>
+      <w:r>
+        <w:rPr>
+          <w:spacing w:val="0"/>
+        </w:rPr>
+        <w:t>致僅餘</w:t>
+      </w:r>
+      <w:proofErr w:type="gramEnd"/>
+      <w:r>
+        <w:rPr>
+          <w:spacing w:val="0"/>
+        </w:rPr>
+        <w:t>1家廠商符合招標文件規定者，得依</w:t>
       </w:r>
       <w:r>
         <w:rPr>
@@ -14648,7 +18146,21 @@
         <w:rPr>
           <w:spacing w:val="0"/>
         </w:rPr>
-        <w:t>一、押標金未附或不符合規定。</w:t>
+        <w:t>一、押標金</w:t>
+      </w:r>
+      <w:proofErr w:type="gramStart"/>
+      <w:r>
+        <w:rPr>
+          <w:spacing w:val="0"/>
+        </w:rPr>
+        <w:t>未附或不</w:t>
+      </w:r>
+      <w:proofErr w:type="gramEnd"/>
+      <w:r>
+        <w:rPr>
+          <w:spacing w:val="0"/>
+        </w:rPr>
+        <w:t>符合規定。</w:t>
       </w:r>
     </w:p>
     <w:p>
@@ -14665,7 +18177,21 @@
         <w:rPr>
           <w:spacing w:val="0"/>
         </w:rPr>
-        <w:t>二、投標文件為空白文件、無關文件或標封內空無一物。</w:t>
+        <w:t>二、投標文件為空白文件、無關文件或</w:t>
+      </w:r>
+      <w:proofErr w:type="gramStart"/>
+      <w:r>
+        <w:rPr>
+          <w:spacing w:val="0"/>
+        </w:rPr>
+        <w:t>標封內</w:t>
+      </w:r>
+      <w:proofErr w:type="gramEnd"/>
+      <w:r>
+        <w:rPr>
+          <w:spacing w:val="0"/>
+        </w:rPr>
+        <w:t>空無一物。</w:t>
       </w:r>
     </w:p>
     <w:p>
@@ -14682,7 +18208,21 @@
         <w:rPr>
           <w:spacing w:val="0"/>
         </w:rPr>
-        <w:t>三、資格、規格或價格文件未附或不符合規定。</w:t>
+        <w:t>三、資格、規格或價格文件</w:t>
+      </w:r>
+      <w:proofErr w:type="gramStart"/>
+      <w:r>
+        <w:rPr>
+          <w:spacing w:val="0"/>
+        </w:rPr>
+        <w:t>未附或不</w:t>
+      </w:r>
+      <w:proofErr w:type="gramEnd"/>
+      <w:r>
+        <w:rPr>
+          <w:spacing w:val="0"/>
+        </w:rPr>
+        <w:t>符合規定。</w:t>
       </w:r>
     </w:p>
     <w:p>
@@ -14741,7 +18281,49 @@
         <w:rPr>
           <w:spacing w:val="0"/>
         </w:rPr>
-        <w:t>工程採購案件，其屬營造業法所定營繕工程者，投標廠商屬營造業，可為決標對象，但決標金額高於營造業法所規定之承攬造價限額時，不決標予該廠商。</w:t>
+        <w:t>工程採購案件，其屬營造業法所定營</w:t>
+      </w:r>
+      <w:proofErr w:type="gramStart"/>
+      <w:r>
+        <w:rPr>
+          <w:spacing w:val="0"/>
+        </w:rPr>
+        <w:t>繕</w:t>
+      </w:r>
+      <w:proofErr w:type="gramEnd"/>
+      <w:r>
+        <w:rPr>
+          <w:spacing w:val="0"/>
+        </w:rPr>
+        <w:t>工程者，投標廠商屬營造業，可為決標對象，</w:t>
+      </w:r>
+      <w:proofErr w:type="gramStart"/>
+      <w:r>
+        <w:rPr>
+          <w:spacing w:val="0"/>
+        </w:rPr>
+        <w:t>但決標</w:t>
+      </w:r>
+      <w:proofErr w:type="gramEnd"/>
+      <w:r>
+        <w:rPr>
+          <w:spacing w:val="0"/>
+        </w:rPr>
+        <w:t>金額高於營造業法所規定之承攬造價限額時，不</w:t>
+      </w:r>
+      <w:proofErr w:type="gramStart"/>
+      <w:r>
+        <w:rPr>
+          <w:spacing w:val="0"/>
+        </w:rPr>
+        <w:t>決標予該</w:t>
+      </w:r>
+      <w:proofErr w:type="gramEnd"/>
+      <w:r>
+        <w:rPr>
+          <w:spacing w:val="0"/>
+        </w:rPr>
+        <w:t>廠商。</w:t>
       </w:r>
     </w:p>
     <w:p>
@@ -14767,7 +18349,23 @@
           <w:rFonts w:hint="eastAsia"/>
           <w:spacing w:val="0"/>
         </w:rPr>
-        <w:t>工程採購案件，其屬營造業法所定營繕工程者，投標之土木包工業須登記於工程所在地區之直轄市、縣</w:t>
+        <w:t>工程採購案件，其屬營造業法所定營</w:t>
+      </w:r>
+      <w:proofErr w:type="gramStart"/>
+      <w:r>
+        <w:rPr>
+          <w:rFonts w:hint="eastAsia"/>
+          <w:spacing w:val="0"/>
+        </w:rPr>
+        <w:t>繕</w:t>
+      </w:r>
+      <w:proofErr w:type="gramEnd"/>
+      <w:r>
+        <w:rPr>
+          <w:rFonts w:hint="eastAsia"/>
+          <w:spacing w:val="0"/>
+        </w:rPr>
+        <w:t>工程者，投標之土木包工業須登記於工程所在地區之直轄市、縣</w:t>
       </w:r>
       <w:r>
         <w:rPr>
@@ -14840,8 +18438,38 @@
         <w:rPr>
           <w:spacing w:val="0"/>
         </w:rPr>
-        <w:t>外國廠商之投標資格及應提出之資格文件，附經公證或認證之中文譯本(不允許外國廠商投標者免填)：</w:t>
-      </w:r>
+        <w:t>外國廠商之投標資格及應提出之資格文件，</w:t>
+      </w:r>
+      <w:proofErr w:type="gramStart"/>
+      <w:r>
+        <w:rPr>
+          <w:spacing w:val="0"/>
+        </w:rPr>
+        <w:t>附經公證</w:t>
+      </w:r>
+      <w:proofErr w:type="gramEnd"/>
+      <w:r>
+        <w:rPr>
+          <w:spacing w:val="0"/>
+        </w:rPr>
+        <w:t>或認證之中文譯本(不允許外國廠商投標</w:t>
+      </w:r>
+      <w:proofErr w:type="gramStart"/>
+      <w:r>
+        <w:rPr>
+          <w:spacing w:val="0"/>
+        </w:rPr>
+        <w:t>者免填</w:t>
+      </w:r>
+      <w:proofErr w:type="gramEnd"/>
+      <w:r>
+        <w:rPr>
+          <w:spacing w:val="0"/>
+        </w:rPr>
+        <w:t>)：</w:t>
+      </w:r>
+      <w:bookmarkStart w:id="9" w:name="_GoBack"/>
+      <w:bookmarkEnd w:id="9"/>
     </w:p>
     <w:p>
       <w:pPr>
@@ -14858,13 +18486,24 @@
         </w:rPr>
       </w:pPr>
       <w:r>
-        <w:t>以選擇性招標方式辦理者，其限制投標廠商資格之理由及其必要性(非選擇性招標者</w:t>
-      </w:r>
-      <w:r>
-        <w:rPr>
-          <w:spacing w:val="0"/>
-        </w:rPr>
-        <w:t>免填)：</w:t>
+        <w:t>以選擇性招標方式辦理者，其限制投標廠商資格之理由及其必要性(非選擇性招標</w:t>
+      </w:r>
+      <w:proofErr w:type="gramStart"/>
+      <w:r>
+        <w:t>者</w:t>
+      </w:r>
+      <w:r>
+        <w:rPr>
+          <w:spacing w:val="0"/>
+        </w:rPr>
+        <w:t>免填</w:t>
+      </w:r>
+      <w:proofErr w:type="gramEnd"/>
+      <w:r>
+        <w:rPr>
+          <w:spacing w:val="0"/>
+        </w:rPr>
+        <w:t>)：</w:t>
       </w:r>
     </w:p>
     <w:p>
@@ -14885,7 +18524,35 @@
         <w:rPr>
           <w:spacing w:val="0"/>
         </w:rPr>
-        <w:t>招標標的之功能、效益、規格、標準、數量或場所等說明及得標廠商應履行之契約責任：由招標機關另備如附件。</w:t>
+        <w:t>招標</w:t>
+      </w:r>
+      <w:proofErr w:type="gramStart"/>
+      <w:r>
+        <w:rPr>
+          <w:spacing w:val="0"/>
+        </w:rPr>
+        <w:t>標</w:t>
+      </w:r>
+      <w:proofErr w:type="gramEnd"/>
+      <w:r>
+        <w:rPr>
+          <w:spacing w:val="0"/>
+        </w:rPr>
+        <w:t>的之功能、效益、規格、標準、數量或場所等說明及得標廠商應履行之契約責任：由招標機關</w:t>
+      </w:r>
+      <w:proofErr w:type="gramStart"/>
+      <w:r>
+        <w:rPr>
+          <w:spacing w:val="0"/>
+        </w:rPr>
+        <w:t>另備如附件</w:t>
+      </w:r>
+      <w:proofErr w:type="gramEnd"/>
+      <w:r>
+        <w:rPr>
+          <w:spacing w:val="0"/>
+        </w:rPr>
+        <w:t>。</w:t>
       </w:r>
     </w:p>
     <w:p>
@@ -14958,8 +18625,33 @@
           <w:rFonts w:hint="eastAsia"/>
           <w:spacing w:val="0"/>
         </w:rPr>
-        <w:t>視個案情形於招標時勾選；無者免填</w:t>
-      </w:r>
+        <w:t>視個案情形於</w:t>
+      </w:r>
+      <w:proofErr w:type="gramStart"/>
+      <w:r>
+        <w:rPr>
+          <w:rFonts w:hint="eastAsia"/>
+          <w:spacing w:val="0"/>
+        </w:rPr>
+        <w:t>招標時勾選</w:t>
+      </w:r>
+      <w:proofErr w:type="gramEnd"/>
+      <w:r>
+        <w:rPr>
+          <w:rFonts w:hint="eastAsia"/>
+          <w:spacing w:val="0"/>
+        </w:rPr>
+        <w:t>；</w:t>
+      </w:r>
+      <w:proofErr w:type="gramStart"/>
+      <w:r>
+        <w:rPr>
+          <w:rFonts w:hint="eastAsia"/>
+          <w:spacing w:val="0"/>
+        </w:rPr>
+        <w:t>無者免填</w:t>
+      </w:r>
+      <w:proofErr w:type="gramEnd"/>
       <w:r>
         <w:rPr>
           <w:spacing w:val="0"/>
@@ -15025,66 +18717,85 @@
     <w:p>
       <w:pPr>
         <w:pStyle w:val="7"/>
-        <w:ind w:left="0" w:firstLineChars="400" w:firstLine="1120"/>
-        <w:jc w:val="both"/>
-        <w:textDirection w:val="lrTbV"/>
-        <w:rPr>
-          <w:spacing w:val="0"/>
-        </w:rPr>
-      </w:pPr>
-      <w:r>
-        <w:sym w:font="Wingdings" w:char="F0A8"/>
-      </w:r>
-      <w:r>
-        <w:t>(2)應</w:t>
-      </w:r>
-      <w:r>
-        <w:rPr>
-          <w:rFonts w:hint="eastAsia"/>
-        </w:rPr>
-        <w:t>由得標廠商</w:t>
-      </w:r>
-      <w:r>
-        <w:t>自行履行之部分</w:t>
-      </w:r>
-      <w:r>
-        <w:rPr>
-          <w:rFonts w:hint="eastAsia"/>
-        </w:rPr>
-        <w:t>為</w:t>
-      </w:r>
-      <w:r>
-        <w:t>：</w:t>
-      </w:r>
-      <w:r>
-        <w:rPr>
-          <w:rFonts w:hint="eastAsia"/>
-          <w:u w:val="single"/>
-        </w:rPr>
-        <w:t xml:space="preserve">       </w:t>
-      </w:r>
-      <w:r>
+        <w:ind w:left="1134" w:firstLine="4"/>
+        <w:jc w:val="both"/>
+      </w:pPr>
+      <w:r>
+        <w:rPr>
+          <w:rFonts w:hint="eastAsia"/>
+          <w:color w:val="FF0000"/>
+        </w:rPr>
+        <w:t>■</w:t>
+      </w:r>
+      <w:r>
+        <w:rPr>
+          <w:rFonts w:hint="eastAsia"/>
+        </w:rPr>
+        <w:t xml:space="preserve">(2)應由得標廠商自行履行之部分為： </w:t>
+      </w:r>
+      <w:r>
+        <w:rPr>
+          <w:rFonts w:hint="eastAsia"/>
+          <w:color w:val="FF0000"/>
+        </w:rPr>
+        <w:t>履約管理，</w:t>
+      </w:r>
+      <w:proofErr w:type="gramStart"/>
+      <w:r>
+        <w:rPr>
+          <w:rFonts w:hint="eastAsia"/>
+          <w:color w:val="FF0000"/>
+        </w:rPr>
+        <w:t>如職安</w:t>
+      </w:r>
+      <w:proofErr w:type="gramEnd"/>
+      <w:r>
+        <w:rPr>
+          <w:rFonts w:hint="eastAsia"/>
+          <w:color w:val="FF0000"/>
+        </w:rPr>
         <w:t>。</w:t>
       </w:r>
-    </w:p>
-    <w:p>
-      <w:pPr>
-        <w:pStyle w:val="7"/>
-        <w:ind w:left="1134" w:firstLine="4"/>
-        <w:jc w:val="both"/>
-      </w:pPr>
       <w:r>
         <w:rPr>
           <w:rFonts w:hint="eastAsia"/>
           <w:bCs/>
           <w:szCs w:val="28"/>
         </w:rPr>
-        <w:t>除前項所列者外，屬營造業法第3條第1款之營繕工程，且得標廠商為營造業者，其主要部分尚包括：工地主任、工地負責人、專任工程人員、安全衛生人員均應為</w:t>
-      </w:r>
+        <w:t>除前項所列者外，屬營造業法第3條第1款之營</w:t>
+      </w:r>
+      <w:proofErr w:type="gramStart"/>
       <w:r>
         <w:rPr>
           <w:rFonts w:hint="eastAsia"/>
           <w:bCs/>
+          <w:szCs w:val="28"/>
+        </w:rPr>
+        <w:t>繕</w:t>
+      </w:r>
+      <w:proofErr w:type="gramEnd"/>
+      <w:r>
+        <w:rPr>
+          <w:rFonts w:hint="eastAsia"/>
+          <w:bCs/>
+          <w:szCs w:val="28"/>
+        </w:rPr>
+        <w:t>工程，且得標廠商為營造業者，其主要部分尚包括：工地主任、工地負責人、專任工程人員、安全衛生</w:t>
+      </w:r>
+      <w:proofErr w:type="gramStart"/>
+      <w:r>
+        <w:rPr>
+          <w:rFonts w:hint="eastAsia"/>
+          <w:bCs/>
+          <w:szCs w:val="28"/>
+        </w:rPr>
+        <w:t>人員均應為</w:t>
+      </w:r>
+      <w:proofErr w:type="gramEnd"/>
+      <w:r>
+        <w:rPr>
+          <w:rFonts w:hint="eastAsia"/>
+          <w:bCs/>
           <w:color w:val="FF0000"/>
           <w:szCs w:val="28"/>
         </w:rPr>
@@ -15105,7 +18816,47 @@
           <w:color w:val="FF0000"/>
           <w:szCs w:val="28"/>
         </w:rPr>
-        <w:t>但得標之營造業廠商符合營造業法規定採委託建築師或技師逐案按各類科技師之執業範圍核實執行綜理施工管理，並簽章負責專任工程人員應辦理之工作者，則前開專任工程人員非屬主要部分。</w:t>
+        <w:t>但得標之營造業廠商符合營造業法規定</w:t>
+      </w:r>
+      <w:proofErr w:type="gramStart"/>
+      <w:r>
+        <w:rPr>
+          <w:rFonts w:hint="eastAsia"/>
+          <w:bCs/>
+          <w:color w:val="FF0000"/>
+          <w:szCs w:val="28"/>
+        </w:rPr>
+        <w:t>採</w:t>
+      </w:r>
+      <w:proofErr w:type="gramEnd"/>
+      <w:r>
+        <w:rPr>
+          <w:rFonts w:hint="eastAsia"/>
+          <w:bCs/>
+          <w:color w:val="FF0000"/>
+          <w:szCs w:val="28"/>
+        </w:rPr>
+        <w:t>委託建築師或技師</w:t>
+      </w:r>
+      <w:proofErr w:type="gramStart"/>
+      <w:r>
+        <w:rPr>
+          <w:rFonts w:hint="eastAsia"/>
+          <w:bCs/>
+          <w:color w:val="FF0000"/>
+          <w:szCs w:val="28"/>
+        </w:rPr>
+        <w:t>逐案按各類</w:t>
+      </w:r>
+      <w:proofErr w:type="gramEnd"/>
+      <w:r>
+        <w:rPr>
+          <w:rFonts w:hint="eastAsia"/>
+          <w:bCs/>
+          <w:color w:val="FF0000"/>
+          <w:szCs w:val="28"/>
+        </w:rPr>
+        <w:t>科技師之執業範圍核實執行綜理施工管理，並簽章負責專任工程人員應辦理之工作者，則前開專任工程人員非屬主要部分。</w:t>
       </w:r>
     </w:p>
     <w:p>
@@ -15143,7 +18894,21 @@
         <w:rPr>
           <w:rFonts w:hint="eastAsia"/>
         </w:rPr>
-        <w:t>(由機關於招標時擇一勾選；未勾選者，為選項(2))</w:t>
+        <w:t>(由機關於招標時擇</w:t>
+      </w:r>
+      <w:proofErr w:type="gramStart"/>
+      <w:r>
+        <w:rPr>
+          <w:rFonts w:hint="eastAsia"/>
+        </w:rPr>
+        <w:t>一</w:t>
+      </w:r>
+      <w:proofErr w:type="gramEnd"/>
+      <w:r>
+        <w:rPr>
+          <w:rFonts w:hint="eastAsia"/>
+        </w:rPr>
+        <w:t>勾選；未勾選者，為選項(2))</w:t>
       </w:r>
     </w:p>
     <w:p>
@@ -15478,7 +19243,21 @@
         <w:rPr>
           <w:spacing w:val="0"/>
         </w:rPr>
-        <w:t>採購標的之維護修理(不需維護修理者免填)：</w:t>
+        <w:t>採購標的之維護修理(不需維護修理</w:t>
+      </w:r>
+      <w:proofErr w:type="gramStart"/>
+      <w:r>
+        <w:rPr>
+          <w:spacing w:val="0"/>
+        </w:rPr>
+        <w:t>者免填</w:t>
+      </w:r>
+      <w:proofErr w:type="gramEnd"/>
+      <w:r>
+        <w:rPr>
+          <w:spacing w:val="0"/>
+        </w:rPr>
+        <w:t>)：</w:t>
       </w:r>
     </w:p>
     <w:p>
@@ -15504,7 +19283,35 @@
         <w:rPr>
           <w:spacing w:val="0"/>
         </w:rPr>
-        <w:t>(1)由得標廠商負責一定期間，費用計入標價決標(招標機關敘明其期間)：</w:t>
+        <w:t>(1)由得標廠商負責一定</w:t>
+      </w:r>
+      <w:proofErr w:type="gramStart"/>
+      <w:r>
+        <w:rPr>
+          <w:spacing w:val="0"/>
+        </w:rPr>
+        <w:t>期間，</w:t>
+      </w:r>
+      <w:proofErr w:type="gramEnd"/>
+      <w:r>
+        <w:rPr>
+          <w:spacing w:val="0"/>
+        </w:rPr>
+        <w:t>費用計入標價決標(招標機關敘明其</w:t>
+      </w:r>
+      <w:proofErr w:type="gramStart"/>
+      <w:r>
+        <w:rPr>
+          <w:spacing w:val="0"/>
+        </w:rPr>
+        <w:t>期間)</w:t>
+      </w:r>
+      <w:proofErr w:type="gramEnd"/>
+      <w:r>
+        <w:rPr>
+          <w:spacing w:val="0"/>
+        </w:rPr>
+        <w:t>：</w:t>
       </w:r>
     </w:p>
     <w:p>
@@ -15577,7 +19384,21 @@
         <w:rPr>
           <w:spacing w:val="0"/>
         </w:rPr>
-        <w:t>廠商有下列情形之一者，不得參加投標、作為決標對象或分包廠商或協助投標廠商：</w:t>
+        <w:t>廠商有下列情形之</w:t>
+      </w:r>
+      <w:proofErr w:type="gramStart"/>
+      <w:r>
+        <w:rPr>
+          <w:spacing w:val="0"/>
+        </w:rPr>
+        <w:t>一</w:t>
+      </w:r>
+      <w:proofErr w:type="gramEnd"/>
+      <w:r>
+        <w:rPr>
+          <w:spacing w:val="0"/>
+        </w:rPr>
+        <w:t>者，不得參加投標、作為決標對象或分包廠商或協助投標廠商：</w:t>
       </w:r>
     </w:p>
     <w:p>
@@ -15589,9 +19410,11 @@
       <w:r>
         <w:t>(</w:t>
       </w:r>
+      <w:proofErr w:type="gramStart"/>
       <w:r>
         <w:t>一</w:t>
       </w:r>
+      <w:proofErr w:type="gramEnd"/>
       <w:r>
         <w:t>)</w:t>
       </w:r>
@@ -15614,8 +19437,13 @@
       <w:r>
         <w:t>)</w:t>
       </w:r>
-      <w:r>
-        <w:t>代擬招標文件之廠商，於依該招標文件辦理之採購。</w:t>
+      <w:proofErr w:type="gramStart"/>
+      <w:r>
+        <w:t>代擬招標</w:t>
+      </w:r>
+      <w:proofErr w:type="gramEnd"/>
+      <w:r>
+        <w:t>文件之廠商，於依該招標文件辦理之採購。</w:t>
       </w:r>
     </w:p>
     <w:p>
@@ -15749,7 +19577,23 @@
           <w:rFonts w:hint="eastAsia"/>
           <w:spacing w:val="0"/>
         </w:rPr>
-        <w:t>未檢附者，依採購法第50條第1項規定，不予決標</w:t>
+        <w:t>未</w:t>
+      </w:r>
+      <w:proofErr w:type="gramStart"/>
+      <w:r>
+        <w:rPr>
+          <w:rFonts w:hint="eastAsia"/>
+          <w:spacing w:val="0"/>
+        </w:rPr>
+        <w:t>檢附者</w:t>
+      </w:r>
+      <w:proofErr w:type="gramEnd"/>
+      <w:r>
+        <w:rPr>
+          <w:rFonts w:hint="eastAsia"/>
+          <w:spacing w:val="0"/>
+        </w:rPr>
+        <w:t>，依採購法第50條第1項規定，不予決標</w:t>
       </w:r>
       <w:r>
         <w:rPr>
@@ -15768,7 +19612,21 @@
         <w:rPr>
           <w:rFonts w:hint="eastAsia"/>
         </w:rPr>
-        <w:t>招標文件未經重大改變者，廠商■得□不得檢附流（廢）標前已領標之</w:t>
+        <w:t>招標文件未經重大改變者，廠商■得□不得</w:t>
+      </w:r>
+      <w:proofErr w:type="gramStart"/>
+      <w:r>
+        <w:rPr>
+          <w:rFonts w:hint="eastAsia"/>
+        </w:rPr>
+        <w:t>檢附流</w:t>
+      </w:r>
+      <w:proofErr w:type="gramEnd"/>
+      <w:r>
+        <w:rPr>
+          <w:rFonts w:hint="eastAsia"/>
+        </w:rPr>
+        <w:t>（廢）標前已領標之</w:t>
       </w:r>
       <w:r>
         <w:t>領標電子憑據</w:t>
@@ -15858,8 +19716,44 @@
         <w:rPr>
           <w:spacing w:val="0"/>
         </w:rPr>
-        <w:t>全份招標文件包括：（可複選；刊登於政府電子採購網之本案招標公告為招標文件之一部分，不另檢附）</w:t>
-      </w:r>
+        <w:t>全份招標文件包括：</w:t>
+      </w:r>
+      <w:proofErr w:type="gramStart"/>
+      <w:r>
+        <w:rPr>
+          <w:spacing w:val="0"/>
+        </w:rPr>
+        <w:t>（</w:t>
+      </w:r>
+      <w:proofErr w:type="gramEnd"/>
+      <w:r>
+        <w:rPr>
+          <w:spacing w:val="0"/>
+        </w:rPr>
+        <w:t>可複選；刊登於政府電子採購網之本案招標公告為招標文件之一部分，</w:t>
+      </w:r>
+      <w:proofErr w:type="gramStart"/>
+      <w:r>
+        <w:rPr>
+          <w:spacing w:val="0"/>
+        </w:rPr>
+        <w:t>不</w:t>
+      </w:r>
+      <w:proofErr w:type="gramEnd"/>
+      <w:r>
+        <w:rPr>
+          <w:spacing w:val="0"/>
+        </w:rPr>
+        <w:t>另檢附</w:t>
+      </w:r>
+      <w:proofErr w:type="gramStart"/>
+      <w:r>
+        <w:rPr>
+          <w:spacing w:val="0"/>
+        </w:rPr>
+        <w:t>）</w:t>
+      </w:r>
+      <w:proofErr w:type="gramEnd"/>
     </w:p>
     <w:p>
       <w:pPr>
@@ -16364,7 +20258,21 @@
         <w:rPr>
           <w:spacing w:val="0"/>
         </w:rPr>
-        <w:t>)其他(由招標機關敘明，無者免填)</w:t>
+        <w:t>)其他(由招標機關敘明，</w:t>
+      </w:r>
+      <w:proofErr w:type="gramStart"/>
+      <w:r>
+        <w:rPr>
+          <w:spacing w:val="0"/>
+        </w:rPr>
+        <w:t>無者免填</w:t>
+      </w:r>
+      <w:proofErr w:type="gramEnd"/>
+      <w:r>
+        <w:rPr>
+          <w:spacing w:val="0"/>
+        </w:rPr>
+        <w:t>)</w:t>
       </w:r>
       <w:r>
         <w:rPr>
@@ -16605,8 +20513,6 @@
           <w:spacing w:val="0"/>
         </w:rPr>
       </w:pPr>
-      <w:bookmarkStart w:id="9" w:name="_GoBack"/>
-      <w:bookmarkEnd w:id="9"/>
       <w:r>
         <w:rPr>
           <w:rFonts w:hint="eastAsia"/>
@@ -16689,7 +20595,25 @@
           <w:color w:val="FF0000"/>
           <w:spacing w:val="0"/>
         </w:rPr>
-        <w:t>■退還押標金申請單。</w:t>
+        <w:t>■退還</w:t>
+      </w:r>
+      <w:proofErr w:type="gramStart"/>
+      <w:r>
+        <w:rPr>
+          <w:rFonts w:hint="eastAsia"/>
+          <w:color w:val="FF0000"/>
+          <w:spacing w:val="0"/>
+        </w:rPr>
+        <w:t>押</w:t>
+      </w:r>
+      <w:proofErr w:type="gramEnd"/>
+      <w:r>
+        <w:rPr>
+          <w:rFonts w:hint="eastAsia"/>
+          <w:color w:val="FF0000"/>
+          <w:spacing w:val="0"/>
+        </w:rPr>
+        <w:t>標金申請單。</w:t>
       </w:r>
     </w:p>
     <w:p>
@@ -16709,7 +20633,25 @@
           <w:color w:val="FF0000"/>
           <w:spacing w:val="0"/>
         </w:rPr>
-        <w:t>■標封。</w:t>
+        <w:t>■</w:t>
+      </w:r>
+      <w:proofErr w:type="gramStart"/>
+      <w:r>
+        <w:rPr>
+          <w:rFonts w:hint="eastAsia"/>
+          <w:color w:val="FF0000"/>
+          <w:spacing w:val="0"/>
+        </w:rPr>
+        <w:t>標封</w:t>
+      </w:r>
+      <w:proofErr w:type="gramEnd"/>
+      <w:r>
+        <w:rPr>
+          <w:rFonts w:hint="eastAsia"/>
+          <w:color w:val="FF0000"/>
+          <w:spacing w:val="0"/>
+        </w:rPr>
+        <w:t>。</w:t>
       </w:r>
     </w:p>
     <w:p>
@@ -16762,13 +20704,45 @@
         <w:t>招標投標及契約文件、</w:t>
       </w:r>
       <w:r>
-        <w:t>投標標價清單，連同資格文件、規格文件及招標文件所規定之其他文件，密封後投標。惟屬一次投標分段開標者，各階段之投標文件應分別密封後，再以大封套合併裝封。所有內外封套外部皆須書明投標廠商名稱、地址及採購案號或招標標的。</w:t>
+        <w:t>投標標價清單，連同資格文件、規格文件及招標文件所規定之其他文件，密封後投標。</w:t>
+      </w:r>
+      <w:proofErr w:type="gramStart"/>
+      <w:r>
+        <w:t>惟屬一次</w:t>
+      </w:r>
+      <w:proofErr w:type="gramEnd"/>
+      <w:r>
+        <w:t>投標分段開標者，各階段之投標文件應分別密封後，再以大封套合併裝封。所有內外封套外部</w:t>
+      </w:r>
+      <w:proofErr w:type="gramStart"/>
+      <w:r>
+        <w:t>皆須書明</w:t>
+      </w:r>
+      <w:proofErr w:type="gramEnd"/>
+      <w:r>
+        <w:t>投標廠商名稱、地址及採購案號或招標</w:t>
+      </w:r>
+      <w:proofErr w:type="gramStart"/>
+      <w:r>
+        <w:t>標</w:t>
+      </w:r>
+      <w:proofErr w:type="gramEnd"/>
+      <w:r>
+        <w:t>的。</w:t>
       </w:r>
       <w:r>
         <w:t>廠商所提供之投標、契約及履約</w:t>
       </w:r>
       <w:r>
-        <w:t>文件，建議採雙面列印，以節省紙張，愛惜資源。</w:t>
+        <w:t>文件，建議</w:t>
+      </w:r>
+      <w:proofErr w:type="gramStart"/>
+      <w:r>
+        <w:t>採</w:t>
+      </w:r>
+      <w:proofErr w:type="gramEnd"/>
+      <w:r>
+        <w:t>雙面列印，以節省紙張，愛惜資源。</w:t>
       </w:r>
     </w:p>
     <w:p>
@@ -17024,7 +20998,49 @@
         <w:rPr>
           <w:spacing w:val="0"/>
         </w:rPr>
-        <w:t>其他須知（請機關自行訂定。例如：採共同投標、統包、替代方案、國內廠商標價優惠、適用或準用最有利標評選作業或優先採購環保產品等方式辦理者，應注意依相關法規，將應於招標文件載明事項納入。）：</w:t>
+        <w:t>其他須知</w:t>
+      </w:r>
+      <w:proofErr w:type="gramStart"/>
+      <w:r>
+        <w:rPr>
+          <w:spacing w:val="0"/>
+        </w:rPr>
+        <w:t>（</w:t>
+      </w:r>
+      <w:proofErr w:type="gramEnd"/>
+      <w:r>
+        <w:rPr>
+          <w:spacing w:val="0"/>
+        </w:rPr>
+        <w:t>請機關自行訂定。例如：</w:t>
+      </w:r>
+      <w:proofErr w:type="gramStart"/>
+      <w:r>
+        <w:rPr>
+          <w:spacing w:val="0"/>
+        </w:rPr>
+        <w:t>採</w:t>
+      </w:r>
+      <w:proofErr w:type="gramEnd"/>
+      <w:r>
+        <w:rPr>
+          <w:spacing w:val="0"/>
+        </w:rPr>
+        <w:t>共同投標、統包、替代方案、國內廠商標價優惠、適用或</w:t>
+      </w:r>
+      <w:proofErr w:type="gramStart"/>
+      <w:r>
+        <w:rPr>
+          <w:spacing w:val="0"/>
+        </w:rPr>
+        <w:t>準</w:t>
+      </w:r>
+      <w:proofErr w:type="gramEnd"/>
+      <w:r>
+        <w:rPr>
+          <w:spacing w:val="0"/>
+        </w:rPr>
+        <w:t>用最有利標評選作業或優先採購環保產品等方式辦理者，應注意依相關法規，將應於招標文件載明事項納入。）：</w:t>
       </w:r>
     </w:p>
     <w:p>
@@ -17047,7 +21063,21 @@
         <w:rPr>
           <w:spacing w:val="0"/>
         </w:rPr>
-        <w:t>受理廠商檢舉之採購稽核小組連絡電話、傳真及地址與法務部調查局及機關所在地之調查站處（站、組）檢舉電話及信箱：</w:t>
+        <w:t>受理廠商檢舉之採購稽核小組連絡電話、傳真及地址與法務部調查局及機關所在地之</w:t>
+      </w:r>
+      <w:proofErr w:type="gramStart"/>
+      <w:r>
+        <w:rPr>
+          <w:spacing w:val="0"/>
+        </w:rPr>
+        <w:t>調查站處</w:t>
+      </w:r>
+      <w:proofErr w:type="gramEnd"/>
+      <w:r>
+        <w:rPr>
+          <w:spacing w:val="0"/>
+        </w:rPr>
+        <w:t>（站、組）檢舉電話及信箱：</w:t>
       </w:r>
     </w:p>
     <w:p>
@@ -17269,7 +21299,7 @@
         </w:rPr>
         <w:t>；電子郵件檢舉信箱：</w:t>
       </w:r>
-      <w:hyperlink r:id="rId11" w:history="1">
+      <w:hyperlink r:id="rId8" w:history="1">
         <w:r>
           <w:rPr>
             <w:color w:val="000000"/>
@@ -17461,6 +21491,7 @@
           <w:sz w:val="32"/>
         </w:rPr>
       </w:pPr>
+      <w:proofErr w:type="gramStart"/>
       <w:r>
         <w:rPr>
           <w:rFonts w:hAnsi="標楷體"/>
@@ -17468,6 +21499,7 @@
         </w:rPr>
         <w:t>立書人</w:t>
       </w:r>
+      <w:proofErr w:type="gramEnd"/>
     </w:p>
     <w:p>
       <w:pPr>
@@ -17640,6 +21672,7 @@
           <w:sz w:val="32"/>
         </w:rPr>
       </w:pPr>
+      <w:proofErr w:type="gramStart"/>
       <w:r>
         <w:rPr>
           <w:rFonts w:hAnsi="標楷體"/>
@@ -17647,6 +21680,7 @@
         </w:rPr>
         <w:t>立書人</w:t>
       </w:r>
+      <w:proofErr w:type="gramEnd"/>
     </w:p>
     <w:p>
       <w:pPr>
@@ -17769,8 +21803,8 @@
       </w:pPr>
     </w:p>
     <w:sectPr>
-      <w:footerReference w:type="even" r:id="rId12"/>
-      <w:footerReference w:type="default" r:id="rId13"/>
+      <w:footerReference w:type="even" r:id="rId9"/>
+      <w:footerReference w:type="default" r:id="rId10"/>
       <w:pgSz w:w="11907" w:h="16840" w:code="9"/>
       <w:pgMar w:top="1191" w:right="1247" w:bottom="1191" w:left="1247" w:header="851" w:footer="992" w:gutter="0"/>
       <w:cols w:space="425"/>
@@ -20134,7 +24168,7 @@
 </file>
 
 <file path=customXml/itemProps1.xml><?xml version="1.0" encoding="utf-8"?>
-<ds:datastoreItem xmlns:ds="http://schemas.openxmlformats.org/officeDocument/2006/customXml" ds:itemID="{AC14DDA1-21BA-4941-865F-DE18C673BBEC}">
+<ds:datastoreItem xmlns:ds="http://schemas.openxmlformats.org/officeDocument/2006/customXml" ds:itemID="{FB81F874-246B-4361-8357-FA78F20FEFA1}">
   <ds:schemaRefs>
     <ds:schemaRef ds:uri="http://schemas.openxmlformats.org/officeDocument/2006/bibliography"/>
   </ds:schemaRefs>
